--- a/plantillas_maestras/17_seguro_no_especificado/materia_general_asegurativa/2_ddos_banco_y_aseguradora/sucesion_intestada/TPL_226_2026_SEGURO_NO_ESPECIFICADO_MATERIA_GENERAL_ASEGURATIVA_BANCO_SUCESION_INTESTADA_R3.docx
+++ b/plantillas_maestras/17_seguro_no_especificado/materia_general_asegurativa/2_ddos_banco_y_aseguradora/sucesion_intestada/TPL_226_2026_SEGURO_NO_ESPECIFICADO_MATERIA_GENERAL_ASEGURATIVA_BANCO_SUCESION_INTESTADA_R3.docx
@@ -395,7 +395,7 @@
           <w14:ligatures w14:val="none"/>
         </w:rPr>
         <w:tab/>
-        <w:t xml:space="preserve">:       </w:t>
+        <w:t xml:space="preserve">: </w:t>
       </w:r>
       <w:r>
         <w:rPr>
@@ -916,7 +916,7 @@
           <w:lang w:val="es-ES" w:eastAsia="es-ES"/>
           <w14:ligatures w14:val="none"/>
         </w:rPr>
-        <w:t>por presuntas infracciones a la Ley N°29571, Código de Protección y Defensa del Consumidor (en adelante, Código)</w:t>
+        <w:t>por presuntas infracciones a la Ley 29571, Código de Protección y Defensa del Consumidor (en adelante, Código)</w:t>
       </w:r>
       <w:r>
         <w:rPr>
@@ -3624,7 +3624,7 @@
           <w:lang w:eastAsia="es-ES"/>
           <w14:ligatures w14:val="none"/>
         </w:rPr>
-        <w:t xml:space="preserve">por presuntas infracciones a la Ley N°29571, Código de Protección y Defensa del Consumidor (en adelante, Código). </w:t>
+        <w:t xml:space="preserve">por presuntas infracciones a la Ley 29571, Código de Protección y Defensa del Consumidor (en adelante, Código). </w:t>
       </w:r>
       <w:r>
         <w:rPr>
@@ -3679,7 +3679,7 @@
           <w:lang w:eastAsia="es-ES"/>
           <w14:ligatures w14:val="none"/>
         </w:rPr>
-        <w:t xml:space="preserve">Mediante Resolución N° 1 del 9 de febrero de 2026, </w:t>
+        <w:t xml:space="preserve">Mediante Resolución 1 del 9 de febrero de 2026, </w:t>
       </w:r>
       <w:r>
         <w:rPr>
@@ -3995,17 +3995,17 @@
           <w:lang w:eastAsia="es-ES"/>
           <w14:ligatures w14:val="none"/>
         </w:rPr>
-        <w:t xml:space="preserve">Por Resolución N° 2 del </w:t>
-      </w:r>
-      <w:r>
-        <w:rPr>
-          <w:rFonts w:ascii="Arial Narrow" w:eastAsia="Times New Roman" w:hAnsi="Arial Narrow" w:cs="Arial"/>
-          <w:color w:val="000000"/>
-          <w:kern w:val="0"/>
-          <w:lang w:eastAsia="es-ES"/>
-          <w14:ligatures w14:val="none"/>
-        </w:rPr>
-        <w:t xml:space="preserve">  18 de febrero de 2026</w:t>
+        <w:t xml:space="preserve">Por Resolución 2 del </w:t>
+      </w:r>
+      <w:r>
+        <w:rPr>
+          <w:rFonts w:ascii="Arial Narrow" w:eastAsia="Times New Roman" w:hAnsi="Arial Narrow" w:cs="Arial"/>
+          <w:color w:val="000000"/>
+          <w:kern w:val="0"/>
+          <w:lang w:eastAsia="es-ES"/>
+          <w14:ligatures w14:val="none"/>
+        </w:rPr>
+        <w:t xml:space="preserve"> 18 de febrero de 2026</w:t>
       </w:r>
       <w:r>
         <w:rPr>
@@ -4033,7 +4033,7 @@
           <w:lang w:eastAsia="es-ES"/>
           <w14:ligatures w14:val="none"/>
         </w:rPr>
-        <w:t xml:space="preserve"> al no haber absuelto el requerimiento efectuado mediante Resolución N° 2; no obstante, </w:t>
+        <w:t xml:space="preserve"> al no haber absuelto el requerimiento efectuado mediante Resolución 2; no obstante, </w:t>
       </w:r>
       <w:r>
         <w:rPr>
@@ -4299,7 +4299,7 @@
           <w:spacing w:val="-3"/>
           <w:lang w:eastAsia="es-ES"/>
         </w:rPr>
-        <w:t>Nº</w:t>
+        <w:t/>
       </w:r>
       <w:proofErr w:type="spellEnd"/>
       <w:r>
@@ -4607,7 +4607,7 @@
           <w:spacing w:val="-3"/>
           <w:lang w:eastAsia="es-ES"/>
         </w:rPr>
-        <w:t>Nº</w:t>
+        <w:t/>
       </w:r>
       <w:proofErr w:type="spellEnd"/>
       <w:r>
@@ -4661,7 +4661,7 @@
           <w:color w:val="000000"/>
           <w:lang w:eastAsia="es-PE"/>
         </w:rPr>
-        <w:t>En atención a lo señalado, se advierte que, la Resolución N° 2 se emitió sin tener presente que la</w:t>
+        <w:t>En atención a lo señalado, se advierte que, la Resolución 2 se emitió sin tener presente que la</w:t>
       </w:r>
       <w:r>
         <w:rPr>
@@ -4679,7 +4679,7 @@
           <w:lang w:eastAsia="es-ES"/>
           <w14:ligatures w14:val="none"/>
         </w:rPr>
-        <w:t xml:space="preserve"> había acreditado la subsanación de lo requerido por Resolución N°1, por lo cual, corresponde dejarla sin efecto.</w:t>
+        <w:t xml:space="preserve"> había acreditado la subsanación de lo requerido por Resolución 1, por lo cual, corresponde dejarla sin efecto.</w:t>
       </w:r>
     </w:p>
     <w:p>
@@ -4773,7 +4773,7 @@
           <w:lang w:eastAsia="es-PE"/>
           <w14:ligatures w14:val="none"/>
         </w:rPr>
-        <w:t>La Secretaría Técnica de la Comisión de Protección al Consumidor N°1 (en adelante, la Secretaría Técnica), en ejercicio de sus facultades</w:t>
+        <w:t>La Secretaría Técnica de la Comisión de Protección al Consumidor 1 (en adelante, la Secretaría Técnica), en ejercicio de sus facultades</w:t>
       </w:r>
       <w:bookmarkEnd w:id="3"/>
       <w:bookmarkEnd w:id="4"/>
@@ -4914,7 +4914,7 @@
           <w:lang w:eastAsia="es-PE"/>
           <w14:ligatures w14:val="none"/>
         </w:rPr>
-        <w:t>°</w:t>
+        <w:t/>
       </w:r>
       <w:r>
         <w:rPr>
@@ -4932,7 +4932,7 @@
           <w:lang w:eastAsia="es-PE"/>
           <w14:ligatures w14:val="none"/>
         </w:rPr>
-        <w:t>°</w:t>
+        <w:t/>
       </w:r>
       <w:r>
         <w:rPr>
@@ -5085,7 +5085,7 @@
           <w:lang w:eastAsia="es-PE"/>
           <w14:ligatures w14:val="none"/>
         </w:rPr>
-        <w:t>°</w:t>
+        <w:t/>
       </w:r>
       <w:r>
         <w:rPr>
@@ -5103,7 +5103,7 @@
           <w:lang w:eastAsia="es-PE"/>
           <w14:ligatures w14:val="none"/>
         </w:rPr>
-        <w:t>°</w:t>
+        <w:t/>
       </w:r>
       <w:r>
         <w:rPr>
@@ -5122,7 +5122,7 @@
           <w:lang w:eastAsia="es-PE"/>
           <w14:ligatures w14:val="none"/>
         </w:rPr>
-        <w:t xml:space="preserve">.  </w:t>
+        <w:t xml:space="preserve">. </w:t>
       </w:r>
     </w:p>
     <w:p>
@@ -5261,7 +5261,7 @@
           <w:lang w:eastAsia="es-PE"/>
           <w14:ligatures w14:val="none"/>
         </w:rPr>
-        <w:t>°</w:t>
+        <w:t/>
       </w:r>
       <w:r>
         <w:rPr>
@@ -5279,7 +5279,7 @@
           <w:lang w:eastAsia="es-PE"/>
           <w14:ligatures w14:val="none"/>
         </w:rPr>
-        <w:t>°</w:t>
+        <w:t/>
       </w:r>
       <w:r>
         <w:rPr>
@@ -5298,7 +5298,7 @@
           <w:lang w:eastAsia="es-PE"/>
           <w14:ligatures w14:val="none"/>
         </w:rPr>
-        <w:t xml:space="preserve">.  </w:t>
+        <w:t xml:space="preserve">. </w:t>
       </w:r>
     </w:p>
     <w:p>
@@ -5389,7 +5389,7 @@
           <w:lang w:eastAsia="es-PE"/>
           <w14:ligatures w14:val="none"/>
         </w:rPr>
-        <w:t>°</w:t>
+        <w:t/>
       </w:r>
       <w:r>
         <w:rPr>
@@ -5407,7 +5407,7 @@
           <w:lang w:eastAsia="es-PE"/>
           <w14:ligatures w14:val="none"/>
         </w:rPr>
-        <w:t>°</w:t>
+        <w:t/>
       </w:r>
       <w:r>
         <w:rPr>
@@ -5426,7 +5426,7 @@
           <w:lang w:eastAsia="es-PE"/>
           <w14:ligatures w14:val="none"/>
         </w:rPr>
-        <w:t xml:space="preserve">.  </w:t>
+        <w:t xml:space="preserve">. </w:t>
       </w:r>
     </w:p>
     <w:p>
@@ -5559,7 +5559,7 @@
           <w:lang w:eastAsia="es-PE"/>
           <w14:ligatures w14:val="none"/>
         </w:rPr>
-        <w:t>°</w:t>
+        <w:t/>
       </w:r>
       <w:r>
         <w:rPr>
@@ -5577,7 +5577,7 @@
           <w:lang w:eastAsia="es-PE"/>
           <w14:ligatures w14:val="none"/>
         </w:rPr>
-        <w:t>°</w:t>
+        <w:t/>
       </w:r>
       <w:r>
         <w:rPr>
@@ -5740,7 +5740,7 @@
           <w:lang w:eastAsia="es-PE"/>
           <w14:ligatures w14:val="none"/>
         </w:rPr>
-        <w:t xml:space="preserve">literal g) del artículo 56° </w:t>
+        <w:t xml:space="preserve">literal g) del artículo 56 </w:t>
       </w:r>
       <w:r>
         <w:rPr>
@@ -5769,7 +5769,7 @@
           <w:lang w:eastAsia="es-PE"/>
           <w14:ligatures w14:val="none"/>
         </w:rPr>
-        <w:t xml:space="preserve">.  </w:t>
+        <w:t xml:space="preserve">. </w:t>
       </w:r>
     </w:p>
     <w:p>
@@ -5859,7 +5859,7 @@
           <w:kern w:val="0"/>
           <w14:ligatures w14:val="none"/>
         </w:rPr>
-        <w:t xml:space="preserve">artículo 61° y el literal a) del artículo 62° </w:t>
+        <w:t xml:space="preserve">artículo 61 y el literal a) del artículo 62 </w:t>
       </w:r>
       <w:r>
         <w:rPr>
@@ -5972,7 +5972,7 @@
           <w:kern w:val="0"/>
           <w14:ligatures w14:val="none"/>
         </w:rPr>
-        <w:t xml:space="preserve">artículo 61° y el literal a) del artículo 62° </w:t>
+        <w:t xml:space="preserve">artículo 61 y el literal a) del artículo 62 </w:t>
       </w:r>
       <w:r>
         <w:rPr>
@@ -6066,7 +6066,7 @@
           <w:kern w:val="0"/>
           <w14:ligatures w14:val="none"/>
         </w:rPr>
-        <w:t xml:space="preserve">artículo 61° y el literal a) del artículo 62° </w:t>
+        <w:t xml:space="preserve">artículo 61 y el literal a) del artículo 62 </w:t>
       </w:r>
       <w:r>
         <w:rPr>
@@ -6160,7 +6160,7 @@
           <w:kern w:val="0"/>
           <w14:ligatures w14:val="none"/>
         </w:rPr>
-        <w:t xml:space="preserve">artículo 61° y el literal a) del artículo 62° </w:t>
+        <w:t xml:space="preserve">artículo 61 y el literal a) del artículo 62 </w:t>
       </w:r>
       <w:r>
         <w:rPr>
@@ -6279,7 +6279,7 @@
           <w:kern w:val="0"/>
           <w14:ligatures w14:val="none"/>
         </w:rPr>
-        <w:t xml:space="preserve">artículo 61° y al literal f) del artículo 62° </w:t>
+        <w:t xml:space="preserve">artículo 61 y al literal f) del artículo 62 </w:t>
       </w:r>
       <w:r>
         <w:rPr>
@@ -6316,7 +6316,7 @@
           <w:lang w:eastAsia="es-PE"/>
           <w14:ligatures w14:val="none"/>
         </w:rPr>
-        <w:t xml:space="preserve">.    </w:t>
+        <w:t xml:space="preserve">. </w:t>
       </w:r>
       <w:bookmarkEnd w:id="11"/>
       <w:bookmarkEnd w:id="12"/>
@@ -6386,7 +6386,7 @@
           <w:kern w:val="0"/>
           <w14:ligatures w14:val="none"/>
         </w:rPr>
-        <w:t xml:space="preserve">artículo 61° y al literal f) del artículo 62° </w:t>
+        <w:t xml:space="preserve">artículo 61 y al literal f) del artículo 62 </w:t>
       </w:r>
       <w:r>
         <w:rPr>
@@ -7189,7 +7189,7 @@
           <w:lang w:eastAsia="es-PE"/>
           <w14:ligatures w14:val="none"/>
         </w:rPr>
-        <w:t xml:space="preserve">RESOLUCIÓN DE LA SECRETARÍA TÉCNICA  </w:t>
+        <w:t xml:space="preserve">RESOLUCIÓN DE LA SECRETARÍA TÉCNICA </w:t>
       </w:r>
     </w:p>
     <w:p>
@@ -7250,7 +7250,7 @@
           <w:lang w:eastAsia="es-PE"/>
           <w14:ligatures w14:val="none"/>
         </w:rPr>
-        <w:t>° 2 del</w:t>
+        <w:t> 2 del</w:t>
       </w:r>
       <w:r>
         <w:rPr>
@@ -7513,7 +7513,7 @@
           <w:kern w:val="0"/>
           <w14:ligatures w14:val="none"/>
         </w:rPr>
-        <w:t xml:space="preserve">Presunta infracción a los artículos 18° y 19° de la Ley 29571, Código de Protección y Defensa del Consumidor, en tanto </w:t>
+        <w:t xml:space="preserve">Presunta infracción a los artículos 18 y 19 de la Ley 29571, Código de Protección y Defensa del Consumidor, en tanto </w:t>
       </w:r>
       <w:r>
         <w:rPr>
@@ -7694,7 +7694,7 @@
           <w:kern w:val="0"/>
           <w14:ligatures w14:val="none"/>
         </w:rPr>
-        <w:t xml:space="preserve">Presunta infracción a los artículos 18° y 19° de la Ley 29571, Código de Protección y Defensa del Consumidor, en tanto </w:t>
+        <w:t xml:space="preserve">Presunta infracción a los artículos 18 y 19 de la Ley 29571, Código de Protección y Defensa del Consumidor, en tanto </w:t>
       </w:r>
       <w:r>
         <w:rPr>
@@ -7866,7 +7866,7 @@
           <w:kern w:val="0"/>
           <w14:ligatures w14:val="none"/>
         </w:rPr>
-        <w:t>infracción a los artículos 18° y 19° de la Ley 29571, Código de Protección y Defensa del Consumidor</w:t>
+        <w:t>infracción a los artículos 18 y 19 de la Ley 29571, Código de Protección y Defensa del Consumidor</w:t>
       </w:r>
       <w:r>
         <w:rPr>
@@ -8028,7 +8028,7 @@
           <w:kern w:val="0"/>
           <w14:ligatures w14:val="none"/>
         </w:rPr>
-        <w:t>infracción a los artículos 18° y 19° de la Ley 29571, Código de Protección y Defensa del Consumidor</w:t>
+        <w:t>infracción a los artículos 18 y 19 de la Ley 29571, Código de Protección y Defensa del Consumidor</w:t>
       </w:r>
       <w:r>
         <w:rPr>
@@ -8110,7 +8110,7 @@
           <w:kern w:val="0"/>
           <w14:ligatures w14:val="none"/>
         </w:rPr>
-        <w:t>infracción a los artículos 18° y 19° de la Ley 29571, Código de Protección y Defensa del Consumidor</w:t>
+        <w:t>infracción a los artículos 18 y 19 de la Ley 29571, Código de Protección y Defensa del Consumidor</w:t>
       </w:r>
       <w:r>
         <w:rPr>
@@ -8280,7 +8280,7 @@
           <w:kern w:val="0"/>
           <w14:ligatures w14:val="none"/>
         </w:rPr>
-        <w:t>infracción al literal g) del artículo 56° de la Ley 29571, Código de Protección y Defensa del Consumidor</w:t>
+        <w:t>infracción al literal g) del artículo 56 de la Ley 29571, Código de Protección y Defensa del Consumidor</w:t>
       </w:r>
       <w:r>
         <w:rPr>
@@ -8471,7 +8471,7 @@
           <w:kern w:val="0"/>
           <w14:ligatures w14:val="none"/>
         </w:rPr>
-        <w:t xml:space="preserve">artículo 61° y </w:t>
+        <w:t xml:space="preserve">artículo 61 y </w:t>
       </w:r>
       <w:r>
         <w:rPr>
@@ -8487,7 +8487,7 @@
           <w:kern w:val="0"/>
           <w14:ligatures w14:val="none"/>
         </w:rPr>
-        <w:t xml:space="preserve">62° </w:t>
+        <w:t xml:space="preserve">62 </w:t>
       </w:r>
       <w:r>
         <w:rPr>
@@ -8620,7 +8620,7 @@
           <w:kern w:val="0"/>
           <w14:ligatures w14:val="none"/>
         </w:rPr>
-        <w:t xml:space="preserve"> artículo 61° </w:t>
+        <w:t xml:space="preserve"> artículo 61 </w:t>
       </w:r>
       <w:r>
         <w:rPr>
@@ -8636,7 +8636,7 @@
           <w:kern w:val="0"/>
           <w14:ligatures w14:val="none"/>
         </w:rPr>
-        <w:t xml:space="preserve"> 62° </w:t>
+        <w:t xml:space="preserve"> 62 </w:t>
       </w:r>
       <w:r>
         <w:rPr>
@@ -8764,7 +8764,7 @@
           <w:kern w:val="0"/>
           <w14:ligatures w14:val="none"/>
         </w:rPr>
-        <w:t xml:space="preserve"> artículo 61° y</w:t>
+        <w:t xml:space="preserve"> artículo 61 y</w:t>
       </w:r>
       <w:r>
         <w:rPr>
@@ -8780,7 +8780,7 @@
           <w:kern w:val="0"/>
           <w14:ligatures w14:val="none"/>
         </w:rPr>
-        <w:t>62°</w:t>
+        <w:t>62</w:t>
       </w:r>
       <w:r>
         <w:rPr>
@@ -8908,7 +8908,7 @@
           <w:kern w:val="0"/>
           <w14:ligatures w14:val="none"/>
         </w:rPr>
-        <w:t xml:space="preserve"> artículo 61° </w:t>
+        <w:t xml:space="preserve"> artículo 61 </w:t>
       </w:r>
       <w:r>
         <w:rPr>
@@ -8924,7 +8924,7 @@
           <w:kern w:val="0"/>
           <w14:ligatures w14:val="none"/>
         </w:rPr>
-        <w:t xml:space="preserve"> 62°</w:t>
+        <w:t xml:space="preserve"> 62</w:t>
       </w:r>
       <w:r>
         <w:rPr>
@@ -9079,7 +9079,7 @@
           <w:kern w:val="0"/>
           <w14:ligatures w14:val="none"/>
         </w:rPr>
-        <w:t xml:space="preserve"> artículo 61° </w:t>
+        <w:t xml:space="preserve"> artículo 61 </w:t>
       </w:r>
       <w:r>
         <w:rPr>
@@ -9095,7 +9095,7 @@
           <w:kern w:val="0"/>
           <w14:ligatures w14:val="none"/>
         </w:rPr>
-        <w:t xml:space="preserve"> 62° </w:t>
+        <w:t xml:space="preserve"> 62 </w:t>
       </w:r>
       <w:r>
         <w:rPr>
@@ -9231,15 +9231,15 @@
           <w:kern w:val="0"/>
           <w14:ligatures w14:val="none"/>
         </w:rPr>
-        <w:t xml:space="preserve"> artículo 61° </w:t>
-      </w:r>
-      <w:r>
-        <w:rPr>
-          <w:rFonts w:ascii="Arial Narrow" w:eastAsia="Arial Narrow" w:hAnsi="Arial Narrow" w:cs="Arial Narrow"/>
-          <w:kern w:val="0"/>
-          <w14:ligatures w14:val="none"/>
-        </w:rPr>
-        <w:t>y al literal f) del artículo 62°</w:t>
+        <w:t xml:space="preserve"> artículo 61 </w:t>
+      </w:r>
+      <w:r>
+        <w:rPr>
+          <w:rFonts w:ascii="Arial Narrow" w:eastAsia="Arial Narrow" w:hAnsi="Arial Narrow" w:cs="Arial Narrow"/>
+          <w:kern w:val="0"/>
+          <w14:ligatures w14:val="none"/>
+        </w:rPr>
+        <w:t>y al literal f) del artículo 62</w:t>
       </w:r>
       <w:r>
         <w:rPr>
@@ -9700,7 +9700,7 @@
           <w:lang w:eastAsia="es-PE"/>
           <w14:ligatures w14:val="none"/>
         </w:rPr>
-        <w:t>°</w:t>
+        <w:t/>
       </w:r>
       <w:r>
         <w:rPr>
@@ -9796,7 +9796,7 @@
           <w:lang w:eastAsia="es-PE"/>
           <w14:ligatures w14:val="none"/>
         </w:rPr>
-        <w:t>°</w:t>
+        <w:t/>
       </w:r>
       <w:r>
         <w:rPr>
@@ -10023,7 +10023,7 @@
           <w:lang w:eastAsia="es-PE"/>
           <w14:ligatures w14:val="none"/>
         </w:rPr>
-        <w:t>°</w:t>
+        <w:t/>
       </w:r>
       <w:r>
         <w:rPr>
@@ -11171,7 +11171,7 @@
           <w:lang w:eastAsia="es-PE"/>
           <w14:ligatures w14:val="none"/>
         </w:rPr>
-        <w:t>°</w:t>
+        <w:t/>
       </w:r>
       <w:r>
         <w:rPr>
@@ -11212,7 +11212,7 @@
           <w:lang w:eastAsia="es-PE"/>
           <w14:ligatures w14:val="none"/>
         </w:rPr>
-        <w:t>°</w:t>
+        <w:t/>
       </w:r>
       <w:r>
         <w:rPr>
@@ -11232,7 +11232,7 @@
           <w:lang w:eastAsia="es-PE"/>
           <w14:ligatures w14:val="none"/>
         </w:rPr>
-        <w:t>°</w:t>
+        <w:t/>
       </w:r>
       <w:r>
         <w:rPr>
@@ -11252,7 +11252,7 @@
           <w:lang w:eastAsia="es-PE"/>
           <w14:ligatures w14:val="none"/>
         </w:rPr>
-        <w:t>°</w:t>
+        <w:t/>
       </w:r>
       <w:r>
         <w:rPr>
@@ -11305,7 +11305,7 @@
           <w:lang w:eastAsia="es-PE"/>
           <w14:ligatures w14:val="none"/>
         </w:rPr>
-        <w:t>°</w:t>
+        <w:t/>
       </w:r>
       <w:r>
         <w:rPr>
@@ -11407,7 +11407,7 @@
           <w:lang w:eastAsia="es-PE"/>
           <w14:ligatures w14:val="none"/>
         </w:rPr>
-        <w:t>°</w:t>
+        <w:t/>
       </w:r>
       <w:r>
         <w:rPr>
@@ -11500,7 +11500,7 @@
           <w:lang w:eastAsia="es-PE"/>
           <w14:ligatures w14:val="none"/>
         </w:rPr>
-        <w:t>°</w:t>
+        <w:t/>
       </w:r>
       <w:r>
         <w:rPr>
@@ -11508,7 +11508,7 @@
           <w:kern w:val="0"/>
           <w14:ligatures w14:val="none"/>
         </w:rPr>
-        <w:t xml:space="preserve"> del Decreto Legislativo N° 807</w:t>
+        <w:t xml:space="preserve"> del Decreto Legislativo 807</w:t>
       </w:r>
       <w:r>
         <w:rPr>
@@ -11835,7 +11835,7 @@
           <w:lang w:eastAsia="es-PE"/>
           <w14:ligatures w14:val="none"/>
         </w:rPr>
-        <w:t>°</w:t>
+        <w:t/>
       </w:r>
       <w:r>
         <w:rPr>
@@ -11859,7 +11859,7 @@
           <w:lang w:eastAsia="es-PE"/>
           <w14:ligatures w14:val="none"/>
         </w:rPr>
-        <w:t>°</w:t>
+        <w:t/>
       </w:r>
       <w:r>
         <w:rPr>
@@ -12487,7 +12487,7 @@
           <w:szCs w:val="15"/>
         </w:rPr>
         <w:tab/>
-        <w:t xml:space="preserve">Integrada por los hijos menores de edad del causante de iniciales A. B. M. T., T. J. M. T., J. N. M. T., y A. R. M. T., conforme la partida registral </w:t>
+        <w:t xml:space="preserve">Integrada por los hijos menores de edad del causante de iniciales A. B. M. T., T. J. M. T., J. M. T., y A. R. M. T., conforme la partida registral </w:t>
       </w:r>
       <w:proofErr w:type="spellStart"/>
       <w:r>
@@ -12496,7 +12496,7 @@
           <w:sz w:val="15"/>
           <w:szCs w:val="15"/>
         </w:rPr>
-        <w:t>Nº</w:t>
+        <w:t/>
       </w:r>
       <w:proofErr w:type="spellEnd"/>
       <w:r>
@@ -12582,7 +12582,7 @@
           <w:sz w:val="15"/>
           <w:szCs w:val="15"/>
         </w:rPr>
-        <w:t xml:space="preserve"> mediante Resolución N° 11-2026/CC1-ST de fecha 12 de enero de 2026, </w:t>
+        <w:t xml:space="preserve"> mediante Resolución 11-2026/CC1-ST de fecha 12 de enero de 2026, </w:t>
       </w:r>
       <w:proofErr w:type="spellStart"/>
       <w:r>
@@ -12600,7 +12600,7 @@
           <w:sz w:val="15"/>
           <w:szCs w:val="15"/>
         </w:rPr>
-        <w:t xml:space="preserve"> mediante HOJA DE TRAMITE N° 000288-2026-CC1/INDECOPI el 21 de enero de 2026.</w:t>
+        <w:t xml:space="preserve"> mediante HOJA DE TRAMITE 000288-2026-CC1/INDECOPI el 21 de enero de 2026.</w:t>
       </w:r>
     </w:p>
     <w:p>
@@ -12717,7 +12717,7 @@
           <w:sz w:val="15"/>
           <w:szCs w:val="15"/>
         </w:rPr>
-        <w:t xml:space="preserve">  </w:t>
+        <w:t xml:space="preserve"> </w:t>
       </w:r>
       <w:r>
         <w:rPr>
@@ -12735,7 +12735,7 @@
           <w:sz w:val="15"/>
           <w:szCs w:val="15"/>
         </w:rPr>
-        <w:t xml:space="preserve">LEY N° 29571, CÓDIGO DE PROTECCIÓN Y DEFENSA DEL CONSUMIDOR, publicado el 2 de setiembre de 2010 y modificado por Decreto Legislativo N° 1308 </w:t>
+        <w:t xml:space="preserve">LEY 29571, CÓDIGO DE PROTECCIÓN Y DEFENSA DEL CONSUMIDOR, publicado el 2 de setiembre de 2010 y modificado por Decreto Legislativo 1308 </w:t>
       </w:r>
     </w:p>
     <w:p>
@@ -12787,7 +12787,7 @@
           <w:szCs w:val="15"/>
         </w:rPr>
         <w:tab/>
-        <w:t xml:space="preserve">El Instituto Nacional de Defensa de la Competencia y de la Protección de la Propiedad Intelectual (Indecopi) es la autoridad con competencia primaria y de alcance nacional para conocer las presuntas infracciones a las disposiciones contenidas en el presente Código, así como para imponer las sanciones y medidas correctivas establecidas en el presente capítulo, conforme al Decreto Legislativo N° 1033, Ley de Organización y Funciones del Indecopi. Dicha competencia solo puede ser negada cuando ella haya sido asignada o se asigne a favor de otro organismo por norma expresa con rango de ley. </w:t>
+        <w:t xml:space="preserve">El Instituto Nacional de Defensa de la Competencia y de la Protección de la Propiedad Intelectual (Indecopi) es la autoridad con competencia primaria y de alcance nacional para conocer las presuntas infracciones a las disposiciones contenidas en el presente Código, así como para imponer las sanciones y medidas correctivas establecidas en el presente capítulo, conforme al Decreto Legislativo 1033, Ley de Organización y Funciones del Indecopi. Dicha competencia solo puede ser negada cuando ella haya sido asignada o se asigne a favor de otro organismo por norma expresa con rango de ley. </w:t>
       </w:r>
     </w:p>
     <w:p>
@@ -12861,7 +12861,7 @@
           <w:sz w:val="15"/>
           <w:szCs w:val="15"/>
         </w:rPr>
-        <w:t xml:space="preserve">LEY DE ORGANIZACIÓN Y FUNCIONES DEL INDECOPI, APROBADA POR DECRETO LEGISLATIVO N° 1033 </w:t>
+        <w:t xml:space="preserve">LEY DE ORGANIZACIÓN Y FUNCIONES DEL INDECOPI, APROBADA POR DECRETO LEGISLATIVO 1033 </w:t>
       </w:r>
     </w:p>
     <w:p>
@@ -12988,7 +12988,7 @@
           <w:sz w:val="15"/>
           <w:szCs w:val="15"/>
         </w:rPr>
-        <w:t xml:space="preserve">           </w:t>
+        <w:t xml:space="preserve"> </w:t>
       </w:r>
       <w:r>
         <w:rPr>
@@ -13006,7 +13006,7 @@
           <w:sz w:val="15"/>
           <w:szCs w:val="15"/>
         </w:rPr>
-        <w:t xml:space="preserve">LEY N° 29571, CÓDIGO DE PROTECCIÓN Y DEFENSA DEL CONSUMIDOR, publicado el 2 de setiembre de 2010 y modificado por Decreto Legislativo N° 1308   </w:t>
+        <w:t xml:space="preserve">LEY 29571, CÓDIGO DE PROTECCIÓN Y DEFENSA DEL CONSUMIDOR, publicado el 2 de setiembre de 2010 y modificado por Decreto Legislativo 1308 </w:t>
       </w:r>
     </w:p>
     <w:p>
@@ -13030,7 +13030,7 @@
           <w:sz w:val="15"/>
           <w:szCs w:val="15"/>
         </w:rPr>
-        <w:t xml:space="preserve">Artículo 18.- Idoneidad   </w:t>
+        <w:t xml:space="preserve">Artículo 18.- Idoneidad </w:t>
       </w:r>
     </w:p>
     <w:p>
@@ -13050,7 +13050,7 @@
           <w:sz w:val="15"/>
           <w:szCs w:val="15"/>
         </w:rPr>
-        <w:t xml:space="preserve">Se entiende por idoneidad la correspondencia entre lo que un consumidor espera y lo que efectivamente recibe, en función a lo que se le hubiera ofrecido, la publicidad e información transmitida, las condiciones y circunstancias de la transacción, las características y naturaleza del producto o servicio, el precio, entre otros factores, atendiendo a las circunstancias del caso.    </w:t>
+        <w:t xml:space="preserve">Se entiende por idoneidad la correspondencia entre lo que un consumidor espera y lo que efectivamente recibe, en función a lo que se le hubiera ofrecido, la publicidad e información transmitida, las condiciones y circunstancias de la transacción, las características y naturaleza del producto o servicio, el precio, entre otros factores, atendiendo a las circunstancias del caso. </w:t>
       </w:r>
     </w:p>
     <w:p>
@@ -13189,7 +13189,7 @@
           <w:sz w:val="15"/>
           <w:szCs w:val="15"/>
         </w:rPr>
-        <w:t xml:space="preserve">LEY N° 29571, CÓDIGO DE PROTECCIÓN Y DEFENSA DEL CONSUMIDOR, publicado el 2 de setiembre de 2010 y modificado por Decreto Legislativo N° 1308   </w:t>
+        <w:t xml:space="preserve">LEY 29571, CÓDIGO DE PROTECCIÓN Y DEFENSA DEL CONSUMIDOR, publicado el 2 de setiembre de 2010 y modificado por Decreto Legislativo 1308 </w:t>
       </w:r>
     </w:p>
     <w:p>
@@ -13322,7 +13322,7 @@
           <w:sz w:val="15"/>
           <w:szCs w:val="15"/>
         </w:rPr>
-        <w:t xml:space="preserve">           </w:t>
+        <w:t xml:space="preserve"> </w:t>
       </w:r>
       <w:r>
         <w:rPr>
@@ -13340,7 +13340,7 @@
           <w:sz w:val="15"/>
           <w:szCs w:val="15"/>
         </w:rPr>
-        <w:t xml:space="preserve">LEY N° 29571, CÓDIGO DE PROTECCIÓN Y DEFENSA DEL CONSUMIDOR, publicado el 2 de setiembre de 2010 y modificado por Decreto Legislativo N° 1308   </w:t>
+        <w:t xml:space="preserve">LEY 29571, CÓDIGO DE PROTECCIÓN Y DEFENSA DEL CONSUMIDOR, publicado el 2 de setiembre de 2010 y modificado por Decreto Legislativo 1308 </w:t>
       </w:r>
     </w:p>
     <w:p>
@@ -13364,7 +13364,7 @@
           <w:sz w:val="15"/>
           <w:szCs w:val="15"/>
         </w:rPr>
-        <w:t xml:space="preserve">Artículo 61.- Procedimientos de cobranza        </w:t>
+        <w:t xml:space="preserve">Artículo 61.- Procedimientos de cobranza </w:t>
       </w:r>
     </w:p>
     <w:p>
@@ -13384,7 +13384,7 @@
           <w:sz w:val="15"/>
           <w:szCs w:val="15"/>
         </w:rPr>
-        <w:t xml:space="preserve">El proveedor debe utilizar los procedimientos de cobranza previstos en las leyes. Se prohíbe el uso de métodos de cobranza que afecten la reputación del consumidor, que atenten contra la privacidad de su hogar, que afecten sus actividades laborales o su imagen ante terceros.       </w:t>
+        <w:t xml:space="preserve">El proveedor debe utilizar los procedimientos de cobranza previstos en las leyes. Se prohíbe el uso de métodos de cobranza que afecten la reputación del consumidor, que atenten contra la privacidad de su hogar, que afecten sus actividades laborales o su imagen ante terceros. </w:t>
       </w:r>
     </w:p>
     <w:p>
@@ -13408,7 +13408,7 @@
           <w:sz w:val="15"/>
           <w:szCs w:val="15"/>
         </w:rPr>
-        <w:t xml:space="preserve">Artículo 62.- Métodos abusivos de cobranza        </w:t>
+        <w:t xml:space="preserve">Artículo 62.- Métodos abusivos de cobranza </w:t>
       </w:r>
     </w:p>
     <w:p>
@@ -13428,7 +13428,7 @@
           <w:sz w:val="15"/>
           <w:szCs w:val="15"/>
         </w:rPr>
-        <w:t xml:space="preserve">A efectos de la aplicación del artículo 61, se prohíbe:       </w:t>
+        <w:t xml:space="preserve">A efectos de la aplicación del artículo 61, se prohíbe: </w:t>
       </w:r>
     </w:p>
     <w:p>
@@ -13529,7 +13529,7 @@
           <w:sz w:val="15"/>
           <w:szCs w:val="15"/>
         </w:rPr>
-        <w:t xml:space="preserve">LEY N° 29571, CÓDIGO DE PROTECCIÓN Y DEFENSA DEL CONSUMIDOR, publicado el 2 de setiembre de 2010 y modificado por Decreto Legislativo N° 1308   </w:t>
+        <w:t xml:space="preserve">LEY 29571, CÓDIGO DE PROTECCIÓN Y DEFENSA DEL CONSUMIDOR, publicado el 2 de setiembre de 2010 y modificado por Decreto Legislativo 1308 </w:t>
       </w:r>
     </w:p>
     <w:p>
@@ -13553,7 +13553,7 @@
           <w:sz w:val="15"/>
           <w:szCs w:val="15"/>
         </w:rPr>
-        <w:t xml:space="preserve">Artículo 61.- Procedimientos de cobranza        </w:t>
+        <w:t xml:space="preserve">Artículo 61.- Procedimientos de cobranza </w:t>
       </w:r>
     </w:p>
     <w:p>
@@ -13573,7 +13573,7 @@
           <w:sz w:val="15"/>
           <w:szCs w:val="15"/>
         </w:rPr>
-        <w:t xml:space="preserve">El proveedor debe utilizar los procedimientos de cobranza previstos en las leyes. Se prohíbe el uso de métodos de cobranza que afecten la reputación del consumidor, que atenten contra la privacidad de su hogar, que afecten sus actividades laborales o su imagen ante terceros.       </w:t>
+        <w:t xml:space="preserve">El proveedor debe utilizar los procedimientos de cobranza previstos en las leyes. Se prohíbe el uso de métodos de cobranza que afecten la reputación del consumidor, que atenten contra la privacidad de su hogar, que afecten sus actividades laborales o su imagen ante terceros. </w:t>
       </w:r>
     </w:p>
     <w:p>
@@ -13597,7 +13597,7 @@
           <w:sz w:val="15"/>
           <w:szCs w:val="15"/>
         </w:rPr>
-        <w:t xml:space="preserve">Artículo 62.- Métodos abusivos de cobranza        </w:t>
+        <w:t xml:space="preserve">Artículo 62.- Métodos abusivos de cobranza </w:t>
       </w:r>
     </w:p>
     <w:p>
@@ -13617,7 +13617,7 @@
           <w:sz w:val="15"/>
           <w:szCs w:val="15"/>
         </w:rPr>
-        <w:t xml:space="preserve">A efectos de la aplicación del artículo 61, se prohíbe:       </w:t>
+        <w:t xml:space="preserve">A efectos de la aplicación del artículo 61, se prohíbe: </w:t>
       </w:r>
     </w:p>
     <w:p>
@@ -13723,7 +13723,7 @@
           <w:sz w:val="15"/>
           <w:szCs w:val="15"/>
         </w:rPr>
-        <w:t xml:space="preserve">LEY N° 29571, CÓDIGO DE PROTECCIÓN Y DEFENSA DEL CONSUMIDOR, publicado el 2 de setiembre de 2010 y modificado por Decreto Legislativo N° 1308 </w:t>
+        <w:t xml:space="preserve">LEY 29571, CÓDIGO DE PROTECCIÓN Y DEFENSA DEL CONSUMIDOR, publicado el 2 de setiembre de 2010 y modificado por Decreto Legislativo 1308 </w:t>
       </w:r>
     </w:p>
     <w:p>
@@ -13821,7 +13821,7 @@
           <w:sz w:val="15"/>
           <w:szCs w:val="15"/>
         </w:rPr>
-        <w:t xml:space="preserve">  </w:t>
+        <w:t xml:space="preserve"> </w:t>
       </w:r>
       <w:r>
         <w:rPr>
@@ -13839,7 +13839,7 @@
           <w:sz w:val="15"/>
           <w:szCs w:val="15"/>
         </w:rPr>
-        <w:t>LEY SOBRE FACULTADES, NORMAS Y ORGANIZACIÓN DEL INDECOPI, APROBADA POR DECRETO LEGISLATIVO N° 807 Artículo 24.-</w:t>
+        <w:t>LEY SOBRE FACULTADES, NORMAS Y ORGANIZACIÓN DEL INDECOPI, APROBADA POR DECRETO LEGISLATIVO 807 Artículo 24.-</w:t>
       </w:r>
       <w:r>
         <w:rPr>
@@ -14024,7 +14024,7 @@
           <w:sz w:val="15"/>
           <w:szCs w:val="15"/>
         </w:rPr>
-        <w:t>Nº</w:t>
+        <w:t/>
       </w:r>
       <w:proofErr w:type="spellEnd"/>
       <w:r>
@@ -14130,7 +14130,7 @@
           <w:sz w:val="15"/>
           <w:szCs w:val="15"/>
         </w:rPr>
-        <w:t>publicado el 2 de setiembre de 2010 y modificado por Decreto Legislativo N° 1308</w:t>
+        <w:t>publicado el 2 de setiembre de 2010 y modificado por Decreto Legislativo 1308</w:t>
       </w:r>
     </w:p>
     <w:p>
@@ -14287,7 +14287,7 @@
           <w:szCs w:val="15"/>
           <w:vertAlign w:val="superscript"/>
         </w:rPr>
-        <w:t xml:space="preserve">  </w:t>
+        <w:t xml:space="preserve"> </w:t>
       </w:r>
       <w:r>
         <w:rPr>
@@ -14295,7 +14295,7 @@
           <w:sz w:val="15"/>
           <w:szCs w:val="15"/>
         </w:rPr>
-        <w:t xml:space="preserve">     </w:t>
+        <w:t xml:space="preserve"> </w:t>
       </w:r>
       <w:r>
         <w:rPr>
@@ -14331,7 +14331,7 @@
           <w:sz w:val="15"/>
           <w:szCs w:val="15"/>
         </w:rPr>
-        <w:t>publicado el 2 de setiembre de 2010 y modificado por Decreto Legislativo N° 1308</w:t>
+        <w:t>publicado el 2 de setiembre de 2010 y modificado por Decreto Legislativo 1308</w:t>
       </w:r>
     </w:p>
     <w:p>
@@ -14374,7 +14374,7 @@
           <w:sz w:val="15"/>
           <w:szCs w:val="15"/>
         </w:rPr>
-        <w:t>El órgano resolutivo puede sancionar las infracciones administrativas a que se refiere el artículo 108º con amonestación y multas de hasta cuatrocientos cincuenta (450) Unidades Impositivas Tributarias (UIT), las cuales son calificadas de la siguiente manera:</w:t>
+        <w:t>El órgano resolutivo puede sancionar las infracciones administrativas a que se refiere el artículo 108 con amonestación y multas de hasta cuatrocientos cincuenta (450) Unidades Impositivas Tributarias (UIT), las cuales son calificadas de la siguiente manera:</w:t>
       </w:r>
     </w:p>
     <w:p>
@@ -14497,7 +14497,7 @@
           <w:sz w:val="15"/>
           <w:szCs w:val="15"/>
         </w:rPr>
-        <w:t xml:space="preserve">        </w:t>
+        <w:t xml:space="preserve"> </w:t>
       </w:r>
       <w:r>
         <w:rPr>
@@ -15314,7 +15314,7 @@
           <w:sz w:val="15"/>
           <w:szCs w:val="15"/>
         </w:rPr>
-        <w:t xml:space="preserve">         </w:t>
+        <w:t xml:space="preserve"> </w:t>
       </w:r>
       <w:r>
         <w:rPr>
@@ -15350,7 +15350,7 @@
           <w:sz w:val="15"/>
           <w:szCs w:val="15"/>
         </w:rPr>
-        <w:t>publicado el 2 de setiembre de 2010 y modificado por Decreto Legislativo N° 1308</w:t>
+        <w:t>publicado el 2 de setiembre de 2010 y modificado por Decreto Legislativo 1308</w:t>
       </w:r>
     </w:p>
     <w:p>
@@ -15558,7 +15558,7 @@
           <w:sz w:val="15"/>
           <w:szCs w:val="15"/>
         </w:rPr>
-        <w:t>Nº</w:t>
+        <w:t/>
       </w:r>
       <w:proofErr w:type="spellEnd"/>
       <w:r>
@@ -16053,7 +16053,7 @@
               <w:sz w:val="16"/>
               <w:szCs w:val="16"/>
             </w:rPr>
-            <w:t xml:space="preserve">CNICA DE LA    </w:t>
+            <w:t xml:space="preserve">CNICA DE LA </w:t>
           </w:r>
         </w:p>
         <w:p>

--- a/plantillas_maestras/17_seguro_no_especificado/materia_general_asegurativa/2_ddos_banco_y_aseguradora/sucesion_intestada/TPL_226_2026_SEGURO_NO_ESPECIFICADO_MATERIA_GENERAL_ASEGURATIVA_BANCO_SUCESION_INTESTADA_R3.docx
+++ b/plantillas_maestras/17_seguro_no_especificado/materia_general_asegurativa/2_ddos_banco_y_aseguradora/sucesion_intestada/TPL_226_2026_SEGURO_NO_ESPECIFICADO_MATERIA_GENERAL_ASEGURATIVA_BANCO_SUCESION_INTESTADA_R3.docx
@@ -93,7 +93,7 @@
           <w:lang w:eastAsia="es-PE"/>
           <w14:ligatures w14:val="none"/>
         </w:rPr>
-        <w:t>DENUNCIANTE</w:t>
+        <w:t xml:space="preserve">DENUNCIANTE:[DENUNCIANTE] ([APELLIDO] )</w:t>
       </w:r>
       <w:r>
         <w:rPr>
@@ -105,7 +105,7 @@
           <w14:ligatures w14:val="none"/>
         </w:rPr>
         <w:tab/>
-        <w:t>:</w:t>
+        <w:t/>
       </w:r>
       <w:r>
         <w:rPr>
@@ -127,7 +127,7 @@
           <w:lang w:eastAsia="es-PE"/>
           <w14:ligatures w14:val="none"/>
         </w:rPr>
-        <w:t>SUCESIÓN INTESTADA DE CÉSAR EMILIO MIRANDA SORIA</w:t>
+        <w:t/>
       </w:r>
       <w:r>
         <w:rPr>
@@ -150,7 +150,7 @@
           <w:lang w:eastAsia="es-PE"/>
           <w14:ligatures w14:val="none"/>
         </w:rPr>
-        <w:t xml:space="preserve"> (SUCESIÓN INTESTADA</w:t>
+        <w:t xml:space="preserve"/>
       </w:r>
       <w:r>
         <w:rPr>
@@ -161,7 +161,7 @@
           <w:lang w:eastAsia="es-PE"/>
           <w14:ligatures w14:val="none"/>
         </w:rPr>
-        <w:t>)</w:t>
+        <w:t/>
       </w:r>
     </w:p>
     <w:p>
@@ -719,67 +719,67 @@
           <w:lang w:val="es-ES" w:eastAsia="es-ES"/>
           <w14:ligatures w14:val="none"/>
         </w:rPr>
-        <w:t xml:space="preserve">Mediante </w:t>
-      </w:r>
-      <w:r>
-        <w:rPr>
-          <w:rFonts w:ascii="Arial Narrow" w:eastAsia="Times New Roman" w:hAnsi="Arial Narrow" w:cs="Arial"/>
-          <w:color w:val="000000"/>
-          <w:kern w:val="0"/>
-          <w:lang w:val="es-ES" w:eastAsia="es-ES"/>
-          <w14:ligatures w14:val="none"/>
-        </w:rPr>
-        <w:t xml:space="preserve">la </w:t>
-      </w:r>
-      <w:r>
-        <w:rPr>
-          <w:rFonts w:ascii="Arial Narrow" w:eastAsia="Times New Roman" w:hAnsi="Arial Narrow" w:cs="Arial"/>
-          <w:color w:val="000000"/>
-          <w:kern w:val="0"/>
-          <w:lang w:val="es-ES" w:eastAsia="es-ES"/>
-          <w14:ligatures w14:val="none"/>
-        </w:rPr>
-        <w:t xml:space="preserve">denuncia </w:t>
-      </w:r>
-      <w:r>
-        <w:rPr>
-          <w:rFonts w:ascii="Arial Narrow" w:eastAsia="Times New Roman" w:hAnsi="Arial Narrow" w:cs="Arial"/>
-          <w:color w:val="000000"/>
-          <w:kern w:val="0"/>
-          <w:lang w:val="es-ES" w:eastAsia="es-ES"/>
-          <w14:ligatures w14:val="none"/>
-        </w:rPr>
-        <w:t xml:space="preserve">del </w:t>
-      </w:r>
-      <w:r>
-        <w:rPr>
-          <w:rFonts w:ascii="Arial Narrow" w:eastAsia="Times New Roman" w:hAnsi="Arial Narrow" w:cs="Arial"/>
-          <w:color w:val="000000"/>
-          <w:kern w:val="0"/>
-          <w:lang w:val="es-ES" w:eastAsia="es-ES"/>
-          <w14:ligatures w14:val="none"/>
-        </w:rPr>
-        <w:t>15</w:t>
-      </w:r>
-      <w:r>
-        <w:rPr>
-          <w:rFonts w:ascii="Arial Narrow" w:eastAsia="Times New Roman" w:hAnsi="Arial Narrow" w:cs="Arial"/>
-          <w:color w:val="000000"/>
-          <w:kern w:val="0"/>
-          <w:lang w:val="es-ES" w:eastAsia="es-ES"/>
-          <w14:ligatures w14:val="none"/>
-        </w:rPr>
-        <w:t xml:space="preserve"> de noviembre de </w:t>
-      </w:r>
-      <w:r>
-        <w:rPr>
-          <w:rFonts w:ascii="Arial Narrow" w:eastAsia="Times New Roman" w:hAnsi="Arial Narrow" w:cs="Arial"/>
-          <w:color w:val="000000"/>
-          <w:kern w:val="0"/>
-          <w:lang w:val="es-ES" w:eastAsia="es-ES"/>
-          <w14:ligatures w14:val="none"/>
-        </w:rPr>
-        <w:t>2025</w:t>
+        <w:t xml:space="preserve">Mediante la denuncia del 15 de noviembre de 2025, complementado mediante escritos del 11 de febrero de 2026 y 20 de febrero de 2026, la [APELLIDO] denunció al Banco, BNP Paribas y al Estudio Muñiz, por presuntas infracciones a la Ley 29571, Código de Protección y Defensa del Consumidor (en adelante, Código), señalando lo siguiente:</w:t>
+      </w:r>
+      <w:r>
+        <w:rPr>
+          <w:rFonts w:ascii="Arial Narrow" w:eastAsia="Times New Roman" w:hAnsi="Arial Narrow" w:cs="Arial"/>
+          <w:color w:val="000000"/>
+          <w:kern w:val="0"/>
+          <w:lang w:val="es-ES" w:eastAsia="es-ES"/>
+          <w14:ligatures w14:val="none"/>
+        </w:rPr>
+        <w:t xml:space="preserve"/>
+      </w:r>
+      <w:r>
+        <w:rPr>
+          <w:rFonts w:ascii="Arial Narrow" w:eastAsia="Times New Roman" w:hAnsi="Arial Narrow" w:cs="Arial"/>
+          <w:color w:val="000000"/>
+          <w:kern w:val="0"/>
+          <w:lang w:val="es-ES" w:eastAsia="es-ES"/>
+          <w14:ligatures w14:val="none"/>
+        </w:rPr>
+        <w:t xml:space="preserve"/>
+      </w:r>
+      <w:r>
+        <w:rPr>
+          <w:rFonts w:ascii="Arial Narrow" w:eastAsia="Times New Roman" w:hAnsi="Arial Narrow" w:cs="Arial"/>
+          <w:color w:val="000000"/>
+          <w:kern w:val="0"/>
+          <w:lang w:val="es-ES" w:eastAsia="es-ES"/>
+          <w14:ligatures w14:val="none"/>
+        </w:rPr>
+        <w:t xml:space="preserve"/>
+      </w:r>
+      <w:r>
+        <w:rPr>
+          <w:rFonts w:ascii="Arial Narrow" w:eastAsia="Times New Roman" w:hAnsi="Arial Narrow" w:cs="Arial"/>
+          <w:color w:val="000000"/>
+          <w:kern w:val="0"/>
+          <w:lang w:val="es-ES" w:eastAsia="es-ES"/>
+          <w14:ligatures w14:val="none"/>
+        </w:rPr>
+        <w:t/>
+      </w:r>
+      <w:r>
+        <w:rPr>
+          <w:rFonts w:ascii="Arial Narrow" w:eastAsia="Times New Roman" w:hAnsi="Arial Narrow" w:cs="Arial"/>
+          <w:color w:val="000000"/>
+          <w:kern w:val="0"/>
+          <w:lang w:val="es-ES" w:eastAsia="es-ES"/>
+          <w14:ligatures w14:val="none"/>
+        </w:rPr>
+        <w:t xml:space="preserve"/>
+      </w:r>
+      <w:r>
+        <w:rPr>
+          <w:rFonts w:ascii="Arial Narrow" w:eastAsia="Times New Roman" w:hAnsi="Arial Narrow" w:cs="Arial"/>
+          <w:color w:val="000000"/>
+          <w:kern w:val="0"/>
+          <w:lang w:val="es-ES" w:eastAsia="es-ES"/>
+          <w14:ligatures w14:val="none"/>
+        </w:rPr>
+        <w:t/>
       </w:r>
       <w:r>
         <w:rPr>
@@ -800,27 +800,27 @@
           <w:lang w:val="es-ES" w:eastAsia="es-ES"/>
           <w14:ligatures w14:val="none"/>
         </w:rPr>
-        <w:t xml:space="preserve">, </w:t>
-      </w:r>
-      <w:r>
-        <w:rPr>
-          <w:rFonts w:ascii="Arial Narrow" w:eastAsia="Times New Roman" w:hAnsi="Arial Narrow" w:cs="Arial"/>
-          <w:color w:val="000000"/>
-          <w:kern w:val="0"/>
-          <w:lang w:val="es-ES" w:eastAsia="es-ES"/>
-          <w14:ligatures w14:val="none"/>
-        </w:rPr>
-        <w:t xml:space="preserve">complementado mediante escritos del 11 de febrero de 2026 y 20 </w:t>
-      </w:r>
-      <w:r>
-        <w:rPr>
-          <w:rFonts w:ascii="Arial Narrow" w:eastAsia="Times New Roman" w:hAnsi="Arial Narrow" w:cs="Arial"/>
-          <w:color w:val="000000"/>
-          <w:kern w:val="0"/>
-          <w:lang w:val="es-ES" w:eastAsia="es-ES"/>
-          <w14:ligatures w14:val="none"/>
-        </w:rPr>
-        <w:t>de febrero de 2026</w:t>
+        <w:t xml:space="preserve"/>
+      </w:r>
+      <w:r>
+        <w:rPr>
+          <w:rFonts w:ascii="Arial Narrow" w:eastAsia="Times New Roman" w:hAnsi="Arial Narrow" w:cs="Arial"/>
+          <w:color w:val="000000"/>
+          <w:kern w:val="0"/>
+          <w:lang w:val="es-ES" w:eastAsia="es-ES"/>
+          <w14:ligatures w14:val="none"/>
+        </w:rPr>
+        <w:t xml:space="preserve"/>
+      </w:r>
+      <w:r>
+        <w:rPr>
+          <w:rFonts w:ascii="Arial Narrow" w:eastAsia="Times New Roman" w:hAnsi="Arial Narrow" w:cs="Arial"/>
+          <w:color w:val="000000"/>
+          <w:kern w:val="0"/>
+          <w:lang w:val="es-ES" w:eastAsia="es-ES"/>
+          <w14:ligatures w14:val="none"/>
+        </w:rPr>
+        <w:t/>
       </w:r>
       <w:r>
         <w:rPr>
@@ -828,7 +828,7 @@
           <w:kern w:val="0"/>
           <w14:ligatures w14:val="none"/>
         </w:rPr>
-        <w:t xml:space="preserve">, </w:t>
+        <w:t xml:space="preserve"/>
       </w:r>
       <w:r>
         <w:rPr>
@@ -836,7 +836,7 @@
           <w:kern w:val="0"/>
           <w14:ligatures w14:val="none"/>
         </w:rPr>
-        <w:t xml:space="preserve">la Sucesión Intestada </w:t>
+        <w:t xml:space="preserve"/>
       </w:r>
       <w:r>
         <w:rPr>
@@ -844,27 +844,27 @@
           <w:kern w:val="0"/>
           <w14:ligatures w14:val="none"/>
         </w:rPr>
-        <w:t>d</w:t>
-      </w:r>
-      <w:r>
-        <w:rPr>
-          <w:rFonts w:ascii="Arial Narrow" w:eastAsia="Times New Roman" w:hAnsi="Arial Narrow" w:cs="Arial"/>
-          <w:color w:val="000000"/>
-          <w:kern w:val="0"/>
-          <w:lang w:val="es-ES" w:eastAsia="es-ES"/>
-          <w14:ligatures w14:val="none"/>
-        </w:rPr>
-        <w:t xml:space="preserve">enunció </w:t>
-      </w:r>
-      <w:r>
-        <w:rPr>
-          <w:rFonts w:ascii="Arial Narrow" w:eastAsia="Times New Roman" w:hAnsi="Arial Narrow" w:cs="Arial"/>
-          <w:color w:val="000000"/>
-          <w:kern w:val="0"/>
-          <w:lang w:val="es-ES" w:eastAsia="es-ES"/>
-          <w14:ligatures w14:val="none"/>
-        </w:rPr>
-        <w:t xml:space="preserve">al Banco, BNP </w:t>
+        <w:t/>
+      </w:r>
+      <w:r>
+        <w:rPr>
+          <w:rFonts w:ascii="Arial Narrow" w:eastAsia="Times New Roman" w:hAnsi="Arial Narrow" w:cs="Arial"/>
+          <w:color w:val="000000"/>
+          <w:kern w:val="0"/>
+          <w:lang w:val="es-ES" w:eastAsia="es-ES"/>
+          <w14:ligatures w14:val="none"/>
+        </w:rPr>
+        <w:t xml:space="preserve"/>
+      </w:r>
+      <w:r>
+        <w:rPr>
+          <w:rFonts w:ascii="Arial Narrow" w:eastAsia="Times New Roman" w:hAnsi="Arial Narrow" w:cs="Arial"/>
+          <w:color w:val="000000"/>
+          <w:kern w:val="0"/>
+          <w:lang w:val="es-ES" w:eastAsia="es-ES"/>
+          <w14:ligatures w14:val="none"/>
+        </w:rPr>
+        <w:t xml:space="preserve"/>
       </w:r>
       <w:proofErr w:type="spellStart"/>
       <w:r>
@@ -875,7 +875,7 @@
           <w:lang w:val="es-ES" w:eastAsia="es-ES"/>
           <w14:ligatures w14:val="none"/>
         </w:rPr>
-        <w:t>Paribas</w:t>
+        <w:t/>
       </w:r>
       <w:proofErr w:type="spellEnd"/>
       <w:r>
@@ -886,37 +886,37 @@
           <w:lang w:val="es-ES" w:eastAsia="es-ES"/>
           <w14:ligatures w14:val="none"/>
         </w:rPr>
-        <w:t xml:space="preserve"> y al </w:t>
-      </w:r>
-      <w:r>
-        <w:rPr>
-          <w:rFonts w:ascii="Arial Narrow" w:eastAsia="Times New Roman" w:hAnsi="Arial Narrow" w:cs="Arial"/>
-          <w:color w:val="000000"/>
-          <w:kern w:val="0"/>
-          <w:lang w:val="es-ES" w:eastAsia="es-ES"/>
-          <w14:ligatures w14:val="none"/>
-        </w:rPr>
-        <w:t>E</w:t>
-      </w:r>
-      <w:r>
-        <w:rPr>
-          <w:rFonts w:ascii="Arial Narrow" w:eastAsia="Times New Roman" w:hAnsi="Arial Narrow" w:cs="Arial"/>
-          <w:color w:val="000000"/>
-          <w:kern w:val="0"/>
-          <w:lang w:val="es-ES" w:eastAsia="es-ES"/>
-          <w14:ligatures w14:val="none"/>
-        </w:rPr>
-        <w:t xml:space="preserve">studio Muñiz, </w:t>
-      </w:r>
-      <w:r>
-        <w:rPr>
-          <w:rFonts w:ascii="Arial Narrow" w:eastAsia="Times New Roman" w:hAnsi="Arial Narrow" w:cs="Arial"/>
-          <w:color w:val="000000"/>
-          <w:kern w:val="0"/>
-          <w:lang w:val="es-ES" w:eastAsia="es-ES"/>
-          <w14:ligatures w14:val="none"/>
-        </w:rPr>
-        <w:t>por presuntas infracciones a la Ley 29571, Código de Protección y Defensa del Consumidor (en adelante, Código)</w:t>
+        <w:t xml:space="preserve"/>
+      </w:r>
+      <w:r>
+        <w:rPr>
+          <w:rFonts w:ascii="Arial Narrow" w:eastAsia="Times New Roman" w:hAnsi="Arial Narrow" w:cs="Arial"/>
+          <w:color w:val="000000"/>
+          <w:kern w:val="0"/>
+          <w:lang w:val="es-ES" w:eastAsia="es-ES"/>
+          <w14:ligatures w14:val="none"/>
+        </w:rPr>
+        <w:t/>
+      </w:r>
+      <w:r>
+        <w:rPr>
+          <w:rFonts w:ascii="Arial Narrow" w:eastAsia="Times New Roman" w:hAnsi="Arial Narrow" w:cs="Arial"/>
+          <w:color w:val="000000"/>
+          <w:kern w:val="0"/>
+          <w:lang w:val="es-ES" w:eastAsia="es-ES"/>
+          <w14:ligatures w14:val="none"/>
+        </w:rPr>
+        <w:t xml:space="preserve"/>
+      </w:r>
+      <w:r>
+        <w:rPr>
+          <w:rFonts w:ascii="Arial Narrow" w:eastAsia="Times New Roman" w:hAnsi="Arial Narrow" w:cs="Arial"/>
+          <w:color w:val="000000"/>
+          <w:kern w:val="0"/>
+          <w:lang w:val="es-ES" w:eastAsia="es-ES"/>
+          <w14:ligatures w14:val="none"/>
+        </w:rPr>
+        <w:t/>
       </w:r>
       <w:r>
         <w:rPr>
@@ -937,7 +937,7 @@
           <w:lang w:val="es-ES" w:eastAsia="es-ES"/>
           <w14:ligatures w14:val="none"/>
         </w:rPr>
-        <w:t xml:space="preserve">, señalando </w:t>
+        <w:t xml:space="preserve"/>
       </w:r>
       <w:r>
         <w:rPr>
@@ -948,7 +948,7 @@
           <w:lang w:val="es-ES" w:eastAsia="es-ES"/>
           <w14:ligatures w14:val="none"/>
         </w:rPr>
-        <w:t>lo siguiente</w:t>
+        <w:t/>
       </w:r>
       <w:r>
         <w:rPr>
@@ -959,7 +959,7 @@
           <w:lang w:val="es-ES" w:eastAsia="es-ES"/>
           <w14:ligatures w14:val="none"/>
         </w:rPr>
-        <w:t>:</w:t>
+        <w:t/>
       </w:r>
     </w:p>
     <w:p>
@@ -1008,37 +1008,37 @@
           <w:lang w:eastAsia="es-ES"/>
           <w14:ligatures w14:val="none"/>
         </w:rPr>
-        <w:t xml:space="preserve">El señor Cesar Emilio Miranda Soria (en adelante, señor Cesar Miranda) obtuvo un crédito con </w:t>
-      </w:r>
-      <w:r>
-        <w:rPr>
-          <w:rFonts w:ascii="Arial Narrow" w:eastAsia="Times New Roman" w:hAnsi="Arial Narrow" w:cs="Arial"/>
-          <w:color w:val="000000"/>
-          <w:kern w:val="0"/>
-          <w:lang w:eastAsia="es-ES"/>
-          <w14:ligatures w14:val="none"/>
-        </w:rPr>
-        <w:t xml:space="preserve">el </w:t>
-      </w:r>
-      <w:r>
-        <w:rPr>
-          <w:rFonts w:ascii="Arial Narrow" w:eastAsia="Times New Roman" w:hAnsi="Arial Narrow" w:cs="Arial"/>
-          <w:color w:val="000000"/>
-          <w:kern w:val="0"/>
-          <w:lang w:val="es-ES" w:eastAsia="es-ES"/>
-          <w14:ligatures w14:val="none"/>
-        </w:rPr>
-        <w:t>Banco</w:t>
-      </w:r>
-      <w:r>
-        <w:rPr>
-          <w:rFonts w:ascii="Arial Narrow" w:eastAsia="Times New Roman" w:hAnsi="Arial Narrow" w:cs="Arial"/>
-          <w:color w:val="000000"/>
-          <w:kern w:val="0"/>
-          <w:lang w:eastAsia="es-ES"/>
-          <w14:ligatures w14:val="none"/>
-        </w:rPr>
-        <w:t xml:space="preserve">, el cual contaba con Seguro de Desgravamen emitido por BNP </w:t>
+        <w:t xml:space="preserve">El señor [APELLIDO] [APELLIDO] (en adelante, señor [APELLIDO] [APELLIDO]) obtuvo un crédito con el Banco, el cual contaba con Seguro de Desgravamen emitido por BNP Paribas. </w:t>
+      </w:r>
+      <w:r>
+        <w:rPr>
+          <w:rFonts w:ascii="Arial Narrow" w:eastAsia="Times New Roman" w:hAnsi="Arial Narrow" w:cs="Arial"/>
+          <w:color w:val="000000"/>
+          <w:kern w:val="0"/>
+          <w:lang w:eastAsia="es-ES"/>
+          <w14:ligatures w14:val="none"/>
+        </w:rPr>
+        <w:t xml:space="preserve"/>
+      </w:r>
+      <w:r>
+        <w:rPr>
+          <w:rFonts w:ascii="Arial Narrow" w:eastAsia="Times New Roman" w:hAnsi="Arial Narrow" w:cs="Arial"/>
+          <w:color w:val="000000"/>
+          <w:kern w:val="0"/>
+          <w:lang w:val="es-ES" w:eastAsia="es-ES"/>
+          <w14:ligatures w14:val="none"/>
+        </w:rPr>
+        <w:t/>
+      </w:r>
+      <w:r>
+        <w:rPr>
+          <w:rFonts w:ascii="Arial Narrow" w:eastAsia="Times New Roman" w:hAnsi="Arial Narrow" w:cs="Arial"/>
+          <w:color w:val="000000"/>
+          <w:kern w:val="0"/>
+          <w:lang w:eastAsia="es-ES"/>
+          <w14:ligatures w14:val="none"/>
+        </w:rPr>
+        <w:t xml:space="preserve"/>
       </w:r>
       <w:proofErr w:type="spellStart"/>
       <w:r>
@@ -1049,7 +1049,7 @@
           <w:lang w:eastAsia="es-ES"/>
           <w14:ligatures w14:val="none"/>
         </w:rPr>
-        <w:t>Paribas</w:t>
+        <w:t/>
       </w:r>
       <w:proofErr w:type="spellEnd"/>
       <w:r>
@@ -1060,17 +1060,17 @@
           <w:lang w:eastAsia="es-ES"/>
           <w14:ligatures w14:val="none"/>
         </w:rPr>
-        <w:t>.</w:t>
-      </w:r>
-      <w:r>
-        <w:rPr>
-          <w:rFonts w:ascii="Arial Narrow" w:eastAsia="Times New Roman" w:hAnsi="Arial Narrow" w:cs="Arial"/>
-          <w:color w:val="000000"/>
-          <w:kern w:val="0"/>
-          <w:lang w:eastAsia="es-ES"/>
-          <w14:ligatures w14:val="none"/>
-        </w:rPr>
-        <w:t xml:space="preserve"> </w:t>
+        <w:t/>
+      </w:r>
+      <w:r>
+        <w:rPr>
+          <w:rFonts w:ascii="Arial Narrow" w:eastAsia="Times New Roman" w:hAnsi="Arial Narrow" w:cs="Arial"/>
+          <w:color w:val="000000"/>
+          <w:kern w:val="0"/>
+          <w:lang w:eastAsia="es-ES"/>
+          <w14:ligatures w14:val="none"/>
+        </w:rPr>
+        <w:t xml:space="preserve"/>
       </w:r>
     </w:p>
     <w:p>
@@ -1121,7 +1121,7 @@
           <w:lang w:eastAsia="es-ES"/>
           <w14:ligatures w14:val="none"/>
         </w:rPr>
-        <w:t>El 26 de julio del 2024, falleció el señor Cesar Miranda (en adelante, el causante de la Sucesión Intestada), a consecuencia de una cirrosis hepática que no había sido detectado previamente.</w:t>
+        <w:t xml:space="preserve">El 26 de julio del 2024, falleció el señor [APELLIDO] (en adelante, el causante [APELLIDO] ), a consecuencia de una cirrosis hepática que no había sido detectado previamente.</w:t>
       </w:r>
     </w:p>
     <w:p>
@@ -1500,87 +1500,87 @@
           <w:lang w:eastAsia="es-ES"/>
           <w14:ligatures w14:val="none"/>
         </w:rPr>
-        <w:t xml:space="preserve">El 27 de marzo del 2025, se recibió comunicación </w:t>
-      </w:r>
-      <w:r>
-        <w:rPr>
-          <w:rFonts w:ascii="Arial Narrow" w:eastAsia="Times New Roman" w:hAnsi="Arial Narrow" w:cs="Arial"/>
-          <w:color w:val="000000"/>
-          <w:kern w:val="0"/>
-          <w:lang w:eastAsia="es-ES"/>
-          <w14:ligatures w14:val="none"/>
-        </w:rPr>
-        <w:t xml:space="preserve">del </w:t>
-      </w:r>
-      <w:r>
-        <w:rPr>
-          <w:rFonts w:ascii="Arial Narrow" w:eastAsia="Times New Roman" w:hAnsi="Arial Narrow" w:cs="Arial"/>
-          <w:color w:val="000000"/>
-          <w:kern w:val="0"/>
-          <w:lang w:val="es-ES" w:eastAsia="es-ES"/>
-          <w14:ligatures w14:val="none"/>
-        </w:rPr>
-        <w:t>Banco</w:t>
-      </w:r>
-      <w:r>
-        <w:rPr>
-          <w:rFonts w:ascii="Arial Narrow" w:eastAsia="Times New Roman" w:hAnsi="Arial Narrow" w:cs="Arial"/>
-          <w:color w:val="000000"/>
-          <w:kern w:val="0"/>
-          <w:lang w:eastAsia="es-ES"/>
-          <w14:ligatures w14:val="none"/>
-        </w:rPr>
-        <w:t xml:space="preserve">, informando que </w:t>
-      </w:r>
-      <w:r>
-        <w:rPr>
-          <w:rFonts w:ascii="Arial Narrow" w:eastAsia="Times New Roman" w:hAnsi="Arial Narrow" w:cs="Arial"/>
-          <w:color w:val="000000"/>
-          <w:kern w:val="0"/>
-          <w:lang w:eastAsia="es-ES"/>
-          <w14:ligatures w14:val="none"/>
-        </w:rPr>
-        <w:t xml:space="preserve">la entidad bancaria </w:t>
-      </w:r>
-      <w:r>
-        <w:rPr>
-          <w:rFonts w:ascii="Arial Narrow" w:eastAsia="Times New Roman" w:hAnsi="Arial Narrow" w:cs="Arial"/>
-          <w:color w:val="000000"/>
-          <w:kern w:val="0"/>
-          <w:lang w:eastAsia="es-ES"/>
-          <w14:ligatures w14:val="none"/>
-        </w:rPr>
-        <w:t xml:space="preserve">estaría iniciando </w:t>
-      </w:r>
-      <w:r>
-        <w:rPr>
-          <w:rFonts w:ascii="Arial Narrow" w:eastAsia="Times New Roman" w:hAnsi="Arial Narrow" w:cs="Arial"/>
-          <w:color w:val="000000"/>
-          <w:kern w:val="0"/>
-          <w:lang w:eastAsia="es-ES"/>
-          <w14:ligatures w14:val="none"/>
-        </w:rPr>
-        <w:t>gestiones</w:t>
-      </w:r>
-      <w:r>
-        <w:rPr>
-          <w:rFonts w:ascii="Arial Narrow" w:eastAsia="Times New Roman" w:hAnsi="Arial Narrow" w:cs="Arial"/>
-          <w:color w:val="000000"/>
-          <w:kern w:val="0"/>
-          <w:lang w:eastAsia="es-ES"/>
-          <w14:ligatures w14:val="none"/>
-        </w:rPr>
-        <w:t xml:space="preserve"> de cobranza judicial</w:t>
-      </w:r>
-      <w:r>
-        <w:rPr>
-          <w:rFonts w:ascii="Arial Narrow" w:eastAsia="Times New Roman" w:hAnsi="Arial Narrow" w:cs="Arial"/>
-          <w:color w:val="000000"/>
-          <w:kern w:val="0"/>
-          <w:lang w:eastAsia="es-ES"/>
-          <w14:ligatures w14:val="none"/>
-        </w:rPr>
-        <w:t>, pese a tener conocimiento del causante de la Sucesión Intestada, quien contaba con Seguro de Desgravamen.</w:t>
+        <w:t xml:space="preserve">El 27 de marzo del 2025, se recibió comunicación del Banco, informando que la entidad bancaria estaría iniciando gestiones de cobranza judicial, pese a tener conocimiento del causante [APELLIDO] , quien contaba con Seguro de Desgravamen.</w:t>
+      </w:r>
+      <w:r>
+        <w:rPr>
+          <w:rFonts w:ascii="Arial Narrow" w:eastAsia="Times New Roman" w:hAnsi="Arial Narrow" w:cs="Arial"/>
+          <w:color w:val="000000"/>
+          <w:kern w:val="0"/>
+          <w:lang w:eastAsia="es-ES"/>
+          <w14:ligatures w14:val="none"/>
+        </w:rPr>
+        <w:t xml:space="preserve"/>
+      </w:r>
+      <w:r>
+        <w:rPr>
+          <w:rFonts w:ascii="Arial Narrow" w:eastAsia="Times New Roman" w:hAnsi="Arial Narrow" w:cs="Arial"/>
+          <w:color w:val="000000"/>
+          <w:kern w:val="0"/>
+          <w:lang w:val="es-ES" w:eastAsia="es-ES"/>
+          <w14:ligatures w14:val="none"/>
+        </w:rPr>
+        <w:t/>
+      </w:r>
+      <w:r>
+        <w:rPr>
+          <w:rFonts w:ascii="Arial Narrow" w:eastAsia="Times New Roman" w:hAnsi="Arial Narrow" w:cs="Arial"/>
+          <w:color w:val="000000"/>
+          <w:kern w:val="0"/>
+          <w:lang w:eastAsia="es-ES"/>
+          <w14:ligatures w14:val="none"/>
+        </w:rPr>
+        <w:t xml:space="preserve"/>
+      </w:r>
+      <w:r>
+        <w:rPr>
+          <w:rFonts w:ascii="Arial Narrow" w:eastAsia="Times New Roman" w:hAnsi="Arial Narrow" w:cs="Arial"/>
+          <w:color w:val="000000"/>
+          <w:kern w:val="0"/>
+          <w:lang w:eastAsia="es-ES"/>
+          <w14:ligatures w14:val="none"/>
+        </w:rPr>
+        <w:t xml:space="preserve"/>
+      </w:r>
+      <w:r>
+        <w:rPr>
+          <w:rFonts w:ascii="Arial Narrow" w:eastAsia="Times New Roman" w:hAnsi="Arial Narrow" w:cs="Arial"/>
+          <w:color w:val="000000"/>
+          <w:kern w:val="0"/>
+          <w:lang w:eastAsia="es-ES"/>
+          <w14:ligatures w14:val="none"/>
+        </w:rPr>
+        <w:t xml:space="preserve"/>
+      </w:r>
+      <w:r>
+        <w:rPr>
+          <w:rFonts w:ascii="Arial Narrow" w:eastAsia="Times New Roman" w:hAnsi="Arial Narrow" w:cs="Arial"/>
+          <w:color w:val="000000"/>
+          <w:kern w:val="0"/>
+          <w:lang w:eastAsia="es-ES"/>
+          <w14:ligatures w14:val="none"/>
+        </w:rPr>
+        <w:t/>
+      </w:r>
+      <w:r>
+        <w:rPr>
+          <w:rFonts w:ascii="Arial Narrow" w:eastAsia="Times New Roman" w:hAnsi="Arial Narrow" w:cs="Arial"/>
+          <w:color w:val="000000"/>
+          <w:kern w:val="0"/>
+          <w:lang w:eastAsia="es-ES"/>
+          <w14:ligatures w14:val="none"/>
+        </w:rPr>
+        <w:t xml:space="preserve"/>
+      </w:r>
+      <w:r>
+        <w:rPr>
+          <w:rFonts w:ascii="Arial Narrow" w:eastAsia="Times New Roman" w:hAnsi="Arial Narrow" w:cs="Arial"/>
+          <w:color w:val="000000"/>
+          <w:kern w:val="0"/>
+          <w:lang w:eastAsia="es-ES"/>
+          <w14:ligatures w14:val="none"/>
+        </w:rPr>
+        <w:t/>
       </w:r>
     </w:p>
     <w:p>
@@ -1626,7 +1626,7 @@
           <w14:ligatures w14:val="none"/>
         </w:rPr>
         <w:lastRenderedPageBreak/>
-        <w:t xml:space="preserve">El 8 de abril de 2025, el Banco remitió una respuesta de BNP </w:t>
+        <w:t xml:space="preserve">El 8 de abril de 2025, el Banco remitió una respuesta de BNP Paribas vía aplicativo WhatsApp. El 11 de julio de 2024, la señora [APELLIDO] Tello Manrique (en adelante, señora [APELLIDO]), representante [APELLIDO] , remitió al Banco documentación referidas a historias clínicas.</w:t>
       </w:r>
       <w:proofErr w:type="spellStart"/>
       <w:r>
@@ -1637,7 +1637,7 @@
           <w:lang w:eastAsia="es-ES"/>
           <w14:ligatures w14:val="none"/>
         </w:rPr>
-        <w:t>Paribas</w:t>
+        <w:t/>
       </w:r>
       <w:proofErr w:type="spellEnd"/>
       <w:r>
@@ -1648,87 +1648,87 @@
           <w:lang w:eastAsia="es-ES"/>
           <w14:ligatures w14:val="none"/>
         </w:rPr>
-        <w:t xml:space="preserve"> vía aplicativo WhatsApp. El 11 de julio de 2024, </w:t>
-      </w:r>
-      <w:r>
-        <w:rPr>
-          <w:rFonts w:ascii="Arial Narrow" w:eastAsia="Times New Roman" w:hAnsi="Arial Narrow" w:cs="Arial"/>
-          <w:color w:val="000000"/>
-          <w:kern w:val="0"/>
-          <w:lang w:eastAsia="es-ES"/>
-          <w14:ligatures w14:val="none"/>
-        </w:rPr>
-        <w:t>la señora Vanesa Tello Manrique</w:t>
-      </w:r>
-      <w:r>
-        <w:rPr>
-          <w:rFonts w:ascii="Arial Narrow" w:eastAsia="Times New Roman" w:hAnsi="Arial Narrow" w:cs="Arial"/>
-          <w:color w:val="000000"/>
-          <w:kern w:val="0"/>
-          <w:lang w:eastAsia="es-ES"/>
-          <w14:ligatures w14:val="none"/>
-        </w:rPr>
-        <w:t xml:space="preserve"> (en adelante, señora Tello)</w:t>
-      </w:r>
-      <w:r>
-        <w:rPr>
-          <w:rFonts w:ascii="Arial Narrow" w:eastAsia="Times New Roman" w:hAnsi="Arial Narrow" w:cs="Arial"/>
-          <w:color w:val="000000"/>
-          <w:kern w:val="0"/>
-          <w:lang w:eastAsia="es-ES"/>
-          <w14:ligatures w14:val="none"/>
-        </w:rPr>
-        <w:t>, representante</w:t>
-      </w:r>
-      <w:r>
-        <w:rPr>
-          <w:rFonts w:ascii="Arial Narrow" w:eastAsia="Times New Roman" w:hAnsi="Arial Narrow" w:cs="Arial"/>
-          <w:color w:val="000000"/>
-          <w:kern w:val="0"/>
-          <w:lang w:eastAsia="es-ES"/>
-          <w14:ligatures w14:val="none"/>
-        </w:rPr>
-        <w:t xml:space="preserve"> </w:t>
-      </w:r>
-      <w:r>
-        <w:rPr>
-          <w:rFonts w:ascii="Arial Narrow" w:eastAsia="Times New Roman" w:hAnsi="Arial Narrow" w:cs="Arial"/>
-          <w:color w:val="000000"/>
-          <w:kern w:val="0"/>
-          <w:lang w:eastAsia="es-ES"/>
-          <w14:ligatures w14:val="none"/>
-        </w:rPr>
-        <w:t>de la Sucesión Intestada</w:t>
-      </w:r>
-      <w:r>
-        <w:rPr>
-          <w:rFonts w:ascii="Arial Narrow" w:eastAsia="Times New Roman" w:hAnsi="Arial Narrow" w:cs="Arial"/>
-          <w:color w:val="000000"/>
-          <w:kern w:val="0"/>
-          <w:lang w:eastAsia="es-ES"/>
-          <w14:ligatures w14:val="none"/>
-        </w:rPr>
-        <w:t xml:space="preserve">, </w:t>
-      </w:r>
-      <w:r>
-        <w:rPr>
-          <w:rFonts w:ascii="Arial Narrow" w:eastAsia="Times New Roman" w:hAnsi="Arial Narrow" w:cs="Arial"/>
-          <w:color w:val="000000"/>
-          <w:kern w:val="0"/>
-          <w:lang w:eastAsia="es-ES"/>
-          <w14:ligatures w14:val="none"/>
-        </w:rPr>
-        <w:t>remitió al Banco</w:t>
-      </w:r>
-      <w:r>
-        <w:rPr>
-          <w:rFonts w:ascii="Arial Narrow" w:eastAsia="Times New Roman" w:hAnsi="Arial Narrow" w:cs="Arial"/>
-          <w:color w:val="000000"/>
-          <w:kern w:val="0"/>
-          <w:lang w:eastAsia="es-ES"/>
-          <w14:ligatures w14:val="none"/>
-        </w:rPr>
-        <w:t xml:space="preserve"> documentación referidas a historias clínicas.</w:t>
+        <w:t xml:space="preserve"/>
+      </w:r>
+      <w:r>
+        <w:rPr>
+          <w:rFonts w:ascii="Arial Narrow" w:eastAsia="Times New Roman" w:hAnsi="Arial Narrow" w:cs="Arial"/>
+          <w:color w:val="000000"/>
+          <w:kern w:val="0"/>
+          <w:lang w:eastAsia="es-ES"/>
+          <w14:ligatures w14:val="none"/>
+        </w:rPr>
+        <w:t/>
+      </w:r>
+      <w:r>
+        <w:rPr>
+          <w:rFonts w:ascii="Arial Narrow" w:eastAsia="Times New Roman" w:hAnsi="Arial Narrow" w:cs="Arial"/>
+          <w:color w:val="000000"/>
+          <w:kern w:val="0"/>
+          <w:lang w:eastAsia="es-ES"/>
+          <w14:ligatures w14:val="none"/>
+        </w:rPr>
+        <w:t xml:space="preserve"/>
+      </w:r>
+      <w:r>
+        <w:rPr>
+          <w:rFonts w:ascii="Arial Narrow" w:eastAsia="Times New Roman" w:hAnsi="Arial Narrow" w:cs="Arial"/>
+          <w:color w:val="000000"/>
+          <w:kern w:val="0"/>
+          <w:lang w:eastAsia="es-ES"/>
+          <w14:ligatures w14:val="none"/>
+        </w:rPr>
+        <w:t/>
+      </w:r>
+      <w:r>
+        <w:rPr>
+          <w:rFonts w:ascii="Arial Narrow" w:eastAsia="Times New Roman" w:hAnsi="Arial Narrow" w:cs="Arial"/>
+          <w:color w:val="000000"/>
+          <w:kern w:val="0"/>
+          <w:lang w:eastAsia="es-ES"/>
+          <w14:ligatures w14:val="none"/>
+        </w:rPr>
+        <w:t xml:space="preserve"/>
+      </w:r>
+      <w:r>
+        <w:rPr>
+          <w:rFonts w:ascii="Arial Narrow" w:eastAsia="Times New Roman" w:hAnsi="Arial Narrow" w:cs="Arial"/>
+          <w:color w:val="000000"/>
+          <w:kern w:val="0"/>
+          <w:lang w:eastAsia="es-ES"/>
+          <w14:ligatures w14:val="none"/>
+        </w:rPr>
+        <w:t/>
+      </w:r>
+      <w:r>
+        <w:rPr>
+          <w:rFonts w:ascii="Arial Narrow" w:eastAsia="Times New Roman" w:hAnsi="Arial Narrow" w:cs="Arial"/>
+          <w:color w:val="000000"/>
+          <w:kern w:val="0"/>
+          <w:lang w:eastAsia="es-ES"/>
+          <w14:ligatures w14:val="none"/>
+        </w:rPr>
+        <w:t xml:space="preserve"/>
+      </w:r>
+      <w:r>
+        <w:rPr>
+          <w:rFonts w:ascii="Arial Narrow" w:eastAsia="Times New Roman" w:hAnsi="Arial Narrow" w:cs="Arial"/>
+          <w:color w:val="000000"/>
+          <w:kern w:val="0"/>
+          <w:lang w:eastAsia="es-ES"/>
+          <w14:ligatures w14:val="none"/>
+        </w:rPr>
+        <w:t/>
+      </w:r>
+      <w:r>
+        <w:rPr>
+          <w:rFonts w:ascii="Arial Narrow" w:eastAsia="Times New Roman" w:hAnsi="Arial Narrow" w:cs="Arial"/>
+          <w:color w:val="000000"/>
+          <w:kern w:val="0"/>
+          <w:lang w:eastAsia="es-ES"/>
+          <w14:ligatures w14:val="none"/>
+        </w:rPr>
+        <w:t xml:space="preserve"/>
       </w:r>
     </w:p>
     <w:p>
@@ -1774,7 +1774,7 @@
           <w:lang w:eastAsia="es-ES"/>
           <w14:ligatures w14:val="none"/>
         </w:rPr>
-        <w:t xml:space="preserve">El Banco perjudicó la calificación crediticia del causante de la Sucesión Intestada por “falta de pago”, pese a conocer de su fallecimiento. Asimismo, permitió el inicio de gestiones de cobranza a través de BNP </w:t>
+        <w:t xml:space="preserve">El Banco perjudicó la calificación crediticia del causante [APELLIDO] por “falta de pago”, pese a conocer de su fallecimiento. Asimismo, permitió el inicio de gestiones de cobranza a través de BNP Paribas.</w:t>
       </w:r>
       <w:proofErr w:type="spellStart"/>
       <w:r>
@@ -1785,7 +1785,7 @@
           <w:lang w:eastAsia="es-ES"/>
           <w14:ligatures w14:val="none"/>
         </w:rPr>
-        <w:t>Paribas</w:t>
+        <w:t/>
       </w:r>
       <w:proofErr w:type="spellEnd"/>
       <w:r>
@@ -1796,7 +1796,7 @@
           <w:lang w:eastAsia="es-ES"/>
           <w14:ligatures w14:val="none"/>
         </w:rPr>
-        <w:t>.</w:t>
+        <w:t/>
       </w:r>
     </w:p>
     <w:p>
@@ -1841,117 +1841,117 @@
           <w:lang w:eastAsia="es-ES"/>
           <w14:ligatures w14:val="none"/>
         </w:rPr>
-        <w:t>Desde el 7 de agosto de 2025</w:t>
-      </w:r>
-      <w:r>
-        <w:rPr>
-          <w:rFonts w:ascii="Arial Narrow" w:eastAsia="Times New Roman" w:hAnsi="Arial Narrow" w:cs="Arial"/>
-          <w:color w:val="000000"/>
-          <w:kern w:val="0"/>
-          <w:lang w:eastAsia="es-ES"/>
-          <w14:ligatures w14:val="none"/>
-        </w:rPr>
-        <w:t xml:space="preserve"> y hasta la fecha</w:t>
-      </w:r>
-      <w:r>
-        <w:rPr>
-          <w:rFonts w:ascii="Arial Narrow" w:eastAsia="Times New Roman" w:hAnsi="Arial Narrow" w:cs="Arial"/>
-          <w:color w:val="000000"/>
-          <w:kern w:val="0"/>
-          <w:lang w:eastAsia="es-ES"/>
-          <w14:ligatures w14:val="none"/>
-        </w:rPr>
-        <w:t>, el Estudio Muñiz</w:t>
-      </w:r>
-      <w:r>
-        <w:rPr>
-          <w:rFonts w:ascii="Arial Narrow" w:eastAsia="Times New Roman" w:hAnsi="Arial Narrow" w:cs="Arial"/>
-          <w:color w:val="000000"/>
-          <w:kern w:val="0"/>
-          <w:lang w:eastAsia="es-ES"/>
-          <w14:ligatures w14:val="none"/>
-        </w:rPr>
-        <w:t>, a través del señor Luis Arellano,</w:t>
-      </w:r>
-      <w:r>
-        <w:rPr>
-          <w:rFonts w:ascii="Arial Narrow" w:eastAsia="Times New Roman" w:hAnsi="Arial Narrow" w:cs="Arial"/>
-          <w:color w:val="000000"/>
-          <w:kern w:val="0"/>
-          <w:lang w:eastAsia="es-ES"/>
-          <w14:ligatures w14:val="none"/>
-        </w:rPr>
-        <w:t xml:space="preserve"> remitió mensajes</w:t>
-      </w:r>
-      <w:r>
-        <w:rPr>
-          <w:rFonts w:ascii="Arial Narrow" w:eastAsia="Times New Roman" w:hAnsi="Arial Narrow" w:cs="Arial"/>
-          <w:color w:val="000000"/>
-          <w:kern w:val="0"/>
-          <w:lang w:eastAsia="es-ES"/>
-          <w14:ligatures w14:val="none"/>
-        </w:rPr>
-        <w:t xml:space="preserve"> al número telefónico </w:t>
-      </w:r>
-      <w:r>
-        <w:rPr>
-          <w:rFonts w:ascii="Arial Narrow" w:eastAsia="Times New Roman" w:hAnsi="Arial Narrow" w:cs="Arial"/>
-          <w:color w:val="000000"/>
-          <w:kern w:val="0"/>
-          <w:lang w:eastAsia="es-ES"/>
-          <w14:ligatures w14:val="none"/>
-        </w:rPr>
-        <w:t xml:space="preserve">que actualmente utiliza </w:t>
-      </w:r>
-      <w:r>
-        <w:rPr>
-          <w:rFonts w:ascii="Arial Narrow" w:eastAsia="Times New Roman" w:hAnsi="Arial Narrow" w:cs="Arial"/>
-          <w:color w:val="000000"/>
-          <w:kern w:val="0"/>
-          <w:lang w:eastAsia="es-ES"/>
-          <w14:ligatures w14:val="none"/>
-        </w:rPr>
-        <w:t>la señora Tello</w:t>
-      </w:r>
-      <w:r>
-        <w:rPr>
-          <w:rFonts w:ascii="Arial Narrow" w:eastAsia="Times New Roman" w:hAnsi="Arial Narrow" w:cs="Arial"/>
-          <w:color w:val="000000"/>
-          <w:kern w:val="0"/>
-          <w:lang w:eastAsia="es-ES"/>
-          <w14:ligatures w14:val="none"/>
-        </w:rPr>
-        <w:t xml:space="preserve">, </w:t>
-      </w:r>
-      <w:r>
-        <w:rPr>
-          <w:rFonts w:ascii="Arial Narrow" w:eastAsia="Times New Roman" w:hAnsi="Arial Narrow" w:cs="Arial"/>
-          <w:color w:val="000000"/>
-          <w:kern w:val="0"/>
-          <w:lang w:eastAsia="es-ES"/>
-          <w14:ligatures w14:val="none"/>
-        </w:rPr>
-        <w:t xml:space="preserve">en relación con la existencia de la deuda vinculada al crédito otorgado por el </w:t>
-      </w:r>
-      <w:r>
-        <w:rPr>
-          <w:rFonts w:ascii="Arial Narrow" w:eastAsia="Times New Roman" w:hAnsi="Arial Narrow" w:cs="Arial"/>
-          <w:color w:val="000000"/>
-          <w:kern w:val="0"/>
-          <w:lang w:val="es-ES" w:eastAsia="es-ES"/>
-          <w14:ligatures w14:val="none"/>
-        </w:rPr>
-        <w:t>Banco</w:t>
-      </w:r>
-      <w:r>
-        <w:rPr>
-          <w:rFonts w:ascii="Arial Narrow" w:eastAsia="Times New Roman" w:hAnsi="Arial Narrow" w:cs="Arial"/>
-          <w:color w:val="000000"/>
-          <w:kern w:val="0"/>
-          <w:lang w:eastAsia="es-ES"/>
-          <w14:ligatures w14:val="none"/>
-        </w:rPr>
-        <w:t>.</w:t>
+        <w:t xml:space="preserve">Desde el 7 de agosto de 2025 y hasta la fecha, el Estudio Muñiz, a través del señor [APELLIDO] Arellano, remitió mensajes al número telefónico que actualmente utiliza la señora [APELLIDO], en relación con la existencia de la deuda vinculada al crédito otorgado por el Banco.</w:t>
+      </w:r>
+      <w:r>
+        <w:rPr>
+          <w:rFonts w:ascii="Arial Narrow" w:eastAsia="Times New Roman" w:hAnsi="Arial Narrow" w:cs="Arial"/>
+          <w:color w:val="000000"/>
+          <w:kern w:val="0"/>
+          <w:lang w:eastAsia="es-ES"/>
+          <w14:ligatures w14:val="none"/>
+        </w:rPr>
+        <w:t xml:space="preserve"/>
+      </w:r>
+      <w:r>
+        <w:rPr>
+          <w:rFonts w:ascii="Arial Narrow" w:eastAsia="Times New Roman" w:hAnsi="Arial Narrow" w:cs="Arial"/>
+          <w:color w:val="000000"/>
+          <w:kern w:val="0"/>
+          <w:lang w:eastAsia="es-ES"/>
+          <w14:ligatures w14:val="none"/>
+        </w:rPr>
+        <w:t/>
+      </w:r>
+      <w:r>
+        <w:rPr>
+          <w:rFonts w:ascii="Arial Narrow" w:eastAsia="Times New Roman" w:hAnsi="Arial Narrow" w:cs="Arial"/>
+          <w:color w:val="000000"/>
+          <w:kern w:val="0"/>
+          <w:lang w:eastAsia="es-ES"/>
+          <w14:ligatures w14:val="none"/>
+        </w:rPr>
+        <w:t/>
+      </w:r>
+      <w:r>
+        <w:rPr>
+          <w:rFonts w:ascii="Arial Narrow" w:eastAsia="Times New Roman" w:hAnsi="Arial Narrow" w:cs="Arial"/>
+          <w:color w:val="000000"/>
+          <w:kern w:val="0"/>
+          <w:lang w:eastAsia="es-ES"/>
+          <w14:ligatures w14:val="none"/>
+        </w:rPr>
+        <w:t xml:space="preserve"/>
+      </w:r>
+      <w:r>
+        <w:rPr>
+          <w:rFonts w:ascii="Arial Narrow" w:eastAsia="Times New Roman" w:hAnsi="Arial Narrow" w:cs="Arial"/>
+          <w:color w:val="000000"/>
+          <w:kern w:val="0"/>
+          <w:lang w:eastAsia="es-ES"/>
+          <w14:ligatures w14:val="none"/>
+        </w:rPr>
+        <w:t xml:space="preserve"/>
+      </w:r>
+      <w:r>
+        <w:rPr>
+          <w:rFonts w:ascii="Arial Narrow" w:eastAsia="Times New Roman" w:hAnsi="Arial Narrow" w:cs="Arial"/>
+          <w:color w:val="000000"/>
+          <w:kern w:val="0"/>
+          <w:lang w:eastAsia="es-ES"/>
+          <w14:ligatures w14:val="none"/>
+        </w:rPr>
+        <w:t xml:space="preserve"/>
+      </w:r>
+      <w:r>
+        <w:rPr>
+          <w:rFonts w:ascii="Arial Narrow" w:eastAsia="Times New Roman" w:hAnsi="Arial Narrow" w:cs="Arial"/>
+          <w:color w:val="000000"/>
+          <w:kern w:val="0"/>
+          <w:lang w:eastAsia="es-ES"/>
+          <w14:ligatures w14:val="none"/>
+        </w:rPr>
+        <w:t/>
+      </w:r>
+      <w:r>
+        <w:rPr>
+          <w:rFonts w:ascii="Arial Narrow" w:eastAsia="Times New Roman" w:hAnsi="Arial Narrow" w:cs="Arial"/>
+          <w:color w:val="000000"/>
+          <w:kern w:val="0"/>
+          <w:lang w:eastAsia="es-ES"/>
+          <w14:ligatures w14:val="none"/>
+        </w:rPr>
+        <w:t xml:space="preserve"/>
+      </w:r>
+      <w:r>
+        <w:rPr>
+          <w:rFonts w:ascii="Arial Narrow" w:eastAsia="Times New Roman" w:hAnsi="Arial Narrow" w:cs="Arial"/>
+          <w:color w:val="000000"/>
+          <w:kern w:val="0"/>
+          <w:lang w:eastAsia="es-ES"/>
+          <w14:ligatures w14:val="none"/>
+        </w:rPr>
+        <w:t xml:space="preserve"/>
+      </w:r>
+      <w:r>
+        <w:rPr>
+          <w:rFonts w:ascii="Arial Narrow" w:eastAsia="Times New Roman" w:hAnsi="Arial Narrow" w:cs="Arial"/>
+          <w:color w:val="000000"/>
+          <w:kern w:val="0"/>
+          <w:lang w:val="es-ES" w:eastAsia="es-ES"/>
+          <w14:ligatures w14:val="none"/>
+        </w:rPr>
+        <w:t/>
+      </w:r>
+      <w:r>
+        <w:rPr>
+          <w:rFonts w:ascii="Arial Narrow" w:eastAsia="Times New Roman" w:hAnsi="Arial Narrow" w:cs="Arial"/>
+          <w:color w:val="000000"/>
+          <w:kern w:val="0"/>
+          <w:lang w:eastAsia="es-ES"/>
+          <w14:ligatures w14:val="none"/>
+        </w:rPr>
+        <w:t/>
       </w:r>
     </w:p>
     <w:p>
@@ -1996,37 +1996,37 @@
           <w:lang w:eastAsia="es-ES"/>
           <w14:ligatures w14:val="none"/>
         </w:rPr>
-        <w:t xml:space="preserve">Desde el 21 de agosto de 2025, el Estudio Muñiz remitió mensajes a Fredy Eden Miranda Soria, hermano del causante de la Sucesión Intestada, persona ajena a la relación crediticia, en relación con la existencia de la deuda vinculada al crédito otorgado por </w:t>
-      </w:r>
-      <w:r>
-        <w:rPr>
-          <w:rFonts w:ascii="Arial Narrow" w:eastAsia="Times New Roman" w:hAnsi="Arial Narrow" w:cs="Arial"/>
-          <w:color w:val="000000"/>
-          <w:kern w:val="0"/>
-          <w:lang w:eastAsia="es-ES"/>
-          <w14:ligatures w14:val="none"/>
-        </w:rPr>
-        <w:t xml:space="preserve">el </w:t>
-      </w:r>
-      <w:r>
-        <w:rPr>
-          <w:rFonts w:ascii="Arial Narrow" w:eastAsia="Times New Roman" w:hAnsi="Arial Narrow" w:cs="Arial"/>
-          <w:color w:val="000000"/>
-          <w:kern w:val="0"/>
-          <w:lang w:val="es-ES" w:eastAsia="es-ES"/>
-          <w14:ligatures w14:val="none"/>
-        </w:rPr>
-        <w:t>Banco</w:t>
-      </w:r>
-      <w:r>
-        <w:rPr>
-          <w:rFonts w:ascii="Arial Narrow" w:eastAsia="Times New Roman" w:hAnsi="Arial Narrow" w:cs="Arial"/>
-          <w:color w:val="000000"/>
-          <w:kern w:val="0"/>
-          <w:lang w:eastAsia="es-ES"/>
-          <w14:ligatures w14:val="none"/>
-        </w:rPr>
-        <w:t>.</w:t>
+        <w:t xml:space="preserve">Desde el 21 de agosto de 2025, el Estudio Muñiz remitió mensajes a Fredy Eden [APELLIDO] , hermano del causante [APELLIDO] , persona ajena a la relación crediticia, en relación con la existencia de la deuda vinculada al crédito otorgado por el Banco.</w:t>
+      </w:r>
+      <w:r>
+        <w:rPr>
+          <w:rFonts w:ascii="Arial Narrow" w:eastAsia="Times New Roman" w:hAnsi="Arial Narrow" w:cs="Arial"/>
+          <w:color w:val="000000"/>
+          <w:kern w:val="0"/>
+          <w:lang w:eastAsia="es-ES"/>
+          <w14:ligatures w14:val="none"/>
+        </w:rPr>
+        <w:t xml:space="preserve"/>
+      </w:r>
+      <w:r>
+        <w:rPr>
+          <w:rFonts w:ascii="Arial Narrow" w:eastAsia="Times New Roman" w:hAnsi="Arial Narrow" w:cs="Arial"/>
+          <w:color w:val="000000"/>
+          <w:kern w:val="0"/>
+          <w:lang w:val="es-ES" w:eastAsia="es-ES"/>
+          <w14:ligatures w14:val="none"/>
+        </w:rPr>
+        <w:t/>
+      </w:r>
+      <w:r>
+        <w:rPr>
+          <w:rFonts w:ascii="Arial Narrow" w:eastAsia="Times New Roman" w:hAnsi="Arial Narrow" w:cs="Arial"/>
+          <w:color w:val="000000"/>
+          <w:kern w:val="0"/>
+          <w:lang w:eastAsia="es-ES"/>
+          <w14:ligatures w14:val="none"/>
+        </w:rPr>
+        <w:t/>
       </w:r>
     </w:p>
     <w:p>
@@ -2071,67 +2071,67 @@
           <w:lang w:eastAsia="es-ES"/>
           <w14:ligatures w14:val="none"/>
         </w:rPr>
-        <w:t>El 11 de setiembre de</w:t>
-      </w:r>
-      <w:r>
-        <w:rPr>
-          <w:rFonts w:ascii="Arial Narrow" w:eastAsia="Times New Roman" w:hAnsi="Arial Narrow" w:cs="Arial"/>
-          <w:color w:val="000000"/>
-          <w:kern w:val="0"/>
-          <w:lang w:eastAsia="es-ES"/>
-          <w14:ligatures w14:val="none"/>
-        </w:rPr>
-        <w:t xml:space="preserve"> </w:t>
-      </w:r>
-      <w:r>
-        <w:rPr>
-          <w:rFonts w:ascii="Arial Narrow" w:eastAsia="Times New Roman" w:hAnsi="Arial Narrow" w:cs="Arial"/>
-          <w:color w:val="000000"/>
-          <w:kern w:val="0"/>
-          <w:lang w:eastAsia="es-ES"/>
-          <w14:ligatures w14:val="none"/>
-        </w:rPr>
-        <w:t>2025, ante la falta de respuesta por parte d</w:t>
-      </w:r>
-      <w:r>
-        <w:rPr>
-          <w:rFonts w:ascii="Arial Narrow" w:eastAsia="Times New Roman" w:hAnsi="Arial Narrow" w:cs="Arial"/>
-          <w:color w:val="000000"/>
-          <w:kern w:val="0"/>
-          <w:lang w:eastAsia="es-ES"/>
-          <w14:ligatures w14:val="none"/>
-        </w:rPr>
-        <w:t xml:space="preserve">el </w:t>
-      </w:r>
-      <w:r>
-        <w:rPr>
-          <w:rFonts w:ascii="Arial Narrow" w:eastAsia="Times New Roman" w:hAnsi="Arial Narrow" w:cs="Arial"/>
-          <w:color w:val="000000"/>
-          <w:kern w:val="0"/>
-          <w:lang w:val="es-ES" w:eastAsia="es-ES"/>
-          <w14:ligatures w14:val="none"/>
-        </w:rPr>
-        <w:t>Banco</w:t>
-      </w:r>
-      <w:r>
-        <w:rPr>
-          <w:rFonts w:ascii="Arial Narrow" w:eastAsia="Times New Roman" w:hAnsi="Arial Narrow" w:cs="Arial"/>
-          <w:color w:val="000000"/>
-          <w:kern w:val="0"/>
-          <w:lang w:eastAsia="es-ES"/>
-          <w14:ligatures w14:val="none"/>
-        </w:rPr>
-        <w:t xml:space="preserve"> </w:t>
-      </w:r>
-      <w:r>
-        <w:rPr>
-          <w:rFonts w:ascii="Arial Narrow" w:eastAsia="Times New Roman" w:hAnsi="Arial Narrow" w:cs="Arial"/>
-          <w:color w:val="000000"/>
-          <w:kern w:val="0"/>
-          <w:lang w:eastAsia="es-ES"/>
-          <w14:ligatures w14:val="none"/>
-        </w:rPr>
-        <w:t xml:space="preserve">y BNP </w:t>
+        <w:t xml:space="preserve">El 11 de setiembre de 2025, ante la falta de respuesta por parte del Banco y BNP Paribas, se presentó una nueva solicitud de activación del seguro de desgravamen emitido por BNP Paribas. El mismo día, el Banco informó de una observación realizada por BNP Paribas en la cual requieren documentación de subsanación, la cual se responde al día siguiente señalando que no existe historia clínica con información relacionada a la enfermedad que causó el fallecimiento del causante [APELLIDO] .</w:t>
+      </w:r>
+      <w:r>
+        <w:rPr>
+          <w:rFonts w:ascii="Arial Narrow" w:eastAsia="Times New Roman" w:hAnsi="Arial Narrow" w:cs="Arial"/>
+          <w:color w:val="000000"/>
+          <w:kern w:val="0"/>
+          <w:lang w:eastAsia="es-ES"/>
+          <w14:ligatures w14:val="none"/>
+        </w:rPr>
+        <w:t xml:space="preserve"/>
+      </w:r>
+      <w:r>
+        <w:rPr>
+          <w:rFonts w:ascii="Arial Narrow" w:eastAsia="Times New Roman" w:hAnsi="Arial Narrow" w:cs="Arial"/>
+          <w:color w:val="000000"/>
+          <w:kern w:val="0"/>
+          <w:lang w:eastAsia="es-ES"/>
+          <w14:ligatures w14:val="none"/>
+        </w:rPr>
+        <w:t/>
+      </w:r>
+      <w:r>
+        <w:rPr>
+          <w:rFonts w:ascii="Arial Narrow" w:eastAsia="Times New Roman" w:hAnsi="Arial Narrow" w:cs="Arial"/>
+          <w:color w:val="000000"/>
+          <w:kern w:val="0"/>
+          <w:lang w:eastAsia="es-ES"/>
+          <w14:ligatures w14:val="none"/>
+        </w:rPr>
+        <w:t xml:space="preserve"/>
+      </w:r>
+      <w:r>
+        <w:rPr>
+          <w:rFonts w:ascii="Arial Narrow" w:eastAsia="Times New Roman" w:hAnsi="Arial Narrow" w:cs="Arial"/>
+          <w:color w:val="000000"/>
+          <w:kern w:val="0"/>
+          <w:lang w:val="es-ES" w:eastAsia="es-ES"/>
+          <w14:ligatures w14:val="none"/>
+        </w:rPr>
+        <w:t/>
+      </w:r>
+      <w:r>
+        <w:rPr>
+          <w:rFonts w:ascii="Arial Narrow" w:eastAsia="Times New Roman" w:hAnsi="Arial Narrow" w:cs="Arial"/>
+          <w:color w:val="000000"/>
+          <w:kern w:val="0"/>
+          <w:lang w:eastAsia="es-ES"/>
+          <w14:ligatures w14:val="none"/>
+        </w:rPr>
+        <w:t xml:space="preserve"/>
+      </w:r>
+      <w:r>
+        <w:rPr>
+          <w:rFonts w:ascii="Arial Narrow" w:eastAsia="Times New Roman" w:hAnsi="Arial Narrow" w:cs="Arial"/>
+          <w:color w:val="000000"/>
+          <w:kern w:val="0"/>
+          <w:lang w:eastAsia="es-ES"/>
+          <w14:ligatures w14:val="none"/>
+        </w:rPr>
+        <w:t xml:space="preserve"/>
       </w:r>
       <w:proofErr w:type="spellStart"/>
       <w:r>
@@ -2142,7 +2142,7 @@
           <w:lang w:eastAsia="es-ES"/>
           <w14:ligatures w14:val="none"/>
         </w:rPr>
-        <w:t>Paribas</w:t>
+        <w:t/>
       </w:r>
       <w:proofErr w:type="spellEnd"/>
       <w:r>
@@ -2153,17 +2153,17 @@
           <w:lang w:eastAsia="es-ES"/>
           <w14:ligatures w14:val="none"/>
         </w:rPr>
-        <w:t>, se presentó una nueva</w:t>
-      </w:r>
-      <w:r>
-        <w:rPr>
-          <w:rFonts w:ascii="Arial Narrow" w:eastAsia="Times New Roman" w:hAnsi="Arial Narrow" w:cs="Arial"/>
-          <w:color w:val="000000"/>
-          <w:kern w:val="0"/>
-          <w:lang w:eastAsia="es-ES"/>
-          <w14:ligatures w14:val="none"/>
-        </w:rPr>
-        <w:t xml:space="preserve"> solicitud de activación del seguro de desgravamen emitido por BNP </w:t>
+        <w:t/>
+      </w:r>
+      <w:r>
+        <w:rPr>
+          <w:rFonts w:ascii="Arial Narrow" w:eastAsia="Times New Roman" w:hAnsi="Arial Narrow" w:cs="Arial"/>
+          <w:color w:val="000000"/>
+          <w:kern w:val="0"/>
+          <w:lang w:eastAsia="es-ES"/>
+          <w14:ligatures w14:val="none"/>
+        </w:rPr>
+        <w:t xml:space="preserve"/>
       </w:r>
       <w:proofErr w:type="spellStart"/>
       <w:r>
@@ -2174,7 +2174,7 @@
           <w:lang w:eastAsia="es-ES"/>
           <w14:ligatures w14:val="none"/>
         </w:rPr>
-        <w:t>Paribas</w:t>
+        <w:t/>
       </w:r>
       <w:proofErr w:type="spellEnd"/>
       <w:r>
@@ -2185,97 +2185,97 @@
           <w:lang w:eastAsia="es-ES"/>
           <w14:ligatures w14:val="none"/>
         </w:rPr>
-        <w:t>.</w:t>
-      </w:r>
-      <w:r>
-        <w:rPr>
-          <w:rFonts w:ascii="Arial Narrow" w:eastAsia="Times New Roman" w:hAnsi="Arial Narrow" w:cs="Arial"/>
-          <w:color w:val="000000"/>
-          <w:kern w:val="0"/>
-          <w:lang w:eastAsia="es-ES"/>
-          <w14:ligatures w14:val="none"/>
-        </w:rPr>
-        <w:t xml:space="preserve"> </w:t>
-      </w:r>
-      <w:r>
-        <w:rPr>
-          <w:rFonts w:ascii="Arial Narrow" w:eastAsia="Times New Roman" w:hAnsi="Arial Narrow" w:cs="Arial"/>
-          <w:color w:val="000000"/>
-          <w:kern w:val="0"/>
-          <w:lang w:eastAsia="es-ES"/>
-          <w14:ligatures w14:val="none"/>
-        </w:rPr>
-        <w:t>El mismo día</w:t>
-      </w:r>
-      <w:r>
-        <w:rPr>
-          <w:rFonts w:ascii="Arial Narrow" w:eastAsia="Times New Roman" w:hAnsi="Arial Narrow" w:cs="Arial"/>
-          <w:color w:val="000000"/>
-          <w:kern w:val="0"/>
-          <w:lang w:eastAsia="es-ES"/>
-          <w14:ligatures w14:val="none"/>
-        </w:rPr>
-        <w:t xml:space="preserve">, </w:t>
-      </w:r>
-      <w:r>
-        <w:rPr>
-          <w:rFonts w:ascii="Arial Narrow" w:eastAsia="Times New Roman" w:hAnsi="Arial Narrow" w:cs="Arial"/>
-          <w:color w:val="000000"/>
-          <w:kern w:val="0"/>
-          <w:lang w:eastAsia="es-ES"/>
-          <w14:ligatures w14:val="none"/>
-        </w:rPr>
-        <w:t xml:space="preserve">el </w:t>
-      </w:r>
-      <w:r>
-        <w:rPr>
-          <w:rFonts w:ascii="Arial Narrow" w:eastAsia="Times New Roman" w:hAnsi="Arial Narrow" w:cs="Arial"/>
-          <w:color w:val="000000"/>
-          <w:kern w:val="0"/>
-          <w:lang w:val="es-ES" w:eastAsia="es-ES"/>
-          <w14:ligatures w14:val="none"/>
-        </w:rPr>
-        <w:t>Banco</w:t>
-      </w:r>
-      <w:r>
-        <w:rPr>
-          <w:rFonts w:ascii="Arial Narrow" w:eastAsia="Times New Roman" w:hAnsi="Arial Narrow" w:cs="Arial"/>
-          <w:color w:val="000000"/>
-          <w:kern w:val="0"/>
-          <w:lang w:eastAsia="es-ES"/>
-          <w14:ligatures w14:val="none"/>
-        </w:rPr>
-        <w:t xml:space="preserve"> </w:t>
-      </w:r>
-      <w:r>
-        <w:rPr>
-          <w:rFonts w:ascii="Arial Narrow" w:eastAsia="Times New Roman" w:hAnsi="Arial Narrow" w:cs="Arial"/>
-          <w:color w:val="000000"/>
-          <w:kern w:val="0"/>
-          <w:lang w:eastAsia="es-ES"/>
-          <w14:ligatures w14:val="none"/>
-        </w:rPr>
-        <w:t xml:space="preserve">informó </w:t>
-      </w:r>
-      <w:r>
-        <w:rPr>
-          <w:rFonts w:ascii="Arial Narrow" w:eastAsia="Times New Roman" w:hAnsi="Arial Narrow" w:cs="Arial"/>
-          <w:color w:val="000000"/>
-          <w:kern w:val="0"/>
-          <w:lang w:eastAsia="es-ES"/>
-          <w14:ligatures w14:val="none"/>
-        </w:rPr>
-        <w:t>de</w:t>
-      </w:r>
-      <w:r>
-        <w:rPr>
-          <w:rFonts w:ascii="Arial Narrow" w:eastAsia="Times New Roman" w:hAnsi="Arial Narrow" w:cs="Arial"/>
-          <w:color w:val="000000"/>
-          <w:kern w:val="0"/>
-          <w:lang w:eastAsia="es-ES"/>
-          <w14:ligatures w14:val="none"/>
-        </w:rPr>
-        <w:t xml:space="preserve"> una observación realizada por BNP </w:t>
+        <w:t/>
+      </w:r>
+      <w:r>
+        <w:rPr>
+          <w:rFonts w:ascii="Arial Narrow" w:eastAsia="Times New Roman" w:hAnsi="Arial Narrow" w:cs="Arial"/>
+          <w:color w:val="000000"/>
+          <w:kern w:val="0"/>
+          <w:lang w:eastAsia="es-ES"/>
+          <w14:ligatures w14:val="none"/>
+        </w:rPr>
+        <w:t xml:space="preserve"/>
+      </w:r>
+      <w:r>
+        <w:rPr>
+          <w:rFonts w:ascii="Arial Narrow" w:eastAsia="Times New Roman" w:hAnsi="Arial Narrow" w:cs="Arial"/>
+          <w:color w:val="000000"/>
+          <w:kern w:val="0"/>
+          <w:lang w:eastAsia="es-ES"/>
+          <w14:ligatures w14:val="none"/>
+        </w:rPr>
+        <w:t/>
+      </w:r>
+      <w:r>
+        <w:rPr>
+          <w:rFonts w:ascii="Arial Narrow" w:eastAsia="Times New Roman" w:hAnsi="Arial Narrow" w:cs="Arial"/>
+          <w:color w:val="000000"/>
+          <w:kern w:val="0"/>
+          <w:lang w:eastAsia="es-ES"/>
+          <w14:ligatures w14:val="none"/>
+        </w:rPr>
+        <w:t xml:space="preserve"/>
+      </w:r>
+      <w:r>
+        <w:rPr>
+          <w:rFonts w:ascii="Arial Narrow" w:eastAsia="Times New Roman" w:hAnsi="Arial Narrow" w:cs="Arial"/>
+          <w:color w:val="000000"/>
+          <w:kern w:val="0"/>
+          <w:lang w:eastAsia="es-ES"/>
+          <w14:ligatures w14:val="none"/>
+        </w:rPr>
+        <w:t xml:space="preserve"/>
+      </w:r>
+      <w:r>
+        <w:rPr>
+          <w:rFonts w:ascii="Arial Narrow" w:eastAsia="Times New Roman" w:hAnsi="Arial Narrow" w:cs="Arial"/>
+          <w:color w:val="000000"/>
+          <w:kern w:val="0"/>
+          <w:lang w:val="es-ES" w:eastAsia="es-ES"/>
+          <w14:ligatures w14:val="none"/>
+        </w:rPr>
+        <w:t/>
+      </w:r>
+      <w:r>
+        <w:rPr>
+          <w:rFonts w:ascii="Arial Narrow" w:eastAsia="Times New Roman" w:hAnsi="Arial Narrow" w:cs="Arial"/>
+          <w:color w:val="000000"/>
+          <w:kern w:val="0"/>
+          <w:lang w:eastAsia="es-ES"/>
+          <w14:ligatures w14:val="none"/>
+        </w:rPr>
+        <w:t xml:space="preserve"/>
+      </w:r>
+      <w:r>
+        <w:rPr>
+          <w:rFonts w:ascii="Arial Narrow" w:eastAsia="Times New Roman" w:hAnsi="Arial Narrow" w:cs="Arial"/>
+          <w:color w:val="000000"/>
+          <w:kern w:val="0"/>
+          <w:lang w:eastAsia="es-ES"/>
+          <w14:ligatures w14:val="none"/>
+        </w:rPr>
+        <w:t xml:space="preserve"/>
+      </w:r>
+      <w:r>
+        <w:rPr>
+          <w:rFonts w:ascii="Arial Narrow" w:eastAsia="Times New Roman" w:hAnsi="Arial Narrow" w:cs="Arial"/>
+          <w:color w:val="000000"/>
+          <w:kern w:val="0"/>
+          <w:lang w:eastAsia="es-ES"/>
+          <w14:ligatures w14:val="none"/>
+        </w:rPr>
+        <w:t/>
+      </w:r>
+      <w:r>
+        <w:rPr>
+          <w:rFonts w:ascii="Arial Narrow" w:eastAsia="Times New Roman" w:hAnsi="Arial Narrow" w:cs="Arial"/>
+          <w:color w:val="000000"/>
+          <w:kern w:val="0"/>
+          <w:lang w:eastAsia="es-ES"/>
+          <w14:ligatures w14:val="none"/>
+        </w:rPr>
+        <w:t xml:space="preserve"/>
       </w:r>
       <w:proofErr w:type="spellStart"/>
       <w:r>
@@ -2286,17 +2286,17 @@
           <w:lang w:eastAsia="es-ES"/>
           <w14:ligatures w14:val="none"/>
         </w:rPr>
-        <w:t>Pariba</w:t>
-      </w:r>
-      <w:r>
-        <w:rPr>
-          <w:rFonts w:ascii="Arial Narrow" w:eastAsia="Times New Roman" w:hAnsi="Arial Narrow" w:cs="Arial"/>
-          <w:color w:val="000000"/>
-          <w:kern w:val="0"/>
-          <w:lang w:eastAsia="es-ES"/>
-          <w14:ligatures w14:val="none"/>
-        </w:rPr>
-        <w:t>s</w:t>
+        <w:t/>
+      </w:r>
+      <w:r>
+        <w:rPr>
+          <w:rFonts w:ascii="Arial Narrow" w:eastAsia="Times New Roman" w:hAnsi="Arial Narrow" w:cs="Arial"/>
+          <w:color w:val="000000"/>
+          <w:kern w:val="0"/>
+          <w:lang w:eastAsia="es-ES"/>
+          <w14:ligatures w14:val="none"/>
+        </w:rPr>
+        <w:t/>
       </w:r>
       <w:proofErr w:type="spellEnd"/>
       <w:r>
@@ -2307,67 +2307,67 @@
           <w:lang w:eastAsia="es-ES"/>
           <w14:ligatures w14:val="none"/>
         </w:rPr>
-        <w:t xml:space="preserve"> en la cual requieren documentación </w:t>
-      </w:r>
-      <w:r>
-        <w:rPr>
-          <w:rFonts w:ascii="Arial Narrow" w:eastAsia="Times New Roman" w:hAnsi="Arial Narrow" w:cs="Arial"/>
-          <w:color w:val="000000"/>
-          <w:kern w:val="0"/>
-          <w:lang w:eastAsia="es-ES"/>
-          <w14:ligatures w14:val="none"/>
-        </w:rPr>
-        <w:t>de subsanación</w:t>
-      </w:r>
-      <w:r>
-        <w:rPr>
-          <w:rFonts w:ascii="Arial Narrow" w:eastAsia="Times New Roman" w:hAnsi="Arial Narrow" w:cs="Arial"/>
-          <w:color w:val="000000"/>
-          <w:kern w:val="0"/>
-          <w:lang w:eastAsia="es-ES"/>
-          <w14:ligatures w14:val="none"/>
-        </w:rPr>
-        <w:t xml:space="preserve">, la cual se responde al día siguiente </w:t>
-      </w:r>
-      <w:r>
-        <w:rPr>
-          <w:rFonts w:ascii="Arial Narrow" w:eastAsia="Times New Roman" w:hAnsi="Arial Narrow" w:cs="Arial"/>
-          <w:color w:val="000000"/>
-          <w:kern w:val="0"/>
-          <w:lang w:eastAsia="es-ES"/>
-          <w14:ligatures w14:val="none"/>
-        </w:rPr>
-        <w:t>señalando</w:t>
-      </w:r>
-      <w:r>
-        <w:rPr>
-          <w:rFonts w:ascii="Arial Narrow" w:eastAsia="Times New Roman" w:hAnsi="Arial Narrow" w:cs="Arial"/>
-          <w:color w:val="000000"/>
-          <w:kern w:val="0"/>
-          <w:lang w:eastAsia="es-ES"/>
-          <w14:ligatures w14:val="none"/>
-        </w:rPr>
-        <w:t xml:space="preserve"> que no existe historia clínica con información relacionada a la enfermedad que causó el fallecimiento del </w:t>
-      </w:r>
-      <w:r>
-        <w:rPr>
-          <w:rFonts w:ascii="Arial Narrow" w:eastAsia="Times New Roman" w:hAnsi="Arial Narrow" w:cs="Arial"/>
-          <w:color w:val="000000"/>
-          <w:kern w:val="0"/>
-          <w:lang w:eastAsia="es-ES"/>
-          <w14:ligatures w14:val="none"/>
-        </w:rPr>
-        <w:t>causante de la Sucesi</w:t>
-      </w:r>
-      <w:r>
-        <w:rPr>
-          <w:rFonts w:ascii="Arial Narrow" w:eastAsia="Times New Roman" w:hAnsi="Arial Narrow" w:cs="Arial"/>
-          <w:color w:val="000000"/>
-          <w:kern w:val="0"/>
-          <w:lang w:eastAsia="es-ES"/>
-          <w14:ligatures w14:val="none"/>
-        </w:rPr>
-        <w:t>ón Intestada.</w:t>
+        <w:t xml:space="preserve"/>
+      </w:r>
+      <w:r>
+        <w:rPr>
+          <w:rFonts w:ascii="Arial Narrow" w:eastAsia="Times New Roman" w:hAnsi="Arial Narrow" w:cs="Arial"/>
+          <w:color w:val="000000"/>
+          <w:kern w:val="0"/>
+          <w:lang w:eastAsia="es-ES"/>
+          <w14:ligatures w14:val="none"/>
+        </w:rPr>
+        <w:t/>
+      </w:r>
+      <w:r>
+        <w:rPr>
+          <w:rFonts w:ascii="Arial Narrow" w:eastAsia="Times New Roman" w:hAnsi="Arial Narrow" w:cs="Arial"/>
+          <w:color w:val="000000"/>
+          <w:kern w:val="0"/>
+          <w:lang w:eastAsia="es-ES"/>
+          <w14:ligatures w14:val="none"/>
+        </w:rPr>
+        <w:t xml:space="preserve"/>
+      </w:r>
+      <w:r>
+        <w:rPr>
+          <w:rFonts w:ascii="Arial Narrow" w:eastAsia="Times New Roman" w:hAnsi="Arial Narrow" w:cs="Arial"/>
+          <w:color w:val="000000"/>
+          <w:kern w:val="0"/>
+          <w:lang w:eastAsia="es-ES"/>
+          <w14:ligatures w14:val="none"/>
+        </w:rPr>
+        <w:t/>
+      </w:r>
+      <w:r>
+        <w:rPr>
+          <w:rFonts w:ascii="Arial Narrow" w:eastAsia="Times New Roman" w:hAnsi="Arial Narrow" w:cs="Arial"/>
+          <w:color w:val="000000"/>
+          <w:kern w:val="0"/>
+          <w:lang w:eastAsia="es-ES"/>
+          <w14:ligatures w14:val="none"/>
+        </w:rPr>
+        <w:t xml:space="preserve"/>
+      </w:r>
+      <w:r>
+        <w:rPr>
+          <w:rFonts w:ascii="Arial Narrow" w:eastAsia="Times New Roman" w:hAnsi="Arial Narrow" w:cs="Arial"/>
+          <w:color w:val="000000"/>
+          <w:kern w:val="0"/>
+          <w:lang w:eastAsia="es-ES"/>
+          <w14:ligatures w14:val="none"/>
+        </w:rPr>
+        <w:t/>
+      </w:r>
+      <w:r>
+        <w:rPr>
+          <w:rFonts w:ascii="Arial Narrow" w:eastAsia="Times New Roman" w:hAnsi="Arial Narrow" w:cs="Arial"/>
+          <w:color w:val="000000"/>
+          <w:kern w:val="0"/>
+          <w:lang w:eastAsia="es-ES"/>
+          <w14:ligatures w14:val="none"/>
+        </w:rPr>
+        <w:t/>
       </w:r>
     </w:p>
     <w:p>
@@ -2412,17 +2412,17 @@
           <w:lang w:eastAsia="es-ES"/>
           <w14:ligatures w14:val="none"/>
         </w:rPr>
-        <w:t xml:space="preserve">El 16 de setiembre del 2025, </w:t>
-      </w:r>
-      <w:r>
-        <w:rPr>
-          <w:rFonts w:ascii="Arial Narrow" w:eastAsia="Times New Roman" w:hAnsi="Arial Narrow" w:cs="Arial"/>
-          <w:color w:val="000000"/>
-          <w:kern w:val="0"/>
-          <w:lang w:eastAsia="es-ES"/>
-          <w14:ligatures w14:val="none"/>
-        </w:rPr>
-        <w:t xml:space="preserve">BNP </w:t>
+        <w:t xml:space="preserve">El 16 de setiembre del 2025, BNP Paribas le remite un correo electrónico solicitando copia simple de la historia completa con información relacionada a la enfermedad causante del fallecimiento del causante [APELLIDO] . El mismo día, se informó nuevamente a la compañía aseguradora que no existía historia clínica vinculada a cirrosis hepática, debido a que la enfermedad no fue diagnosticada ni tratada. </w:t>
+      </w:r>
+      <w:r>
+        <w:rPr>
+          <w:rFonts w:ascii="Arial Narrow" w:eastAsia="Times New Roman" w:hAnsi="Arial Narrow" w:cs="Arial"/>
+          <w:color w:val="000000"/>
+          <w:kern w:val="0"/>
+          <w:lang w:eastAsia="es-ES"/>
+          <w14:ligatures w14:val="none"/>
+        </w:rPr>
+        <w:t xml:space="preserve"/>
       </w:r>
       <w:proofErr w:type="spellStart"/>
       <w:r>
@@ -2433,7 +2433,7 @@
           <w:lang w:eastAsia="es-ES"/>
           <w14:ligatures w14:val="none"/>
         </w:rPr>
-        <w:t>Paribas</w:t>
+        <w:t/>
       </w:r>
       <w:proofErr w:type="spellEnd"/>
       <w:r>
@@ -2444,87 +2444,87 @@
           <w:lang w:eastAsia="es-ES"/>
           <w14:ligatures w14:val="none"/>
         </w:rPr>
-        <w:t xml:space="preserve"> </w:t>
-      </w:r>
-      <w:r>
-        <w:rPr>
-          <w:rFonts w:ascii="Arial Narrow" w:eastAsia="Times New Roman" w:hAnsi="Arial Narrow" w:cs="Arial"/>
-          <w:color w:val="000000"/>
-          <w:kern w:val="0"/>
-          <w:lang w:eastAsia="es-ES"/>
-          <w14:ligatures w14:val="none"/>
-        </w:rPr>
-        <w:t>le remite un correo electrónico solicitando</w:t>
-      </w:r>
-      <w:r>
-        <w:rPr>
-          <w:rFonts w:ascii="Arial Narrow" w:eastAsia="Times New Roman" w:hAnsi="Arial Narrow" w:cs="Arial"/>
-          <w:color w:val="000000"/>
-          <w:kern w:val="0"/>
-          <w:lang w:eastAsia="es-ES"/>
-          <w14:ligatures w14:val="none"/>
-        </w:rPr>
-        <w:t xml:space="preserve"> copia simple de la historia completa con información relacionada a la enfermedad causante del fallecimiento del causante de la Sucesión Intestada. El mismo día, </w:t>
-      </w:r>
-      <w:r>
-        <w:rPr>
-          <w:rFonts w:ascii="Arial Narrow" w:eastAsia="Times New Roman" w:hAnsi="Arial Narrow" w:cs="Arial"/>
-          <w:color w:val="000000"/>
-          <w:kern w:val="0"/>
-          <w:lang w:eastAsia="es-ES"/>
-          <w14:ligatures w14:val="none"/>
-        </w:rPr>
-        <w:t xml:space="preserve">se informó </w:t>
-      </w:r>
-      <w:r>
-        <w:rPr>
-          <w:rFonts w:ascii="Arial Narrow" w:eastAsia="Times New Roman" w:hAnsi="Arial Narrow" w:cs="Arial"/>
-          <w:color w:val="000000"/>
-          <w:kern w:val="0"/>
-          <w:lang w:eastAsia="es-ES"/>
-          <w14:ligatures w14:val="none"/>
-        </w:rPr>
-        <w:t xml:space="preserve">nuevamente a la compañía aseguradora </w:t>
-      </w:r>
-      <w:r>
-        <w:rPr>
-          <w:rFonts w:ascii="Arial Narrow" w:eastAsia="Times New Roman" w:hAnsi="Arial Narrow" w:cs="Arial"/>
-          <w:color w:val="000000"/>
-          <w:kern w:val="0"/>
-          <w:lang w:eastAsia="es-ES"/>
-          <w14:ligatures w14:val="none"/>
-        </w:rPr>
-        <w:t>que no existía historia clínica vinculada a cirrosis hepática, debido a que la enfermedad no fue diagnosticada</w:t>
-      </w:r>
-      <w:r>
-        <w:rPr>
-          <w:rFonts w:ascii="Arial Narrow" w:eastAsia="Times New Roman" w:hAnsi="Arial Narrow" w:cs="Arial"/>
-          <w:color w:val="000000"/>
-          <w:kern w:val="0"/>
-          <w:lang w:eastAsia="es-ES"/>
-          <w14:ligatures w14:val="none"/>
-        </w:rPr>
-        <w:t xml:space="preserve"> ni tratada</w:t>
-      </w:r>
-      <w:r>
-        <w:rPr>
-          <w:rFonts w:ascii="Arial Narrow" w:eastAsia="Times New Roman" w:hAnsi="Arial Narrow" w:cs="Arial"/>
-          <w:color w:val="000000"/>
-          <w:kern w:val="0"/>
-          <w:lang w:eastAsia="es-ES"/>
-          <w14:ligatures w14:val="none"/>
-        </w:rPr>
-        <w:t>.</w:t>
-      </w:r>
-      <w:r>
-        <w:rPr>
-          <w:rFonts w:ascii="Arial Narrow" w:eastAsia="Times New Roman" w:hAnsi="Arial Narrow" w:cs="Arial"/>
-          <w:color w:val="000000"/>
-          <w:kern w:val="0"/>
-          <w:lang w:eastAsia="es-ES"/>
-          <w14:ligatures w14:val="none"/>
-        </w:rPr>
-        <w:t xml:space="preserve"> </w:t>
+        <w:t xml:space="preserve"/>
+      </w:r>
+      <w:r>
+        <w:rPr>
+          <w:rFonts w:ascii="Arial Narrow" w:eastAsia="Times New Roman" w:hAnsi="Arial Narrow" w:cs="Arial"/>
+          <w:color w:val="000000"/>
+          <w:kern w:val="0"/>
+          <w:lang w:eastAsia="es-ES"/>
+          <w14:ligatures w14:val="none"/>
+        </w:rPr>
+        <w:t/>
+      </w:r>
+      <w:r>
+        <w:rPr>
+          <w:rFonts w:ascii="Arial Narrow" w:eastAsia="Times New Roman" w:hAnsi="Arial Narrow" w:cs="Arial"/>
+          <w:color w:val="000000"/>
+          <w:kern w:val="0"/>
+          <w:lang w:eastAsia="es-ES"/>
+          <w14:ligatures w14:val="none"/>
+        </w:rPr>
+        <w:t xml:space="preserve"/>
+      </w:r>
+      <w:r>
+        <w:rPr>
+          <w:rFonts w:ascii="Arial Narrow" w:eastAsia="Times New Roman" w:hAnsi="Arial Narrow" w:cs="Arial"/>
+          <w:color w:val="000000"/>
+          <w:kern w:val="0"/>
+          <w:lang w:eastAsia="es-ES"/>
+          <w14:ligatures w14:val="none"/>
+        </w:rPr>
+        <w:t xml:space="preserve"/>
+      </w:r>
+      <w:r>
+        <w:rPr>
+          <w:rFonts w:ascii="Arial Narrow" w:eastAsia="Times New Roman" w:hAnsi="Arial Narrow" w:cs="Arial"/>
+          <w:color w:val="000000"/>
+          <w:kern w:val="0"/>
+          <w:lang w:eastAsia="es-ES"/>
+          <w14:ligatures w14:val="none"/>
+        </w:rPr>
+        <w:t xml:space="preserve"/>
+      </w:r>
+      <w:r>
+        <w:rPr>
+          <w:rFonts w:ascii="Arial Narrow" w:eastAsia="Times New Roman" w:hAnsi="Arial Narrow" w:cs="Arial"/>
+          <w:color w:val="000000"/>
+          <w:kern w:val="0"/>
+          <w:lang w:eastAsia="es-ES"/>
+          <w14:ligatures w14:val="none"/>
+        </w:rPr>
+        <w:t/>
+      </w:r>
+      <w:r>
+        <w:rPr>
+          <w:rFonts w:ascii="Arial Narrow" w:eastAsia="Times New Roman" w:hAnsi="Arial Narrow" w:cs="Arial"/>
+          <w:color w:val="000000"/>
+          <w:kern w:val="0"/>
+          <w:lang w:eastAsia="es-ES"/>
+          <w14:ligatures w14:val="none"/>
+        </w:rPr>
+        <w:t xml:space="preserve"/>
+      </w:r>
+      <w:r>
+        <w:rPr>
+          <w:rFonts w:ascii="Arial Narrow" w:eastAsia="Times New Roman" w:hAnsi="Arial Narrow" w:cs="Arial"/>
+          <w:color w:val="000000"/>
+          <w:kern w:val="0"/>
+          <w:lang w:eastAsia="es-ES"/>
+          <w14:ligatures w14:val="none"/>
+        </w:rPr>
+        <w:t/>
+      </w:r>
+      <w:r>
+        <w:rPr>
+          <w:rFonts w:ascii="Arial Narrow" w:eastAsia="Times New Roman" w:hAnsi="Arial Narrow" w:cs="Arial"/>
+          <w:color w:val="000000"/>
+          <w:kern w:val="0"/>
+          <w:lang w:eastAsia="es-ES"/>
+          <w14:ligatures w14:val="none"/>
+        </w:rPr>
+        <w:t xml:space="preserve"/>
       </w:r>
     </w:p>
     <w:p>
@@ -2569,37 +2569,37 @@
           <w:lang w:eastAsia="es-ES"/>
           <w14:ligatures w14:val="none"/>
         </w:rPr>
-        <w:t xml:space="preserve">El </w:t>
-      </w:r>
-      <w:r>
-        <w:rPr>
-          <w:rFonts w:ascii="Arial Narrow" w:eastAsia="Times New Roman" w:hAnsi="Arial Narrow" w:cs="Arial"/>
-          <w:color w:val="000000"/>
-          <w:kern w:val="0"/>
-          <w:lang w:eastAsia="es-ES"/>
-          <w14:ligatures w14:val="none"/>
-        </w:rPr>
-        <w:t>18</w:t>
-      </w:r>
-      <w:r>
-        <w:rPr>
-          <w:rFonts w:ascii="Arial Narrow" w:eastAsia="Times New Roman" w:hAnsi="Arial Narrow" w:cs="Arial"/>
-          <w:color w:val="000000"/>
-          <w:kern w:val="0"/>
-          <w:lang w:eastAsia="es-ES"/>
-          <w14:ligatures w14:val="none"/>
-        </w:rPr>
-        <w:t xml:space="preserve"> de setiembre del 2025, </w:t>
-      </w:r>
-      <w:r>
-        <w:rPr>
-          <w:rFonts w:ascii="Arial Narrow" w:eastAsia="Times New Roman" w:hAnsi="Arial Narrow" w:cs="Arial"/>
-          <w:color w:val="000000"/>
-          <w:kern w:val="0"/>
-          <w:lang w:eastAsia="es-ES"/>
-          <w14:ligatures w14:val="none"/>
-        </w:rPr>
-        <w:t xml:space="preserve">BNP </w:t>
+        <w:t xml:space="preserve">El 18 de setiembre del 2025, BNP Paribas le remite un correo electrónico reiterándole presentar copia simple de la historia completa con información relacionada a la enfermedad causante del fallecimiento del causante [APELLIDO] .</w:t>
+      </w:r>
+      <w:r>
+        <w:rPr>
+          <w:rFonts w:ascii="Arial Narrow" w:eastAsia="Times New Roman" w:hAnsi="Arial Narrow" w:cs="Arial"/>
+          <w:color w:val="000000"/>
+          <w:kern w:val="0"/>
+          <w:lang w:eastAsia="es-ES"/>
+          <w14:ligatures w14:val="none"/>
+        </w:rPr>
+        <w:t/>
+      </w:r>
+      <w:r>
+        <w:rPr>
+          <w:rFonts w:ascii="Arial Narrow" w:eastAsia="Times New Roman" w:hAnsi="Arial Narrow" w:cs="Arial"/>
+          <w:color w:val="000000"/>
+          <w:kern w:val="0"/>
+          <w:lang w:eastAsia="es-ES"/>
+          <w14:ligatures w14:val="none"/>
+        </w:rPr>
+        <w:t xml:space="preserve"/>
+      </w:r>
+      <w:r>
+        <w:rPr>
+          <w:rFonts w:ascii="Arial Narrow" w:eastAsia="Times New Roman" w:hAnsi="Arial Narrow" w:cs="Arial"/>
+          <w:color w:val="000000"/>
+          <w:kern w:val="0"/>
+          <w:lang w:eastAsia="es-ES"/>
+          <w14:ligatures w14:val="none"/>
+        </w:rPr>
+        <w:t xml:space="preserve"/>
       </w:r>
       <w:proofErr w:type="spellStart"/>
       <w:r>
@@ -2610,7 +2610,7 @@
           <w:lang w:eastAsia="es-ES"/>
           <w14:ligatures w14:val="none"/>
         </w:rPr>
-        <w:t>Paribas</w:t>
+        <w:t/>
       </w:r>
       <w:proofErr w:type="spellEnd"/>
       <w:r>
@@ -2621,17 +2621,17 @@
           <w:lang w:eastAsia="es-ES"/>
           <w14:ligatures w14:val="none"/>
         </w:rPr>
-        <w:t xml:space="preserve"> </w:t>
-      </w:r>
-      <w:r>
-        <w:rPr>
-          <w:rFonts w:ascii="Arial Narrow" w:eastAsia="Times New Roman" w:hAnsi="Arial Narrow" w:cs="Arial"/>
-          <w:color w:val="000000"/>
-          <w:kern w:val="0"/>
-          <w:lang w:eastAsia="es-ES"/>
-          <w14:ligatures w14:val="none"/>
-        </w:rPr>
-        <w:t>le remite un correo electrónico reiterándole presentar copia simple de la historia completa con información relacionada a la enfermedad causante del fallecimiento del causante de la Sucesión Intestada.</w:t>
+        <w:t xml:space="preserve"/>
+      </w:r>
+      <w:r>
+        <w:rPr>
+          <w:rFonts w:ascii="Arial Narrow" w:eastAsia="Times New Roman" w:hAnsi="Arial Narrow" w:cs="Arial"/>
+          <w:color w:val="000000"/>
+          <w:kern w:val="0"/>
+          <w:lang w:eastAsia="es-ES"/>
+          <w14:ligatures w14:val="none"/>
+        </w:rPr>
+        <w:t/>
       </w:r>
     </w:p>
     <w:p>
@@ -3163,37 +3163,37 @@
           <w:lang w:eastAsia="es-ES"/>
           <w14:ligatures w14:val="none"/>
         </w:rPr>
-        <w:t xml:space="preserve">El 5 de noviembre de 2025, el Estudio Muñiz remitió una comunicación aludiendo a un proceso judicial archivado, dirigiéndose a familiares del causante de la Sucesión Intestada, en relación con la existencia de la deuda vinculada al crédito otorgado por </w:t>
-      </w:r>
-      <w:r>
-        <w:rPr>
-          <w:rFonts w:ascii="Arial Narrow" w:eastAsia="Times New Roman" w:hAnsi="Arial Narrow" w:cs="Arial"/>
-          <w:color w:val="000000"/>
-          <w:kern w:val="0"/>
-          <w:lang w:eastAsia="es-ES"/>
-          <w14:ligatures w14:val="none"/>
-        </w:rPr>
-        <w:t xml:space="preserve">el </w:t>
-      </w:r>
-      <w:r>
-        <w:rPr>
-          <w:rFonts w:ascii="Arial Narrow" w:eastAsia="Times New Roman" w:hAnsi="Arial Narrow" w:cs="Arial"/>
-          <w:color w:val="000000"/>
-          <w:kern w:val="0"/>
-          <w:lang w:val="es-ES" w:eastAsia="es-ES"/>
-          <w14:ligatures w14:val="none"/>
-        </w:rPr>
-        <w:t>Banco</w:t>
-      </w:r>
-      <w:r>
-        <w:rPr>
-          <w:rFonts w:ascii="Arial Narrow" w:eastAsia="Times New Roman" w:hAnsi="Arial Narrow" w:cs="Arial"/>
-          <w:color w:val="000000"/>
-          <w:kern w:val="0"/>
-          <w:lang w:eastAsia="es-ES"/>
-          <w14:ligatures w14:val="none"/>
-        </w:rPr>
-        <w:t>.</w:t>
+        <w:t xml:space="preserve">El 5 de noviembre de 2025, el Estudio Muñiz remitió una comunicación aludiendo a un proceso judicial archivado, dirigiéndose a familiares del causante [APELLIDO] , en relación con la existencia de la deuda vinculada al crédito otorgado por el Banco.</w:t>
+      </w:r>
+      <w:r>
+        <w:rPr>
+          <w:rFonts w:ascii="Arial Narrow" w:eastAsia="Times New Roman" w:hAnsi="Arial Narrow" w:cs="Arial"/>
+          <w:color w:val="000000"/>
+          <w:kern w:val="0"/>
+          <w:lang w:eastAsia="es-ES"/>
+          <w14:ligatures w14:val="none"/>
+        </w:rPr>
+        <w:t xml:space="preserve"/>
+      </w:r>
+      <w:r>
+        <w:rPr>
+          <w:rFonts w:ascii="Arial Narrow" w:eastAsia="Times New Roman" w:hAnsi="Arial Narrow" w:cs="Arial"/>
+          <w:color w:val="000000"/>
+          <w:kern w:val="0"/>
+          <w:lang w:val="es-ES" w:eastAsia="es-ES"/>
+          <w14:ligatures w14:val="none"/>
+        </w:rPr>
+        <w:t/>
+      </w:r>
+      <w:r>
+        <w:rPr>
+          <w:rFonts w:ascii="Arial Narrow" w:eastAsia="Times New Roman" w:hAnsi="Arial Narrow" w:cs="Arial"/>
+          <w:color w:val="000000"/>
+          <w:kern w:val="0"/>
+          <w:lang w:eastAsia="es-ES"/>
+          <w14:ligatures w14:val="none"/>
+        </w:rPr>
+        <w:t/>
       </w:r>
     </w:p>
     <w:p>
@@ -3241,17 +3241,17 @@
           <w:lang w:val="es-ES" w:eastAsia="es-ES"/>
           <w14:ligatures w14:val="none"/>
         </w:rPr>
-        <w:t>La</w:t>
-      </w:r>
-      <w:r>
-        <w:rPr>
-          <w:rFonts w:ascii="Arial Narrow" w:eastAsia="Times New Roman" w:hAnsi="Arial Narrow" w:cs="Arial"/>
-          <w:color w:val="000000"/>
-          <w:kern w:val="0"/>
-          <w:lang w:val="es-ES" w:eastAsia="es-ES"/>
-          <w14:ligatures w14:val="none"/>
-        </w:rPr>
-        <w:t xml:space="preserve"> </w:t>
+        <w:t xml:space="preserve">La [APELLIDO] solicitó, en calidad de medida correctiva, que: (i) el Banco y BNP Paribas, otorguen la cobertura del seguro de desgravamen vinculada a la deuda del causante [APELLIDO] ; (ii) el Banco y Estudio Muñiz realicen desistimiento de todas las acciones legales de cobranza que hubiesen iniciado; y, (iii) el Estudio Muñiz realice el cese del empleo de métodos abusivos en el cobro y, en consecuencia, cese el acoso telefónico efectuado hasta la fecha informando a terceros de las deudas del causante [APELLIDO] . Asimismo, requirió el reembolso de costos y costas del presente procedimiento.</w:t>
+      </w:r>
+      <w:r>
+        <w:rPr>
+          <w:rFonts w:ascii="Arial Narrow" w:eastAsia="Times New Roman" w:hAnsi="Arial Narrow" w:cs="Arial"/>
+          <w:color w:val="000000"/>
+          <w:kern w:val="0"/>
+          <w:lang w:val="es-ES" w:eastAsia="es-ES"/>
+          <w14:ligatures w14:val="none"/>
+        </w:rPr>
+        <w:t xml:space="preserve"/>
       </w:r>
       <w:r>
         <w:rPr>
@@ -3259,7 +3259,7 @@
           <w:kern w:val="0"/>
           <w14:ligatures w14:val="none"/>
         </w:rPr>
-        <w:t xml:space="preserve">Sucesión </w:t>
+        <w:t xml:space="preserve"/>
       </w:r>
       <w:r>
         <w:rPr>
@@ -3267,37 +3267,37 @@
           <w:kern w:val="0"/>
           <w14:ligatures w14:val="none"/>
         </w:rPr>
-        <w:t xml:space="preserve">Intestada </w:t>
-      </w:r>
-      <w:r>
-        <w:rPr>
-          <w:rFonts w:ascii="Arial Narrow" w:eastAsia="Times New Roman" w:hAnsi="Arial Narrow" w:cs="Arial"/>
-          <w:color w:val="000000"/>
-          <w:kern w:val="0"/>
-          <w:lang w:val="es-ES" w:eastAsia="es-ES"/>
-          <w14:ligatures w14:val="none"/>
-        </w:rPr>
-        <w:t xml:space="preserve">solicitó, en </w:t>
-      </w:r>
-      <w:r>
-        <w:rPr>
-          <w:rFonts w:ascii="Arial Narrow" w:eastAsia="Times New Roman" w:hAnsi="Arial Narrow" w:cs="Arial"/>
-          <w:color w:val="000000"/>
-          <w:kern w:val="0"/>
-          <w:lang w:val="es-ES" w:eastAsia="es-ES"/>
-          <w14:ligatures w14:val="none"/>
-        </w:rPr>
-        <w:t>calidad de medida correctiva, que</w:t>
-      </w:r>
-      <w:r>
-        <w:rPr>
-          <w:rFonts w:ascii="Arial Narrow" w:eastAsia="Times New Roman" w:hAnsi="Arial Narrow" w:cs="Arial"/>
-          <w:color w:val="000000"/>
-          <w:kern w:val="0"/>
-          <w:lang w:val="es-ES" w:eastAsia="es-ES"/>
-          <w14:ligatures w14:val="none"/>
-        </w:rPr>
-        <w:t xml:space="preserve">: (i) el Banco y BNP </w:t>
+        <w:t xml:space="preserve"/>
+      </w:r>
+      <w:r>
+        <w:rPr>
+          <w:rFonts w:ascii="Arial Narrow" w:eastAsia="Times New Roman" w:hAnsi="Arial Narrow" w:cs="Arial"/>
+          <w:color w:val="000000"/>
+          <w:kern w:val="0"/>
+          <w:lang w:val="es-ES" w:eastAsia="es-ES"/>
+          <w14:ligatures w14:val="none"/>
+        </w:rPr>
+        <w:t xml:space="preserve"/>
+      </w:r>
+      <w:r>
+        <w:rPr>
+          <w:rFonts w:ascii="Arial Narrow" w:eastAsia="Times New Roman" w:hAnsi="Arial Narrow" w:cs="Arial"/>
+          <w:color w:val="000000"/>
+          <w:kern w:val="0"/>
+          <w:lang w:val="es-ES" w:eastAsia="es-ES"/>
+          <w14:ligatures w14:val="none"/>
+        </w:rPr>
+        <w:t/>
+      </w:r>
+      <w:r>
+        <w:rPr>
+          <w:rFonts w:ascii="Arial Narrow" w:eastAsia="Times New Roman" w:hAnsi="Arial Narrow" w:cs="Arial"/>
+          <w:color w:val="000000"/>
+          <w:kern w:val="0"/>
+          <w:lang w:val="es-ES" w:eastAsia="es-ES"/>
+          <w14:ligatures w14:val="none"/>
+        </w:rPr>
+        <w:t xml:space="preserve"/>
       </w:r>
       <w:proofErr w:type="spellStart"/>
       <w:r>
@@ -3308,7 +3308,7 @@
           <w:lang w:val="es-ES" w:eastAsia="es-ES"/>
           <w14:ligatures w14:val="none"/>
         </w:rPr>
-        <w:t>Paribas</w:t>
+        <w:t/>
       </w:r>
       <w:proofErr w:type="spellEnd"/>
       <w:r>
@@ -3319,27 +3319,27 @@
           <w:lang w:val="es-ES" w:eastAsia="es-ES"/>
           <w14:ligatures w14:val="none"/>
         </w:rPr>
-        <w:t xml:space="preserve">, otorguen la cobertura del seguro de desgravamen vinculada </w:t>
-      </w:r>
-      <w:r>
-        <w:rPr>
-          <w:rFonts w:ascii="Arial Narrow" w:eastAsia="Times New Roman" w:hAnsi="Arial Narrow" w:cs="Arial"/>
-          <w:color w:val="000000"/>
-          <w:kern w:val="0"/>
-          <w:lang w:val="es-ES" w:eastAsia="es-ES"/>
-          <w14:ligatures w14:val="none"/>
-        </w:rPr>
-        <w:t>a la</w:t>
-      </w:r>
-      <w:r>
-        <w:rPr>
-          <w:rFonts w:ascii="Arial Narrow" w:eastAsia="Times New Roman" w:hAnsi="Arial Narrow" w:cs="Arial"/>
-          <w:color w:val="000000"/>
-          <w:kern w:val="0"/>
-          <w:lang w:val="es-ES" w:eastAsia="es-ES"/>
-          <w14:ligatures w14:val="none"/>
-        </w:rPr>
-        <w:t xml:space="preserve"> deuda del causante de la Sucesión Intestada; (</w:t>
+        <w:t xml:space="preserve"/>
+      </w:r>
+      <w:r>
+        <w:rPr>
+          <w:rFonts w:ascii="Arial Narrow" w:eastAsia="Times New Roman" w:hAnsi="Arial Narrow" w:cs="Arial"/>
+          <w:color w:val="000000"/>
+          <w:kern w:val="0"/>
+          <w:lang w:val="es-ES" w:eastAsia="es-ES"/>
+          <w14:ligatures w14:val="none"/>
+        </w:rPr>
+        <w:t/>
+      </w:r>
+      <w:r>
+        <w:rPr>
+          <w:rFonts w:ascii="Arial Narrow" w:eastAsia="Times New Roman" w:hAnsi="Arial Narrow" w:cs="Arial"/>
+          <w:color w:val="000000"/>
+          <w:kern w:val="0"/>
+          <w:lang w:val="es-ES" w:eastAsia="es-ES"/>
+          <w14:ligatures w14:val="none"/>
+        </w:rPr>
+        <w:t xml:space="preserve"/>
       </w:r>
       <w:proofErr w:type="spellStart"/>
       <w:r>
@@ -3350,7 +3350,7 @@
           <w:lang w:val="es-ES" w:eastAsia="es-ES"/>
           <w14:ligatures w14:val="none"/>
         </w:rPr>
-        <w:t>ii</w:t>
+        <w:t/>
       </w:r>
       <w:proofErr w:type="spellEnd"/>
       <w:r>
@@ -3361,37 +3361,37 @@
           <w:lang w:val="es-ES" w:eastAsia="es-ES"/>
           <w14:ligatures w14:val="none"/>
         </w:rPr>
-        <w:t>) el Banco</w:t>
-      </w:r>
-      <w:r>
-        <w:rPr>
-          <w:rFonts w:ascii="Arial Narrow" w:eastAsia="Times New Roman" w:hAnsi="Arial Narrow" w:cs="Arial"/>
-          <w:color w:val="000000"/>
-          <w:kern w:val="0"/>
-          <w:lang w:val="es-ES" w:eastAsia="es-ES"/>
-          <w14:ligatures w14:val="none"/>
-        </w:rPr>
-        <w:t xml:space="preserve"> </w:t>
-      </w:r>
-      <w:r>
-        <w:rPr>
-          <w:rFonts w:ascii="Arial Narrow" w:eastAsia="Times New Roman" w:hAnsi="Arial Narrow" w:cs="Arial"/>
-          <w:color w:val="000000"/>
-          <w:kern w:val="0"/>
-          <w:lang w:val="es-ES" w:eastAsia="es-ES"/>
-          <w14:ligatures w14:val="none"/>
-        </w:rPr>
-        <w:t>y Estudio Muñiz realicen desistimiento de todas las acciones legales de cobranza que hubiesen iniciado; y,</w:t>
-      </w:r>
-      <w:r>
-        <w:rPr>
-          <w:rFonts w:ascii="Arial Narrow" w:eastAsia="Times New Roman" w:hAnsi="Arial Narrow" w:cs="Arial"/>
-          <w:color w:val="000000"/>
-          <w:kern w:val="0"/>
-          <w:lang w:val="es-ES" w:eastAsia="es-ES"/>
-          <w14:ligatures w14:val="none"/>
-        </w:rPr>
-        <w:t xml:space="preserve"> (</w:t>
+        <w:t/>
+      </w:r>
+      <w:r>
+        <w:rPr>
+          <w:rFonts w:ascii="Arial Narrow" w:eastAsia="Times New Roman" w:hAnsi="Arial Narrow" w:cs="Arial"/>
+          <w:color w:val="000000"/>
+          <w:kern w:val="0"/>
+          <w:lang w:val="es-ES" w:eastAsia="es-ES"/>
+          <w14:ligatures w14:val="none"/>
+        </w:rPr>
+        <w:t xml:space="preserve"/>
+      </w:r>
+      <w:r>
+        <w:rPr>
+          <w:rFonts w:ascii="Arial Narrow" w:eastAsia="Times New Roman" w:hAnsi="Arial Narrow" w:cs="Arial"/>
+          <w:color w:val="000000"/>
+          <w:kern w:val="0"/>
+          <w:lang w:val="es-ES" w:eastAsia="es-ES"/>
+          <w14:ligatures w14:val="none"/>
+        </w:rPr>
+        <w:t/>
+      </w:r>
+      <w:r>
+        <w:rPr>
+          <w:rFonts w:ascii="Arial Narrow" w:eastAsia="Times New Roman" w:hAnsi="Arial Narrow" w:cs="Arial"/>
+          <w:color w:val="000000"/>
+          <w:kern w:val="0"/>
+          <w:lang w:val="es-ES" w:eastAsia="es-ES"/>
+          <w14:ligatures w14:val="none"/>
+        </w:rPr>
+        <w:t xml:space="preserve"/>
       </w:r>
       <w:proofErr w:type="spellStart"/>
       <w:r>
@@ -3402,7 +3402,7 @@
           <w:lang w:val="es-ES" w:eastAsia="es-ES"/>
           <w14:ligatures w14:val="none"/>
         </w:rPr>
-        <w:t>iii</w:t>
+        <w:t/>
       </w:r>
       <w:proofErr w:type="spellEnd"/>
       <w:r>
@@ -3413,37 +3413,37 @@
           <w:lang w:val="es-ES" w:eastAsia="es-ES"/>
           <w14:ligatures w14:val="none"/>
         </w:rPr>
-        <w:t>) el</w:t>
-      </w:r>
-      <w:r>
-        <w:rPr>
-          <w:rFonts w:ascii="Arial Narrow" w:eastAsia="Times New Roman" w:hAnsi="Arial Narrow" w:cs="Arial"/>
-          <w:color w:val="000000"/>
-          <w:kern w:val="0"/>
-          <w:lang w:val="es-ES" w:eastAsia="es-ES"/>
-          <w14:ligatures w14:val="none"/>
-        </w:rPr>
-        <w:t xml:space="preserve"> Estudio Muñiz realice el cese del empleo de métodos abusivos en el cobro y, en consecuencia, cese el acoso telefónico efectuado hasta la fecha informando a terceros de las deudas del causante de la Sucesión Intestada</w:t>
-      </w:r>
-      <w:r>
-        <w:rPr>
-          <w:rFonts w:ascii="Arial Narrow" w:eastAsia="Times New Roman" w:hAnsi="Arial Narrow" w:cs="Arial"/>
-          <w:color w:val="000000"/>
-          <w:kern w:val="0"/>
-          <w:lang w:val="es-ES" w:eastAsia="es-ES"/>
-          <w14:ligatures w14:val="none"/>
-        </w:rPr>
-        <w:t>. Asimismo, requirió el reembolso de costos y costas del presente procedimiento</w:t>
-      </w:r>
-      <w:r>
-        <w:rPr>
-          <w:rFonts w:ascii="Arial Narrow" w:eastAsia="Times New Roman" w:hAnsi="Arial Narrow" w:cs="Arial"/>
-          <w:color w:val="000000"/>
-          <w:kern w:val="0"/>
-          <w:lang w:val="es-ES" w:eastAsia="es-ES"/>
-          <w14:ligatures w14:val="none"/>
-        </w:rPr>
-        <w:t>.</w:t>
+        <w:t/>
+      </w:r>
+      <w:r>
+        <w:rPr>
+          <w:rFonts w:ascii="Arial Narrow" w:eastAsia="Times New Roman" w:hAnsi="Arial Narrow" w:cs="Arial"/>
+          <w:color w:val="000000"/>
+          <w:kern w:val="0"/>
+          <w:lang w:val="es-ES" w:eastAsia="es-ES"/>
+          <w14:ligatures w14:val="none"/>
+        </w:rPr>
+        <w:t xml:space="preserve"/>
+      </w:r>
+      <w:r>
+        <w:rPr>
+          <w:rFonts w:ascii="Arial Narrow" w:eastAsia="Times New Roman" w:hAnsi="Arial Narrow" w:cs="Arial"/>
+          <w:color w:val="000000"/>
+          <w:kern w:val="0"/>
+          <w:lang w:val="es-ES" w:eastAsia="es-ES"/>
+          <w14:ligatures w14:val="none"/>
+        </w:rPr>
+        <w:t/>
+      </w:r>
+      <w:r>
+        <w:rPr>
+          <w:rFonts w:ascii="Arial Narrow" w:eastAsia="Times New Roman" w:hAnsi="Arial Narrow" w:cs="Arial"/>
+          <w:color w:val="000000"/>
+          <w:kern w:val="0"/>
+          <w:lang w:val="es-ES" w:eastAsia="es-ES"/>
+          <w14:ligatures w14:val="none"/>
+        </w:rPr>
+        <w:t/>
       </w:r>
     </w:p>
     <w:p>
@@ -3534,27 +3534,27 @@
           <w:lang w:eastAsia="es-ES"/>
           <w14:ligatures w14:val="none"/>
         </w:rPr>
-        <w:t xml:space="preserve">El </w:t>
-      </w:r>
-      <w:r>
-        <w:rPr>
-          <w:rFonts w:ascii="Arial Narrow" w:eastAsia="Times New Roman" w:hAnsi="Arial Narrow" w:cs="Arial"/>
-          <w:color w:val="000000"/>
-          <w:kern w:val="0"/>
-          <w:lang w:val="es-ES" w:eastAsia="es-ES"/>
-          <w14:ligatures w14:val="none"/>
-        </w:rPr>
-        <w:t>15 de noviembre de 2025</w:t>
-      </w:r>
-      <w:r>
-        <w:rPr>
-          <w:rFonts w:ascii="Arial Narrow" w:eastAsia="Times New Roman" w:hAnsi="Arial Narrow" w:cs="Arial"/>
-          <w:color w:val="000000"/>
-          <w:kern w:val="0"/>
-          <w:lang w:eastAsia="es-ES"/>
-          <w14:ligatures w14:val="none"/>
-        </w:rPr>
-        <w:t xml:space="preserve">, </w:t>
+        <w:t xml:space="preserve">El 15 de noviembre de 2025, la [APELLIDO] denunció al Banco, BNP Paribas y al Estudio Muñiz por presuntas infracciones a la Ley 29571, Código de Protección y Defensa del Consumidor (en adelante, Código).  </w:t>
+      </w:r>
+      <w:r>
+        <w:rPr>
+          <w:rFonts w:ascii="Arial Narrow" w:eastAsia="Times New Roman" w:hAnsi="Arial Narrow" w:cs="Arial"/>
+          <w:color w:val="000000"/>
+          <w:kern w:val="0"/>
+          <w:lang w:val="es-ES" w:eastAsia="es-ES"/>
+          <w14:ligatures w14:val="none"/>
+        </w:rPr>
+        <w:t/>
+      </w:r>
+      <w:r>
+        <w:rPr>
+          <w:rFonts w:ascii="Arial Narrow" w:eastAsia="Times New Roman" w:hAnsi="Arial Narrow" w:cs="Arial"/>
+          <w:color w:val="000000"/>
+          <w:kern w:val="0"/>
+          <w:lang w:eastAsia="es-ES"/>
+          <w14:ligatures w14:val="none"/>
+        </w:rPr>
+        <w:t xml:space="preserve"/>
       </w:r>
       <w:r>
         <w:rPr>
@@ -3562,27 +3562,27 @@
           <w:kern w:val="0"/>
           <w14:ligatures w14:val="none"/>
         </w:rPr>
-        <w:t xml:space="preserve">la Sucesión Intestada </w:t>
-      </w:r>
-      <w:r>
-        <w:rPr>
-          <w:rFonts w:ascii="Arial Narrow" w:eastAsia="Times New Roman" w:hAnsi="Arial Narrow" w:cs="Arial"/>
-          <w:color w:val="000000"/>
-          <w:kern w:val="0"/>
-          <w:lang w:eastAsia="es-ES"/>
-          <w14:ligatures w14:val="none"/>
-        </w:rPr>
-        <w:t xml:space="preserve">denunció al </w:t>
-      </w:r>
-      <w:r>
-        <w:rPr>
-          <w:rFonts w:ascii="Arial Narrow" w:eastAsia="Times New Roman" w:hAnsi="Arial Narrow" w:cs="Arial"/>
-          <w:color w:val="000000"/>
-          <w:kern w:val="0"/>
-          <w:lang w:val="es-ES" w:eastAsia="es-ES"/>
-          <w14:ligatures w14:val="none"/>
-        </w:rPr>
-        <w:t xml:space="preserve">Banco, BNP </w:t>
+        <w:t xml:space="preserve"/>
+      </w:r>
+      <w:r>
+        <w:rPr>
+          <w:rFonts w:ascii="Arial Narrow" w:eastAsia="Times New Roman" w:hAnsi="Arial Narrow" w:cs="Arial"/>
+          <w:color w:val="000000"/>
+          <w:kern w:val="0"/>
+          <w:lang w:eastAsia="es-ES"/>
+          <w14:ligatures w14:val="none"/>
+        </w:rPr>
+        <w:t xml:space="preserve"/>
+      </w:r>
+      <w:r>
+        <w:rPr>
+          <w:rFonts w:ascii="Arial Narrow" w:eastAsia="Times New Roman" w:hAnsi="Arial Narrow" w:cs="Arial"/>
+          <w:color w:val="000000"/>
+          <w:kern w:val="0"/>
+          <w:lang w:val="es-ES" w:eastAsia="es-ES"/>
+          <w14:ligatures w14:val="none"/>
+        </w:rPr>
+        <w:t xml:space="preserve"/>
       </w:r>
       <w:proofErr w:type="spellStart"/>
       <w:r>
@@ -3593,7 +3593,7 @@
           <w:lang w:val="es-ES" w:eastAsia="es-ES"/>
           <w14:ligatures w14:val="none"/>
         </w:rPr>
-        <w:t>Paribas</w:t>
+        <w:t/>
       </w:r>
       <w:proofErr w:type="spellEnd"/>
       <w:r>
@@ -3604,37 +3604,37 @@
           <w:lang w:val="es-ES" w:eastAsia="es-ES"/>
           <w14:ligatures w14:val="none"/>
         </w:rPr>
-        <w:t xml:space="preserve"> y al Estudio Muñiz</w:t>
-      </w:r>
-      <w:r>
-        <w:rPr>
-          <w:rFonts w:ascii="Arial Narrow" w:eastAsia="Times New Roman" w:hAnsi="Arial Narrow" w:cs="Arial"/>
-          <w:color w:val="000000"/>
-          <w:kern w:val="0"/>
-          <w:lang w:eastAsia="es-ES"/>
-          <w14:ligatures w14:val="none"/>
-        </w:rPr>
-        <w:t xml:space="preserve"> </w:t>
-      </w:r>
-      <w:r>
-        <w:rPr>
-          <w:rFonts w:ascii="Arial Narrow" w:eastAsia="Times New Roman" w:hAnsi="Arial Narrow" w:cs="Arial"/>
-          <w:color w:val="000000"/>
-          <w:kern w:val="0"/>
-          <w:lang w:eastAsia="es-ES"/>
-          <w14:ligatures w14:val="none"/>
-        </w:rPr>
-        <w:t xml:space="preserve">por presuntas infracciones a la Ley 29571, Código de Protección y Defensa del Consumidor (en adelante, Código). </w:t>
-      </w:r>
-      <w:r>
-        <w:rPr>
-          <w:rFonts w:ascii="Arial Narrow" w:eastAsia="Times New Roman" w:hAnsi="Arial Narrow" w:cs="Arial"/>
-          <w:color w:val="000000"/>
-          <w:kern w:val="0"/>
-          <w:lang w:eastAsia="es-ES"/>
-          <w14:ligatures w14:val="none"/>
-        </w:rPr>
-        <w:t xml:space="preserve"> </w:t>
+        <w:t xml:space="preserve"/>
+      </w:r>
+      <w:r>
+        <w:rPr>
+          <w:rFonts w:ascii="Arial Narrow" w:eastAsia="Times New Roman" w:hAnsi="Arial Narrow" w:cs="Arial"/>
+          <w:color w:val="000000"/>
+          <w:kern w:val="0"/>
+          <w:lang w:eastAsia="es-ES"/>
+          <w14:ligatures w14:val="none"/>
+        </w:rPr>
+        <w:t xml:space="preserve"/>
+      </w:r>
+      <w:r>
+        <w:rPr>
+          <w:rFonts w:ascii="Arial Narrow" w:eastAsia="Times New Roman" w:hAnsi="Arial Narrow" w:cs="Arial"/>
+          <w:color w:val="000000"/>
+          <w:kern w:val="0"/>
+          <w:lang w:eastAsia="es-ES"/>
+          <w14:ligatures w14:val="none"/>
+        </w:rPr>
+        <w:t xml:space="preserve"/>
+      </w:r>
+      <w:r>
+        <w:rPr>
+          <w:rFonts w:ascii="Arial Narrow" w:eastAsia="Times New Roman" w:hAnsi="Arial Narrow" w:cs="Arial"/>
+          <w:color w:val="000000"/>
+          <w:kern w:val="0"/>
+          <w:lang w:eastAsia="es-ES"/>
+          <w14:ligatures w14:val="none"/>
+        </w:rPr>
+        <w:t xml:space="preserve"/>
       </w:r>
     </w:p>
     <w:p>
@@ -3679,15 +3679,15 @@
           <w:lang w:eastAsia="es-ES"/>
           <w14:ligatures w14:val="none"/>
         </w:rPr>
-        <w:t xml:space="preserve">Mediante Resolución 1 del 9 de febrero de 2026, </w:t>
-      </w:r>
-      <w:r>
-        <w:rPr>
-          <w:rFonts w:ascii="Arial Narrow" w:eastAsia="Times New Roman" w:hAnsi="Arial Narrow" w:cs="Arial"/>
-          <w:color w:val="000000"/>
-          <w:lang w:eastAsia="es-PE"/>
-        </w:rPr>
-        <w:t xml:space="preserve">se requirió a </w:t>
+        <w:t xml:space="preserve">Mediante Resolución 1 del 9 de febrero de 2026, se requirió a la [APELLIDO] que, en un plazo improrrogable de dos (2) días hábiles, contado a partir del día siguiente de la notificación de la presente resolución, cumpla con lo siguiente:</w:t>
+      </w:r>
+      <w:r>
+        <w:rPr>
+          <w:rFonts w:ascii="Arial Narrow" w:eastAsia="Times New Roman" w:hAnsi="Arial Narrow" w:cs="Arial"/>
+          <w:color w:val="000000"/>
+          <w:lang w:eastAsia="es-PE"/>
+        </w:rPr>
+        <w:t xml:space="preserve"/>
       </w:r>
       <w:r>
         <w:rPr>
@@ -3695,35 +3695,35 @@
           <w:color w:val="000000"/>
           <w:lang w:eastAsia="es-PE"/>
         </w:rPr>
-        <w:t>la Sucesión Intestada</w:t>
-      </w:r>
-      <w:r>
-        <w:rPr>
-          <w:rFonts w:ascii="Arial Narrow" w:eastAsia="Times New Roman" w:hAnsi="Arial Narrow" w:cs="Arial"/>
-          <w:color w:val="000000"/>
-          <w:lang w:eastAsia="es-PE"/>
-        </w:rPr>
-        <w:t xml:space="preserve"> que, en un plazo </w:t>
+        <w:t/>
+      </w:r>
+      <w:r>
+        <w:rPr>
+          <w:rFonts w:ascii="Arial Narrow" w:eastAsia="Times New Roman" w:hAnsi="Arial Narrow" w:cs="Arial"/>
+          <w:color w:val="000000"/>
+          <w:lang w:eastAsia="es-PE"/>
+        </w:rPr>
+        <w:t xml:space="preserve"/>
       </w:r>
       <w:r>
         <w:rPr>
           <w:rFonts w:ascii="Arial Narrow" w:hAnsi="Arial Narrow" w:cs="Arial"/>
         </w:rPr>
-        <w:t>improrrogable</w:t>
-      </w:r>
-      <w:r>
-        <w:rPr>
-          <w:rFonts w:ascii="Arial Narrow" w:eastAsia="Times New Roman" w:hAnsi="Arial Narrow" w:cs="Arial"/>
-          <w:color w:val="000000"/>
-          <w:lang w:eastAsia="es-PE"/>
-        </w:rPr>
-        <w:t xml:space="preserve"> de dos (2) días hábiles, contado a partir del día siguiente de la notificación de la presente resolución, cumpla con </w:t>
-      </w:r>
-      <w:r>
-        <w:rPr>
-          <w:rFonts w:ascii="Arial Narrow" w:eastAsia="Arial Narrow" w:hAnsi="Arial Narrow" w:cs="Arial Narrow"/>
-        </w:rPr>
-        <w:t>lo siguiente:</w:t>
+        <w:t/>
+      </w:r>
+      <w:r>
+        <w:rPr>
+          <w:rFonts w:ascii="Arial Narrow" w:eastAsia="Times New Roman" w:hAnsi="Arial Narrow" w:cs="Arial"/>
+          <w:color w:val="000000"/>
+          <w:lang w:eastAsia="es-PE"/>
+        </w:rPr>
+        <w:t xml:space="preserve"/>
+      </w:r>
+      <w:r>
+        <w:rPr>
+          <w:rFonts w:ascii="Arial Narrow" w:eastAsia="Arial Narrow" w:hAnsi="Arial Narrow" w:cs="Arial Narrow"/>
+        </w:rPr>
+        <w:t/>
       </w:r>
     </w:p>
     <w:p>
@@ -3995,27 +3995,27 @@
           <w:lang w:eastAsia="es-ES"/>
           <w14:ligatures w14:val="none"/>
         </w:rPr>
-        <w:t xml:space="preserve">Por Resolución 2 del </w:t>
-      </w:r>
-      <w:r>
-        <w:rPr>
-          <w:rFonts w:ascii="Arial Narrow" w:eastAsia="Times New Roman" w:hAnsi="Arial Narrow" w:cs="Arial"/>
-          <w:color w:val="000000"/>
-          <w:kern w:val="0"/>
-          <w:lang w:eastAsia="es-ES"/>
-          <w14:ligatures w14:val="none"/>
-        </w:rPr>
-        <w:t xml:space="preserve"> 18 de febrero de 2026</w:t>
-      </w:r>
-      <w:r>
-        <w:rPr>
-          <w:rFonts w:ascii="Arial Narrow" w:eastAsia="Times New Roman" w:hAnsi="Arial Narrow" w:cs="Arial"/>
-          <w:color w:val="000000"/>
-          <w:kern w:val="0"/>
-          <w:lang w:eastAsia="es-ES"/>
-          <w14:ligatures w14:val="none"/>
-        </w:rPr>
-        <w:t xml:space="preserve">, la Secretaría Técnica resolvió declarar inadmisible la denuncia presentada por </w:t>
+        <w:t xml:space="preserve">Por Resolución 2 del  18 de febrero de 2026, la Secretaría Técnica resolvió declarar inadmisible la denuncia presentada por la [APELLIDO] al no haber absuelto el requerimiento efectuado mediante Resolución 2; no obstante, la [APELLIDO] presentó un escrito complementario el 20 de febrero de 2026 señalando precisiones para admitir a trámite su denuncia.</w:t>
+      </w:r>
+      <w:r>
+        <w:rPr>
+          <w:rFonts w:ascii="Arial Narrow" w:eastAsia="Times New Roman" w:hAnsi="Arial Narrow" w:cs="Arial"/>
+          <w:color w:val="000000"/>
+          <w:kern w:val="0"/>
+          <w:lang w:eastAsia="es-ES"/>
+          <w14:ligatures w14:val="none"/>
+        </w:rPr>
+        <w:t xml:space="preserve"/>
+      </w:r>
+      <w:r>
+        <w:rPr>
+          <w:rFonts w:ascii="Arial Narrow" w:eastAsia="Times New Roman" w:hAnsi="Arial Narrow" w:cs="Arial"/>
+          <w:color w:val="000000"/>
+          <w:kern w:val="0"/>
+          <w:lang w:eastAsia="es-ES"/>
+          <w14:ligatures w14:val="none"/>
+        </w:rPr>
+        <w:t xml:space="preserve"/>
       </w:r>
       <w:r>
         <w:rPr>
@@ -4023,17 +4023,17 @@
           <w:kern w:val="0"/>
           <w14:ligatures w14:val="none"/>
         </w:rPr>
-        <w:t>la Sucesión Intestada</w:t>
-      </w:r>
-      <w:r>
-        <w:rPr>
-          <w:rFonts w:ascii="Arial Narrow" w:eastAsia="Times New Roman" w:hAnsi="Arial Narrow" w:cs="Arial"/>
-          <w:color w:val="000000"/>
-          <w:kern w:val="0"/>
-          <w:lang w:eastAsia="es-ES"/>
-          <w14:ligatures w14:val="none"/>
-        </w:rPr>
-        <w:t xml:space="preserve"> al no haber absuelto el requerimiento efectuado mediante Resolución 2; no obstante, </w:t>
+        <w:t/>
+      </w:r>
+      <w:r>
+        <w:rPr>
+          <w:rFonts w:ascii="Arial Narrow" w:eastAsia="Times New Roman" w:hAnsi="Arial Narrow" w:cs="Arial"/>
+          <w:color w:val="000000"/>
+          <w:kern w:val="0"/>
+          <w:lang w:eastAsia="es-ES"/>
+          <w14:ligatures w14:val="none"/>
+        </w:rPr>
+        <w:t xml:space="preserve"/>
       </w:r>
       <w:r>
         <w:rPr>
@@ -4041,17 +4041,17 @@
           <w:kern w:val="0"/>
           <w14:ligatures w14:val="none"/>
         </w:rPr>
-        <w:t>la Sucesión Intestada</w:t>
-      </w:r>
-      <w:r>
-        <w:rPr>
-          <w:rFonts w:ascii="Arial Narrow" w:eastAsia="Times New Roman" w:hAnsi="Arial Narrow" w:cs="Arial"/>
-          <w:color w:val="000000"/>
-          <w:kern w:val="0"/>
-          <w:lang w:eastAsia="es-ES"/>
-          <w14:ligatures w14:val="none"/>
-        </w:rPr>
-        <w:t xml:space="preserve"> presentó un escrito complementario el 20 de febrero de 2026 señalando precisiones para admitir a trámite su denuncia.</w:t>
+        <w:t/>
+      </w:r>
+      <w:r>
+        <w:rPr>
+          <w:rFonts w:ascii="Arial Narrow" w:eastAsia="Times New Roman" w:hAnsi="Arial Narrow" w:cs="Arial"/>
+          <w:color w:val="000000"/>
+          <w:kern w:val="0"/>
+          <w:lang w:eastAsia="es-ES"/>
+          <w14:ligatures w14:val="none"/>
+        </w:rPr>
+        <w:t xml:space="preserve"/>
       </w:r>
     </w:p>
     <w:p>
@@ -4661,7 +4661,7 @@
           <w:color w:val="000000"/>
           <w:lang w:eastAsia="es-PE"/>
         </w:rPr>
-        <w:t>En atención a lo señalado, se advierte que, la Resolución 2 se emitió sin tener presente que la</w:t>
+        <w:t xml:space="preserve">En atención a lo señalado, se advierte que, la Resolución 2 se emitió sin tener presente que la [APELLIDO] había acreditado la subsanación de lo requerido por Resolución 1, por lo cual, corresponde dejarla sin efecto.</w:t>
       </w:r>
       <w:r>
         <w:rPr>
@@ -4669,17 +4669,17 @@
           <w:kern w:val="0"/>
           <w14:ligatures w14:val="none"/>
         </w:rPr>
-        <w:t xml:space="preserve"> Sucesión Intestada</w:t>
-      </w:r>
-      <w:r>
-        <w:rPr>
-          <w:rFonts w:ascii="Arial Narrow" w:eastAsia="Times New Roman" w:hAnsi="Arial Narrow" w:cs="Arial"/>
-          <w:color w:val="000000"/>
-          <w:kern w:val="0"/>
-          <w:lang w:eastAsia="es-ES"/>
-          <w14:ligatures w14:val="none"/>
-        </w:rPr>
-        <w:t xml:space="preserve"> había acreditado la subsanación de lo requerido por Resolución 1, por lo cual, corresponde dejarla sin efecto.</w:t>
+        <w:t xml:space="preserve"/>
+      </w:r>
+      <w:r>
+        <w:rPr>
+          <w:rFonts w:ascii="Arial Narrow" w:eastAsia="Times New Roman" w:hAnsi="Arial Narrow" w:cs="Arial"/>
+          <w:color w:val="000000"/>
+          <w:kern w:val="0"/>
+          <w:lang w:eastAsia="es-ES"/>
+          <w14:ligatures w14:val="none"/>
+        </w:rPr>
+        <w:t xml:space="preserve"/>
       </w:r>
     </w:p>
     <w:p>
@@ -4773,7 +4773,7 @@
           <w:lang w:eastAsia="es-PE"/>
           <w14:ligatures w14:val="none"/>
         </w:rPr>
-        <w:t>La Secretaría Técnica de la Comisión de Protección al Consumidor 1 (en adelante, la Secretaría Técnica), en ejercicio de sus facultades</w:t>
+        <w:t xml:space="preserve">La Secretaría Técnica de la Comisión de Protección al Consumidor 1 (en adelante, la Secretaría Técnica), en ejercicio de sus facultades, considera que el hecho denunciado, consistente en que BNP Paribas Cardif S.A. Compañía de Seguros y Reaseguros se habría negado injustificadamente el 21 de octubre de 2025 a otorgar a la parte denunciante la cobertura del Seguro de Desgravamen por el fallecimiento del señor [APELLIDO] [APELLIDO] ocurrido el 26 de julio del 2024; involucraría una presunta afectación a sus expectativas, quien no habría encontrado una correspondencia entre lo que esperaba recibir de parte del proveedor y lo que realmente recibió. Por consiguiente, corresponde calificar el hecho materia de denuncia como una presunta infracción al deber de idoneidad, tipificado en los artículos 18 y 19 del Código.</w:t>
       </w:r>
       <w:bookmarkEnd w:id="3"/>
       <w:bookmarkEnd w:id="4"/>
@@ -4795,15 +4795,15 @@
           <w:lang w:eastAsia="es-PE"/>
           <w14:ligatures w14:val="none"/>
         </w:rPr>
-        <w:t xml:space="preserve">, considera </w:t>
-      </w:r>
-      <w:r>
-        <w:rPr>
-          <w:rFonts w:ascii="Arial Narrow" w:eastAsia="Arial Narrow" w:hAnsi="Arial Narrow" w:cs="Arial Narrow"/>
-          <w:kern w:val="0"/>
-          <w14:ligatures w14:val="none"/>
-        </w:rPr>
-        <w:t xml:space="preserve">que el hecho denunciado, consistente en que </w:t>
+        <w:t xml:space="preserve"/>
+      </w:r>
+      <w:r>
+        <w:rPr>
+          <w:rFonts w:ascii="Arial Narrow" w:eastAsia="Arial Narrow" w:hAnsi="Arial Narrow" w:cs="Arial Narrow"/>
+          <w:kern w:val="0"/>
+          <w14:ligatures w14:val="none"/>
+        </w:rPr>
+        <w:t xml:space="preserve"/>
       </w:r>
       <w:bookmarkStart w:id="6" w:name="_Hlk213160885"/>
       <w:bookmarkStart w:id="7" w:name="_Hlk213151898"/>
@@ -4812,7 +4812,7 @@
           <w:rFonts w:ascii="Arial Narrow" w:eastAsia="Arial Narrow" w:hAnsi="Arial Narrow" w:cs="Arial Narrow"/>
           <w:bCs/>
         </w:rPr>
-        <w:t xml:space="preserve">BNP </w:t>
+        <w:t xml:space="preserve"/>
       </w:r>
       <w:proofErr w:type="spellStart"/>
       <w:r>
@@ -4820,7 +4820,7 @@
           <w:rFonts w:ascii="Arial Narrow" w:eastAsia="Arial Narrow" w:hAnsi="Arial Narrow" w:cs="Arial Narrow"/>
           <w:bCs/>
         </w:rPr>
-        <w:t>Paribas</w:t>
+        <w:t/>
       </w:r>
       <w:proofErr w:type="spellEnd"/>
       <w:r>
@@ -4828,7 +4828,7 @@
           <w:rFonts w:ascii="Arial Narrow" w:eastAsia="Arial Narrow" w:hAnsi="Arial Narrow" w:cs="Arial Narrow"/>
           <w:bCs/>
         </w:rPr>
-        <w:t xml:space="preserve"> </w:t>
+        <w:t xml:space="preserve"/>
       </w:r>
       <w:proofErr w:type="spellStart"/>
       <w:r>
@@ -4836,7 +4836,7 @@
           <w:rFonts w:ascii="Arial Narrow" w:eastAsia="Arial Narrow" w:hAnsi="Arial Narrow" w:cs="Arial Narrow"/>
           <w:bCs/>
         </w:rPr>
-        <w:t>Cardif</w:t>
+        <w:t/>
       </w:r>
       <w:proofErr w:type="spellEnd"/>
       <w:r>
@@ -4844,67 +4844,67 @@
           <w:rFonts w:ascii="Arial Narrow" w:eastAsia="Arial Narrow" w:hAnsi="Arial Narrow" w:cs="Arial Narrow"/>
           <w:bCs/>
         </w:rPr>
-        <w:t xml:space="preserve"> S.A. Compañía de Seguros y Reaseguros </w:t>
-      </w:r>
-      <w:r>
-        <w:rPr>
-          <w:rFonts w:ascii="Arial Narrow" w:eastAsia="Arial Narrow" w:hAnsi="Arial Narrow" w:cs="Arial Narrow"/>
-          <w:kern w:val="0"/>
-          <w14:ligatures w14:val="none"/>
-        </w:rPr>
-        <w:t xml:space="preserve">se habría negado injustificadamente el 21 de octubre de 2025 a otorgar a la </w:t>
-      </w:r>
-      <w:r>
-        <w:rPr>
-          <w:rFonts w:ascii="Arial Narrow" w:eastAsia="Arial Narrow" w:hAnsi="Arial Narrow" w:cs="Arial Narrow"/>
-          <w:kern w:val="0"/>
-          <w14:ligatures w14:val="none"/>
-        </w:rPr>
-        <w:t xml:space="preserve">parte </w:t>
-      </w:r>
-      <w:r>
-        <w:rPr>
-          <w:rFonts w:ascii="Arial Narrow" w:eastAsia="Arial Narrow" w:hAnsi="Arial Narrow" w:cs="Arial Narrow"/>
-          <w:kern w:val="0"/>
-          <w14:ligatures w14:val="none"/>
-        </w:rPr>
-        <w:t xml:space="preserve">denunciante la cobertura del Seguro de Desgravamen por el fallecimiento del señor </w:t>
-      </w:r>
-      <w:r>
-        <w:rPr>
-          <w:rFonts w:ascii="Arial Narrow" w:eastAsia="Times New Roman" w:hAnsi="Arial Narrow" w:cs="Arial"/>
-          <w:color w:val="000000"/>
-          <w:kern w:val="0"/>
-          <w:lang w:eastAsia="es-ES"/>
-          <w14:ligatures w14:val="none"/>
-        </w:rPr>
-        <w:t>Cesar Emilio Miranda Soria ocurrido el</w:t>
-      </w:r>
-      <w:r>
-        <w:rPr>
-          <w:rFonts w:ascii="Arial Narrow" w:eastAsia="Arial Narrow" w:hAnsi="Arial Narrow" w:cs="Arial Narrow"/>
-          <w:kern w:val="0"/>
-          <w14:ligatures w14:val="none"/>
-        </w:rPr>
-        <w:t xml:space="preserve"> </w:t>
-      </w:r>
-      <w:r>
-        <w:rPr>
-          <w:rFonts w:ascii="Arial Narrow" w:eastAsia="Times New Roman" w:hAnsi="Arial Narrow" w:cs="Arial"/>
-          <w:color w:val="000000"/>
-          <w:kern w:val="0"/>
-          <w:lang w:eastAsia="es-ES"/>
-          <w14:ligatures w14:val="none"/>
-        </w:rPr>
-        <w:t>26 de julio del 2024</w:t>
-      </w:r>
-      <w:r>
-        <w:rPr>
-          <w:rFonts w:ascii="Arial Narrow" w:eastAsia="Arial Narrow" w:hAnsi="Arial Narrow" w:cs="Arial Narrow"/>
-          <w:kern w:val="0"/>
-          <w14:ligatures w14:val="none"/>
-        </w:rPr>
-        <w:t>; involucraría una presunta afectación a sus expectativas, quien no habría encontrado una correspondencia entre lo que esperaba recibir de parte del proveedor y lo que realmente recibió. Por consiguiente, corresponde calificar el hecho materia de denuncia como una presunta infracción al deber de idoneidad, tipificado en los artículos 18</w:t>
+        <w:t xml:space="preserve"/>
+      </w:r>
+      <w:r>
+        <w:rPr>
+          <w:rFonts w:ascii="Arial Narrow" w:eastAsia="Arial Narrow" w:hAnsi="Arial Narrow" w:cs="Arial Narrow"/>
+          <w:kern w:val="0"/>
+          <w14:ligatures w14:val="none"/>
+        </w:rPr>
+        <w:t xml:space="preserve"/>
+      </w:r>
+      <w:r>
+        <w:rPr>
+          <w:rFonts w:ascii="Arial Narrow" w:eastAsia="Arial Narrow" w:hAnsi="Arial Narrow" w:cs="Arial Narrow"/>
+          <w:kern w:val="0"/>
+          <w14:ligatures w14:val="none"/>
+        </w:rPr>
+        <w:t xml:space="preserve"/>
+      </w:r>
+      <w:r>
+        <w:rPr>
+          <w:rFonts w:ascii="Arial Narrow" w:eastAsia="Arial Narrow" w:hAnsi="Arial Narrow" w:cs="Arial Narrow"/>
+          <w:kern w:val="0"/>
+          <w14:ligatures w14:val="none"/>
+        </w:rPr>
+        <w:t xml:space="preserve"/>
+      </w:r>
+      <w:r>
+        <w:rPr>
+          <w:rFonts w:ascii="Arial Narrow" w:eastAsia="Times New Roman" w:hAnsi="Arial Narrow" w:cs="Arial"/>
+          <w:color w:val="000000"/>
+          <w:kern w:val="0"/>
+          <w:lang w:eastAsia="es-ES"/>
+          <w14:ligatures w14:val="none"/>
+        </w:rPr>
+        <w:t/>
+      </w:r>
+      <w:r>
+        <w:rPr>
+          <w:rFonts w:ascii="Arial Narrow" w:eastAsia="Arial Narrow" w:hAnsi="Arial Narrow" w:cs="Arial Narrow"/>
+          <w:kern w:val="0"/>
+          <w14:ligatures w14:val="none"/>
+        </w:rPr>
+        <w:t xml:space="preserve"/>
+      </w:r>
+      <w:r>
+        <w:rPr>
+          <w:rFonts w:ascii="Arial Narrow" w:eastAsia="Times New Roman" w:hAnsi="Arial Narrow" w:cs="Arial"/>
+          <w:color w:val="000000"/>
+          <w:kern w:val="0"/>
+          <w:lang w:eastAsia="es-ES"/>
+          <w14:ligatures w14:val="none"/>
+        </w:rPr>
+        <w:t/>
+      </w:r>
+      <w:r>
+        <w:rPr>
+          <w:rFonts w:ascii="Arial Narrow" w:eastAsia="Arial Narrow" w:hAnsi="Arial Narrow" w:cs="Arial Narrow"/>
+          <w:kern w:val="0"/>
+          <w14:ligatures w14:val="none"/>
+        </w:rPr>
+        <w:t/>
       </w:r>
       <w:r>
         <w:rPr>
@@ -4922,7 +4922,7 @@
           <w:kern w:val="0"/>
           <w14:ligatures w14:val="none"/>
         </w:rPr>
-        <w:t xml:space="preserve"> y 19</w:t>
+        <w:t xml:space="preserve"/>
       </w:r>
       <w:r>
         <w:rPr>
@@ -4940,7 +4940,7 @@
           <w:kern w:val="0"/>
           <w14:ligatures w14:val="none"/>
         </w:rPr>
-        <w:t xml:space="preserve"> del Código</w:t>
+        <w:t xml:space="preserve"/>
       </w:r>
       <w:bookmarkStart w:id="8" w:name="_Hlk213160896"/>
       <w:bookmarkEnd w:id="6"/>
@@ -4960,7 +4960,7 @@
           <w:kern w:val="0"/>
           <w14:ligatures w14:val="none"/>
         </w:rPr>
-        <w:t>.</w:t>
+        <w:t/>
       </w:r>
       <w:bookmarkEnd w:id="7"/>
     </w:p>
@@ -4990,7 +4990,7 @@
           <w14:ligatures w14:val="none"/>
         </w:rPr>
         <w:lastRenderedPageBreak/>
-        <w:t xml:space="preserve">Así también, la Secretaría Técnica, en ejercicio de sus facultades, </w:t>
+        <w:t xml:space="preserve">Así también, la Secretaría Técnica, en ejercicio de sus facultades, considera que el hecho denunciado, consistente en que Scotiabank Perú S.A.A. no habría cumplido con gestionar oportunamente la solicitud de cobertura del Seguro de Desgravamen emitido por BNP Paribas Cardif S.A. Compañía de Seguros y Reaseguros presentada por la parte denunciante en virtud del fallecimiento del señor [APELLIDO] [APELLIDO] ; involucraría una presunta afectación a sus expectativas, quien no habría encontrado una correspondencia entre lo que esperaba recibir de parte del proveedor y lo que realmente recibió. Por consiguiente, corresponde calificar el hecho materia de denuncia como una presunta infracción al deber de idoneidad, tipificado en los artículos 18 y 19 del Código. </w:t>
       </w:r>
       <w:r>
         <w:rPr>
@@ -5000,15 +5000,15 @@
           <w:lang w:eastAsia="es-PE"/>
           <w14:ligatures w14:val="none"/>
         </w:rPr>
-        <w:t xml:space="preserve">considera </w:t>
-      </w:r>
-      <w:r>
-        <w:rPr>
-          <w:rFonts w:ascii="Arial Narrow" w:eastAsia="Arial Narrow" w:hAnsi="Arial Narrow" w:cs="Arial Narrow"/>
-          <w:kern w:val="0"/>
-          <w14:ligatures w14:val="none"/>
-        </w:rPr>
-        <w:t xml:space="preserve">que el hecho denunciado, consistente en que </w:t>
+        <w:t xml:space="preserve"/>
+      </w:r>
+      <w:r>
+        <w:rPr>
+          <w:rFonts w:ascii="Arial Narrow" w:eastAsia="Arial Narrow" w:hAnsi="Arial Narrow" w:cs="Arial Narrow"/>
+          <w:kern w:val="0"/>
+          <w14:ligatures w14:val="none"/>
+        </w:rPr>
+        <w:t xml:space="preserve"/>
       </w:r>
       <w:r>
         <w:rPr>
@@ -5019,7 +5019,7 @@
           <w:lang w:eastAsia="es-PE"/>
           <w14:ligatures w14:val="none"/>
         </w:rPr>
-        <w:t xml:space="preserve">Scotiabank Perú S.A.A. no habría cumplido con gestionar oportunamente la solicitud de cobertura del Seguro de Desgravamen emitido por BNP </w:t>
+        <w:t xml:space="preserve"/>
       </w:r>
       <w:proofErr w:type="spellStart"/>
       <w:r>
@@ -5031,7 +5031,7 @@
           <w:lang w:eastAsia="es-PE"/>
           <w14:ligatures w14:val="none"/>
         </w:rPr>
-        <w:t>Paribas</w:t>
+        <w:t/>
       </w:r>
       <w:proofErr w:type="spellEnd"/>
       <w:r>
@@ -5043,7 +5043,7 @@
           <w:lang w:eastAsia="es-PE"/>
           <w14:ligatures w14:val="none"/>
         </w:rPr>
-        <w:t xml:space="preserve"> </w:t>
+        <w:t xml:space="preserve"/>
       </w:r>
       <w:proofErr w:type="spellStart"/>
       <w:r>
@@ -5055,7 +5055,7 @@
           <w:lang w:eastAsia="es-PE"/>
           <w14:ligatures w14:val="none"/>
         </w:rPr>
-        <w:t>Cardif</w:t>
+        <w:t/>
       </w:r>
       <w:proofErr w:type="spellEnd"/>
       <w:r>
@@ -5067,15 +5067,15 @@
           <w:lang w:eastAsia="es-PE"/>
           <w14:ligatures w14:val="none"/>
         </w:rPr>
-        <w:t xml:space="preserve"> S.A. Compañía de Seguros y Reaseguros presentada por la parte denunciante en virtud del fallecimiento del señor Cesar Emilio Miranda Soria</w:t>
-      </w:r>
-      <w:r>
-        <w:rPr>
-          <w:rFonts w:ascii="Arial Narrow" w:eastAsia="Arial Narrow" w:hAnsi="Arial Narrow" w:cs="Arial Narrow"/>
-          <w:kern w:val="0"/>
-          <w14:ligatures w14:val="none"/>
-        </w:rPr>
-        <w:t>; involucraría una presunta afectación a sus expectativas, quien no habría encontrado una correspondencia entre lo que esperaba recibir de parte del proveedor y lo que realmente recibió. Por consiguiente, corresponde calificar el hecho materia de denuncia como una presunta infracción al deber de idoneidad, tipificado en los artículos 18</w:t>
+        <w:t xml:space="preserve"/>
+      </w:r>
+      <w:r>
+        <w:rPr>
+          <w:rFonts w:ascii="Arial Narrow" w:eastAsia="Arial Narrow" w:hAnsi="Arial Narrow" w:cs="Arial Narrow"/>
+          <w:kern w:val="0"/>
+          <w14:ligatures w14:val="none"/>
+        </w:rPr>
+        <w:t/>
       </w:r>
       <w:r>
         <w:rPr>
@@ -5093,7 +5093,7 @@
           <w:kern w:val="0"/>
           <w14:ligatures w14:val="none"/>
         </w:rPr>
-        <w:t xml:space="preserve"> y 19</w:t>
+        <w:t xml:space="preserve"/>
       </w:r>
       <w:r>
         <w:rPr>
@@ -5111,7 +5111,7 @@
           <w:kern w:val="0"/>
           <w14:ligatures w14:val="none"/>
         </w:rPr>
-        <w:t xml:space="preserve"> del Código</w:t>
+        <w:t xml:space="preserve"/>
       </w:r>
       <w:r>
         <w:rPr>
@@ -5122,7 +5122,7 @@
           <w:lang w:eastAsia="es-PE"/>
           <w14:ligatures w14:val="none"/>
         </w:rPr>
-        <w:t xml:space="preserve">. </w:t>
+        <w:t xml:space="preserve"/>
       </w:r>
     </w:p>
     <w:p>
@@ -5166,7 +5166,7 @@
           <w:kern w:val="0"/>
           <w14:ligatures w14:val="none"/>
         </w:rPr>
-        <w:t xml:space="preserve">Además, la Secretaría Técnica, en ejercicio de sus facultades, </w:t>
+        <w:t xml:space="preserve">Además, la Secretaría Técnica, en ejercicio de sus facultades, considera que el hecho denunciado, consistente en que Scotiabank Perú S.A.A. habría realizado gestiones de cobranza judicial a la parte denunciante respecto del crédito otorgado al señor [APELLIDO] [APELLIDO] , pese a tener conocimiento de su fallecimiento el 26 de julio de 2024 y de que dicho crédito contaba con Seguro de Desgravamen emitido por BNP Paribas Cardif S.A. Compañía de Seguros y Reaseguros; involucraría una presunta afectación a sus expectativas, quien no habría encontrado una correspondencia entre lo que esperaba recibir de parte del proveedor y lo que realmente recibió. Por consiguiente, corresponde calificar el hecho materia de denuncia como una presunta infracción al deber de idoneidad, tipificado en los artículos 18 y 19 del Código. </w:t>
       </w:r>
       <w:r>
         <w:rPr>
@@ -5176,15 +5176,15 @@
           <w:lang w:eastAsia="es-PE"/>
           <w14:ligatures w14:val="none"/>
         </w:rPr>
-        <w:t xml:space="preserve">considera </w:t>
-      </w:r>
-      <w:r>
-        <w:rPr>
-          <w:rFonts w:ascii="Arial Narrow" w:eastAsia="Arial Narrow" w:hAnsi="Arial Narrow" w:cs="Arial Narrow"/>
-          <w:kern w:val="0"/>
-          <w14:ligatures w14:val="none"/>
-        </w:rPr>
-        <w:t xml:space="preserve">que el hecho denunciado, consistente en que </w:t>
+        <w:t xml:space="preserve"/>
+      </w:r>
+      <w:r>
+        <w:rPr>
+          <w:rFonts w:ascii="Arial Narrow" w:eastAsia="Arial Narrow" w:hAnsi="Arial Narrow" w:cs="Arial Narrow"/>
+          <w:kern w:val="0"/>
+          <w14:ligatures w14:val="none"/>
+        </w:rPr>
+        <w:t xml:space="preserve"/>
       </w:r>
       <w:r>
         <w:rPr>
@@ -5195,7 +5195,7 @@
           <w:lang w:eastAsia="es-PE"/>
           <w14:ligatures w14:val="none"/>
         </w:rPr>
-        <w:t xml:space="preserve">Scotiabank Perú S.A.A. habría realizado gestiones de cobranza judicial a la parte denunciante respecto del crédito otorgado al señor Cesar Emilio Miranda Soria, pese a tener conocimiento de su fallecimiento el 26 de julio de 2024 y de que dicho crédito contaba con Seguro de Desgravamen emitido por BNP </w:t>
+        <w:t xml:space="preserve"/>
       </w:r>
       <w:proofErr w:type="spellStart"/>
       <w:r>
@@ -5207,7 +5207,7 @@
           <w:lang w:eastAsia="es-PE"/>
           <w14:ligatures w14:val="none"/>
         </w:rPr>
-        <w:t>Paribas</w:t>
+        <w:t/>
       </w:r>
       <w:proofErr w:type="spellEnd"/>
       <w:r>
@@ -5219,7 +5219,7 @@
           <w:lang w:eastAsia="es-PE"/>
           <w14:ligatures w14:val="none"/>
         </w:rPr>
-        <w:t xml:space="preserve"> </w:t>
+        <w:t xml:space="preserve"/>
       </w:r>
       <w:proofErr w:type="spellStart"/>
       <w:r>
@@ -5231,7 +5231,7 @@
           <w:lang w:eastAsia="es-PE"/>
           <w14:ligatures w14:val="none"/>
         </w:rPr>
-        <w:t>Cardif</w:t>
+        <w:t/>
       </w:r>
       <w:proofErr w:type="spellEnd"/>
       <w:r>
@@ -5243,15 +5243,15 @@
           <w:lang w:eastAsia="es-PE"/>
           <w14:ligatures w14:val="none"/>
         </w:rPr>
-        <w:t xml:space="preserve"> S.A. Compañía de Seguros y Reaseguros</w:t>
-      </w:r>
-      <w:r>
-        <w:rPr>
-          <w:rFonts w:ascii="Arial Narrow" w:eastAsia="Arial Narrow" w:hAnsi="Arial Narrow" w:cs="Arial Narrow"/>
-          <w:kern w:val="0"/>
-          <w14:ligatures w14:val="none"/>
-        </w:rPr>
-        <w:t>; involucraría una presunta afectación a sus expectativas, quien no habría encontrado una correspondencia entre lo que esperaba recibir de parte del proveedor y lo que realmente recibió. Por consiguiente, corresponde calificar el hecho materia de denuncia como una presunta infracción al deber de idoneidad, tipificado en los artículos 18</w:t>
+        <w:t xml:space="preserve"/>
+      </w:r>
+      <w:r>
+        <w:rPr>
+          <w:rFonts w:ascii="Arial Narrow" w:eastAsia="Arial Narrow" w:hAnsi="Arial Narrow" w:cs="Arial Narrow"/>
+          <w:kern w:val="0"/>
+          <w14:ligatures w14:val="none"/>
+        </w:rPr>
+        <w:t/>
       </w:r>
       <w:r>
         <w:rPr>
@@ -5269,7 +5269,7 @@
           <w:kern w:val="0"/>
           <w14:ligatures w14:val="none"/>
         </w:rPr>
-        <w:t xml:space="preserve"> y 19</w:t>
+        <w:t xml:space="preserve"/>
       </w:r>
       <w:r>
         <w:rPr>
@@ -5287,7 +5287,7 @@
           <w:kern w:val="0"/>
           <w14:ligatures w14:val="none"/>
         </w:rPr>
-        <w:t xml:space="preserve"> del Código</w:t>
+        <w:t xml:space="preserve"/>
       </w:r>
       <w:r>
         <w:rPr>
@@ -5298,7 +5298,7 @@
           <w:lang w:eastAsia="es-PE"/>
           <w14:ligatures w14:val="none"/>
         </w:rPr>
-        <w:t xml:space="preserve">. </w:t>
+        <w:t xml:space="preserve"/>
       </w:r>
     </w:p>
     <w:p>
@@ -5342,7 +5342,7 @@
           <w:kern w:val="0"/>
           <w14:ligatures w14:val="none"/>
         </w:rPr>
-        <w:t xml:space="preserve">Adicionalmente, la Secretaría Técnica, en ejercicio de sus facultades, </w:t>
+        <w:t xml:space="preserve">Adicionalmente, la Secretaría Técnica, en ejercicio de sus facultades, considera que el hecho denunciado, consistente en que Scotiabank Perú S.A.A. habría perjudicado la calificación crediticia del causante de la [DENUNCIANTE] por moroso, pese a su deceso; involucraría una presunta afectación a sus expectativas, quien no habría encontrado una correspondencia entre lo que esperaba recibir de parte del proveedor y lo que realmente recibió. Por consiguiente, corresponde calificar el hecho materia de denuncia como una presunta infracción al deber de idoneidad, tipificado en los artículos 18 y 19 del Código. </w:t>
       </w:r>
       <w:r>
         <w:rPr>
@@ -5352,15 +5352,15 @@
           <w:lang w:eastAsia="es-PE"/>
           <w14:ligatures w14:val="none"/>
         </w:rPr>
-        <w:t xml:space="preserve">considera </w:t>
-      </w:r>
-      <w:r>
-        <w:rPr>
-          <w:rFonts w:ascii="Arial Narrow" w:eastAsia="Arial Narrow" w:hAnsi="Arial Narrow" w:cs="Arial Narrow"/>
-          <w:kern w:val="0"/>
-          <w14:ligatures w14:val="none"/>
-        </w:rPr>
-        <w:t xml:space="preserve">que el hecho denunciado, consistente en que </w:t>
+        <w:t xml:space="preserve"/>
+      </w:r>
+      <w:r>
+        <w:rPr>
+          <w:rFonts w:ascii="Arial Narrow" w:eastAsia="Arial Narrow" w:hAnsi="Arial Narrow" w:cs="Arial Narrow"/>
+          <w:kern w:val="0"/>
+          <w14:ligatures w14:val="none"/>
+        </w:rPr>
+        <w:t xml:space="preserve"/>
       </w:r>
       <w:r>
         <w:rPr>
@@ -5371,15 +5371,15 @@
           <w:lang w:eastAsia="es-PE"/>
           <w14:ligatures w14:val="none"/>
         </w:rPr>
-        <w:t>Scotiabank Perú S.A.A. habría perjudicado la calificación crediticia del causante de la Sucesión Intestada de César Emilio Miranda Soria por moroso, pese a su deceso</w:t>
-      </w:r>
-      <w:r>
-        <w:rPr>
-          <w:rFonts w:ascii="Arial Narrow" w:eastAsia="Arial Narrow" w:hAnsi="Arial Narrow" w:cs="Arial Narrow"/>
-          <w:kern w:val="0"/>
-          <w14:ligatures w14:val="none"/>
-        </w:rPr>
-        <w:t>; involucraría una presunta afectación a sus expectativas, quien no habría encontrado una correspondencia entre lo que esperaba recibir de parte del proveedor y lo que realmente recibió. Por consiguiente, corresponde calificar el hecho materia de denuncia como una presunta infracción al deber de idoneidad, tipificado en los artículos 18</w:t>
+        <w:t/>
+      </w:r>
+      <w:r>
+        <w:rPr>
+          <w:rFonts w:ascii="Arial Narrow" w:eastAsia="Arial Narrow" w:hAnsi="Arial Narrow" w:cs="Arial Narrow"/>
+          <w:kern w:val="0"/>
+          <w14:ligatures w14:val="none"/>
+        </w:rPr>
+        <w:t/>
       </w:r>
       <w:r>
         <w:rPr>
@@ -5397,7 +5397,7 @@
           <w:kern w:val="0"/>
           <w14:ligatures w14:val="none"/>
         </w:rPr>
-        <w:t xml:space="preserve"> y 19</w:t>
+        <w:t xml:space="preserve"/>
       </w:r>
       <w:r>
         <w:rPr>
@@ -5415,7 +5415,7 @@
           <w:kern w:val="0"/>
           <w14:ligatures w14:val="none"/>
         </w:rPr>
-        <w:t xml:space="preserve"> del Código</w:t>
+        <w:t xml:space="preserve"/>
       </w:r>
       <w:r>
         <w:rPr>
@@ -5426,7 +5426,7 @@
           <w:lang w:eastAsia="es-PE"/>
           <w14:ligatures w14:val="none"/>
         </w:rPr>
-        <w:t xml:space="preserve">. </w:t>
+        <w:t xml:space="preserve"/>
       </w:r>
     </w:p>
     <w:p>
@@ -5464,7 +5464,7 @@
           <w:kern w:val="0"/>
           <w14:ligatures w14:val="none"/>
         </w:rPr>
-        <w:t xml:space="preserve">Asimismo, la Secretaría Técnica, en ejercicio de sus facultades, </w:t>
+        <w:t xml:space="preserve">Asimismo, la Secretaría Técnica, en ejercicio de sus facultades, considera que el hecho denunciado, consistente en que BNP Paribas Cardif S.A. Compañía de Seguros y Reaseguros habría comunicado el 14 de octubre de 2025 una prórroga para atender la solicitud de otorgamiento de cobertura del Seguro de Desgravamen vinculada al crédito del señor [APELLIDO] [APELLIDO] , pese a ir contra el plazo legal; involucraría una presunta afectación a sus expectativas, quien no habría encontrado una correspondencia entre lo que esperaba recibir de parte del proveedor y lo que realmente recibió. Por consiguiente, corresponde calificar el hecho materia de denuncia como una presunta infracción al deber de idoneidad, tipificado en los artículos 18 y 19 del Código.</w:t>
       </w:r>
       <w:r>
         <w:rPr>
@@ -5474,15 +5474,15 @@
           <w:lang w:eastAsia="es-PE"/>
           <w14:ligatures w14:val="none"/>
         </w:rPr>
-        <w:t xml:space="preserve">considera </w:t>
-      </w:r>
-      <w:r>
-        <w:rPr>
-          <w:rFonts w:ascii="Arial Narrow" w:eastAsia="Arial Narrow" w:hAnsi="Arial Narrow" w:cs="Arial Narrow"/>
-          <w:kern w:val="0"/>
-          <w14:ligatures w14:val="none"/>
-        </w:rPr>
-        <w:t xml:space="preserve">que el hecho denunciado, consistente en que </w:t>
+        <w:t xml:space="preserve"/>
+      </w:r>
+      <w:r>
+        <w:rPr>
+          <w:rFonts w:ascii="Arial Narrow" w:eastAsia="Arial Narrow" w:hAnsi="Arial Narrow" w:cs="Arial Narrow"/>
+          <w:kern w:val="0"/>
+          <w14:ligatures w14:val="none"/>
+        </w:rPr>
+        <w:t xml:space="preserve"/>
       </w:r>
       <w:r>
         <w:rPr>
@@ -5493,7 +5493,7 @@
           <w:lang w:eastAsia="es-PE"/>
           <w14:ligatures w14:val="none"/>
         </w:rPr>
-        <w:t xml:space="preserve">BNP </w:t>
+        <w:t xml:space="preserve"/>
       </w:r>
       <w:proofErr w:type="spellStart"/>
       <w:r>
@@ -5505,7 +5505,7 @@
           <w:lang w:eastAsia="es-PE"/>
           <w14:ligatures w14:val="none"/>
         </w:rPr>
-        <w:t>Paribas</w:t>
+        <w:t/>
       </w:r>
       <w:proofErr w:type="spellEnd"/>
       <w:r>
@@ -5517,7 +5517,7 @@
           <w:lang w:eastAsia="es-PE"/>
           <w14:ligatures w14:val="none"/>
         </w:rPr>
-        <w:t xml:space="preserve"> </w:t>
+        <w:t xml:space="preserve"/>
       </w:r>
       <w:proofErr w:type="spellStart"/>
       <w:r>
@@ -5529,7 +5529,7 @@
           <w:lang w:eastAsia="es-PE"/>
           <w14:ligatures w14:val="none"/>
         </w:rPr>
-        <w:t>Cardif</w:t>
+        <w:t/>
       </w:r>
       <w:proofErr w:type="spellEnd"/>
       <w:r>
@@ -5541,15 +5541,15 @@
           <w:lang w:eastAsia="es-PE"/>
           <w14:ligatures w14:val="none"/>
         </w:rPr>
-        <w:t xml:space="preserve"> S.A. Compañía de Seguros y Reaseguros habría comunicado el 14 de octubre de 2025 una prórroga para atender la solicitud de otorgamiento de cobertura del Seguro de Desgravamen vinculada al crédito del señor Cesar Emilio Miranda Soria, pese a ir contra el plazo legal</w:t>
-      </w:r>
-      <w:r>
-        <w:rPr>
-          <w:rFonts w:ascii="Arial Narrow" w:eastAsia="Arial Narrow" w:hAnsi="Arial Narrow" w:cs="Arial Narrow"/>
-          <w:kern w:val="0"/>
-          <w14:ligatures w14:val="none"/>
-        </w:rPr>
-        <w:t>; involucraría una presunta afectación a sus expectativas, quien no habría encontrado una correspondencia entre lo que esperaba recibir de parte del proveedor y lo que realmente recibió. Por consiguiente, corresponde calificar el hecho materia de denuncia como una presunta infracción al deber de idoneidad, tipificado en los artículos 18</w:t>
+        <w:t xml:space="preserve"/>
+      </w:r>
+      <w:r>
+        <w:rPr>
+          <w:rFonts w:ascii="Arial Narrow" w:eastAsia="Arial Narrow" w:hAnsi="Arial Narrow" w:cs="Arial Narrow"/>
+          <w:kern w:val="0"/>
+          <w14:ligatures w14:val="none"/>
+        </w:rPr>
+        <w:t/>
       </w:r>
       <w:r>
         <w:rPr>
@@ -5567,7 +5567,7 @@
           <w:kern w:val="0"/>
           <w14:ligatures w14:val="none"/>
         </w:rPr>
-        <w:t xml:space="preserve"> y 19</w:t>
+        <w:t xml:space="preserve"/>
       </w:r>
       <w:r>
         <w:rPr>
@@ -5585,7 +5585,7 @@
           <w:kern w:val="0"/>
           <w14:ligatures w14:val="none"/>
         </w:rPr>
-        <w:t xml:space="preserve"> del Código</w:t>
+        <w:t xml:space="preserve"/>
       </w:r>
       <w:r>
         <w:rPr>
@@ -5596,7 +5596,7 @@
           <w:lang w:eastAsia="es-PE"/>
           <w14:ligatures w14:val="none"/>
         </w:rPr>
-        <w:t>.</w:t>
+        <w:t/>
       </w:r>
     </w:p>
     <w:p>
@@ -5808,17 +5808,17 @@
           <w:kern w:val="0"/>
           <w14:ligatures w14:val="none"/>
         </w:rPr>
-        <w:t xml:space="preserve">Asimismo, </w:t>
-      </w:r>
-      <w:r>
-        <w:rPr>
-          <w:rFonts w:ascii="Arial Narrow" w:eastAsia="Times New Roman" w:hAnsi="Arial Narrow" w:cs="Arial"/>
-          <w:color w:val="000000"/>
-          <w:kern w:val="0"/>
-          <w:lang w:eastAsia="es-PE"/>
-          <w14:ligatures w14:val="none"/>
-        </w:rPr>
-        <w:t xml:space="preserve">la Secretaría Técnica, en ejercicio de sus facultades, considera </w:t>
+        <w:t xml:space="preserve">Asimismo, la Secretaría Técnica, en ejercicio de sus facultades, considera que el hecho denunciado, consistente en que Scotiabank Perú S.A.A. habría autorizado indebidamente que su agente de cobranza remitiera en octubre de 2025 una comunicación sin fecha aludiendo al inicio de un proceso judicial de ejecución de garantía hipotecaria respecto de la deuda del señor [APELLIDO] [APELLIDO] . Por consiguiente, corresponde calificar el hecho materia de denuncia como una presunta infracción al artículo 61 y el literal a) del artículo 62 del Código.</w:t>
+      </w:r>
+      <w:r>
+        <w:rPr>
+          <w:rFonts w:ascii="Arial Narrow" w:eastAsia="Times New Roman" w:hAnsi="Arial Narrow" w:cs="Arial"/>
+          <w:color w:val="000000"/>
+          <w:kern w:val="0"/>
+          <w:lang w:eastAsia="es-PE"/>
+          <w14:ligatures w14:val="none"/>
+        </w:rPr>
+        <w:t xml:space="preserve"/>
       </w:r>
       <w:r>
         <w:rPr>
@@ -5826,15 +5826,15 @@
           <w:kern w:val="0"/>
           <w14:ligatures w14:val="none"/>
         </w:rPr>
-        <w:t xml:space="preserve">que el hecho denunciado, consistente en que </w:t>
-      </w:r>
-      <w:r>
-        <w:rPr>
-          <w:rFonts w:ascii="Arial Narrow" w:eastAsia="Arial Narrow" w:hAnsi="Arial Narrow" w:cs="Arial Narrow"/>
-          <w:kern w:val="0"/>
-          <w14:ligatures w14:val="none"/>
-        </w:rPr>
-        <w:t>Scotiabank Perú S.A.A. habría autorizado indebidamente que su agente de cobranza remitiera en octubre de 2025 una comunicación sin fecha aludiendo al inicio de un proceso judicial de ejecución de garantía hipotecaria respecto de la deuda del señor Cesar Emilio Miranda Soria</w:t>
+        <w:t xml:space="preserve"/>
+      </w:r>
+      <w:r>
+        <w:rPr>
+          <w:rFonts w:ascii="Arial Narrow" w:eastAsia="Arial Narrow" w:hAnsi="Arial Narrow" w:cs="Arial Narrow"/>
+          <w:kern w:val="0"/>
+          <w14:ligatures w14:val="none"/>
+        </w:rPr>
+        <w:t/>
       </w:r>
       <w:r>
         <w:rPr>
@@ -5842,7 +5842,7 @@
           <w:kern w:val="0"/>
           <w14:ligatures w14:val="none"/>
         </w:rPr>
-        <w:t xml:space="preserve">. </w:t>
+        <w:t xml:space="preserve"/>
       </w:r>
       <w:bookmarkStart w:id="10" w:name="_Hlk213173539"/>
       <w:r>
@@ -5851,15 +5851,15 @@
           <w:kern w:val="0"/>
           <w14:ligatures w14:val="none"/>
         </w:rPr>
-        <w:t xml:space="preserve">Por consiguiente, corresponde calificar el hecho materia de denuncia como una presunta infracción al </w:t>
-      </w:r>
-      <w:r>
-        <w:rPr>
-          <w:rFonts w:ascii="Arial Narrow" w:eastAsia="Arial Narrow" w:hAnsi="Arial Narrow" w:cs="Arial Narrow"/>
-          <w:kern w:val="0"/>
-          <w14:ligatures w14:val="none"/>
-        </w:rPr>
-        <w:t xml:space="preserve">artículo 61 y el literal a) del artículo 62 </w:t>
+        <w:t xml:space="preserve"/>
+      </w:r>
+      <w:r>
+        <w:rPr>
+          <w:rFonts w:ascii="Arial Narrow" w:eastAsia="Arial Narrow" w:hAnsi="Arial Narrow" w:cs="Arial Narrow"/>
+          <w:kern w:val="0"/>
+          <w14:ligatures w14:val="none"/>
+        </w:rPr>
+        <w:t xml:space="preserve"/>
       </w:r>
       <w:r>
         <w:rPr>
@@ -5867,7 +5867,7 @@
           <w:kern w:val="0"/>
           <w14:ligatures w14:val="none"/>
         </w:rPr>
-        <w:t>del Código</w:t>
+        <w:t/>
       </w:r>
       <w:r>
         <w:rPr>
@@ -5884,7 +5884,7 @@
           <w:kern w:val="0"/>
           <w14:ligatures w14:val="none"/>
         </w:rPr>
-        <w:t>.</w:t>
+        <w:t/>
       </w:r>
       <w:bookmarkStart w:id="11" w:name="_Hlk212534267"/>
       <w:bookmarkEnd w:id="10"/>
@@ -5930,17 +5930,17 @@
           <w:kern w:val="0"/>
           <w14:ligatures w14:val="none"/>
         </w:rPr>
-        <w:t xml:space="preserve">Adicionalmente, </w:t>
-      </w:r>
-      <w:r>
-        <w:rPr>
-          <w:rFonts w:ascii="Arial Narrow" w:eastAsia="Times New Roman" w:hAnsi="Arial Narrow" w:cs="Arial"/>
-          <w:color w:val="000000"/>
-          <w:kern w:val="0"/>
-          <w:lang w:eastAsia="es-PE"/>
-          <w14:ligatures w14:val="none"/>
-        </w:rPr>
-        <w:t xml:space="preserve">la Secretaría Técnica, en ejercicio de sus facultades, considera </w:t>
+        <w:t xml:space="preserve">Adicionalmente, la Secretaría Técnica, en ejercicio de sus facultades, considera que el hecho denunciado, consistente en que el Estudio Muñiz Sociedad Civil de Responsabilidad Limitada habría remitido indebidamente en octubre de 2025 una comunicación sin fecha aludiendo al inicio de un proceso judicial de ejecución de garantía hipotecaria respecto de la deuda del señor [APELLIDO] [APELLIDO] . Por consiguiente, corresponde calificar el hecho materia de denuncia como una presunta infracción al artículo 61 y el literal a) del artículo 62 del Código.</w:t>
+      </w:r>
+      <w:r>
+        <w:rPr>
+          <w:rFonts w:ascii="Arial Narrow" w:eastAsia="Times New Roman" w:hAnsi="Arial Narrow" w:cs="Arial"/>
+          <w:color w:val="000000"/>
+          <w:kern w:val="0"/>
+          <w:lang w:eastAsia="es-PE"/>
+          <w14:ligatures w14:val="none"/>
+        </w:rPr>
+        <w:t xml:space="preserve"/>
       </w:r>
       <w:r>
         <w:rPr>
@@ -5948,15 +5948,15 @@
           <w:kern w:val="0"/>
           <w14:ligatures w14:val="none"/>
         </w:rPr>
-        <w:t xml:space="preserve">que el hecho denunciado, consistente en que </w:t>
-      </w:r>
-      <w:r>
-        <w:rPr>
-          <w:rFonts w:ascii="Arial Narrow" w:eastAsia="Arial Narrow" w:hAnsi="Arial Narrow" w:cs="Arial Narrow"/>
-          <w:kern w:val="0"/>
-          <w14:ligatures w14:val="none"/>
-        </w:rPr>
-        <w:t>el Estudio Muñiz Sociedad Civil de Responsabilidad Limitada habría remitido indebidamente en octubre de 2025 una comunicación sin fecha aludiendo al inicio de un proceso judicial de ejecución de garantía hipotecaria respecto de la deuda del señor Cesar Emilio Miranda Soria</w:t>
+        <w:t xml:space="preserve"/>
+      </w:r>
+      <w:r>
+        <w:rPr>
+          <w:rFonts w:ascii="Arial Narrow" w:eastAsia="Arial Narrow" w:hAnsi="Arial Narrow" w:cs="Arial Narrow"/>
+          <w:kern w:val="0"/>
+          <w14:ligatures w14:val="none"/>
+        </w:rPr>
+        <w:t/>
       </w:r>
       <w:r>
         <w:rPr>
@@ -5964,15 +5964,15 @@
           <w:kern w:val="0"/>
           <w14:ligatures w14:val="none"/>
         </w:rPr>
-        <w:t xml:space="preserve">. Por consiguiente, corresponde calificar el hecho materia de denuncia como una presunta infracción al </w:t>
-      </w:r>
-      <w:r>
-        <w:rPr>
-          <w:rFonts w:ascii="Arial Narrow" w:eastAsia="Arial Narrow" w:hAnsi="Arial Narrow" w:cs="Arial Narrow"/>
-          <w:kern w:val="0"/>
-          <w14:ligatures w14:val="none"/>
-        </w:rPr>
-        <w:t xml:space="preserve">artículo 61 y el literal a) del artículo 62 </w:t>
+        <w:t xml:space="preserve"/>
+      </w:r>
+      <w:r>
+        <w:rPr>
+          <w:rFonts w:ascii="Arial Narrow" w:eastAsia="Arial Narrow" w:hAnsi="Arial Narrow" w:cs="Arial Narrow"/>
+          <w:kern w:val="0"/>
+          <w14:ligatures w14:val="none"/>
+        </w:rPr>
+        <w:t xml:space="preserve"/>
       </w:r>
       <w:r>
         <w:rPr>
@@ -5980,7 +5980,7 @@
           <w:kern w:val="0"/>
           <w14:ligatures w14:val="none"/>
         </w:rPr>
-        <w:t>del Código.</w:t>
+        <w:t/>
       </w:r>
     </w:p>
     <w:p>
@@ -6024,17 +6024,17 @@
           <w:kern w:val="0"/>
           <w14:ligatures w14:val="none"/>
         </w:rPr>
-        <w:t xml:space="preserve">Asimismo, </w:t>
-      </w:r>
-      <w:r>
-        <w:rPr>
-          <w:rFonts w:ascii="Arial Narrow" w:eastAsia="Times New Roman" w:hAnsi="Arial Narrow" w:cs="Arial"/>
-          <w:color w:val="000000"/>
-          <w:kern w:val="0"/>
-          <w:lang w:eastAsia="es-PE"/>
-          <w14:ligatures w14:val="none"/>
-        </w:rPr>
-        <w:t xml:space="preserve">la Secretaría Técnica, en ejercicio de sus facultades, considera </w:t>
+        <w:t xml:space="preserve">Asimismo, la Secretaría Técnica, en ejercicio de sus facultades, considera que el hecho denunciado, consistente en que el Estudio Muñiz Sociedad Civil de Responsabilidad Limitada habría remitido indebidamente el 5 de noviembre de 2025 una comunicación aludiendo a un proceso judicial archivado respecto de la deuda del señor [APELLIDO] [APELLIDO] . Por consiguiente, corresponde calificar el hecho materia de denuncia como una presunta infracción al artículo 61 y el literal a) del artículo 62 del Código.</w:t>
+      </w:r>
+      <w:r>
+        <w:rPr>
+          <w:rFonts w:ascii="Arial Narrow" w:eastAsia="Times New Roman" w:hAnsi="Arial Narrow" w:cs="Arial"/>
+          <w:color w:val="000000"/>
+          <w:kern w:val="0"/>
+          <w:lang w:eastAsia="es-PE"/>
+          <w14:ligatures w14:val="none"/>
+        </w:rPr>
+        <w:t xml:space="preserve"/>
       </w:r>
       <w:r>
         <w:rPr>
@@ -6042,15 +6042,15 @@
           <w:kern w:val="0"/>
           <w14:ligatures w14:val="none"/>
         </w:rPr>
-        <w:t xml:space="preserve">que el hecho denunciado, consistente en que </w:t>
-      </w:r>
-      <w:r>
-        <w:rPr>
-          <w:rFonts w:ascii="Arial Narrow" w:eastAsia="Arial Narrow" w:hAnsi="Arial Narrow" w:cs="Arial Narrow"/>
-          <w:kern w:val="0"/>
-          <w14:ligatures w14:val="none"/>
-        </w:rPr>
-        <w:t>el Estudio Muñiz Sociedad Civil de Responsabilidad Limitada habría remitido indebidamente el 5 de noviembre de 2025 una comunicación aludiendo a un proceso judicial archivado respecto de la deuda del señor Cesar Emilio Miranda Soria</w:t>
+        <w:t xml:space="preserve"/>
+      </w:r>
+      <w:r>
+        <w:rPr>
+          <w:rFonts w:ascii="Arial Narrow" w:eastAsia="Arial Narrow" w:hAnsi="Arial Narrow" w:cs="Arial Narrow"/>
+          <w:kern w:val="0"/>
+          <w14:ligatures w14:val="none"/>
+        </w:rPr>
+        <w:t/>
       </w:r>
       <w:r>
         <w:rPr>
@@ -6058,15 +6058,15 @@
           <w:kern w:val="0"/>
           <w14:ligatures w14:val="none"/>
         </w:rPr>
-        <w:t xml:space="preserve">. Por consiguiente, corresponde calificar el hecho materia de denuncia como una presunta infracción al </w:t>
-      </w:r>
-      <w:r>
-        <w:rPr>
-          <w:rFonts w:ascii="Arial Narrow" w:eastAsia="Arial Narrow" w:hAnsi="Arial Narrow" w:cs="Arial Narrow"/>
-          <w:kern w:val="0"/>
-          <w14:ligatures w14:val="none"/>
-        </w:rPr>
-        <w:t xml:space="preserve">artículo 61 y el literal a) del artículo 62 </w:t>
+        <w:t xml:space="preserve"/>
+      </w:r>
+      <w:r>
+        <w:rPr>
+          <w:rFonts w:ascii="Arial Narrow" w:eastAsia="Arial Narrow" w:hAnsi="Arial Narrow" w:cs="Arial Narrow"/>
+          <w:kern w:val="0"/>
+          <w14:ligatures w14:val="none"/>
+        </w:rPr>
+        <w:t xml:space="preserve"/>
       </w:r>
       <w:r>
         <w:rPr>
@@ -6074,7 +6074,7 @@
           <w:kern w:val="0"/>
           <w14:ligatures w14:val="none"/>
         </w:rPr>
-        <w:t>del Código.</w:t>
+        <w:t/>
       </w:r>
     </w:p>
     <w:p>
@@ -6118,17 +6118,17 @@
           <w:kern w:val="0"/>
           <w14:ligatures w14:val="none"/>
         </w:rPr>
-        <w:t xml:space="preserve">Adicionalmente, </w:t>
-      </w:r>
-      <w:r>
-        <w:rPr>
-          <w:rFonts w:ascii="Arial Narrow" w:eastAsia="Times New Roman" w:hAnsi="Arial Narrow" w:cs="Arial"/>
-          <w:color w:val="000000"/>
-          <w:kern w:val="0"/>
-          <w:lang w:eastAsia="es-PE"/>
-          <w14:ligatures w14:val="none"/>
-        </w:rPr>
-        <w:t xml:space="preserve">la Secretaría Técnica, en ejercicio de sus facultades, considera </w:t>
+        <w:t xml:space="preserve">Adicionalmente, la Secretaría Técnica, en ejercicio de sus facultades, considera que el hecho denunciado, consistente en que Scotiabank Perú S.A.A. habría autorizado indebidamente que su agente de cobranza remitiera una comunicación aludiendo a un proceso judicial archivado respecto de la deuda del señor [APELLIDO] [APELLIDO] . Por consiguiente, corresponde calificar el hecho materia de denuncia como una presunta infracción al artículo 61 y el literal a) del artículo 62 del Código.</w:t>
+      </w:r>
+      <w:r>
+        <w:rPr>
+          <w:rFonts w:ascii="Arial Narrow" w:eastAsia="Times New Roman" w:hAnsi="Arial Narrow" w:cs="Arial"/>
+          <w:color w:val="000000"/>
+          <w:kern w:val="0"/>
+          <w:lang w:eastAsia="es-PE"/>
+          <w14:ligatures w14:val="none"/>
+        </w:rPr>
+        <w:t xml:space="preserve"/>
       </w:r>
       <w:r>
         <w:rPr>
@@ -6136,15 +6136,15 @@
           <w:kern w:val="0"/>
           <w14:ligatures w14:val="none"/>
         </w:rPr>
-        <w:t xml:space="preserve">que el hecho denunciado, consistente en que </w:t>
-      </w:r>
-      <w:r>
-        <w:rPr>
-          <w:rFonts w:ascii="Arial Narrow" w:eastAsia="Arial Narrow" w:hAnsi="Arial Narrow" w:cs="Arial Narrow"/>
-          <w:kern w:val="0"/>
-          <w14:ligatures w14:val="none"/>
-        </w:rPr>
-        <w:t>Scotiabank Perú S.A.A. habría autorizado indebidamente que su agente de cobranza remitiera una comunicación aludiendo a un proceso judicial archivado respecto de la deuda del señor Cesar Emilio Miranda Soria</w:t>
+        <w:t xml:space="preserve"/>
+      </w:r>
+      <w:r>
+        <w:rPr>
+          <w:rFonts w:ascii="Arial Narrow" w:eastAsia="Arial Narrow" w:hAnsi="Arial Narrow" w:cs="Arial Narrow"/>
+          <w:kern w:val="0"/>
+          <w14:ligatures w14:val="none"/>
+        </w:rPr>
+        <w:t/>
       </w:r>
       <w:r>
         <w:rPr>
@@ -6152,15 +6152,15 @@
           <w:kern w:val="0"/>
           <w14:ligatures w14:val="none"/>
         </w:rPr>
-        <w:t xml:space="preserve">. Por consiguiente, corresponde calificar el hecho materia de denuncia como una presunta infracción al </w:t>
-      </w:r>
-      <w:r>
-        <w:rPr>
-          <w:rFonts w:ascii="Arial Narrow" w:eastAsia="Arial Narrow" w:hAnsi="Arial Narrow" w:cs="Arial Narrow"/>
-          <w:kern w:val="0"/>
-          <w14:ligatures w14:val="none"/>
-        </w:rPr>
-        <w:t xml:space="preserve">artículo 61 y el literal a) del artículo 62 </w:t>
+        <w:t xml:space="preserve"/>
+      </w:r>
+      <w:r>
+        <w:rPr>
+          <w:rFonts w:ascii="Arial Narrow" w:eastAsia="Arial Narrow" w:hAnsi="Arial Narrow" w:cs="Arial Narrow"/>
+          <w:kern w:val="0"/>
+          <w14:ligatures w14:val="none"/>
+        </w:rPr>
+        <w:t xml:space="preserve"/>
       </w:r>
       <w:r>
         <w:rPr>
@@ -6168,7 +6168,7 @@
           <w:kern w:val="0"/>
           <w14:ligatures w14:val="none"/>
         </w:rPr>
-        <w:t>del Código.</w:t>
+        <w:t/>
       </w:r>
     </w:p>
     <w:p>
@@ -6211,7 +6211,7 @@
           <w:lang w:eastAsia="es-PE"/>
           <w14:ligatures w14:val="none"/>
         </w:rPr>
-        <w:t xml:space="preserve">Además, </w:t>
+        <w:t xml:space="preserve">Además, la Secretaría Técnica, en ejercicio de sus facultades, considera que el hecho denunciado, consistente en que el Estudio Muñiz Sociedad Civil de Responsabilidad Limitada habría remitido indebidamente desde el 7 de agosto de 2025 mensajes de cobranza al número telefónico utilizado por la señora [APELLIDO] Tello Manrique, persona ajena a la relación crediticia del señor [APELLIDO] [APELLIDO] . Por consiguiente, corresponde calificar el hecho materia de denuncia como una presunta infracción al artículo 61 y al literal f) del artículo 62 del Código. </w:t>
       </w:r>
       <w:bookmarkStart w:id="14" w:name="_Hlk212623477"/>
       <w:r>
@@ -6222,7 +6222,7 @@
           <w:lang w:eastAsia="es-PE"/>
           <w14:ligatures w14:val="none"/>
         </w:rPr>
-        <w:t xml:space="preserve">la Secretaría Técnica, en ejercicio de sus facultades, considera </w:t>
+        <w:t xml:space="preserve"/>
       </w:r>
       <w:r>
         <w:rPr>
@@ -6230,15 +6230,15 @@
           <w:kern w:val="0"/>
           <w14:ligatures w14:val="none"/>
         </w:rPr>
-        <w:t xml:space="preserve">que el hecho denunciado, consistente en que </w:t>
-      </w:r>
-      <w:r>
-        <w:rPr>
-          <w:rFonts w:ascii="Arial Narrow" w:eastAsia="Arial Narrow" w:hAnsi="Arial Narrow" w:cs="Arial Narrow"/>
-          <w:kern w:val="0"/>
-          <w14:ligatures w14:val="none"/>
-        </w:rPr>
-        <w:t xml:space="preserve">el Estudio Muñiz Sociedad Civil de Responsabilidad Limitada habría remitido </w:t>
+        <w:t xml:space="preserve"/>
+      </w:r>
+      <w:r>
+        <w:rPr>
+          <w:rFonts w:ascii="Arial Narrow" w:eastAsia="Arial Narrow" w:hAnsi="Arial Narrow" w:cs="Arial Narrow"/>
+          <w:kern w:val="0"/>
+          <w14:ligatures w14:val="none"/>
+        </w:rPr>
+        <w:t xml:space="preserve"/>
       </w:r>
       <w:r>
         <w:rPr>
@@ -6247,7 +6247,7 @@
           <w14:ligatures w14:val="none"/>
         </w:rPr>
         <w:lastRenderedPageBreak/>
-        <w:t>indebidamente desde el 7 de agosto de 2025 mensajes de cobranza al número telefónico utilizado por la señora Vanesa Tello Manrique, persona ajena a la relación crediticia del señor Cesar Emilio Miranda Soria</w:t>
+        <w:t/>
       </w:r>
       <w:r>
         <w:rPr>
@@ -6258,7 +6258,7 @@
           <w:lang w:eastAsia="es-PE"/>
           <w14:ligatures w14:val="none"/>
         </w:rPr>
-        <w:t xml:space="preserve">. </w:t>
+        <w:t xml:space="preserve"/>
       </w:r>
       <w:bookmarkStart w:id="15" w:name="_Hlk212737581"/>
       <w:bookmarkStart w:id="16" w:name="_Hlk212035520"/>
@@ -6271,15 +6271,15 @@
           <w:lang w:eastAsia="es-PE"/>
           <w14:ligatures w14:val="none"/>
         </w:rPr>
-        <w:t xml:space="preserve">Por consiguiente, corresponde calificar el hecho materia de denuncia como una presunta infracción al </w:t>
-      </w:r>
-      <w:r>
-        <w:rPr>
-          <w:rFonts w:ascii="Arial Narrow" w:eastAsia="Arial Narrow" w:hAnsi="Arial Narrow" w:cs="Arial Narrow"/>
-          <w:kern w:val="0"/>
-          <w14:ligatures w14:val="none"/>
-        </w:rPr>
-        <w:t xml:space="preserve">artículo 61 y al literal f) del artículo 62 </w:t>
+        <w:t xml:space="preserve"/>
+      </w:r>
+      <w:r>
+        <w:rPr>
+          <w:rFonts w:ascii="Arial Narrow" w:eastAsia="Arial Narrow" w:hAnsi="Arial Narrow" w:cs="Arial Narrow"/>
+          <w:kern w:val="0"/>
+          <w14:ligatures w14:val="none"/>
+        </w:rPr>
+        <w:t xml:space="preserve"/>
       </w:r>
       <w:r>
         <w:rPr>
@@ -6290,7 +6290,7 @@
           <w:lang w:eastAsia="es-PE"/>
           <w14:ligatures w14:val="none"/>
         </w:rPr>
-        <w:t>del Código</w:t>
+        <w:t/>
       </w:r>
       <w:bookmarkStart w:id="17" w:name="_Hlk212737551"/>
       <w:bookmarkEnd w:id="15"/>
@@ -6316,7 +6316,7 @@
           <w:lang w:eastAsia="es-PE"/>
           <w14:ligatures w14:val="none"/>
         </w:rPr>
-        <w:t xml:space="preserve">. </w:t>
+        <w:t xml:space="preserve"/>
       </w:r>
       <w:bookmarkEnd w:id="11"/>
       <w:bookmarkEnd w:id="12"/>
@@ -6362,15 +6362,15 @@
           <w:kern w:val="0"/>
           <w14:ligatures w14:val="none"/>
         </w:rPr>
-        <w:t xml:space="preserve">Asimismo, la Secretaría Técnica, en ejercicio de sus facultades, considera que el hecho denunciado, consistente en que </w:t>
-      </w:r>
-      <w:r>
-        <w:rPr>
-          <w:rFonts w:ascii="Arial Narrow" w:eastAsia="Arial Narrow" w:hAnsi="Arial Narrow" w:cs="Arial Narrow"/>
-          <w:kern w:val="0"/>
-          <w14:ligatures w14:val="none"/>
-        </w:rPr>
-        <w:t>el Estudio Muñiz Sociedad Civil de Responsabilidad Limitada habría remitido indebidamente desde el 21 de agosto de 2025 mensajes de cobranza a Fredy Eden Miranda Soria, persona ajena a la relación crediticia del señor Cesar Emilio Miranda Soria</w:t>
+        <w:t xml:space="preserve">Asimismo, la Secretaría Técnica, en ejercicio de sus facultades, considera que el hecho denunciado, consistente en que el Estudio Muñiz Sociedad Civil de Responsabilidad Limitada habría remitido indebidamente desde el 21 de agosto de 2025 mensajes de cobranza a Fredy Eden [APELLIDO] , persona ajena a la relación crediticia del señor [APELLIDO] [APELLIDO] . Por consiguiente, corresponde calificar el hecho materia de denuncia como una presunta infracción al artículo 61 y al literal f) del artículo 62 del Código.</w:t>
+      </w:r>
+      <w:r>
+        <w:rPr>
+          <w:rFonts w:ascii="Arial Narrow" w:eastAsia="Arial Narrow" w:hAnsi="Arial Narrow" w:cs="Arial Narrow"/>
+          <w:kern w:val="0"/>
+          <w14:ligatures w14:val="none"/>
+        </w:rPr>
+        <w:t/>
       </w:r>
       <w:r>
         <w:rPr>
@@ -6378,15 +6378,15 @@
           <w:kern w:val="0"/>
           <w14:ligatures w14:val="none"/>
         </w:rPr>
-        <w:t xml:space="preserve">. Por consiguiente, corresponde calificar el hecho materia de denuncia como una presunta infracción al </w:t>
-      </w:r>
-      <w:r>
-        <w:rPr>
-          <w:rFonts w:ascii="Arial Narrow" w:eastAsia="Arial Narrow" w:hAnsi="Arial Narrow" w:cs="Arial Narrow"/>
-          <w:kern w:val="0"/>
-          <w14:ligatures w14:val="none"/>
-        </w:rPr>
-        <w:t xml:space="preserve">artículo 61 y al literal f) del artículo 62 </w:t>
+        <w:t xml:space="preserve"/>
+      </w:r>
+      <w:r>
+        <w:rPr>
+          <w:rFonts w:ascii="Arial Narrow" w:eastAsia="Arial Narrow" w:hAnsi="Arial Narrow" w:cs="Arial Narrow"/>
+          <w:kern w:val="0"/>
+          <w14:ligatures w14:val="none"/>
+        </w:rPr>
+        <w:t xml:space="preserve"/>
       </w:r>
       <w:r>
         <w:rPr>
@@ -6394,7 +6394,7 @@
           <w:kern w:val="0"/>
           <w14:ligatures w14:val="none"/>
         </w:rPr>
-        <w:t>del Código</w:t>
+        <w:t/>
       </w:r>
       <w:bookmarkEnd w:id="18"/>
       <w:r>
@@ -6418,7 +6418,7 @@
           <w:lang w:eastAsia="es-PE"/>
           <w14:ligatures w14:val="none"/>
         </w:rPr>
-        <w:t>.</w:t>
+        <w:t/>
       </w:r>
       <w:bookmarkStart w:id="20" w:name="_Hlk211510673"/>
       <w:bookmarkEnd w:id="1"/>
@@ -7321,7 +7321,7 @@
           <w:lang w:eastAsia="es-PE"/>
           <w14:ligatures w14:val="none"/>
         </w:rPr>
-        <w:t>SEGUNDO</w:t>
+        <w:t xml:space="preserve">SEGUNDO: admitir a trámite la denuncia del 15 de noviembre de 2025, complementado mediante escritos del 11 de febrero de 2026 y 20 de febrero de 2026, interpuesta por la [DENUNCIANTE] contra Scotiabank Perú S.A.A., BNP Paribas Cardif S.A. Compañía de Seguros y Reaseguros y el Estudio Muñiz Sociedad Civil de Responsabilidad Limitada, por lo siguiente:</w:t>
       </w:r>
       <w:r>
         <w:rPr>
@@ -7332,7 +7332,7 @@
           <w:lang w:eastAsia="es-PE"/>
           <w14:ligatures w14:val="none"/>
         </w:rPr>
-        <w:t xml:space="preserve">: </w:t>
+        <w:t xml:space="preserve"/>
       </w:r>
       <w:r>
         <w:rPr>
@@ -7343,7 +7343,7 @@
           <w:lang w:eastAsia="es-PE"/>
           <w14:ligatures w14:val="none"/>
         </w:rPr>
-        <w:t xml:space="preserve">admitir a trámite la </w:t>
+        <w:t xml:space="preserve"/>
       </w:r>
       <w:r>
         <w:rPr>
@@ -7354,27 +7354,27 @@
           <w:lang w:eastAsia="es-PE"/>
           <w14:ligatures w14:val="none"/>
         </w:rPr>
-        <w:t xml:space="preserve">denuncia del </w:t>
-      </w:r>
-      <w:r>
-        <w:rPr>
-          <w:rFonts w:ascii="Arial Narrow" w:eastAsia="Times New Roman" w:hAnsi="Arial Narrow" w:cs="Arial"/>
-          <w:color w:val="000000"/>
-          <w:kern w:val="0"/>
-          <w:lang w:val="es-ES" w:eastAsia="es-ES"/>
-          <w14:ligatures w14:val="none"/>
-        </w:rPr>
-        <w:t>15 de noviembre de 2025, complementado mediante escritos del 11 de febrero de 2026 y 20 de febrero de 2026</w:t>
-      </w:r>
-      <w:r>
-        <w:rPr>
-          <w:rFonts w:ascii="Arial Narrow" w:eastAsia="Times New Roman" w:hAnsi="Arial Narrow" w:cs="Arial"/>
-          <w:color w:val="000000"/>
-          <w:kern w:val="0"/>
-          <w:lang w:val="es-ES" w:eastAsia="es-ES"/>
-          <w14:ligatures w14:val="none"/>
-        </w:rPr>
-        <w:t xml:space="preserve">, </w:t>
+        <w:t xml:space="preserve"/>
+      </w:r>
+      <w:r>
+        <w:rPr>
+          <w:rFonts w:ascii="Arial Narrow" w:eastAsia="Times New Roman" w:hAnsi="Arial Narrow" w:cs="Arial"/>
+          <w:color w:val="000000"/>
+          <w:kern w:val="0"/>
+          <w:lang w:val="es-ES" w:eastAsia="es-ES"/>
+          <w14:ligatures w14:val="none"/>
+        </w:rPr>
+        <w:t/>
+      </w:r>
+      <w:r>
+        <w:rPr>
+          <w:rFonts w:ascii="Arial Narrow" w:eastAsia="Times New Roman" w:hAnsi="Arial Narrow" w:cs="Arial"/>
+          <w:color w:val="000000"/>
+          <w:kern w:val="0"/>
+          <w:lang w:val="es-ES" w:eastAsia="es-ES"/>
+          <w14:ligatures w14:val="none"/>
+        </w:rPr>
+        <w:t xml:space="preserve"/>
       </w:r>
       <w:r>
         <w:rPr>
@@ -7385,7 +7385,7 @@
           <w:lang w:eastAsia="es-PE"/>
           <w14:ligatures w14:val="none"/>
         </w:rPr>
-        <w:t xml:space="preserve">interpuesta por </w:t>
+        <w:t xml:space="preserve"/>
       </w:r>
       <w:r>
         <w:rPr>
@@ -7395,7 +7395,7 @@
           <w:kern w:val="0"/>
           <w14:ligatures w14:val="none"/>
         </w:rPr>
-        <w:t xml:space="preserve">la Sucesión Intestada de César Emilio Miranda Soria </w:t>
+        <w:t xml:space="preserve"/>
       </w:r>
       <w:r>
         <w:rPr>
@@ -7406,14 +7406,14 @@
           <w:lang w:eastAsia="es-PE"/>
           <w14:ligatures w14:val="none"/>
         </w:rPr>
-        <w:t xml:space="preserve">contra </w:t>
+        <w:t xml:space="preserve"/>
       </w:r>
       <w:r>
         <w:rPr>
           <w:rFonts w:ascii="Arial Narrow" w:eastAsia="Arial Narrow" w:hAnsi="Arial Narrow" w:cs="Arial Narrow"/>
           <w:bCs/>
         </w:rPr>
-        <w:t xml:space="preserve">Scotiabank Perú S.A.A., BNP </w:t>
+        <w:t xml:space="preserve"/>
       </w:r>
       <w:proofErr w:type="spellStart"/>
       <w:r>
@@ -7421,7 +7421,7 @@
           <w:rFonts w:ascii="Arial Narrow" w:eastAsia="Arial Narrow" w:hAnsi="Arial Narrow" w:cs="Arial Narrow"/>
           <w:bCs/>
         </w:rPr>
-        <w:t>Paribas</w:t>
+        <w:t/>
       </w:r>
       <w:proofErr w:type="spellEnd"/>
       <w:r>
@@ -7429,7 +7429,7 @@
           <w:rFonts w:ascii="Arial Narrow" w:eastAsia="Arial Narrow" w:hAnsi="Arial Narrow" w:cs="Arial Narrow"/>
           <w:bCs/>
         </w:rPr>
-        <w:t xml:space="preserve"> </w:t>
+        <w:t xml:space="preserve"/>
       </w:r>
       <w:proofErr w:type="spellStart"/>
       <w:r>
@@ -7437,7 +7437,7 @@
           <w:rFonts w:ascii="Arial Narrow" w:eastAsia="Arial Narrow" w:hAnsi="Arial Narrow" w:cs="Arial Narrow"/>
           <w:bCs/>
         </w:rPr>
-        <w:t>Cardif</w:t>
+        <w:t/>
       </w:r>
       <w:proofErr w:type="spellEnd"/>
       <w:r>
@@ -7445,21 +7445,21 @@
           <w:rFonts w:ascii="Arial Narrow" w:eastAsia="Arial Narrow" w:hAnsi="Arial Narrow" w:cs="Arial Narrow"/>
           <w:bCs/>
         </w:rPr>
-        <w:t xml:space="preserve"> S.A. Compañía de Seguros y Reaseguros y </w:t>
+        <w:t xml:space="preserve"/>
       </w:r>
       <w:r>
         <w:rPr>
           <w:rFonts w:ascii="Arial Narrow" w:eastAsia="Arial Narrow" w:hAnsi="Arial Narrow" w:cs="Arial Narrow"/>
           <w:bCs/>
         </w:rPr>
-        <w:t>e</w:t>
+        <w:t/>
       </w:r>
       <w:r>
         <w:rPr>
           <w:rFonts w:ascii="Arial Narrow" w:eastAsia="Arial Narrow" w:hAnsi="Arial Narrow" w:cs="Arial Narrow"/>
           <w:bCs/>
         </w:rPr>
-        <w:t>l Estudio Muñiz Sociedad Civil de Responsabilidad Limitada</w:t>
+        <w:t/>
       </w:r>
       <w:r>
         <w:rPr>
@@ -7470,7 +7470,7 @@
           <w:lang w:eastAsia="es-PE"/>
           <w14:ligatures w14:val="none"/>
         </w:rPr>
-        <w:t>, por lo siguiente:</w:t>
+        <w:t/>
       </w:r>
       <w:bookmarkStart w:id="22" w:name="_Hlk215162047"/>
     </w:p>
@@ -7513,14 +7513,14 @@
           <w:kern w:val="0"/>
           <w14:ligatures w14:val="none"/>
         </w:rPr>
-        <w:t xml:space="preserve">Presunta infracción a los artículos 18 y 19 de la Ley 29571, Código de Protección y Defensa del Consumidor, en tanto </w:t>
+        <w:t xml:space="preserve">Presunta infracción a los artículos 18 y 19 de la Ley 29571, Código de Protección y Defensa del Consumidor, en tanto BNP Paribas Cardif S.A. Compañía de Seguros y Reaseguros se habría negado injustificadamente el 21 de octubre de 2025 a otorgar a la parte denunciante la cobertura del Seguro de Desgravamen por el fallecimiento del señor [APELLIDO] [APELLIDO] ocurrido el 26 de julio del 2024.</w:t>
       </w:r>
       <w:r>
         <w:rPr>
           <w:rFonts w:ascii="Arial Narrow" w:eastAsia="Arial Narrow" w:hAnsi="Arial Narrow" w:cs="Arial Narrow"/>
           <w:bCs/>
         </w:rPr>
-        <w:t xml:space="preserve">BNP </w:t>
+        <w:t xml:space="preserve"/>
       </w:r>
       <w:proofErr w:type="spellStart"/>
       <w:r>
@@ -7528,7 +7528,7 @@
           <w:rFonts w:ascii="Arial Narrow" w:eastAsia="Arial Narrow" w:hAnsi="Arial Narrow" w:cs="Arial Narrow"/>
           <w:bCs/>
         </w:rPr>
-        <w:t>Paribas</w:t>
+        <w:t/>
       </w:r>
       <w:proofErr w:type="spellEnd"/>
       <w:r>
@@ -7536,7 +7536,7 @@
           <w:rFonts w:ascii="Arial Narrow" w:eastAsia="Arial Narrow" w:hAnsi="Arial Narrow" w:cs="Arial Narrow"/>
           <w:bCs/>
         </w:rPr>
-        <w:t xml:space="preserve"> </w:t>
+        <w:t xml:space="preserve"/>
       </w:r>
       <w:proofErr w:type="spellStart"/>
       <w:r>
@@ -7544,7 +7544,7 @@
           <w:rFonts w:ascii="Arial Narrow" w:eastAsia="Arial Narrow" w:hAnsi="Arial Narrow" w:cs="Arial Narrow"/>
           <w:bCs/>
         </w:rPr>
-        <w:t>Cardif</w:t>
+        <w:t/>
       </w:r>
       <w:proofErr w:type="spellEnd"/>
       <w:r>
@@ -7552,107 +7552,107 @@
           <w:rFonts w:ascii="Arial Narrow" w:eastAsia="Arial Narrow" w:hAnsi="Arial Narrow" w:cs="Arial Narrow"/>
           <w:bCs/>
         </w:rPr>
-        <w:t xml:space="preserve"> S.A. Compañía de Seguros y Reaseguros </w:t>
-      </w:r>
-      <w:r>
-        <w:rPr>
-          <w:rFonts w:ascii="Arial Narrow" w:eastAsia="Arial Narrow" w:hAnsi="Arial Narrow" w:cs="Arial Narrow"/>
-          <w:kern w:val="0"/>
-          <w14:ligatures w14:val="none"/>
-        </w:rPr>
-        <w:t xml:space="preserve">se habría negado injustificadamente el 21 de octubre de 2025 a </w:t>
-      </w:r>
-      <w:r>
-        <w:rPr>
-          <w:rFonts w:ascii="Arial Narrow" w:eastAsia="Arial Narrow" w:hAnsi="Arial Narrow" w:cs="Arial Narrow"/>
-          <w:kern w:val="0"/>
-          <w14:ligatures w14:val="none"/>
-        </w:rPr>
-        <w:t xml:space="preserve">otorgar a la </w:t>
-      </w:r>
-      <w:r>
-        <w:rPr>
-          <w:rFonts w:ascii="Arial Narrow" w:eastAsia="Arial Narrow" w:hAnsi="Arial Narrow" w:cs="Arial Narrow"/>
-          <w:kern w:val="0"/>
-          <w14:ligatures w14:val="none"/>
-        </w:rPr>
-        <w:t xml:space="preserve">parte </w:t>
-      </w:r>
-      <w:r>
-        <w:rPr>
-          <w:rFonts w:ascii="Arial Narrow" w:eastAsia="Arial Narrow" w:hAnsi="Arial Narrow" w:cs="Arial Narrow"/>
-          <w:kern w:val="0"/>
-          <w14:ligatures w14:val="none"/>
-        </w:rPr>
-        <w:t xml:space="preserve">denunciante </w:t>
-      </w:r>
-      <w:r>
-        <w:rPr>
-          <w:rFonts w:ascii="Arial Narrow" w:eastAsia="Arial Narrow" w:hAnsi="Arial Narrow" w:cs="Arial Narrow"/>
-          <w:kern w:val="0"/>
-          <w14:ligatures w14:val="none"/>
-        </w:rPr>
-        <w:t>la</w:t>
-      </w:r>
-      <w:r>
-        <w:rPr>
-          <w:rFonts w:ascii="Arial Narrow" w:eastAsia="Arial Narrow" w:hAnsi="Arial Narrow" w:cs="Arial Narrow"/>
-          <w:kern w:val="0"/>
-          <w14:ligatures w14:val="none"/>
-        </w:rPr>
-        <w:t xml:space="preserve"> cobertura del </w:t>
-      </w:r>
-      <w:r>
-        <w:rPr>
-          <w:rFonts w:ascii="Arial Narrow" w:eastAsia="Arial Narrow" w:hAnsi="Arial Narrow" w:cs="Arial Narrow"/>
-          <w:kern w:val="0"/>
-          <w14:ligatures w14:val="none"/>
-        </w:rPr>
-        <w:t xml:space="preserve">Seguro de Desgravamen </w:t>
-      </w:r>
-      <w:r>
-        <w:rPr>
-          <w:rFonts w:ascii="Arial Narrow" w:eastAsia="Arial Narrow" w:hAnsi="Arial Narrow" w:cs="Arial Narrow"/>
-          <w:kern w:val="0"/>
-          <w14:ligatures w14:val="none"/>
-        </w:rPr>
-        <w:t xml:space="preserve">por el fallecimiento del señor </w:t>
-      </w:r>
-      <w:r>
-        <w:rPr>
-          <w:rFonts w:ascii="Arial Narrow" w:eastAsia="Times New Roman" w:hAnsi="Arial Narrow" w:cs="Arial"/>
-          <w:color w:val="000000"/>
-          <w:kern w:val="0"/>
-          <w:lang w:eastAsia="es-ES"/>
-          <w14:ligatures w14:val="none"/>
-        </w:rPr>
-        <w:t>Cesar Emilio Miranda Soria ocurrido el</w:t>
-      </w:r>
-      <w:r>
-        <w:rPr>
-          <w:rFonts w:ascii="Arial Narrow" w:eastAsia="Arial Narrow" w:hAnsi="Arial Narrow" w:cs="Arial Narrow"/>
-          <w:kern w:val="0"/>
-          <w14:ligatures w14:val="none"/>
-        </w:rPr>
-        <w:t xml:space="preserve"> </w:t>
-      </w:r>
-      <w:r>
-        <w:rPr>
-          <w:rFonts w:ascii="Arial Narrow" w:eastAsia="Times New Roman" w:hAnsi="Arial Narrow" w:cs="Arial"/>
-          <w:color w:val="000000"/>
-          <w:kern w:val="0"/>
-          <w:lang w:eastAsia="es-ES"/>
-          <w14:ligatures w14:val="none"/>
-        </w:rPr>
-        <w:t>26 de julio del 2024</w:t>
-      </w:r>
-      <w:r>
-        <w:rPr>
-          <w:rFonts w:ascii="Arial Narrow" w:eastAsia="Arial Narrow" w:hAnsi="Arial Narrow" w:cs="Arial Narrow"/>
-          <w:kern w:val="0"/>
-          <w14:ligatures w14:val="none"/>
-        </w:rPr>
-        <w:t>.</w:t>
+        <w:t xml:space="preserve"/>
+      </w:r>
+      <w:r>
+        <w:rPr>
+          <w:rFonts w:ascii="Arial Narrow" w:eastAsia="Arial Narrow" w:hAnsi="Arial Narrow" w:cs="Arial Narrow"/>
+          <w:kern w:val="0"/>
+          <w14:ligatures w14:val="none"/>
+        </w:rPr>
+        <w:t xml:space="preserve"/>
+      </w:r>
+      <w:r>
+        <w:rPr>
+          <w:rFonts w:ascii="Arial Narrow" w:eastAsia="Arial Narrow" w:hAnsi="Arial Narrow" w:cs="Arial Narrow"/>
+          <w:kern w:val="0"/>
+          <w14:ligatures w14:val="none"/>
+        </w:rPr>
+        <w:t xml:space="preserve"/>
+      </w:r>
+      <w:r>
+        <w:rPr>
+          <w:rFonts w:ascii="Arial Narrow" w:eastAsia="Arial Narrow" w:hAnsi="Arial Narrow" w:cs="Arial Narrow"/>
+          <w:kern w:val="0"/>
+          <w14:ligatures w14:val="none"/>
+        </w:rPr>
+        <w:t xml:space="preserve"/>
+      </w:r>
+      <w:r>
+        <w:rPr>
+          <w:rFonts w:ascii="Arial Narrow" w:eastAsia="Arial Narrow" w:hAnsi="Arial Narrow" w:cs="Arial Narrow"/>
+          <w:kern w:val="0"/>
+          <w14:ligatures w14:val="none"/>
+        </w:rPr>
+        <w:t xml:space="preserve"/>
+      </w:r>
+      <w:r>
+        <w:rPr>
+          <w:rFonts w:ascii="Arial Narrow" w:eastAsia="Arial Narrow" w:hAnsi="Arial Narrow" w:cs="Arial Narrow"/>
+          <w:kern w:val="0"/>
+          <w14:ligatures w14:val="none"/>
+        </w:rPr>
+        <w:t/>
+      </w:r>
+      <w:r>
+        <w:rPr>
+          <w:rFonts w:ascii="Arial Narrow" w:eastAsia="Arial Narrow" w:hAnsi="Arial Narrow" w:cs="Arial Narrow"/>
+          <w:kern w:val="0"/>
+          <w14:ligatures w14:val="none"/>
+        </w:rPr>
+        <w:t xml:space="preserve"/>
+      </w:r>
+      <w:r>
+        <w:rPr>
+          <w:rFonts w:ascii="Arial Narrow" w:eastAsia="Arial Narrow" w:hAnsi="Arial Narrow" w:cs="Arial Narrow"/>
+          <w:kern w:val="0"/>
+          <w14:ligatures w14:val="none"/>
+        </w:rPr>
+        <w:t xml:space="preserve"/>
+      </w:r>
+      <w:r>
+        <w:rPr>
+          <w:rFonts w:ascii="Arial Narrow" w:eastAsia="Arial Narrow" w:hAnsi="Arial Narrow" w:cs="Arial Narrow"/>
+          <w:kern w:val="0"/>
+          <w14:ligatures w14:val="none"/>
+        </w:rPr>
+        <w:t xml:space="preserve"/>
+      </w:r>
+      <w:r>
+        <w:rPr>
+          <w:rFonts w:ascii="Arial Narrow" w:eastAsia="Times New Roman" w:hAnsi="Arial Narrow" w:cs="Arial"/>
+          <w:color w:val="000000"/>
+          <w:kern w:val="0"/>
+          <w:lang w:eastAsia="es-ES"/>
+          <w14:ligatures w14:val="none"/>
+        </w:rPr>
+        <w:t/>
+      </w:r>
+      <w:r>
+        <w:rPr>
+          <w:rFonts w:ascii="Arial Narrow" w:eastAsia="Arial Narrow" w:hAnsi="Arial Narrow" w:cs="Arial Narrow"/>
+          <w:kern w:val="0"/>
+          <w14:ligatures w14:val="none"/>
+        </w:rPr>
+        <w:t xml:space="preserve"/>
+      </w:r>
+      <w:r>
+        <w:rPr>
+          <w:rFonts w:ascii="Arial Narrow" w:eastAsia="Times New Roman" w:hAnsi="Arial Narrow" w:cs="Arial"/>
+          <w:color w:val="000000"/>
+          <w:kern w:val="0"/>
+          <w:lang w:eastAsia="es-ES"/>
+          <w14:ligatures w14:val="none"/>
+        </w:rPr>
+        <w:t/>
+      </w:r>
+      <w:r>
+        <w:rPr>
+          <w:rFonts w:ascii="Arial Narrow" w:eastAsia="Arial Narrow" w:hAnsi="Arial Narrow" w:cs="Arial Narrow"/>
+          <w:kern w:val="0"/>
+          <w14:ligatures w14:val="none"/>
+        </w:rPr>
+        <w:t/>
       </w:r>
     </w:p>
     <w:p>
@@ -7694,40 +7694,40 @@
           <w:kern w:val="0"/>
           <w14:ligatures w14:val="none"/>
         </w:rPr>
-        <w:t xml:space="preserve">Presunta infracción a los artículos 18 y 19 de la Ley 29571, Código de Protección y Defensa del Consumidor, en tanto </w:t>
-      </w:r>
-      <w:r>
-        <w:rPr>
-          <w:rFonts w:ascii="Arial Narrow" w:eastAsia="Times New Roman" w:hAnsi="Arial Narrow" w:cs="Arial"/>
-          <w:color w:val="000000"/>
-          <w:kern w:val="0"/>
-          <w:lang w:val="es-ES" w:eastAsia="es-ES"/>
-          <w14:ligatures w14:val="none"/>
-        </w:rPr>
-        <w:t xml:space="preserve">Scotiabank Perú S.A.A. </w:t>
-      </w:r>
-      <w:r>
-        <w:rPr>
-          <w:rFonts w:ascii="Arial Narrow" w:eastAsia="Arial Narrow" w:hAnsi="Arial Narrow" w:cs="Arial Narrow"/>
-          <w:kern w:val="0"/>
-          <w14:ligatures w14:val="none"/>
-        </w:rPr>
-        <w:t xml:space="preserve">no habría cumplido con gestionar oportunamente la solicitud de </w:t>
-      </w:r>
-      <w:r>
-        <w:rPr>
-          <w:rFonts w:ascii="Arial Narrow" w:eastAsia="Arial Narrow" w:hAnsi="Arial Narrow" w:cs="Arial Narrow"/>
-          <w:kern w:val="0"/>
-          <w14:ligatures w14:val="none"/>
-        </w:rPr>
-        <w:t xml:space="preserve">cobertura del Seguro de Desgravamen emitido por </w:t>
+        <w:t xml:space="preserve">Presunta infracción a los artículos 18 y 19 de la Ley 29571, Código de Protección y Defensa del Consumidor, en tanto Scotiabank Perú S.A.A. no habría cumplido con gestionar oportunamente la solicitud de cobertura del Seguro de Desgravamen emitido por BNP Paribas Cardif S.A. Compañía de Seguros y Reaseguros presentada por la parte denunciante en virtud del fallecimiento del señor [APELLIDO] [APELLIDO] .</w:t>
+      </w:r>
+      <w:r>
+        <w:rPr>
+          <w:rFonts w:ascii="Arial Narrow" w:eastAsia="Times New Roman" w:hAnsi="Arial Narrow" w:cs="Arial"/>
+          <w:color w:val="000000"/>
+          <w:kern w:val="0"/>
+          <w:lang w:val="es-ES" w:eastAsia="es-ES"/>
+          <w14:ligatures w14:val="none"/>
+        </w:rPr>
+        <w:t xml:space="preserve"/>
+      </w:r>
+      <w:r>
+        <w:rPr>
+          <w:rFonts w:ascii="Arial Narrow" w:eastAsia="Arial Narrow" w:hAnsi="Arial Narrow" w:cs="Arial Narrow"/>
+          <w:kern w:val="0"/>
+          <w14:ligatures w14:val="none"/>
+        </w:rPr>
+        <w:t xml:space="preserve"/>
+      </w:r>
+      <w:r>
+        <w:rPr>
+          <w:rFonts w:ascii="Arial Narrow" w:eastAsia="Arial Narrow" w:hAnsi="Arial Narrow" w:cs="Arial Narrow"/>
+          <w:kern w:val="0"/>
+          <w14:ligatures w14:val="none"/>
+        </w:rPr>
+        <w:t xml:space="preserve"/>
       </w:r>
       <w:r>
         <w:rPr>
           <w:rFonts w:ascii="Arial Narrow" w:eastAsia="Arial Narrow" w:hAnsi="Arial Narrow" w:cs="Arial Narrow"/>
           <w:bCs/>
         </w:rPr>
-        <w:t xml:space="preserve">BNP </w:t>
+        <w:t xml:space="preserve"/>
       </w:r>
       <w:proofErr w:type="spellStart"/>
       <w:r>
@@ -7735,7 +7735,7 @@
           <w:rFonts w:ascii="Arial Narrow" w:eastAsia="Arial Narrow" w:hAnsi="Arial Narrow" w:cs="Arial Narrow"/>
           <w:bCs/>
         </w:rPr>
-        <w:t>Paribas</w:t>
+        <w:t/>
       </w:r>
       <w:proofErr w:type="spellEnd"/>
       <w:r>
@@ -7743,7 +7743,7 @@
           <w:rFonts w:ascii="Arial Narrow" w:eastAsia="Arial Narrow" w:hAnsi="Arial Narrow" w:cs="Arial Narrow"/>
           <w:bCs/>
         </w:rPr>
-        <w:t xml:space="preserve"> </w:t>
+        <w:t xml:space="preserve"/>
       </w:r>
       <w:proofErr w:type="spellStart"/>
       <w:r>
@@ -7751,7 +7751,7 @@
           <w:rFonts w:ascii="Arial Narrow" w:eastAsia="Arial Narrow" w:hAnsi="Arial Narrow" w:cs="Arial Narrow"/>
           <w:bCs/>
         </w:rPr>
-        <w:t>Cardif</w:t>
+        <w:t/>
       </w:r>
       <w:proofErr w:type="spellEnd"/>
       <w:r>
@@ -7759,64 +7759,64 @@
           <w:rFonts w:ascii="Arial Narrow" w:eastAsia="Arial Narrow" w:hAnsi="Arial Narrow" w:cs="Arial Narrow"/>
           <w:bCs/>
         </w:rPr>
-        <w:t xml:space="preserve"> S.A. Compañía de Seguros y Reaseguros</w:t>
+        <w:t xml:space="preserve"/>
       </w:r>
       <w:r>
         <w:rPr>
           <w:rFonts w:ascii="Arial Narrow" w:eastAsia="Arial Narrow" w:hAnsi="Arial Narrow" w:cs="Arial Narrow"/>
           <w:bCs/>
         </w:rPr>
-        <w:t xml:space="preserve"> </w:t>
-      </w:r>
-      <w:r>
-        <w:rPr>
-          <w:rFonts w:ascii="Arial Narrow" w:eastAsia="Arial Narrow" w:hAnsi="Arial Narrow" w:cs="Arial Narrow"/>
-          <w:kern w:val="0"/>
-          <w14:ligatures w14:val="none"/>
-        </w:rPr>
-        <w:t>presentada por la parte denunciante</w:t>
-      </w:r>
-      <w:r>
-        <w:rPr>
-          <w:rFonts w:ascii="Arial Narrow" w:eastAsia="Arial Narrow" w:hAnsi="Arial Narrow" w:cs="Arial Narrow"/>
-          <w:kern w:val="0"/>
-          <w14:ligatures w14:val="none"/>
-        </w:rPr>
-        <w:t xml:space="preserve"> </w:t>
-      </w:r>
-      <w:r>
-        <w:rPr>
-          <w:rFonts w:ascii="Arial Narrow" w:eastAsia="Arial Narrow" w:hAnsi="Arial Narrow" w:cs="Arial Narrow"/>
-          <w:kern w:val="0"/>
-          <w14:ligatures w14:val="none"/>
-        </w:rPr>
-        <w:t>en virtud del</w:t>
-      </w:r>
-      <w:r>
-        <w:rPr>
-          <w:rFonts w:ascii="Arial Narrow" w:eastAsia="Arial Narrow" w:hAnsi="Arial Narrow" w:cs="Arial Narrow"/>
-          <w:kern w:val="0"/>
-          <w14:ligatures w14:val="none"/>
-        </w:rPr>
-        <w:t xml:space="preserve"> fallecimiento del señor </w:t>
-      </w:r>
-      <w:r>
-        <w:rPr>
-          <w:rFonts w:ascii="Arial Narrow" w:eastAsia="Times New Roman" w:hAnsi="Arial Narrow" w:cs="Arial"/>
-          <w:color w:val="000000"/>
-          <w:kern w:val="0"/>
-          <w:lang w:eastAsia="es-ES"/>
-          <w14:ligatures w14:val="none"/>
-        </w:rPr>
-        <w:t>Cesar Emilio Miranda Soria</w:t>
-      </w:r>
-      <w:r>
-        <w:rPr>
-          <w:rFonts w:ascii="Arial Narrow" w:eastAsia="Arial Narrow" w:hAnsi="Arial Narrow" w:cs="Arial Narrow"/>
-          <w:kern w:val="0"/>
-          <w14:ligatures w14:val="none"/>
-        </w:rPr>
-        <w:t>.</w:t>
+        <w:t xml:space="preserve"/>
+      </w:r>
+      <w:r>
+        <w:rPr>
+          <w:rFonts w:ascii="Arial Narrow" w:eastAsia="Arial Narrow" w:hAnsi="Arial Narrow" w:cs="Arial Narrow"/>
+          <w:kern w:val="0"/>
+          <w14:ligatures w14:val="none"/>
+        </w:rPr>
+        <w:t/>
+      </w:r>
+      <w:r>
+        <w:rPr>
+          <w:rFonts w:ascii="Arial Narrow" w:eastAsia="Arial Narrow" w:hAnsi="Arial Narrow" w:cs="Arial Narrow"/>
+          <w:kern w:val="0"/>
+          <w14:ligatures w14:val="none"/>
+        </w:rPr>
+        <w:t xml:space="preserve"/>
+      </w:r>
+      <w:r>
+        <w:rPr>
+          <w:rFonts w:ascii="Arial Narrow" w:eastAsia="Arial Narrow" w:hAnsi="Arial Narrow" w:cs="Arial Narrow"/>
+          <w:kern w:val="0"/>
+          <w14:ligatures w14:val="none"/>
+        </w:rPr>
+        <w:t/>
+      </w:r>
+      <w:r>
+        <w:rPr>
+          <w:rFonts w:ascii="Arial Narrow" w:eastAsia="Arial Narrow" w:hAnsi="Arial Narrow" w:cs="Arial Narrow"/>
+          <w:kern w:val="0"/>
+          <w14:ligatures w14:val="none"/>
+        </w:rPr>
+        <w:t xml:space="preserve"/>
+      </w:r>
+      <w:r>
+        <w:rPr>
+          <w:rFonts w:ascii="Arial Narrow" w:eastAsia="Times New Roman" w:hAnsi="Arial Narrow" w:cs="Arial"/>
+          <w:color w:val="000000"/>
+          <w:kern w:val="0"/>
+          <w:lang w:eastAsia="es-ES"/>
+          <w14:ligatures w14:val="none"/>
+        </w:rPr>
+        <w:t/>
+      </w:r>
+      <w:r>
+        <w:rPr>
+          <w:rFonts w:ascii="Arial Narrow" w:eastAsia="Arial Narrow" w:hAnsi="Arial Narrow" w:cs="Arial Narrow"/>
+          <w:kern w:val="0"/>
+          <w14:ligatures w14:val="none"/>
+        </w:rPr>
+        <w:t/>
       </w:r>
     </w:p>
     <w:p>
@@ -7858,90 +7858,90 @@
           <w:kern w:val="0"/>
           <w14:ligatures w14:val="none"/>
         </w:rPr>
-        <w:t xml:space="preserve">Presunta </w:t>
-      </w:r>
-      <w:r>
-        <w:rPr>
-          <w:rFonts w:ascii="Arial Narrow" w:eastAsia="Arial Narrow" w:hAnsi="Arial Narrow" w:cs="Arial Narrow"/>
-          <w:kern w:val="0"/>
-          <w14:ligatures w14:val="none"/>
-        </w:rPr>
-        <w:t>infracción a los artículos 18 y 19 de la Ley 29571, Código de Protección y Defensa del Consumidor</w:t>
-      </w:r>
-      <w:r>
-        <w:rPr>
-          <w:rFonts w:ascii="Arial Narrow" w:eastAsia="Arial Narrow" w:hAnsi="Arial Narrow" w:cs="Arial Narrow"/>
-          <w:kern w:val="0"/>
-          <w14:ligatures w14:val="none"/>
-        </w:rPr>
-        <w:t xml:space="preserve">, en tanto </w:t>
-      </w:r>
-      <w:r>
-        <w:rPr>
-          <w:rFonts w:ascii="Arial Narrow" w:eastAsia="Times New Roman" w:hAnsi="Arial Narrow" w:cs="Arial"/>
-          <w:color w:val="000000"/>
-          <w:kern w:val="0"/>
-          <w:lang w:val="es-ES" w:eastAsia="es-ES"/>
-          <w14:ligatures w14:val="none"/>
-        </w:rPr>
-        <w:t>Scotiabank Perú S.A.A.</w:t>
-      </w:r>
-      <w:r>
-        <w:rPr>
-          <w:rFonts w:ascii="Arial Narrow" w:eastAsia="Times New Roman" w:hAnsi="Arial Narrow" w:cs="Arial"/>
-          <w:color w:val="000000"/>
-          <w:kern w:val="0"/>
-          <w:lang w:val="es-ES" w:eastAsia="es-ES"/>
-          <w14:ligatures w14:val="none"/>
-        </w:rPr>
-        <w:t xml:space="preserve"> </w:t>
-      </w:r>
-      <w:r>
-        <w:rPr>
-          <w:rFonts w:ascii="Arial Narrow" w:eastAsia="Arial Narrow" w:hAnsi="Arial Narrow" w:cs="Arial Narrow"/>
-          <w:kern w:val="0"/>
-          <w14:ligatures w14:val="none"/>
-        </w:rPr>
-        <w:t xml:space="preserve">habría </w:t>
-      </w:r>
-      <w:r>
-        <w:rPr>
-          <w:rFonts w:ascii="Arial Narrow" w:eastAsia="Arial Narrow" w:hAnsi="Arial Narrow" w:cs="Arial Narrow"/>
-          <w:kern w:val="0"/>
-          <w14:ligatures w14:val="none"/>
-        </w:rPr>
-        <w:t>realizado</w:t>
-      </w:r>
-      <w:r>
-        <w:rPr>
-          <w:rFonts w:ascii="Arial Narrow" w:eastAsia="Arial Narrow" w:hAnsi="Arial Narrow" w:cs="Arial Narrow"/>
-          <w:kern w:val="0"/>
-          <w14:ligatures w14:val="none"/>
-        </w:rPr>
-        <w:t xml:space="preserve"> gestiones de cobranza judicial </w:t>
-      </w:r>
-      <w:r>
-        <w:rPr>
-          <w:rFonts w:ascii="Arial Narrow" w:eastAsia="Arial Narrow" w:hAnsi="Arial Narrow" w:cs="Arial Narrow"/>
-          <w:kern w:val="0"/>
-          <w14:ligatures w14:val="none"/>
-        </w:rPr>
-        <w:t xml:space="preserve">a la parte denunciante </w:t>
-      </w:r>
-      <w:r>
-        <w:rPr>
-          <w:rFonts w:ascii="Arial Narrow" w:eastAsia="Arial Narrow" w:hAnsi="Arial Narrow" w:cs="Arial Narrow"/>
-          <w:kern w:val="0"/>
-          <w14:ligatures w14:val="none"/>
-        </w:rPr>
-        <w:t xml:space="preserve">respecto del crédito otorgado al señor Cesar Emilio Miranda Soria, pese a tener conocimiento de su fallecimiento el 26 de julio de 2024 y de que dicho crédito contaba con Seguro de Desgravamen emitido por </w:t>
+        <w:t xml:space="preserve">Presunta infracción a los artículos 18 y 19 de la Ley 29571, Código de Protección y Defensa del Consumidor, en tanto Scotiabank Perú S.A.A. habría realizado gestiones de cobranza judicial a la parte denunciante respecto del crédito otorgado al señor [APELLIDO] [APELLIDO] , pese a tener conocimiento de su fallecimiento el 26 de julio de 2024 y de que dicho crédito contaba con Seguro de Desgravamen emitido por BNP Paribas Cardif S.A. Compañía de Seguros y Reaseguros.</w:t>
+      </w:r>
+      <w:r>
+        <w:rPr>
+          <w:rFonts w:ascii="Arial Narrow" w:eastAsia="Arial Narrow" w:hAnsi="Arial Narrow" w:cs="Arial Narrow"/>
+          <w:kern w:val="0"/>
+          <w14:ligatures w14:val="none"/>
+        </w:rPr>
+        <w:t/>
+      </w:r>
+      <w:r>
+        <w:rPr>
+          <w:rFonts w:ascii="Arial Narrow" w:eastAsia="Arial Narrow" w:hAnsi="Arial Narrow" w:cs="Arial Narrow"/>
+          <w:kern w:val="0"/>
+          <w14:ligatures w14:val="none"/>
+        </w:rPr>
+        <w:t xml:space="preserve"/>
+      </w:r>
+      <w:r>
+        <w:rPr>
+          <w:rFonts w:ascii="Arial Narrow" w:eastAsia="Times New Roman" w:hAnsi="Arial Narrow" w:cs="Arial"/>
+          <w:color w:val="000000"/>
+          <w:kern w:val="0"/>
+          <w:lang w:val="es-ES" w:eastAsia="es-ES"/>
+          <w14:ligatures w14:val="none"/>
+        </w:rPr>
+        <w:t/>
+      </w:r>
+      <w:r>
+        <w:rPr>
+          <w:rFonts w:ascii="Arial Narrow" w:eastAsia="Times New Roman" w:hAnsi="Arial Narrow" w:cs="Arial"/>
+          <w:color w:val="000000"/>
+          <w:kern w:val="0"/>
+          <w:lang w:val="es-ES" w:eastAsia="es-ES"/>
+          <w14:ligatures w14:val="none"/>
+        </w:rPr>
+        <w:t xml:space="preserve"/>
+      </w:r>
+      <w:r>
+        <w:rPr>
+          <w:rFonts w:ascii="Arial Narrow" w:eastAsia="Arial Narrow" w:hAnsi="Arial Narrow" w:cs="Arial Narrow"/>
+          <w:kern w:val="0"/>
+          <w14:ligatures w14:val="none"/>
+        </w:rPr>
+        <w:t xml:space="preserve"/>
+      </w:r>
+      <w:r>
+        <w:rPr>
+          <w:rFonts w:ascii="Arial Narrow" w:eastAsia="Arial Narrow" w:hAnsi="Arial Narrow" w:cs="Arial Narrow"/>
+          <w:kern w:val="0"/>
+          <w14:ligatures w14:val="none"/>
+        </w:rPr>
+        <w:t/>
+      </w:r>
+      <w:r>
+        <w:rPr>
+          <w:rFonts w:ascii="Arial Narrow" w:eastAsia="Arial Narrow" w:hAnsi="Arial Narrow" w:cs="Arial Narrow"/>
+          <w:kern w:val="0"/>
+          <w14:ligatures w14:val="none"/>
+        </w:rPr>
+        <w:t xml:space="preserve"/>
+      </w:r>
+      <w:r>
+        <w:rPr>
+          <w:rFonts w:ascii="Arial Narrow" w:eastAsia="Arial Narrow" w:hAnsi="Arial Narrow" w:cs="Arial Narrow"/>
+          <w:kern w:val="0"/>
+          <w14:ligatures w14:val="none"/>
+        </w:rPr>
+        <w:t xml:space="preserve"/>
+      </w:r>
+      <w:r>
+        <w:rPr>
+          <w:rFonts w:ascii="Arial Narrow" w:eastAsia="Arial Narrow" w:hAnsi="Arial Narrow" w:cs="Arial Narrow"/>
+          <w:kern w:val="0"/>
+          <w14:ligatures w14:val="none"/>
+        </w:rPr>
+        <w:t xml:space="preserve"/>
       </w:r>
       <w:r>
         <w:rPr>
           <w:rFonts w:ascii="Arial Narrow" w:eastAsia="Arial Narrow" w:hAnsi="Arial Narrow" w:cs="Arial Narrow"/>
           <w:bCs/>
         </w:rPr>
-        <w:t xml:space="preserve">BNP </w:t>
+        <w:t xml:space="preserve"/>
       </w:r>
       <w:proofErr w:type="spellStart"/>
       <w:r>
@@ -7949,7 +7949,7 @@
           <w:rFonts w:ascii="Arial Narrow" w:eastAsia="Arial Narrow" w:hAnsi="Arial Narrow" w:cs="Arial Narrow"/>
           <w:bCs/>
         </w:rPr>
-        <w:t>Paribas</w:t>
+        <w:t/>
       </w:r>
       <w:proofErr w:type="spellEnd"/>
       <w:r>
@@ -7957,7 +7957,7 @@
           <w:rFonts w:ascii="Arial Narrow" w:eastAsia="Arial Narrow" w:hAnsi="Arial Narrow" w:cs="Arial Narrow"/>
           <w:bCs/>
         </w:rPr>
-        <w:t xml:space="preserve"> </w:t>
+        <w:t xml:space="preserve"/>
       </w:r>
       <w:proofErr w:type="spellStart"/>
       <w:r>
@@ -7965,7 +7965,7 @@
           <w:rFonts w:ascii="Arial Narrow" w:eastAsia="Arial Narrow" w:hAnsi="Arial Narrow" w:cs="Arial Narrow"/>
           <w:bCs/>
         </w:rPr>
-        <w:t>Cardif</w:t>
+        <w:t/>
       </w:r>
       <w:proofErr w:type="spellEnd"/>
       <w:r>
@@ -7973,15 +7973,15 @@
           <w:rFonts w:ascii="Arial Narrow" w:eastAsia="Arial Narrow" w:hAnsi="Arial Narrow" w:cs="Arial Narrow"/>
           <w:bCs/>
         </w:rPr>
-        <w:t xml:space="preserve"> S.A. Compañía de Seguros y Reaseguros</w:t>
-      </w:r>
-      <w:r>
-        <w:rPr>
-          <w:rFonts w:ascii="Arial Narrow" w:eastAsia="Arial Narrow" w:hAnsi="Arial Narrow" w:cs="Arial Narrow"/>
-          <w:kern w:val="0"/>
-          <w14:ligatures w14:val="none"/>
-        </w:rPr>
-        <w:t>.</w:t>
+        <w:t xml:space="preserve"/>
+      </w:r>
+      <w:r>
+        <w:rPr>
+          <w:rFonts w:ascii="Arial Narrow" w:eastAsia="Arial Narrow" w:hAnsi="Arial Narrow" w:cs="Arial Narrow"/>
+          <w:kern w:val="0"/>
+          <w14:ligatures w14:val="none"/>
+        </w:rPr>
+        <w:t/>
       </w:r>
     </w:p>
     <w:p>
@@ -8020,49 +8020,49 @@
           <w:kern w:val="0"/>
           <w14:ligatures w14:val="none"/>
         </w:rPr>
-        <w:t xml:space="preserve">Presunta </w:t>
-      </w:r>
-      <w:r>
-        <w:rPr>
-          <w:rFonts w:ascii="Arial Narrow" w:eastAsia="Arial Narrow" w:hAnsi="Arial Narrow" w:cs="Arial Narrow"/>
-          <w:kern w:val="0"/>
-          <w14:ligatures w14:val="none"/>
-        </w:rPr>
-        <w:t>infracción a los artículos 18 y 19 de la Ley 29571, Código de Protección y Defensa del Consumidor</w:t>
-      </w:r>
-      <w:r>
-        <w:rPr>
-          <w:rFonts w:ascii="Arial Narrow" w:eastAsia="Arial Narrow" w:hAnsi="Arial Narrow" w:cs="Arial Narrow"/>
-          <w:kern w:val="0"/>
-          <w14:ligatures w14:val="none"/>
-        </w:rPr>
-        <w:t xml:space="preserve">, en tanto </w:t>
-      </w:r>
-      <w:r>
-        <w:rPr>
-          <w:rFonts w:ascii="Arial Narrow" w:eastAsia="Times New Roman" w:hAnsi="Arial Narrow" w:cs="Arial"/>
-          <w:color w:val="000000"/>
-          <w:kern w:val="0"/>
-          <w:lang w:val="es-ES" w:eastAsia="es-ES"/>
-          <w14:ligatures w14:val="none"/>
-        </w:rPr>
-        <w:t xml:space="preserve">Scotiabank Perú S.A.A. </w:t>
-      </w:r>
-      <w:r>
-        <w:rPr>
-          <w:rFonts w:ascii="Arial Narrow" w:eastAsia="Arial Narrow" w:hAnsi="Arial Narrow" w:cs="Arial Narrow"/>
-          <w:kern w:val="0"/>
-          <w14:ligatures w14:val="none"/>
-        </w:rPr>
-        <w:t>habría perjudicado la calificación crediticia del causante de la Sucesión Intestada de César Emilio Miranda Soria por moroso, pese a su deceso</w:t>
-      </w:r>
-      <w:r>
-        <w:rPr>
-          <w:rFonts w:ascii="Arial Narrow" w:eastAsia="Arial Narrow" w:hAnsi="Arial Narrow" w:cs="Arial Narrow"/>
-          <w:kern w:val="0"/>
-          <w14:ligatures w14:val="none"/>
-        </w:rPr>
-        <w:t>.</w:t>
+        <w:t xml:space="preserve">Presunta infracción a los artículos 18 y 19 de la Ley 29571, Código de Protección y Defensa del Consumidor, en tanto Scotiabank Perú S.A.A. habría perjudicado la calificación crediticia del causante de la [DENUNCIANTE] por moroso, pese a su deceso.</w:t>
+      </w:r>
+      <w:r>
+        <w:rPr>
+          <w:rFonts w:ascii="Arial Narrow" w:eastAsia="Arial Narrow" w:hAnsi="Arial Narrow" w:cs="Arial Narrow"/>
+          <w:kern w:val="0"/>
+          <w14:ligatures w14:val="none"/>
+        </w:rPr>
+        <w:t/>
+      </w:r>
+      <w:r>
+        <w:rPr>
+          <w:rFonts w:ascii="Arial Narrow" w:eastAsia="Arial Narrow" w:hAnsi="Arial Narrow" w:cs="Arial Narrow"/>
+          <w:kern w:val="0"/>
+          <w14:ligatures w14:val="none"/>
+        </w:rPr>
+        <w:t xml:space="preserve"/>
+      </w:r>
+      <w:r>
+        <w:rPr>
+          <w:rFonts w:ascii="Arial Narrow" w:eastAsia="Times New Roman" w:hAnsi="Arial Narrow" w:cs="Arial"/>
+          <w:color w:val="000000"/>
+          <w:kern w:val="0"/>
+          <w:lang w:val="es-ES" w:eastAsia="es-ES"/>
+          <w14:ligatures w14:val="none"/>
+        </w:rPr>
+        <w:t xml:space="preserve"/>
+      </w:r>
+      <w:r>
+        <w:rPr>
+          <w:rFonts w:ascii="Arial Narrow" w:eastAsia="Arial Narrow" w:hAnsi="Arial Narrow" w:cs="Arial Narrow"/>
+          <w:kern w:val="0"/>
+          <w14:ligatures w14:val="none"/>
+        </w:rPr>
+        <w:t/>
+      </w:r>
+      <w:r>
+        <w:rPr>
+          <w:rFonts w:ascii="Arial Narrow" w:eastAsia="Arial Narrow" w:hAnsi="Arial Narrow" w:cs="Arial Narrow"/>
+          <w:kern w:val="0"/>
+          <w14:ligatures w14:val="none"/>
+        </w:rPr>
+        <w:t/>
       </w:r>
     </w:p>
     <w:p>
@@ -8102,30 +8102,30 @@
           <w:kern w:val="0"/>
           <w14:ligatures w14:val="none"/>
         </w:rPr>
-        <w:t xml:space="preserve">Presunta </w:t>
-      </w:r>
-      <w:r>
-        <w:rPr>
-          <w:rFonts w:ascii="Arial Narrow" w:eastAsia="Arial Narrow" w:hAnsi="Arial Narrow" w:cs="Arial Narrow"/>
-          <w:kern w:val="0"/>
-          <w14:ligatures w14:val="none"/>
-        </w:rPr>
-        <w:t>infracción a los artículos 18 y 19 de la Ley 29571, Código de Protección y Defensa del Consumidor</w:t>
-      </w:r>
-      <w:r>
-        <w:rPr>
-          <w:rFonts w:ascii="Arial Narrow" w:eastAsia="Arial Narrow" w:hAnsi="Arial Narrow" w:cs="Arial Narrow"/>
-          <w:kern w:val="0"/>
-          <w14:ligatures w14:val="none"/>
-        </w:rPr>
-        <w:t xml:space="preserve">, en tanto </w:t>
+        <w:t xml:space="preserve">Presunta infracción a los artículos 18 y 19 de la Ley 29571, Código de Protección y Defensa del Consumidor, en tanto BNP Paribas Cardif S.A. Compañía de Seguros y Reaseguros habría comunicado el 14 de octubre de 2025 una prórroga para atender la solicitud de otorgamiento de cobertura del Seguro de Desgravamen vinculada al crédito del señor [APELLIDO] [APELLIDO] , pese a ir contra el plazo legal.</w:t>
+      </w:r>
+      <w:r>
+        <w:rPr>
+          <w:rFonts w:ascii="Arial Narrow" w:eastAsia="Arial Narrow" w:hAnsi="Arial Narrow" w:cs="Arial Narrow"/>
+          <w:kern w:val="0"/>
+          <w14:ligatures w14:val="none"/>
+        </w:rPr>
+        <w:t/>
+      </w:r>
+      <w:r>
+        <w:rPr>
+          <w:rFonts w:ascii="Arial Narrow" w:eastAsia="Arial Narrow" w:hAnsi="Arial Narrow" w:cs="Arial Narrow"/>
+          <w:kern w:val="0"/>
+          <w14:ligatures w14:val="none"/>
+        </w:rPr>
+        <w:t xml:space="preserve"/>
       </w:r>
       <w:r>
         <w:rPr>
           <w:rFonts w:ascii="Arial Narrow" w:eastAsia="Arial Narrow" w:hAnsi="Arial Narrow" w:cs="Arial Narrow"/>
           <w:bCs/>
         </w:rPr>
-        <w:t xml:space="preserve">BNP </w:t>
+        <w:t xml:space="preserve"/>
       </w:r>
       <w:proofErr w:type="spellStart"/>
       <w:r>
@@ -8133,7 +8133,7 @@
           <w:rFonts w:ascii="Arial Narrow" w:eastAsia="Arial Narrow" w:hAnsi="Arial Narrow" w:cs="Arial Narrow"/>
           <w:bCs/>
         </w:rPr>
-        <w:t>Paribas</w:t>
+        <w:t/>
       </w:r>
       <w:proofErr w:type="spellEnd"/>
       <w:r>
@@ -8141,7 +8141,7 @@
           <w:rFonts w:ascii="Arial Narrow" w:eastAsia="Arial Narrow" w:hAnsi="Arial Narrow" w:cs="Arial Narrow"/>
           <w:bCs/>
         </w:rPr>
-        <w:t xml:space="preserve"> </w:t>
+        <w:t xml:space="preserve"/>
       </w:r>
       <w:proofErr w:type="spellStart"/>
       <w:r>
@@ -8149,7 +8149,7 @@
           <w:rFonts w:ascii="Arial Narrow" w:eastAsia="Arial Narrow" w:hAnsi="Arial Narrow" w:cs="Arial Narrow"/>
           <w:bCs/>
         </w:rPr>
-        <w:t>Cardif</w:t>
+        <w:t/>
       </w:r>
       <w:proofErr w:type="spellEnd"/>
       <w:r>
@@ -8157,83 +8157,83 @@
           <w:rFonts w:ascii="Arial Narrow" w:eastAsia="Arial Narrow" w:hAnsi="Arial Narrow" w:cs="Arial Narrow"/>
           <w:bCs/>
         </w:rPr>
-        <w:t xml:space="preserve"> S.A. Compañía de Seguros y Reaseguros </w:t>
-      </w:r>
-      <w:r>
-        <w:rPr>
-          <w:rFonts w:ascii="Arial Narrow" w:eastAsia="Arial Narrow" w:hAnsi="Arial Narrow" w:cs="Arial Narrow"/>
-          <w:kern w:val="0"/>
-          <w14:ligatures w14:val="none"/>
-        </w:rPr>
-        <w:t xml:space="preserve">habría </w:t>
-      </w:r>
-      <w:r>
-        <w:rPr>
-          <w:rFonts w:ascii="Arial Narrow" w:eastAsia="Arial Narrow" w:hAnsi="Arial Narrow" w:cs="Arial Narrow"/>
-          <w:kern w:val="0"/>
-          <w14:ligatures w14:val="none"/>
-        </w:rPr>
-        <w:t>comunicado</w:t>
-      </w:r>
-      <w:r>
-        <w:rPr>
-          <w:rFonts w:ascii="Arial Narrow" w:eastAsia="Arial Narrow" w:hAnsi="Arial Narrow" w:cs="Arial Narrow"/>
-          <w:kern w:val="0"/>
-          <w14:ligatures w14:val="none"/>
-        </w:rPr>
-        <w:t xml:space="preserve"> el 14 de octubre de 2025 una prórroga para atender la solicitud de otorgamiento de cobertura del Seguro de Desgravamen vinculada al crédito del señor </w:t>
-      </w:r>
-      <w:r>
-        <w:rPr>
-          <w:rFonts w:ascii="Arial Narrow" w:eastAsia="Times New Roman" w:hAnsi="Arial Narrow" w:cs="Arial"/>
-          <w:color w:val="000000"/>
-          <w:kern w:val="0"/>
-          <w:lang w:eastAsia="es-ES"/>
-          <w14:ligatures w14:val="none"/>
-        </w:rPr>
-        <w:t>Cesar Emilio Miranda Soria</w:t>
-      </w:r>
-      <w:r>
-        <w:rPr>
-          <w:rFonts w:ascii="Arial Narrow" w:eastAsia="Times New Roman" w:hAnsi="Arial Narrow" w:cs="Arial"/>
-          <w:color w:val="000000"/>
-          <w:kern w:val="0"/>
-          <w:lang w:eastAsia="es-ES"/>
-          <w14:ligatures w14:val="none"/>
-        </w:rPr>
-        <w:t xml:space="preserve">, </w:t>
-      </w:r>
-      <w:r>
-        <w:rPr>
-          <w:rFonts w:ascii="Arial Narrow" w:eastAsia="Arial Narrow" w:hAnsi="Arial Narrow" w:cs="Arial Narrow"/>
-          <w:kern w:val="0"/>
-          <w14:ligatures w14:val="none"/>
-        </w:rPr>
-        <w:t xml:space="preserve">pese a </w:t>
-      </w:r>
-      <w:r>
-        <w:rPr>
-          <w:rFonts w:ascii="Arial Narrow" w:eastAsia="Arial Narrow" w:hAnsi="Arial Narrow" w:cs="Arial Narrow"/>
-          <w:kern w:val="0"/>
-          <w14:ligatures w14:val="none"/>
-        </w:rPr>
-        <w:t xml:space="preserve">ir contra el </w:t>
-      </w:r>
-      <w:r>
-        <w:rPr>
-          <w:rFonts w:ascii="Arial Narrow" w:eastAsia="Arial Narrow" w:hAnsi="Arial Narrow" w:cs="Arial Narrow"/>
-          <w:kern w:val="0"/>
-          <w14:ligatures w14:val="none"/>
-        </w:rPr>
-        <w:t>plazo legal</w:t>
-      </w:r>
-      <w:r>
-        <w:rPr>
-          <w:rFonts w:ascii="Arial Narrow" w:eastAsia="Arial Narrow" w:hAnsi="Arial Narrow" w:cs="Arial Narrow"/>
-          <w:kern w:val="0"/>
-          <w14:ligatures w14:val="none"/>
-        </w:rPr>
-        <w:t>.</w:t>
+        <w:t xml:space="preserve"/>
+      </w:r>
+      <w:r>
+        <w:rPr>
+          <w:rFonts w:ascii="Arial Narrow" w:eastAsia="Arial Narrow" w:hAnsi="Arial Narrow" w:cs="Arial Narrow"/>
+          <w:kern w:val="0"/>
+          <w14:ligatures w14:val="none"/>
+        </w:rPr>
+        <w:t xml:space="preserve"/>
+      </w:r>
+      <w:r>
+        <w:rPr>
+          <w:rFonts w:ascii="Arial Narrow" w:eastAsia="Arial Narrow" w:hAnsi="Arial Narrow" w:cs="Arial Narrow"/>
+          <w:kern w:val="0"/>
+          <w14:ligatures w14:val="none"/>
+        </w:rPr>
+        <w:t/>
+      </w:r>
+      <w:r>
+        <w:rPr>
+          <w:rFonts w:ascii="Arial Narrow" w:eastAsia="Arial Narrow" w:hAnsi="Arial Narrow" w:cs="Arial Narrow"/>
+          <w:kern w:val="0"/>
+          <w14:ligatures w14:val="none"/>
+        </w:rPr>
+        <w:t xml:space="preserve"/>
+      </w:r>
+      <w:r>
+        <w:rPr>
+          <w:rFonts w:ascii="Arial Narrow" w:eastAsia="Times New Roman" w:hAnsi="Arial Narrow" w:cs="Arial"/>
+          <w:color w:val="000000"/>
+          <w:kern w:val="0"/>
+          <w:lang w:eastAsia="es-ES"/>
+          <w14:ligatures w14:val="none"/>
+        </w:rPr>
+        <w:t/>
+      </w:r>
+      <w:r>
+        <w:rPr>
+          <w:rFonts w:ascii="Arial Narrow" w:eastAsia="Times New Roman" w:hAnsi="Arial Narrow" w:cs="Arial"/>
+          <w:color w:val="000000"/>
+          <w:kern w:val="0"/>
+          <w:lang w:eastAsia="es-ES"/>
+          <w14:ligatures w14:val="none"/>
+        </w:rPr>
+        <w:t xml:space="preserve"/>
+      </w:r>
+      <w:r>
+        <w:rPr>
+          <w:rFonts w:ascii="Arial Narrow" w:eastAsia="Arial Narrow" w:hAnsi="Arial Narrow" w:cs="Arial Narrow"/>
+          <w:kern w:val="0"/>
+          <w14:ligatures w14:val="none"/>
+        </w:rPr>
+        <w:t xml:space="preserve"/>
+      </w:r>
+      <w:r>
+        <w:rPr>
+          <w:rFonts w:ascii="Arial Narrow" w:eastAsia="Arial Narrow" w:hAnsi="Arial Narrow" w:cs="Arial Narrow"/>
+          <w:kern w:val="0"/>
+          <w14:ligatures w14:val="none"/>
+        </w:rPr>
+        <w:t xml:space="preserve"/>
+      </w:r>
+      <w:r>
+        <w:rPr>
+          <w:rFonts w:ascii="Arial Narrow" w:eastAsia="Arial Narrow" w:hAnsi="Arial Narrow" w:cs="Arial Narrow"/>
+          <w:kern w:val="0"/>
+          <w14:ligatures w14:val="none"/>
+        </w:rPr>
+        <w:t/>
+      </w:r>
+      <w:r>
+        <w:rPr>
+          <w:rFonts w:ascii="Arial Narrow" w:eastAsia="Arial Narrow" w:hAnsi="Arial Narrow" w:cs="Arial Narrow"/>
+          <w:kern w:val="0"/>
+          <w14:ligatures w14:val="none"/>
+        </w:rPr>
+        <w:t/>
       </w:r>
     </w:p>
     <w:p>
@@ -8455,117 +8455,117 @@
           <w:kern w:val="0"/>
           <w14:ligatures w14:val="none"/>
         </w:rPr>
-        <w:t>Presunta infracción a</w:t>
-      </w:r>
-      <w:r>
-        <w:rPr>
-          <w:rFonts w:ascii="Arial Narrow" w:eastAsia="Arial Narrow" w:hAnsi="Arial Narrow" w:cs="Arial Narrow"/>
-          <w:kern w:val="0"/>
-          <w14:ligatures w14:val="none"/>
-        </w:rPr>
-        <w:t xml:space="preserve">l </w:t>
-      </w:r>
-      <w:r>
-        <w:rPr>
-          <w:rFonts w:ascii="Arial Narrow" w:eastAsia="Arial Narrow" w:hAnsi="Arial Narrow" w:cs="Arial Narrow"/>
-          <w:kern w:val="0"/>
-          <w14:ligatures w14:val="none"/>
-        </w:rPr>
-        <w:t xml:space="preserve">artículo 61 y </w:t>
-      </w:r>
-      <w:r>
-        <w:rPr>
-          <w:rFonts w:ascii="Arial Narrow" w:eastAsia="Arial Narrow" w:hAnsi="Arial Narrow" w:cs="Arial Narrow"/>
-          <w:kern w:val="0"/>
-          <w14:ligatures w14:val="none"/>
-        </w:rPr>
-        <w:t xml:space="preserve">al literal a) del artículo </w:t>
-      </w:r>
-      <w:r>
-        <w:rPr>
-          <w:rFonts w:ascii="Arial Narrow" w:eastAsia="Arial Narrow" w:hAnsi="Arial Narrow" w:cs="Arial Narrow"/>
-          <w:kern w:val="0"/>
-          <w14:ligatures w14:val="none"/>
-        </w:rPr>
-        <w:t xml:space="preserve">62 </w:t>
-      </w:r>
-      <w:r>
-        <w:rPr>
-          <w:rFonts w:ascii="Arial Narrow" w:eastAsia="Arial Narrow" w:hAnsi="Arial Narrow" w:cs="Arial Narrow"/>
-          <w:kern w:val="0"/>
-          <w14:ligatures w14:val="none"/>
-        </w:rPr>
-        <w:t>de la Ley 29571, Código de Protección y Defensa del Consumidor</w:t>
-      </w:r>
-      <w:r>
-        <w:rPr>
-          <w:rFonts w:ascii="Arial Narrow" w:eastAsia="Arial Narrow" w:hAnsi="Arial Narrow" w:cs="Arial Narrow"/>
-          <w:kern w:val="0"/>
-          <w14:ligatures w14:val="none"/>
-        </w:rPr>
-        <w:t xml:space="preserve">, en tanto </w:t>
-      </w:r>
-      <w:r>
-        <w:rPr>
-          <w:rFonts w:ascii="Arial Narrow" w:eastAsia="Times New Roman" w:hAnsi="Arial Narrow" w:cs="Arial"/>
-          <w:color w:val="000000"/>
-          <w:kern w:val="0"/>
-          <w:lang w:val="es-ES" w:eastAsia="es-ES"/>
-          <w14:ligatures w14:val="none"/>
-        </w:rPr>
-        <w:t>Scotiabank Perú S.A.A.</w:t>
-      </w:r>
-      <w:r>
-        <w:rPr>
-          <w:rFonts w:ascii="Arial Narrow" w:eastAsia="Times New Roman" w:hAnsi="Arial Narrow" w:cs="Arial"/>
-          <w:color w:val="000000"/>
-          <w:kern w:val="0"/>
-          <w:lang w:val="es-ES" w:eastAsia="es-ES"/>
-          <w14:ligatures w14:val="none"/>
-        </w:rPr>
-        <w:t xml:space="preserve"> </w:t>
-      </w:r>
-      <w:r>
-        <w:rPr>
-          <w:rFonts w:ascii="Arial Narrow" w:eastAsia="Arial Narrow" w:hAnsi="Arial Narrow" w:cs="Arial Narrow"/>
-          <w:kern w:val="0"/>
-          <w14:ligatures w14:val="none"/>
-        </w:rPr>
-        <w:t xml:space="preserve">habría </w:t>
-      </w:r>
-      <w:r>
-        <w:rPr>
-          <w:rFonts w:ascii="Arial Narrow" w:eastAsia="Arial Narrow" w:hAnsi="Arial Narrow" w:cs="Arial Narrow"/>
-          <w:kern w:val="0"/>
-          <w14:ligatures w14:val="none"/>
-        </w:rPr>
-        <w:t>autorizado indebidamente</w:t>
-      </w:r>
-      <w:r>
-        <w:rPr>
-          <w:rFonts w:ascii="Arial Narrow" w:eastAsia="Arial Narrow" w:hAnsi="Arial Narrow" w:cs="Arial Narrow"/>
-          <w:kern w:val="0"/>
-          <w14:ligatures w14:val="none"/>
-        </w:rPr>
-        <w:t xml:space="preserve"> que su agente de cobranza remitiera en octubre de 2025 una comunicación sin fecha aludiendo al inicio de un proceso judicial de ejecución de garantía hipotecaria respecto de la deuda del señor </w:t>
-      </w:r>
-      <w:r>
-        <w:rPr>
-          <w:rFonts w:ascii="Arial Narrow" w:eastAsia="Times New Roman" w:hAnsi="Arial Narrow" w:cs="Arial"/>
-          <w:color w:val="000000"/>
-          <w:kern w:val="0"/>
-          <w:lang w:eastAsia="es-ES"/>
-          <w14:ligatures w14:val="none"/>
-        </w:rPr>
-        <w:t>Cesar Emilio Miranda Soria</w:t>
-      </w:r>
-      <w:r>
-        <w:rPr>
-          <w:rFonts w:ascii="Arial Narrow" w:eastAsia="Arial Narrow" w:hAnsi="Arial Narrow" w:cs="Arial Narrow"/>
-          <w:kern w:val="0"/>
-          <w14:ligatures w14:val="none"/>
-        </w:rPr>
-        <w:t>.</w:t>
+        <w:t xml:space="preserve">Presunta infracción al artículo 61 y al literal a) del artículo 62 de la Ley 29571, Código de Protección y Defensa del Consumidor, en tanto Scotiabank Perú S.A.A. habría autorizado indebidamente que su agente de cobranza remitiera en octubre de 2025 una comunicación sin fecha aludiendo al inicio de un proceso judicial de ejecución de garantía hipotecaria respecto de la deuda del señor [APELLIDO] [APELLIDO] .</w:t>
+      </w:r>
+      <w:r>
+        <w:rPr>
+          <w:rFonts w:ascii="Arial Narrow" w:eastAsia="Arial Narrow" w:hAnsi="Arial Narrow" w:cs="Arial Narrow"/>
+          <w:kern w:val="0"/>
+          <w14:ligatures w14:val="none"/>
+        </w:rPr>
+        <w:t xml:space="preserve"/>
+      </w:r>
+      <w:r>
+        <w:rPr>
+          <w:rFonts w:ascii="Arial Narrow" w:eastAsia="Arial Narrow" w:hAnsi="Arial Narrow" w:cs="Arial Narrow"/>
+          <w:kern w:val="0"/>
+          <w14:ligatures w14:val="none"/>
+        </w:rPr>
+        <w:t xml:space="preserve"/>
+      </w:r>
+      <w:r>
+        <w:rPr>
+          <w:rFonts w:ascii="Arial Narrow" w:eastAsia="Arial Narrow" w:hAnsi="Arial Narrow" w:cs="Arial Narrow"/>
+          <w:kern w:val="0"/>
+          <w14:ligatures w14:val="none"/>
+        </w:rPr>
+        <w:t xml:space="preserve"/>
+      </w:r>
+      <w:r>
+        <w:rPr>
+          <w:rFonts w:ascii="Arial Narrow" w:eastAsia="Arial Narrow" w:hAnsi="Arial Narrow" w:cs="Arial Narrow"/>
+          <w:kern w:val="0"/>
+          <w14:ligatures w14:val="none"/>
+        </w:rPr>
+        <w:t xml:space="preserve"/>
+      </w:r>
+      <w:r>
+        <w:rPr>
+          <w:rFonts w:ascii="Arial Narrow" w:eastAsia="Arial Narrow" w:hAnsi="Arial Narrow" w:cs="Arial Narrow"/>
+          <w:kern w:val="0"/>
+          <w14:ligatures w14:val="none"/>
+        </w:rPr>
+        <w:t/>
+      </w:r>
+      <w:r>
+        <w:rPr>
+          <w:rFonts w:ascii="Arial Narrow" w:eastAsia="Arial Narrow" w:hAnsi="Arial Narrow" w:cs="Arial Narrow"/>
+          <w:kern w:val="0"/>
+          <w14:ligatures w14:val="none"/>
+        </w:rPr>
+        <w:t xml:space="preserve"/>
+      </w:r>
+      <w:r>
+        <w:rPr>
+          <w:rFonts w:ascii="Arial Narrow" w:eastAsia="Times New Roman" w:hAnsi="Arial Narrow" w:cs="Arial"/>
+          <w:color w:val="000000"/>
+          <w:kern w:val="0"/>
+          <w:lang w:val="es-ES" w:eastAsia="es-ES"/>
+          <w14:ligatures w14:val="none"/>
+        </w:rPr>
+        <w:t/>
+      </w:r>
+      <w:r>
+        <w:rPr>
+          <w:rFonts w:ascii="Arial Narrow" w:eastAsia="Times New Roman" w:hAnsi="Arial Narrow" w:cs="Arial"/>
+          <w:color w:val="000000"/>
+          <w:kern w:val="0"/>
+          <w:lang w:val="es-ES" w:eastAsia="es-ES"/>
+          <w14:ligatures w14:val="none"/>
+        </w:rPr>
+        <w:t xml:space="preserve"/>
+      </w:r>
+      <w:r>
+        <w:rPr>
+          <w:rFonts w:ascii="Arial Narrow" w:eastAsia="Arial Narrow" w:hAnsi="Arial Narrow" w:cs="Arial Narrow"/>
+          <w:kern w:val="0"/>
+          <w14:ligatures w14:val="none"/>
+        </w:rPr>
+        <w:t xml:space="preserve"/>
+      </w:r>
+      <w:r>
+        <w:rPr>
+          <w:rFonts w:ascii="Arial Narrow" w:eastAsia="Arial Narrow" w:hAnsi="Arial Narrow" w:cs="Arial Narrow"/>
+          <w:kern w:val="0"/>
+          <w14:ligatures w14:val="none"/>
+        </w:rPr>
+        <w:t/>
+      </w:r>
+      <w:r>
+        <w:rPr>
+          <w:rFonts w:ascii="Arial Narrow" w:eastAsia="Arial Narrow" w:hAnsi="Arial Narrow" w:cs="Arial Narrow"/>
+          <w:kern w:val="0"/>
+          <w14:ligatures w14:val="none"/>
+        </w:rPr>
+        <w:t xml:space="preserve"/>
+      </w:r>
+      <w:r>
+        <w:rPr>
+          <w:rFonts w:ascii="Arial Narrow" w:eastAsia="Times New Roman" w:hAnsi="Arial Narrow" w:cs="Arial"/>
+          <w:color w:val="000000"/>
+          <w:kern w:val="0"/>
+          <w:lang w:eastAsia="es-ES"/>
+          <w14:ligatures w14:val="none"/>
+        </w:rPr>
+        <w:t/>
+      </w:r>
+      <w:r>
+        <w:rPr>
+          <w:rFonts w:ascii="Arial Narrow" w:eastAsia="Arial Narrow" w:hAnsi="Arial Narrow" w:cs="Arial Narrow"/>
+          <w:kern w:val="0"/>
+          <w14:ligatures w14:val="none"/>
+        </w:rPr>
+        <w:t/>
       </w:r>
     </w:p>
     <w:p>
@@ -8604,112 +8604,112 @@
           <w:kern w:val="0"/>
           <w14:ligatures w14:val="none"/>
         </w:rPr>
-        <w:t>Presunta infracción a</w:t>
-      </w:r>
-      <w:r>
-        <w:rPr>
-          <w:rFonts w:ascii="Arial Narrow" w:eastAsia="Arial Narrow" w:hAnsi="Arial Narrow" w:cs="Arial Narrow"/>
-          <w:kern w:val="0"/>
-          <w14:ligatures w14:val="none"/>
-        </w:rPr>
-        <w:t>l</w:t>
-      </w:r>
-      <w:r>
-        <w:rPr>
-          <w:rFonts w:ascii="Arial Narrow" w:eastAsia="Arial Narrow" w:hAnsi="Arial Narrow" w:cs="Arial Narrow"/>
-          <w:kern w:val="0"/>
-          <w14:ligatures w14:val="none"/>
-        </w:rPr>
-        <w:t xml:space="preserve"> artículo 61 </w:t>
-      </w:r>
-      <w:r>
-        <w:rPr>
-          <w:rFonts w:ascii="Arial Narrow" w:eastAsia="Arial Narrow" w:hAnsi="Arial Narrow" w:cs="Arial Narrow"/>
-          <w:kern w:val="0"/>
-          <w14:ligatures w14:val="none"/>
-        </w:rPr>
-        <w:t>y al literal a) del artículo</w:t>
-      </w:r>
-      <w:r>
-        <w:rPr>
-          <w:rFonts w:ascii="Arial Narrow" w:eastAsia="Arial Narrow" w:hAnsi="Arial Narrow" w:cs="Arial Narrow"/>
-          <w:kern w:val="0"/>
-          <w14:ligatures w14:val="none"/>
-        </w:rPr>
-        <w:t xml:space="preserve"> 62 </w:t>
-      </w:r>
-      <w:r>
-        <w:rPr>
-          <w:rFonts w:ascii="Arial Narrow" w:eastAsia="Arial Narrow" w:hAnsi="Arial Narrow" w:cs="Arial Narrow"/>
-          <w:kern w:val="0"/>
-          <w14:ligatures w14:val="none"/>
-        </w:rPr>
-        <w:t>de la Ley 29571, Código de Protección y Defensa del Consumidor</w:t>
-      </w:r>
-      <w:r>
-        <w:rPr>
-          <w:rFonts w:ascii="Arial Narrow" w:eastAsia="Arial Narrow" w:hAnsi="Arial Narrow" w:cs="Arial Narrow"/>
-          <w:kern w:val="0"/>
-          <w14:ligatures w14:val="none"/>
-        </w:rPr>
-        <w:t xml:space="preserve">, en tanto </w:t>
-      </w:r>
-      <w:r>
-        <w:rPr>
-          <w:rFonts w:ascii="Arial Narrow" w:eastAsia="Arial Narrow" w:hAnsi="Arial Narrow" w:cs="Arial Narrow"/>
-          <w:kern w:val="0"/>
-          <w14:ligatures w14:val="none"/>
-        </w:rPr>
-        <w:t xml:space="preserve">el </w:t>
+        <w:t xml:space="preserve">Presunta infracción al artículo 61 y al literal a) del artículo 62 de la Ley 29571, Código de Protección y Defensa del Consumidor, en tanto el Estudio Muñiz Sociedad Civil de Responsabilidad Limitada habría remitido indebidamente en octubre de 2025 una comunicación sin fecha aludiendo al inicio de un proceso judicial de ejecución de garantía hipotecaria respecto de la deuda del señor [APELLIDO] [APELLIDO] .</w:t>
+      </w:r>
+      <w:r>
+        <w:rPr>
+          <w:rFonts w:ascii="Arial Narrow" w:eastAsia="Arial Narrow" w:hAnsi="Arial Narrow" w:cs="Arial Narrow"/>
+          <w:kern w:val="0"/>
+          <w14:ligatures w14:val="none"/>
+        </w:rPr>
+        <w:t/>
+      </w:r>
+      <w:r>
+        <w:rPr>
+          <w:rFonts w:ascii="Arial Narrow" w:eastAsia="Arial Narrow" w:hAnsi="Arial Narrow" w:cs="Arial Narrow"/>
+          <w:kern w:val="0"/>
+          <w14:ligatures w14:val="none"/>
+        </w:rPr>
+        <w:t xml:space="preserve"/>
+      </w:r>
+      <w:r>
+        <w:rPr>
+          <w:rFonts w:ascii="Arial Narrow" w:eastAsia="Arial Narrow" w:hAnsi="Arial Narrow" w:cs="Arial Narrow"/>
+          <w:kern w:val="0"/>
+          <w14:ligatures w14:val="none"/>
+        </w:rPr>
+        <w:t/>
+      </w:r>
+      <w:r>
+        <w:rPr>
+          <w:rFonts w:ascii="Arial Narrow" w:eastAsia="Arial Narrow" w:hAnsi="Arial Narrow" w:cs="Arial Narrow"/>
+          <w:kern w:val="0"/>
+          <w14:ligatures w14:val="none"/>
+        </w:rPr>
+        <w:t xml:space="preserve"/>
+      </w:r>
+      <w:r>
+        <w:rPr>
+          <w:rFonts w:ascii="Arial Narrow" w:eastAsia="Arial Narrow" w:hAnsi="Arial Narrow" w:cs="Arial Narrow"/>
+          <w:kern w:val="0"/>
+          <w14:ligatures w14:val="none"/>
+        </w:rPr>
+        <w:t/>
+      </w:r>
+      <w:r>
+        <w:rPr>
+          <w:rFonts w:ascii="Arial Narrow" w:eastAsia="Arial Narrow" w:hAnsi="Arial Narrow" w:cs="Arial Narrow"/>
+          <w:kern w:val="0"/>
+          <w14:ligatures w14:val="none"/>
+        </w:rPr>
+        <w:t xml:space="preserve"/>
+      </w:r>
+      <w:r>
+        <w:rPr>
+          <w:rFonts w:ascii="Arial Narrow" w:eastAsia="Arial Narrow" w:hAnsi="Arial Narrow" w:cs="Arial Narrow"/>
+          <w:kern w:val="0"/>
+          <w14:ligatures w14:val="none"/>
+        </w:rPr>
+        <w:t xml:space="preserve"/>
       </w:r>
       <w:r>
         <w:rPr>
           <w:rFonts w:ascii="Arial Narrow" w:eastAsia="Arial Narrow" w:hAnsi="Arial Narrow" w:cs="Arial Narrow"/>
           <w:bCs/>
         </w:rPr>
-        <w:t xml:space="preserve">Estudio Muñiz Sociedad Civil de Responsabilidad Limitada </w:t>
-      </w:r>
-      <w:r>
-        <w:rPr>
-          <w:rFonts w:ascii="Arial Narrow" w:eastAsia="Arial Narrow" w:hAnsi="Arial Narrow" w:cs="Arial Narrow"/>
-          <w:kern w:val="0"/>
-          <w14:ligatures w14:val="none"/>
-        </w:rPr>
-        <w:t>habría remitido</w:t>
-      </w:r>
-      <w:r>
-        <w:rPr>
-          <w:rFonts w:ascii="Arial Narrow" w:eastAsia="Arial Narrow" w:hAnsi="Arial Narrow" w:cs="Arial Narrow"/>
-          <w:kern w:val="0"/>
-          <w14:ligatures w14:val="none"/>
-        </w:rPr>
-        <w:t xml:space="preserve"> indebidamente</w:t>
-      </w:r>
-      <w:r>
-        <w:rPr>
-          <w:rFonts w:ascii="Arial Narrow" w:eastAsia="Arial Narrow" w:hAnsi="Arial Narrow" w:cs="Arial Narrow"/>
-          <w:kern w:val="0"/>
-          <w14:ligatures w14:val="none"/>
-        </w:rPr>
-        <w:t xml:space="preserve"> en octubre de 2025 una comunicación sin fecha aludiendo al inicio de un proceso judicial de ejecución de garantía hipotecaria respecto de la deuda del señor </w:t>
-      </w:r>
-      <w:r>
-        <w:rPr>
-          <w:rFonts w:ascii="Arial Narrow" w:eastAsia="Times New Roman" w:hAnsi="Arial Narrow" w:cs="Arial"/>
-          <w:color w:val="000000"/>
-          <w:kern w:val="0"/>
-          <w:lang w:eastAsia="es-ES"/>
-          <w14:ligatures w14:val="none"/>
-        </w:rPr>
-        <w:t>Cesar Emilio Miranda Soria</w:t>
-      </w:r>
-      <w:r>
-        <w:rPr>
-          <w:rFonts w:ascii="Arial Narrow" w:eastAsia="Arial Narrow" w:hAnsi="Arial Narrow" w:cs="Arial Narrow"/>
-          <w:kern w:val="0"/>
-          <w14:ligatures w14:val="none"/>
-        </w:rPr>
-        <w:t>.</w:t>
+        <w:t xml:space="preserve"/>
+      </w:r>
+      <w:r>
+        <w:rPr>
+          <w:rFonts w:ascii="Arial Narrow" w:eastAsia="Arial Narrow" w:hAnsi="Arial Narrow" w:cs="Arial Narrow"/>
+          <w:kern w:val="0"/>
+          <w14:ligatures w14:val="none"/>
+        </w:rPr>
+        <w:t/>
+      </w:r>
+      <w:r>
+        <w:rPr>
+          <w:rFonts w:ascii="Arial Narrow" w:eastAsia="Arial Narrow" w:hAnsi="Arial Narrow" w:cs="Arial Narrow"/>
+          <w:kern w:val="0"/>
+          <w14:ligatures w14:val="none"/>
+        </w:rPr>
+        <w:t xml:space="preserve"/>
+      </w:r>
+      <w:r>
+        <w:rPr>
+          <w:rFonts w:ascii="Arial Narrow" w:eastAsia="Arial Narrow" w:hAnsi="Arial Narrow" w:cs="Arial Narrow"/>
+          <w:kern w:val="0"/>
+          <w14:ligatures w14:val="none"/>
+        </w:rPr>
+        <w:t xml:space="preserve"/>
+      </w:r>
+      <w:r>
+        <w:rPr>
+          <w:rFonts w:ascii="Arial Narrow" w:eastAsia="Times New Roman" w:hAnsi="Arial Narrow" w:cs="Arial"/>
+          <w:color w:val="000000"/>
+          <w:kern w:val="0"/>
+          <w:lang w:eastAsia="es-ES"/>
+          <w14:ligatures w14:val="none"/>
+        </w:rPr>
+        <w:t/>
+      </w:r>
+      <w:r>
+        <w:rPr>
+          <w:rFonts w:ascii="Arial Narrow" w:eastAsia="Arial Narrow" w:hAnsi="Arial Narrow" w:cs="Arial Narrow"/>
+          <w:kern w:val="0"/>
+          <w14:ligatures w14:val="none"/>
+        </w:rPr>
+        <w:t/>
       </w:r>
     </w:p>
     <w:p>
@@ -8748,112 +8748,112 @@
           <w:kern w:val="0"/>
           <w14:ligatures w14:val="none"/>
         </w:rPr>
-        <w:t>Presunta infracción a</w:t>
-      </w:r>
-      <w:r>
-        <w:rPr>
-          <w:rFonts w:ascii="Arial Narrow" w:eastAsia="Arial Narrow" w:hAnsi="Arial Narrow" w:cs="Arial Narrow"/>
-          <w:kern w:val="0"/>
-          <w14:ligatures w14:val="none"/>
-        </w:rPr>
-        <w:t>l</w:t>
-      </w:r>
-      <w:r>
-        <w:rPr>
-          <w:rFonts w:ascii="Arial Narrow" w:eastAsia="Arial Narrow" w:hAnsi="Arial Narrow" w:cs="Arial Narrow"/>
-          <w:kern w:val="0"/>
-          <w14:ligatures w14:val="none"/>
-        </w:rPr>
-        <w:t xml:space="preserve"> artículo 61 y</w:t>
-      </w:r>
-      <w:r>
-        <w:rPr>
-          <w:rFonts w:ascii="Arial Narrow" w:eastAsia="Arial Narrow" w:hAnsi="Arial Narrow" w:cs="Arial Narrow"/>
-          <w:kern w:val="0"/>
-          <w14:ligatures w14:val="none"/>
-        </w:rPr>
-        <w:t xml:space="preserve"> al literal a) del artículo </w:t>
-      </w:r>
-      <w:r>
-        <w:rPr>
-          <w:rFonts w:ascii="Arial Narrow" w:eastAsia="Arial Narrow" w:hAnsi="Arial Narrow" w:cs="Arial Narrow"/>
-          <w:kern w:val="0"/>
-          <w14:ligatures w14:val="none"/>
-        </w:rPr>
-        <w:t>62</w:t>
-      </w:r>
-      <w:r>
-        <w:rPr>
-          <w:rFonts w:ascii="Arial Narrow" w:eastAsia="Arial Narrow" w:hAnsi="Arial Narrow" w:cs="Arial Narrow"/>
-          <w:kern w:val="0"/>
-          <w14:ligatures w14:val="none"/>
-        </w:rPr>
-        <w:t xml:space="preserve"> de la Ley 29571, Código de Protección y Defensa del Consumidor</w:t>
-      </w:r>
-      <w:r>
-        <w:rPr>
-          <w:rFonts w:ascii="Arial Narrow" w:eastAsia="Arial Narrow" w:hAnsi="Arial Narrow" w:cs="Arial Narrow"/>
-          <w:kern w:val="0"/>
-          <w14:ligatures w14:val="none"/>
-        </w:rPr>
-        <w:t xml:space="preserve">, en tanto </w:t>
-      </w:r>
-      <w:r>
-        <w:rPr>
-          <w:rFonts w:ascii="Arial Narrow" w:eastAsia="Arial Narrow" w:hAnsi="Arial Narrow" w:cs="Arial Narrow"/>
-          <w:kern w:val="0"/>
-          <w14:ligatures w14:val="none"/>
-        </w:rPr>
-        <w:t xml:space="preserve">el </w:t>
+        <w:t xml:space="preserve">Presunta infracción al artículo 61 y al literal a) del artículo 62 de la Ley 29571, Código de Protección y Defensa del Consumidor, en tanto el Estudio Muñiz Sociedad Civil de Responsabilidad Limitada habría remitido indebidamente el 5 de noviembre de 2025 una comunicación aludiendo a un proceso judicial archivado respecto de la deuda del señor [APELLIDO] [APELLIDO] .</w:t>
+      </w:r>
+      <w:r>
+        <w:rPr>
+          <w:rFonts w:ascii="Arial Narrow" w:eastAsia="Arial Narrow" w:hAnsi="Arial Narrow" w:cs="Arial Narrow"/>
+          <w:kern w:val="0"/>
+          <w14:ligatures w14:val="none"/>
+        </w:rPr>
+        <w:t/>
+      </w:r>
+      <w:r>
+        <w:rPr>
+          <w:rFonts w:ascii="Arial Narrow" w:eastAsia="Arial Narrow" w:hAnsi="Arial Narrow" w:cs="Arial Narrow"/>
+          <w:kern w:val="0"/>
+          <w14:ligatures w14:val="none"/>
+        </w:rPr>
+        <w:t xml:space="preserve"/>
+      </w:r>
+      <w:r>
+        <w:rPr>
+          <w:rFonts w:ascii="Arial Narrow" w:eastAsia="Arial Narrow" w:hAnsi="Arial Narrow" w:cs="Arial Narrow"/>
+          <w:kern w:val="0"/>
+          <w14:ligatures w14:val="none"/>
+        </w:rPr>
+        <w:t xml:space="preserve"/>
+      </w:r>
+      <w:r>
+        <w:rPr>
+          <w:rFonts w:ascii="Arial Narrow" w:eastAsia="Arial Narrow" w:hAnsi="Arial Narrow" w:cs="Arial Narrow"/>
+          <w:kern w:val="0"/>
+          <w14:ligatures w14:val="none"/>
+        </w:rPr>
+        <w:t/>
+      </w:r>
+      <w:r>
+        <w:rPr>
+          <w:rFonts w:ascii="Arial Narrow" w:eastAsia="Arial Narrow" w:hAnsi="Arial Narrow" w:cs="Arial Narrow"/>
+          <w:kern w:val="0"/>
+          <w14:ligatures w14:val="none"/>
+        </w:rPr>
+        <w:t xml:space="preserve"/>
+      </w:r>
+      <w:r>
+        <w:rPr>
+          <w:rFonts w:ascii="Arial Narrow" w:eastAsia="Arial Narrow" w:hAnsi="Arial Narrow" w:cs="Arial Narrow"/>
+          <w:kern w:val="0"/>
+          <w14:ligatures w14:val="none"/>
+        </w:rPr>
+        <w:t xml:space="preserve"/>
+      </w:r>
+      <w:r>
+        <w:rPr>
+          <w:rFonts w:ascii="Arial Narrow" w:eastAsia="Arial Narrow" w:hAnsi="Arial Narrow" w:cs="Arial Narrow"/>
+          <w:kern w:val="0"/>
+          <w14:ligatures w14:val="none"/>
+        </w:rPr>
+        <w:t xml:space="preserve"/>
       </w:r>
       <w:r>
         <w:rPr>
           <w:rFonts w:ascii="Arial Narrow" w:eastAsia="Arial Narrow" w:hAnsi="Arial Narrow" w:cs="Arial Narrow"/>
           <w:bCs/>
         </w:rPr>
-        <w:t xml:space="preserve">Estudio Muñiz Sociedad Civil de Responsabilidad Limitada </w:t>
-      </w:r>
-      <w:r>
-        <w:rPr>
-          <w:rFonts w:ascii="Arial Narrow" w:eastAsia="Arial Narrow" w:hAnsi="Arial Narrow" w:cs="Arial Narrow"/>
-          <w:kern w:val="0"/>
-          <w14:ligatures w14:val="none"/>
-        </w:rPr>
-        <w:t xml:space="preserve">habría remitido </w:t>
-      </w:r>
-      <w:r>
-        <w:rPr>
-          <w:rFonts w:ascii="Arial Narrow" w:eastAsia="Arial Narrow" w:hAnsi="Arial Narrow" w:cs="Arial Narrow"/>
-          <w:kern w:val="0"/>
-          <w14:ligatures w14:val="none"/>
-        </w:rPr>
-        <w:t xml:space="preserve">indebidamente </w:t>
-      </w:r>
-      <w:r>
-        <w:rPr>
-          <w:rFonts w:ascii="Arial Narrow" w:eastAsia="Arial Narrow" w:hAnsi="Arial Narrow" w:cs="Arial Narrow"/>
-          <w:kern w:val="0"/>
-          <w14:ligatures w14:val="none"/>
-        </w:rPr>
-        <w:t xml:space="preserve">el 5 de noviembre de 2025 una comunicación aludiendo a un proceso judicial archivado respecto de la deuda del señor </w:t>
-      </w:r>
-      <w:r>
-        <w:rPr>
-          <w:rFonts w:ascii="Arial Narrow" w:eastAsia="Times New Roman" w:hAnsi="Arial Narrow" w:cs="Arial"/>
-          <w:color w:val="000000"/>
-          <w:kern w:val="0"/>
-          <w:lang w:eastAsia="es-ES"/>
-          <w14:ligatures w14:val="none"/>
-        </w:rPr>
-        <w:t>Cesar Emilio Miranda Soria</w:t>
-      </w:r>
-      <w:r>
-        <w:rPr>
-          <w:rFonts w:ascii="Arial Narrow" w:eastAsia="Arial Narrow" w:hAnsi="Arial Narrow" w:cs="Arial Narrow"/>
-          <w:kern w:val="0"/>
-          <w14:ligatures w14:val="none"/>
-        </w:rPr>
-        <w:t>.</w:t>
+        <w:t xml:space="preserve"/>
+      </w:r>
+      <w:r>
+        <w:rPr>
+          <w:rFonts w:ascii="Arial Narrow" w:eastAsia="Arial Narrow" w:hAnsi="Arial Narrow" w:cs="Arial Narrow"/>
+          <w:kern w:val="0"/>
+          <w14:ligatures w14:val="none"/>
+        </w:rPr>
+        <w:t xml:space="preserve"/>
+      </w:r>
+      <w:r>
+        <w:rPr>
+          <w:rFonts w:ascii="Arial Narrow" w:eastAsia="Arial Narrow" w:hAnsi="Arial Narrow" w:cs="Arial Narrow"/>
+          <w:kern w:val="0"/>
+          <w14:ligatures w14:val="none"/>
+        </w:rPr>
+        <w:t xml:space="preserve"/>
+      </w:r>
+      <w:r>
+        <w:rPr>
+          <w:rFonts w:ascii="Arial Narrow" w:eastAsia="Arial Narrow" w:hAnsi="Arial Narrow" w:cs="Arial Narrow"/>
+          <w:kern w:val="0"/>
+          <w14:ligatures w14:val="none"/>
+        </w:rPr>
+        <w:t xml:space="preserve"/>
+      </w:r>
+      <w:r>
+        <w:rPr>
+          <w:rFonts w:ascii="Arial Narrow" w:eastAsia="Times New Roman" w:hAnsi="Arial Narrow" w:cs="Arial"/>
+          <w:color w:val="000000"/>
+          <w:kern w:val="0"/>
+          <w:lang w:eastAsia="es-ES"/>
+          <w14:ligatures w14:val="none"/>
+        </w:rPr>
+        <w:t/>
+      </w:r>
+      <w:r>
+        <w:rPr>
+          <w:rFonts w:ascii="Arial Narrow" w:eastAsia="Arial Narrow" w:hAnsi="Arial Narrow" w:cs="Arial Narrow"/>
+          <w:kern w:val="0"/>
+          <w14:ligatures w14:val="none"/>
+        </w:rPr>
+        <w:t/>
       </w:r>
     </w:p>
     <w:p>
@@ -8892,139 +8892,139 @@
           <w:kern w:val="0"/>
           <w14:ligatures w14:val="none"/>
         </w:rPr>
-        <w:t>Presunta infracción a</w:t>
-      </w:r>
-      <w:r>
-        <w:rPr>
-          <w:rFonts w:ascii="Arial Narrow" w:eastAsia="Arial Narrow" w:hAnsi="Arial Narrow" w:cs="Arial Narrow"/>
-          <w:kern w:val="0"/>
-          <w14:ligatures w14:val="none"/>
-        </w:rPr>
-        <w:t>l</w:t>
-      </w:r>
-      <w:r>
-        <w:rPr>
-          <w:rFonts w:ascii="Arial Narrow" w:eastAsia="Arial Narrow" w:hAnsi="Arial Narrow" w:cs="Arial Narrow"/>
-          <w:kern w:val="0"/>
-          <w14:ligatures w14:val="none"/>
-        </w:rPr>
-        <w:t xml:space="preserve"> artículo 61 </w:t>
-      </w:r>
-      <w:r>
-        <w:rPr>
-          <w:rFonts w:ascii="Arial Narrow" w:eastAsia="Arial Narrow" w:hAnsi="Arial Narrow" w:cs="Arial Narrow"/>
-          <w:kern w:val="0"/>
-          <w14:ligatures w14:val="none"/>
-        </w:rPr>
-        <w:t>y al literal a) del artículo</w:t>
-      </w:r>
-      <w:r>
-        <w:rPr>
-          <w:rFonts w:ascii="Arial Narrow" w:eastAsia="Arial Narrow" w:hAnsi="Arial Narrow" w:cs="Arial Narrow"/>
-          <w:kern w:val="0"/>
-          <w14:ligatures w14:val="none"/>
-        </w:rPr>
-        <w:t xml:space="preserve"> 62</w:t>
-      </w:r>
-      <w:r>
-        <w:rPr>
-          <w:rFonts w:ascii="Arial Narrow" w:eastAsia="Arial Narrow" w:hAnsi="Arial Narrow" w:cs="Arial Narrow"/>
-          <w:kern w:val="0"/>
-          <w14:ligatures w14:val="none"/>
-        </w:rPr>
-        <w:t xml:space="preserve"> de la Ley 29571, Código de Protección y Defensa del Consumidor</w:t>
-      </w:r>
-      <w:r>
-        <w:rPr>
-          <w:rFonts w:ascii="Arial Narrow" w:eastAsia="Arial Narrow" w:hAnsi="Arial Narrow" w:cs="Arial Narrow"/>
-          <w:kern w:val="0"/>
-          <w14:ligatures w14:val="none"/>
-        </w:rPr>
-        <w:t xml:space="preserve">, en tanto </w:t>
-      </w:r>
-      <w:r>
-        <w:rPr>
-          <w:rFonts w:ascii="Arial Narrow" w:eastAsia="Times New Roman" w:hAnsi="Arial Narrow" w:cs="Arial"/>
-          <w:color w:val="000000"/>
-          <w:kern w:val="0"/>
-          <w:lang w:val="es-ES" w:eastAsia="es-ES"/>
-          <w14:ligatures w14:val="none"/>
-        </w:rPr>
-        <w:t xml:space="preserve">Scotiabank Perú S.A.A. </w:t>
-      </w:r>
-      <w:r>
-        <w:rPr>
-          <w:rFonts w:ascii="Arial Narrow" w:eastAsia="Arial Narrow" w:hAnsi="Arial Narrow" w:cs="Arial Narrow"/>
-          <w:kern w:val="0"/>
-          <w14:ligatures w14:val="none"/>
-        </w:rPr>
-        <w:t xml:space="preserve">habría </w:t>
-      </w:r>
-      <w:r>
-        <w:rPr>
-          <w:rFonts w:ascii="Arial Narrow" w:eastAsia="Arial Narrow" w:hAnsi="Arial Narrow" w:cs="Arial Narrow"/>
-          <w:kern w:val="0"/>
-          <w14:ligatures w14:val="none"/>
-        </w:rPr>
-        <w:t>autorizado</w:t>
-      </w:r>
-      <w:r>
-        <w:rPr>
-          <w:rFonts w:ascii="Arial Narrow" w:eastAsia="Arial Narrow" w:hAnsi="Arial Narrow" w:cs="Arial Narrow"/>
-          <w:kern w:val="0"/>
-          <w14:ligatures w14:val="none"/>
-        </w:rPr>
-        <w:t xml:space="preserve"> </w:t>
-      </w:r>
-      <w:r>
-        <w:rPr>
-          <w:rFonts w:ascii="Arial Narrow" w:eastAsia="Arial Narrow" w:hAnsi="Arial Narrow" w:cs="Arial Narrow"/>
-          <w:kern w:val="0"/>
-          <w14:ligatures w14:val="none"/>
-        </w:rPr>
-        <w:t xml:space="preserve">indebidamente </w:t>
-      </w:r>
-      <w:r>
-        <w:rPr>
-          <w:rFonts w:ascii="Arial Narrow" w:eastAsia="Arial Narrow" w:hAnsi="Arial Narrow" w:cs="Arial Narrow"/>
-          <w:kern w:val="0"/>
-          <w14:ligatures w14:val="none"/>
-        </w:rPr>
-        <w:t xml:space="preserve">que </w:t>
-      </w:r>
-      <w:r>
-        <w:rPr>
-          <w:rFonts w:ascii="Arial Narrow" w:eastAsia="Arial Narrow" w:hAnsi="Arial Narrow" w:cs="Arial Narrow"/>
-          <w:kern w:val="0"/>
-          <w14:ligatures w14:val="none"/>
-        </w:rPr>
-        <w:t xml:space="preserve">su </w:t>
-      </w:r>
-      <w:r>
-        <w:rPr>
-          <w:rFonts w:ascii="Arial Narrow" w:eastAsia="Arial Narrow" w:hAnsi="Arial Narrow" w:cs="Arial Narrow"/>
-          <w:kern w:val="0"/>
-          <w14:ligatures w14:val="none"/>
-        </w:rPr>
-        <w:t xml:space="preserve">agente de cobranza remitiera una comunicación aludiendo a un proceso judicial archivado respecto de la deuda del señor </w:t>
-      </w:r>
-      <w:r>
-        <w:rPr>
-          <w:rFonts w:ascii="Arial Narrow" w:eastAsia="Times New Roman" w:hAnsi="Arial Narrow" w:cs="Arial"/>
-          <w:color w:val="000000"/>
-          <w:kern w:val="0"/>
-          <w:lang w:eastAsia="es-ES"/>
-          <w14:ligatures w14:val="none"/>
-        </w:rPr>
-        <w:t>Cesar Emilio Miranda Soria</w:t>
-      </w:r>
-      <w:r>
-        <w:rPr>
-          <w:rFonts w:ascii="Arial Narrow" w:eastAsia="Arial Narrow" w:hAnsi="Arial Narrow" w:cs="Arial Narrow"/>
-          <w:kern w:val="0"/>
-          <w14:ligatures w14:val="none"/>
-        </w:rPr>
-        <w:t>.</w:t>
+        <w:t xml:space="preserve">Presunta infracción al artículo 61 y al literal a) del artículo 62 de la Ley 29571, Código de Protección y Defensa del Consumidor, en tanto Scotiabank Perú S.A.A. habría autorizado indebidamente que su agente de cobranza remitiera una comunicación aludiendo a un proceso judicial archivado respecto de la deuda del señor [APELLIDO] [APELLIDO] .</w:t>
+      </w:r>
+      <w:r>
+        <w:rPr>
+          <w:rFonts w:ascii="Arial Narrow" w:eastAsia="Arial Narrow" w:hAnsi="Arial Narrow" w:cs="Arial Narrow"/>
+          <w:kern w:val="0"/>
+          <w14:ligatures w14:val="none"/>
+        </w:rPr>
+        <w:t/>
+      </w:r>
+      <w:r>
+        <w:rPr>
+          <w:rFonts w:ascii="Arial Narrow" w:eastAsia="Arial Narrow" w:hAnsi="Arial Narrow" w:cs="Arial Narrow"/>
+          <w:kern w:val="0"/>
+          <w14:ligatures w14:val="none"/>
+        </w:rPr>
+        <w:t xml:space="preserve"/>
+      </w:r>
+      <w:r>
+        <w:rPr>
+          <w:rFonts w:ascii="Arial Narrow" w:eastAsia="Arial Narrow" w:hAnsi="Arial Narrow" w:cs="Arial Narrow"/>
+          <w:kern w:val="0"/>
+          <w14:ligatures w14:val="none"/>
+        </w:rPr>
+        <w:t/>
+      </w:r>
+      <w:r>
+        <w:rPr>
+          <w:rFonts w:ascii="Arial Narrow" w:eastAsia="Arial Narrow" w:hAnsi="Arial Narrow" w:cs="Arial Narrow"/>
+          <w:kern w:val="0"/>
+          <w14:ligatures w14:val="none"/>
+        </w:rPr>
+        <w:t xml:space="preserve"/>
+      </w:r>
+      <w:r>
+        <w:rPr>
+          <w:rFonts w:ascii="Arial Narrow" w:eastAsia="Arial Narrow" w:hAnsi="Arial Narrow" w:cs="Arial Narrow"/>
+          <w:kern w:val="0"/>
+          <w14:ligatures w14:val="none"/>
+        </w:rPr>
+        <w:t xml:space="preserve"/>
+      </w:r>
+      <w:r>
+        <w:rPr>
+          <w:rFonts w:ascii="Arial Narrow" w:eastAsia="Arial Narrow" w:hAnsi="Arial Narrow" w:cs="Arial Narrow"/>
+          <w:kern w:val="0"/>
+          <w14:ligatures w14:val="none"/>
+        </w:rPr>
+        <w:t xml:space="preserve"/>
+      </w:r>
+      <w:r>
+        <w:rPr>
+          <w:rFonts w:ascii="Arial Narrow" w:eastAsia="Times New Roman" w:hAnsi="Arial Narrow" w:cs="Arial"/>
+          <w:color w:val="000000"/>
+          <w:kern w:val="0"/>
+          <w:lang w:val="es-ES" w:eastAsia="es-ES"/>
+          <w14:ligatures w14:val="none"/>
+        </w:rPr>
+        <w:t xml:space="preserve"/>
+      </w:r>
+      <w:r>
+        <w:rPr>
+          <w:rFonts w:ascii="Arial Narrow" w:eastAsia="Arial Narrow" w:hAnsi="Arial Narrow" w:cs="Arial Narrow"/>
+          <w:kern w:val="0"/>
+          <w14:ligatures w14:val="none"/>
+        </w:rPr>
+        <w:t xml:space="preserve"/>
+      </w:r>
+      <w:r>
+        <w:rPr>
+          <w:rFonts w:ascii="Arial Narrow" w:eastAsia="Arial Narrow" w:hAnsi="Arial Narrow" w:cs="Arial Narrow"/>
+          <w:kern w:val="0"/>
+          <w14:ligatures w14:val="none"/>
+        </w:rPr>
+        <w:t/>
+      </w:r>
+      <w:r>
+        <w:rPr>
+          <w:rFonts w:ascii="Arial Narrow" w:eastAsia="Arial Narrow" w:hAnsi="Arial Narrow" w:cs="Arial Narrow"/>
+          <w:kern w:val="0"/>
+          <w14:ligatures w14:val="none"/>
+        </w:rPr>
+        <w:t xml:space="preserve"/>
+      </w:r>
+      <w:r>
+        <w:rPr>
+          <w:rFonts w:ascii="Arial Narrow" w:eastAsia="Arial Narrow" w:hAnsi="Arial Narrow" w:cs="Arial Narrow"/>
+          <w:kern w:val="0"/>
+          <w14:ligatures w14:val="none"/>
+        </w:rPr>
+        <w:t xml:space="preserve"/>
+      </w:r>
+      <w:r>
+        <w:rPr>
+          <w:rFonts w:ascii="Arial Narrow" w:eastAsia="Arial Narrow" w:hAnsi="Arial Narrow" w:cs="Arial Narrow"/>
+          <w:kern w:val="0"/>
+          <w14:ligatures w14:val="none"/>
+        </w:rPr>
+        <w:t xml:space="preserve"/>
+      </w:r>
+      <w:r>
+        <w:rPr>
+          <w:rFonts w:ascii="Arial Narrow" w:eastAsia="Arial Narrow" w:hAnsi="Arial Narrow" w:cs="Arial Narrow"/>
+          <w:kern w:val="0"/>
+          <w14:ligatures w14:val="none"/>
+        </w:rPr>
+        <w:t xml:space="preserve"/>
+      </w:r>
+      <w:r>
+        <w:rPr>
+          <w:rFonts w:ascii="Arial Narrow" w:eastAsia="Arial Narrow" w:hAnsi="Arial Narrow" w:cs="Arial Narrow"/>
+          <w:kern w:val="0"/>
+          <w14:ligatures w14:val="none"/>
+        </w:rPr>
+        <w:t xml:space="preserve"/>
+      </w:r>
+      <w:r>
+        <w:rPr>
+          <w:rFonts w:ascii="Arial Narrow" w:eastAsia="Times New Roman" w:hAnsi="Arial Narrow" w:cs="Arial"/>
+          <w:color w:val="000000"/>
+          <w:kern w:val="0"/>
+          <w:lang w:eastAsia="es-ES"/>
+          <w14:ligatures w14:val="none"/>
+        </w:rPr>
+        <w:t/>
+      </w:r>
+      <w:r>
+        <w:rPr>
+          <w:rFonts w:ascii="Arial Narrow" w:eastAsia="Arial Narrow" w:hAnsi="Arial Narrow" w:cs="Arial Narrow"/>
+          <w:kern w:val="0"/>
+          <w14:ligatures w14:val="none"/>
+        </w:rPr>
+        <w:t/>
       </w:r>
     </w:p>
     <w:p>
@@ -9063,120 +9063,120 @@
           <w:kern w:val="0"/>
           <w14:ligatures w14:val="none"/>
         </w:rPr>
-        <w:t>Presunta infracción a</w:t>
-      </w:r>
-      <w:r>
-        <w:rPr>
-          <w:rFonts w:ascii="Arial Narrow" w:eastAsia="Arial Narrow" w:hAnsi="Arial Narrow" w:cs="Arial Narrow"/>
-          <w:kern w:val="0"/>
-          <w14:ligatures w14:val="none"/>
-        </w:rPr>
-        <w:t>l</w:t>
-      </w:r>
-      <w:r>
-        <w:rPr>
-          <w:rFonts w:ascii="Arial Narrow" w:eastAsia="Arial Narrow" w:hAnsi="Arial Narrow" w:cs="Arial Narrow"/>
-          <w:kern w:val="0"/>
-          <w14:ligatures w14:val="none"/>
-        </w:rPr>
-        <w:t xml:space="preserve"> artículo 61 </w:t>
-      </w:r>
-      <w:r>
-        <w:rPr>
-          <w:rFonts w:ascii="Arial Narrow" w:eastAsia="Arial Narrow" w:hAnsi="Arial Narrow" w:cs="Arial Narrow"/>
-          <w:kern w:val="0"/>
-          <w14:ligatures w14:val="none"/>
-        </w:rPr>
-        <w:t>y al literal f) del artículo</w:t>
-      </w:r>
-      <w:r>
-        <w:rPr>
-          <w:rFonts w:ascii="Arial Narrow" w:eastAsia="Arial Narrow" w:hAnsi="Arial Narrow" w:cs="Arial Narrow"/>
-          <w:kern w:val="0"/>
-          <w14:ligatures w14:val="none"/>
-        </w:rPr>
-        <w:t xml:space="preserve"> 62 </w:t>
-      </w:r>
-      <w:r>
-        <w:rPr>
-          <w:rFonts w:ascii="Arial Narrow" w:eastAsia="Arial Narrow" w:hAnsi="Arial Narrow" w:cs="Arial Narrow"/>
-          <w:kern w:val="0"/>
-          <w14:ligatures w14:val="none"/>
-        </w:rPr>
-        <w:t>de la Ley 29571, Código de Protección y Defensa del Consumidor</w:t>
-      </w:r>
-      <w:r>
-        <w:rPr>
-          <w:rFonts w:ascii="Arial Narrow" w:eastAsia="Arial Narrow" w:hAnsi="Arial Narrow" w:cs="Arial Narrow"/>
-          <w:kern w:val="0"/>
-          <w14:ligatures w14:val="none"/>
-        </w:rPr>
-        <w:t xml:space="preserve">, en tanto </w:t>
-      </w:r>
-      <w:r>
-        <w:rPr>
-          <w:rFonts w:ascii="Arial Narrow" w:eastAsia="Arial Narrow" w:hAnsi="Arial Narrow" w:cs="Arial Narrow"/>
-          <w:kern w:val="0"/>
-          <w14:ligatures w14:val="none"/>
-        </w:rPr>
-        <w:t xml:space="preserve">el </w:t>
+        <w:t xml:space="preserve">Presunta infracción al artículo 61 y al literal f) del artículo 62 de la Ley 29571, Código de Protección y Defensa del Consumidor, en tanto el Estudio Muñiz Sociedad Civil de Responsabilidad Limitada habría remitido indebidamente desde el 7 de agosto de 2025 mensajes de cobranza al número telefónico utilizado por la señora [APELLIDO] Tello Manrique, persona ajena a la relación crediticia del señor [APELLIDO] [APELLIDO] .</w:t>
+      </w:r>
+      <w:r>
+        <w:rPr>
+          <w:rFonts w:ascii="Arial Narrow" w:eastAsia="Arial Narrow" w:hAnsi="Arial Narrow" w:cs="Arial Narrow"/>
+          <w:kern w:val="0"/>
+          <w14:ligatures w14:val="none"/>
+        </w:rPr>
+        <w:t/>
+      </w:r>
+      <w:r>
+        <w:rPr>
+          <w:rFonts w:ascii="Arial Narrow" w:eastAsia="Arial Narrow" w:hAnsi="Arial Narrow" w:cs="Arial Narrow"/>
+          <w:kern w:val="0"/>
+          <w14:ligatures w14:val="none"/>
+        </w:rPr>
+        <w:t xml:space="preserve"/>
+      </w:r>
+      <w:r>
+        <w:rPr>
+          <w:rFonts w:ascii="Arial Narrow" w:eastAsia="Arial Narrow" w:hAnsi="Arial Narrow" w:cs="Arial Narrow"/>
+          <w:kern w:val="0"/>
+          <w14:ligatures w14:val="none"/>
+        </w:rPr>
+        <w:t/>
+      </w:r>
+      <w:r>
+        <w:rPr>
+          <w:rFonts w:ascii="Arial Narrow" w:eastAsia="Arial Narrow" w:hAnsi="Arial Narrow" w:cs="Arial Narrow"/>
+          <w:kern w:val="0"/>
+          <w14:ligatures w14:val="none"/>
+        </w:rPr>
+        <w:t xml:space="preserve"/>
+      </w:r>
+      <w:r>
+        <w:rPr>
+          <w:rFonts w:ascii="Arial Narrow" w:eastAsia="Arial Narrow" w:hAnsi="Arial Narrow" w:cs="Arial Narrow"/>
+          <w:kern w:val="0"/>
+          <w14:ligatures w14:val="none"/>
+        </w:rPr>
+        <w:t/>
+      </w:r>
+      <w:r>
+        <w:rPr>
+          <w:rFonts w:ascii="Arial Narrow" w:eastAsia="Arial Narrow" w:hAnsi="Arial Narrow" w:cs="Arial Narrow"/>
+          <w:kern w:val="0"/>
+          <w14:ligatures w14:val="none"/>
+        </w:rPr>
+        <w:t xml:space="preserve"/>
+      </w:r>
+      <w:r>
+        <w:rPr>
+          <w:rFonts w:ascii="Arial Narrow" w:eastAsia="Arial Narrow" w:hAnsi="Arial Narrow" w:cs="Arial Narrow"/>
+          <w:kern w:val="0"/>
+          <w14:ligatures w14:val="none"/>
+        </w:rPr>
+        <w:t xml:space="preserve"/>
       </w:r>
       <w:r>
         <w:rPr>
           <w:rFonts w:ascii="Arial Narrow" w:eastAsia="Arial Narrow" w:hAnsi="Arial Narrow" w:cs="Arial Narrow"/>
           <w:bCs/>
         </w:rPr>
-        <w:t xml:space="preserve">Estudio Muñiz Sociedad Civil de Responsabilidad Limitada </w:t>
-      </w:r>
-      <w:r>
-        <w:rPr>
-          <w:rFonts w:ascii="Arial Narrow" w:eastAsia="Arial Narrow" w:hAnsi="Arial Narrow" w:cs="Arial Narrow"/>
-          <w:kern w:val="0"/>
-          <w14:ligatures w14:val="none"/>
-        </w:rPr>
-        <w:t xml:space="preserve">habría remitido </w:t>
-      </w:r>
-      <w:r>
-        <w:rPr>
-          <w:rFonts w:ascii="Arial Narrow" w:eastAsia="Arial Narrow" w:hAnsi="Arial Narrow" w:cs="Arial Narrow"/>
-          <w:kern w:val="0"/>
-          <w14:ligatures w14:val="none"/>
-        </w:rPr>
-        <w:t xml:space="preserve">indebidamente </w:t>
-      </w:r>
-      <w:r>
-        <w:rPr>
-          <w:rFonts w:ascii="Arial Narrow" w:eastAsia="Arial Narrow" w:hAnsi="Arial Narrow" w:cs="Arial Narrow"/>
-          <w:kern w:val="0"/>
-          <w14:ligatures w14:val="none"/>
-        </w:rPr>
-        <w:t>desde el 7 de agosto de 2025 mensajes de cobranza al número telefónico utilizado por la señora Vanesa Tello Manrique</w:t>
-      </w:r>
-      <w:r>
-        <w:rPr>
-          <w:rFonts w:ascii="Arial Narrow" w:eastAsia="Arial Narrow" w:hAnsi="Arial Narrow" w:cs="Arial Narrow"/>
-          <w:kern w:val="0"/>
-          <w14:ligatures w14:val="none"/>
-        </w:rPr>
-        <w:t xml:space="preserve">, persona ajena a la relación crediticia del señor </w:t>
-      </w:r>
-      <w:r>
-        <w:rPr>
-          <w:rFonts w:ascii="Arial Narrow" w:eastAsia="Times New Roman" w:hAnsi="Arial Narrow" w:cs="Arial"/>
-          <w:color w:val="000000"/>
-          <w:kern w:val="0"/>
-          <w:lang w:eastAsia="es-ES"/>
-          <w14:ligatures w14:val="none"/>
-        </w:rPr>
-        <w:t>Cesar Emilio Miranda Soria</w:t>
-      </w:r>
-      <w:r>
-        <w:rPr>
-          <w:rFonts w:ascii="Arial Narrow" w:eastAsia="Arial Narrow" w:hAnsi="Arial Narrow" w:cs="Arial Narrow"/>
-          <w:kern w:val="0"/>
-          <w14:ligatures w14:val="none"/>
-        </w:rPr>
-        <w:t>.</w:t>
+        <w:t xml:space="preserve"/>
+      </w:r>
+      <w:r>
+        <w:rPr>
+          <w:rFonts w:ascii="Arial Narrow" w:eastAsia="Arial Narrow" w:hAnsi="Arial Narrow" w:cs="Arial Narrow"/>
+          <w:kern w:val="0"/>
+          <w14:ligatures w14:val="none"/>
+        </w:rPr>
+        <w:t xml:space="preserve"/>
+      </w:r>
+      <w:r>
+        <w:rPr>
+          <w:rFonts w:ascii="Arial Narrow" w:eastAsia="Arial Narrow" w:hAnsi="Arial Narrow" w:cs="Arial Narrow"/>
+          <w:kern w:val="0"/>
+          <w14:ligatures w14:val="none"/>
+        </w:rPr>
+        <w:t xml:space="preserve"/>
+      </w:r>
+      <w:r>
+        <w:rPr>
+          <w:rFonts w:ascii="Arial Narrow" w:eastAsia="Arial Narrow" w:hAnsi="Arial Narrow" w:cs="Arial Narrow"/>
+          <w:kern w:val="0"/>
+          <w14:ligatures w14:val="none"/>
+        </w:rPr>
+        <w:t/>
+      </w:r>
+      <w:r>
+        <w:rPr>
+          <w:rFonts w:ascii="Arial Narrow" w:eastAsia="Arial Narrow" w:hAnsi="Arial Narrow" w:cs="Arial Narrow"/>
+          <w:kern w:val="0"/>
+          <w14:ligatures w14:val="none"/>
+        </w:rPr>
+        <w:t xml:space="preserve"/>
+      </w:r>
+      <w:r>
+        <w:rPr>
+          <w:rFonts w:ascii="Arial Narrow" w:eastAsia="Times New Roman" w:hAnsi="Arial Narrow" w:cs="Arial"/>
+          <w:color w:val="000000"/>
+          <w:kern w:val="0"/>
+          <w:lang w:eastAsia="es-ES"/>
+          <w14:ligatures w14:val="none"/>
+        </w:rPr>
+        <w:t/>
+      </w:r>
+      <w:r>
+        <w:rPr>
+          <w:rFonts w:ascii="Arial Narrow" w:eastAsia="Arial Narrow" w:hAnsi="Arial Narrow" w:cs="Arial Narrow"/>
+          <w:kern w:val="0"/>
+          <w14:ligatures w14:val="none"/>
+        </w:rPr>
+        <w:t/>
       </w:r>
     </w:p>
     <w:p>
@@ -9215,112 +9215,112 @@
           <w:kern w:val="0"/>
           <w14:ligatures w14:val="none"/>
         </w:rPr>
-        <w:t>Presunta infracción a</w:t>
-      </w:r>
-      <w:r>
-        <w:rPr>
-          <w:rFonts w:ascii="Arial Narrow" w:eastAsia="Arial Narrow" w:hAnsi="Arial Narrow" w:cs="Arial Narrow"/>
-          <w:kern w:val="0"/>
-          <w14:ligatures w14:val="none"/>
-        </w:rPr>
-        <w:t>l</w:t>
-      </w:r>
-      <w:r>
-        <w:rPr>
-          <w:rFonts w:ascii="Arial Narrow" w:eastAsia="Arial Narrow" w:hAnsi="Arial Narrow" w:cs="Arial Narrow"/>
-          <w:kern w:val="0"/>
-          <w14:ligatures w14:val="none"/>
-        </w:rPr>
-        <w:t xml:space="preserve"> artículo 61 </w:t>
-      </w:r>
-      <w:r>
-        <w:rPr>
-          <w:rFonts w:ascii="Arial Narrow" w:eastAsia="Arial Narrow" w:hAnsi="Arial Narrow" w:cs="Arial Narrow"/>
-          <w:kern w:val="0"/>
-          <w14:ligatures w14:val="none"/>
-        </w:rPr>
-        <w:t>y al literal f) del artículo 62</w:t>
-      </w:r>
-      <w:r>
-        <w:rPr>
-          <w:rFonts w:ascii="Arial Narrow" w:eastAsia="Arial Narrow" w:hAnsi="Arial Narrow" w:cs="Arial Narrow"/>
-          <w:kern w:val="0"/>
-          <w14:ligatures w14:val="none"/>
-        </w:rPr>
-        <w:t xml:space="preserve"> </w:t>
-      </w:r>
-      <w:r>
-        <w:rPr>
-          <w:rFonts w:ascii="Arial Narrow" w:eastAsia="Arial Narrow" w:hAnsi="Arial Narrow" w:cs="Arial Narrow"/>
-          <w:kern w:val="0"/>
-          <w14:ligatures w14:val="none"/>
-        </w:rPr>
-        <w:t>de la Ley 29571, Código de Protección y Defensa del Consumidor</w:t>
-      </w:r>
-      <w:r>
-        <w:rPr>
-          <w:rFonts w:ascii="Arial Narrow" w:eastAsia="Arial Narrow" w:hAnsi="Arial Narrow" w:cs="Arial Narrow"/>
-          <w:kern w:val="0"/>
-          <w14:ligatures w14:val="none"/>
-        </w:rPr>
-        <w:t xml:space="preserve">, en tanto </w:t>
-      </w:r>
-      <w:r>
-        <w:rPr>
-          <w:rFonts w:ascii="Arial Narrow" w:eastAsia="Arial Narrow" w:hAnsi="Arial Narrow" w:cs="Arial Narrow"/>
-          <w:kern w:val="0"/>
-          <w14:ligatures w14:val="none"/>
-        </w:rPr>
-        <w:t xml:space="preserve">el </w:t>
+        <w:t xml:space="preserve">Presunta infracción al artículo 61 y al literal f) del artículo 62 de la Ley 29571, Código de Protección y Defensa del Consumidor, en tanto el Estudio Muñiz Sociedad Civil de Responsabilidad Limitada habría remitido indebidamente desde el 21 de agosto de 2025 mensajes de cobranza a Fredy Eden [APELLIDO] , persona ajena a la relación crediticia del señor [APELLIDO] [APELLIDO] .</w:t>
+      </w:r>
+      <w:r>
+        <w:rPr>
+          <w:rFonts w:ascii="Arial Narrow" w:eastAsia="Arial Narrow" w:hAnsi="Arial Narrow" w:cs="Arial Narrow"/>
+          <w:kern w:val="0"/>
+          <w14:ligatures w14:val="none"/>
+        </w:rPr>
+        <w:t/>
+      </w:r>
+      <w:r>
+        <w:rPr>
+          <w:rFonts w:ascii="Arial Narrow" w:eastAsia="Arial Narrow" w:hAnsi="Arial Narrow" w:cs="Arial Narrow"/>
+          <w:kern w:val="0"/>
+          <w14:ligatures w14:val="none"/>
+        </w:rPr>
+        <w:t xml:space="preserve"/>
+      </w:r>
+      <w:r>
+        <w:rPr>
+          <w:rFonts w:ascii="Arial Narrow" w:eastAsia="Arial Narrow" w:hAnsi="Arial Narrow" w:cs="Arial Narrow"/>
+          <w:kern w:val="0"/>
+          <w14:ligatures w14:val="none"/>
+        </w:rPr>
+        <w:t/>
+      </w:r>
+      <w:r>
+        <w:rPr>
+          <w:rFonts w:ascii="Arial Narrow" w:eastAsia="Arial Narrow" w:hAnsi="Arial Narrow" w:cs="Arial Narrow"/>
+          <w:kern w:val="0"/>
+          <w14:ligatures w14:val="none"/>
+        </w:rPr>
+        <w:t xml:space="preserve"/>
+      </w:r>
+      <w:r>
+        <w:rPr>
+          <w:rFonts w:ascii="Arial Narrow" w:eastAsia="Arial Narrow" w:hAnsi="Arial Narrow" w:cs="Arial Narrow"/>
+          <w:kern w:val="0"/>
+          <w14:ligatures w14:val="none"/>
+        </w:rPr>
+        <w:t/>
+      </w:r>
+      <w:r>
+        <w:rPr>
+          <w:rFonts w:ascii="Arial Narrow" w:eastAsia="Arial Narrow" w:hAnsi="Arial Narrow" w:cs="Arial Narrow"/>
+          <w:kern w:val="0"/>
+          <w14:ligatures w14:val="none"/>
+        </w:rPr>
+        <w:t xml:space="preserve"/>
+      </w:r>
+      <w:r>
+        <w:rPr>
+          <w:rFonts w:ascii="Arial Narrow" w:eastAsia="Arial Narrow" w:hAnsi="Arial Narrow" w:cs="Arial Narrow"/>
+          <w:kern w:val="0"/>
+          <w14:ligatures w14:val="none"/>
+        </w:rPr>
+        <w:t xml:space="preserve"/>
       </w:r>
       <w:r>
         <w:rPr>
           <w:rFonts w:ascii="Arial Narrow" w:eastAsia="Arial Narrow" w:hAnsi="Arial Narrow" w:cs="Arial Narrow"/>
           <w:bCs/>
         </w:rPr>
-        <w:t xml:space="preserve">Estudio Muñiz Sociedad Civil de Responsabilidad Limitada </w:t>
-      </w:r>
-      <w:r>
-        <w:rPr>
-          <w:rFonts w:ascii="Arial Narrow" w:eastAsia="Arial Narrow" w:hAnsi="Arial Narrow" w:cs="Arial Narrow"/>
-          <w:kern w:val="0"/>
-          <w14:ligatures w14:val="none"/>
-        </w:rPr>
-        <w:t xml:space="preserve">habría remitido </w:t>
-      </w:r>
-      <w:r>
-        <w:rPr>
-          <w:rFonts w:ascii="Arial Narrow" w:eastAsia="Arial Narrow" w:hAnsi="Arial Narrow" w:cs="Arial Narrow"/>
-          <w:kern w:val="0"/>
-          <w14:ligatures w14:val="none"/>
-        </w:rPr>
-        <w:t xml:space="preserve">indebidamente </w:t>
-      </w:r>
-      <w:r>
-        <w:rPr>
-          <w:rFonts w:ascii="Arial Narrow" w:eastAsia="Arial Narrow" w:hAnsi="Arial Narrow" w:cs="Arial Narrow"/>
-          <w:kern w:val="0"/>
-          <w14:ligatures w14:val="none"/>
-        </w:rPr>
-        <w:t xml:space="preserve">desde el 21 de agosto de 2025 mensajes de cobranza a Fredy Eden Miranda Soria, persona ajena a la relación crediticia del señor </w:t>
-      </w:r>
-      <w:r>
-        <w:rPr>
-          <w:rFonts w:ascii="Arial Narrow" w:eastAsia="Times New Roman" w:hAnsi="Arial Narrow" w:cs="Arial"/>
-          <w:color w:val="000000"/>
-          <w:kern w:val="0"/>
-          <w:lang w:eastAsia="es-ES"/>
-          <w14:ligatures w14:val="none"/>
-        </w:rPr>
-        <w:t>Cesar Emilio Miranda Soria</w:t>
-      </w:r>
-      <w:r>
-        <w:rPr>
-          <w:rFonts w:ascii="Arial Narrow" w:eastAsia="Arial Narrow" w:hAnsi="Arial Narrow" w:cs="Arial Narrow"/>
-          <w:kern w:val="0"/>
-          <w14:ligatures w14:val="none"/>
-        </w:rPr>
-        <w:t>.</w:t>
+        <w:t xml:space="preserve"/>
+      </w:r>
+      <w:r>
+        <w:rPr>
+          <w:rFonts w:ascii="Arial Narrow" w:eastAsia="Arial Narrow" w:hAnsi="Arial Narrow" w:cs="Arial Narrow"/>
+          <w:kern w:val="0"/>
+          <w14:ligatures w14:val="none"/>
+        </w:rPr>
+        <w:t xml:space="preserve"/>
+      </w:r>
+      <w:r>
+        <w:rPr>
+          <w:rFonts w:ascii="Arial Narrow" w:eastAsia="Arial Narrow" w:hAnsi="Arial Narrow" w:cs="Arial Narrow"/>
+          <w:kern w:val="0"/>
+          <w14:ligatures w14:val="none"/>
+        </w:rPr>
+        <w:t xml:space="preserve"/>
+      </w:r>
+      <w:r>
+        <w:rPr>
+          <w:rFonts w:ascii="Arial Narrow" w:eastAsia="Arial Narrow" w:hAnsi="Arial Narrow" w:cs="Arial Narrow"/>
+          <w:kern w:val="0"/>
+          <w14:ligatures w14:val="none"/>
+        </w:rPr>
+        <w:t xml:space="preserve"/>
+      </w:r>
+      <w:r>
+        <w:rPr>
+          <w:rFonts w:ascii="Arial Narrow" w:eastAsia="Times New Roman" w:hAnsi="Arial Narrow" w:cs="Arial"/>
+          <w:color w:val="000000"/>
+          <w:kern w:val="0"/>
+          <w:lang w:eastAsia="es-ES"/>
+          <w14:ligatures w14:val="none"/>
+        </w:rPr>
+        <w:t/>
+      </w:r>
+      <w:r>
+        <w:rPr>
+          <w:rFonts w:ascii="Arial Narrow" w:eastAsia="Arial Narrow" w:hAnsi="Arial Narrow" w:cs="Arial Narrow"/>
+          <w:kern w:val="0"/>
+          <w14:ligatures w14:val="none"/>
+        </w:rPr>
+        <w:t/>
       </w:r>
     </w:p>
     <w:bookmarkEnd w:id="22"/>
@@ -10855,27 +10855,27 @@
           <w:kern w:val="0"/>
           <w14:ligatures w14:val="none"/>
         </w:rPr>
-        <w:t>NOVENO</w:t>
-      </w:r>
-      <w:r>
-        <w:rPr>
-          <w:rFonts w:ascii="Arial Narrow" w:eastAsia="Times New Roman" w:hAnsi="Arial Narrow" w:cs="Arial"/>
-          <w:color w:val="000000"/>
-          <w:kern w:val="0"/>
-          <w:lang w:val="es-ES" w:eastAsia="es-ES"/>
-          <w14:ligatures w14:val="none"/>
-        </w:rPr>
-        <w:t xml:space="preserve">: Informar a </w:t>
-      </w:r>
-      <w:r>
-        <w:rPr>
-          <w:rFonts w:ascii="Arial Narrow" w:eastAsia="Times New Roman" w:hAnsi="Arial Narrow" w:cs="Arial"/>
-          <w:color w:val="000000"/>
-          <w:kern w:val="0"/>
-          <w:lang w:val="es-ES" w:eastAsia="es-ES"/>
-          <w14:ligatures w14:val="none"/>
-        </w:rPr>
-        <w:t xml:space="preserve">Scotiabank Perú S.A.A., BNP </w:t>
+        <w:t xml:space="preserve">NOVENO: Informar a Scotiabank Perú S.A.A., BNP Paribas Cardif S.A. Compañía de Seguros y Reaseguros y Estudio Muñiz Sociedad Civil de Responsabilidad Limitada que pueden acceder a los documentos presentados por la [DENUNCIANTE] adjuntados en el link del escrito de denuncia, a través del siguiente link siguiente: https://indecopi-my.sharepoint.com/:f:/g/personal/apoyocc1e_indecopi_gob_pe/IgD4fUo-ZU17T7BfzwTYZMlxAeRe7HSCL6xO6Cx8NFu8-vE?e=RkcTYy, cuyo acceso tiene vigencia hasta el 9 de abril de 2026.</w:t>
+      </w:r>
+      <w:r>
+        <w:rPr>
+          <w:rFonts w:ascii="Arial Narrow" w:eastAsia="Times New Roman" w:hAnsi="Arial Narrow" w:cs="Arial"/>
+          <w:color w:val="000000"/>
+          <w:kern w:val="0"/>
+          <w:lang w:val="es-ES" w:eastAsia="es-ES"/>
+          <w14:ligatures w14:val="none"/>
+        </w:rPr>
+        <w:t xml:space="preserve"/>
+      </w:r>
+      <w:r>
+        <w:rPr>
+          <w:rFonts w:ascii="Arial Narrow" w:eastAsia="Times New Roman" w:hAnsi="Arial Narrow" w:cs="Arial"/>
+          <w:color w:val="000000"/>
+          <w:kern w:val="0"/>
+          <w:lang w:val="es-ES" w:eastAsia="es-ES"/>
+          <w14:ligatures w14:val="none"/>
+        </w:rPr>
+        <w:t xml:space="preserve"/>
       </w:r>
       <w:proofErr w:type="spellStart"/>
       <w:r>
@@ -10886,7 +10886,7 @@
           <w:lang w:val="es-ES" w:eastAsia="es-ES"/>
           <w14:ligatures w14:val="none"/>
         </w:rPr>
-        <w:t>Paribas</w:t>
+        <w:t/>
       </w:r>
       <w:proofErr w:type="spellEnd"/>
       <w:r>
@@ -10897,7 +10897,7 @@
           <w:lang w:val="es-ES" w:eastAsia="es-ES"/>
           <w14:ligatures w14:val="none"/>
         </w:rPr>
-        <w:t xml:space="preserve"> </w:t>
+        <w:t xml:space="preserve"/>
       </w:r>
       <w:proofErr w:type="spellStart"/>
       <w:r>
@@ -10908,7 +10908,7 @@
           <w:lang w:val="es-ES" w:eastAsia="es-ES"/>
           <w14:ligatures w14:val="none"/>
         </w:rPr>
-        <w:t>Cardif</w:t>
+        <w:t/>
       </w:r>
       <w:proofErr w:type="spellEnd"/>
       <w:r>
@@ -10919,57 +10919,57 @@
           <w:lang w:val="es-ES" w:eastAsia="es-ES"/>
           <w14:ligatures w14:val="none"/>
         </w:rPr>
-        <w:t xml:space="preserve"> S.A. Compañía de Seguros y Reaseguros y Estudio Muñiz Sociedad Civil de Responsabilidad Limitada</w:t>
-      </w:r>
-      <w:r>
-        <w:rPr>
-          <w:rFonts w:ascii="Arial Narrow" w:eastAsia="Times New Roman" w:hAnsi="Arial Narrow" w:cs="Arial"/>
-          <w:color w:val="000000"/>
-          <w:kern w:val="0"/>
-          <w:lang w:val="es-ES" w:eastAsia="es-ES"/>
-          <w14:ligatures w14:val="none"/>
-        </w:rPr>
-        <w:t xml:space="preserve"> </w:t>
-      </w:r>
-      <w:r>
-        <w:rPr>
-          <w:rFonts w:ascii="Arial Narrow" w:eastAsia="Times New Roman" w:hAnsi="Arial Narrow" w:cs="Arial"/>
-          <w:color w:val="000000"/>
-          <w:kern w:val="0"/>
-          <w:lang w:val="es-ES" w:eastAsia="es-ES"/>
-          <w14:ligatures w14:val="none"/>
-        </w:rPr>
-        <w:t>que puede</w:t>
-      </w:r>
-      <w:r>
-        <w:rPr>
-          <w:rFonts w:ascii="Arial Narrow" w:eastAsia="Times New Roman" w:hAnsi="Arial Narrow" w:cs="Arial"/>
-          <w:color w:val="000000"/>
-          <w:kern w:val="0"/>
-          <w:lang w:val="es-ES" w:eastAsia="es-ES"/>
-          <w14:ligatures w14:val="none"/>
-        </w:rPr>
-        <w:t>n</w:t>
-      </w:r>
-      <w:r>
-        <w:rPr>
-          <w:rFonts w:ascii="Arial Narrow" w:eastAsia="Times New Roman" w:hAnsi="Arial Narrow" w:cs="Arial"/>
-          <w:color w:val="000000"/>
-          <w:kern w:val="0"/>
-          <w:lang w:val="es-ES" w:eastAsia="es-ES"/>
-          <w14:ligatures w14:val="none"/>
-        </w:rPr>
-        <w:t xml:space="preserve"> acceder a los documentos presentados por la Sucesión Intestada de César Emilio Miranda Soria adjuntados en el link del escrito de denuncia, a través del siguiente link siguiente:</w:t>
-      </w:r>
-      <w:r>
-        <w:rPr>
-          <w:rFonts w:ascii="Arial Narrow" w:eastAsia="Times New Roman" w:hAnsi="Arial Narrow" w:cs="Arial"/>
-          <w:color w:val="000000"/>
-          <w:kern w:val="0"/>
-          <w:lang w:val="es-ES" w:eastAsia="es-ES"/>
-          <w14:ligatures w14:val="none"/>
-        </w:rPr>
-        <w:t xml:space="preserve"> </w:t>
+        <w:t xml:space="preserve"/>
+      </w:r>
+      <w:r>
+        <w:rPr>
+          <w:rFonts w:ascii="Arial Narrow" w:eastAsia="Times New Roman" w:hAnsi="Arial Narrow" w:cs="Arial"/>
+          <w:color w:val="000000"/>
+          <w:kern w:val="0"/>
+          <w:lang w:val="es-ES" w:eastAsia="es-ES"/>
+          <w14:ligatures w14:val="none"/>
+        </w:rPr>
+        <w:t xml:space="preserve"/>
+      </w:r>
+      <w:r>
+        <w:rPr>
+          <w:rFonts w:ascii="Arial Narrow" w:eastAsia="Times New Roman" w:hAnsi="Arial Narrow" w:cs="Arial"/>
+          <w:color w:val="000000"/>
+          <w:kern w:val="0"/>
+          <w:lang w:val="es-ES" w:eastAsia="es-ES"/>
+          <w14:ligatures w14:val="none"/>
+        </w:rPr>
+        <w:t/>
+      </w:r>
+      <w:r>
+        <w:rPr>
+          <w:rFonts w:ascii="Arial Narrow" w:eastAsia="Times New Roman" w:hAnsi="Arial Narrow" w:cs="Arial"/>
+          <w:color w:val="000000"/>
+          <w:kern w:val="0"/>
+          <w:lang w:val="es-ES" w:eastAsia="es-ES"/>
+          <w14:ligatures w14:val="none"/>
+        </w:rPr>
+        <w:t/>
+      </w:r>
+      <w:r>
+        <w:rPr>
+          <w:rFonts w:ascii="Arial Narrow" w:eastAsia="Times New Roman" w:hAnsi="Arial Narrow" w:cs="Arial"/>
+          <w:color w:val="000000"/>
+          <w:kern w:val="0"/>
+          <w:lang w:val="es-ES" w:eastAsia="es-ES"/>
+          <w14:ligatures w14:val="none"/>
+        </w:rPr>
+        <w:t xml:space="preserve"/>
+      </w:r>
+      <w:r>
+        <w:rPr>
+          <w:rFonts w:ascii="Arial Narrow" w:eastAsia="Times New Roman" w:hAnsi="Arial Narrow" w:cs="Arial"/>
+          <w:color w:val="000000"/>
+          <w:kern w:val="0"/>
+          <w:lang w:val="es-ES" w:eastAsia="es-ES"/>
+          <w14:ligatures w14:val="none"/>
+        </w:rPr>
+        <w:t xml:space="preserve"/>
       </w:r>
       <w:hyperlink r:id="rId8" w:history="1">
         <w:r>
@@ -10980,7 +10980,7 @@
             <w:lang w:val="es-ES" w:eastAsia="es-ES"/>
             <w14:ligatures w14:val="none"/>
           </w:rPr>
-          <w:t>https://indecopi-my.sharepoint.com/:f:/g/personal/apoyoc</w:t>
+          <w:t/>
         </w:r>
         <w:r>
           <w:rPr>
@@ -10990,7 +10990,7 @@
             <w:lang w:val="es-ES" w:eastAsia="es-ES"/>
             <w14:ligatures w14:val="none"/>
           </w:rPr>
-          <w:t>c</w:t>
+          <w:t/>
         </w:r>
         <w:r>
           <w:rPr>
@@ -11000,7 +11000,7 @@
             <w:lang w:val="es-ES" w:eastAsia="es-ES"/>
             <w14:ligatures w14:val="none"/>
           </w:rPr>
-          <w:t>1e_in</w:t>
+          <w:t/>
         </w:r>
         <w:r>
           <w:rPr>
@@ -11010,7 +11010,7 @@
             <w:lang w:val="es-ES" w:eastAsia="es-ES"/>
             <w14:ligatures w14:val="none"/>
           </w:rPr>
-          <w:t>d</w:t>
+          <w:t/>
         </w:r>
         <w:r>
           <w:rPr>
@@ -11020,7 +11020,7 @@
             <w:lang w:val="es-ES" w:eastAsia="es-ES"/>
             <w14:ligatures w14:val="none"/>
           </w:rPr>
-          <w:t>ecopi_gob_pe/IgD4fUo-ZU17T7BfzwTYZMlxAeRe7HSCL6xO6Cx8NFu8-vE?e=RkcTYy</w:t>
+          <w:t/>
         </w:r>
       </w:hyperlink>
       <w:r>
@@ -11031,67 +11031,67 @@
           <w:lang w:val="es-ES" w:eastAsia="es-ES"/>
           <w14:ligatures w14:val="none"/>
         </w:rPr>
-        <w:t xml:space="preserve">, </w:t>
-      </w:r>
-      <w:r>
-        <w:rPr>
-          <w:rFonts w:ascii="Arial Narrow" w:eastAsia="Times New Roman" w:hAnsi="Arial Narrow" w:cs="Arial"/>
-          <w:color w:val="000000"/>
-          <w:kern w:val="0"/>
-          <w:lang w:val="es-ES" w:eastAsia="es-ES"/>
-          <w14:ligatures w14:val="none"/>
-        </w:rPr>
-        <w:t xml:space="preserve">cuyo acceso tiene vigencia hasta el </w:t>
-      </w:r>
-      <w:r>
-        <w:rPr>
-          <w:rFonts w:ascii="Arial Narrow" w:eastAsia="Times New Roman" w:hAnsi="Arial Narrow" w:cs="Arial"/>
-          <w:color w:val="000000"/>
-          <w:kern w:val="0"/>
-          <w:lang w:val="es-ES" w:eastAsia="es-ES"/>
-          <w14:ligatures w14:val="none"/>
-        </w:rPr>
-        <w:t>9</w:t>
-      </w:r>
-      <w:r>
-        <w:rPr>
-          <w:rFonts w:ascii="Arial Narrow" w:eastAsia="Times New Roman" w:hAnsi="Arial Narrow" w:cs="Arial"/>
-          <w:color w:val="000000"/>
-          <w:kern w:val="0"/>
-          <w:lang w:val="es-ES" w:eastAsia="es-ES"/>
-          <w14:ligatures w14:val="none"/>
-        </w:rPr>
-        <w:t xml:space="preserve"> de </w:t>
-      </w:r>
-      <w:r>
-        <w:rPr>
-          <w:rFonts w:ascii="Arial Narrow" w:eastAsia="Times New Roman" w:hAnsi="Arial Narrow" w:cs="Arial"/>
-          <w:color w:val="000000"/>
-          <w:kern w:val="0"/>
-          <w:lang w:val="es-ES" w:eastAsia="es-ES"/>
-          <w14:ligatures w14:val="none"/>
-        </w:rPr>
-        <w:t>abril</w:t>
-      </w:r>
-      <w:r>
-        <w:rPr>
-          <w:rFonts w:ascii="Arial Narrow" w:eastAsia="Times New Roman" w:hAnsi="Arial Narrow" w:cs="Arial"/>
-          <w:color w:val="000000"/>
-          <w:kern w:val="0"/>
-          <w:lang w:val="es-ES" w:eastAsia="es-ES"/>
-          <w14:ligatures w14:val="none"/>
-        </w:rPr>
-        <w:t xml:space="preserve"> de 2026</w:t>
-      </w:r>
-      <w:r>
-        <w:rPr>
-          <w:rFonts w:ascii="Arial Narrow" w:eastAsia="Times New Roman" w:hAnsi="Arial Narrow" w:cs="Arial"/>
-          <w:color w:val="000000"/>
-          <w:kern w:val="0"/>
-          <w:lang w:val="es-ES" w:eastAsia="es-ES"/>
-          <w14:ligatures w14:val="none"/>
-        </w:rPr>
-        <w:t>.</w:t>
+        <w:t xml:space="preserve"/>
+      </w:r>
+      <w:r>
+        <w:rPr>
+          <w:rFonts w:ascii="Arial Narrow" w:eastAsia="Times New Roman" w:hAnsi="Arial Narrow" w:cs="Arial"/>
+          <w:color w:val="000000"/>
+          <w:kern w:val="0"/>
+          <w:lang w:val="es-ES" w:eastAsia="es-ES"/>
+          <w14:ligatures w14:val="none"/>
+        </w:rPr>
+        <w:t xml:space="preserve"/>
+      </w:r>
+      <w:r>
+        <w:rPr>
+          <w:rFonts w:ascii="Arial Narrow" w:eastAsia="Times New Roman" w:hAnsi="Arial Narrow" w:cs="Arial"/>
+          <w:color w:val="000000"/>
+          <w:kern w:val="0"/>
+          <w:lang w:val="es-ES" w:eastAsia="es-ES"/>
+          <w14:ligatures w14:val="none"/>
+        </w:rPr>
+        <w:t/>
+      </w:r>
+      <w:r>
+        <w:rPr>
+          <w:rFonts w:ascii="Arial Narrow" w:eastAsia="Times New Roman" w:hAnsi="Arial Narrow" w:cs="Arial"/>
+          <w:color w:val="000000"/>
+          <w:kern w:val="0"/>
+          <w:lang w:val="es-ES" w:eastAsia="es-ES"/>
+          <w14:ligatures w14:val="none"/>
+        </w:rPr>
+        <w:t xml:space="preserve"/>
+      </w:r>
+      <w:r>
+        <w:rPr>
+          <w:rFonts w:ascii="Arial Narrow" w:eastAsia="Times New Roman" w:hAnsi="Arial Narrow" w:cs="Arial"/>
+          <w:color w:val="000000"/>
+          <w:kern w:val="0"/>
+          <w:lang w:val="es-ES" w:eastAsia="es-ES"/>
+          <w14:ligatures w14:val="none"/>
+        </w:rPr>
+        <w:t/>
+      </w:r>
+      <w:r>
+        <w:rPr>
+          <w:rFonts w:ascii="Arial Narrow" w:eastAsia="Times New Roman" w:hAnsi="Arial Narrow" w:cs="Arial"/>
+          <w:color w:val="000000"/>
+          <w:kern w:val="0"/>
+          <w:lang w:val="es-ES" w:eastAsia="es-ES"/>
+          <w14:ligatures w14:val="none"/>
+        </w:rPr>
+        <w:t xml:space="preserve"/>
+      </w:r>
+      <w:r>
+        <w:rPr>
+          <w:rFonts w:ascii="Arial Narrow" w:eastAsia="Times New Roman" w:hAnsi="Arial Narrow" w:cs="Arial"/>
+          <w:color w:val="000000"/>
+          <w:kern w:val="0"/>
+          <w:lang w:val="es-ES" w:eastAsia="es-ES"/>
+          <w14:ligatures w14:val="none"/>
+        </w:rPr>
+        <w:t/>
       </w:r>
     </w:p>
     <w:p>
@@ -11664,7 +11664,7 @@
           <w:b/>
           <w:bCs/>
         </w:rPr>
-        <w:t>DÉCIMO</w:t>
+        <w:t xml:space="preserve">DÉCIMO CUARTO: requerir a la [DENUNCIANTE] y a Scotiabank Perú S.A.A. para que, dentro del plazo de dos (2) días hábiles siguientes a la fecha en que reciban la notificación en sus bandejas de correo electrónico, efectúen la confirmación de recepción de la notificación remitida por este despacho a sus correos electrónicos, de conformidad con el segundo párrafo del numeral 4 del artículo 20 del Texto Único Ordenado de la Ley del Procedimiento Administrativo General, aprobado mediante Decreto Supremo 006-2026-JUS, bajo apercibimiento de rehacer el acto de notificación y notificarle conforme al numeral 1 del artículo 20 del citado cuerpo normativo.</w:t>
       </w:r>
       <w:r>
         <w:rPr>
@@ -11672,7 +11672,7 @@
           <w:b/>
           <w:bCs/>
         </w:rPr>
-        <w:t xml:space="preserve"> </w:t>
+        <w:t xml:space="preserve"/>
       </w:r>
       <w:r>
         <w:rPr>
@@ -11680,7 +11680,7 @@
           <w:b/>
           <w:bCs/>
         </w:rPr>
-        <w:t>CUARTO</w:t>
+        <w:t/>
       </w:r>
       <w:r>
         <w:rPr>
@@ -11690,7 +11690,7 @@
           <w:kern w:val="0"/>
           <w14:ligatures w14:val="none"/>
         </w:rPr>
-        <w:t>:</w:t>
+        <w:t/>
       </w:r>
       <w:r>
         <w:rPr>
@@ -11700,7 +11700,7 @@
           <w:kern w:val="0"/>
           <w14:ligatures w14:val="none"/>
         </w:rPr>
-        <w:t xml:space="preserve"> </w:t>
+        <w:t xml:space="preserve"/>
       </w:r>
       <w:r>
         <w:rPr>
@@ -11710,7 +11710,7 @@
           <w:kern w:val="0"/>
           <w14:ligatures w14:val="none"/>
         </w:rPr>
-        <w:t xml:space="preserve">requerir a la Sucesión Intestada </w:t>
+        <w:t xml:space="preserve"/>
       </w:r>
       <w:r>
         <w:rPr>
@@ -11720,112 +11720,112 @@
           <w:kern w:val="0"/>
           <w14:ligatures w14:val="none"/>
         </w:rPr>
-        <w:t xml:space="preserve">de César Emilio Miranda Soria y a Scotiabank Perú S.A.A. </w:t>
+        <w:t xml:space="preserve"/>
       </w:r>
       <w:r>
         <w:rPr>
           <w:rFonts w:ascii="Arial Narrow" w:hAnsi="Arial Narrow"/>
           <w:color w:val="000000"/>
         </w:rPr>
-        <w:t>para que, dentro del plazo de dos (2) días hábiles siguientes a la fecha en que reciba</w:t>
+        <w:t/>
       </w:r>
       <w:r>
         <w:rPr>
           <w:rFonts w:ascii="Arial Narrow" w:hAnsi="Arial Narrow"/>
           <w:color w:val="000000"/>
         </w:rPr>
-        <w:t>n</w:t>
+        <w:t/>
       </w:r>
       <w:r>
         <w:rPr>
           <w:rFonts w:ascii="Arial Narrow" w:hAnsi="Arial Narrow"/>
           <w:color w:val="000000"/>
         </w:rPr>
-        <w:t xml:space="preserve"> la notificación en su</w:t>
+        <w:t xml:space="preserve"/>
       </w:r>
       <w:r>
         <w:rPr>
           <w:rFonts w:ascii="Arial Narrow" w:hAnsi="Arial Narrow"/>
           <w:color w:val="000000"/>
         </w:rPr>
-        <w:t>s</w:t>
+        <w:t/>
       </w:r>
       <w:r>
         <w:rPr>
           <w:rFonts w:ascii="Arial Narrow" w:hAnsi="Arial Narrow"/>
           <w:color w:val="000000"/>
         </w:rPr>
-        <w:t xml:space="preserve"> bandeja</w:t>
+        <w:t xml:space="preserve"/>
       </w:r>
       <w:r>
         <w:rPr>
           <w:rFonts w:ascii="Arial Narrow" w:hAnsi="Arial Narrow"/>
           <w:color w:val="000000"/>
         </w:rPr>
-        <w:t>s</w:t>
+        <w:t/>
       </w:r>
       <w:r>
         <w:rPr>
           <w:rFonts w:ascii="Arial Narrow" w:hAnsi="Arial Narrow"/>
           <w:color w:val="000000"/>
         </w:rPr>
-        <w:t xml:space="preserve"> de correo electrónico, efectúe</w:t>
+        <w:t xml:space="preserve"/>
       </w:r>
       <w:r>
         <w:rPr>
           <w:rFonts w:ascii="Arial Narrow" w:hAnsi="Arial Narrow"/>
           <w:color w:val="000000"/>
         </w:rPr>
-        <w:t>n</w:t>
+        <w:t/>
       </w:r>
       <w:r>
         <w:rPr>
           <w:rFonts w:ascii="Arial Narrow" w:hAnsi="Arial Narrow"/>
           <w:color w:val="000000"/>
         </w:rPr>
-        <w:t xml:space="preserve"> la confirmación de recepción de la notificación remitida por este despacho a su</w:t>
+        <w:t xml:space="preserve"/>
       </w:r>
       <w:r>
         <w:rPr>
           <w:rFonts w:ascii="Arial Narrow" w:hAnsi="Arial Narrow"/>
           <w:color w:val="000000"/>
         </w:rPr>
-        <w:t>s</w:t>
+        <w:t/>
       </w:r>
       <w:r>
         <w:rPr>
           <w:rFonts w:ascii="Arial Narrow" w:hAnsi="Arial Narrow"/>
           <w:color w:val="000000"/>
         </w:rPr>
-        <w:t xml:space="preserve"> correo</w:t>
+        <w:t xml:space="preserve"/>
       </w:r>
       <w:r>
         <w:rPr>
           <w:rFonts w:ascii="Arial Narrow" w:hAnsi="Arial Narrow"/>
           <w:color w:val="000000"/>
         </w:rPr>
-        <w:t>s</w:t>
+        <w:t/>
       </w:r>
       <w:r>
         <w:rPr>
           <w:rFonts w:ascii="Arial Narrow" w:hAnsi="Arial Narrow"/>
           <w:color w:val="000000"/>
         </w:rPr>
-        <w:t xml:space="preserve"> electrónico</w:t>
+        <w:t xml:space="preserve"/>
       </w:r>
       <w:r>
         <w:rPr>
           <w:rFonts w:ascii="Arial Narrow" w:hAnsi="Arial Narrow"/>
           <w:color w:val="000000"/>
         </w:rPr>
-        <w:t>s</w:t>
+        <w:t/>
       </w:r>
       <w:r>
         <w:rPr>
           <w:rFonts w:ascii="Arial Narrow" w:hAnsi="Arial Narrow"/>
           <w:color w:val="000000"/>
         </w:rPr>
-        <w:t>, de conformidad con el segundo párrafo del numeral 4 del artículo 20</w:t>
+        <w:t/>
       </w:r>
       <w:r>
         <w:rPr>
@@ -11842,14 +11842,14 @@
           <w:rFonts w:ascii="Arial Narrow" w:hAnsi="Arial Narrow"/>
           <w:color w:val="000000"/>
         </w:rPr>
-        <w:t xml:space="preserve"> del Texto Único Ordenado de la Ley del Procedimiento</w:t>
+        <w:t xml:space="preserve"/>
       </w:r>
       <w:r>
         <w:rPr>
           <w:rFonts w:ascii="Arial Narrow" w:hAnsi="Arial Narrow"/>
           <w:color w:val="000000"/>
         </w:rPr>
-        <w:t xml:space="preserve"> Administrativo General, aprobado mediante Decreto Supremo 006-2026-JUS, bajo apercibimiento de rehacer el acto de notificación y notificarle conforme al numeral 1 del artículo 20</w:t>
+        <w:t xml:space="preserve"/>
       </w:r>
       <w:r>
         <w:rPr>
@@ -11866,7 +11866,7 @@
           <w:rFonts w:ascii="Arial Narrow" w:hAnsi="Arial Narrow"/>
           <w:color w:val="000000"/>
         </w:rPr>
-        <w:t xml:space="preserve"> del citado cuerpo </w:t>
+        <w:t xml:space="preserve"/>
       </w:r>
       <w:bookmarkStart w:id="27" w:name="_Hlk214964186"/>
       <w:r>
@@ -11874,7 +11874,7 @@
           <w:rFonts w:ascii="Arial Narrow" w:hAnsi="Arial Narrow"/>
           <w:color w:val="000000"/>
         </w:rPr>
-        <w:t>normativo</w:t>
+        <w:t/>
       </w:r>
       <w:r>
         <w:rPr>
@@ -11887,7 +11887,7 @@
         <w:rPr>
           <w:rFonts w:ascii="Arial Narrow" w:hAnsi="Arial Narrow" w:cs="Arial"/>
         </w:rPr>
-        <w:t>.</w:t>
+        <w:t/>
       </w:r>
     </w:p>
     <w:bookmarkEnd w:id="27"/>

--- a/plantillas_maestras/17_seguro_no_especificado/materia_general_asegurativa/2_ddos_banco_y_aseguradora/sucesion_intestada/TPL_226_2026_SEGURO_NO_ESPECIFICADO_MATERIA_GENERAL_ASEGURATIVA_BANCO_SUCESION_INTESTADA_R3.docx
+++ b/plantillas_maestras/17_seguro_no_especificado/materia_general_asegurativa/2_ddos_banco_y_aseguradora/sucesion_intestada/TPL_226_2026_SEGURO_NO_ESPECIFICADO_MATERIA_GENERAL_ASEGURATIVA_BANCO_SUCESION_INTESTADA_R3.docx
@@ -1121,7 +1121,7 @@
           <w:lang w:eastAsia="es-ES"/>
           <w14:ligatures w14:val="none"/>
         </w:rPr>
-        <w:t xml:space="preserve">El 26 de julio del 2024, falleció el señor [APELLIDO] (en adelante, el causante [APELLIDO] ), a consecuencia de una cirrosis hepática que no había sido detectado previamente.</w:t>
+        <w:t xml:space="preserve">El 26 de julio del 2024, falleció el señor [APELLIDO] [APELLIDO] (en adelante, el causante [APELLIDO] ), a consecuencia de una cirrosis hepática que no había sido detectado previamente.</w:t>
       </w:r>
     </w:p>
     <w:p>
@@ -1626,7 +1626,7 @@
           <w14:ligatures w14:val="none"/>
         </w:rPr>
         <w:lastRenderedPageBreak/>
-        <w:t xml:space="preserve">El 8 de abril de 2025, el Banco remitió una respuesta de BNP Paribas vía aplicativo WhatsApp. El 11 de julio de 2024, la señora [APELLIDO] Tello Manrique (en adelante, señora [APELLIDO]), representante [APELLIDO] , remitió al Banco documentación referidas a historias clínicas.</w:t>
+        <w:t xml:space="preserve">El 8 de abril de 2025, el Banco remitió una respuesta de BNP Paribas vía aplicativo WhatsApp. El 11 de julio de 2024, la señora [APELLIDO] (en adelante, señora [APELLIDO] ), representante [APELLIDO] , remitió al Banco documentación referidas a historias clínicas.</w:t>
       </w:r>
       <w:proofErr w:type="spellStart"/>
       <w:r>
@@ -1841,7 +1841,7 @@
           <w:lang w:eastAsia="es-ES"/>
           <w14:ligatures w14:val="none"/>
         </w:rPr>
-        <w:t xml:space="preserve">Desde el 7 de agosto de 2025 y hasta la fecha, el Estudio Muñiz, a través del señor [APELLIDO] Arellano, remitió mensajes al número telefónico que actualmente utiliza la señora [APELLIDO], en relación con la existencia de la deuda vinculada al crédito otorgado por el Banco.</w:t>
+        <w:t xml:space="preserve">Desde el 7 de agosto de 2025 y hasta la fecha, el Estudio Muñiz, a través del señor [APELLIDO] , remitió mensajes al número telefónico que actualmente utiliza la señora [APELLIDO] , en relación con la existencia de la deuda vinculada al crédito otorgado por el Banco.</w:t>
       </w:r>
       <w:r>
         <w:rPr>
@@ -3534,7 +3534,7 @@
           <w:lang w:eastAsia="es-ES"/>
           <w14:ligatures w14:val="none"/>
         </w:rPr>
-        <w:t xml:space="preserve">El 15 de noviembre de 2025, la [APELLIDO] denunció al Banco, BNP Paribas y al Estudio Muñiz por presuntas infracciones a la Ley 29571, Código de Protección y Defensa del Consumidor (en adelante, Código).  </w:t>
+        <w:t xml:space="preserve">El 15 de noviembre de 2025, la [APELLIDO] denunció al Banco, BNP Paribas y al Estudio Muñiz por presuntas infracciones a la Ley 29571, Código de Protección y Defensa del Consumidor (en adelante, Código). </w:t>
       </w:r>
       <w:r>
         <w:rPr>
@@ -3995,7 +3995,7 @@
           <w:lang w:eastAsia="es-ES"/>
           <w14:ligatures w14:val="none"/>
         </w:rPr>
-        <w:t xml:space="preserve">Por Resolución 2 del  18 de febrero de 2026, la Secretaría Técnica resolvió declarar inadmisible la denuncia presentada por la [APELLIDO] al no haber absuelto el requerimiento efectuado mediante Resolución 2; no obstante, la [APELLIDO] presentó un escrito complementario el 20 de febrero de 2026 señalando precisiones para admitir a trámite su denuncia.</w:t>
+        <w:t xml:space="preserve">Por Resolución 2 del 18 de febrero de 2026, la Secretaría Técnica resolvió declarar inadmisible la denuncia presentada por la [APELLIDO] al no haber absuelto el requerimiento efectuado mediante Resolución 2; no obstante, la [APELLIDO] presentó un escrito complementario el 20 de febrero de 2026 señalando precisiones para admitir a trámite su denuncia.</w:t>
       </w:r>
       <w:r>
         <w:rPr>
@@ -6211,7 +6211,7 @@
           <w:lang w:eastAsia="es-PE"/>
           <w14:ligatures w14:val="none"/>
         </w:rPr>
-        <w:t xml:space="preserve">Además, la Secretaría Técnica, en ejercicio de sus facultades, considera que el hecho denunciado, consistente en que el Estudio Muñiz Sociedad Civil de Responsabilidad Limitada habría remitido indebidamente desde el 7 de agosto de 2025 mensajes de cobranza al número telefónico utilizado por la señora [APELLIDO] Tello Manrique, persona ajena a la relación crediticia del señor [APELLIDO] [APELLIDO] . Por consiguiente, corresponde calificar el hecho materia de denuncia como una presunta infracción al artículo 61 y al literal f) del artículo 62 del Código. </w:t>
+        <w:t xml:space="preserve">Además, la Secretaría Técnica, en ejercicio de sus facultades, considera que el hecho denunciado, consistente en que el Estudio Muñiz Sociedad Civil de Responsabilidad Limitada habría remitido indebidamente desde el 7 de agosto de 2025 mensajes de cobranza al número telefónico utilizado por la señora [APELLIDO] , persona ajena a la relación crediticia del señor [APELLIDO] [APELLIDO] . Por consiguiente, corresponde calificar el hecho materia de denuncia como una presunta infracción al artículo 61 y al literal f) del artículo 62 del Código. </w:t>
       </w:r>
       <w:bookmarkStart w:id="14" w:name="_Hlk212623477"/>
       <w:r>
@@ -9063,7 +9063,7 @@
           <w:kern w:val="0"/>
           <w14:ligatures w14:val="none"/>
         </w:rPr>
-        <w:t xml:space="preserve">Presunta infracción al artículo 61 y al literal f) del artículo 62 de la Ley 29571, Código de Protección y Defensa del Consumidor, en tanto el Estudio Muñiz Sociedad Civil de Responsabilidad Limitada habría remitido indebidamente desde el 7 de agosto de 2025 mensajes de cobranza al número telefónico utilizado por la señora [APELLIDO] Tello Manrique, persona ajena a la relación crediticia del señor [APELLIDO] [APELLIDO] .</w:t>
+        <w:t xml:space="preserve">Presunta infracción al artículo 61 y al literal f) del artículo 62 de la Ley 29571, Código de Protección y Defensa del Consumidor, en tanto el Estudio Muñiz Sociedad Civil de Responsabilidad Limitada habría remitido indebidamente desde el 7 de agosto de 2025 mensajes de cobranza al número telefónico utilizado por la señora [APELLIDO] , persona ajena a la relación crediticia del señor [APELLIDO] [APELLIDO] .</w:t>
       </w:r>
       <w:r>
         <w:rPr>

--- a/plantillas_maestras/17_seguro_no_especificado/materia_general_asegurativa/2_ddos_banco_y_aseguradora/sucesion_intestada/TPL_226_2026_SEGURO_NO_ESPECIFICADO_MATERIA_GENERAL_ASEGURATIVA_BANCO_SUCESION_INTESTADA_R3.docx
+++ b/plantillas_maestras/17_seguro_no_especificado/materia_general_asegurativa/2_ddos_banco_y_aseguradora/sucesion_intestada/TPL_226_2026_SEGURO_NO_ESPECIFICADO_MATERIA_GENERAL_ASEGURATIVA_BANCO_SUCESION_INTESTADA_R3.docx
@@ -131,6 +131,7 @@
       </w:r>
       <w:r>
         <w:rPr>
+          <w:rStyle w:val="Refdenotaalpie"/>
           <w:rFonts w:ascii="Arial Narrow" w:eastAsia="Times New Roman" w:hAnsi="Arial Narrow" w:cs="Times New Roman"/>
           <w:b/>
           <w:color w:val="000000"/>
@@ -783,6 +784,7 @@
       </w:r>
       <w:r>
         <w:rPr>
+          <w:rStyle w:val="Refdenotaalpie"/>
           <w:rFonts w:ascii="Arial Narrow" w:eastAsia="Times New Roman" w:hAnsi="Arial Narrow" w:cs="Times New Roman"/>
           <w:color w:val="000000"/>
           <w:kern w:val="0"/>
@@ -920,6 +922,7 @@
       </w:r>
       <w:r>
         <w:rPr>
+          <w:rStyle w:val="Refdenotaalpie"/>
           <w:rFonts w:ascii="Arial Narrow" w:eastAsia="Times New Roman" w:hAnsi="Arial Narrow" w:cs="Times New Roman"/>
           <w:color w:val="000000"/>
           <w:kern w:val="0"/>
@@ -4780,6 +4783,7 @@
       <w:bookmarkEnd w:id="5"/>
       <w:r>
         <w:rPr>
+          <w:rStyle w:val="Refdenotaalpie"/>
           <w:rFonts w:ascii="Arial Narrow" w:eastAsia="Arial Narrow" w:hAnsi="Arial Narrow" w:cs="Arial Narrow"/>
           <w:kern w:val="0"/>
           <w:vertAlign w:val="superscript"/>
@@ -4946,6 +4950,7 @@
       <w:bookmarkEnd w:id="6"/>
       <w:r>
         <w:rPr>
+          <w:rStyle w:val="Refdenotaalpie"/>
           <w:rFonts w:ascii="Arial Narrow" w:eastAsia="Arial Narrow" w:hAnsi="Arial Narrow" w:cs="Arial"/>
           <w:kern w:val="0"/>
           <w:vertAlign w:val="superscript"/>
@@ -5755,6 +5760,7 @@
       </w:r>
       <w:r>
         <w:rPr>
+          <w:rStyle w:val="Refdenotaalpie"/>
           <w:vertAlign w:val="superscript"/>
           <w:lang w:eastAsia="es-PE"/>
         </w:rPr>
@@ -5871,6 +5877,7 @@
       </w:r>
       <w:r>
         <w:rPr>
+          <w:rStyle w:val="Refdenotaalpie"/>
           <w:rFonts w:ascii="Arial Narrow" w:eastAsia="Arial Narrow" w:hAnsi="Arial Narrow" w:cs="Arial"/>
           <w:kern w:val="0"/>
           <w:vertAlign w:val="superscript"/>
@@ -6296,6 +6303,7 @@
       <w:bookmarkEnd w:id="15"/>
       <w:r>
         <w:rPr>
+          <w:rStyle w:val="Refdenotaalpie"/>
           <w:rFonts w:ascii="Arial Narrow" w:eastAsia="Arial Narrow" w:hAnsi="Arial Narrow" w:cs="Arial"/>
           <w:bCs/>
           <w:color w:val="000000"/>
@@ -6399,6 +6407,7 @@
       <w:bookmarkEnd w:id="18"/>
       <w:r>
         <w:rPr>
+          <w:rStyle w:val="Refdenotaalpie"/>
           <w:rFonts w:ascii="Arial Narrow" w:eastAsia="Arial Narrow" w:hAnsi="Arial Narrow" w:cs="Arial"/>
           <w:bCs/>
           <w:color w:val="000000"/>
@@ -6470,6 +6479,7 @@
       </w:r>
       <w:r>
         <w:rPr>
+          <w:rStyle w:val="Refdenotaalpie"/>
           <w:rFonts w:ascii="Arial Narrow" w:eastAsia="Arial Narrow" w:hAnsi="Arial Narrow" w:cs="Arial Narrow"/>
           <w:kern w:val="0"/>
           <w:vertAlign w:val="superscript"/>
@@ -7034,7 +7044,6 @@
           <w:rFonts w:ascii="Arial Narrow" w:eastAsia="Times New Roman" w:hAnsi="Arial Narrow" w:cs="Arial"/>
           <w:color w:val="000000"/>
           <w:kern w:val="0"/>
-          <w:highlight w:val="green"/>
           <w:u w:val="single"/>
           <w:lang w:val="es-ES" w:eastAsia="es-ES"/>
           <w14:ligatures w14:val="none"/>
@@ -9773,6 +9782,7 @@
       </w:r>
       <w:r>
         <w:rPr>
+          <w:rStyle w:val="Refdenotaalpie"/>
           <w:rFonts w:ascii="Arial Narrow" w:eastAsia="Calibri" w:hAnsi="Arial Narrow" w:cs="Arial"/>
           <w:kern w:val="0"/>
           <w:vertAlign w:val="superscript"/>
@@ -9817,6 +9827,7 @@
       </w:r>
       <w:r>
         <w:rPr>
+          <w:rStyle w:val="Refdenotaalpie"/>
           <w:rFonts w:ascii="Arial Narrow" w:eastAsia="Calibri" w:hAnsi="Arial Narrow" w:cs="Arial"/>
           <w:spacing w:val="-2"/>
           <w:kern w:val="0"/>
@@ -11185,6 +11196,7 @@
       </w:r>
       <w:r>
         <w:rPr>
+          <w:rStyle w:val="Refdenotaalpie"/>
           <w:rFonts w:ascii="Arial Narrow" w:eastAsia="Arial Narrow" w:hAnsi="Arial Narrow" w:cs="Times New Roman"/>
           <w:color w:val="000000"/>
           <w:kern w:val="0"/>
@@ -11266,6 +11278,7 @@
       </w:r>
       <w:r>
         <w:rPr>
+          <w:rStyle w:val="Refdenotaalpie"/>
           <w:rFonts w:ascii="Arial Narrow" w:eastAsia="Arial Narrow" w:hAnsi="Arial Narrow" w:cs="Times New Roman"/>
           <w:color w:val="000000"/>
           <w:kern w:val="0"/>
@@ -11319,6 +11332,7 @@
       </w:r>
       <w:r>
         <w:rPr>
+          <w:rStyle w:val="Refdenotaalpie"/>
           <w:rFonts w:ascii="Arial Narrow" w:eastAsia="Arial Narrow" w:hAnsi="Arial Narrow" w:cs="Times New Roman"/>
           <w:color w:val="000000"/>
           <w:kern w:val="0"/>
@@ -11512,6 +11526,7 @@
       </w:r>
       <w:r>
         <w:rPr>
+          <w:rStyle w:val="Refdenotaalpie"/>
           <w:rFonts w:ascii="Arial Narrow" w:eastAsia="Calibri" w:hAnsi="Arial Narrow" w:cs="Arial"/>
           <w:kern w:val="0"/>
           <w:vertAlign w:val="superscript"/>
@@ -11878,6 +11893,7 @@
       </w:r>
       <w:r>
         <w:rPr>
+          <w:rStyle w:val="Refdenotaalpie"/>
           <w:rFonts w:ascii="Arial Narrow" w:hAnsi="Arial Narrow"/>
           <w:vertAlign w:val="superscript"/>
         </w:rPr>
@@ -12366,14 +12382,14 @@
         <w:tab w:val="right" w:pos="8838"/>
       </w:tabs>
       <w:rPr>
-        <w:rFonts w:ascii="Arial" w:eastAsia="Arial" w:hAnsi="Arial" w:cs="Arial"/>
+        <w:rFonts w:ascii="Arial Narrow" w:eastAsia="Arial" w:hAnsi="Arial Narrow" w:cs="Arial"/>
         <w:sz w:val="16"/>
         <w:szCs w:val="16"/>
       </w:rPr>
     </w:pPr>
     <w:r>
       <w:rPr>
-        <w:rFonts w:ascii="Arial" w:eastAsia="Arial" w:hAnsi="Arial" w:cs="Arial"/>
+        <w:rFonts w:ascii="Arial Narrow" w:eastAsia="Arial" w:hAnsi="Arial Narrow" w:cs="Arial"/>
         <w:sz w:val="16"/>
         <w:szCs w:val="16"/>
       </w:rPr>
@@ -12387,7 +12403,7 @@
     </w:pPr>
     <w:r>
       <w:rPr>
-        <w:rFonts w:ascii="Arial" w:eastAsia="Arial" w:hAnsi="Arial" w:cs="Arial"/>
+        <w:rFonts w:ascii="Arial Narrow" w:eastAsia="Arial" w:hAnsi="Arial Narrow" w:cs="Arial"/>
         <w:sz w:val="16"/>
         <w:szCs w:val="16"/>
       </w:rPr>
@@ -12395,7 +12411,7 @@
     </w:r>
     <w:r>
       <w:rPr>
-        <w:rFonts w:ascii="Arial" w:eastAsia="Arial" w:hAnsi="Arial" w:cs="Arial"/>
+        <w:rFonts w:ascii="Arial Narrow" w:eastAsia="Arial" w:hAnsi="Arial Narrow" w:cs="Arial"/>
         <w:sz w:val="16"/>
         <w:szCs w:val="16"/>
       </w:rPr>
@@ -12403,7 +12419,7 @@
     </w:r>
     <w:r>
       <w:rPr>
-        <w:rFonts w:ascii="Arial" w:eastAsia="Arial" w:hAnsi="Arial" w:cs="Arial"/>
+        <w:rFonts w:ascii="Arial Narrow" w:eastAsia="Arial" w:hAnsi="Arial Narrow" w:cs="Arial"/>
         <w:sz w:val="16"/>
         <w:szCs w:val="16"/>
       </w:rPr>
@@ -12411,7 +12427,7 @@
     </w:r>
     <w:r>
       <w:rPr>
-        <w:rFonts w:ascii="Arial" w:eastAsia="Arial" w:hAnsi="Arial" w:cs="Arial"/>
+        <w:rFonts w:ascii="Arial Narrow" w:eastAsia="Arial" w:hAnsi="Arial Narrow" w:cs="Arial"/>
         <w:sz w:val="16"/>
         <w:szCs w:val="16"/>
       </w:rPr>
@@ -12419,7 +12435,7 @@
     </w:r>
     <w:r>
       <w:rPr>
-        <w:rFonts w:ascii="Arial" w:eastAsia="Arial" w:hAnsi="Arial" w:cs="Arial"/>
+        <w:rFonts w:ascii="Arial Narrow" w:eastAsia="Arial" w:hAnsi="Arial Narrow" w:cs="Arial"/>
         <w:sz w:val="16"/>
         <w:szCs w:val="16"/>
       </w:rPr>
@@ -12467,8 +12483,9 @@
         <w:rPr>
           <w:rStyle w:val="Refdenotaalpie"/>
           <w:rFonts w:ascii="Arial Narrow" w:hAnsi="Arial Narrow" w:cs="Arial"/>
-          <w:sz w:val="15"/>
-          <w:szCs w:val="15"/>
+          <w:sz w:val="16"/>
+          <w:szCs w:val="15"/>
+          <w:vertAlign w:val="superscript"/>
         </w:rPr>
         <w:footnoteRef/>
       </w:r>
@@ -12537,8 +12554,9 @@
         <w:rPr>
           <w:rStyle w:val="Refdenotaalpie"/>
           <w:rFonts w:ascii="Arial Narrow" w:hAnsi="Arial Narrow" w:cs="Arial"/>
-          <w:sz w:val="15"/>
-          <w:szCs w:val="15"/>
+          <w:sz w:val="16"/>
+          <w:szCs w:val="15"/>
+          <w:vertAlign w:val="superscript"/>
         </w:rPr>
         <w:footnoteRef/>
       </w:r>
@@ -12632,8 +12650,9 @@
         <w:rPr>
           <w:rStyle w:val="Refdenotaalpie"/>
           <w:rFonts w:ascii="Arial Narrow" w:hAnsi="Arial Narrow" w:cs="Arial"/>
-          <w:sz w:val="15"/>
-          <w:szCs w:val="15"/>
+          <w:sz w:val="16"/>
+          <w:szCs w:val="15"/>
+          <w:vertAlign w:val="superscript"/>
         </w:rPr>
         <w:footnoteRef/>
       </w:r>
@@ -12706,8 +12725,9 @@
         <w:rPr>
           <w:rStyle w:val="Refdenotaalpie"/>
           <w:rFonts w:ascii="Arial Narrow" w:hAnsi="Arial Narrow" w:cs="Arial"/>
-          <w:sz w:val="15"/>
-          <w:szCs w:val="15"/>
+          <w:sz w:val="16"/>
+          <w:szCs w:val="15"/>
+          <w:vertAlign w:val="superscript"/>
         </w:rPr>
         <w:footnoteRef/>
       </w:r>
@@ -12977,8 +12997,9 @@
         <w:rPr>
           <w:rStyle w:val="Refdenotaalpie"/>
           <w:rFonts w:ascii="Arial Narrow" w:hAnsi="Arial Narrow"/>
-          <w:sz w:val="15"/>
-          <w:szCs w:val="15"/>
+          <w:sz w:val="16"/>
+          <w:szCs w:val="15"/>
+          <w:vertAlign w:val="superscript"/>
         </w:rPr>
         <w:footnoteRef/>
       </w:r>
@@ -13160,8 +13181,9 @@
         <w:rPr>
           <w:rStyle w:val="Refdenotaalpie"/>
           <w:rFonts w:ascii="Arial Narrow" w:hAnsi="Arial Narrow"/>
-          <w:sz w:val="15"/>
-          <w:szCs w:val="15"/>
+          <w:sz w:val="16"/>
+          <w:szCs w:val="15"/>
+          <w:vertAlign w:val="superscript"/>
         </w:rPr>
         <w:footnoteRef/>
       </w:r>
@@ -13311,8 +13333,9 @@
         <w:rPr>
           <w:rStyle w:val="Refdenotaalpie"/>
           <w:rFonts w:ascii="Arial Narrow" w:hAnsi="Arial Narrow"/>
-          <w:sz w:val="15"/>
-          <w:szCs w:val="15"/>
+          <w:sz w:val="16"/>
+          <w:szCs w:val="15"/>
+          <w:vertAlign w:val="superscript"/>
         </w:rPr>
         <w:footnoteRef/>
       </w:r>
@@ -13500,8 +13523,9 @@
         <w:rPr>
           <w:rStyle w:val="Refdenotaalpie"/>
           <w:rFonts w:ascii="Arial Narrow" w:hAnsi="Arial Narrow"/>
-          <w:sz w:val="15"/>
-          <w:szCs w:val="15"/>
+          <w:sz w:val="16"/>
+          <w:szCs w:val="15"/>
+          <w:vertAlign w:val="superscript"/>
         </w:rPr>
         <w:footnoteRef/>
       </w:r>
@@ -13694,8 +13718,9 @@
         <w:rPr>
           <w:rStyle w:val="Refdenotaalpie"/>
           <w:rFonts w:ascii="Arial Narrow" w:hAnsi="Arial Narrow"/>
-          <w:sz w:val="15"/>
-          <w:szCs w:val="15"/>
+          <w:sz w:val="16"/>
+          <w:szCs w:val="15"/>
+          <w:vertAlign w:val="superscript"/>
         </w:rPr>
         <w:footnoteRef/>
       </w:r>
@@ -13810,8 +13835,9 @@
         <w:rPr>
           <w:rStyle w:val="Refdenotaalpie"/>
           <w:rFonts w:ascii="Arial Narrow" w:hAnsi="Arial Narrow" w:cs="Arial"/>
-          <w:sz w:val="15"/>
-          <w:szCs w:val="15"/>
+          <w:sz w:val="16"/>
+          <w:szCs w:val="15"/>
+          <w:vertAlign w:val="superscript"/>
         </w:rPr>
         <w:footnoteRef/>
       </w:r>
@@ -13995,8 +14021,9 @@
         <w:rPr>
           <w:rStyle w:val="Refdenotaalpie"/>
           <w:rFonts w:ascii="Arial Narrow" w:hAnsi="Arial Narrow" w:cs="Arial"/>
-          <w:sz w:val="15"/>
-          <w:szCs w:val="15"/>
+          <w:sz w:val="16"/>
+          <w:szCs w:val="15"/>
+          <w:vertAlign w:val="superscript"/>
         </w:rPr>
         <w:footnoteRef/>
       </w:r>
@@ -14083,8 +14110,9 @@
         <w:rPr>
           <w:rStyle w:val="Refdenotaalpie"/>
           <w:rFonts w:ascii="Arial Narrow" w:hAnsi="Arial Narrow" w:cs="Arial"/>
-          <w:sz w:val="15"/>
-          <w:szCs w:val="15"/>
+          <w:sz w:val="16"/>
+          <w:szCs w:val="15"/>
+          <w:vertAlign w:val="superscript"/>
         </w:rPr>
         <w:footnoteRef/>
       </w:r>
@@ -14272,9 +14300,9 @@
       </w:pPr>
       <w:r>
         <w:rPr>
-          <w:rStyle w:val="TextonotapieCar"/>
+          <w:rStyle w:val="Refdenotaalpie"/>
           <w:rFonts w:ascii="Arial Narrow" w:hAnsi="Arial Narrow" w:cs="Arial"/>
-          <w:sz w:val="15"/>
+          <w:sz w:val="16"/>
           <w:szCs w:val="15"/>
           <w:vertAlign w:val="superscript"/>
         </w:rPr>
@@ -14486,8 +14514,9 @@
         <w:rPr>
           <w:rStyle w:val="Refdenotaalpie"/>
           <w:rFonts w:ascii="Arial Narrow" w:hAnsi="Arial Narrow" w:cs="Arial"/>
-          <w:sz w:val="15"/>
-          <w:szCs w:val="15"/>
+          <w:sz w:val="16"/>
+          <w:szCs w:val="15"/>
+          <w:vertAlign w:val="superscript"/>
         </w:rPr>
         <w:footnoteRef/>
       </w:r>
@@ -15303,8 +15332,9 @@
         <w:rPr>
           <w:rStyle w:val="Refdenotaalpie"/>
           <w:rFonts w:ascii="Arial Narrow" w:hAnsi="Arial Narrow" w:cs="Arial"/>
-          <w:sz w:val="15"/>
-          <w:szCs w:val="15"/>
+          <w:sz w:val="16"/>
+          <w:szCs w:val="15"/>
+          <w:vertAlign w:val="superscript"/>
         </w:rPr>
         <w:footnoteRef/>
       </w:r>
@@ -15523,8 +15553,9 @@
           <w:rFonts w:ascii="Arial Narrow" w:hAnsi="Arial Narrow" w:cs="Arial"/>
           <w:b/>
           <w:bCs/>
-          <w:sz w:val="15"/>
-          <w:szCs w:val="15"/>
+          <w:sz w:val="16"/>
+          <w:szCs w:val="15"/>
+          <w:vertAlign w:val="superscript"/>
         </w:rPr>
         <w:footnoteRef/>
       </w:r>
@@ -15674,8 +15705,9 @@
         <w:rPr>
           <w:rStyle w:val="Refdenotaalpie"/>
           <w:rFonts w:ascii="Arial Narrow" w:hAnsi="Arial Narrow" w:cs="Arial"/>
-          <w:sz w:val="15"/>
-          <w:szCs w:val="15"/>
+          <w:sz w:val="16"/>
+          <w:szCs w:val="15"/>
+          <w:vertAlign w:val="superscript"/>
         </w:rPr>
         <w:footnoteRef/>
       </w:r>
@@ -18358,6 +18390,17 @@
       <w:u w:val="single"/>
     </w:rPr>
   </w:style>
+  <w:style w:type="character" w:styleId="FootnoteReference">
+    <w:name w:val="footnote reference"/>
+    <w:basedOn w:val="Fuentedeprrafopredeter"/>
+    <w:uiPriority w:val="99"/>
+    <w:semiHidden/>
+    <w:unhideWhenUsed/>
+    <w:rPr>
+      <w:rFonts w:ascii="Arial Narrow" w:hAnsi="Arial Narrow"/>
+      <w:vertAlign w:val="superscript"/>
+    </w:rPr>
+  </w:style>
 </w:styles>
 </file>
 

--- a/plantillas_maestras/17_seguro_no_especificado/materia_general_asegurativa/2_ddos_banco_y_aseguradora/sucesion_intestada/TPL_226_2026_SEGURO_NO_ESPECIFICADO_MATERIA_GENERAL_ASEGURATIVA_BANCO_SUCESION_INTESTADA_R3.docx
+++ b/plantillas_maestras/17_seguro_no_especificado/materia_general_asegurativa/2_ddos_banco_y_aseguradora/sucesion_intestada/TPL_226_2026_SEGURO_NO_ESPECIFICADO_MATERIA_GENERAL_ASEGURATIVA_BANCO_SUCESION_INTESTADA_R3.docx
@@ -7248,7 +7248,7 @@
           <w:lang w:eastAsia="es-PE"/>
           <ns2:ligatures ns2:val="none"/>
         </w:rPr>
-        <w:t>Dejar sin efecto la Resolución N</w:t>
+        <w:t xml:space="preserve">Dejar sin efecto la Resolución </w:t>
       </w:r>
       <w:r>
         <w:rPr>
@@ -7259,7 +7259,7 @@
           <w:lang w:eastAsia="es-PE"/>
           <ns2:ligatures ns2:val="none"/>
         </w:rPr>
-        <w:t> 2 del</w:t>
+        <w:t xml:space="preserve">2 del</w:t>
       </w:r>
       <w:r>
         <w:rPr>
@@ -9888,7 +9888,7 @@
           <w:sz w:val="20"/>
           <w:szCs w:val="20"/>
         </w:rPr>
-        <w:t xml:space="preserve">correr traslado de la presente resolución a Scotiabank Perú S.A.A., BNP Paribas Cardif S.A. Compañía de Seguros y Reaseguros y al Estudio Muñiz Sociedad Civil de Responsabilidad Limitada para que, de conformidad con lo dispuesto por el artículo 26° de la Ley sobre Facultades, Normas y Organización del Indecopi, aprobado por Decreto Legislativo N° 8079, presenten sus descargos sobre la imputación de cargos realizada en un plazo no mayor a cinco (5) días hábiles contado a partir del día siguiente de la notificación de la presente resolución, vencido el cual, el Secretario Técnico declarará en rebeldía a los denunciados que no lo hubieran presentado. Debe precisarse que de conformidad con lo establecido por el artículo 223° del Texto Único Ordenado de la Ley N° 27444, Ley del Procedimiento Administrativo General, las alegaciones y los hechos relevantes de la reclamación, salvo que hayan sido específicamente negadas en la contestación, se tendrán por aceptadas o meritadas como ciertas.</w:t>
+        <w:t xml:space="preserve">correr traslado de la presente resolución a Scotiabank Perú S.A.A., BNP Paribas Cardif S.A. Compañía de Seguros y Reaseguros y al Estudio Muñiz Sociedad Civil de Responsabilidad Limitada para que, de conformidad con lo dispuesto por el artículo 26 de la Ley sobre Facultades, Normas y Organización del Indecopi, aprobada por Decreto Legislativo 807, presenten sus descargos sobre la imputación de cargos realizada en un plazo no mayor a cinco (5) días hábiles contado a partir del día siguiente de la notificación de la presente resolución, vencido el cual, el Secretario Técnico declarará en rebeldía a los denunciados que no lo hubieran presentado. Debe precisarse que de conformidad con lo establecido por el artículo 223 del Texto Único Ordenado de la Ley 27444, Ley del Procedimiento Administrativo General, las alegaciones y los hechos relevantes de la reclamación, salvo que hayan sido específicamente negadas en la contestación, se tendrán por aceptadas o merituadas como ciertas.</w:t>
       </w:r>
     </w:p>
     <w:p ns2:paraId="4A5A2C59" ns2:textId="77777777">

--- a/plantillas_maestras/17_seguro_no_especificado/materia_general_asegurativa/2_ddos_banco_y_aseguradora/sucesion_intestada/TPL_226_2026_SEGURO_NO_ESPECIFICADO_MATERIA_GENERAL_ASEGURATIVA_BANCO_SUCESION_INTESTADA_R3.docx
+++ b/plantillas_maestras/17_seguro_no_especificado/materia_general_asegurativa/2_ddos_banco_y_aseguradora/sucesion_intestada/TPL_226_2026_SEGURO_NO_ESPECIFICADO_MATERIA_GENERAL_ASEGURATIVA_BANCO_SUCESION_INTESTADA_R3.docx
@@ -568,7 +568,7 @@
           <w:lang w:eastAsia="es-PE"/>
           <ns2:ligatures ns2:val="none"/>
         </w:rPr>
-        <w:t>27</w:t>
+        <w:t xml:space="preserve">27 de febrero de 2026</w:t>
       </w:r>
       <w:r>
         <w:rPr>
@@ -579,7 +579,7 @@
           <w:lang w:eastAsia="es-PE"/>
           <ns2:ligatures ns2:val="none"/>
         </w:rPr>
-        <w:t xml:space="preserve"> de </w:t>
+        <w:t xml:space="preserve"/>
       </w:r>
       <w:r>
         <w:rPr>
@@ -590,7 +590,7 @@
           <w:lang w:eastAsia="es-PE"/>
           <ns2:ligatures ns2:val="none"/>
         </w:rPr>
-        <w:t>febrero</w:t>
+        <w:t xml:space="preserve"/>
       </w:r>
       <w:r>
         <w:rPr>
@@ -601,7 +601,7 @@
           <w:lang w:eastAsia="es-PE"/>
           <ns2:ligatures ns2:val="none"/>
         </w:rPr>
-        <w:t xml:space="preserve"> </w:t>
+        <w:t xml:space="preserve"/>
       </w:r>
       <w:r>
         <w:rPr>
@@ -612,7 +612,7 @@
           <w:lang w:eastAsia="es-PE"/>
           <ns2:ligatures ns2:val="none"/>
         </w:rPr>
-        <w:t xml:space="preserve">de </w:t>
+        <w:t xml:space="preserve"/>
       </w:r>
       <w:r>
         <w:rPr>
@@ -623,7 +623,7 @@
           <w:lang w:eastAsia="es-PE"/>
           <ns2:ligatures ns2:val="none"/>
         </w:rPr>
-        <w:t>2026</w:t>
+        <w:t xml:space="preserve"/>
       </w:r>
     </w:p>
     <w:p ns2:paraId="66CE1821" ns2:textId="77777777">
@@ -1124,7 +1124,7 @@
           <w:lang w:eastAsia="es-ES"/>
           <ns2:ligatures ns2:val="none"/>
         </w:rPr>
-        <w:t xml:space="preserve">El 26 de julio del 2024, falleció el señor [APELLIDO] [APELLIDO] (en adelante, el causante [APELLIDO] ), a consecuencia de una cirrosis hepática que no había sido detectado previamente.</w:t>
+        <w:t xml:space="preserve">El 26 de julio de 2024, falleció el señor [APELLIDO] [APELLIDO] (en adelante, el causante [APELLIDO] ), a consecuencia de una cirrosis hepática que no había sido detectado previamente.</w:t>
       </w:r>
     </w:p>
     <w:p ns2:paraId="705DED15" ns2:textId="77777777">
@@ -1169,7 +1169,7 @@
           <w:lang w:eastAsia="es-ES"/>
           <ns2:ligatures ns2:val="none"/>
         </w:rPr>
-        <w:t xml:space="preserve">El 20 de setiembre del 2024, </w:t>
+        <w:t xml:space="preserve">El 20 de setiembre de 2024, </w:t>
       </w:r>
       <w:r>
         <w:rPr>
@@ -1346,7 +1346,7 @@
           <w:lang w:eastAsia="es-ES"/>
           <ns2:ligatures ns2:val="none"/>
         </w:rPr>
-        <w:t>El 12 de diciembre del 2024, pese a haberse presentado la documentación inicialmente requerida, personal de</w:t>
+        <w:t xml:space="preserve">El 12 de diciembre de 2024, pese a haberse presentado la documentación inicialmente requerida, personal de</w:t>
       </w:r>
       <w:r>
         <w:rPr>
@@ -1418,7 +1418,7 @@
           <w:lang w:eastAsia="es-ES"/>
           <ns2:ligatures ns2:val="none"/>
         </w:rPr>
-        <w:t>El 3 de marzo del 2025, se remitió a</w:t>
+        <w:t xml:space="preserve">El 3 de marzo de 2025, se remitió a</w:t>
       </w:r>
       <w:r>
         <w:rPr>
@@ -1503,7 +1503,7 @@
           <w:lang w:eastAsia="es-ES"/>
           <ns2:ligatures ns2:val="none"/>
         </w:rPr>
-        <w:t xml:space="preserve">El 27 de marzo del 2025, se recibió comunicación del Banco, informando que la entidad bancaria estaría iniciando gestiones de cobranza judicial, pese a tener conocimiento del causante [APELLIDO] , quien contaba con Seguro de Desgravamen.</w:t>
+        <w:t xml:space="preserve">El 27 de marzo de 2025, se recibió comunicación del Banco, informando que la entidad bancaria estaría iniciando gestiones de cobranza judicial, pese a tener conocimiento del causante [APELLIDO] , quien contaba con Seguro de Desgravamen.</w:t>
       </w:r>
       <w:r>
         <w:rPr>
@@ -2415,7 +2415,7 @@
           <w:lang w:eastAsia="es-ES"/>
           <ns2:ligatures ns2:val="none"/>
         </w:rPr>
-        <w:t xml:space="preserve">El 16 de setiembre del 2025, BNP Paribas le remite un correo electrónico solicitando copia simple de la historia completa con información relacionada a la enfermedad causante del fallecimiento del causante [APELLIDO] . El mismo día, se informó nuevamente a la compañía aseguradora que no existía historia clínica vinculada a cirrosis hepática, debido a que la enfermedad no fue diagnosticada ni tratada. </w:t>
+        <w:t xml:space="preserve">El 16 de setiembre de 2025, BNP Paribas le remite un correo electrónico solicitando copia simple de la historia completa con información relacionada a la enfermedad causante del fallecimiento del causante [APELLIDO] . El mismo día, se informó nuevamente a la compañía aseguradora que no existía historia clínica vinculada a cirrosis hepática, debido a que la enfermedad no fue diagnosticada ni tratada. </w:t>
       </w:r>
       <w:r>
         <w:rPr>
@@ -2572,7 +2572,7 @@
           <w:lang w:eastAsia="es-ES"/>
           <ns2:ligatures ns2:val="none"/>
         </w:rPr>
-        <w:t xml:space="preserve">El 18 de setiembre del 2025, BNP Paribas le remite un correo electrónico reiterándole presentar copia simple de la historia completa con información relacionada a la enfermedad causante del fallecimiento del causante [APELLIDO] .</w:t>
+        <w:t xml:space="preserve">El 18 de setiembre de 2025, BNP Paribas le remite un correo electrónico reiterándole presentar copia simple de la historia completa con información relacionada a la enfermedad causante del fallecimiento del causante [APELLIDO] .</w:t>
       </w:r>
       <w:r>
         <w:rPr>
@@ -4776,7 +4776,7 @@
           <w:lang w:eastAsia="es-PE"/>
           <ns2:ligatures ns2:val="none"/>
         </w:rPr>
-        <w:t xml:space="preserve">La Secretaría Técnica de la Comisión de Protección al Consumidor 1 (en adelante, la Secretaría Técnica), en ejercicio de sus facultades, considera que el hecho denunciado, consistente en que BNP Paribas Cardif S.A. Compañía de Seguros y Reaseguros se habría negado injustificadamente el 21 de octubre de 2025 a otorgar a la parte denunciante la cobertura del Seguro de Desgravamen por el fallecimiento del señor [APELLIDO] [APELLIDO] ocurrido el 26 de julio del 2024; involucraría una presunta afectación a sus expectativas, quien no habría encontrado una correspondencia entre lo que esperaba recibir de parte del proveedor y lo que realmente recibió. Por consiguiente, corresponde calificar el hecho materia de denuncia como una presunta infracción al deber de idoneidad, tipificado en los artículos 18 y 19 del Código.</w:t>
+        <w:t xml:space="preserve">La Secretaría Técnica de la Comisión de Protección al Consumidor 1 (en adelante, la Secretaría Técnica), en ejercicio de sus facultades, considera que el hecho denunciado, consistente en que BNP Paribas Cardif S.A. Compañía de Seguros y Reaseguros se habría negado injustificadamente el 21 de octubre de 2025 a otorgar a la parte denunciante la cobertura del Seguro de Desgravamen por el fallecimiento del señor [APELLIDO] [APELLIDO] ocurrido el 26 de julio de 2024; involucraría una presunta afectación a sus expectativas, quien no habría encontrado una correspondencia entre lo que esperaba recibir de parte del proveedor y lo que realmente recibió. Por consiguiente, corresponde calificar el hecho materia de denuncia como una presunta infracción al deber de idoneidad, tipificado en los artículos 18 y 19 del Código.</w:t>
       </w:r>
       <w:bookmarkEnd w:id="3"/>
       <w:bookmarkEnd w:id="4"/>
@@ -7522,7 +7522,7 @@
           <w:kern w:val="0"/>
           <ns2:ligatures ns2:val="none"/>
         </w:rPr>
-        <w:t xml:space="preserve">Presunta infracción a los artículos 18 y 19 de la Ley 29571, Código de Protección y Defensa del Consumidor, en tanto BNP Paribas Cardif S.A. Compañía de Seguros y Reaseguros se habría negado injustificadamente el 21 de octubre de 2025 a otorgar a la parte denunciante la cobertura del Seguro de Desgravamen por el fallecimiento del señor [APELLIDO] [APELLIDO] ocurrido el 26 de julio del 2024.</w:t>
+        <w:t xml:space="preserve">Presunta infracción a los artículos 18 y 19 de la Ley 29571, Código de Protección y Defensa del Consumidor, en tanto BNP Paribas Cardif S.A. Compañía de Seguros y Reaseguros se habría negado injustificadamente el 21 de octubre de 2025 a otorgar a la parte denunciante la cobertura del Seguro de Desgravamen por el fallecimiento del señor [APELLIDO] [APELLIDO] ocurrido el 26 de julio de 2024.</w:t>
       </w:r>
       <w:r>
         <w:rPr>
@@ -12433,7 +12433,7 @@
           <w:sz w:val="15"/>
           <w:szCs w:val="15"/>
         </w:rPr>
-        <w:t>recepcionada</w:t>
+        <w:t xml:space="preserve">recibida</w:t>
       </w:r>
       <w:proofErr w:type="spellEnd"/>
       <w:r>
@@ -12512,7 +12512,7 @@
           <w:sz w:val="15"/>
           <w:szCs w:val="15"/>
         </w:rPr>
-        <w:t>el 2 de setiembre del 2010 en el Diario Oficial El Peruano, vigente desde el 2 de octubre del 2010 y modificado por Decreto Legislativo 1308.</w:t>
+        <w:t xml:space="preserve">el 2 de setiembre de 2010 en el Diario Oficial El Peruano, vigente desde el 2 de octubre de 2010 y modificado por Decreto Legislativo 1308.</w:t>
       </w:r>
     </w:p>
     <w:p>

--- a/plantillas_maestras/17_seguro_no_especificado/materia_general_asegurativa/2_ddos_banco_y_aseguradora/sucesion_intestada/TPL_226_2026_SEGURO_NO_ESPECIFICADO_MATERIA_GENERAL_ASEGURATIVA_BANCO_SUCESION_INTESTADA_R3.docx
+++ b/plantillas_maestras/17_seguro_no_especificado/materia_general_asegurativa/2_ddos_banco_y_aseguradora/sucesion_intestada/TPL_226_2026_SEGURO_NO_ESPECIFICADO_MATERIA_GENERAL_ASEGURATIVA_BANCO_SUCESION_INTESTADA_R3.docx
@@ -755,79 +755,7 @@
           <w:lang w:val="es-ES" w:eastAsia="es-ES"/>
           <w14:ligatures w14:val="none"/>
         </w:rPr>
-        <w:t xml:space="preserve">Mediante la denuncia del 15 de noviembre de 2025, complementado mediante escritos del 11 de febrero de 2026 y 20 de febrero de 2026, la [APELLIDO] denunció al Banco, BNP Paribas y al Estudio Muñiz, por presuntas infracciones a la Ley 29571, Código de Protección y Defensa del Consumidor (en adelante, Código), señalando lo siguiente:</w:t>
-      </w:r>
-      <w:r>
-        <w:rPr>
-          <w:rFonts w:ascii="Arial Narrow" w:eastAsia="Arial Narrow" w:hAnsi="Arial Narrow" w:cs="Arial Narrow"/>
-          <w:color w:val="000000"/>
-          <w:kern w:val="0"/>
-          <w:sz w:val="22"/>
-          <w:szCs w:val="22"/>
-          <w:lang w:val="es-ES" w:eastAsia="es-ES"/>
-          <w14:ligatures w14:val="none"/>
-        </w:rPr>
-        <w:t xml:space="preserve"/>
-      </w:r>
-      <w:r>
-        <w:rPr>
-          <w:rFonts w:ascii="Arial Narrow" w:eastAsia="Arial Narrow" w:hAnsi="Arial Narrow" w:cs="Arial Narrow"/>
-          <w:color w:val="000000"/>
-          <w:kern w:val="0"/>
-          <w:sz w:val="22"/>
-          <w:szCs w:val="22"/>
-          <w:lang w:val="es-ES" w:eastAsia="es-ES"/>
-          <w14:ligatures w14:val="none"/>
-        </w:rPr>
-        <w:t xml:space="preserve"/>
-      </w:r>
-      <w:r>
-        <w:rPr>
-          <w:rFonts w:ascii="Arial Narrow" w:eastAsia="Arial Narrow" w:hAnsi="Arial Narrow" w:cs="Arial Narrow"/>
-          <w:color w:val="000000"/>
-          <w:kern w:val="0"/>
-          <w:sz w:val="22"/>
-          <w:szCs w:val="22"/>
-          <w:lang w:val="es-ES" w:eastAsia="es-ES"/>
-          <w14:ligatures w14:val="none"/>
-        </w:rPr>
-        <w:t xml:space="preserve"/>
-      </w:r>
-      <w:r>
-        <w:rPr>
-          <w:rFonts w:ascii="Arial Narrow" w:eastAsia="Arial Narrow" w:hAnsi="Arial Narrow" w:cs="Arial Narrow"/>
-          <w:color w:val="000000"/>
-          <w:kern w:val="0"/>
-          <w:sz w:val="22"/>
-          <w:szCs w:val="22"/>
-          <w:lang w:val="es-ES" w:eastAsia="es-ES"/>
-          <w14:ligatures w14:val="none"/>
-        </w:rPr>
-        <w:t/>
-      </w:r>
-      <w:r>
-        <w:rPr>
-          <w:rFonts w:ascii="Arial Narrow" w:eastAsia="Arial Narrow" w:hAnsi="Arial Narrow" w:cs="Arial Narrow"/>
-          <w:color w:val="000000"/>
-          <w:kern w:val="0"/>
-          <w:sz w:val="22"/>
-          <w:szCs w:val="22"/>
-          <w:lang w:val="es-ES" w:eastAsia="es-ES"/>
-          <w14:ligatures w14:val="none"/>
-        </w:rPr>
-        <w:t xml:space="preserve"/>
-      </w:r>
-      <w:r>
-        <w:rPr>
-          <w:rFonts w:ascii="Arial Narrow" w:eastAsia="Arial Narrow" w:hAnsi="Arial Narrow" w:cs="Arial Narrow"/>
-          <w:color w:val="000000"/>
-          <w:kern w:val="0"/>
-          <w:sz w:val="22"/>
-          <w:szCs w:val="22"/>
-          <w:lang w:val="es-ES" w:eastAsia="es-ES"/>
-          <w14:ligatures w14:val="none"/>
-        </w:rPr>
-        <w:t/>
+        <w:t xml:space="preserve">Mediante la denuncia del 15 de noviembre de 2025, complementado mediante escritos del 11 de febrero de 2026 y 20 de febrero de 2026, la [APELLIDO] denunció al Banco, BNP Paribas y al Estudio Muñiz, por presuntas infracciones a la Ley 29571, Código de Protección y Defensa del Consumidor</w:t>
       </w:r>
       <w:r>
         <w:rPr>
@@ -841,7 +769,7 @@
           <w:lang w:val="es-ES" w:eastAsia="es-ES"/>
           <w14:ligatures w14:val="none"/>
         </w:rPr>
-        <w:footnoteReference w:id="2"/>
+        <w:footnoteReference w:id="1"/>
       </w:r>
       <w:r>
         <w:rPr>
@@ -853,7 +781,7 @@
           <w:lang w:val="es-ES" w:eastAsia="es-ES"/>
           <w14:ligatures w14:val="none"/>
         </w:rPr>
-        <w:t xml:space="preserve"/>
+        <w:t xml:space="preserve"> (en adelante, Código), señalando lo siguiente:</w:t>
       </w:r>
       <w:r>
         <w:rPr>
@@ -877,76 +805,8 @@
           <w:lang w:val="es-ES" w:eastAsia="es-ES"/>
           <w14:ligatures w14:val="none"/>
         </w:rPr>
-        <w:t/>
-      </w:r>
-      <w:r>
-        <w:rPr>
-          <w:rFonts w:ascii="Arial Narrow" w:eastAsia="Arial Narrow" w:hAnsi="Arial Narrow" w:cs="Arial Narrow"/>
-          <w:kern w:val="0"/>
-          <w14:ligatures w14:val="none"/>
-          <w:sz w:val="22"/>
-          <w:szCs w:val="22"/>
-        </w:rPr>
-        <w:t xml:space="preserve"/>
-      </w:r>
-      <w:r>
-        <w:rPr>
-          <w:rFonts w:ascii="Arial Narrow" w:eastAsia="Arial Narrow" w:hAnsi="Arial Narrow" w:cs="Arial Narrow"/>
-          <w:kern w:val="0"/>
-          <w14:ligatures w14:val="none"/>
-          <w:sz w:val="22"/>
-          <w:szCs w:val="22"/>
-        </w:rPr>
-        <w:t xml:space="preserve"/>
-      </w:r>
-      <w:r>
-        <w:rPr>
-          <w:rFonts w:ascii="Arial Narrow" w:eastAsia="Arial Narrow" w:hAnsi="Arial Narrow" w:cs="Arial Narrow"/>
-          <w:kern w:val="0"/>
-          <w14:ligatures w14:val="none"/>
-          <w:sz w:val="22"/>
-          <w:szCs w:val="22"/>
-        </w:rPr>
-        <w:t/>
-      </w:r>
-      <w:r>
-        <w:rPr>
-          <w:rFonts w:ascii="Arial Narrow" w:eastAsia="Arial Narrow" w:hAnsi="Arial Narrow" w:cs="Arial Narrow"/>
-          <w:color w:val="000000"/>
-          <w:kern w:val="0"/>
-          <w:sz w:val="22"/>
-          <w:szCs w:val="22"/>
-          <w:lang w:val="es-ES" w:eastAsia="es-ES"/>
-          <w14:ligatures w14:val="none"/>
-        </w:rPr>
-        <w:t xml:space="preserve"/>
-      </w:r>
-      <w:r>
-        <w:rPr>
-          <w:rFonts w:ascii="Arial Narrow" w:eastAsia="Arial Narrow" w:hAnsi="Arial Narrow" w:cs="Arial Narrow"/>
-          <w:color w:val="000000"/>
-          <w:kern w:val="0"/>
-          <w:sz w:val="22"/>
-          <w:szCs w:val="22"/>
-          <w:lang w:val="es-ES" w:eastAsia="es-ES"/>
-          <w14:ligatures w14:val="none"/>
-        </w:rPr>
-        <w:t xml:space="preserve"/>
-      </w:r>
-      <w:proofErr w:type="spellStart"/>
-      <w:r>
-        <w:rPr>
-          <w:rFonts w:ascii="Arial Narrow" w:eastAsia="Arial Narrow" w:hAnsi="Arial Narrow" w:cs="Arial Narrow"/>
-          <w:color w:val="000000"/>
-          <w:kern w:val="0"/>
-          <w:sz w:val="22"/>
-          <w:szCs w:val="22"/>
-          <w:lang w:val="es-ES" w:eastAsia="es-ES"/>
-          <w14:ligatures w14:val="none"/>
-        </w:rPr>
-        <w:t/>
-      </w:r>
-      <w:proofErr w:type="spellEnd"/>
+        <w:t xml:space="preserve"/>
+      </w:r>
       <w:r>
         <w:rPr>
           <w:rFonts w:ascii="Arial Narrow" w:eastAsia="Arial Narrow" w:hAnsi="Arial Narrow" w:cs="Arial Narrow"/>
@@ -1007,7 +867,159 @@
           <w:lang w:val="es-ES" w:eastAsia="es-ES"/>
           <w14:ligatures w14:val="none"/>
         </w:rPr>
-        <w:footnoteReference w:id="3"/>
+        <w:footnoteReference w:id="2"/>
+      </w:r>
+      <w:r>
+        <w:rPr>
+          <w:rFonts w:ascii="Arial Narrow" w:eastAsia="Arial Narrow" w:hAnsi="Arial Narrow" w:cs="Arial Narrow"/>
+          <w:color w:val="000000"/>
+          <w:kern w:val="0"/>
+          <w:sz w:val="22"/>
+          <w:szCs w:val="22"/>
+          <w:lang w:val="es-ES" w:eastAsia="es-ES"/>
+          <w14:ligatures w14:val="none"/>
+        </w:rPr>
+        <w:t xml:space="preserve"/>
+      </w:r>
+      <w:r>
+        <w:rPr>
+          <w:rFonts w:ascii="Arial Narrow" w:eastAsia="Arial Narrow" w:hAnsi="Arial Narrow" w:cs="Arial Narrow"/>
+          <w:color w:val="000000"/>
+          <w:kern w:val="0"/>
+          <w:sz w:val="22"/>
+          <w:szCs w:val="22"/>
+          <w:lang w:val="es-ES" w:eastAsia="es-ES"/>
+          <w14:ligatures w14:val="none"/>
+        </w:rPr>
+        <w:t xml:space="preserve"/>
+      </w:r>
+      <w:r>
+        <w:rPr>
+          <w:rFonts w:ascii="Arial Narrow" w:eastAsia="Arial Narrow" w:hAnsi="Arial Narrow" w:cs="Arial Narrow"/>
+          <w:color w:val="000000"/>
+          <w:kern w:val="0"/>
+          <w:sz w:val="22"/>
+          <w:szCs w:val="22"/>
+          <w:lang w:val="es-ES" w:eastAsia="es-ES"/>
+          <w14:ligatures w14:val="none"/>
+        </w:rPr>
+        <w:t/>
+      </w:r>
+      <w:r>
+        <w:rPr>
+          <w:rFonts w:ascii="Arial Narrow" w:eastAsia="Arial Narrow" w:hAnsi="Arial Narrow" w:cs="Arial Narrow"/>
+          <w:kern w:val="0"/>
+          <w14:ligatures w14:val="none"/>
+          <w:sz w:val="22"/>
+          <w:szCs w:val="22"/>
+        </w:rPr>
+        <w:t xml:space="preserve"/>
+      </w:r>
+      <w:r>
+        <w:rPr>
+          <w:rFonts w:ascii="Arial Narrow" w:eastAsia="Arial Narrow" w:hAnsi="Arial Narrow" w:cs="Arial Narrow"/>
+          <w:kern w:val="0"/>
+          <w14:ligatures w14:val="none"/>
+          <w:sz w:val="22"/>
+          <w:szCs w:val="22"/>
+        </w:rPr>
+        <w:t xml:space="preserve"/>
+      </w:r>
+      <w:r>
+        <w:rPr>
+          <w:rFonts w:ascii="Arial Narrow" w:eastAsia="Arial Narrow" w:hAnsi="Arial Narrow" w:cs="Arial Narrow"/>
+          <w:kern w:val="0"/>
+          <w14:ligatures w14:val="none"/>
+          <w:sz w:val="22"/>
+          <w:szCs w:val="22"/>
+        </w:rPr>
+        <w:t/>
+      </w:r>
+      <w:r>
+        <w:rPr>
+          <w:rFonts w:ascii="Arial Narrow" w:eastAsia="Arial Narrow" w:hAnsi="Arial Narrow" w:cs="Arial Narrow"/>
+          <w:color w:val="000000"/>
+          <w:kern w:val="0"/>
+          <w:sz w:val="22"/>
+          <w:szCs w:val="22"/>
+          <w:lang w:val="es-ES" w:eastAsia="es-ES"/>
+          <w14:ligatures w14:val="none"/>
+        </w:rPr>
+        <w:t xml:space="preserve"/>
+      </w:r>
+      <w:r>
+        <w:rPr>
+          <w:rFonts w:ascii="Arial Narrow" w:eastAsia="Arial Narrow" w:hAnsi="Arial Narrow" w:cs="Arial Narrow"/>
+          <w:color w:val="000000"/>
+          <w:kern w:val="0"/>
+          <w:sz w:val="22"/>
+          <w:szCs w:val="22"/>
+          <w:lang w:val="es-ES" w:eastAsia="es-ES"/>
+          <w14:ligatures w14:val="none"/>
+        </w:rPr>
+        <w:t xml:space="preserve"/>
+      </w:r>
+      <w:proofErr w:type="spellStart"/>
+      <w:r>
+        <w:rPr>
+          <w:rFonts w:ascii="Arial Narrow" w:eastAsia="Arial Narrow" w:hAnsi="Arial Narrow" w:cs="Arial Narrow"/>
+          <w:color w:val="000000"/>
+          <w:kern w:val="0"/>
+          <w:sz w:val="22"/>
+          <w:szCs w:val="22"/>
+          <w:lang w:val="es-ES" w:eastAsia="es-ES"/>
+          <w14:ligatures w14:val="none"/>
+        </w:rPr>
+        <w:t/>
+      </w:r>
+      <w:proofErr w:type="spellEnd"/>
+      <w:r>
+        <w:rPr>
+          <w:rFonts w:ascii="Arial Narrow" w:eastAsia="Arial Narrow" w:hAnsi="Arial Narrow" w:cs="Arial Narrow"/>
+          <w:color w:val="000000"/>
+          <w:kern w:val="0"/>
+          <w:sz w:val="22"/>
+          <w:szCs w:val="22"/>
+          <w:lang w:val="es-ES" w:eastAsia="es-ES"/>
+          <w14:ligatures w14:val="none"/>
+        </w:rPr>
+        <w:t xml:space="preserve"/>
+      </w:r>
+      <w:r>
+        <w:rPr>
+          <w:rFonts w:ascii="Arial Narrow" w:eastAsia="Arial Narrow" w:hAnsi="Arial Narrow" w:cs="Arial Narrow"/>
+          <w:color w:val="000000"/>
+          <w:kern w:val="0"/>
+          <w:sz w:val="22"/>
+          <w:szCs w:val="22"/>
+          <w:lang w:val="es-ES" w:eastAsia="es-ES"/>
+          <w14:ligatures w14:val="none"/>
+        </w:rPr>
+        <w:t/>
+      </w:r>
+      <w:r>
+        <w:rPr>
+          <w:rFonts w:ascii="Arial Narrow" w:eastAsia="Arial Narrow" w:hAnsi="Arial Narrow" w:cs="Arial Narrow"/>
+          <w:color w:val="000000"/>
+          <w:kern w:val="0"/>
+          <w:sz w:val="22"/>
+          <w:szCs w:val="22"/>
+          <w:lang w:val="es-ES" w:eastAsia="es-ES"/>
+          <w14:ligatures w14:val="none"/>
+        </w:rPr>
+        <w:t xml:space="preserve"/>
+      </w:r>
+      <w:r>
+        <w:rPr>
+          <w:rFonts w:ascii="Arial Narrow" w:eastAsia="Arial Narrow" w:hAnsi="Arial Narrow" w:cs="Arial Narrow"/>
+          <w:color w:val="000000"/>
+          <w:kern w:val="0"/>
+          <w:sz w:val="22"/>
+          <w:szCs w:val="22"/>
+          <w:lang w:val="es-ES" w:eastAsia="es-ES"/>
+          <w14:ligatures w14:val="none"/>
+        </w:rPr>
+        <w:t/>
       </w:r>
       <w:r>
         <w:rPr>
@@ -5549,25 +5561,37 @@
           <w:lang w:eastAsia="es-PE"/>
           <w14:ligatures w14:val="none"/>
         </w:rPr>
-        <w:t xml:space="preserve">La Secretaría Técnica de la Comisión de Protección al Consumidor 1 (en adelante, la Secretaría Técnica), en ejercicio de sus facultades, considera que el hecho denunciado, consistente en que BNP Paribas Cardif S.A. Compañía de Seguros y Reaseguros se habría negado injustificadamente el 21 de octubre de 2025 a otorgar a la parte denunciante la cobertura del Seguro de Desgravamen por el fallecimiento del señor [APELLIDO] [APELLIDO] ocurrido el 26 de julio de 2024; involucraría una presunta afectación a sus expectativas, quien no habría encontrado una correspondencia entre lo que esperaba recibir de parte del proveedor y lo que realmente recibió. Por consiguiente, corresponde calificar el hecho materia de denuncia como una presunta infracción al deber de idoneidad, tipificado en los artículos 18 y 19 del Código.</w:t>
+        <w:t xml:space="preserve">La Secretaría Técnica de la Comisión de Protección al Consumidor 1 (en adelante, la Secretaría Técnica), en ejercicio de sus facultades</w:t>
+      </w:r>
+      <w:r>
+        <w:rPr>
+          <w:rStyle w:val="Refdenotaalpie"/>
+          <w:rFonts w:ascii="Arial Narrow" w:eastAsia="Arial Narrow" w:hAnsi="Arial Narrow" w:cs="Arial Narrow"/>
+          <w:kern w:val="0"/>
+          <w:sz w:val="22"/>
+          <w:szCs w:val="22"/>
+          <w:vertAlign w:val="superscript"/>
+          <w14:ligatures w14:val="none"/>
+        </w:rPr>
+        <w:footnoteReference w:id="3"/>
+      </w:r>
+      <w:r>
+        <w:rPr>
+          <w:rFonts w:ascii="Arial Narrow" w:eastAsia="Arial Narrow" w:hAnsi="Arial Narrow" w:cs="Arial Narrow"/>
+          <w:color w:val="000000"/>
+          <w:kern w:val="0"/>
+          <w:sz w:val="22"/>
+          <w:szCs w:val="22"/>
+          <w:lang w:eastAsia="es-PE"/>
+          <w14:ligatures w14:val="none"/>
+        </w:rPr>
+        <w:t xml:space="preserve">, considera que el hecho denunciado, consistente en que BNP Paribas Cardif S.A. Compañía de Seguros y Reaseguros se habría negado injustificadamente el 21 de octubre de 2025 a otorgar a la parte denunciante la cobertura del Seguro de Desgravamen por el fallecimiento del señor [APELLIDO] [APELLIDO] ocurrido el 26 de julio de 2024; involucraría una presunta afectación a sus expectativas, quien no habría encontrado una correspondencia entre lo que esperaba recibir de parte del proveedor y lo que realmente recibió. Por consiguiente, corresponde calificar el hecho materia de denuncia como una presunta infracción al deber de idoneidad, tipificado en los artículos 18 y 19 del Código.</w:t>
       </w:r>
       <w:bookmarkEnd w:id="3"/>
       <w:bookmarkEnd w:id="4"/>
       <w:bookmarkEnd w:id="5"/>
       <w:r>
         <w:rPr>
-          <w:rStyle w:val="Refdenotaalpie"/>
-          <w:rFonts w:ascii="Arial Narrow" w:eastAsia="Arial Narrow" w:hAnsi="Arial Narrow" w:cs="Arial Narrow"/>
-          <w:kern w:val="0"/>
-          <w:sz w:val="22"/>
-          <w:szCs w:val="22"/>
-          <w:vertAlign w:val="superscript"/>
-          <w14:ligatures w14:val="none"/>
-        </w:rPr>
-        <w:footnoteReference w:id="4"/>
-      </w:r>
-      <w:r>
-        <w:rPr>
           <w:rFonts w:ascii="Arial Narrow" w:eastAsia="Arial Narrow" w:hAnsi="Arial Narrow" w:cs="Arial Narrow"/>
           <w:color w:val="000000"/>
           <w:kern w:val="0"/>
@@ -5769,7 +5793,7 @@
           <w:vertAlign w:val="superscript"/>
           <w14:ligatures w14:val="none"/>
         </w:rPr>
-        <w:footnoteReference w:id="5"/>
+        <w:footnoteReference w:id="4"/>
       </w:r>
       <w:bookmarkEnd w:id="8"/>
       <w:r>
@@ -6730,7 +6754,7 @@
           <w:vertAlign w:val="superscript"/>
           <w:lang w:eastAsia="es-PE"/>
         </w:rPr>
-        <w:footnoteReference w:id="6"/>
+        <w:footnoteReference w:id="5"/>
       </w:r>
       <w:r>
         <w:rPr>
@@ -6873,7 +6897,7 @@
           <w:vertAlign w:val="superscript"/>
           <w14:ligatures w14:val="none"/>
         </w:rPr>
-        <w:footnoteReference w:id="7"/>
+        <w:footnoteReference w:id="6"/>
       </w:r>
       <w:r>
         <w:rPr>
@@ -7382,7 +7406,7 @@
           <w:lang w:eastAsia="es-PE"/>
           <w14:ligatures w14:val="none"/>
         </w:rPr>
-        <w:footnoteReference w:id="8"/>
+        <w:footnoteReference w:id="7"/>
       </w:r>
       <w:bookmarkEnd w:id="17"/>
       <w:r>
@@ -7504,7 +7528,7 @@
           <w:lang w:eastAsia="es-PE"/>
           <w14:ligatures w14:val="none"/>
         </w:rPr>
-        <w:footnoteReference w:id="9"/>
+        <w:footnoteReference w:id="8"/>
       </w:r>
       <w:r>
         <w:rPr>
@@ -7583,7 +7607,7 @@
           <w:vertAlign w:val="superscript"/>
           <w14:ligatures w14:val="none"/>
         </w:rPr>
-        <w:footnoteReference w:id="10"/>
+        <w:footnoteReference w:id="9"/>
       </w:r>
       <w:r>
         <w:rPr>
@@ -8268,7 +8292,6 @@
           <w:kern w:val="0"/>
           <w:sz w:val="22"/>
           <w:szCs w:val="22"/>
-          <w:u w:val="single"/>
           <w:lang w:val="es-ES" w:eastAsia="es-ES"/>
           <w14:ligatures w14:val="none"/>
         </w:rPr>
@@ -8281,7 +8304,6 @@
           <w:kern w:val="0"/>
           <w:sz w:val="22"/>
           <w:szCs w:val="22"/>
-          <w:u w:val="single"/>
           <w:lang w:val="es-ES" w:eastAsia="es-ES"/>
           <w14:ligatures w14:val="none"/>
         </w:rPr>
@@ -8294,7 +8316,6 @@
           <w:kern w:val="0"/>
           <w:sz w:val="22"/>
           <w:szCs w:val="22"/>
-          <w:u w:val="single"/>
           <w:lang w:val="es-ES" w:eastAsia="es-ES"/>
           <w14:ligatures w14:val="none"/>
         </w:rPr>
@@ -8307,7 +8328,6 @@
           <w:kern w:val="0"/>
           <w:sz w:val="22"/>
           <w:szCs w:val="22"/>
-          <w:u w:val="single"/>
           <w:lang w:val="es-ES" w:eastAsia="es-ES"/>
           <w14:ligatures w14:val="none"/>
         </w:rPr>
@@ -8320,7 +8340,6 @@
           <w:kern w:val="0"/>
           <w:sz w:val="22"/>
           <w:szCs w:val="22"/>
-          <w:u w:val="single"/>
           <w:lang w:val="es-ES" w:eastAsia="es-ES"/>
           <w14:ligatures w14:val="none"/>
         </w:rPr>
@@ -8461,12 +8480,23 @@
           <w:lang w:eastAsia="es-PE"/>
           <w14:ligatures w14:val="none"/>
         </w:rPr>
-        <w:t xml:space="preserve">PRIMERO: </w:t>
-      </w:r>
-      <w:r>
-        <w:rPr>
-          <w:rFonts w:ascii="Arial Narrow" w:eastAsia="Arial Narrow" w:hAnsi="Arial Narrow" w:cs="Arial Narrow"/>
-          <w:bCs/>
+        <w:t xml:space="preserve">PRIMERO:</w:t>
+      </w:r>
+      <w:r>
+        <w:rPr>
+          <w:rFonts w:ascii="Arial Narrow" w:eastAsia="Arial Narrow" w:hAnsi="Arial Narrow" w:cs="Arial Narrow"/>
+          <w:color w:val="000000"/>
+          <w:kern w:val="0"/>
+          <w:sz w:val="22"/>
+          <w:szCs w:val="22"/>
+          <w:lang w:eastAsia="es-PE"/>
+          <w14:ligatures w14:val="none"/>
+        </w:rPr>
+        <w:t xml:space="preserve"> </w:t>
+      </w:r>
+      <w:r>
+        <w:rPr>
+          <w:rFonts w:ascii="Arial Narrow" w:eastAsia="Arial Narrow" w:hAnsi="Arial Narrow" w:cs="Arial Narrow"/>
           <w:color w:val="000000"/>
           <w:kern w:val="0"/>
           <w:sz w:val="22"/>
@@ -8479,7 +8509,6 @@
       <w:r>
         <w:rPr>
           <w:rFonts w:ascii="Arial Narrow" w:eastAsia="Arial Narrow" w:hAnsi="Arial Narrow" w:cs="Arial Narrow"/>
-          <w:bCs/>
           <w:color w:val="000000"/>
           <w:kern w:val="0"/>
           <w:sz w:val="22"/>
@@ -8492,7 +8521,6 @@
       <w:r>
         <w:rPr>
           <w:rFonts w:ascii="Arial Narrow" w:eastAsia="Arial Narrow" w:hAnsi="Arial Narrow" w:cs="Arial Narrow"/>
-          <w:bCs/>
           <w:color w:val="000000"/>
           <w:kern w:val="0"/>
           <w:sz w:val="22"/>
@@ -8505,7 +8533,6 @@
       <w:r>
         <w:rPr>
           <w:rFonts w:ascii="Arial Narrow" w:eastAsia="Arial Narrow" w:hAnsi="Arial Narrow" w:cs="Arial Narrow"/>
-          <w:bCs/>
           <w:color w:val="000000"/>
           <w:kern w:val="0"/>
           <w:sz w:val="22"/>
@@ -8518,7 +8545,6 @@
       <w:r>
         <w:rPr>
           <w:rFonts w:ascii="Arial Narrow" w:eastAsia="Arial Narrow" w:hAnsi="Arial Narrow" w:cs="Arial Narrow"/>
-          <w:bCs/>
           <w:color w:val="000000"/>
           <w:kern w:val="0"/>
           <w:sz w:val="22"/>
@@ -8570,12 +8596,23 @@
           <w:lang w:eastAsia="es-PE"/>
           <w14:ligatures w14:val="none"/>
         </w:rPr>
-        <w:t xml:space="preserve">SEGUNDO: admitir a trámite la denuncia del 15 de noviembre de 2025, complementado mediante escritos del 11 de febrero de 2026 y 20 de febrero de 2026, interpuesta por la [DENUNCIANTE] contra Scotiabank Perú S.A.A., BNP Paribas Cardif S.A. Compañía de Seguros y Reaseguros y el Estudio Muñiz Sociedad Civil de Responsabilidad Limitada, por lo siguiente:</w:t>
-      </w:r>
-      <w:r>
-        <w:rPr>
-          <w:rFonts w:ascii="Arial Narrow" w:eastAsia="Arial Narrow" w:hAnsi="Arial Narrow" w:cs="Arial Narrow"/>
-          <w:b/>
+        <w:t xml:space="preserve">SEGUNDO:</w:t>
+      </w:r>
+      <w:r>
+        <w:rPr>
+          <w:rFonts w:ascii="Arial Narrow" w:eastAsia="Arial Narrow" w:hAnsi="Arial Narrow" w:cs="Arial Narrow"/>
+          <w:color w:val="000000"/>
+          <w:kern w:val="0"/>
+          <w:sz w:val="22"/>
+          <w:szCs w:val="22"/>
+          <w:lang w:eastAsia="es-PE"/>
+          <w14:ligatures w14:val="none"/>
+        </w:rPr>
+        <w:t xml:space="preserve"> admitir a trámite la denuncia del 15 de noviembre de 2025, complementado mediante escritos del 11 de febrero de 2026 y 20 de febrero de 2026, interpuesta por la [DENUNCIANTE] contra Scotiabank Perú S.A.A., BNP Paribas Cardif S.A. Compañía de Seguros y Reaseguros y el Estudio Muñiz Sociedad Civil de Responsabilidad Limitada, por lo siguiente:</w:t>
+      </w:r>
+      <w:r>
+        <w:rPr>
+          <w:rFonts w:ascii="Arial Narrow" w:eastAsia="Arial Narrow" w:hAnsi="Arial Narrow" w:cs="Arial Narrow"/>
           <w:color w:val="000000"/>
           <w:kern w:val="0"/>
           <w:sz w:val="22"/>
@@ -8651,7 +8688,6 @@
       <w:r>
         <w:rPr>
           <w:rFonts w:ascii="Arial Narrow" w:eastAsia="Arial Narrow" w:hAnsi="Arial Narrow" w:cs="Arial Narrow"/>
-          <w:bCs/>
           <w:spacing w:val="-3"/>
           <w:kern w:val="0"/>
           <w14:ligatures w14:val="none"/>
@@ -8676,7 +8712,6 @@
       <w:r>
         <w:rPr>
           <w:rFonts w:ascii="Arial Narrow" w:eastAsia="Arial Narrow" w:hAnsi="Arial Narrow" w:cs="Arial Narrow"/>
-          <w:bCs/>
           <w:sz w:val="22"/>
           <w:szCs w:val="22"/>
         </w:rPr>
@@ -8686,7 +8721,6 @@
       <w:r>
         <w:rPr>
           <w:rFonts w:ascii="Arial Narrow" w:eastAsia="Arial Narrow" w:hAnsi="Arial Narrow" w:cs="Arial Narrow"/>
-          <w:bCs/>
           <w:sz w:val="22"/>
           <w:szCs w:val="22"/>
         </w:rPr>
@@ -8696,7 +8730,6 @@
       <w:r>
         <w:rPr>
           <w:rFonts w:ascii="Arial Narrow" w:eastAsia="Arial Narrow" w:hAnsi="Arial Narrow" w:cs="Arial Narrow"/>
-          <w:bCs/>
           <w:sz w:val="22"/>
           <w:szCs w:val="22"/>
         </w:rPr>
@@ -8706,7 +8739,6 @@
       <w:r>
         <w:rPr>
           <w:rFonts w:ascii="Arial Narrow" w:eastAsia="Arial Narrow" w:hAnsi="Arial Narrow" w:cs="Arial Narrow"/>
-          <w:bCs/>
           <w:sz w:val="22"/>
           <w:szCs w:val="22"/>
         </w:rPr>
@@ -8716,16 +8748,14 @@
       <w:r>
         <w:rPr>
           <w:rFonts w:ascii="Arial Narrow" w:eastAsia="Arial Narrow" w:hAnsi="Arial Narrow" w:cs="Arial Narrow"/>
-          <w:bCs/>
-          <w:sz w:val="22"/>
-          <w:szCs w:val="22"/>
-        </w:rPr>
-        <w:t xml:space="preserve"/>
-      </w:r>
-      <w:r>
-        <w:rPr>
-          <w:rFonts w:ascii="Arial Narrow" w:eastAsia="Arial Narrow" w:hAnsi="Arial Narrow" w:cs="Arial Narrow"/>
-          <w:bCs/>
+          <w:sz w:val="22"/>
+          <w:szCs w:val="22"/>
+        </w:rPr>
+        <w:t xml:space="preserve"/>
+      </w:r>
+      <w:r>
+        <w:rPr>
+          <w:rFonts w:ascii="Arial Narrow" w:eastAsia="Arial Narrow" w:hAnsi="Arial Narrow" w:cs="Arial Narrow"/>
           <w:sz w:val="22"/>
           <w:szCs w:val="22"/>
         </w:rPr>
@@ -8734,7 +8764,6 @@
       <w:r>
         <w:rPr>
           <w:rFonts w:ascii="Arial Narrow" w:eastAsia="Arial Narrow" w:hAnsi="Arial Narrow" w:cs="Arial Narrow"/>
-          <w:bCs/>
           <w:sz w:val="22"/>
           <w:szCs w:val="22"/>
         </w:rPr>
@@ -11178,7 +11207,19 @@
           <w:lang w:eastAsia="es-PE"/>
           <w14:ligatures w14:val="none"/>
         </w:rPr>
-        <w:t xml:space="preserve">: </w:t>
+        <w:t xml:space="preserve">:</w:t>
+      </w:r>
+      <w:r>
+        <w:rPr>
+          <w:rFonts w:ascii="Arial Narrow" w:eastAsia="Arial Narrow" w:hAnsi="Arial Narrow" w:cs="Arial Narrow"/>
+          <w:color w:val="000000"/>
+          <w:kern w:val="0"/>
+          <w:sz w:val="22"/>
+          <w:szCs w:val="22"/>
+          <w:lang w:eastAsia="es-PE"/>
+          <w14:ligatures w14:val="none"/>
+        </w:rPr>
+        <w:t xml:space="preserve"> </w:t>
       </w:r>
       <w:r>
         <w:rPr>
@@ -11195,7 +11236,6 @@
       <w:r>
         <w:rPr>
           <w:rFonts w:ascii="Arial Narrow" w:eastAsia="Arial Narrow" w:hAnsi="Arial Narrow" w:cs="Arial Narrow"/>
-          <w:bCs/>
           <w:sz w:val="22"/>
           <w:szCs w:val="22"/>
         </w:rPr>
@@ -11205,7 +11245,6 @@
       <w:r>
         <w:rPr>
           <w:rFonts w:ascii="Arial Narrow" w:eastAsia="Arial Narrow" w:hAnsi="Arial Narrow" w:cs="Arial Narrow"/>
-          <w:bCs/>
           <w:sz w:val="22"/>
           <w:szCs w:val="22"/>
         </w:rPr>
@@ -11215,7 +11254,6 @@
       <w:r>
         <w:rPr>
           <w:rFonts w:ascii="Arial Narrow" w:eastAsia="Arial Narrow" w:hAnsi="Arial Narrow" w:cs="Arial Narrow"/>
-          <w:bCs/>
           <w:sz w:val="22"/>
           <w:szCs w:val="22"/>
         </w:rPr>
@@ -11225,7 +11263,6 @@
       <w:r>
         <w:rPr>
           <w:rFonts w:ascii="Arial Narrow" w:eastAsia="Arial Narrow" w:hAnsi="Arial Narrow" w:cs="Arial Narrow"/>
-          <w:bCs/>
           <w:sz w:val="22"/>
           <w:szCs w:val="22"/>
         </w:rPr>
@@ -11235,7 +11272,6 @@
       <w:r>
         <w:rPr>
           <w:rFonts w:ascii="Arial Narrow" w:eastAsia="Arial Narrow" w:hAnsi="Arial Narrow" w:cs="Arial Narrow"/>
-          <w:bCs/>
           <w:sz w:val="22"/>
           <w:szCs w:val="22"/>
         </w:rPr>
@@ -11244,7 +11280,6 @@
       <w:r>
         <w:rPr>
           <w:rFonts w:ascii="Arial Narrow" w:eastAsia="Arial Narrow" w:hAnsi="Arial Narrow" w:cs="Arial Narrow"/>
-          <w:bCs/>
           <w:sz w:val="22"/>
           <w:szCs w:val="22"/>
         </w:rPr>
@@ -11253,7 +11288,6 @@
       <w:r>
         <w:rPr>
           <w:rFonts w:ascii="Arial Narrow" w:eastAsia="Arial Narrow" w:hAnsi="Arial Narrow" w:cs="Arial Narrow"/>
-          <w:bCs/>
           <w:sz w:val="22"/>
           <w:szCs w:val="22"/>
         </w:rPr>
@@ -11554,63 +11588,63 @@
           <w:vertAlign w:val="superscript"/>
           <w14:ligatures w14:val="none"/>
         </w:rPr>
+        <w:footnoteReference w:id="10"/>
+      </w:r>
+      <w:r>
+        <w:rPr>
+          <w:rFonts w:ascii="Arial Narrow" w:eastAsia="Arial Narrow" w:hAnsi="Arial Narrow" w:cs="Arial Narrow"/>
+          <w:kern w:val="0"/>
+          <w14:ligatures w14:val="none"/>
+          <w:sz w:val="22"/>
+          <w:szCs w:val="22"/>
+        </w:rPr>
+        <w:t>. Ello, a fin de que la Comisión pueda meritar dicha documentación, conforme lo establece el artículo 110</w:t>
+      </w:r>
+      <w:r>
+        <w:rPr>
+          <w:rFonts w:ascii="Arial Narrow" w:eastAsia="Arial Narrow" w:hAnsi="Arial Narrow" w:cs="Arial Narrow"/>
+          <w:color w:val="000000"/>
+          <w:kern w:val="0"/>
+          <w:sz w:val="22"/>
+          <w:szCs w:val="22"/>
+          <w:lang w:eastAsia="es-PE"/>
+          <w14:ligatures w14:val="none"/>
+        </w:rPr>
+        <w:t/>
+      </w:r>
+      <w:r>
+        <w:rPr>
+          <w:rFonts w:ascii="Arial Narrow" w:eastAsia="Arial Narrow" w:hAnsi="Arial Narrow" w:cs="Arial Narrow"/>
+          <w:kern w:val="0"/>
+          <w14:ligatures w14:val="none"/>
+          <w:sz w:val="22"/>
+          <w:szCs w:val="22"/>
+        </w:rPr>
+        <w:t xml:space="preserve"> del </w:t>
+      </w:r>
+      <w:r>
+        <w:rPr>
+          <w:rFonts w:ascii="Arial Narrow" w:eastAsia="Arial Narrow" w:hAnsi="Arial Narrow" w:cs="Arial Narrow"/>
+          <w:spacing w:val="-2"/>
+          <w:kern w:val="0"/>
+          <w14:ligatures w14:val="none"/>
+          <w:sz w:val="22"/>
+          <w:szCs w:val="22"/>
+        </w:rPr>
+        <w:t>Código</w:t>
+      </w:r>
+      <w:r>
+        <w:rPr>
+          <w:rStyle w:val="Refdenotaalpie"/>
+          <w:rFonts w:ascii="Arial Narrow" w:eastAsia="Arial Narrow" w:hAnsi="Arial Narrow" w:cs="Arial Narrow"/>
+          <w:spacing w:val="-2"/>
+          <w:kern w:val="0"/>
+          <w:sz w:val="22"/>
+          <w:szCs w:val="22"/>
+          <w:vertAlign w:val="superscript"/>
+          <w14:ligatures w14:val="none"/>
+        </w:rPr>
         <w:footnoteReference w:id="11"/>
-      </w:r>
-      <w:r>
-        <w:rPr>
-          <w:rFonts w:ascii="Arial Narrow" w:eastAsia="Arial Narrow" w:hAnsi="Arial Narrow" w:cs="Arial Narrow"/>
-          <w:kern w:val="0"/>
-          <w14:ligatures w14:val="none"/>
-          <w:sz w:val="22"/>
-          <w:szCs w:val="22"/>
-        </w:rPr>
-        <w:t>. Ello, a fin de que la Comisión pueda meritar dicha documentación, conforme lo establece el artículo 110</w:t>
-      </w:r>
-      <w:r>
-        <w:rPr>
-          <w:rFonts w:ascii="Arial Narrow" w:eastAsia="Arial Narrow" w:hAnsi="Arial Narrow" w:cs="Arial Narrow"/>
-          <w:color w:val="000000"/>
-          <w:kern w:val="0"/>
-          <w:sz w:val="22"/>
-          <w:szCs w:val="22"/>
-          <w:lang w:eastAsia="es-PE"/>
-          <w14:ligatures w14:val="none"/>
-        </w:rPr>
-        <w:t/>
-      </w:r>
-      <w:r>
-        <w:rPr>
-          <w:rFonts w:ascii="Arial Narrow" w:eastAsia="Arial Narrow" w:hAnsi="Arial Narrow" w:cs="Arial Narrow"/>
-          <w:kern w:val="0"/>
-          <w14:ligatures w14:val="none"/>
-          <w:sz w:val="22"/>
-          <w:szCs w:val="22"/>
-        </w:rPr>
-        <w:t xml:space="preserve"> del </w:t>
-      </w:r>
-      <w:r>
-        <w:rPr>
-          <w:rFonts w:ascii="Arial Narrow" w:eastAsia="Arial Narrow" w:hAnsi="Arial Narrow" w:cs="Arial Narrow"/>
-          <w:spacing w:val="-2"/>
-          <w:kern w:val="0"/>
-          <w14:ligatures w14:val="none"/>
-          <w:sz w:val="22"/>
-          <w:szCs w:val="22"/>
-        </w:rPr>
-        <w:t>Código</w:t>
-      </w:r>
-      <w:r>
-        <w:rPr>
-          <w:rStyle w:val="Refdenotaalpie"/>
-          <w:rFonts w:ascii="Arial Narrow" w:eastAsia="Arial Narrow" w:hAnsi="Arial Narrow" w:cs="Arial Narrow"/>
-          <w:spacing w:val="-2"/>
-          <w:kern w:val="0"/>
-          <w:sz w:val="22"/>
-          <w:szCs w:val="22"/>
-          <w:vertAlign w:val="superscript"/>
-          <w14:ligatures w14:val="none"/>
-        </w:rPr>
-        <w:footnoteReference w:id="12"/>
       </w:r>
       <w:r>
         <w:rPr>
@@ -11662,7 +11696,15 @@
           <w:sz w:val="22"/>
           <w:szCs w:val="22"/>
         </w:rPr>
-        <w:t xml:space="preserve">QUINTO: </w:t>
+        <w:t xml:space="preserve">QUINTO:</w:t>
+      </w:r>
+      <w:r>
+        <w:rPr>
+          <w:rFonts w:ascii="Arial Narrow" w:eastAsia="Arial Narrow" w:hAnsi="Arial Narrow" w:cs="Arial Narrow"/>
+          <w:sz w:val="22"/>
+          <w:szCs w:val="22"/>
+        </w:rPr>
+        <w:t xml:space="preserve"> </w:t>
       </w:r>
       <w:r>
         <w:rPr>
@@ -11684,7 +11726,7 @@
           <w:lang w:val="es-ES" w:eastAsia="es-ES"/>
           <w14:ligatures w14:val="none"/>
         </w:rPr>
-        <w:footnoteReference w:id="18"/>
+        <w:footnoteReference w:id="12"/>
       </w:r>
       <w:r>
         <w:rPr>
@@ -11706,7 +11748,7 @@
           <w:lang w:val="es-ES" w:eastAsia="es-ES"/>
           <w14:ligatures w14:val="none"/>
         </w:rPr>
-        <w:footnoteReference w:id="19"/>
+        <w:footnoteReference w:id="13"/>
       </w:r>
       <w:r>
         <w:rPr>
@@ -11770,7 +11812,19 @@
           <w:lang w:eastAsia="es-PE"/>
           <w14:ligatures w14:val="none"/>
         </w:rPr>
-        <w:t xml:space="preserve">: </w:t>
+        <w:t xml:space="preserve">:</w:t>
+      </w:r>
+      <w:r>
+        <w:rPr>
+          <w:rFonts w:ascii="Arial Narrow" w:eastAsia="Arial Narrow" w:hAnsi="Arial Narrow" w:cs="Arial Narrow"/>
+          <w:color w:val="000000"/>
+          <w:kern w:val="0"/>
+          <w:sz w:val="22"/>
+          <w:szCs w:val="22"/>
+          <w:lang w:eastAsia="es-PE"/>
+          <w14:ligatures w14:val="none"/>
+        </w:rPr>
+        <w:t xml:space="preserve"> </w:t>
       </w:r>
       <w:bookmarkStart w:id="23" w:name="_Hlk188286813"/>
       <w:r>
@@ -11838,7 +11892,6 @@
       <w:r>
         <w:rPr>
           <w:rFonts w:ascii="Arial Narrow" w:eastAsia="Arial Narrow" w:hAnsi="Arial Narrow" w:cs="Arial Narrow"/>
-          <w:bCs/>
           <w:sz w:val="22"/>
           <w:szCs w:val="22"/>
         </w:rPr>
@@ -11908,7 +11961,6 @@
       <w:r>
         <w:rPr>
           <w:rFonts w:ascii="Arial Narrow" w:eastAsia="Arial Narrow" w:hAnsi="Arial Narrow" w:cs="Arial Narrow"/>
-          <w:bCs/>
           <w:spacing w:val="-3"/>
           <w:kern w:val="0"/>
           <w14:ligatures w14:val="none"/>
@@ -11994,7 +12046,6 @@
       <w:r>
         <w:rPr>
           <w:rFonts w:ascii="Arial Narrow" w:eastAsia="Arial Narrow" w:hAnsi="Arial Narrow" w:cs="Arial Narrow"/>
-          <w:bCs/>
           <w:spacing w:val="-3"/>
           <w:kern w:val="0"/>
           <w14:ligatures w14:val="none"/>
@@ -12056,7 +12107,6 @@
       <w:r>
         <w:rPr>
           <w:rFonts w:ascii="Arial Narrow" w:eastAsia="Arial Narrow" w:hAnsi="Arial Narrow" w:cs="Arial Narrow"/>
-          <w:bCs/>
           <w:sz w:val="22"/>
           <w:szCs w:val="22"/>
         </w:rPr>
@@ -12066,7 +12116,6 @@
       <w:r>
         <w:rPr>
           <w:rFonts w:ascii="Arial Narrow" w:eastAsia="Arial Narrow" w:hAnsi="Arial Narrow" w:cs="Arial Narrow"/>
-          <w:bCs/>
           <w:sz w:val="22"/>
           <w:szCs w:val="22"/>
         </w:rPr>
@@ -12076,7 +12125,6 @@
       <w:r>
         <w:rPr>
           <w:rFonts w:ascii="Arial Narrow" w:eastAsia="Arial Narrow" w:hAnsi="Arial Narrow" w:cs="Arial Narrow"/>
-          <w:bCs/>
           <w:sz w:val="22"/>
           <w:szCs w:val="22"/>
         </w:rPr>
@@ -12086,7 +12134,6 @@
       <w:r>
         <w:rPr>
           <w:rFonts w:ascii="Arial Narrow" w:eastAsia="Arial Narrow" w:hAnsi="Arial Narrow" w:cs="Arial Narrow"/>
-          <w:bCs/>
           <w:sz w:val="22"/>
           <w:szCs w:val="22"/>
         </w:rPr>
@@ -12096,7 +12143,6 @@
       <w:r>
         <w:rPr>
           <w:rFonts w:ascii="Arial Narrow" w:eastAsia="Arial Narrow" w:hAnsi="Arial Narrow" w:cs="Arial Narrow"/>
-          <w:bCs/>
           <w:sz w:val="22"/>
           <w:szCs w:val="22"/>
         </w:rPr>
@@ -12192,7 +12238,19 @@
           <w:lang w:eastAsia="es-PE"/>
           <w14:ligatures w14:val="none"/>
         </w:rPr>
-        <w:t xml:space="preserve">: </w:t>
+        <w:t xml:space="preserve">:</w:t>
+      </w:r>
+      <w:r>
+        <w:rPr>
+          <w:rFonts w:ascii="Arial Narrow" w:eastAsia="Arial Narrow" w:hAnsi="Arial Narrow" w:cs="Arial Narrow"/>
+          <w:color w:val="000000"/>
+          <w:kern w:val="0"/>
+          <w:sz w:val="22"/>
+          <w:szCs w:val="22"/>
+          <w:lang w:eastAsia="es-PE"/>
+          <w14:ligatures w14:val="none"/>
+        </w:rPr>
+        <w:t xml:space="preserve"> </w:t>
       </w:r>
       <w:r>
         <w:rPr>
@@ -12369,7 +12427,6 @@
       <w:r>
         <w:rPr>
           <w:rFonts w:ascii="Arial Narrow" w:eastAsia="Arial Narrow" w:hAnsi="Arial Narrow" w:cs="Arial Narrow"/>
-          <w:bCs/>
           <w:spacing w:val="-3"/>
           <w:kern w:val="0"/>
           <w14:ligatures w14:val="none"/>
@@ -12543,7 +12600,19 @@
           <w:lang w:eastAsia="es-PE"/>
           <w14:ligatures w14:val="none"/>
         </w:rPr>
-        <w:t xml:space="preserve">: </w:t>
+        <w:t xml:space="preserve">:</w:t>
+      </w:r>
+      <w:r>
+        <w:rPr>
+          <w:rFonts w:ascii="Arial Narrow" w:eastAsia="Arial Narrow" w:hAnsi="Arial Narrow" w:cs="Arial Narrow"/>
+          <w:color w:val="000000"/>
+          <w:kern w:val="0"/>
+          <w:sz w:val="22"/>
+          <w:szCs w:val="22"/>
+          <w:lang w:eastAsia="es-PE"/>
+          <w14:ligatures w14:val="none"/>
+        </w:rPr>
+        <w:t xml:space="preserve"> </w:t>
       </w:r>
       <w:r>
         <w:rPr>
@@ -12670,7 +12739,17 @@
           <w:sz w:val="22"/>
           <w:szCs w:val="22"/>
         </w:rPr>
-        <w:t xml:space="preserve">NOVENO: Informar a Scotiabank Perú S.A.A., BNP Paribas Cardif S.A. Compañía de Seguros y Reaseguros y Estudio Muñiz Sociedad Civil de Responsabilidad Limitada que pueden acceder a los documentos presentados por la [DENUNCIANTE] adjuntados en el link del escrito de denuncia, a través del siguiente link siguiente: https://indecopi-my.sharepoint.com/:f:/g/personal/apoyocc1e_indecopi_gob_pe/IgD4fUo-ZU17T7BfzwTYZMlxAeRe7HSCL6xO6Cx8NFu8-vE?e=RkcTYy, cuyo acceso tiene vigencia hasta el 9 de abril de 2026.</w:t>
+        <w:t xml:space="preserve">NOVENO:</w:t>
+      </w:r>
+      <w:r>
+        <w:rPr>
+          <w:rFonts w:ascii="Arial Narrow" w:eastAsia="Arial Narrow" w:hAnsi="Arial Narrow" w:cs="Arial Narrow"/>
+          <w:kern w:val="0"/>
+          <w14:ligatures w14:val="none"/>
+          <w:sz w:val="22"/>
+          <w:szCs w:val="22"/>
+        </w:rPr>
+        <w:t xml:space="preserve"> Informar a Scotiabank Perú S.A.A., BNP Paribas Cardif S.A. Compañía de Seguros y Reaseguros y Estudio Muñiz Sociedad Civil de Responsabilidad Limitada que pueden acceder a los documentos presentados por la [DENUNCIANTE] adjuntados en el link del escrito de denuncia, a través del siguiente link siguiente: https://indecopi-my.sharepoint.com/:f:/g/personal/apoyocc1e_indecopi_gob_pe/IgD4fUo-ZU17T7BfzwTYZMlxAeRe7HSCL6xO6Cx8NFu8-vE?e=RkcTYy, cuyo acceso tiene vigencia hasta el 9 de abril de 2026.</w:t>
       </w:r>
       <w:r>
         <w:rPr>
@@ -13072,7 +13151,7 @@
           <w:lang w:eastAsia="es-PE"/>
           <w14:ligatures w14:val="none"/>
         </w:rPr>
-        <w:footnoteReference w:id="13"/>
+        <w:footnoteReference w:id="14"/>
       </w:r>
       <w:r>
         <w:rPr>
@@ -13170,7 +13249,7 @@
           <w:lang w:eastAsia="es-PE"/>
           <w14:ligatures w14:val="none"/>
         </w:rPr>
-        <w:footnoteReference w:id="14"/>
+        <w:footnoteReference w:id="15"/>
       </w:r>
       <w:r>
         <w:rPr>
@@ -13234,7 +13313,7 @@
           <w:lang w:eastAsia="es-PE"/>
           <w14:ligatures w14:val="none"/>
         </w:rPr>
-        <w:footnoteReference w:id="15"/>
+        <w:footnoteReference w:id="16"/>
       </w:r>
       <w:r>
         <w:rPr>
@@ -13484,7 +13563,7 @@
           <w:vertAlign w:val="superscript"/>
           <w14:ligatures w14:val="none"/>
         </w:rPr>
-        <w:footnoteReference w:id="16"/>
+        <w:footnoteReference w:id="17"/>
       </w:r>
       <w:r>
         <w:rPr>
@@ -13513,7 +13592,6 @@
           <w:kern w:val="0"/>
           <w:sz w:val="22"/>
           <w:szCs w:val="22"/>
-          <w:u w:val="single"/>
           <w14:ligatures w14:val="none"/>
         </w:rPr>
         <w:t>expresamente su facultad para asistir y conciliar en su representación</w:t>
@@ -13544,7 +13622,6 @@
           <w:kern w:val="0"/>
           <w:sz w:val="22"/>
           <w:szCs w:val="22"/>
-          <w:u w:val="single"/>
           <w14:ligatures w14:val="none"/>
         </w:rPr>
         <w:t xml:space="preserve">Ello bajo apercibimiento de no realizar la audiencia de conciliación y levantar el acta de inasistencia correspondiente. </w:t>
@@ -13668,15 +13745,23 @@
           <w:sz w:val="22"/>
           <w:szCs w:val="22"/>
         </w:rPr>
-        <w:t xml:space="preserve">DÉCIMO CUARTO: </w:t>
-      </w:r>
-      <w:r>
-        <w:rPr>
-          <w:rFonts w:ascii="Arial Narrow" w:eastAsia="Arial Narrow" w:hAnsi="Arial Narrow" w:cs="Arial Narrow"/>
-          <w:sz w:val="22"/>
-          <w:szCs w:val="22"/>
-        </w:rPr>
-        <w:t xml:space="preserve">requerir a la [DENUNCIANTE] y a Scotiabank Perú S.A.A. para que, dentro del plazo de dos (2) días hábiles siguientes a la fecha en que reciban la notificación en sus bandejas de correo electrónico, efectúen la confirmación de recepción de la notificación remitida por este despacho a sus correos electrónicos, de conformidad con el segundo párrafo del numeral 4 del artículo 20 del Texto Único Ordenado de la Ley del Procedimiento Administrativo General, aprobado mediante Decreto Supremo 006-2026-JUS, bajo apercibimiento de rehacer el acto de notificación y notificarle conforme al numeral 1 del artículo 20 del citado cuerpo normativo.</w:t>
+        <w:t xml:space="preserve">DÉCIMO CUARTO:</w:t>
+      </w:r>
+      <w:r>
+        <w:rPr>
+          <w:rFonts w:ascii="Arial Narrow" w:eastAsia="Arial Narrow" w:hAnsi="Arial Narrow" w:cs="Arial Narrow"/>
+          <w:sz w:val="22"/>
+          <w:szCs w:val="22"/>
+        </w:rPr>
+        <w:t xml:space="preserve"> </w:t>
+      </w:r>
+      <w:r>
+        <w:rPr>
+          <w:rFonts w:ascii="Arial Narrow" w:eastAsia="Arial Narrow" w:hAnsi="Arial Narrow" w:cs="Arial Narrow"/>
+          <w:sz w:val="22"/>
+          <w:szCs w:val="22"/>
+        </w:rPr>
+        <w:t xml:space="preserve">requerir a la [DENUNCIANTE] y a Scotiabank Perú S.A.A. para que, dentro del plazo de dos (2) días hábiles siguientes a la fecha en que reciban la notificación en sus bandejas de correo electrónico, efectúen la confirmación de recepción de la notificación remitida por este despacho a sus correos electrónicos, de conformidad con el segundo párrafo del numeral 4 del artículo 20 del Texto Único Ordenado de la Ley del Procedimiento Administrativo General, aprobado mediante Decreto Supremo 006-2026-JUS, bajo apercibimiento de rehacer el acto de notificación y notificarles conforme al numeral 1 del artículo 20 del citado cuerpo normativo.</w:t>
       </w:r>
       <w:r>
         <w:rPr>
@@ -13942,7 +14027,7 @@
           <w:szCs w:val="22"/>
           <w:vertAlign w:val="superscript"/>
         </w:rPr>
-        <w:footnoteReference w:id="17"/>
+        <w:footnoteReference w:id="18"/>
       </w:r>
       <w:r>
         <w:rPr>
@@ -14158,7 +14243,6 @@
       <w:r>
         <w:rPr>
           <w:rFonts w:ascii="Arial Narrow" w:eastAsia="Arial Narrow" w:hAnsi="Arial Narrow" w:cs="Arial Narrow"/>
-          <w:bCs/>
           <w:spacing w:val="-3"/>
           <w:kern w:val="0"/>
           <w14:ligatures w14:val="none"/>
@@ -14589,7 +14673,67 @@
       </w:r>
     </w:p>
   </w:footnote>
-  <w:footnote w:id="2">
+  <w:footnote w:id="1">
+    <w:p>
+      <w:pPr>
+        <w:pStyle w:val="Textonotapie"/>
+        <w:tabs>
+          <w:tab w:val="left" w:pos="567"/>
+        </w:tabs>
+        <w:ind w:left="567" w:hanging="567"/>
+        <w:jc w:val="both"/>
+        <w:rPr>
+          <w:rFonts w:ascii="Arial Narrow" w:eastAsia="Arial Narrow" w:hAnsi="Arial Narrow" w:cs="Arial Narrow"/>
+          <w:sz w:val="16"/>
+          <w:szCs w:val="16"/>
+        </w:rPr>
+      </w:pPr>
+      <w:r>
+        <w:rPr>
+          <w:rStyle w:val="Refdenotaalpie"/>
+          <w:rFonts w:ascii="Arial Narrow" w:eastAsia="Arial Narrow" w:hAnsi="Arial Narrow" w:cs="Arial Narrow"/>
+          <w:sz w:val="16"/>
+          <w:szCs w:val="16"/>
+          <w:vertAlign w:val="superscript"/>
+        </w:rPr>
+        <w:footnoteRef/>
+      </w:r>
+      <w:r>
+        <w:rPr>
+          <w:rFonts w:ascii="Arial Narrow" w:eastAsia="Arial Narrow" w:hAnsi="Arial Narrow" w:cs="Arial Narrow"/>
+          <w:sz w:val="16"/>
+          <w:szCs w:val="16"/>
+        </w:rPr>
+        <w:tab/>
+        <w:t xml:space="preserve"/>
+      </w:r>
+      <w:r>
+        <w:rPr>
+          <w:rFonts w:ascii="Arial Narrow" w:eastAsia="Arial Narrow" w:hAnsi="Arial Narrow" w:cs="Arial Narrow"/>
+          <w:sz w:val="16"/>
+          <w:szCs w:val="16"/>
+        </w:rPr>
+        <w:tab/>
+        <w:t>Publicado</w:t>
+      </w:r>
+      <w:r>
+        <w:rPr>
+          <w:rFonts w:ascii="Arial Narrow" w:eastAsia="Arial Narrow" w:hAnsi="Arial Narrow" w:cs="Arial Narrow"/>
+          <w:b/>
+          <w:sz w:val="16"/>
+          <w:szCs w:val="16"/>
+        </w:rPr>
+        <w:t xml:space="preserve"> </w:t>
+      </w:r>
+      <w:r>
+        <w:rPr>
+          <w:rFonts w:ascii="Arial Narrow" w:eastAsia="Arial Narrow" w:hAnsi="Arial Narrow" w:cs="Arial Narrow"/>
+          <w:sz w:val="16"/>
+          <w:szCs w:val="16"/>
+        </w:rPr>
+        <w:t xml:space="preserve">el 2 de setiembre de 2010 en el Diario Oficial El Peruano, vigente desde el 2 de octubre de 2010 y modificado por Decreto Legislativo 1308.</w:t>
+      </w:r>
+    </w:p>
     <w:p>
       <w:pPr>
         <w:pStyle w:val="Textonotapie"/>
@@ -14601,6 +14745,23 @@
           <w:szCs w:val="16"/>
         </w:rPr>
       </w:pPr>
+    </w:p>
+  </w:footnote>
+  <w:footnote w:id="2">
+    <w:p>
+      <w:pPr>
+        <w:pStyle w:val="Textonotapie"/>
+        <w:tabs>
+          <w:tab w:val="left" w:pos="567"/>
+        </w:tabs>
+        <w:ind w:left="567" w:hanging="567"/>
+        <w:jc w:val="both"/>
+        <w:rPr>
+          <w:rFonts w:ascii="Arial Narrow" w:eastAsia="Arial Narrow" w:hAnsi="Arial Narrow" w:cs="Arial Narrow"/>
+          <w:sz w:val="16"/>
+          <w:szCs w:val="16"/>
+        </w:rPr>
+      </w:pPr>
       <w:r>
         <w:rPr>
           <w:rStyle w:val="Refdenotaalpie"/>
@@ -14617,7 +14778,8 @@
           <w:sz w:val="16"/>
           <w:szCs w:val="16"/>
         </w:rPr>
-        <w:t xml:space="preserve"> </w:t>
+        <w:tab/>
+        <w:t xml:space="preserve"/>
       </w:r>
       <w:r>
         <w:rPr>
@@ -14686,76 +14848,6 @@
     </w:p>
   </w:footnote>
   <w:footnote w:id="3">
-    <w:p>
-      <w:pPr>
-        <w:pStyle w:val="Textonotapie"/>
-        <w:ind w:left="567" w:hanging="567"/>
-        <w:jc w:val="both"/>
-        <w:rPr>
-          <w:rFonts w:ascii="Arial Narrow" w:eastAsia="Arial Narrow" w:hAnsi="Arial Narrow" w:cs="Arial Narrow"/>
-          <w:sz w:val="16"/>
-          <w:szCs w:val="16"/>
-        </w:rPr>
-      </w:pPr>
-      <w:r>
-        <w:rPr>
-          <w:rStyle w:val="Refdenotaalpie"/>
-          <w:rFonts w:ascii="Arial Narrow" w:eastAsia="Arial Narrow" w:hAnsi="Arial Narrow" w:cs="Arial Narrow"/>
-          <w:sz w:val="16"/>
-          <w:szCs w:val="16"/>
-          <w:vertAlign w:val="superscript"/>
-        </w:rPr>
-        <w:footnoteRef/>
-      </w:r>
-      <w:r>
-        <w:rPr>
-          <w:rFonts w:ascii="Arial Narrow" w:eastAsia="Arial Narrow" w:hAnsi="Arial Narrow" w:cs="Arial Narrow"/>
-          <w:sz w:val="16"/>
-          <w:szCs w:val="16"/>
-        </w:rPr>
-        <w:t xml:space="preserve"> </w:t>
-      </w:r>
-      <w:r>
-        <w:rPr>
-          <w:rFonts w:ascii="Arial Narrow" w:eastAsia="Arial Narrow" w:hAnsi="Arial Narrow" w:cs="Arial Narrow"/>
-          <w:sz w:val="16"/>
-          <w:szCs w:val="16"/>
-        </w:rPr>
-        <w:tab/>
-        <w:t>Publicado</w:t>
-      </w:r>
-      <w:r>
-        <w:rPr>
-          <w:rFonts w:ascii="Arial Narrow" w:eastAsia="Arial Narrow" w:hAnsi="Arial Narrow" w:cs="Arial Narrow"/>
-          <w:b/>
-          <w:sz w:val="16"/>
-          <w:szCs w:val="16"/>
-        </w:rPr>
-        <w:t xml:space="preserve"> </w:t>
-      </w:r>
-      <w:r>
-        <w:rPr>
-          <w:rFonts w:ascii="Arial Narrow" w:eastAsia="Arial Narrow" w:hAnsi="Arial Narrow" w:cs="Arial Narrow"/>
-          <w:sz w:val="16"/>
-          <w:szCs w:val="16"/>
-        </w:rPr>
-        <w:t xml:space="preserve">el 2 de setiembre de 2010 en el Diario Oficial El Peruano, vigente desde el 2 de octubre de 2010 y modificado por Decreto Legislativo 1308.</w:t>
-      </w:r>
-    </w:p>
-    <w:p>
-      <w:pPr>
-        <w:pStyle w:val="Textonotapie"/>
-        <w:ind w:left="567" w:hanging="567"/>
-        <w:jc w:val="both"/>
-        <w:rPr>
-          <w:rFonts w:ascii="Arial Narrow" w:eastAsia="Arial Narrow" w:hAnsi="Arial Narrow" w:cs="Arial Narrow"/>
-          <w:sz w:val="16"/>
-          <w:szCs w:val="16"/>
-        </w:rPr>
-      </w:pPr>
-    </w:p>
-  </w:footnote>
-  <w:footnote w:id="4">
     <w:p>
       <w:pPr>
         <w:pStyle w:val="Textonotapie"/>
@@ -14788,7 +14880,8 @@
           <w:sz w:val="16"/>
           <w:szCs w:val="16"/>
         </w:rPr>
-        <w:t xml:space="preserve"> </w:t>
+        <w:tab/>
+        <w:t xml:space="preserve"/>
       </w:r>
       <w:r>
         <w:rPr>
@@ -14895,10 +14988,30 @@
         <w:jc w:val="both"/>
         <w:rPr>
           <w:rFonts w:ascii="Arial Narrow" w:eastAsia="Arial Narrow" w:hAnsi="Arial Narrow" w:cs="Arial Narrow"/>
-          <w:sz w:val="16"/>
-          <w:szCs w:val="16"/>
-        </w:rPr>
-      </w:pPr>
+          <w:b/>
+          <w:bCs/>
+          <w:sz w:val="16"/>
+          <w:szCs w:val="16"/>
+        </w:rPr>
+      </w:pPr>
+      <w:r>
+        <w:rPr>
+          <w:rFonts w:ascii="Arial Narrow" w:eastAsia="Arial Narrow" w:hAnsi="Arial Narrow" w:cs="Arial Narrow"/>
+          <w:sz w:val="16"/>
+          <w:szCs w:val="16"/>
+        </w:rPr>
+        <w:tab/>
+      </w:r>
+      <w:r>
+        <w:rPr>
+          <w:rFonts w:ascii="Arial Narrow" w:eastAsia="Arial Narrow" w:hAnsi="Arial Narrow" w:cs="Arial Narrow"/>
+          <w:b/>
+          <w:bCs/>
+          <w:sz w:val="16"/>
+          <w:szCs w:val="16"/>
+        </w:rPr>
+        <w:t xml:space="preserve">LEY DE ORGANIZACIÓN Y FUNCIONES DEL INDECOPI, APROBADA POR DECRETO LEGISLATIVO 1033 </w:t>
+      </w:r>
     </w:p>
     <w:p>
       <w:pPr>
@@ -14910,29 +15023,46 @@
         <w:jc w:val="both"/>
         <w:rPr>
           <w:rFonts w:ascii="Arial Narrow" w:eastAsia="Arial Narrow" w:hAnsi="Arial Narrow" w:cs="Arial Narrow"/>
+          <w:sz w:val="16"/>
+          <w:szCs w:val="16"/>
+        </w:rPr>
+      </w:pPr>
+      <w:r>
+        <w:rPr>
+          <w:rFonts w:ascii="Arial Narrow" w:eastAsia="Arial Narrow" w:hAnsi="Arial Narrow" w:cs="Arial Narrow"/>
           <w:b/>
           <w:bCs/>
           <w:sz w:val="16"/>
           <w:szCs w:val="16"/>
         </w:rPr>
-      </w:pPr>
-      <w:r>
-        <w:rPr>
-          <w:rFonts w:ascii="Arial Narrow" w:eastAsia="Arial Narrow" w:hAnsi="Arial Narrow" w:cs="Arial Narrow"/>
-          <w:sz w:val="16"/>
-          <w:szCs w:val="16"/>
-        </w:rPr>
         <w:tab/>
-      </w:r>
-      <w:r>
-        <w:rPr>
-          <w:rFonts w:ascii="Arial Narrow" w:eastAsia="Arial Narrow" w:hAnsi="Arial Narrow" w:cs="Arial Narrow"/>
-          <w:b/>
-          <w:bCs/>
-          <w:sz w:val="16"/>
-          <w:szCs w:val="16"/>
-        </w:rPr>
-        <w:t xml:space="preserve">LEY DE ORGANIZACIÓN Y FUNCIONES DEL INDECOPI, APROBADA POR DECRETO LEGISLATIVO 1033 </w:t>
+        <w:t>Artículo 27.-</w:t>
+      </w:r>
+      <w:r>
+        <w:rPr>
+          <w:rFonts w:ascii="Arial Narrow" w:eastAsia="Arial Narrow" w:hAnsi="Arial Narrow" w:cs="Arial Narrow"/>
+          <w:sz w:val="16"/>
+          <w:szCs w:val="16"/>
+        </w:rPr>
+        <w:t xml:space="preserve"> De la Comisión de Protección al </w:t>
+      </w:r>
+      <w:proofErr w:type="gramStart"/>
+      <w:r>
+        <w:rPr>
+          <w:rFonts w:ascii="Arial Narrow" w:eastAsia="Arial Narrow" w:hAnsi="Arial Narrow" w:cs="Arial Narrow"/>
+          <w:sz w:val="16"/>
+          <w:szCs w:val="16"/>
+        </w:rPr>
+        <w:t>Consumidor.-</w:t>
+      </w:r>
+      <w:proofErr w:type="gramEnd"/>
+      <w:r>
+        <w:rPr>
+          <w:rFonts w:ascii="Arial Narrow" w:eastAsia="Arial Narrow" w:hAnsi="Arial Narrow" w:cs="Arial Narrow"/>
+          <w:sz w:val="16"/>
+          <w:szCs w:val="16"/>
+        </w:rPr>
+        <w:t xml:space="preserve"> </w:t>
       </w:r>
     </w:p>
     <w:p>
@@ -14952,39 +15082,11 @@
       <w:r>
         <w:rPr>
           <w:rFonts w:ascii="Arial Narrow" w:eastAsia="Arial Narrow" w:hAnsi="Arial Narrow" w:cs="Arial Narrow"/>
-          <w:b/>
-          <w:bCs/>
           <w:sz w:val="16"/>
           <w:szCs w:val="16"/>
         </w:rPr>
         <w:tab/>
-        <w:t>Artículo 27.-</w:t>
-      </w:r>
-      <w:r>
-        <w:rPr>
-          <w:rFonts w:ascii="Arial Narrow" w:eastAsia="Arial Narrow" w:hAnsi="Arial Narrow" w:cs="Arial Narrow"/>
-          <w:sz w:val="16"/>
-          <w:szCs w:val="16"/>
-        </w:rPr>
-        <w:t xml:space="preserve"> De la Comisión de Protección al </w:t>
-      </w:r>
-      <w:proofErr w:type="gramStart"/>
-      <w:r>
-        <w:rPr>
-          <w:rFonts w:ascii="Arial Narrow" w:eastAsia="Arial Narrow" w:hAnsi="Arial Narrow" w:cs="Arial Narrow"/>
-          <w:sz w:val="16"/>
-          <w:szCs w:val="16"/>
-        </w:rPr>
-        <w:t>Consumidor.-</w:t>
-      </w:r>
-      <w:proofErr w:type="gramEnd"/>
-      <w:r>
-        <w:rPr>
-          <w:rFonts w:ascii="Arial Narrow" w:eastAsia="Arial Narrow" w:hAnsi="Arial Narrow" w:cs="Arial Narrow"/>
-          <w:sz w:val="16"/>
-          <w:szCs w:val="16"/>
-        </w:rPr>
-        <w:t xml:space="preserve"> </w:t>
+        <w:t>Corresponde a la Comisión de Protección al Consumidor velar por el cumplimiento de la Ley de Protección al Consumidor y de las leyes que, en general, protegen a los consumidores de la falta de idoneidad de los bienes y servicios en función de la información brindada, de las omisiones de información y de la discriminación en el consumo, así como de aquellas que complementen o sustituyan a las anteriores.</w:t>
       </w:r>
     </w:p>
     <w:p>
@@ -14997,20 +15099,15 @@
         <w:jc w:val="both"/>
         <w:rPr>
           <w:rFonts w:ascii="Arial Narrow" w:eastAsia="Arial Narrow" w:hAnsi="Arial Narrow" w:cs="Arial Narrow"/>
-          <w:sz w:val="16"/>
-          <w:szCs w:val="16"/>
-        </w:rPr>
-      </w:pPr>
-      <w:r>
-        <w:rPr>
-          <w:rFonts w:ascii="Arial Narrow" w:eastAsia="Arial Narrow" w:hAnsi="Arial Narrow" w:cs="Arial Narrow"/>
-          <w:sz w:val="16"/>
-          <w:szCs w:val="16"/>
-        </w:rPr>
-        <w:tab/>
-        <w:t>Corresponde a la Comisión de Protección al Consumidor velar por el cumplimiento de la Ley de Protección al Consumidor y de las leyes que, en general, protegen a los consumidores de la falta de idoneidad de los bienes y servicios en función de la información brindada, de las omisiones de información y de la discriminación en el consumo, así como de aquellas que complementen o sustituyan a las anteriores.</w:t>
-      </w:r>
-    </w:p>
+          <w:b/>
+          <w:bCs/>
+          <w:sz w:val="16"/>
+          <w:szCs w:val="16"/>
+        </w:rPr>
+      </w:pPr>
+    </w:p>
+  </w:footnote>
+  <w:footnote w:id="4">
     <w:p>
       <w:pPr>
         <w:pStyle w:val="Textonotapie"/>
@@ -15027,9 +15124,150 @@
           <w:szCs w:val="16"/>
         </w:rPr>
       </w:pPr>
-    </w:p>
-  </w:footnote>
-  <w:footnote w:id="5">
+      <w:r>
+        <w:rPr>
+          <w:rStyle w:val="Refdenotaalpie"/>
+          <w:rFonts w:ascii="Arial Narrow" w:eastAsia="Arial Narrow" w:hAnsi="Arial Narrow" w:cs="Arial Narrow"/>
+          <w:sz w:val="16"/>
+          <w:szCs w:val="16"/>
+          <w:vertAlign w:val="superscript"/>
+        </w:rPr>
+        <w:footnoteRef/>
+      </w:r>
+      <w:r>
+        <w:rPr>
+          <w:rFonts w:ascii="Arial Narrow" w:eastAsia="Arial Narrow" w:hAnsi="Arial Narrow" w:cs="Arial Narrow"/>
+          <w:sz w:val="16"/>
+          <w:szCs w:val="16"/>
+        </w:rPr>
+        <w:tab/>
+        <w:t xml:space="preserve"/>
+      </w:r>
+      <w:r>
+        <w:rPr>
+          <w:rFonts w:ascii="Arial Narrow" w:eastAsia="Arial Narrow" w:hAnsi="Arial Narrow" w:cs="Arial Narrow"/>
+          <w:sz w:val="16"/>
+          <w:szCs w:val="16"/>
+        </w:rPr>
+        <w:tab/>
+      </w:r>
+      <w:r>
+        <w:rPr>
+          <w:rFonts w:ascii="Arial Narrow" w:eastAsia="Arial Narrow" w:hAnsi="Arial Narrow" w:cs="Arial Narrow"/>
+          <w:b/>
+          <w:bCs/>
+          <w:sz w:val="16"/>
+          <w:szCs w:val="16"/>
+        </w:rPr>
+        <w:t xml:space="preserve">LEY 29571, CÓDIGO DE PROTECCIÓN Y DEFENSA DEL CONSUMIDOR, publicado el 2 de setiembre de 2010 y modificado por Decreto Legislativo 1308 </w:t>
+      </w:r>
+    </w:p>
+    <w:p>
+      <w:pPr>
+        <w:pStyle w:val="Textonotapie"/>
+        <w:ind w:left="567" w:right="-1"/>
+        <w:jc w:val="both"/>
+        <w:rPr>
+          <w:rFonts w:ascii="Arial Narrow" w:eastAsia="Arial Narrow" w:hAnsi="Arial Narrow" w:cs="Arial Narrow"/>
+          <w:b/>
+          <w:bCs/>
+          <w:sz w:val="16"/>
+          <w:szCs w:val="16"/>
+        </w:rPr>
+      </w:pPr>
+      <w:r>
+        <w:rPr>
+          <w:rFonts w:ascii="Arial Narrow" w:eastAsia="Arial Narrow" w:hAnsi="Arial Narrow" w:cs="Arial Narrow"/>
+          <w:b/>
+          <w:bCs/>
+          <w:sz w:val="16"/>
+          <w:szCs w:val="16"/>
+        </w:rPr>
+        <w:t xml:space="preserve">Artículo 18.- Idoneidad </w:t>
+      </w:r>
+    </w:p>
+    <w:p>
+      <w:pPr>
+        <w:pStyle w:val="Textonotapie"/>
+        <w:ind w:left="567" w:right="-1"/>
+        <w:jc w:val="both"/>
+        <w:rPr>
+          <w:rFonts w:ascii="Arial Narrow" w:eastAsia="Arial Narrow" w:hAnsi="Arial Narrow" w:cs="Arial Narrow"/>
+          <w:sz w:val="16"/>
+          <w:szCs w:val="16"/>
+        </w:rPr>
+      </w:pPr>
+      <w:r>
+        <w:rPr>
+          <w:rFonts w:ascii="Arial Narrow" w:eastAsia="Arial Narrow" w:hAnsi="Arial Narrow" w:cs="Arial Narrow"/>
+          <w:sz w:val="16"/>
+          <w:szCs w:val="16"/>
+        </w:rPr>
+        <w:t xml:space="preserve">Se entiende por idoneidad la correspondencia entre lo que un consumidor espera y lo que efectivamente recibe, en función a lo que se le hubiera ofrecido, la publicidad e información transmitida, las condiciones y circunstancias de la transacción, las características y naturaleza del producto o servicio, el precio, entre otros factores, atendiendo a las circunstancias del caso. </w:t>
+      </w:r>
+    </w:p>
+    <w:p>
+      <w:pPr>
+        <w:pStyle w:val="Textonotapie"/>
+        <w:ind w:left="567" w:right="-1"/>
+        <w:jc w:val="both"/>
+        <w:rPr>
+          <w:rFonts w:ascii="Arial Narrow" w:eastAsia="Arial Narrow" w:hAnsi="Arial Narrow" w:cs="Arial Narrow"/>
+          <w:sz w:val="16"/>
+          <w:szCs w:val="16"/>
+        </w:rPr>
+      </w:pPr>
+      <w:r>
+        <w:rPr>
+          <w:rFonts w:ascii="Arial Narrow" w:eastAsia="Arial Narrow" w:hAnsi="Arial Narrow" w:cs="Arial Narrow"/>
+          <w:sz w:val="16"/>
+          <w:szCs w:val="16"/>
+        </w:rPr>
+        <w:t xml:space="preserve">La idoneidad es evaluada en función a la propia naturaleza del producto o servicio y a su aptitud para satisfacer la finalidad para la cual ha sido puesto en el mercado. Las autorizaciones por parte de los organismos del Estado para la fabricación de un producto o la prestación de un servicio, en los casos que sea necesario, no eximen de responsabilidad al proveedor frente al consumidor. </w:t>
+      </w:r>
+    </w:p>
+    <w:p>
+      <w:pPr>
+        <w:pStyle w:val="Textonotapie"/>
+        <w:ind w:left="567" w:right="-1"/>
+        <w:jc w:val="both"/>
+        <w:rPr>
+          <w:rFonts w:ascii="Arial Narrow" w:eastAsia="Arial Narrow" w:hAnsi="Arial Narrow" w:cs="Arial Narrow"/>
+          <w:sz w:val="16"/>
+          <w:szCs w:val="16"/>
+        </w:rPr>
+      </w:pPr>
+      <w:r>
+        <w:rPr>
+          <w:rFonts w:ascii="Arial Narrow" w:eastAsia="Arial Narrow" w:hAnsi="Arial Narrow" w:cs="Arial Narrow"/>
+          <w:b/>
+          <w:bCs/>
+          <w:sz w:val="16"/>
+          <w:szCs w:val="16"/>
+        </w:rPr>
+        <w:t xml:space="preserve">Artículo 19.- Obligación de los proveedores </w:t>
+      </w:r>
+    </w:p>
+    <w:p>
+      <w:pPr>
+        <w:pStyle w:val="Textonotapie"/>
+        <w:ind w:left="567" w:right="-1"/>
+        <w:jc w:val="both"/>
+        <w:rPr>
+          <w:rFonts w:ascii="Arial Narrow" w:eastAsia="Arial Narrow" w:hAnsi="Arial Narrow" w:cs="Arial Narrow"/>
+          <w:sz w:val="16"/>
+          <w:szCs w:val="16"/>
+        </w:rPr>
+      </w:pPr>
+      <w:r>
+        <w:rPr>
+          <w:rFonts w:ascii="Arial Narrow" w:eastAsia="Arial Narrow" w:hAnsi="Arial Narrow" w:cs="Arial Narrow"/>
+          <w:sz w:val="16"/>
+          <w:szCs w:val="16"/>
+        </w:rPr>
+        <w:t>El proveedor responde por la idoneidad y calidad de los productos y servicios ofrecidos; por la autenticidad de las marcas y leyendas que exhiben sus productos o del signo que respalda al prestador del servicio, por la falta de conformidad entre la publicidad comercial de los productos y servicios y estos, así como por el contenido y la vida útil del producto indicado en el envase, en lo que corresponda.</w:t>
+      </w:r>
+    </w:p>
     <w:p>
       <w:pPr>
         <w:pStyle w:val="Textonotapie"/>
@@ -15046,161 +15284,9 @@
           <w:szCs w:val="16"/>
         </w:rPr>
       </w:pPr>
-      <w:r>
-        <w:rPr>
-          <w:rStyle w:val="Refdenotaalpie"/>
-          <w:rFonts w:ascii="Arial Narrow" w:eastAsia="Arial Narrow" w:hAnsi="Arial Narrow" w:cs="Arial Narrow"/>
-          <w:sz w:val="16"/>
-          <w:szCs w:val="16"/>
-          <w:vertAlign w:val="superscript"/>
-        </w:rPr>
-        <w:footnoteRef/>
-      </w:r>
-      <w:r>
-        <w:rPr>
-          <w:rFonts w:ascii="Arial Narrow" w:eastAsia="Arial Narrow" w:hAnsi="Arial Narrow" w:cs="Arial Narrow"/>
-          <w:sz w:val="16"/>
-          <w:szCs w:val="16"/>
-        </w:rPr>
-        <w:t xml:space="preserve"> </w:t>
-      </w:r>
-      <w:r>
-        <w:rPr>
-          <w:rFonts w:ascii="Arial Narrow" w:eastAsia="Arial Narrow" w:hAnsi="Arial Narrow" w:cs="Arial Narrow"/>
-          <w:sz w:val="16"/>
-          <w:szCs w:val="16"/>
-        </w:rPr>
-        <w:tab/>
-      </w:r>
-      <w:r>
-        <w:rPr>
-          <w:rFonts w:ascii="Arial Narrow" w:eastAsia="Arial Narrow" w:hAnsi="Arial Narrow" w:cs="Arial Narrow"/>
-          <w:b/>
-          <w:bCs/>
-          <w:sz w:val="16"/>
-          <w:szCs w:val="16"/>
-        </w:rPr>
-        <w:t xml:space="preserve">LEY 29571, CÓDIGO DE PROTECCIÓN Y DEFENSA DEL CONSUMIDOR, publicado el 2 de setiembre de 2010 y modificado por Decreto Legislativo 1308 </w:t>
-      </w:r>
-    </w:p>
-    <w:p>
-      <w:pPr>
-        <w:pStyle w:val="Textonotapie"/>
-        <w:ind w:left="567" w:right="-1"/>
-        <w:jc w:val="both"/>
-        <w:rPr>
-          <w:rFonts w:ascii="Arial Narrow" w:eastAsia="Arial Narrow" w:hAnsi="Arial Narrow" w:cs="Arial Narrow"/>
-          <w:b/>
-          <w:bCs/>
-          <w:sz w:val="16"/>
-          <w:szCs w:val="16"/>
-        </w:rPr>
-      </w:pPr>
-      <w:r>
-        <w:rPr>
-          <w:rFonts w:ascii="Arial Narrow" w:eastAsia="Arial Narrow" w:hAnsi="Arial Narrow" w:cs="Arial Narrow"/>
-          <w:b/>
-          <w:bCs/>
-          <w:sz w:val="16"/>
-          <w:szCs w:val="16"/>
-        </w:rPr>
-        <w:t xml:space="preserve">Artículo 18.- Idoneidad </w:t>
-      </w:r>
-    </w:p>
-    <w:p>
-      <w:pPr>
-        <w:pStyle w:val="Textonotapie"/>
-        <w:ind w:left="567" w:right="-1"/>
-        <w:jc w:val="both"/>
-        <w:rPr>
-          <w:rFonts w:ascii="Arial Narrow" w:eastAsia="Arial Narrow" w:hAnsi="Arial Narrow" w:cs="Arial Narrow"/>
-          <w:sz w:val="16"/>
-          <w:szCs w:val="16"/>
-        </w:rPr>
-      </w:pPr>
-      <w:r>
-        <w:rPr>
-          <w:rFonts w:ascii="Arial Narrow" w:eastAsia="Arial Narrow" w:hAnsi="Arial Narrow" w:cs="Arial Narrow"/>
-          <w:sz w:val="16"/>
-          <w:szCs w:val="16"/>
-        </w:rPr>
-        <w:t xml:space="preserve">Se entiende por idoneidad la correspondencia entre lo que un consumidor espera y lo que efectivamente recibe, en función a lo que se le hubiera ofrecido, la publicidad e información transmitida, las condiciones y circunstancias de la transacción, las características y naturaleza del producto o servicio, el precio, entre otros factores, atendiendo a las circunstancias del caso. </w:t>
-      </w:r>
-    </w:p>
-    <w:p>
-      <w:pPr>
-        <w:pStyle w:val="Textonotapie"/>
-        <w:ind w:left="567" w:right="-1"/>
-        <w:jc w:val="both"/>
-        <w:rPr>
-          <w:rFonts w:ascii="Arial Narrow" w:eastAsia="Arial Narrow" w:hAnsi="Arial Narrow" w:cs="Arial Narrow"/>
-          <w:sz w:val="16"/>
-          <w:szCs w:val="16"/>
-        </w:rPr>
-      </w:pPr>
-      <w:r>
-        <w:rPr>
-          <w:rFonts w:ascii="Arial Narrow" w:eastAsia="Arial Narrow" w:hAnsi="Arial Narrow" w:cs="Arial Narrow"/>
-          <w:sz w:val="16"/>
-          <w:szCs w:val="16"/>
-        </w:rPr>
-        <w:t xml:space="preserve">La idoneidad es evaluada en función a la propia naturaleza del producto o servicio y a su aptitud para satisfacer la finalidad para la cual ha sido puesto en el mercado. Las autorizaciones por parte de los organismos del Estado para la fabricación de un producto o la prestación de un servicio, en los casos que sea necesario, no eximen de responsabilidad al proveedor frente al consumidor. </w:t>
-      </w:r>
-    </w:p>
-    <w:p>
-      <w:pPr>
-        <w:pStyle w:val="Textonotapie"/>
-        <w:ind w:left="567" w:right="-1"/>
-        <w:jc w:val="both"/>
-        <w:rPr>
-          <w:rFonts w:ascii="Arial Narrow" w:eastAsia="Arial Narrow" w:hAnsi="Arial Narrow" w:cs="Arial Narrow"/>
-          <w:sz w:val="16"/>
-          <w:szCs w:val="16"/>
-        </w:rPr>
-      </w:pPr>
-    </w:p>
-    <w:p>
-      <w:pPr>
-        <w:pStyle w:val="Textonotapie"/>
-        <w:ind w:left="567" w:right="-1"/>
-        <w:jc w:val="both"/>
-        <w:rPr>
-          <w:rFonts w:ascii="Arial Narrow" w:eastAsia="Arial Narrow" w:hAnsi="Arial Narrow" w:cs="Arial Narrow"/>
-          <w:sz w:val="16"/>
-          <w:szCs w:val="16"/>
-        </w:rPr>
-      </w:pPr>
-      <w:r>
-        <w:rPr>
-          <w:rFonts w:ascii="Arial Narrow" w:eastAsia="Arial Narrow" w:hAnsi="Arial Narrow" w:cs="Arial Narrow"/>
-          <w:b/>
-          <w:bCs/>
-          <w:sz w:val="16"/>
-          <w:szCs w:val="16"/>
-        </w:rPr>
-        <w:t xml:space="preserve">Artículo 19.- Obligación de los proveedores </w:t>
-      </w:r>
-    </w:p>
-    <w:p>
-      <w:pPr>
-        <w:pStyle w:val="Textonotapie"/>
-        <w:ind w:left="567" w:right="-1"/>
-        <w:jc w:val="both"/>
-        <w:rPr>
-          <w:rFonts w:ascii="Arial Narrow" w:eastAsia="Arial Narrow" w:hAnsi="Arial Narrow" w:cs="Arial Narrow"/>
-          <w:sz w:val="16"/>
-          <w:szCs w:val="16"/>
-        </w:rPr>
-      </w:pPr>
-      <w:r>
-        <w:rPr>
-          <w:rFonts w:ascii="Arial Narrow" w:eastAsia="Arial Narrow" w:hAnsi="Arial Narrow" w:cs="Arial Narrow"/>
-          <w:sz w:val="16"/>
-          <w:szCs w:val="16"/>
-        </w:rPr>
-        <w:t>El proveedor responde por la idoneidad y calidad de los productos y servicios ofrecidos; por la autenticidad de las marcas y leyendas que exhiben sus productos o del signo que respalda al prestador del servicio, por la falta de conformidad entre la publicidad comercial de los productos y servicios y estos, así como por el contenido y la vida útil del producto indicado en el envase, en lo que corresponda.</w:t>
-      </w:r>
-    </w:p>
+    </w:p>
+  </w:footnote>
+  <w:footnote w:id="5">
     <w:p>
       <w:pPr>
         <w:pStyle w:val="Textonotapie"/>
@@ -15217,9 +15303,129 @@
           <w:szCs w:val="16"/>
         </w:rPr>
       </w:pPr>
-    </w:p>
-  </w:footnote>
-  <w:footnote w:id="6">
+      <w:r>
+        <w:rPr>
+          <w:rStyle w:val="Refdenotaalpie"/>
+          <w:rFonts w:ascii="Arial Narrow" w:eastAsia="Arial Narrow" w:hAnsi="Arial Narrow" w:cs="Arial Narrow"/>
+          <w:sz w:val="16"/>
+          <w:szCs w:val="16"/>
+          <w:vertAlign w:val="superscript"/>
+        </w:rPr>
+        <w:footnoteRef/>
+      </w:r>
+      <w:r>
+        <w:rPr>
+          <w:rFonts w:ascii="Arial Narrow" w:eastAsia="Arial Narrow" w:hAnsi="Arial Narrow" w:cs="Arial Narrow"/>
+          <w:sz w:val="16"/>
+          <w:szCs w:val="16"/>
+        </w:rPr>
+        <w:tab/>
+        <w:t xml:space="preserve"/>
+      </w:r>
+      <w:r>
+        <w:rPr>
+          <w:rFonts w:ascii="Arial Narrow" w:eastAsia="Arial Narrow" w:hAnsi="Arial Narrow" w:cs="Arial Narrow"/>
+          <w:sz w:val="16"/>
+          <w:szCs w:val="16"/>
+        </w:rPr>
+        <w:tab/>
+      </w:r>
+      <w:r>
+        <w:rPr>
+          <w:rFonts w:ascii="Arial Narrow" w:eastAsia="Arial Narrow" w:hAnsi="Arial Narrow" w:cs="Arial Narrow"/>
+          <w:b/>
+          <w:bCs/>
+          <w:sz w:val="16"/>
+          <w:szCs w:val="16"/>
+        </w:rPr>
+        <w:t xml:space="preserve">LEY 29571, CÓDIGO DE PROTECCIÓN Y DEFENSA DEL CONSUMIDOR, publicado el 2 de setiembre de 2010 y modificado por Decreto Legislativo 1308 </w:t>
+      </w:r>
+    </w:p>
+    <w:p>
+      <w:pPr>
+        <w:pStyle w:val="Textonotapie"/>
+        <w:tabs>
+          <w:tab w:val="left" w:pos="567"/>
+        </w:tabs>
+        <w:jc w:val="both"/>
+        <w:rPr>
+          <w:rFonts w:ascii="Arial Narrow" w:eastAsia="Arial Narrow" w:hAnsi="Arial Narrow" w:cs="Arial Narrow"/>
+          <w:sz w:val="16"/>
+          <w:szCs w:val="16"/>
+        </w:rPr>
+      </w:pPr>
+      <w:r>
+        <w:rPr>
+          <w:rFonts w:ascii="Arial Narrow" w:eastAsia="Arial Narrow" w:hAnsi="Arial Narrow" w:cs="Arial Narrow"/>
+          <w:b/>
+          <w:bCs/>
+          <w:sz w:val="16"/>
+          <w:szCs w:val="16"/>
+        </w:rPr>
+        <w:tab/>
+        <w:t>Artículo 56.- Métodos comerciales coercitivos</w:t>
+      </w:r>
+    </w:p>
+    <w:p>
+      <w:pPr>
+        <w:pStyle w:val="Textonotapie"/>
+        <w:ind w:left="567"/>
+        <w:jc w:val="both"/>
+        <w:rPr>
+          <w:rFonts w:ascii="Arial Narrow" w:eastAsia="Arial Narrow" w:hAnsi="Arial Narrow" w:cs="Arial Narrow"/>
+          <w:sz w:val="16"/>
+          <w:szCs w:val="16"/>
+        </w:rPr>
+      </w:pPr>
+      <w:r>
+        <w:rPr>
+          <w:rFonts w:ascii="Arial Narrow" w:eastAsia="Arial Narrow" w:hAnsi="Arial Narrow" w:cs="Arial Narrow"/>
+          <w:sz w:val="16"/>
+          <w:szCs w:val="16"/>
+        </w:rPr>
+        <w:t>56.1 De manera enunciativa y no limitativa, el derecho de todo consumidor a la protección contra los métodos comerciales coercitivos implica que los proveedores no pueden:</w:t>
+      </w:r>
+    </w:p>
+    <w:p>
+      <w:pPr>
+        <w:pStyle w:val="Textonotapie"/>
+        <w:ind w:left="567"/>
+        <w:jc w:val="both"/>
+        <w:rPr>
+          <w:rFonts w:ascii="Arial Narrow" w:eastAsia="Arial Narrow" w:hAnsi="Arial Narrow" w:cs="Arial Narrow"/>
+          <w:sz w:val="16"/>
+          <w:szCs w:val="16"/>
+        </w:rPr>
+      </w:pPr>
+      <w:r>
+        <w:rPr>
+          <w:rFonts w:ascii="Arial Narrow" w:eastAsia="Arial Narrow" w:hAnsi="Arial Narrow" w:cs="Arial Narrow"/>
+          <w:sz w:val="16"/>
+          <w:szCs w:val="16"/>
+        </w:rPr>
+        <w:t>(…)</w:t>
+      </w:r>
+    </w:p>
+    <w:p>
+      <w:pPr>
+        <w:pStyle w:val="Textonotapie"/>
+        <w:ind w:left="567"/>
+        <w:jc w:val="both"/>
+        <w:rPr>
+          <w:rFonts w:ascii="Arial Narrow" w:eastAsia="Arial Narrow" w:hAnsi="Arial Narrow" w:cs="Arial Narrow"/>
+          <w:sz w:val="16"/>
+          <w:szCs w:val="16"/>
+        </w:rPr>
+      </w:pPr>
+      <w:r>
+        <w:rPr>
+          <w:rFonts w:ascii="Arial Narrow" w:eastAsia="Arial Narrow" w:hAnsi="Arial Narrow" w:cs="Arial Narrow"/>
+          <w:sz w:val="16"/>
+          <w:szCs w:val="16"/>
+        </w:rPr>
+        <w:t>g. Exigir al consumidor la presentación de documentación innecesaria para la prestación del servicio que contrate o la entrega del producto adquirido, pudiendo, en todo caso, exigirse solo la documentación necesaria, razonable y pertinente de acuerdo con la etapa en la que se encuentre la prestación del producto o ejecución del servicio.</w:t>
+      </w:r>
+    </w:p>
     <w:p>
       <w:pPr>
         <w:pStyle w:val="Textonotapie"/>
@@ -15236,128 +15442,9 @@
           <w:szCs w:val="16"/>
         </w:rPr>
       </w:pPr>
-      <w:r>
-        <w:rPr>
-          <w:rStyle w:val="Refdenotaalpie"/>
-          <w:rFonts w:ascii="Arial Narrow" w:eastAsia="Arial Narrow" w:hAnsi="Arial Narrow" w:cs="Arial Narrow"/>
-          <w:sz w:val="16"/>
-          <w:szCs w:val="16"/>
-          <w:vertAlign w:val="superscript"/>
-        </w:rPr>
-        <w:footnoteRef/>
-      </w:r>
-      <w:r>
-        <w:rPr>
-          <w:rFonts w:ascii="Arial Narrow" w:eastAsia="Arial Narrow" w:hAnsi="Arial Narrow" w:cs="Arial Narrow"/>
-          <w:sz w:val="16"/>
-          <w:szCs w:val="16"/>
-        </w:rPr>
-        <w:t xml:space="preserve"> </w:t>
-      </w:r>
-      <w:r>
-        <w:rPr>
-          <w:rFonts w:ascii="Arial Narrow" w:eastAsia="Arial Narrow" w:hAnsi="Arial Narrow" w:cs="Arial Narrow"/>
-          <w:sz w:val="16"/>
-          <w:szCs w:val="16"/>
-        </w:rPr>
-        <w:tab/>
-      </w:r>
-      <w:r>
-        <w:rPr>
-          <w:rFonts w:ascii="Arial Narrow" w:eastAsia="Arial Narrow" w:hAnsi="Arial Narrow" w:cs="Arial Narrow"/>
-          <w:b/>
-          <w:bCs/>
-          <w:sz w:val="16"/>
-          <w:szCs w:val="16"/>
-        </w:rPr>
-        <w:t xml:space="preserve">LEY 29571, CÓDIGO DE PROTECCIÓN Y DEFENSA DEL CONSUMIDOR, publicado el 2 de setiembre de 2010 y modificado por Decreto Legislativo 1308 </w:t>
-      </w:r>
-    </w:p>
-    <w:p>
-      <w:pPr>
-        <w:pStyle w:val="Textonotapie"/>
-        <w:tabs>
-          <w:tab w:val="left" w:pos="567"/>
-        </w:tabs>
-        <w:jc w:val="both"/>
-        <w:rPr>
-          <w:rFonts w:ascii="Arial Narrow" w:eastAsia="Arial Narrow" w:hAnsi="Arial Narrow" w:cs="Arial Narrow"/>
-          <w:sz w:val="16"/>
-          <w:szCs w:val="16"/>
-        </w:rPr>
-      </w:pPr>
-      <w:r>
-        <w:rPr>
-          <w:rFonts w:ascii="Arial Narrow" w:eastAsia="Arial Narrow" w:hAnsi="Arial Narrow" w:cs="Arial Narrow"/>
-          <w:b/>
-          <w:bCs/>
-          <w:sz w:val="16"/>
-          <w:szCs w:val="16"/>
-        </w:rPr>
-        <w:tab/>
-        <w:t>Artículo 56.- Métodos comerciales coercitivos</w:t>
-      </w:r>
-    </w:p>
-    <w:p>
-      <w:pPr>
-        <w:pStyle w:val="Textonotapie"/>
-        <w:ind w:left="567"/>
-        <w:jc w:val="both"/>
-        <w:rPr>
-          <w:rFonts w:ascii="Arial Narrow" w:eastAsia="Arial Narrow" w:hAnsi="Arial Narrow" w:cs="Arial Narrow"/>
-          <w:sz w:val="16"/>
-          <w:szCs w:val="16"/>
-        </w:rPr>
-      </w:pPr>
-      <w:r>
-        <w:rPr>
-          <w:rFonts w:ascii="Arial Narrow" w:eastAsia="Arial Narrow" w:hAnsi="Arial Narrow" w:cs="Arial Narrow"/>
-          <w:sz w:val="16"/>
-          <w:szCs w:val="16"/>
-        </w:rPr>
-        <w:t>56.1 De manera enunciativa y no limitativa, el derecho de todo consumidor a la protección contra los métodos comerciales coercitivos implica que los proveedores no pueden:</w:t>
-      </w:r>
-    </w:p>
-    <w:p>
-      <w:pPr>
-        <w:pStyle w:val="Textonotapie"/>
-        <w:ind w:left="567"/>
-        <w:jc w:val="both"/>
-        <w:rPr>
-          <w:rFonts w:ascii="Arial Narrow" w:eastAsia="Arial Narrow" w:hAnsi="Arial Narrow" w:cs="Arial Narrow"/>
-          <w:sz w:val="16"/>
-          <w:szCs w:val="16"/>
-        </w:rPr>
-      </w:pPr>
-      <w:r>
-        <w:rPr>
-          <w:rFonts w:ascii="Arial Narrow" w:eastAsia="Arial Narrow" w:hAnsi="Arial Narrow" w:cs="Arial Narrow"/>
-          <w:sz w:val="16"/>
-          <w:szCs w:val="16"/>
-        </w:rPr>
-        <w:t>(…)</w:t>
-      </w:r>
-    </w:p>
-    <w:p>
-      <w:pPr>
-        <w:pStyle w:val="Textonotapie"/>
-        <w:ind w:left="567"/>
-        <w:jc w:val="both"/>
-        <w:rPr>
-          <w:rFonts w:ascii="Arial Narrow" w:eastAsia="Arial Narrow" w:hAnsi="Arial Narrow" w:cs="Arial Narrow"/>
-          <w:sz w:val="16"/>
-          <w:szCs w:val="16"/>
-        </w:rPr>
-      </w:pPr>
-      <w:r>
-        <w:rPr>
-          <w:rFonts w:ascii="Arial Narrow" w:eastAsia="Arial Narrow" w:hAnsi="Arial Narrow" w:cs="Arial Narrow"/>
-          <w:sz w:val="16"/>
-          <w:szCs w:val="16"/>
-        </w:rPr>
-        <w:t>g. Exigir al consumidor la presentación de documentación innecesaria para la prestación del servicio que contrate o la entrega del producto adquirido, pudiendo, en todo caso, exigirse solo la documentación necesaria, razonable y pertinente de acuerdo con la etapa en la que se encuentre la prestación del producto o ejecución del servicio.</w:t>
-      </w:r>
-    </w:p>
+    </w:p>
+  </w:footnote>
+  <w:footnote w:id="6">
     <w:p>
       <w:pPr>
         <w:pStyle w:val="Textonotapie"/>
@@ -15374,9 +15461,168 @@
           <w:szCs w:val="16"/>
         </w:rPr>
       </w:pPr>
-    </w:p>
-  </w:footnote>
-  <w:footnote w:id="7">
+      <w:r>
+        <w:rPr>
+          <w:rStyle w:val="Refdenotaalpie"/>
+          <w:rFonts w:ascii="Arial Narrow" w:eastAsia="Arial Narrow" w:hAnsi="Arial Narrow" w:cs="Arial Narrow"/>
+          <w:sz w:val="16"/>
+          <w:szCs w:val="16"/>
+          <w:vertAlign w:val="superscript"/>
+        </w:rPr>
+        <w:footnoteRef/>
+      </w:r>
+      <w:r>
+        <w:rPr>
+          <w:rFonts w:ascii="Arial Narrow" w:eastAsia="Arial Narrow" w:hAnsi="Arial Narrow" w:cs="Arial Narrow"/>
+          <w:sz w:val="16"/>
+          <w:szCs w:val="16"/>
+        </w:rPr>
+        <w:tab/>
+        <w:t xml:space="preserve"/>
+      </w:r>
+      <w:r>
+        <w:rPr>
+          <w:rFonts w:ascii="Arial Narrow" w:eastAsia="Arial Narrow" w:hAnsi="Arial Narrow" w:cs="Arial Narrow"/>
+          <w:sz w:val="16"/>
+          <w:szCs w:val="16"/>
+        </w:rPr>
+        <w:tab/>
+      </w:r>
+      <w:r>
+        <w:rPr>
+          <w:rFonts w:ascii="Arial Narrow" w:eastAsia="Arial Narrow" w:hAnsi="Arial Narrow" w:cs="Arial Narrow"/>
+          <w:b/>
+          <w:bCs/>
+          <w:sz w:val="16"/>
+          <w:szCs w:val="16"/>
+        </w:rPr>
+        <w:t xml:space="preserve">LEY 29571, CÓDIGO DE PROTECCIÓN Y DEFENSA DEL CONSUMIDOR, publicado el 2 de setiembre de 2010 y modificado por Decreto Legislativo 1308 </w:t>
+      </w:r>
+    </w:p>
+    <w:p>
+      <w:pPr>
+        <w:pStyle w:val="Textonotapie"/>
+        <w:ind w:left="567" w:right="-1"/>
+        <w:jc w:val="both"/>
+        <w:rPr>
+          <w:rFonts w:ascii="Arial Narrow" w:eastAsia="Arial Narrow" w:hAnsi="Arial Narrow" w:cs="Arial Narrow"/>
+          <w:b/>
+          <w:bCs/>
+          <w:sz w:val="16"/>
+          <w:szCs w:val="16"/>
+        </w:rPr>
+      </w:pPr>
+      <w:r>
+        <w:rPr>
+          <w:rFonts w:ascii="Arial Narrow" w:eastAsia="Arial Narrow" w:hAnsi="Arial Narrow" w:cs="Arial Narrow"/>
+          <w:b/>
+          <w:bCs/>
+          <w:sz w:val="16"/>
+          <w:szCs w:val="16"/>
+        </w:rPr>
+        <w:t xml:space="preserve">Artículo 61.- Procedimientos de cobranza </w:t>
+      </w:r>
+    </w:p>
+    <w:p>
+      <w:pPr>
+        <w:pStyle w:val="Textonotapie"/>
+        <w:ind w:left="567" w:right="-1"/>
+        <w:jc w:val="both"/>
+        <w:rPr>
+          <w:rFonts w:ascii="Arial Narrow" w:eastAsia="Arial Narrow" w:hAnsi="Arial Narrow" w:cs="Arial Narrow"/>
+          <w:sz w:val="16"/>
+          <w:szCs w:val="16"/>
+        </w:rPr>
+      </w:pPr>
+      <w:r>
+        <w:rPr>
+          <w:rFonts w:ascii="Arial Narrow" w:eastAsia="Arial Narrow" w:hAnsi="Arial Narrow" w:cs="Arial Narrow"/>
+          <w:sz w:val="16"/>
+          <w:szCs w:val="16"/>
+        </w:rPr>
+        <w:t xml:space="preserve">El proveedor debe utilizar los procedimientos de cobranza previstos en las leyes. Se prohíbe el uso de métodos de cobranza que afecten la reputación del consumidor, que atenten contra la privacidad de su hogar, que afecten sus actividades laborales o su imagen ante terceros. </w:t>
+      </w:r>
+    </w:p>
+    <w:p>
+      <w:pPr>
+        <w:pStyle w:val="Textonotapie"/>
+        <w:ind w:left="567" w:right="-1"/>
+        <w:jc w:val="both"/>
+        <w:rPr>
+          <w:rFonts w:ascii="Arial Narrow" w:eastAsia="Arial Narrow" w:hAnsi="Arial Narrow" w:cs="Arial Narrow"/>
+          <w:b/>
+          <w:bCs/>
+          <w:sz w:val="16"/>
+          <w:szCs w:val="16"/>
+        </w:rPr>
+      </w:pPr>
+      <w:r>
+        <w:rPr>
+          <w:rFonts w:ascii="Arial Narrow" w:eastAsia="Arial Narrow" w:hAnsi="Arial Narrow" w:cs="Arial Narrow"/>
+          <w:b/>
+          <w:bCs/>
+          <w:sz w:val="16"/>
+          <w:szCs w:val="16"/>
+        </w:rPr>
+        <w:t xml:space="preserve">Artículo 62.- Métodos abusivos de cobranza </w:t>
+      </w:r>
+    </w:p>
+    <w:p>
+      <w:pPr>
+        <w:pStyle w:val="Textonotapie"/>
+        <w:ind w:left="567" w:right="-1"/>
+        <w:jc w:val="both"/>
+        <w:rPr>
+          <w:rFonts w:ascii="Arial Narrow" w:eastAsia="Arial Narrow" w:hAnsi="Arial Narrow" w:cs="Arial Narrow"/>
+          <w:sz w:val="16"/>
+          <w:szCs w:val="16"/>
+        </w:rPr>
+      </w:pPr>
+      <w:r>
+        <w:rPr>
+          <w:rFonts w:ascii="Arial Narrow" w:eastAsia="Arial Narrow" w:hAnsi="Arial Narrow" w:cs="Arial Narrow"/>
+          <w:sz w:val="16"/>
+          <w:szCs w:val="16"/>
+        </w:rPr>
+        <w:t xml:space="preserve">A efectos de la aplicación del artículo 61, se prohíbe: </w:t>
+      </w:r>
+    </w:p>
+    <w:p>
+      <w:pPr>
+        <w:pStyle w:val="Textonotapie"/>
+        <w:ind w:left="567" w:right="-1"/>
+        <w:jc w:val="both"/>
+        <w:rPr>
+          <w:rFonts w:ascii="Arial Narrow" w:eastAsia="Arial Narrow" w:hAnsi="Arial Narrow" w:cs="Arial Narrow"/>
+          <w:sz w:val="16"/>
+          <w:szCs w:val="16"/>
+        </w:rPr>
+      </w:pPr>
+      <w:r>
+        <w:rPr>
+          <w:rFonts w:ascii="Arial Narrow" w:eastAsia="Arial Narrow" w:hAnsi="Arial Narrow" w:cs="Arial Narrow"/>
+          <w:sz w:val="16"/>
+          <w:szCs w:val="16"/>
+        </w:rPr>
+        <w:t>a. Enviar al deudor, o a su garante, documentos que aparenten ser notificaciones o escritos judiciales</w:t>
+      </w:r>
+      <w:r>
+        <w:rPr>
+          <w:rFonts w:ascii="Arial Narrow" w:eastAsia="Arial Narrow" w:hAnsi="Arial Narrow" w:cs="Arial Narrow"/>
+          <w:sz w:val="16"/>
+          <w:szCs w:val="16"/>
+        </w:rPr>
+        <w:t xml:space="preserve"> (…)</w:t>
+      </w:r>
+      <w:r>
+        <w:rPr>
+          <w:rFonts w:ascii="Arial Narrow" w:eastAsia="Arial Narrow" w:hAnsi="Arial Narrow" w:cs="Arial Narrow"/>
+          <w:sz w:val="16"/>
+          <w:szCs w:val="16"/>
+        </w:rPr>
+        <w:t>.</w:t>
+      </w:r>
+    </w:p>
     <w:p>
       <w:pPr>
         <w:pStyle w:val="Textonotapie"/>
@@ -15393,167 +15639,9 @@
           <w:szCs w:val="16"/>
         </w:rPr>
       </w:pPr>
-      <w:r>
-        <w:rPr>
-          <w:rStyle w:val="Refdenotaalpie"/>
-          <w:rFonts w:ascii="Arial Narrow" w:eastAsia="Arial Narrow" w:hAnsi="Arial Narrow" w:cs="Arial Narrow"/>
-          <w:sz w:val="16"/>
-          <w:szCs w:val="16"/>
-          <w:vertAlign w:val="superscript"/>
-        </w:rPr>
-        <w:footnoteRef/>
-      </w:r>
-      <w:r>
-        <w:rPr>
-          <w:rFonts w:ascii="Arial Narrow" w:eastAsia="Arial Narrow" w:hAnsi="Arial Narrow" w:cs="Arial Narrow"/>
-          <w:sz w:val="16"/>
-          <w:szCs w:val="16"/>
-        </w:rPr>
-        <w:t xml:space="preserve"> </w:t>
-      </w:r>
-      <w:r>
-        <w:rPr>
-          <w:rFonts w:ascii="Arial Narrow" w:eastAsia="Arial Narrow" w:hAnsi="Arial Narrow" w:cs="Arial Narrow"/>
-          <w:sz w:val="16"/>
-          <w:szCs w:val="16"/>
-        </w:rPr>
-        <w:tab/>
-      </w:r>
-      <w:r>
-        <w:rPr>
-          <w:rFonts w:ascii="Arial Narrow" w:eastAsia="Arial Narrow" w:hAnsi="Arial Narrow" w:cs="Arial Narrow"/>
-          <w:b/>
-          <w:bCs/>
-          <w:sz w:val="16"/>
-          <w:szCs w:val="16"/>
-        </w:rPr>
-        <w:t xml:space="preserve">LEY 29571, CÓDIGO DE PROTECCIÓN Y DEFENSA DEL CONSUMIDOR, publicado el 2 de setiembre de 2010 y modificado por Decreto Legislativo 1308 </w:t>
-      </w:r>
-    </w:p>
-    <w:p>
-      <w:pPr>
-        <w:pStyle w:val="Textonotapie"/>
-        <w:ind w:left="567" w:right="-1"/>
-        <w:jc w:val="both"/>
-        <w:rPr>
-          <w:rFonts w:ascii="Arial Narrow" w:eastAsia="Arial Narrow" w:hAnsi="Arial Narrow" w:cs="Arial Narrow"/>
-          <w:b/>
-          <w:bCs/>
-          <w:sz w:val="16"/>
-          <w:szCs w:val="16"/>
-        </w:rPr>
-      </w:pPr>
-      <w:r>
-        <w:rPr>
-          <w:rFonts w:ascii="Arial Narrow" w:eastAsia="Arial Narrow" w:hAnsi="Arial Narrow" w:cs="Arial Narrow"/>
-          <w:b/>
-          <w:bCs/>
-          <w:sz w:val="16"/>
-          <w:szCs w:val="16"/>
-        </w:rPr>
-        <w:t xml:space="preserve">Artículo 61.- Procedimientos de cobranza </w:t>
-      </w:r>
-    </w:p>
-    <w:p>
-      <w:pPr>
-        <w:pStyle w:val="Textonotapie"/>
-        <w:ind w:left="567" w:right="-1"/>
-        <w:jc w:val="both"/>
-        <w:rPr>
-          <w:rFonts w:ascii="Arial Narrow" w:eastAsia="Arial Narrow" w:hAnsi="Arial Narrow" w:cs="Arial Narrow"/>
-          <w:sz w:val="16"/>
-          <w:szCs w:val="16"/>
-        </w:rPr>
-      </w:pPr>
-      <w:r>
-        <w:rPr>
-          <w:rFonts w:ascii="Arial Narrow" w:eastAsia="Arial Narrow" w:hAnsi="Arial Narrow" w:cs="Arial Narrow"/>
-          <w:sz w:val="16"/>
-          <w:szCs w:val="16"/>
-        </w:rPr>
-        <w:t xml:space="preserve">El proveedor debe utilizar los procedimientos de cobranza previstos en las leyes. Se prohíbe el uso de métodos de cobranza que afecten la reputación del consumidor, que atenten contra la privacidad de su hogar, que afecten sus actividades laborales o su imagen ante terceros. </w:t>
-      </w:r>
-    </w:p>
-    <w:p>
-      <w:pPr>
-        <w:pStyle w:val="Textonotapie"/>
-        <w:ind w:left="567" w:right="-1"/>
-        <w:jc w:val="both"/>
-        <w:rPr>
-          <w:rFonts w:ascii="Arial Narrow" w:eastAsia="Arial Narrow" w:hAnsi="Arial Narrow" w:cs="Arial Narrow"/>
-          <w:b/>
-          <w:bCs/>
-          <w:sz w:val="16"/>
-          <w:szCs w:val="16"/>
-        </w:rPr>
-      </w:pPr>
-      <w:r>
-        <w:rPr>
-          <w:rFonts w:ascii="Arial Narrow" w:eastAsia="Arial Narrow" w:hAnsi="Arial Narrow" w:cs="Arial Narrow"/>
-          <w:b/>
-          <w:bCs/>
-          <w:sz w:val="16"/>
-          <w:szCs w:val="16"/>
-        </w:rPr>
-        <w:t xml:space="preserve">Artículo 62.- Métodos abusivos de cobranza </w:t>
-      </w:r>
-    </w:p>
-    <w:p>
-      <w:pPr>
-        <w:pStyle w:val="Textonotapie"/>
-        <w:ind w:left="567" w:right="-1"/>
-        <w:jc w:val="both"/>
-        <w:rPr>
-          <w:rFonts w:ascii="Arial Narrow" w:eastAsia="Arial Narrow" w:hAnsi="Arial Narrow" w:cs="Arial Narrow"/>
-          <w:sz w:val="16"/>
-          <w:szCs w:val="16"/>
-        </w:rPr>
-      </w:pPr>
-      <w:r>
-        <w:rPr>
-          <w:rFonts w:ascii="Arial Narrow" w:eastAsia="Arial Narrow" w:hAnsi="Arial Narrow" w:cs="Arial Narrow"/>
-          <w:sz w:val="16"/>
-          <w:szCs w:val="16"/>
-        </w:rPr>
-        <w:t xml:space="preserve">A efectos de la aplicación del artículo 61, se prohíbe: </w:t>
-      </w:r>
-    </w:p>
-    <w:p>
-      <w:pPr>
-        <w:pStyle w:val="Textonotapie"/>
-        <w:ind w:left="567" w:right="-1"/>
-        <w:jc w:val="both"/>
-        <w:rPr>
-          <w:rFonts w:ascii="Arial Narrow" w:eastAsia="Arial Narrow" w:hAnsi="Arial Narrow" w:cs="Arial Narrow"/>
-          <w:sz w:val="16"/>
-          <w:szCs w:val="16"/>
-        </w:rPr>
-      </w:pPr>
-      <w:r>
-        <w:rPr>
-          <w:rFonts w:ascii="Arial Narrow" w:eastAsia="Arial Narrow" w:hAnsi="Arial Narrow" w:cs="Arial Narrow"/>
-          <w:sz w:val="16"/>
-          <w:szCs w:val="16"/>
-        </w:rPr>
-        <w:t>a. Enviar al deudor, o a su garante, documentos que aparenten ser notificaciones o escritos judiciales</w:t>
-      </w:r>
-      <w:r>
-        <w:rPr>
-          <w:rFonts w:ascii="Arial Narrow" w:eastAsia="Arial Narrow" w:hAnsi="Arial Narrow" w:cs="Arial Narrow"/>
-          <w:sz w:val="16"/>
-          <w:szCs w:val="16"/>
-        </w:rPr>
-        <w:t xml:space="preserve"> (…)</w:t>
-      </w:r>
-      <w:r>
-        <w:rPr>
-          <w:rFonts w:ascii="Arial Narrow" w:eastAsia="Arial Narrow" w:hAnsi="Arial Narrow" w:cs="Arial Narrow"/>
-          <w:sz w:val="16"/>
-          <w:szCs w:val="16"/>
-        </w:rPr>
-        <w:t>.</w:t>
-      </w:r>
-    </w:p>
+    </w:p>
+  </w:footnote>
+  <w:footnote w:id="7">
     <w:p>
       <w:pPr>
         <w:pStyle w:val="Textonotapie"/>
@@ -15570,9 +15658,172 @@
           <w:szCs w:val="16"/>
         </w:rPr>
       </w:pPr>
-    </w:p>
-  </w:footnote>
-  <w:footnote w:id="8">
+      <w:r>
+        <w:rPr>
+          <w:rStyle w:val="Refdenotaalpie"/>
+          <w:rFonts w:ascii="Arial Narrow" w:eastAsia="Arial Narrow" w:hAnsi="Arial Narrow" w:cs="Arial Narrow"/>
+          <w:sz w:val="16"/>
+          <w:szCs w:val="16"/>
+          <w:vertAlign w:val="superscript"/>
+        </w:rPr>
+        <w:footnoteRef/>
+      </w:r>
+      <w:r>
+        <w:rPr>
+          <w:rFonts w:ascii="Arial Narrow" w:eastAsia="Arial Narrow" w:hAnsi="Arial Narrow" w:cs="Arial Narrow"/>
+          <w:sz w:val="16"/>
+          <w:szCs w:val="16"/>
+        </w:rPr>
+        <w:tab/>
+        <w:t xml:space="preserve"/>
+      </w:r>
+      <w:r>
+        <w:rPr>
+          <w:rFonts w:ascii="Arial Narrow" w:eastAsia="Arial Narrow" w:hAnsi="Arial Narrow" w:cs="Arial Narrow"/>
+          <w:sz w:val="16"/>
+          <w:szCs w:val="16"/>
+        </w:rPr>
+        <w:tab/>
+      </w:r>
+      <w:r>
+        <w:rPr>
+          <w:rFonts w:ascii="Arial Narrow" w:eastAsia="Arial Narrow" w:hAnsi="Arial Narrow" w:cs="Arial Narrow"/>
+          <w:b/>
+          <w:bCs/>
+          <w:sz w:val="16"/>
+          <w:szCs w:val="16"/>
+        </w:rPr>
+        <w:t xml:space="preserve">LEY 29571, CÓDIGO DE PROTECCIÓN Y DEFENSA DEL CONSUMIDOR, publicado el 2 de setiembre de 2010 y modificado por Decreto Legislativo 1308 </w:t>
+      </w:r>
+    </w:p>
+    <w:p>
+      <w:pPr>
+        <w:pStyle w:val="Textonotapie"/>
+        <w:ind w:left="567" w:right="-1"/>
+        <w:jc w:val="both"/>
+        <w:rPr>
+          <w:rFonts w:ascii="Arial Narrow" w:eastAsia="Arial Narrow" w:hAnsi="Arial Narrow" w:cs="Arial Narrow"/>
+          <w:b/>
+          <w:bCs/>
+          <w:sz w:val="16"/>
+          <w:szCs w:val="16"/>
+        </w:rPr>
+      </w:pPr>
+      <w:r>
+        <w:rPr>
+          <w:rFonts w:ascii="Arial Narrow" w:eastAsia="Arial Narrow" w:hAnsi="Arial Narrow" w:cs="Arial Narrow"/>
+          <w:b/>
+          <w:bCs/>
+          <w:sz w:val="16"/>
+          <w:szCs w:val="16"/>
+        </w:rPr>
+        <w:t xml:space="preserve">Artículo 61.- Procedimientos de cobranza </w:t>
+      </w:r>
+    </w:p>
+    <w:p>
+      <w:pPr>
+        <w:pStyle w:val="Textonotapie"/>
+        <w:ind w:left="567" w:right="-1"/>
+        <w:jc w:val="both"/>
+        <w:rPr>
+          <w:rFonts w:ascii="Arial Narrow" w:eastAsia="Arial Narrow" w:hAnsi="Arial Narrow" w:cs="Arial Narrow"/>
+          <w:sz w:val="16"/>
+          <w:szCs w:val="16"/>
+        </w:rPr>
+      </w:pPr>
+      <w:r>
+        <w:rPr>
+          <w:rFonts w:ascii="Arial Narrow" w:eastAsia="Arial Narrow" w:hAnsi="Arial Narrow" w:cs="Arial Narrow"/>
+          <w:sz w:val="16"/>
+          <w:szCs w:val="16"/>
+        </w:rPr>
+        <w:t xml:space="preserve">El proveedor debe utilizar los procedimientos de cobranza previstos en las leyes. Se prohíbe el uso de métodos de cobranza que afecten la reputación del consumidor, que atenten contra la privacidad de su hogar, que afecten sus actividades laborales o su imagen ante terceros. </w:t>
+      </w:r>
+    </w:p>
+    <w:p>
+      <w:pPr>
+        <w:pStyle w:val="Textonotapie"/>
+        <w:ind w:left="567" w:right="-1"/>
+        <w:jc w:val="both"/>
+        <w:rPr>
+          <w:rFonts w:ascii="Arial Narrow" w:eastAsia="Arial Narrow" w:hAnsi="Arial Narrow" w:cs="Arial Narrow"/>
+          <w:b/>
+          <w:bCs/>
+          <w:sz w:val="16"/>
+          <w:szCs w:val="16"/>
+        </w:rPr>
+      </w:pPr>
+      <w:r>
+        <w:rPr>
+          <w:rFonts w:ascii="Arial Narrow" w:eastAsia="Arial Narrow" w:hAnsi="Arial Narrow" w:cs="Arial Narrow"/>
+          <w:b/>
+          <w:bCs/>
+          <w:sz w:val="16"/>
+          <w:szCs w:val="16"/>
+        </w:rPr>
+        <w:t xml:space="preserve">Artículo 62.- Métodos abusivos de cobranza </w:t>
+      </w:r>
+    </w:p>
+    <w:p>
+      <w:pPr>
+        <w:pStyle w:val="Textonotapie"/>
+        <w:ind w:left="567" w:right="-1"/>
+        <w:jc w:val="both"/>
+        <w:rPr>
+          <w:rFonts w:ascii="Arial Narrow" w:eastAsia="Arial Narrow" w:hAnsi="Arial Narrow" w:cs="Arial Narrow"/>
+          <w:sz w:val="16"/>
+          <w:szCs w:val="16"/>
+        </w:rPr>
+      </w:pPr>
+      <w:r>
+        <w:rPr>
+          <w:rFonts w:ascii="Arial Narrow" w:eastAsia="Arial Narrow" w:hAnsi="Arial Narrow" w:cs="Arial Narrow"/>
+          <w:sz w:val="16"/>
+          <w:szCs w:val="16"/>
+        </w:rPr>
+        <w:t xml:space="preserve">A efectos de la aplicación del artículo 61, se prohíbe: </w:t>
+      </w:r>
+    </w:p>
+    <w:p>
+      <w:pPr>
+        <w:pStyle w:val="Textonotapie"/>
+        <w:ind w:left="567" w:right="-1"/>
+        <w:jc w:val="both"/>
+        <w:rPr>
+          <w:rFonts w:ascii="Arial Narrow" w:eastAsia="Arial Narrow" w:hAnsi="Arial Narrow" w:cs="Arial Narrow"/>
+          <w:sz w:val="16"/>
+          <w:szCs w:val="16"/>
+        </w:rPr>
+      </w:pPr>
+      <w:r>
+        <w:rPr>
+          <w:rFonts w:ascii="Arial Narrow" w:eastAsia="Arial Narrow" w:hAnsi="Arial Narrow" w:cs="Arial Narrow"/>
+          <w:sz w:val="16"/>
+          <w:szCs w:val="16"/>
+        </w:rPr>
+        <w:t>(…)</w:t>
+      </w:r>
+    </w:p>
+    <w:p>
+      <w:pPr>
+        <w:pStyle w:val="Textonotapie"/>
+        <w:ind w:left="567" w:right="-1"/>
+        <w:jc w:val="both"/>
+        <w:rPr>
+          <w:rFonts w:ascii="Arial Narrow" w:eastAsia="Arial Narrow" w:hAnsi="Arial Narrow" w:cs="Arial Narrow"/>
+          <w:sz w:val="16"/>
+          <w:szCs w:val="16"/>
+        </w:rPr>
+      </w:pPr>
+      <w:r>
+        <w:rPr>
+          <w:rFonts w:ascii="Arial Narrow" w:eastAsia="Arial Narrow" w:hAnsi="Arial Narrow" w:cs="Arial Narrow"/>
+          <w:sz w:val="16"/>
+          <w:szCs w:val="16"/>
+        </w:rPr>
+        <w:t>f. Enviar comunicaciones o realizar llamadas a terceros ajenos a la obligación informando sobre la morosidad del consumidor. (…).</w:t>
+      </w:r>
+    </w:p>
     <w:p>
       <w:pPr>
         <w:pStyle w:val="Textonotapie"/>
@@ -15589,171 +15840,9 @@
           <w:szCs w:val="16"/>
         </w:rPr>
       </w:pPr>
-      <w:r>
-        <w:rPr>
-          <w:rStyle w:val="Refdenotaalpie"/>
-          <w:rFonts w:ascii="Arial Narrow" w:eastAsia="Arial Narrow" w:hAnsi="Arial Narrow" w:cs="Arial Narrow"/>
-          <w:sz w:val="16"/>
-          <w:szCs w:val="16"/>
-          <w:vertAlign w:val="superscript"/>
-        </w:rPr>
-        <w:footnoteRef/>
-      </w:r>
-      <w:r>
-        <w:rPr>
-          <w:rFonts w:ascii="Arial Narrow" w:eastAsia="Arial Narrow" w:hAnsi="Arial Narrow" w:cs="Arial Narrow"/>
-          <w:sz w:val="16"/>
-          <w:szCs w:val="16"/>
-        </w:rPr>
-        <w:t xml:space="preserve"> </w:t>
-      </w:r>
-      <w:r>
-        <w:rPr>
-          <w:rFonts w:ascii="Arial Narrow" w:eastAsia="Arial Narrow" w:hAnsi="Arial Narrow" w:cs="Arial Narrow"/>
-          <w:sz w:val="16"/>
-          <w:szCs w:val="16"/>
-        </w:rPr>
-        <w:tab/>
-      </w:r>
-      <w:r>
-        <w:rPr>
-          <w:rFonts w:ascii="Arial Narrow" w:eastAsia="Arial Narrow" w:hAnsi="Arial Narrow" w:cs="Arial Narrow"/>
-          <w:b/>
-          <w:bCs/>
-          <w:sz w:val="16"/>
-          <w:szCs w:val="16"/>
-        </w:rPr>
-        <w:t xml:space="preserve">LEY 29571, CÓDIGO DE PROTECCIÓN Y DEFENSA DEL CONSUMIDOR, publicado el 2 de setiembre de 2010 y modificado por Decreto Legislativo 1308 </w:t>
-      </w:r>
-    </w:p>
-    <w:p>
-      <w:pPr>
-        <w:pStyle w:val="Textonotapie"/>
-        <w:ind w:left="567" w:right="-1"/>
-        <w:jc w:val="both"/>
-        <w:rPr>
-          <w:rFonts w:ascii="Arial Narrow" w:eastAsia="Arial Narrow" w:hAnsi="Arial Narrow" w:cs="Arial Narrow"/>
-          <w:b/>
-          <w:bCs/>
-          <w:sz w:val="16"/>
-          <w:szCs w:val="16"/>
-        </w:rPr>
-      </w:pPr>
-      <w:r>
-        <w:rPr>
-          <w:rFonts w:ascii="Arial Narrow" w:eastAsia="Arial Narrow" w:hAnsi="Arial Narrow" w:cs="Arial Narrow"/>
-          <w:b/>
-          <w:bCs/>
-          <w:sz w:val="16"/>
-          <w:szCs w:val="16"/>
-        </w:rPr>
-        <w:t xml:space="preserve">Artículo 61.- Procedimientos de cobranza </w:t>
-      </w:r>
-    </w:p>
-    <w:p>
-      <w:pPr>
-        <w:pStyle w:val="Textonotapie"/>
-        <w:ind w:left="567" w:right="-1"/>
-        <w:jc w:val="both"/>
-        <w:rPr>
-          <w:rFonts w:ascii="Arial Narrow" w:eastAsia="Arial Narrow" w:hAnsi="Arial Narrow" w:cs="Arial Narrow"/>
-          <w:sz w:val="16"/>
-          <w:szCs w:val="16"/>
-        </w:rPr>
-      </w:pPr>
-      <w:r>
-        <w:rPr>
-          <w:rFonts w:ascii="Arial Narrow" w:eastAsia="Arial Narrow" w:hAnsi="Arial Narrow" w:cs="Arial Narrow"/>
-          <w:sz w:val="16"/>
-          <w:szCs w:val="16"/>
-        </w:rPr>
-        <w:t xml:space="preserve">El proveedor debe utilizar los procedimientos de cobranza previstos en las leyes. Se prohíbe el uso de métodos de cobranza que afecten la reputación del consumidor, que atenten contra la privacidad de su hogar, que afecten sus actividades laborales o su imagen ante terceros. </w:t>
-      </w:r>
-    </w:p>
-    <w:p>
-      <w:pPr>
-        <w:pStyle w:val="Textonotapie"/>
-        <w:ind w:left="567" w:right="-1"/>
-        <w:jc w:val="both"/>
-        <w:rPr>
-          <w:rFonts w:ascii="Arial Narrow" w:eastAsia="Arial Narrow" w:hAnsi="Arial Narrow" w:cs="Arial Narrow"/>
-          <w:b/>
-          <w:bCs/>
-          <w:sz w:val="16"/>
-          <w:szCs w:val="16"/>
-        </w:rPr>
-      </w:pPr>
-      <w:r>
-        <w:rPr>
-          <w:rFonts w:ascii="Arial Narrow" w:eastAsia="Arial Narrow" w:hAnsi="Arial Narrow" w:cs="Arial Narrow"/>
-          <w:b/>
-          <w:bCs/>
-          <w:sz w:val="16"/>
-          <w:szCs w:val="16"/>
-        </w:rPr>
-        <w:t xml:space="preserve">Artículo 62.- Métodos abusivos de cobranza </w:t>
-      </w:r>
-    </w:p>
-    <w:p>
-      <w:pPr>
-        <w:pStyle w:val="Textonotapie"/>
-        <w:ind w:left="567" w:right="-1"/>
-        <w:jc w:val="both"/>
-        <w:rPr>
-          <w:rFonts w:ascii="Arial Narrow" w:eastAsia="Arial Narrow" w:hAnsi="Arial Narrow" w:cs="Arial Narrow"/>
-          <w:sz w:val="16"/>
-          <w:szCs w:val="16"/>
-        </w:rPr>
-      </w:pPr>
-      <w:r>
-        <w:rPr>
-          <w:rFonts w:ascii="Arial Narrow" w:eastAsia="Arial Narrow" w:hAnsi="Arial Narrow" w:cs="Arial Narrow"/>
-          <w:sz w:val="16"/>
-          <w:szCs w:val="16"/>
-        </w:rPr>
-        <w:t xml:space="preserve">A efectos de la aplicación del artículo 61, se prohíbe: </w:t>
-      </w:r>
-    </w:p>
-    <w:p>
-      <w:pPr>
-        <w:pStyle w:val="Textonotapie"/>
-        <w:ind w:left="567" w:right="-1"/>
-        <w:jc w:val="both"/>
-        <w:rPr>
-          <w:rFonts w:ascii="Arial Narrow" w:eastAsia="Arial Narrow" w:hAnsi="Arial Narrow" w:cs="Arial Narrow"/>
-          <w:sz w:val="16"/>
-          <w:szCs w:val="16"/>
-        </w:rPr>
-      </w:pPr>
-      <w:r>
-        <w:rPr>
-          <w:rFonts w:ascii="Arial Narrow" w:eastAsia="Arial Narrow" w:hAnsi="Arial Narrow" w:cs="Arial Narrow"/>
-          <w:sz w:val="16"/>
-          <w:szCs w:val="16"/>
-        </w:rPr>
-        <w:t>(…)</w:t>
-      </w:r>
-    </w:p>
-    <w:p>
-      <w:pPr>
-        <w:pStyle w:val="Textonotapie"/>
-        <w:ind w:left="567" w:right="-1"/>
-        <w:jc w:val="both"/>
-        <w:rPr>
-          <w:rFonts w:ascii="Arial Narrow" w:eastAsia="Arial Narrow" w:hAnsi="Arial Narrow" w:cs="Arial Narrow"/>
-          <w:sz w:val="16"/>
-          <w:szCs w:val="16"/>
-        </w:rPr>
-      </w:pPr>
-      <w:r>
-        <w:rPr>
-          <w:rFonts w:ascii="Arial Narrow" w:eastAsia="Arial Narrow" w:hAnsi="Arial Narrow" w:cs="Arial Narrow"/>
-          <w:sz w:val="16"/>
-          <w:szCs w:val="16"/>
-        </w:rPr>
-        <w:t>f. Enviar comunicaciones o realizar llamadas a terceros ajenos a la obligación informando sobre la morosidad del consumidor. (…).</w:t>
-      </w:r>
-    </w:p>
+    </w:p>
+  </w:footnote>
+  <w:footnote w:id="8">
     <w:p>
       <w:pPr>
         <w:pStyle w:val="Textonotapie"/>
@@ -15770,9 +15859,96 @@
           <w:szCs w:val="16"/>
         </w:rPr>
       </w:pPr>
-    </w:p>
-  </w:footnote>
-  <w:footnote w:id="9">
+      <w:r>
+        <w:rPr>
+          <w:rStyle w:val="Refdenotaalpie"/>
+          <w:rFonts w:ascii="Arial Narrow" w:eastAsia="Arial Narrow" w:hAnsi="Arial Narrow" w:cs="Arial Narrow"/>
+          <w:sz w:val="16"/>
+          <w:szCs w:val="16"/>
+          <w:vertAlign w:val="superscript"/>
+        </w:rPr>
+        <w:footnoteRef/>
+      </w:r>
+      <w:r>
+        <w:rPr>
+          <w:rFonts w:ascii="Arial Narrow" w:eastAsia="Arial Narrow" w:hAnsi="Arial Narrow" w:cs="Arial Narrow"/>
+          <w:sz w:val="16"/>
+          <w:szCs w:val="16"/>
+        </w:rPr>
+        <w:tab/>
+        <w:t xml:space="preserve"/>
+      </w:r>
+      <w:r>
+        <w:rPr>
+          <w:rFonts w:ascii="Arial Narrow" w:eastAsia="Arial Narrow" w:hAnsi="Arial Narrow" w:cs="Arial Narrow"/>
+          <w:sz w:val="16"/>
+          <w:szCs w:val="16"/>
+        </w:rPr>
+        <w:tab/>
+      </w:r>
+      <w:r>
+        <w:rPr>
+          <w:rFonts w:ascii="Arial Narrow" w:eastAsia="Arial Narrow" w:hAnsi="Arial Narrow" w:cs="Arial Narrow"/>
+          <w:b/>
+          <w:bCs/>
+          <w:sz w:val="16"/>
+          <w:szCs w:val="16"/>
+        </w:rPr>
+        <w:t xml:space="preserve">LEY 29571, CÓDIGO DE PROTECCIÓN Y DEFENSA DEL CONSUMIDOR, publicado el 2 de setiembre de 2010 y modificado por Decreto Legislativo 1308 </w:t>
+      </w:r>
+    </w:p>
+    <w:p>
+      <w:pPr>
+        <w:pStyle w:val="Textonotapie"/>
+        <w:ind w:left="567" w:right="-1"/>
+        <w:jc w:val="both"/>
+        <w:rPr>
+          <w:rFonts w:ascii="Arial Narrow" w:eastAsia="Arial Narrow" w:hAnsi="Arial Narrow" w:cs="Arial Narrow"/>
+          <w:b/>
+          <w:bCs/>
+          <w:sz w:val="16"/>
+          <w:szCs w:val="16"/>
+        </w:rPr>
+      </w:pPr>
+      <w:r>
+        <w:rPr>
+          <w:rFonts w:ascii="Arial Narrow" w:eastAsia="Arial Narrow" w:hAnsi="Arial Narrow" w:cs="Arial Narrow"/>
+          <w:b/>
+          <w:bCs/>
+          <w:sz w:val="16"/>
+          <w:szCs w:val="16"/>
+        </w:rPr>
+        <w:t>Artículo 88.- Reclamo de productos o servicios financieros y de seguros</w:t>
+      </w:r>
+    </w:p>
+    <w:p>
+      <w:pPr>
+        <w:pStyle w:val="Textonotapie"/>
+        <w:ind w:left="567" w:right="-1"/>
+        <w:jc w:val="both"/>
+        <w:rPr>
+          <w:rFonts w:ascii="Arial Narrow" w:eastAsia="Arial Narrow" w:hAnsi="Arial Narrow" w:cs="Arial Narrow"/>
+          <w:sz w:val="16"/>
+          <w:szCs w:val="16"/>
+        </w:rPr>
+      </w:pPr>
+      <w:r>
+        <w:rPr>
+          <w:rFonts w:ascii="Arial Narrow" w:eastAsia="Arial Narrow" w:hAnsi="Arial Narrow" w:cs="Arial Narrow"/>
+          <w:sz w:val="16"/>
+          <w:szCs w:val="16"/>
+        </w:rPr>
+        <w:t>88.1 Las entidades del sistema financiero y de seguros, en todas sus oficinas en la República, deben resolver los reclamos en un plazo no mayor de quince días hábiles. Excepcionalmente, la Superintendencia de Banca, Seguros y Administradoras Privadas de Fondos de Pensiones podrá establecer un plazo ampliatorio cuando la naturaleza y complejidad de la operación, producto o servicio materia del reclamo o requerimiento lo justifique, situación que debe ponerse en conocimiento del consumidor antes de la culminación del plazo inicial, sin perjuicio del derecho del consumidor de recurrir directamente ante la Autoridad de Consumo</w:t>
+      </w:r>
+      <w:r>
+        <w:rPr>
+          <w:rFonts w:ascii="Arial Narrow" w:eastAsia="Arial Narrow" w:hAnsi="Arial Narrow" w:cs="Arial Narrow"/>
+          <w:sz w:val="16"/>
+          <w:szCs w:val="16"/>
+        </w:rPr>
+        <w:t xml:space="preserve">. </w:t>
+      </w:r>
+    </w:p>
     <w:p>
       <w:pPr>
         <w:pStyle w:val="Textonotapie"/>
@@ -15789,95 +15965,9 @@
           <w:szCs w:val="16"/>
         </w:rPr>
       </w:pPr>
-      <w:r>
-        <w:rPr>
-          <w:rStyle w:val="Refdenotaalpie"/>
-          <w:rFonts w:ascii="Arial Narrow" w:eastAsia="Arial Narrow" w:hAnsi="Arial Narrow" w:cs="Arial Narrow"/>
-          <w:sz w:val="16"/>
-          <w:szCs w:val="16"/>
-          <w:vertAlign w:val="superscript"/>
-        </w:rPr>
-        <w:footnoteRef/>
-      </w:r>
-      <w:r>
-        <w:rPr>
-          <w:rFonts w:ascii="Arial Narrow" w:eastAsia="Arial Narrow" w:hAnsi="Arial Narrow" w:cs="Arial Narrow"/>
-          <w:sz w:val="16"/>
-          <w:szCs w:val="16"/>
-        </w:rPr>
-        <w:t xml:space="preserve"> </w:t>
-      </w:r>
-      <w:r>
-        <w:rPr>
-          <w:rFonts w:ascii="Arial Narrow" w:eastAsia="Arial Narrow" w:hAnsi="Arial Narrow" w:cs="Arial Narrow"/>
-          <w:sz w:val="16"/>
-          <w:szCs w:val="16"/>
-        </w:rPr>
-        <w:tab/>
-      </w:r>
-      <w:r>
-        <w:rPr>
-          <w:rFonts w:ascii="Arial Narrow" w:eastAsia="Arial Narrow" w:hAnsi="Arial Narrow" w:cs="Arial Narrow"/>
-          <w:b/>
-          <w:bCs/>
-          <w:sz w:val="16"/>
-          <w:szCs w:val="16"/>
-        </w:rPr>
-        <w:t xml:space="preserve">LEY 29571, CÓDIGO DE PROTECCIÓN Y DEFENSA DEL CONSUMIDOR, publicado el 2 de setiembre de 2010 y modificado por Decreto Legislativo 1308 </w:t>
-      </w:r>
-    </w:p>
-    <w:p>
-      <w:pPr>
-        <w:pStyle w:val="Textonotapie"/>
-        <w:ind w:left="567" w:right="-1"/>
-        <w:jc w:val="both"/>
-        <w:rPr>
-          <w:rFonts w:ascii="Arial Narrow" w:eastAsia="Arial Narrow" w:hAnsi="Arial Narrow" w:cs="Arial Narrow"/>
-          <w:b/>
-          <w:bCs/>
-          <w:sz w:val="16"/>
-          <w:szCs w:val="16"/>
-        </w:rPr>
-      </w:pPr>
-      <w:r>
-        <w:rPr>
-          <w:rFonts w:ascii="Arial Narrow" w:eastAsia="Arial Narrow" w:hAnsi="Arial Narrow" w:cs="Arial Narrow"/>
-          <w:b/>
-          <w:bCs/>
-          <w:sz w:val="16"/>
-          <w:szCs w:val="16"/>
-        </w:rPr>
-        <w:t>Artículo 88.- Reclamo de productos o servicios financieros y de seguros</w:t>
-      </w:r>
-    </w:p>
-    <w:p>
-      <w:pPr>
-        <w:pStyle w:val="Textonotapie"/>
-        <w:ind w:left="567" w:right="-1"/>
-        <w:jc w:val="both"/>
-        <w:rPr>
-          <w:rFonts w:ascii="Arial Narrow" w:eastAsia="Arial Narrow" w:hAnsi="Arial Narrow" w:cs="Arial Narrow"/>
-          <w:sz w:val="16"/>
-          <w:szCs w:val="16"/>
-        </w:rPr>
-      </w:pPr>
-      <w:r>
-        <w:rPr>
-          <w:rFonts w:ascii="Arial Narrow" w:eastAsia="Arial Narrow" w:hAnsi="Arial Narrow" w:cs="Arial Narrow"/>
-          <w:sz w:val="16"/>
-          <w:szCs w:val="16"/>
-        </w:rPr>
-        <w:t>88.1 Las entidades del sistema financiero y de seguros, en todas sus oficinas en la República, deben resolver los reclamos en un plazo no mayor de quince días hábiles. Excepcionalmente, la Superintendencia de Banca, Seguros y Administradoras Privadas de Fondos de Pensiones podrá establecer un plazo ampliatorio cuando la naturaleza y complejidad de la operación, producto o servicio materia del reclamo o requerimiento lo justifique, situación que debe ponerse en conocimiento del consumidor antes de la culminación del plazo inicial, sin perjuicio del derecho del consumidor de recurrir directamente ante la Autoridad de Consumo</w:t>
-      </w:r>
-      <w:r>
-        <w:rPr>
-          <w:rFonts w:ascii="Arial Narrow" w:eastAsia="Arial Narrow" w:hAnsi="Arial Narrow" w:cs="Arial Narrow"/>
-          <w:sz w:val="16"/>
-          <w:szCs w:val="16"/>
-        </w:rPr>
-        <w:t xml:space="preserve">. </w:t>
-      </w:r>
-    </w:p>
+    </w:p>
+  </w:footnote>
+  <w:footnote w:id="9">
     <w:p>
       <w:pPr>
         <w:pStyle w:val="Textonotapie"/>
@@ -15888,15 +15978,74 @@
         <w:jc w:val="both"/>
         <w:rPr>
           <w:rFonts w:ascii="Arial Narrow" w:eastAsia="Arial Narrow" w:hAnsi="Arial Narrow" w:cs="Arial Narrow"/>
+          <w:sz w:val="16"/>
+          <w:szCs w:val="16"/>
+        </w:rPr>
+      </w:pPr>
+      <w:r>
+        <w:rPr>
+          <w:rStyle w:val="Refdenotaalpie"/>
+          <w:rFonts w:ascii="Arial Narrow" w:eastAsia="Arial Narrow" w:hAnsi="Arial Narrow" w:cs="Arial Narrow"/>
+          <w:sz w:val="16"/>
+          <w:szCs w:val="16"/>
+          <w:vertAlign w:val="superscript"/>
+        </w:rPr>
+        <w:footnoteRef/>
+      </w:r>
+      <w:r>
+        <w:rPr>
+          <w:rFonts w:ascii="Arial Narrow" w:eastAsia="Arial Narrow" w:hAnsi="Arial Narrow" w:cs="Arial Narrow"/>
+          <w:sz w:val="16"/>
+          <w:szCs w:val="16"/>
+        </w:rPr>
+        <w:tab/>
+        <w:t xml:space="preserve"/>
+      </w:r>
+      <w:r>
+        <w:rPr>
+          <w:rFonts w:ascii="Arial Narrow" w:eastAsia="Arial Narrow" w:hAnsi="Arial Narrow" w:cs="Arial Narrow"/>
+          <w:sz w:val="16"/>
+          <w:szCs w:val="16"/>
+        </w:rPr>
+        <w:tab/>
+      </w:r>
+      <w:r>
+        <w:rPr>
+          <w:rFonts w:ascii="Arial Narrow" w:eastAsia="Arial Narrow" w:hAnsi="Arial Narrow" w:cs="Arial Narrow"/>
           <w:b/>
           <w:bCs/>
           <w:sz w:val="16"/>
           <w:szCs w:val="16"/>
         </w:rPr>
-      </w:pPr>
-    </w:p>
-  </w:footnote>
-  <w:footnote w:id="10">
+        <w:t>LEY SOBRE FACULTADES, NORMAS Y ORGANIZACIÓN DEL INDECOPI, APROBADA POR DECRETO LEGISLATIVO 807 Artículo 24.-</w:t>
+      </w:r>
+      <w:r>
+        <w:rPr>
+          <w:rFonts w:ascii="Arial Narrow" w:eastAsia="Arial Narrow" w:hAnsi="Arial Narrow" w:cs="Arial Narrow"/>
+          <w:sz w:val="16"/>
+          <w:szCs w:val="16"/>
+        </w:rPr>
+        <w:t xml:space="preserve"> El </w:t>
+      </w:r>
+      <w:proofErr w:type="gramStart"/>
+      <w:r>
+        <w:rPr>
+          <w:rFonts w:ascii="Arial Narrow" w:eastAsia="Arial Narrow" w:hAnsi="Arial Narrow" w:cs="Arial Narrow"/>
+          <w:sz w:val="16"/>
+          <w:szCs w:val="16"/>
+        </w:rPr>
+        <w:t>Secretario Técnico</w:t>
+      </w:r>
+      <w:proofErr w:type="gramEnd"/>
+      <w:r>
+        <w:rPr>
+          <w:rFonts w:ascii="Arial Narrow" w:eastAsia="Arial Narrow" w:hAnsi="Arial Narrow" w:cs="Arial Narrow"/>
+          <w:sz w:val="16"/>
+          <w:szCs w:val="16"/>
+        </w:rPr>
+        <w:t xml:space="preserve"> se encargará de la tramitación del procedimiento. Para ello, cuenta con las siguientes facultades:</w:t>
+      </w:r>
+    </w:p>
     <w:p>
       <w:pPr>
         <w:pStyle w:val="Textonotapie"/>
@@ -15913,65 +16062,12 @@
       </w:pPr>
       <w:r>
         <w:rPr>
-          <w:rStyle w:val="Refdenotaalpie"/>
-          <w:rFonts w:ascii="Arial Narrow" w:eastAsia="Arial Narrow" w:hAnsi="Arial Narrow" w:cs="Arial Narrow"/>
-          <w:sz w:val="16"/>
-          <w:szCs w:val="16"/>
-          <w:vertAlign w:val="superscript"/>
-        </w:rPr>
-        <w:footnoteRef/>
-      </w:r>
-      <w:r>
-        <w:rPr>
-          <w:rFonts w:ascii="Arial Narrow" w:eastAsia="Arial Narrow" w:hAnsi="Arial Narrow" w:cs="Arial Narrow"/>
-          <w:sz w:val="16"/>
-          <w:szCs w:val="16"/>
-        </w:rPr>
-        <w:t xml:space="preserve"> </w:t>
-      </w:r>
-      <w:r>
-        <w:rPr>
           <w:rFonts w:ascii="Arial Narrow" w:eastAsia="Arial Narrow" w:hAnsi="Arial Narrow" w:cs="Arial Narrow"/>
           <w:sz w:val="16"/>
           <w:szCs w:val="16"/>
         </w:rPr>
         <w:tab/>
-      </w:r>
-      <w:r>
-        <w:rPr>
-          <w:rFonts w:ascii="Arial Narrow" w:eastAsia="Arial Narrow" w:hAnsi="Arial Narrow" w:cs="Arial Narrow"/>
-          <w:b/>
-          <w:bCs/>
-          <w:sz w:val="16"/>
-          <w:szCs w:val="16"/>
-        </w:rPr>
-        <w:t>LEY SOBRE FACULTADES, NORMAS Y ORGANIZACIÓN DEL INDECOPI, APROBADA POR DECRETO LEGISLATIVO 807 Artículo 24.-</w:t>
-      </w:r>
-      <w:r>
-        <w:rPr>
-          <w:rFonts w:ascii="Arial Narrow" w:eastAsia="Arial Narrow" w:hAnsi="Arial Narrow" w:cs="Arial Narrow"/>
-          <w:sz w:val="16"/>
-          <w:szCs w:val="16"/>
-        </w:rPr>
-        <w:t xml:space="preserve"> El </w:t>
-      </w:r>
-      <w:proofErr w:type="gramStart"/>
-      <w:r>
-        <w:rPr>
-          <w:rFonts w:ascii="Arial Narrow" w:eastAsia="Arial Narrow" w:hAnsi="Arial Narrow" w:cs="Arial Narrow"/>
-          <w:sz w:val="16"/>
-          <w:szCs w:val="16"/>
-        </w:rPr>
-        <w:t>Secretario Técnico</w:t>
-      </w:r>
-      <w:proofErr w:type="gramEnd"/>
-      <w:r>
-        <w:rPr>
-          <w:rFonts w:ascii="Arial Narrow" w:eastAsia="Arial Narrow" w:hAnsi="Arial Narrow" w:cs="Arial Narrow"/>
-          <w:sz w:val="16"/>
-          <w:szCs w:val="16"/>
-        </w:rPr>
-        <w:t xml:space="preserve"> se encargará de la tramitación del procedimiento. Para ello, cuenta con las siguientes facultades:</w:t>
+        <w:t xml:space="preserve">(...) </w:t>
       </w:r>
     </w:p>
     <w:p>
@@ -15995,7 +16091,7 @@
           <w:szCs w:val="16"/>
         </w:rPr>
         <w:tab/>
-        <w:t xml:space="preserve">(...) </w:t>
+        <w:t xml:space="preserve">c) Admitir denuncias a trámite, en aquellos casos en que la Comisión le haya delegado esta facultad. </w:t>
       </w:r>
     </w:p>
     <w:p>
@@ -16019,7 +16115,7 @@
           <w:szCs w:val="16"/>
         </w:rPr>
         <w:tab/>
-        <w:t xml:space="preserve">c) Admitir denuncias a trámite, en aquellos casos en que la Comisión le haya delegado esta facultad. </w:t>
+        <w:t>(...).</w:t>
       </w:r>
     </w:p>
     <w:p>
@@ -16036,59 +16132,108 @@
           <w:szCs w:val="16"/>
         </w:rPr>
       </w:pPr>
-      <w:r>
-        <w:rPr>
-          <w:rFonts w:ascii="Arial Narrow" w:eastAsia="Arial Narrow" w:hAnsi="Arial Narrow" w:cs="Arial Narrow"/>
-          <w:sz w:val="16"/>
-          <w:szCs w:val="16"/>
-        </w:rPr>
-        <w:tab/>
-        <w:t>(...).</w:t>
-      </w:r>
-    </w:p>
+    </w:p>
+  </w:footnote>
+  <w:footnote w:id="10">
     <w:p>
       <w:pPr>
         <w:pStyle w:val="Textonotapie"/>
         <w:tabs>
           <w:tab w:val="left" w:pos="567"/>
         </w:tabs>
-        <w:ind w:left="567" w:right="-1" w:hanging="567"/>
-        <w:jc w:val="both"/>
-        <w:rPr>
-          <w:rFonts w:ascii="Arial Narrow" w:eastAsia="Arial Narrow" w:hAnsi="Arial Narrow" w:cs="Arial Narrow"/>
-          <w:sz w:val="16"/>
-          <w:szCs w:val="16"/>
-        </w:rPr>
-      </w:pPr>
-      <w:r>
-        <w:rPr>
-          <w:rFonts w:ascii="Arial Narrow" w:eastAsia="Arial Narrow" w:hAnsi="Arial Narrow" w:cs="Arial Narrow"/>
-          <w:sz w:val="16"/>
-          <w:szCs w:val="16"/>
-        </w:rPr>
-        <w:t xml:space="preserve">. </w:t>
-      </w:r>
-    </w:p>
+        <w:ind w:left="567" w:hanging="567"/>
+        <w:jc w:val="both"/>
+        <w:rPr>
+          <w:rFonts w:ascii="Arial Narrow" w:eastAsia="Arial Narrow" w:hAnsi="Arial Narrow" w:cs="Arial Narrow"/>
+          <w:sz w:val="16"/>
+          <w:szCs w:val="16"/>
+        </w:rPr>
+      </w:pPr>
+      <w:r>
+        <w:rPr>
+          <w:rStyle w:val="Refdenotaalpie"/>
+          <w:rFonts w:ascii="Arial Narrow" w:eastAsia="Arial Narrow" w:hAnsi="Arial Narrow" w:cs="Arial Narrow"/>
+          <w:sz w:val="16"/>
+          <w:szCs w:val="16"/>
+          <w:vertAlign w:val="superscript"/>
+        </w:rPr>
+        <w:footnoteRef/>
+      </w:r>
+      <w:r>
+        <w:rPr>
+          <w:rFonts w:ascii="Arial Narrow" w:eastAsia="Arial Narrow" w:hAnsi="Arial Narrow" w:cs="Arial Narrow"/>
+          <w:sz w:val="16"/>
+          <w:szCs w:val="16"/>
+        </w:rPr>
+        <w:tab/>
+        <w:t xml:space="preserve"/>
+      </w:r>
+      <w:r>
+        <w:rPr>
+          <w:rFonts w:ascii="Arial Narrow" w:eastAsia="Arial Narrow" w:hAnsi="Arial Narrow" w:cs="Arial Narrow"/>
+          <w:sz w:val="16"/>
+          <w:szCs w:val="16"/>
+        </w:rPr>
+        <w:tab/>
+        <w:t xml:space="preserve">El número de trabajadores se atenderá siempre que la empresa haya sido constituida antes de la vigencia de la Ley </w:t>
+      </w:r>
+      <w:proofErr w:type="spellStart"/>
+      <w:r>
+        <w:rPr>
+          <w:rFonts w:ascii="Arial Narrow" w:eastAsia="Arial Narrow" w:hAnsi="Arial Narrow" w:cs="Arial Narrow"/>
+          <w:sz w:val="16"/>
+          <w:szCs w:val="16"/>
+        </w:rPr>
+        <w:t/>
+      </w:r>
+      <w:proofErr w:type="spellEnd"/>
+      <w:r>
+        <w:rPr>
+          <w:rFonts w:ascii="Arial Narrow" w:eastAsia="Arial Narrow" w:hAnsi="Arial Narrow" w:cs="Arial Narrow"/>
+          <w:sz w:val="16"/>
+          <w:szCs w:val="16"/>
+        </w:rPr>
+        <w:t xml:space="preserve">30056, publicada el 2 de julio de 2013, que modificó el artículo 5 del Texto Único Ordenado de la Ley de Promoción de la Competitividad, Formalización y Desarrollo de la Micro y Pequeña Empresa y de Acceso al Empleo Decente (LEY MYPE). Ello, en la medida que la Tercera Disposición Complementaria Transitoria de la norma modificatoria precisa que las empresas constituidas antes de la </w:t>
+      </w:r>
+      <w:proofErr w:type="gramStart"/>
+      <w:r>
+        <w:rPr>
+          <w:rFonts w:ascii="Arial Narrow" w:eastAsia="Arial Narrow" w:hAnsi="Arial Narrow" w:cs="Arial Narrow"/>
+          <w:sz w:val="16"/>
+          <w:szCs w:val="16"/>
+        </w:rPr>
+        <w:t>entrada en vigencia</w:t>
+      </w:r>
+      <w:proofErr w:type="gramEnd"/>
+      <w:r>
+        <w:rPr>
+          <w:rFonts w:ascii="Arial Narrow" w:eastAsia="Arial Narrow" w:hAnsi="Arial Narrow" w:cs="Arial Narrow"/>
+          <w:sz w:val="16"/>
+          <w:szCs w:val="16"/>
+        </w:rPr>
+        <w:t xml:space="preserve"> de dicha Ley se rigen por los requisitos de acogimiento al régimen de las micro y pequeñas empresas regulados en el Decreto Legislativo 1086.</w:t>
+      </w:r>
+    </w:p>
+    <w:p>
+      <w:pPr>
+        <w:pStyle w:val="Textonotapie"/>
+        <w:ind w:left="567" w:hanging="567"/>
+        <w:jc w:val="both"/>
+        <w:rPr>
+          <w:rFonts w:ascii="Arial Narrow" w:eastAsia="Arial Narrow" w:hAnsi="Arial Narrow" w:cs="Arial Narrow"/>
+          <w:sz w:val="16"/>
+          <w:szCs w:val="16"/>
+        </w:rPr>
+      </w:pPr>
+    </w:p>
+  </w:footnote>
+  <w:footnote w:id="11">
     <w:p>
       <w:pPr>
         <w:pStyle w:val="Textonotapie"/>
         <w:tabs>
           <w:tab w:val="left" w:pos="567"/>
         </w:tabs>
-        <w:ind w:left="567" w:right="-1" w:hanging="567"/>
-        <w:jc w:val="both"/>
-        <w:rPr>
-          <w:rFonts w:ascii="Arial Narrow" w:eastAsia="Arial Narrow" w:hAnsi="Arial Narrow" w:cs="Arial Narrow"/>
-          <w:sz w:val="16"/>
-          <w:szCs w:val="16"/>
-        </w:rPr>
-      </w:pPr>
-    </w:p>
-  </w:footnote>
-  <w:footnote w:id="11">
-    <w:p>
-      <w:pPr>
-        <w:pStyle w:val="Textonotapie"/>
         <w:ind w:left="567" w:hanging="567"/>
         <w:jc w:val="both"/>
         <w:rPr>
@@ -16113,96 +16258,8 @@
           <w:sz w:val="16"/>
           <w:szCs w:val="16"/>
         </w:rPr>
-        <w:t xml:space="preserve"> </w:t>
-      </w:r>
-      <w:r>
-        <w:rPr>
-          <w:rFonts w:ascii="Arial Narrow" w:eastAsia="Arial Narrow" w:hAnsi="Arial Narrow" w:cs="Arial Narrow"/>
-          <w:sz w:val="16"/>
-          <w:szCs w:val="16"/>
-        </w:rPr>
         <w:tab/>
-        <w:t xml:space="preserve">El número de trabajadores se atenderá siempre que la empresa haya sido constituida antes de la vigencia de la Ley </w:t>
-      </w:r>
-      <w:proofErr w:type="spellStart"/>
-      <w:r>
-        <w:rPr>
-          <w:rFonts w:ascii="Arial Narrow" w:eastAsia="Arial Narrow" w:hAnsi="Arial Narrow" w:cs="Arial Narrow"/>
-          <w:sz w:val="16"/>
-          <w:szCs w:val="16"/>
-        </w:rPr>
-        <w:t/>
-      </w:r>
-      <w:proofErr w:type="spellEnd"/>
-      <w:r>
-        <w:rPr>
-          <w:rFonts w:ascii="Arial Narrow" w:eastAsia="Arial Narrow" w:hAnsi="Arial Narrow" w:cs="Arial Narrow"/>
-          <w:sz w:val="16"/>
-          <w:szCs w:val="16"/>
-        </w:rPr>
-        <w:t xml:space="preserve"> 30056, publicada el 2 de julio de 2013, que modificó el artículo 5 del Texto Único Ordenado de la Ley de Promoción de la Competitividad, Formalización y Desarrollo de la Micro y Pequeña Empresa y de Acceso al Empleo Decente (LEY MYPE). Ello, en la medida que la Tercera Disposición Complementaria Transitoria de la norma modificatoria precisa que las empresas constituidas antes de la </w:t>
-      </w:r>
-      <w:proofErr w:type="gramStart"/>
-      <w:r>
-        <w:rPr>
-          <w:rFonts w:ascii="Arial Narrow" w:eastAsia="Arial Narrow" w:hAnsi="Arial Narrow" w:cs="Arial Narrow"/>
-          <w:sz w:val="16"/>
-          <w:szCs w:val="16"/>
-        </w:rPr>
-        <w:t>entrada en vigencia</w:t>
-      </w:r>
-      <w:proofErr w:type="gramEnd"/>
-      <w:r>
-        <w:rPr>
-          <w:rFonts w:ascii="Arial Narrow" w:eastAsia="Arial Narrow" w:hAnsi="Arial Narrow" w:cs="Arial Narrow"/>
-          <w:sz w:val="16"/>
-          <w:szCs w:val="16"/>
-        </w:rPr>
-        <w:t xml:space="preserve"> de dicha Ley se rigen por los requisitos de acogimiento al régimen de las micro y pequeñas empresas regulados en el Decreto Legislativo 1086.</w:t>
-      </w:r>
-    </w:p>
-    <w:p>
-      <w:pPr>
-        <w:pStyle w:val="Textonotapie"/>
-        <w:ind w:left="567" w:hanging="567"/>
-        <w:jc w:val="both"/>
-        <w:rPr>
-          <w:rFonts w:ascii="Arial Narrow" w:eastAsia="Arial Narrow" w:hAnsi="Arial Narrow" w:cs="Arial Narrow"/>
-          <w:sz w:val="16"/>
-          <w:szCs w:val="16"/>
-        </w:rPr>
-      </w:pPr>
-    </w:p>
-  </w:footnote>
-  <w:footnote w:id="12">
-    <w:p>
-      <w:pPr>
-        <w:pStyle w:val="Textonotapie"/>
-        <w:ind w:left="567" w:hanging="567"/>
-        <w:jc w:val="both"/>
-        <w:rPr>
-          <w:rFonts w:ascii="Arial Narrow" w:eastAsia="Arial Narrow" w:hAnsi="Arial Narrow" w:cs="Arial Narrow"/>
-          <w:sz w:val="16"/>
-          <w:szCs w:val="16"/>
-        </w:rPr>
-      </w:pPr>
-      <w:r>
-        <w:rPr>
-          <w:rStyle w:val="Refdenotaalpie"/>
-          <w:rFonts w:ascii="Arial Narrow" w:eastAsia="Arial Narrow" w:hAnsi="Arial Narrow" w:cs="Arial Narrow"/>
-          <w:sz w:val="16"/>
-          <w:szCs w:val="16"/>
-          <w:vertAlign w:val="superscript"/>
-        </w:rPr>
-        <w:footnoteRef/>
-      </w:r>
-      <w:r>
-        <w:rPr>
-          <w:rFonts w:ascii="Arial Narrow" w:eastAsia="Arial Narrow" w:hAnsi="Arial Narrow" w:cs="Arial Narrow"/>
-          <w:sz w:val="16"/>
-          <w:szCs w:val="16"/>
-        </w:rPr>
-        <w:t xml:space="preserve"> </w:t>
+        <w:t xml:space="preserve"/>
       </w:r>
       <w:r>
         <w:rPr>
@@ -16361,7 +16418,50 @@
       </w:pPr>
     </w:p>
   </w:footnote>
-  <w:footnote w:id="18">
+  <w:footnote w:id="12">
+    <w:p>
+      <w:pPr>
+        <w:pStyle w:val="Textonotapie"/>
+        <w:tabs>
+          <w:tab w:val="left" w:pos="567"/>
+        </w:tabs>
+        <w:ind w:left="567" w:hanging="567"/>
+        <w:jc w:val="both"/>
+        <w:rPr>
+          <w:rFonts w:ascii="Arial Narrow" w:eastAsia="Arial Narrow" w:hAnsi="Arial Narrow" w:cs="Arial Narrow"/>
+          <w:sz w:val="16"/>
+          <w:szCs w:val="16"/>
+        </w:rPr>
+      </w:pPr>
+      <w:r>
+        <w:rPr>
+          <w:rStyle w:val="Refdenotaalpie"/>
+          <w:rFonts w:ascii="Arial Narrow" w:eastAsia="Arial Narrow" w:hAnsi="Arial Narrow" w:cs="Arial Narrow"/>
+          <w:sz w:val="16"/>
+          <w:szCs w:val="16"/>
+          <w:vertAlign w:val="superscript"/>
+        </w:rPr>
+        <w:footnoteRef/>
+      </w:r>
+      <w:r>
+        <w:rPr>
+          <w:rFonts w:ascii="Arial Narrow" w:eastAsia="Arial Narrow" w:hAnsi="Arial Narrow" w:cs="Arial Narrow"/>
+          <w:sz w:val="16"/>
+          <w:szCs w:val="16"/>
+        </w:rPr>
+        <w:tab/>
+      </w:r>
+      <w:r>
+        <w:rPr>
+          <w:rFonts w:ascii="Arial Narrow" w:eastAsia="Arial Narrow" w:hAnsi="Arial Narrow" w:cs="Arial Narrow"/>
+          <w:b/>
+          <w:bCs/>
+          <w:sz w:val="16"/>
+          <w:szCs w:val="16"/>
+        </w:rPr>
+        <w:t xml:space="preserve">DECRETO LEGISLATIVO 807, LEY SOBRE FACULTADES, NORMAS Y ORGANIZACIÓN DEL INDECOPI, publicado el 18 de abril de 1996</w:t>
+      </w:r>
+    </w:p>
     <w:p>
       <w:pPr>
         <w:pStyle w:val="Textonotapie"/>
@@ -16375,16 +16475,6 @@
       </w:pPr>
       <w:r>
         <w:rPr>
-          <w:rStyle w:val="Refdenotaalpie"/>
-          <w:rFonts w:ascii="Arial Narrow" w:eastAsia="Arial Narrow" w:hAnsi="Arial Narrow" w:cs="Arial Narrow"/>
-          <w:sz w:val="16"/>
-          <w:szCs w:val="16"/>
-          <w:vertAlign w:val="superscript"/>
-        </w:rPr>
-        <w:footnoteRef/>
-      </w:r>
-      <w:r>
-        <w:rPr>
           <w:rFonts w:ascii="Arial Narrow" w:eastAsia="Arial Narrow" w:hAnsi="Arial Narrow" w:cs="Arial Narrow"/>
           <w:sz w:val="16"/>
           <w:szCs w:val="16"/>
@@ -16399,7 +16489,15 @@
           <w:sz w:val="16"/>
           <w:szCs w:val="16"/>
         </w:rPr>
-        <w:t xml:space="preserve">DECRETO LEGISLATIVO 807, LEY SOBRE FACULTADES, NORMAS Y ORGANIZACIÓN DEL INDECOPI, publicado el 18 de abril de 1996</w:t>
+        <w:t xml:space="preserve">Artículo 26.-</w:t>
+      </w:r>
+      <w:r>
+        <w:rPr>
+          <w:rFonts w:ascii="Arial Narrow" w:eastAsia="Arial Narrow" w:hAnsi="Arial Narrow" w:cs="Arial Narrow"/>
+          <w:sz w:val="16"/>
+          <w:szCs w:val="16"/>
+        </w:rPr>
+        <w:t xml:space="preserve"> Una vez admitida a trámite la denuncia, se correrá traslado de la misma al denunciado, a fin de que éste presente su descargo. El plazo para la presentación del descargo será de cinco (5) días contados desde la notificación, vencido el cual, el Secretario Técnico declarará en rebeldía al denunciado que no lo hubiera presentado.</w:t>
       </w:r>
     </w:p>
     <w:p>
@@ -16413,6 +16511,33 @@
           <w:szCs w:val="16"/>
         </w:rPr>
       </w:pPr>
+    </w:p>
+  </w:footnote>
+  <w:footnote w:id="13">
+    <w:p>
+      <w:pPr>
+        <w:pStyle w:val="Textonotapie"/>
+        <w:tabs>
+          <w:tab w:val="left" w:pos="567"/>
+        </w:tabs>
+        <w:ind w:left="567" w:hanging="567"/>
+        <w:jc w:val="both"/>
+        <w:rPr>
+          <w:rFonts w:ascii="Arial Narrow" w:eastAsia="Arial Narrow" w:hAnsi="Arial Narrow" w:cs="Arial Narrow"/>
+          <w:sz w:val="16"/>
+          <w:szCs w:val="16"/>
+        </w:rPr>
+      </w:pPr>
+      <w:r>
+        <w:rPr>
+          <w:rStyle w:val="Refdenotaalpie"/>
+          <w:rFonts w:ascii="Arial Narrow" w:eastAsia="Arial Narrow" w:hAnsi="Arial Narrow" w:cs="Arial Narrow"/>
+          <w:sz w:val="16"/>
+          <w:szCs w:val="16"/>
+          <w:vertAlign w:val="superscript"/>
+        </w:rPr>
+        <w:footnoteRef/>
+      </w:r>
       <w:r>
         <w:rPr>
           <w:rFonts w:ascii="Arial Narrow" w:eastAsia="Arial Narrow" w:hAnsi="Arial Narrow" w:cs="Arial Narrow"/>
@@ -16429,15 +16554,7 @@
           <w:sz w:val="16"/>
           <w:szCs w:val="16"/>
         </w:rPr>
-        <w:t xml:space="preserve">Artículo 26.-</w:t>
-      </w:r>
-      <w:r>
-        <w:rPr>
-          <w:rFonts w:ascii="Arial Narrow" w:eastAsia="Arial Narrow" w:hAnsi="Arial Narrow" w:cs="Arial Narrow"/>
-          <w:sz w:val="16"/>
-          <w:szCs w:val="16"/>
-        </w:rPr>
-        <w:t xml:space="preserve"> Una vez admitida a trámite la denuncia, se correrá traslado de la misma al denunciado, a fin de que éste presente su descargo. El plazo para la presentación del descargo será de cinco (5) días contados desde la notificación, vencido el cual, el Secretario Técnico declarará en rebeldía al denunciado que no lo hubiera presentado.</w:t>
+        <w:t xml:space="preserve">DECRETO SUPREMO 006-2026-JUS, TEXTO ÚNICO ORDENADO DE LA LEY 27444, LEY DEL PROCEDIMIENTO ADMINISTRATIVO GENERAL, publicado el 30 de abril de 2026</w:t>
       </w:r>
     </w:p>
     <w:p>
@@ -16451,9 +16568,25 @@
           <w:szCs w:val="16"/>
         </w:rPr>
       </w:pPr>
-    </w:p>
-  </w:footnote>
-  <w:footnote w:id="19">
+      <w:r>
+        <w:rPr>
+          <w:rFonts w:ascii="Arial Narrow" w:eastAsia="Arial Narrow" w:hAnsi="Arial Narrow" w:cs="Arial Narrow"/>
+          <w:sz w:val="16"/>
+          <w:szCs w:val="16"/>
+        </w:rPr>
+        <w:tab/>
+      </w:r>
+      <w:r>
+        <w:rPr>
+          <w:rFonts w:ascii="Arial Narrow" w:eastAsia="Arial Narrow" w:hAnsi="Arial Narrow" w:cs="Arial Narrow"/>
+          <w:b/>
+          <w:bCs/>
+          <w:sz w:val="16"/>
+          <w:szCs w:val="16"/>
+        </w:rPr>
+        <w:t xml:space="preserve">Artículo 223.- Contestación de la reclamación</w:t>
+      </w:r>
+    </w:p>
     <w:p>
       <w:pPr>
         <w:pStyle w:val="Textonotapie"/>
@@ -16467,16 +16600,6 @@
       </w:pPr>
       <w:r>
         <w:rPr>
-          <w:rStyle w:val="Refdenotaalpie"/>
-          <w:rFonts w:ascii="Arial Narrow" w:eastAsia="Arial Narrow" w:hAnsi="Arial Narrow" w:cs="Arial Narrow"/>
-          <w:sz w:val="16"/>
-          <w:szCs w:val="16"/>
-          <w:vertAlign w:val="superscript"/>
-        </w:rPr>
-        <w:footnoteRef/>
-      </w:r>
-      <w:r>
-        <w:rPr>
           <w:rFonts w:ascii="Arial Narrow" w:eastAsia="Arial Narrow" w:hAnsi="Arial Narrow" w:cs="Arial Narrow"/>
           <w:sz w:val="16"/>
           <w:szCs w:val="16"/>
@@ -16486,12 +16609,10 @@
       <w:r>
         <w:rPr>
           <w:rFonts w:ascii="Arial Narrow" w:eastAsia="Arial Narrow" w:hAnsi="Arial Narrow" w:cs="Arial Narrow"/>
-          <w:b/>
-          <w:bCs/>
-          <w:sz w:val="16"/>
-          <w:szCs w:val="16"/>
-        </w:rPr>
-        <w:t xml:space="preserve">DECRETO SUPREMO 006-2026-JUS, TEXTO ÚNICO ORDENADO DE LA LEY 27444, LEY DEL PROCEDIMIENTO ADMINISTRATIVO GENERAL, publicado el 30 de abril de 2026</w:t>
+          <w:sz w:val="16"/>
+          <w:szCs w:val="16"/>
+        </w:rPr>
+        <w:t xml:space="preserve">223.1 El reclamado deberá presentar la contestación de la reclamación dentro de los quince (15) días posteriores a la notificación de ésta; vencido este plazo, la Administración declarará en rebeldía al reclamado que no la hubiera presentado. La contestación deberá contener los requisitos de los escritos previstos en el artículo 113 de la presente Ley, así como la absolución de todos los asuntos controvertidos de hecho y de derecho, Las alegaciones y los hechos relevantes de la reclamación, salvo que hayan sido específicamente negadas en la contestación, se tendrán por aceptadas o merituadas como ciertas.</w:t>
       </w:r>
     </w:p>
     <w:p>
@@ -16505,69 +16626,14 @@
           <w:szCs w:val="16"/>
         </w:rPr>
       </w:pPr>
-      <w:r>
-        <w:rPr>
-          <w:rFonts w:ascii="Arial Narrow" w:eastAsia="Arial Narrow" w:hAnsi="Arial Narrow" w:cs="Arial Narrow"/>
-          <w:sz w:val="16"/>
-          <w:szCs w:val="16"/>
-        </w:rPr>
-        <w:tab/>
-      </w:r>
-      <w:r>
-        <w:rPr>
-          <w:rFonts w:ascii="Arial Narrow" w:eastAsia="Arial Narrow" w:hAnsi="Arial Narrow" w:cs="Arial Narrow"/>
-          <w:b/>
-          <w:bCs/>
-          <w:sz w:val="16"/>
-          <w:szCs w:val="16"/>
-        </w:rPr>
-        <w:t xml:space="preserve">Artículo 223.- Contestación de la reclamación</w:t>
-      </w:r>
-    </w:p>
-    <w:p>
-      <w:pPr>
-        <w:pStyle w:val="Textonotapie"/>
-        <w:ind w:left="567" w:hanging="567"/>
-        <w:jc w:val="both"/>
-        <w:rPr>
-          <w:rFonts w:ascii="Arial Narrow" w:eastAsia="Arial Narrow" w:hAnsi="Arial Narrow" w:cs="Arial Narrow"/>
-          <w:sz w:val="16"/>
-          <w:szCs w:val="16"/>
-        </w:rPr>
-      </w:pPr>
-      <w:r>
-        <w:rPr>
-          <w:rFonts w:ascii="Arial Narrow" w:eastAsia="Arial Narrow" w:hAnsi="Arial Narrow" w:cs="Arial Narrow"/>
-          <w:sz w:val="16"/>
-          <w:szCs w:val="16"/>
-        </w:rPr>
-        <w:tab/>
-      </w:r>
-      <w:r>
-        <w:rPr>
-          <w:rFonts w:ascii="Arial Narrow" w:eastAsia="Arial Narrow" w:hAnsi="Arial Narrow" w:cs="Arial Narrow"/>
-          <w:sz w:val="16"/>
-          <w:szCs w:val="16"/>
-        </w:rPr>
-        <w:t xml:space="preserve">223.1 El reclamado deberá presentar la contestación de la reclamación dentro de los quince (15) días posteriores a la notificación de ésta; vencido este plazo, la Administración declarará en rebeldía al reclamado que no la hubiera presentado. La contestación deberá contener los requisitos de los escritos previstos en el artículo 113 de la presente Ley, así como la absolución de todos los asuntos controvertidos de hecho y de derecho, Las alegaciones y los hechos relevantes de la reclamación, salvo que hayan sido específicamente negadas en la contestación, se tendrán por aceptadas o merituadas como ciertas.</w:t>
-      </w:r>
-    </w:p>
-    <w:p>
-      <w:pPr>
-        <w:pStyle w:val="Textonotapie"/>
-        <w:ind w:left="567" w:hanging="567"/>
-        <w:jc w:val="both"/>
-        <w:rPr>
-          <w:rFonts w:ascii="Arial Narrow" w:eastAsia="Arial Narrow" w:hAnsi="Arial Narrow" w:cs="Arial Narrow"/>
-          <w:sz w:val="16"/>
-          <w:szCs w:val="16"/>
-        </w:rPr>
-      </w:pPr>
     </w:p>
   </w:footnote>
-  <w:footnote w:id="13">
-    <w:p>
-      <w:pPr>
+  <w:footnote w:id="14">
+    <w:p>
+      <w:pPr>
+        <w:tabs>
+          <w:tab w:val="left" w:pos="567"/>
+        </w:tabs>
         <w:spacing w:after="0" w:line="240" w:lineRule="auto"/>
         <w:ind w:left="567" w:hanging="567"/>
         <w:jc w:val="both"/>
@@ -16594,7 +16660,8 @@
           <w:szCs w:val="16"/>
           <w:vertAlign w:val="superscript"/>
         </w:rPr>
-        <w:t xml:space="preserve"> </w:t>
+        <w:tab/>
+        <w:t xml:space="preserve"/>
       </w:r>
       <w:r>
         <w:rPr>
@@ -16789,9 +16856,66 @@
       </w:pPr>
     </w:p>
   </w:footnote>
-  <w:footnote w:id="14">
-    <w:p>
-      <w:pPr>
+  <w:footnote w:id="15">
+    <w:p>
+      <w:pPr>
+        <w:pStyle w:val="Textonotapie"/>
+        <w:tabs>
+          <w:tab w:val="left" w:pos="567"/>
+        </w:tabs>
+        <w:ind w:left="567" w:right="-1" w:hanging="567"/>
+        <w:jc w:val="both"/>
+        <w:rPr>
+          <w:rFonts w:ascii="Arial Narrow" w:eastAsia="Arial Narrow" w:hAnsi="Arial Narrow" w:cs="Arial Narrow"/>
+          <w:b/>
+          <w:bCs/>
+          <w:sz w:val="16"/>
+          <w:szCs w:val="16"/>
+        </w:rPr>
+      </w:pPr>
+      <w:r>
+        <w:rPr>
+          <w:rStyle w:val="Refdenotaalpie"/>
+          <w:rFonts w:ascii="Arial Narrow" w:eastAsia="Arial Narrow" w:hAnsi="Arial Narrow" w:cs="Arial Narrow"/>
+          <w:sz w:val="16"/>
+          <w:szCs w:val="16"/>
+          <w:vertAlign w:val="superscript"/>
+        </w:rPr>
+        <w:footnoteRef/>
+      </w:r>
+      <w:r>
+        <w:rPr>
+          <w:rFonts w:ascii="Arial Narrow" w:eastAsia="Arial Narrow" w:hAnsi="Arial Narrow" w:cs="Arial Narrow"/>
+          <w:sz w:val="16"/>
+          <w:szCs w:val="16"/>
+        </w:rPr>
+        <w:tab/>
+        <w:t xml:space="preserve"/>
+      </w:r>
+      <w:r>
+        <w:rPr>
+          <w:rFonts w:ascii="Arial Narrow" w:eastAsia="Arial Narrow" w:hAnsi="Arial Narrow" w:cs="Arial Narrow"/>
+          <w:sz w:val="16"/>
+          <w:szCs w:val="16"/>
+        </w:rPr>
+        <w:tab/>
+      </w:r>
+      <w:r>
+        <w:rPr>
+          <w:rFonts w:ascii="Arial Narrow" w:eastAsia="Arial Narrow" w:hAnsi="Arial Narrow" w:cs="Arial Narrow"/>
+          <w:b/>
+          <w:bCs/>
+          <w:sz w:val="16"/>
+          <w:szCs w:val="16"/>
+        </w:rPr>
+        <w:t xml:space="preserve">LEY 29571, CÓDIGO DE PROTECCIÓN Y DEFENSA DEL CONSUMIDOR, publicado el 2 de setiembre de 2010 y modificado por Decreto Legislativo 1308 </w:t>
+      </w:r>
+    </w:p>
+    <w:p>
+      <w:pPr>
+        <w:tabs>
+          <w:tab w:val="left" w:pos="567"/>
+        </w:tabs>
         <w:spacing w:after="0" w:line="240" w:lineRule="auto"/>
         <w:ind w:left="567" w:hanging="567"/>
         <w:jc w:val="both"/>
@@ -16803,29 +16927,12 @@
       </w:pPr>
       <w:r>
         <w:rPr>
-          <w:rStyle w:val="Refdenotaalpie"/>
-          <w:rFonts w:ascii="Arial Narrow" w:eastAsia="Arial Narrow" w:hAnsi="Arial Narrow" w:cs="Arial Narrow"/>
-          <w:sz w:val="16"/>
-          <w:szCs w:val="16"/>
-          <w:vertAlign w:val="superscript"/>
-        </w:rPr>
-        <w:footnoteRef/>
-      </w:r>
-      <w:r>
-        <w:rPr>
-          <w:rFonts w:ascii="Arial Narrow" w:eastAsia="Arial Narrow" w:hAnsi="Arial Narrow" w:cs="Arial Narrow"/>
-          <w:sz w:val="16"/>
-          <w:szCs w:val="16"/>
-        </w:rPr>
-        <w:t xml:space="preserve"> </w:t>
-      </w:r>
-      <w:r>
-        <w:rPr>
           <w:rFonts w:ascii="Arial Narrow" w:eastAsia="Arial Narrow" w:hAnsi="Arial Narrow" w:cs="Arial Narrow"/>
           <w:sz w:val="16"/>
           <w:szCs w:val="16"/>
         </w:rPr>
         <w:tab/>
+        <w:t xml:space="preserve"/>
       </w:r>
       <w:r>
         <w:rPr>
@@ -16898,18 +17005,6 @@
         <w:tab/>
         <w:t>Las medidas correctivas complementarias pueden dictarse de oficio o a pedido de parte.</w:t>
       </w:r>
-    </w:p>
-    <w:p>
-      <w:pPr>
-        <w:spacing w:after="0" w:line="240" w:lineRule="auto"/>
-        <w:ind w:left="567" w:hanging="567"/>
-        <w:jc w:val="both"/>
-        <w:rPr>
-          <w:rFonts w:ascii="Arial Narrow" w:eastAsia="Arial Narrow" w:hAnsi="Arial Narrow" w:cs="Arial Narrow"/>
-          <w:sz w:val="16"/>
-          <w:szCs w:val="16"/>
-        </w:rPr>
-      </w:pPr>
     </w:p>
     <w:p>
       <w:pPr>
@@ -17124,8 +17219,12 @@
     </w:p>
     <w:p>
       <w:pPr>
-        <w:pStyle w:val="Sinespaciado"/>
-        <w:ind w:firstLine="567"/>
+        <w:numPr>
+          <w:ilvl w:val="0"/>
+          <w:numId w:val="1"/>
+        </w:numPr>
+        <w:spacing w:after="0" w:line="240" w:lineRule="auto"/>
+        <w:ind w:left="567" w:firstLine="0"/>
         <w:jc w:val="both"/>
         <w:rPr>
           <w:rFonts w:ascii="Arial Narrow" w:eastAsia="Arial Narrow" w:hAnsi="Arial Narrow" w:cs="Arial Narrow"/>
@@ -17144,8 +17243,12 @@
     </w:p>
     <w:p>
       <w:pPr>
-        <w:pStyle w:val="Sinespaciado"/>
-        <w:ind w:firstLine="567"/>
+        <w:numPr>
+          <w:ilvl w:val="0"/>
+          <w:numId w:val="1"/>
+        </w:numPr>
+        <w:spacing w:after="0" w:line="240" w:lineRule="auto"/>
+        <w:ind w:left="567" w:firstLine="0"/>
         <w:jc w:val="both"/>
         <w:rPr>
           <w:rFonts w:ascii="Arial Narrow" w:eastAsia="Arial Narrow" w:hAnsi="Arial Narrow" w:cs="Arial Narrow"/>
@@ -17307,10 +17410,22 @@
         <w:jc w:val="both"/>
         <w:rPr>
           <w:rFonts w:ascii="Arial Narrow" w:eastAsia="Arial Narrow" w:hAnsi="Arial Narrow" w:cs="Arial Narrow"/>
-          <w:sz w:val="16"/>
-          <w:szCs w:val="16"/>
-        </w:rPr>
-      </w:pPr>
+          <w:b/>
+          <w:bCs/>
+          <w:sz w:val="16"/>
+          <w:szCs w:val="16"/>
+        </w:rPr>
+      </w:pPr>
+      <w:r>
+        <w:rPr>
+          <w:rFonts w:ascii="Arial Narrow" w:eastAsia="Arial Narrow" w:hAnsi="Arial Narrow" w:cs="Arial Narrow"/>
+          <w:b/>
+          <w:bCs/>
+          <w:sz w:val="16"/>
+          <w:szCs w:val="16"/>
+        </w:rPr>
+        <w:t>Artículo 116.- Medidas correctivas complementarias</w:t>
+      </w:r>
     </w:p>
     <w:p>
       <w:pPr>
@@ -17319,21 +17434,17 @@
         <w:jc w:val="both"/>
         <w:rPr>
           <w:rFonts w:ascii="Arial Narrow" w:eastAsia="Arial Narrow" w:hAnsi="Arial Narrow" w:cs="Arial Narrow"/>
-          <w:b/>
-          <w:bCs/>
-          <w:sz w:val="16"/>
-          <w:szCs w:val="16"/>
-        </w:rPr>
-      </w:pPr>
-      <w:r>
-        <w:rPr>
-          <w:rFonts w:ascii="Arial Narrow" w:eastAsia="Arial Narrow" w:hAnsi="Arial Narrow" w:cs="Arial Narrow"/>
-          <w:b/>
-          <w:bCs/>
-          <w:sz w:val="16"/>
-          <w:szCs w:val="16"/>
-        </w:rPr>
-        <w:t>Artículo 116.- Medidas correctivas complementarias</w:t>
+          <w:sz w:val="16"/>
+          <w:szCs w:val="16"/>
+        </w:rPr>
+      </w:pPr>
+      <w:r>
+        <w:rPr>
+          <w:rFonts w:ascii="Arial Narrow" w:eastAsia="Arial Narrow" w:hAnsi="Arial Narrow" w:cs="Arial Narrow"/>
+          <w:sz w:val="16"/>
+          <w:szCs w:val="16"/>
+        </w:rPr>
+        <w:t xml:space="preserve">Las medidas correctivas complementarias tienen el objeto de revertir los efectos de la conducta infractora o evitar que esta se produzca nuevamente en el futuro y pueden ser, entre otras, las siguientes: </w:t>
       </w:r>
     </w:p>
     <w:p>
@@ -17353,7 +17464,7 @@
           <w:sz w:val="16"/>
           <w:szCs w:val="16"/>
         </w:rPr>
-        <w:t xml:space="preserve">Las medidas correctivas complementarias tienen el objeto de revertir los efectos de la conducta infractora o evitar que esta se produzca nuevamente en el futuro y pueden ser, entre otras, las siguientes: </w:t>
+        <w:t xml:space="preserve">a. Que el proveedor cumpla con atender la solicitud de información requerida por el consumidor, siempre que dicho requerimiento guarde relación con el producto adquirido o servicio contratado. </w:t>
       </w:r>
     </w:p>
     <w:p>
@@ -17373,7 +17484,7 @@
           <w:sz w:val="16"/>
           <w:szCs w:val="16"/>
         </w:rPr>
-        <w:t xml:space="preserve">a. Que el proveedor cumpla con atender la solicitud de información requerida por el consumidor, siempre que dicho requerimiento guarde relación con el producto adquirido o servicio contratado. </w:t>
+        <w:t xml:space="preserve">b. Declarar inexigibles las cláusulas que han sido identificadas como abusivas en el procedimiento. </w:t>
       </w:r>
     </w:p>
     <w:p>
@@ -17393,7 +17504,7 @@
           <w:sz w:val="16"/>
           <w:szCs w:val="16"/>
         </w:rPr>
-        <w:t xml:space="preserve">b. Declarar inexigibles las cláusulas que han sido identificadas como abusivas en el procedimiento. </w:t>
+        <w:t xml:space="preserve">c. El decomiso y destrucción de la mercadería, envases, envolturas o etiquetas. </w:t>
       </w:r>
     </w:p>
     <w:p>
@@ -17413,7 +17524,25 @@
           <w:sz w:val="16"/>
           <w:szCs w:val="16"/>
         </w:rPr>
-        <w:t xml:space="preserve">c. El decomiso y destrucción de la mercadería, envases, envolturas o etiquetas. </w:t>
+        <w:t xml:space="preserve">d. En caso de infracciones muy graves y de reincidencia o </w:t>
+      </w:r>
+      <w:proofErr w:type="spellStart"/>
+      <w:r>
+        <w:rPr>
+          <w:rFonts w:ascii="Arial Narrow" w:eastAsia="Arial Narrow" w:hAnsi="Arial Narrow" w:cs="Arial Narrow"/>
+          <w:sz w:val="16"/>
+          <w:szCs w:val="16"/>
+        </w:rPr>
+        <w:t>reiterancia</w:t>
+      </w:r>
+      <w:proofErr w:type="spellEnd"/>
+      <w:r>
+        <w:rPr>
+          <w:rFonts w:ascii="Arial Narrow" w:eastAsia="Arial Narrow" w:hAnsi="Arial Narrow" w:cs="Arial Narrow"/>
+          <w:sz w:val="16"/>
+          <w:szCs w:val="16"/>
+        </w:rPr>
+        <w:t xml:space="preserve">: </w:t>
       </w:r>
     </w:p>
     <w:p>
@@ -17433,25 +17562,7 @@
           <w:sz w:val="16"/>
           <w:szCs w:val="16"/>
         </w:rPr>
-        <w:t xml:space="preserve">d. En caso de infracciones muy graves y de reincidencia o </w:t>
-      </w:r>
-      <w:proofErr w:type="spellStart"/>
-      <w:r>
-        <w:rPr>
-          <w:rFonts w:ascii="Arial Narrow" w:eastAsia="Arial Narrow" w:hAnsi="Arial Narrow" w:cs="Arial Narrow"/>
-          <w:sz w:val="16"/>
-          <w:szCs w:val="16"/>
-        </w:rPr>
-        <w:t>reiterancia</w:t>
-      </w:r>
-      <w:proofErr w:type="spellEnd"/>
-      <w:r>
-        <w:rPr>
-          <w:rFonts w:ascii="Arial Narrow" w:eastAsia="Arial Narrow" w:hAnsi="Arial Narrow" w:cs="Arial Narrow"/>
-          <w:sz w:val="16"/>
-          <w:szCs w:val="16"/>
-        </w:rPr>
-        <w:t xml:space="preserve">: </w:t>
+        <w:t xml:space="preserve">(i) Solicitar a la autoridad correspondiente la clausura temporal del establecimiento industrial, comercial o de servicios por un plazo máximo de seis (6) meses. </w:t>
       </w:r>
     </w:p>
     <w:p>
@@ -17471,7 +17582,25 @@
           <w:sz w:val="16"/>
           <w:szCs w:val="16"/>
         </w:rPr>
-        <w:t xml:space="preserve">(i) Solicitar a la autoridad correspondiente la clausura temporal del establecimiento industrial, comercial o de servicios por un plazo máximo de seis (6) meses. </w:t>
+        <w:t>(</w:t>
+      </w:r>
+      <w:proofErr w:type="spellStart"/>
+      <w:r>
+        <w:rPr>
+          <w:rFonts w:ascii="Arial Narrow" w:eastAsia="Arial Narrow" w:hAnsi="Arial Narrow" w:cs="Arial Narrow"/>
+          <w:sz w:val="16"/>
+          <w:szCs w:val="16"/>
+        </w:rPr>
+        <w:t>ii</w:t>
+      </w:r>
+      <w:proofErr w:type="spellEnd"/>
+      <w:r>
+        <w:rPr>
+          <w:rFonts w:ascii="Arial Narrow" w:eastAsia="Arial Narrow" w:hAnsi="Arial Narrow" w:cs="Arial Narrow"/>
+          <w:sz w:val="16"/>
+          <w:szCs w:val="16"/>
+        </w:rPr>
+        <w:t xml:space="preserve">) Solicitar a la autoridad competente la inhabilitación, temporal o permanente, del proveedor en función de los alcances de la infracción sancionada. </w:t>
       </w:r>
     </w:p>
     <w:p>
@@ -17491,7 +17620,7 @@
           <w:sz w:val="16"/>
           <w:szCs w:val="16"/>
         </w:rPr>
-        <w:t>(</w:t>
+        <w:t xml:space="preserve">e. Publicación de avisos </w:t>
       </w:r>
       <w:proofErr w:type="spellStart"/>
       <w:r>
@@ -17500,7 +17629,7 @@
           <w:sz w:val="16"/>
           <w:szCs w:val="16"/>
         </w:rPr>
-        <w:t>ii</w:t>
+        <w:t>rectificatorios</w:t>
       </w:r>
       <w:proofErr w:type="spellEnd"/>
       <w:r>
@@ -17509,7 +17638,7 @@
           <w:sz w:val="16"/>
           <w:szCs w:val="16"/>
         </w:rPr>
-        <w:t xml:space="preserve">) Solicitar a la autoridad competente la inhabilitación, temporal o permanente, del proveedor en función de los alcances de la infracción sancionada. </w:t>
+        <w:t xml:space="preserve"> o informativos en la forma que determine el Indecopi, tomando en consideración los medios que resulten idóneos para revertir los efectos que el acto objeto de sanción ha ocasionado. </w:t>
       </w:r>
     </w:p>
     <w:p>
@@ -17529,25 +17658,7 @@
           <w:sz w:val="16"/>
           <w:szCs w:val="16"/>
         </w:rPr>
-        <w:t xml:space="preserve">e. Publicación de avisos </w:t>
-      </w:r>
-      <w:proofErr w:type="spellStart"/>
-      <w:r>
-        <w:rPr>
-          <w:rFonts w:ascii="Arial Narrow" w:eastAsia="Arial Narrow" w:hAnsi="Arial Narrow" w:cs="Arial Narrow"/>
-          <w:sz w:val="16"/>
-          <w:szCs w:val="16"/>
-        </w:rPr>
-        <w:t>rectificatorios</w:t>
-      </w:r>
-      <w:proofErr w:type="spellEnd"/>
-      <w:r>
-        <w:rPr>
-          <w:rFonts w:ascii="Arial Narrow" w:eastAsia="Arial Narrow" w:hAnsi="Arial Narrow" w:cs="Arial Narrow"/>
-          <w:sz w:val="16"/>
-          <w:szCs w:val="16"/>
-        </w:rPr>
-        <w:t xml:space="preserve"> o informativos en la forma que determine el Indecopi, tomando en consideración los medios que resulten idóneos para revertir los efectos que el acto objeto de sanción ha ocasionado. </w:t>
+        <w:t xml:space="preserve">f. Cualquier otra medida correctiva que tenga el objeto de revertir los efectos de la conducta infractora o evitar que esta se produzca nuevamente en el futuro. </w:t>
       </w:r>
     </w:p>
     <w:p>
@@ -17567,26 +17678,6 @@
           <w:sz w:val="16"/>
           <w:szCs w:val="16"/>
         </w:rPr>
-        <w:t xml:space="preserve">f. Cualquier otra medida correctiva que tenga el objeto de revertir los efectos de la conducta infractora o evitar que esta se produzca nuevamente en el futuro. </w:t>
-      </w:r>
-    </w:p>
-    <w:p>
-      <w:pPr>
-        <w:spacing w:after="0" w:line="240" w:lineRule="auto"/>
-        <w:ind w:left="567"/>
-        <w:jc w:val="both"/>
-        <w:rPr>
-          <w:rFonts w:ascii="Arial Narrow" w:eastAsia="Arial Narrow" w:hAnsi="Arial Narrow" w:cs="Arial Narrow"/>
-          <w:sz w:val="16"/>
-          <w:szCs w:val="16"/>
-        </w:rPr>
-      </w:pPr>
-      <w:r>
-        <w:rPr>
-          <w:rFonts w:ascii="Arial Narrow" w:eastAsia="Arial Narrow" w:hAnsi="Arial Narrow" w:cs="Arial Narrow"/>
-          <w:sz w:val="16"/>
-          <w:szCs w:val="16"/>
-        </w:rPr>
         <w:t>El Indecopi está facultado para solicitar a la autoridad municipal y policial el apoyo respectivo para la ejecución de las medidas correctivas complementarias correspondientes.</w:t>
       </w:r>
     </w:p>
@@ -17603,7 +17694,7 @@
       </w:pPr>
     </w:p>
   </w:footnote>
-  <w:footnote w:id="15">
+  <w:footnote w:id="16">
     <w:p>
       <w:pPr>
         <w:pStyle w:val="Textonotapie"/>
@@ -17635,7 +17726,8 @@
           <w:sz w:val="16"/>
           <w:szCs w:val="16"/>
         </w:rPr>
-        <w:t xml:space="preserve"> </w:t>
+        <w:tab/>
+        <w:t xml:space="preserve"/>
       </w:r>
       <w:r>
         <w:rPr>
@@ -17826,7 +17918,155 @@
       </w:pPr>
     </w:p>
   </w:footnote>
-  <w:footnote w:id="16">
+  <w:footnote w:id="17">
+    <w:p>
+      <w:pPr>
+        <w:autoSpaceDE w:val="0"/>
+        <w:autoSpaceDN w:val="0"/>
+        <w:adjustRightInd w:val="0"/>
+        <w:tabs>
+          <w:tab w:val="left" w:pos="567"/>
+        </w:tabs>
+        <w:spacing w:after="0" w:line="240" w:lineRule="auto"/>
+        <w:ind w:left="567" w:hanging="567"/>
+        <w:jc w:val="both"/>
+        <w:rPr>
+          <w:rFonts w:ascii="Arial Narrow" w:eastAsia="Arial Narrow" w:hAnsi="Arial Narrow" w:cs="Arial Narrow"/>
+          <w:b/>
+          <w:bCs/>
+          <w:sz w:val="16"/>
+          <w:szCs w:val="16"/>
+        </w:rPr>
+      </w:pPr>
+      <w:r>
+        <w:rPr>
+          <w:rStyle w:val="Refdenotaalpie"/>
+          <w:rFonts w:ascii="Arial Narrow" w:eastAsia="Arial Narrow" w:hAnsi="Arial Narrow" w:cs="Arial Narrow"/>
+          <w:b/>
+          <w:bCs/>
+          <w:sz w:val="16"/>
+          <w:szCs w:val="16"/>
+          <w:vertAlign w:val="superscript"/>
+        </w:rPr>
+        <w:footnoteRef/>
+      </w:r>
+      <w:r>
+        <w:rPr>
+          <w:rFonts w:ascii="Arial Narrow" w:eastAsia="Arial Narrow" w:hAnsi="Arial Narrow" w:cs="Arial Narrow"/>
+          <w:b/>
+          <w:bCs/>
+          <w:sz w:val="16"/>
+          <w:szCs w:val="16"/>
+        </w:rPr>
+        <w:tab/>
+        <w:t xml:space="preserve"/>
+      </w:r>
+      <w:r>
+        <w:rPr>
+          <w:rFonts w:ascii="Arial Narrow" w:eastAsia="Arial Narrow" w:hAnsi="Arial Narrow" w:cs="Arial Narrow"/>
+          <w:b/>
+          <w:bCs/>
+          <w:sz w:val="16"/>
+          <w:szCs w:val="16"/>
+        </w:rPr>
+        <w:tab/>
+        <w:t xml:space="preserve">DECRETO LEGISLATIVO </w:t>
+      </w:r>
+      <w:proofErr w:type="spellStart"/>
+      <w:r>
+        <w:rPr>
+          <w:rFonts w:ascii="Arial Narrow" w:eastAsia="Arial Narrow" w:hAnsi="Arial Narrow" w:cs="Arial Narrow"/>
+          <w:b/>
+          <w:bCs/>
+          <w:sz w:val="16"/>
+          <w:szCs w:val="16"/>
+        </w:rPr>
+        <w:t/>
+      </w:r>
+      <w:proofErr w:type="spellEnd"/>
+      <w:r>
+        <w:rPr>
+          <w:rFonts w:ascii="Arial Narrow" w:eastAsia="Arial Narrow" w:hAnsi="Arial Narrow" w:cs="Arial Narrow"/>
+          <w:b/>
+          <w:bCs/>
+          <w:sz w:val="16"/>
+          <w:szCs w:val="16"/>
+        </w:rPr>
+        <w:t xml:space="preserve">807, LEY SOBRE FACULTADES, NORMAS Y ORGANIZACIÓN DEL INDECOPI FACULTADES DE LAS COMISIONES Y OFICINAS DEL INDECOPI</w:t>
+      </w:r>
+    </w:p>
+    <w:p>
+      <w:pPr>
+        <w:pStyle w:val="NormalWeb"/>
+        <w:spacing w:after="0" w:line="240" w:lineRule="auto"/>
+        <w:ind w:left="567"/>
+        <w:jc w:val="both"/>
+        <w:rPr>
+          <w:rFonts w:ascii="Arial Narrow" w:eastAsia="Arial Narrow" w:hAnsi="Arial Narrow" w:cs="Arial Narrow"/>
+          <w:bCs/>
+          <w:sz w:val="16"/>
+          <w:szCs w:val="16"/>
+        </w:rPr>
+      </w:pPr>
+      <w:r>
+        <w:rPr>
+          <w:rFonts w:ascii="Arial Narrow" w:eastAsia="Arial Narrow" w:hAnsi="Arial Narrow" w:cs="Arial Narrow"/>
+          <w:b/>
+          <w:sz w:val="16"/>
+          <w:szCs w:val="16"/>
+        </w:rPr>
+        <w:t xml:space="preserve">Artículo 29.- </w:t>
+      </w:r>
+      <w:r>
+        <w:rPr>
+          <w:rFonts w:ascii="Arial Narrow" w:eastAsia="Arial Narrow" w:hAnsi="Arial Narrow" w:cs="Arial Narrow"/>
+          <w:bCs/>
+          <w:sz w:val="16"/>
+          <w:szCs w:val="16"/>
+        </w:rPr>
+        <w:t xml:space="preserve">En cualquier estado del procedimiento, e incluso antes de admitirse a trámite la denuncia, el </w:t>
+      </w:r>
+      <w:proofErr w:type="gramStart"/>
+      <w:r>
+        <w:rPr>
+          <w:rFonts w:ascii="Arial Narrow" w:eastAsia="Arial Narrow" w:hAnsi="Arial Narrow" w:cs="Arial Narrow"/>
+          <w:bCs/>
+          <w:sz w:val="16"/>
+          <w:szCs w:val="16"/>
+        </w:rPr>
+        <w:t>Secretario Técnico</w:t>
+      </w:r>
+      <w:proofErr w:type="gramEnd"/>
+      <w:r>
+        <w:rPr>
+          <w:rFonts w:ascii="Arial Narrow" w:eastAsia="Arial Narrow" w:hAnsi="Arial Narrow" w:cs="Arial Narrow"/>
+          <w:bCs/>
+          <w:sz w:val="16"/>
+          <w:szCs w:val="16"/>
+        </w:rPr>
+        <w:t xml:space="preserve"> podrá citar a las partes a audiencia de conciliación. La audiencia se desarrollará ante el </w:t>
+      </w:r>
+      <w:proofErr w:type="gramStart"/>
+      <w:r>
+        <w:rPr>
+          <w:rFonts w:ascii="Arial Narrow" w:eastAsia="Arial Narrow" w:hAnsi="Arial Narrow" w:cs="Arial Narrow"/>
+          <w:bCs/>
+          <w:sz w:val="16"/>
+          <w:szCs w:val="16"/>
+        </w:rPr>
+        <w:t>Secretario Técnico</w:t>
+      </w:r>
+      <w:proofErr w:type="gramEnd"/>
+      <w:r>
+        <w:rPr>
+          <w:rFonts w:ascii="Arial Narrow" w:eastAsia="Arial Narrow" w:hAnsi="Arial Narrow" w:cs="Arial Narrow"/>
+          <w:bCs/>
+          <w:sz w:val="16"/>
+          <w:szCs w:val="16"/>
+        </w:rPr>
+        <w:t xml:space="preserve"> o ante la persona que este designe. Si ambas partes arribaran a un acuerdo respecto de la denuncia, se levantará un acta donde conste el acuerdo respectivo, el mismo que tendrá efectos de transacción extrajudicial. En cualquier caso, la Comisión podrá continuar de oficio el procedimiento, si del análisis de los hechos denunciados considera que podría estarse afectando intereses de terceros.</w:t>
+      </w:r>
+    </w:p>
     <w:p>
       <w:pPr>
         <w:autoSpaceDE w:val="0"/>
@@ -17843,18 +18083,73 @@
           <w:szCs w:val="16"/>
         </w:rPr>
       </w:pPr>
+    </w:p>
+  </w:footnote>
+  <w:footnote w:id="18">
+    <w:p>
+      <w:pPr>
+        <w:pStyle w:val="Textonotapie"/>
+        <w:tabs>
+          <w:tab w:val="left" w:pos="567"/>
+        </w:tabs>
+        <w:ind w:left="567" w:hanging="567"/>
+        <w:jc w:val="both"/>
+        <w:rPr>
+          <w:rFonts w:ascii="Arial Narrow" w:eastAsia="Arial Narrow" w:hAnsi="Arial Narrow" w:cs="Arial Narrow"/>
+          <w:sz w:val="16"/>
+          <w:szCs w:val="16"/>
+        </w:rPr>
+      </w:pPr>
       <w:r>
         <w:rPr>
           <w:rStyle w:val="Refdenotaalpie"/>
+          <w:rFonts w:ascii="Arial Narrow" w:eastAsia="Arial Narrow" w:hAnsi="Arial Narrow" w:cs="Arial Narrow"/>
+          <w:sz w:val="16"/>
+          <w:szCs w:val="16"/>
+          <w:vertAlign w:val="superscript"/>
+        </w:rPr>
+        <w:footnoteRef/>
+      </w:r>
+      <w:r>
+        <w:rPr>
+          <w:rFonts w:ascii="Arial Narrow" w:eastAsia="Arial Narrow" w:hAnsi="Arial Narrow" w:cs="Arial Narrow"/>
+          <w:sz w:val="16"/>
+          <w:szCs w:val="16"/>
+        </w:rPr>
+        <w:tab/>
+        <w:t xml:space="preserve"/>
+      </w:r>
+      <w:r>
+        <w:rPr>
+          <w:rFonts w:ascii="Arial Narrow" w:eastAsia="Arial Narrow" w:hAnsi="Arial Narrow" w:cs="Arial Narrow"/>
+          <w:sz w:val="16"/>
+          <w:szCs w:val="16"/>
+        </w:rPr>
+        <w:tab/>
+      </w:r>
+      <w:r>
+        <w:rPr>
+          <w:rFonts w:ascii="Arial Narrow" w:eastAsia="Arial Narrow" w:hAnsi="Arial Narrow" w:cs="Arial Narrow"/>
+          <w:b/>
+          <w:sz w:val="16"/>
+          <w:szCs w:val="16"/>
+        </w:rPr>
+        <w:t>TEXTO ÚNICO ORDENADO DE LA LEY DEL PROCEDIMIENTO ADMINISTRATIVO GENERAL, aprobado mediante Decreto Supremo 006-2026-JUS y publicado el 30 de abril de 2026</w:t>
+      </w:r>
+    </w:p>
+    <w:p>
+      <w:pPr>
+        <w:pStyle w:val="Textonotapie"/>
+        <w:ind w:left="1134" w:hanging="567"/>
+        <w:jc w:val="both"/>
+        <w:rPr>
           <w:rFonts w:ascii="Arial Narrow" w:eastAsia="Arial Narrow" w:hAnsi="Arial Narrow" w:cs="Arial Narrow"/>
           <w:b/>
           <w:bCs/>
           <w:sz w:val="16"/>
           <w:szCs w:val="16"/>
-          <w:vertAlign w:val="superscript"/>
-        </w:rPr>
-        <w:footnoteRef/>
-      </w:r>
+        </w:rPr>
+      </w:pPr>
       <w:r>
         <w:rPr>
           <w:rFonts w:ascii="Arial Narrow" w:eastAsia="Arial Narrow" w:hAnsi="Arial Narrow" w:cs="Arial Narrow"/>
@@ -17863,201 +18158,6 @@
           <w:sz w:val="16"/>
           <w:szCs w:val="16"/>
         </w:rPr>
-        <w:t xml:space="preserve"> </w:t>
-      </w:r>
-      <w:r>
-        <w:rPr>
-          <w:rFonts w:ascii="Arial Narrow" w:eastAsia="Arial Narrow" w:hAnsi="Arial Narrow" w:cs="Arial Narrow"/>
-          <w:b/>
-          <w:bCs/>
-          <w:sz w:val="16"/>
-          <w:szCs w:val="16"/>
-        </w:rPr>
-        <w:tab/>
-        <w:t xml:space="preserve">DECRETO LEGISLATIVO </w:t>
-      </w:r>
-      <w:proofErr w:type="spellStart"/>
-      <w:r>
-        <w:rPr>
-          <w:rFonts w:ascii="Arial Narrow" w:eastAsia="Arial Narrow" w:hAnsi="Arial Narrow" w:cs="Arial Narrow"/>
-          <w:b/>
-          <w:bCs/>
-          <w:sz w:val="16"/>
-          <w:szCs w:val="16"/>
-        </w:rPr>
-        <w:t/>
-      </w:r>
-      <w:proofErr w:type="spellEnd"/>
-      <w:r>
-        <w:rPr>
-          <w:rFonts w:ascii="Arial Narrow" w:eastAsia="Arial Narrow" w:hAnsi="Arial Narrow" w:cs="Arial Narrow"/>
-          <w:b/>
-          <w:bCs/>
-          <w:sz w:val="16"/>
-          <w:szCs w:val="16"/>
-        </w:rPr>
-        <w:t xml:space="preserve"> 807, LEY SOBRE FACULTADES, NORMAS Y ORGANIZACIÓN DEL INDECOPI FACULTADES DE LAS COMISIONES Y OFICINAS DEL INDECOPI</w:t>
-      </w:r>
-    </w:p>
-    <w:p>
-      <w:pPr>
-        <w:pStyle w:val="NormalWeb"/>
-        <w:spacing w:after="0" w:line="240" w:lineRule="auto"/>
-        <w:ind w:left="567"/>
-        <w:jc w:val="both"/>
-        <w:rPr>
-          <w:rFonts w:ascii="Arial Narrow" w:eastAsia="Arial Narrow" w:hAnsi="Arial Narrow" w:cs="Arial Narrow"/>
-          <w:bCs/>
-          <w:sz w:val="16"/>
-          <w:szCs w:val="16"/>
-        </w:rPr>
-      </w:pPr>
-      <w:r>
-        <w:rPr>
-          <w:rFonts w:ascii="Arial Narrow" w:eastAsia="Arial Narrow" w:hAnsi="Arial Narrow" w:cs="Arial Narrow"/>
-          <w:b/>
-          <w:sz w:val="16"/>
-          <w:szCs w:val="16"/>
-        </w:rPr>
-        <w:t xml:space="preserve">Artículo 29.- </w:t>
-      </w:r>
-      <w:r>
-        <w:rPr>
-          <w:rFonts w:ascii="Arial Narrow" w:eastAsia="Arial Narrow" w:hAnsi="Arial Narrow" w:cs="Arial Narrow"/>
-          <w:bCs/>
-          <w:sz w:val="16"/>
-          <w:szCs w:val="16"/>
-        </w:rPr>
-        <w:t xml:space="preserve">En cualquier estado del procedimiento, e incluso antes de admitirse a trámite la denuncia, el </w:t>
-      </w:r>
-      <w:proofErr w:type="gramStart"/>
-      <w:r>
-        <w:rPr>
-          <w:rFonts w:ascii="Arial Narrow" w:eastAsia="Arial Narrow" w:hAnsi="Arial Narrow" w:cs="Arial Narrow"/>
-          <w:bCs/>
-          <w:sz w:val="16"/>
-          <w:szCs w:val="16"/>
-        </w:rPr>
-        <w:t>Secretario Técnico</w:t>
-      </w:r>
-      <w:proofErr w:type="gramEnd"/>
-      <w:r>
-        <w:rPr>
-          <w:rFonts w:ascii="Arial Narrow" w:eastAsia="Arial Narrow" w:hAnsi="Arial Narrow" w:cs="Arial Narrow"/>
-          <w:bCs/>
-          <w:sz w:val="16"/>
-          <w:szCs w:val="16"/>
-        </w:rPr>
-        <w:t xml:space="preserve"> podrá citar a las partes a audiencia de conciliación. La audiencia se desarrollará ante el </w:t>
-      </w:r>
-      <w:proofErr w:type="gramStart"/>
-      <w:r>
-        <w:rPr>
-          <w:rFonts w:ascii="Arial Narrow" w:eastAsia="Arial Narrow" w:hAnsi="Arial Narrow" w:cs="Arial Narrow"/>
-          <w:bCs/>
-          <w:sz w:val="16"/>
-          <w:szCs w:val="16"/>
-        </w:rPr>
-        <w:t>Secretario Técnico</w:t>
-      </w:r>
-      <w:proofErr w:type="gramEnd"/>
-      <w:r>
-        <w:rPr>
-          <w:rFonts w:ascii="Arial Narrow" w:eastAsia="Arial Narrow" w:hAnsi="Arial Narrow" w:cs="Arial Narrow"/>
-          <w:bCs/>
-          <w:sz w:val="16"/>
-          <w:szCs w:val="16"/>
-        </w:rPr>
-        <w:t xml:space="preserve"> o ante la persona que este designe. Si ambas partes arribaran a un acuerdo respecto de la denuncia, se levantará un acta donde conste el acuerdo respectivo, el mismo que tendrá efectos de transacción extrajudicial. En cualquier caso, la Comisión podrá continuar de oficio el procedimiento, si del análisis de los hechos denunciados considera que podría estarse afectando intereses de terceros.</w:t>
-      </w:r>
-    </w:p>
-    <w:p>
-      <w:pPr>
-        <w:autoSpaceDE w:val="0"/>
-        <w:autoSpaceDN w:val="0"/>
-        <w:adjustRightInd w:val="0"/>
-        <w:spacing w:after="0" w:line="240" w:lineRule="auto"/>
-        <w:ind w:left="567" w:hanging="567"/>
-        <w:jc w:val="both"/>
-        <w:rPr>
-          <w:rFonts w:ascii="Arial Narrow" w:eastAsia="Arial Narrow" w:hAnsi="Arial Narrow" w:cs="Arial Narrow"/>
-          <w:b/>
-          <w:bCs/>
-          <w:sz w:val="16"/>
-          <w:szCs w:val="16"/>
-        </w:rPr>
-      </w:pPr>
-    </w:p>
-  </w:footnote>
-  <w:footnote w:id="17">
-    <w:p>
-      <w:pPr>
-        <w:pStyle w:val="Textonotapie"/>
-        <w:ind w:left="567" w:hanging="567"/>
-        <w:jc w:val="both"/>
-        <w:rPr>
-          <w:rFonts w:ascii="Arial Narrow" w:eastAsia="Arial Narrow" w:hAnsi="Arial Narrow" w:cs="Arial Narrow"/>
-          <w:sz w:val="16"/>
-          <w:szCs w:val="16"/>
-        </w:rPr>
-      </w:pPr>
-      <w:r>
-        <w:rPr>
-          <w:rStyle w:val="Refdenotaalpie"/>
-          <w:rFonts w:ascii="Arial Narrow" w:eastAsia="Arial Narrow" w:hAnsi="Arial Narrow" w:cs="Arial Narrow"/>
-          <w:sz w:val="16"/>
-          <w:szCs w:val="16"/>
-          <w:vertAlign w:val="superscript"/>
-        </w:rPr>
-        <w:footnoteRef/>
-      </w:r>
-      <w:r>
-        <w:rPr>
-          <w:rFonts w:ascii="Arial Narrow" w:eastAsia="Arial Narrow" w:hAnsi="Arial Narrow" w:cs="Arial Narrow"/>
-          <w:sz w:val="16"/>
-          <w:szCs w:val="16"/>
-        </w:rPr>
-        <w:t xml:space="preserve"> </w:t>
-      </w:r>
-      <w:r>
-        <w:rPr>
-          <w:rFonts w:ascii="Arial Narrow" w:eastAsia="Arial Narrow" w:hAnsi="Arial Narrow" w:cs="Arial Narrow"/>
-          <w:sz w:val="16"/>
-          <w:szCs w:val="16"/>
-        </w:rPr>
-        <w:tab/>
-      </w:r>
-      <w:r>
-        <w:rPr>
-          <w:rFonts w:ascii="Arial Narrow" w:eastAsia="Arial Narrow" w:hAnsi="Arial Narrow" w:cs="Arial Narrow"/>
-          <w:b/>
-          <w:sz w:val="16"/>
-          <w:szCs w:val="16"/>
-        </w:rPr>
-        <w:t>TEXTO ÚNICO ORDENADO DE LA LEY DEL PROCEDIMIENTO ADMINISTRATIVO GENERAL, aprobado mediante Decreto Supremo 006-2026-JUS y publicado el 30 de abril de 2026</w:t>
-      </w:r>
-    </w:p>
-    <w:p>
-      <w:pPr>
-        <w:pStyle w:val="Textonotapie"/>
-        <w:ind w:left="1134" w:hanging="567"/>
-        <w:jc w:val="both"/>
-        <w:rPr>
-          <w:rFonts w:ascii="Arial Narrow" w:eastAsia="Arial Narrow" w:hAnsi="Arial Narrow" w:cs="Arial Narrow"/>
-          <w:b/>
-          <w:bCs/>
-          <w:sz w:val="16"/>
-          <w:szCs w:val="16"/>
-        </w:rPr>
-      </w:pPr>
-      <w:r>
-        <w:rPr>
-          <w:rFonts w:ascii="Arial Narrow" w:eastAsia="Arial Narrow" w:hAnsi="Arial Narrow" w:cs="Arial Narrow"/>
-          <w:b/>
-          <w:bCs/>
-          <w:sz w:val="16"/>
-          <w:szCs w:val="16"/>
-        </w:rPr>
         <w:t>Artículo 20.- Modalidades de notificación</w:t>
       </w:r>
     </w:p>
@@ -18125,77 +18225,6 @@
           <w:lang w:val="es-ES"/>
         </w:rPr>
         <w:t>En caso de no recibirse respuesta automática de recepción en un plazo máximo de dos (2) días hábiles contados desde el día siguiente de efectuado el acto de notificación vía correo electrónico, se procede a notificar por cédula conforme al inciso 20.1.1, volviéndose a computar el plazo establecido en el numeral 24.1 del artículo 24.</w:t>
-      </w:r>
-    </w:p>
-    <w:p>
-      <w:pPr>
-        <w:pStyle w:val="Textonotapie"/>
-        <w:ind w:left="567" w:hanging="567"/>
-        <w:jc w:val="both"/>
-        <w:rPr>
-          <w:rFonts w:ascii="Arial Narrow" w:eastAsia="Arial Narrow" w:hAnsi="Arial Narrow" w:cs="Arial Narrow"/>
-          <w:sz w:val="16"/>
-          <w:szCs w:val="16"/>
-        </w:rPr>
-      </w:pPr>
-    </w:p>
-  </w:footnote>
-  <w:footnote w:id="1">
-    <w:p>
-      <w:pPr>
-        <w:pStyle w:val="Textonotapie"/>
-        <w:ind w:left="567" w:hanging="567"/>
-        <w:jc w:val="both"/>
-        <w:rPr>
-          <w:rFonts w:ascii="Arial Narrow" w:eastAsia="Arial Narrow" w:hAnsi="Arial Narrow" w:cs="Arial Narrow"/>
-          <w:sz w:val="16"/>
-          <w:szCs w:val="16"/>
-        </w:rPr>
-      </w:pPr>
-      <w:r>
-        <w:rPr>
-          <w:rStyle w:val="Refdenotaalpie"/>
-          <w:rFonts w:ascii="Arial Narrow" w:eastAsia="Arial Narrow" w:hAnsi="Arial Narrow" w:cs="Arial Narrow"/>
-          <w:sz w:val="16"/>
-          <w:szCs w:val="16"/>
-          <w:vertAlign w:val="superscript"/>
-        </w:rPr>
-        <w:footnoteRef/>
-      </w:r>
-      <w:r>
-        <w:rPr>
-          <w:rFonts w:ascii="Arial Narrow" w:eastAsia="Arial Narrow" w:hAnsi="Arial Narrow" w:cs="Arial Narrow"/>
-          <w:sz w:val="16"/>
-          <w:szCs w:val="16"/>
-        </w:rPr>
-        <w:t xml:space="preserve"> </w:t>
-      </w:r>
-      <w:r>
-        <w:rPr>
-          <w:rFonts w:ascii="Arial Narrow" w:eastAsia="Arial Narrow" w:hAnsi="Arial Narrow" w:cs="Arial Narrow"/>
-          <w:sz w:val="16"/>
-          <w:szCs w:val="16"/>
-        </w:rPr>
-        <w:tab/>
-        <w:t xml:space="preserve">Integrada por los hijos menores de edad del causante de iniciales A. B. M. T., T. J. M. T., J. M. T., y A. R. M. T., conforme la partida registral </w:t>
-      </w:r>
-      <w:proofErr w:type="spellStart"/>
-      <w:r>
-        <w:rPr>
-          <w:rFonts w:ascii="Arial Narrow" w:eastAsia="Arial Narrow" w:hAnsi="Arial Narrow" w:cs="Arial Narrow"/>
-          <w:sz w:val="16"/>
-          <w:szCs w:val="16"/>
-        </w:rPr>
-        <w:t/>
-      </w:r>
-      <w:proofErr w:type="spellEnd"/>
-      <w:r>
-        <w:rPr>
-          <w:rFonts w:ascii="Arial Narrow" w:eastAsia="Arial Narrow" w:hAnsi="Arial Narrow" w:cs="Arial Narrow"/>
-          <w:sz w:val="16"/>
-          <w:szCs w:val="16"/>
-        </w:rPr>
-        <w:t xml:space="preserve"> 15724157 del registro de Sucesión Intestada de la oficina registral de Lima.</w:t>
       </w:r>
     </w:p>
     <w:p>

--- a/plantillas_maestras/17_seguro_no_especificado/materia_general_asegurativa/2_ddos_banco_y_aseguradora/sucesion_intestada/TPL_226_2026_SEGURO_NO_ESPECIFICADO_MATERIA_GENERAL_ASEGURATIVA_BANCO_SUCESION_INTESTADA_R3.docx
+++ b/plantillas_maestras/17_seguro_no_especificado/materia_general_asegurativa/2_ddos_banco_y_aseguradora/sucesion_intestada/TPL_226_2026_SEGURO_NO_ESPECIFICADO_MATERIA_GENERAL_ASEGURATIVA_BANCO_SUCESION_INTESTADA_R3.docx
@@ -713,7 +713,7 @@
     </w:p>
     <w:p>
       <w:pPr>
-        <w:spacing w:after="0" w:line="240" w:lineRule="auto"/>
+        <w:spacing w:before="0" w:after="0" w:line="240" w:lineRule="auto"/>
         <w:jc w:val="both"/>
         <w:rPr>
           <w:rFonts w:ascii="Arial Narrow" w:eastAsia="Arial Narrow" w:hAnsi="Arial Narrow" w:cs="Arial Narrow"/>
@@ -755,7 +755,7 @@
           <w:lang w:val="es-ES" w:eastAsia="es-ES"/>
           <w14:ligatures w14:val="none"/>
         </w:rPr>
-        <w:t xml:space="preserve">Mediante la denuncia del 15 de noviembre de 2025, complementado mediante escritos del 11 de febrero de 2026 y 20 de febrero de 2026, la [APELLIDO] denunció al Banco, BNP Paribas y al Estudio Muñiz, por presuntas infracciones a la Ley 29571, Código de Protección y Defensa del Consumidor</w:t>
+        <w:t xml:space="preserve">Mediante la denuncia del 15 de noviembre de 2025</w:t>
       </w:r>
       <w:r>
         <w:rPr>
@@ -781,79 +781,7 @@
           <w:lang w:val="es-ES" w:eastAsia="es-ES"/>
           <w14:ligatures w14:val="none"/>
         </w:rPr>
-        <w:t xml:space="preserve"> (en adelante, Código), señalando lo siguiente:</w:t>
-      </w:r>
-      <w:r>
-        <w:rPr>
-          <w:rFonts w:ascii="Arial Narrow" w:eastAsia="Arial Narrow" w:hAnsi="Arial Narrow" w:cs="Arial Narrow"/>
-          <w:color w:val="000000"/>
-          <w:kern w:val="0"/>
-          <w:sz w:val="22"/>
-          <w:szCs w:val="22"/>
-          <w:lang w:val="es-ES" w:eastAsia="es-ES"/>
-          <w14:ligatures w14:val="none"/>
-        </w:rPr>
-        <w:t xml:space="preserve"/>
-      </w:r>
-      <w:r>
-        <w:rPr>
-          <w:rFonts w:ascii="Arial Narrow" w:eastAsia="Arial Narrow" w:hAnsi="Arial Narrow" w:cs="Arial Narrow"/>
-          <w:color w:val="000000"/>
-          <w:kern w:val="0"/>
-          <w:sz w:val="22"/>
-          <w:szCs w:val="22"/>
-          <w:lang w:val="es-ES" w:eastAsia="es-ES"/>
-          <w14:ligatures w14:val="none"/>
-        </w:rPr>
-        <w:t xml:space="preserve"/>
-      </w:r>
-      <w:r>
-        <w:rPr>
-          <w:rFonts w:ascii="Arial Narrow" w:eastAsia="Arial Narrow" w:hAnsi="Arial Narrow" w:cs="Arial Narrow"/>
-          <w:color w:val="000000"/>
-          <w:kern w:val="0"/>
-          <w:sz w:val="22"/>
-          <w:szCs w:val="22"/>
-          <w:lang w:val="es-ES" w:eastAsia="es-ES"/>
-          <w14:ligatures w14:val="none"/>
-        </w:rPr>
-        <w:t xml:space="preserve"/>
-      </w:r>
-      <w:r>
-        <w:rPr>
-          <w:rFonts w:ascii="Arial Narrow" w:eastAsia="Arial Narrow" w:hAnsi="Arial Narrow" w:cs="Arial Narrow"/>
-          <w:color w:val="000000"/>
-          <w:kern w:val="0"/>
-          <w:sz w:val="22"/>
-          <w:szCs w:val="22"/>
-          <w:lang w:val="es-ES" w:eastAsia="es-ES"/>
-          <w14:ligatures w14:val="none"/>
-        </w:rPr>
-        <w:t/>
-      </w:r>
-      <w:r>
-        <w:rPr>
-          <w:rFonts w:ascii="Arial Narrow" w:eastAsia="Arial Narrow" w:hAnsi="Arial Narrow" w:cs="Arial Narrow"/>
-          <w:color w:val="000000"/>
-          <w:kern w:val="0"/>
-          <w:sz w:val="22"/>
-          <w:szCs w:val="22"/>
-          <w:lang w:val="es-ES" w:eastAsia="es-ES"/>
-          <w14:ligatures w14:val="none"/>
-        </w:rPr>
-        <w:t xml:space="preserve"/>
-      </w:r>
-      <w:r>
-        <w:rPr>
-          <w:rFonts w:ascii="Arial Narrow" w:eastAsia="Arial Narrow" w:hAnsi="Arial Narrow" w:cs="Arial Narrow"/>
-          <w:color w:val="000000"/>
-          <w:kern w:val="0"/>
-          <w:sz w:val="22"/>
-          <w:szCs w:val="22"/>
-          <w:lang w:val="es-ES" w:eastAsia="es-ES"/>
-          <w14:ligatures w14:val="none"/>
-        </w:rPr>
-        <w:t/>
+        <w:t xml:space="preserve">, complementado mediante escritos del 11 de febrero de 2026 y 20 de febrero de 2026, la [APELLIDO] denunció al Banco, BNP Paribas y al Estudio Muñiz, por presuntas infracciones a la Ley 29571, Código de Protección y Defensa del Consumidor</w:t>
       </w:r>
       <w:r>
         <w:rPr>
@@ -879,7 +807,7 @@
           <w:lang w:val="es-ES" w:eastAsia="es-ES"/>
           <w14:ligatures w14:val="none"/>
         </w:rPr>
-        <w:t xml:space="preserve"/>
+        <w:t xml:space="preserve"> (en adelante, Código), señalando lo siguiente:</w:t>
       </w:r>
       <w:r>
         <w:rPr>
@@ -903,35 +831,53 @@
           <w:lang w:val="es-ES" w:eastAsia="es-ES"/>
           <w14:ligatures w14:val="none"/>
         </w:rPr>
+        <w:t xml:space="preserve"/>
+      </w:r>
+      <w:r>
+        <w:rPr>
+          <w:rFonts w:ascii="Arial Narrow" w:eastAsia="Arial Narrow" w:hAnsi="Arial Narrow" w:cs="Arial Narrow"/>
+          <w:color w:val="000000"/>
+          <w:kern w:val="0"/>
+          <w:sz w:val="22"/>
+          <w:szCs w:val="22"/>
+          <w:lang w:val="es-ES" w:eastAsia="es-ES"/>
+          <w14:ligatures w14:val="none"/>
+        </w:rPr>
+        <w:t xml:space="preserve"/>
+      </w:r>
+      <w:r>
+        <w:rPr>
+          <w:rFonts w:ascii="Arial Narrow" w:eastAsia="Arial Narrow" w:hAnsi="Arial Narrow" w:cs="Arial Narrow"/>
+          <w:color w:val="000000"/>
+          <w:kern w:val="0"/>
+          <w:sz w:val="22"/>
+          <w:szCs w:val="22"/>
+          <w:lang w:val="es-ES" w:eastAsia="es-ES"/>
+          <w14:ligatures w14:val="none"/>
+        </w:rPr>
         <w:t/>
       </w:r>
       <w:r>
         <w:rPr>
           <w:rFonts w:ascii="Arial Narrow" w:eastAsia="Arial Narrow" w:hAnsi="Arial Narrow" w:cs="Arial Narrow"/>
-          <w:kern w:val="0"/>
-          <w14:ligatures w14:val="none"/>
-          <w:sz w:val="22"/>
-          <w:szCs w:val="22"/>
-        </w:rPr>
-        <w:t xml:space="preserve"/>
-      </w:r>
-      <w:r>
-        <w:rPr>
-          <w:rFonts w:ascii="Arial Narrow" w:eastAsia="Arial Narrow" w:hAnsi="Arial Narrow" w:cs="Arial Narrow"/>
-          <w:kern w:val="0"/>
-          <w14:ligatures w14:val="none"/>
-          <w:sz w:val="22"/>
-          <w:szCs w:val="22"/>
-        </w:rPr>
-        <w:t xml:space="preserve"/>
-      </w:r>
-      <w:r>
-        <w:rPr>
-          <w:rFonts w:ascii="Arial Narrow" w:eastAsia="Arial Narrow" w:hAnsi="Arial Narrow" w:cs="Arial Narrow"/>
-          <w:kern w:val="0"/>
-          <w14:ligatures w14:val="none"/>
-          <w:sz w:val="22"/>
-          <w:szCs w:val="22"/>
+          <w:color w:val="000000"/>
+          <w:kern w:val="0"/>
+          <w:sz w:val="22"/>
+          <w:szCs w:val="22"/>
+          <w:lang w:val="es-ES" w:eastAsia="es-ES"/>
+          <w14:ligatures w14:val="none"/>
+        </w:rPr>
+        <w:t xml:space="preserve"/>
+      </w:r>
+      <w:r>
+        <w:rPr>
+          <w:rFonts w:ascii="Arial Narrow" w:eastAsia="Arial Narrow" w:hAnsi="Arial Narrow" w:cs="Arial Narrow"/>
+          <w:color w:val="000000"/>
+          <w:kern w:val="0"/>
+          <w:sz w:val="22"/>
+          <w:szCs w:val="22"/>
+          <w:lang w:val="es-ES" w:eastAsia="es-ES"/>
+          <w14:ligatures w14:val="none"/>
         </w:rPr>
         <w:t/>
       </w:r>
@@ -959,6 +905,72 @@
         </w:rPr>
         <w:t xml:space="preserve"/>
       </w:r>
+      <w:r>
+        <w:rPr>
+          <w:rFonts w:ascii="Arial Narrow" w:eastAsia="Arial Narrow" w:hAnsi="Arial Narrow" w:cs="Arial Narrow"/>
+          <w:color w:val="000000"/>
+          <w:kern w:val="0"/>
+          <w:sz w:val="22"/>
+          <w:szCs w:val="22"/>
+          <w:lang w:val="es-ES" w:eastAsia="es-ES"/>
+          <w14:ligatures w14:val="none"/>
+        </w:rPr>
+        <w:t/>
+      </w:r>
+      <w:r>
+        <w:rPr>
+          <w:rFonts w:ascii="Arial Narrow" w:eastAsia="Arial Narrow" w:hAnsi="Arial Narrow" w:cs="Arial Narrow"/>
+          <w:kern w:val="0"/>
+          <w14:ligatures w14:val="none"/>
+          <w:sz w:val="22"/>
+          <w:szCs w:val="22"/>
+        </w:rPr>
+        <w:t xml:space="preserve"/>
+      </w:r>
+      <w:r>
+        <w:rPr>
+          <w:rFonts w:ascii="Arial Narrow" w:eastAsia="Arial Narrow" w:hAnsi="Arial Narrow" w:cs="Arial Narrow"/>
+          <w:kern w:val="0"/>
+          <w14:ligatures w14:val="none"/>
+          <w:sz w:val="22"/>
+          <w:szCs w:val="22"/>
+        </w:rPr>
+        <w:t xml:space="preserve"/>
+      </w:r>
+      <w:r>
+        <w:rPr>
+          <w:rFonts w:ascii="Arial Narrow" w:eastAsia="Arial Narrow" w:hAnsi="Arial Narrow" w:cs="Arial Narrow"/>
+          <w:kern w:val="0"/>
+          <w14:ligatures w14:val="none"/>
+          <w:sz w:val="22"/>
+          <w:szCs w:val="22"/>
+        </w:rPr>
+        <w:t/>
+      </w:r>
+      <w:r>
+        <w:rPr>
+          <w:rFonts w:ascii="Arial Narrow" w:eastAsia="Arial Narrow" w:hAnsi="Arial Narrow" w:cs="Arial Narrow"/>
+          <w:color w:val="000000"/>
+          <w:kern w:val="0"/>
+          <w:sz w:val="22"/>
+          <w:szCs w:val="22"/>
+          <w:lang w:val="es-ES" w:eastAsia="es-ES"/>
+          <w14:ligatures w14:val="none"/>
+        </w:rPr>
+        <w:t xml:space="preserve"/>
+      </w:r>
+      <w:r>
+        <w:rPr>
+          <w:rFonts w:ascii="Arial Narrow" w:eastAsia="Arial Narrow" w:hAnsi="Arial Narrow" w:cs="Arial Narrow"/>
+          <w:color w:val="000000"/>
+          <w:kern w:val="0"/>
+          <w:sz w:val="22"/>
+          <w:szCs w:val="22"/>
+          <w:lang w:val="es-ES" w:eastAsia="es-ES"/>
+          <w14:ligatures w14:val="none"/>
+        </w:rPr>
+        <w:t xml:space="preserve"/>
+      </w:r>
       <w:proofErr w:type="spellStart"/>
       <w:r>
         <w:rPr>
@@ -1062,10 +1074,10 @@
     </w:p>
     <w:p>
       <w:pPr>
+        <w:spacing w:before="0" w:after="0" w:line="240" w:lineRule="auto"/>
         <w:tabs>
           <w:tab w:val="left" w:pos="1134"/>
         </w:tabs>
-        <w:spacing w:after="0" w:line="240" w:lineRule="auto"/>
         <w:jc w:val="both"/>
         <w:rPr>
           <w:rFonts w:ascii="Arial Narrow" w:eastAsia="Arial Narrow" w:hAnsi="Arial Narrow" w:cs="Arial Narrow"/>
@@ -1192,10 +1204,10 @@
     <w:p>
       <w:pPr>
         <w:pStyle w:val="Prrafodelista"/>
+        <w:spacing w:before="0" w:after="0" w:line="240" w:lineRule="auto"/>
         <w:tabs>
           <w:tab w:val="num" w:pos="1134"/>
         </w:tabs>
-        <w:spacing w:after="0" w:line="240" w:lineRule="auto"/>
         <w:ind w:left="1134"/>
         <w:jc w:val="both"/>
         <w:rPr>
@@ -1249,6 +1261,7 @@
     <w:p>
       <w:pPr>
         <w:pStyle w:val="Prrafodelista"/>
+        <w:spacing w:before="0" w:after="0" w:line="240" w:lineRule="auto"/>
         <w:rPr>
           <w:rFonts w:ascii="Arial Narrow" w:eastAsia="Arial Narrow" w:hAnsi="Arial Narrow" w:cs="Arial Narrow"/>
           <w:color w:val="000000"/>
@@ -1458,6 +1471,7 @@
     <w:p>
       <w:pPr>
         <w:pStyle w:val="Prrafodelista"/>
+        <w:spacing w:before="0" w:after="0" w:line="240" w:lineRule="auto"/>
         <w:rPr>
           <w:rFonts w:ascii="Arial Narrow" w:eastAsia="Arial Narrow" w:hAnsi="Arial Narrow" w:cs="Arial Narrow"/>
           <w:color w:val="000000"/>
@@ -1643,6 +1657,7 @@
     <w:p>
       <w:pPr>
         <w:pStyle w:val="Prrafodelista"/>
+        <w:spacing w:before="0" w:after="0" w:line="240" w:lineRule="auto"/>
         <w:rPr>
           <w:rFonts w:ascii="Arial Narrow" w:eastAsia="Arial Narrow" w:hAnsi="Arial Narrow" w:cs="Arial Narrow"/>
           <w:color w:val="000000"/>
@@ -1790,6 +1805,7 @@
     <w:p>
       <w:pPr>
         <w:pStyle w:val="Prrafodelista"/>
+        <w:spacing w:before="0" w:after="0" w:line="240" w:lineRule="auto"/>
         <w:rPr>
           <w:rFonts w:ascii="Arial Narrow" w:eastAsia="Arial Narrow" w:hAnsi="Arial Narrow" w:cs="Arial Narrow"/>
           <w:color w:val="000000"/>
@@ -1963,7 +1979,7 @@
     </w:p>
     <w:p>
       <w:pPr>
-        <w:spacing w:after="0" w:line="240" w:lineRule="auto"/>
+        <w:spacing w:before="0" w:after="0" w:line="240" w:lineRule="auto"/>
         <w:jc w:val="both"/>
         <w:rPr>
           <w:rFonts w:ascii="Arial Narrow" w:eastAsia="Arial Narrow" w:hAnsi="Arial Narrow" w:cs="Arial Narrow"/>
@@ -2042,6 +2058,7 @@
     <w:p>
       <w:pPr>
         <w:pStyle w:val="Prrafodelista"/>
+        <w:spacing w:before="0" w:after="0" w:line="240" w:lineRule="auto"/>
         <w:rPr>
           <w:rFonts w:ascii="Arial Narrow" w:eastAsia="Arial Narrow" w:hAnsi="Arial Narrow" w:cs="Arial Narrow"/>
           <w:color w:val="000000"/>
@@ -2225,6 +2242,7 @@
     <w:p>
       <w:pPr>
         <w:pStyle w:val="Prrafodelista"/>
+        <w:spacing w:before="0" w:after="0" w:line="240" w:lineRule="auto"/>
         <w:rPr>
           <w:rFonts w:ascii="Arial Narrow" w:eastAsia="Arial Narrow" w:hAnsi="Arial Narrow" w:cs="Arial Narrow"/>
           <w:color w:val="000000"/>
@@ -2312,6 +2330,7 @@
     <w:p>
       <w:pPr>
         <w:pStyle w:val="Prrafodelista"/>
+        <w:spacing w:before="0" w:after="0" w:line="240" w:lineRule="auto"/>
         <w:rPr>
           <w:rFonts w:ascii="Arial Narrow" w:eastAsia="Arial Narrow" w:hAnsi="Arial Narrow" w:cs="Arial Narrow"/>
           <w:color w:val="000000"/>
@@ -2717,6 +2736,7 @@
     <w:p>
       <w:pPr>
         <w:pStyle w:val="Prrafodelista"/>
+        <w:spacing w:before="0" w:after="0" w:line="240" w:lineRule="auto"/>
         <w:rPr>
           <w:rFonts w:ascii="Arial Narrow" w:eastAsia="Arial Narrow" w:hAnsi="Arial Narrow" w:cs="Arial Narrow"/>
           <w:color w:val="000000"/>
@@ -2902,6 +2922,7 @@
     <w:p>
       <w:pPr>
         <w:pStyle w:val="Prrafodelista"/>
+        <w:spacing w:before="0" w:after="0" w:line="240" w:lineRule="auto"/>
         <w:rPr>
           <w:rFonts w:ascii="Arial Narrow" w:eastAsia="Arial Narrow" w:hAnsi="Arial Narrow" w:cs="Arial Narrow"/>
           <w:color w:val="000000"/>
@@ -3027,6 +3048,7 @@
     <w:p>
       <w:pPr>
         <w:pStyle w:val="Prrafodelista"/>
+        <w:spacing w:before="0" w:after="0" w:line="240" w:lineRule="auto"/>
         <w:rPr>
           <w:rFonts w:ascii="Arial Narrow" w:eastAsia="Arial Narrow" w:hAnsi="Arial Narrow" w:cs="Arial Narrow"/>
           <w:color w:val="000000"/>
@@ -3140,6 +3162,7 @@
     <w:p>
       <w:pPr>
         <w:pStyle w:val="Prrafodelista"/>
+        <w:spacing w:before="0" w:after="0" w:line="240" w:lineRule="auto"/>
         <w:rPr>
           <w:rFonts w:ascii="Arial Narrow" w:eastAsia="Arial Narrow" w:hAnsi="Arial Narrow" w:cs="Arial Narrow"/>
           <w:color w:val="000000"/>
@@ -3287,6 +3310,7 @@
     <w:p>
       <w:pPr>
         <w:pStyle w:val="Prrafodelista"/>
+        <w:spacing w:before="0" w:after="0" w:line="240" w:lineRule="auto"/>
         <w:rPr>
           <w:rFonts w:ascii="Arial Narrow" w:eastAsia="Arial Narrow" w:hAnsi="Arial Narrow" w:cs="Arial Narrow"/>
           <w:color w:val="000000"/>
@@ -3412,6 +3436,7 @@
     <w:p>
       <w:pPr>
         <w:pStyle w:val="Prrafodelista"/>
+        <w:spacing w:before="0" w:after="0" w:line="240" w:lineRule="auto"/>
         <w:rPr>
           <w:rFonts w:ascii="Arial Narrow" w:eastAsia="Arial Narrow" w:hAnsi="Arial Narrow" w:cs="Arial Narrow"/>
           <w:color w:val="000000"/>
@@ -3598,6 +3623,7 @@
     <w:p>
       <w:pPr>
         <w:pStyle w:val="Prrafodelista"/>
+        <w:spacing w:before="0" w:after="0" w:line="240" w:lineRule="auto"/>
         <w:rPr>
           <w:rFonts w:ascii="Arial Narrow" w:eastAsia="Arial Narrow" w:hAnsi="Arial Narrow" w:cs="Arial Narrow"/>
           <w:color w:val="000000"/>
@@ -3684,10 +3710,10 @@
     </w:p>
     <w:p>
       <w:pPr>
+        <w:spacing w:before="0" w:after="0" w:line="240" w:lineRule="auto"/>
         <w:tabs>
           <w:tab w:val="left" w:pos="1134"/>
         </w:tabs>
-        <w:spacing w:after="0" w:line="240" w:lineRule="auto"/>
         <w:jc w:val="both"/>
         <w:rPr>
           <w:rFonts w:ascii="Arial Narrow" w:eastAsia="Arial Narrow" w:hAnsi="Arial Narrow" w:cs="Arial Narrow"/>
@@ -3980,10 +4006,10 @@
     </w:p>
     <w:p>
       <w:pPr>
+        <w:spacing w:before="0" w:after="0" w:line="240" w:lineRule="auto"/>
         <w:tabs>
           <w:tab w:val="left" w:pos="1014"/>
         </w:tabs>
-        <w:spacing w:after="0" w:line="240" w:lineRule="auto"/>
         <w:jc w:val="both"/>
         <w:rPr>
           <w:rFonts w:ascii="Arial Narrow" w:eastAsia="Arial Narrow" w:hAnsi="Arial Narrow" w:cs="Arial Narrow"/>
@@ -4031,7 +4057,7 @@
     </w:p>
     <w:p>
       <w:pPr>
-        <w:spacing w:after="0" w:line="240" w:lineRule="auto"/>
+        <w:spacing w:before="0" w:after="0" w:line="240" w:lineRule="auto"/>
         <w:ind w:left="567"/>
         <w:jc w:val="both"/>
         <w:rPr>
@@ -4204,7 +4230,7 @@
     <w:p>
       <w:pPr>
         <w:pStyle w:val="Prrafodelista"/>
-        <w:spacing w:after="0" w:line="240" w:lineRule="auto"/>
+        <w:spacing w:before="0" w:after="0" w:line="240" w:lineRule="auto"/>
         <w:ind w:left="567"/>
         <w:jc w:val="both"/>
         <w:rPr>
@@ -4311,7 +4337,7 @@
     <w:p>
       <w:pPr>
         <w:pStyle w:val="Prrafodelista"/>
-        <w:spacing w:after="0" w:line="240" w:lineRule="auto"/>
+        <w:spacing w:before="0" w:after="0" w:line="240" w:lineRule="auto"/>
         <w:rPr>
           <w:rFonts w:ascii="Arial Narrow" w:eastAsia="Arial Narrow" w:hAnsi="Arial Narrow" w:cs="Arial Narrow"/>
           <w:color w:val="000000"/>
@@ -4354,8 +4380,8 @@
     <w:p>
       <w:pPr>
         <w:pStyle w:val="Prrafodelista"/>
+        <w:spacing w:before="0" w:after="0" w:line="240" w:lineRule="auto"/>
         <w:widowControl w:val="0"/>
-        <w:spacing w:after="0" w:line="240" w:lineRule="auto"/>
         <w:ind w:left="1134" w:right="7"/>
         <w:jc w:val="both"/>
         <w:rPr>
@@ -4444,8 +4470,8 @@
     <w:p>
       <w:pPr>
         <w:pStyle w:val="Prrafodelista"/>
+        <w:spacing w:before="0" w:after="0" w:line="240" w:lineRule="auto"/>
         <w:widowControl w:val="0"/>
-        <w:spacing w:after="0" w:line="240" w:lineRule="auto"/>
         <w:ind w:left="1134" w:right="7"/>
         <w:jc w:val="both"/>
         <w:rPr>
@@ -4490,9 +4516,9 @@
     <w:p>
       <w:pPr>
         <w:pStyle w:val="Prrafodelista"/>
-        <w:rPr>
-          <w:rFonts w:ascii="Arial Narrow" w:eastAsia="Arial Narrow" w:hAnsi="Arial Narrow" w:cs="Arial Narrow"/>
-          <w:spacing w:val="-3"/>
+        <w:spacing w:before="0" w:after="0" w:line="240" w:lineRule="auto"/>
+        <w:rPr>
+          <w:rFonts w:ascii="Arial Narrow" w:eastAsia="Arial Narrow" w:hAnsi="Arial Narrow" w:cs="Arial Narrow"/>
           <w:sz w:val="22"/>
           <w:szCs w:val="22"/>
           <w:lang w:eastAsia="es-ES"/>
@@ -4532,9 +4558,9 @@
     <w:p>
       <w:pPr>
         <w:pStyle w:val="Prrafodelista"/>
-        <w:rPr>
-          <w:rFonts w:ascii="Arial Narrow" w:eastAsia="Arial Narrow" w:hAnsi="Arial Narrow" w:cs="Arial Narrow"/>
-          <w:spacing w:val="-3"/>
+        <w:spacing w:before="0" w:after="0" w:line="240" w:lineRule="auto"/>
+        <w:rPr>
+          <w:rFonts w:ascii="Arial Narrow" w:eastAsia="Arial Narrow" w:hAnsi="Arial Narrow" w:cs="Arial Narrow"/>
           <w:sz w:val="22"/>
           <w:szCs w:val="22"/>
           <w:lang w:eastAsia="es-ES"/>
@@ -4574,7 +4600,7 @@
     <w:p>
       <w:pPr>
         <w:pStyle w:val="Prrafodelista"/>
-        <w:spacing w:after="0" w:line="240" w:lineRule="auto"/>
+        <w:spacing w:before="0" w:after="0" w:line="240" w:lineRule="auto"/>
         <w:ind w:left="567"/>
         <w:jc w:val="both"/>
         <w:rPr>
@@ -4695,7 +4721,7 @@
     <w:p>
       <w:pPr>
         <w:pStyle w:val="Prrafodelista"/>
-        <w:spacing w:after="0" w:line="240" w:lineRule="auto"/>
+        <w:spacing w:before="0" w:after="0" w:line="240" w:lineRule="auto"/>
         <w:ind w:left="567"/>
         <w:jc w:val="both"/>
         <w:rPr>
@@ -5010,7 +5036,7 @@
     </w:p>
     <w:p>
       <w:pPr>
-        <w:spacing w:after="0" w:line="240" w:lineRule="auto"/>
+        <w:spacing w:before="0" w:after="0" w:line="240" w:lineRule="auto"/>
         <w:contextualSpacing/>
         <w:jc w:val="both"/>
         <w:rPr>
@@ -5177,7 +5203,7 @@
     <w:p>
       <w:pPr>
         <w:pStyle w:val="Prrafodelista"/>
-        <w:spacing w:after="0" w:line="240" w:lineRule="auto"/>
+        <w:spacing w:before="0" w:after="0" w:line="240" w:lineRule="auto"/>
         <w:ind w:left="567"/>
         <w:jc w:val="both"/>
         <w:rPr>
@@ -5387,7 +5413,7 @@
     </w:p>
     <w:p>
       <w:pPr>
-        <w:spacing w:after="0" w:line="240" w:lineRule="auto"/>
+        <w:spacing w:before="0" w:after="0" w:line="240" w:lineRule="auto"/>
         <w:jc w:val="both"/>
         <w:rPr>
           <w:rFonts w:ascii="Arial Narrow" w:eastAsia="Arial Narrow" w:hAnsi="Arial Narrow" w:cs="Arial Narrow"/>
@@ -5460,10 +5486,10 @@
     </w:p>
     <w:p>
       <w:pPr>
+        <w:spacing w:before="0" w:after="0" w:line="240" w:lineRule="auto"/>
         <w:tabs>
           <w:tab w:val="left" w:pos="1014"/>
         </w:tabs>
-        <w:spacing w:after="0" w:line="240" w:lineRule="auto"/>
         <w:jc w:val="both"/>
         <w:rPr>
           <w:rFonts w:ascii="Arial Narrow" w:eastAsia="Arial Narrow" w:hAnsi="Arial Narrow" w:cs="Arial Narrow"/>
@@ -5511,7 +5537,7 @@
     </w:p>
     <w:p>
       <w:pPr>
-        <w:spacing w:after="0" w:line="240" w:lineRule="auto"/>
+        <w:spacing w:before="0" w:after="0" w:line="240" w:lineRule="auto"/>
         <w:ind w:left="567"/>
         <w:contextualSpacing/>
         <w:jc w:val="both"/>
@@ -6001,10 +6027,10 @@
     </w:p>
     <w:p>
       <w:pPr>
+        <w:spacing w:before="0" w:after="0" w:line="240" w:lineRule="auto"/>
         <w:tabs>
           <w:tab w:val="num" w:pos="1440"/>
         </w:tabs>
-        <w:spacing w:after="0" w:line="240" w:lineRule="auto"/>
         <w:ind w:left="567"/>
         <w:contextualSpacing/>
         <w:jc w:val="both"/>
@@ -6209,10 +6235,10 @@
     </w:p>
     <w:p>
       <w:pPr>
+        <w:spacing w:before="0" w:after="0" w:line="240" w:lineRule="auto"/>
         <w:tabs>
           <w:tab w:val="num" w:pos="1440"/>
         </w:tabs>
-        <w:spacing w:after="0" w:line="240" w:lineRule="auto"/>
         <w:ind w:left="567"/>
         <w:contextualSpacing/>
         <w:jc w:val="both"/>
@@ -6362,6 +6388,7 @@
     <w:p>
       <w:pPr>
         <w:pStyle w:val="Prrafodelista"/>
+        <w:spacing w:before="0" w:after="0" w:line="240" w:lineRule="auto"/>
         <w:rPr>
           <w:rFonts w:ascii="Arial Narrow" w:eastAsia="Arial Narrow" w:hAnsi="Arial Narrow" w:cs="Arial Narrow"/>
           <w:kern w:val="0"/>
@@ -6564,7 +6591,7 @@
     <w:p>
       <w:pPr>
         <w:pStyle w:val="Prrafodelista"/>
-        <w:spacing w:after="0" w:line="240" w:lineRule="auto"/>
+        <w:spacing w:before="0" w:after="0" w:line="240" w:lineRule="auto"/>
         <w:ind w:left="567"/>
         <w:jc w:val="both"/>
         <w:rPr>
@@ -6772,7 +6799,7 @@
     </w:p>
     <w:p>
       <w:pPr>
-        <w:spacing w:after="0" w:line="240" w:lineRule="auto"/>
+        <w:spacing w:before="0" w:after="0" w:line="240" w:lineRule="auto"/>
         <w:jc w:val="both"/>
         <w:rPr>
           <w:rFonts w:ascii="Arial Narrow" w:eastAsia="Arial Narrow" w:hAnsi="Arial Narrow" w:cs="Arial Narrow"/>
@@ -6914,10 +6941,10 @@
     </w:p>
     <w:p>
       <w:pPr>
+        <w:spacing w:before="0" w:after="0" w:line="240" w:lineRule="auto"/>
         <w:tabs>
           <w:tab w:val="num" w:pos="1440"/>
         </w:tabs>
-        <w:spacing w:after="0" w:line="240" w:lineRule="auto"/>
         <w:ind w:left="567"/>
         <w:contextualSpacing/>
         <w:jc w:val="both"/>
@@ -7026,10 +7053,10 @@
     </w:p>
     <w:p>
       <w:pPr>
+        <w:spacing w:before="0" w:after="0" w:line="240" w:lineRule="auto"/>
         <w:tabs>
           <w:tab w:val="num" w:pos="1440"/>
         </w:tabs>
-        <w:spacing w:after="0" w:line="240" w:lineRule="auto"/>
         <w:ind w:left="567"/>
         <w:contextualSpacing/>
         <w:jc w:val="both"/>
@@ -7138,10 +7165,10 @@
     </w:p>
     <w:p>
       <w:pPr>
+        <w:spacing w:before="0" w:after="0" w:line="240" w:lineRule="auto"/>
         <w:tabs>
           <w:tab w:val="num" w:pos="1440"/>
         </w:tabs>
-        <w:spacing w:after="0" w:line="240" w:lineRule="auto"/>
         <w:ind w:left="567"/>
         <w:contextualSpacing/>
         <w:jc w:val="both"/>
@@ -7250,7 +7277,7 @@
     </w:p>
     <w:p>
       <w:pPr>
-        <w:spacing w:after="0" w:line="240" w:lineRule="auto"/>
+        <w:spacing w:before="0" w:after="0" w:line="240" w:lineRule="auto"/>
         <w:jc w:val="both"/>
         <w:rPr>
           <w:rFonts w:ascii="Arial Narrow" w:eastAsia="Arial Narrow" w:hAnsi="Arial Narrow" w:cs="Arial Narrow"/>
@@ -7429,7 +7456,7 @@
     </w:p>
     <w:p>
       <w:pPr>
-        <w:spacing w:after="0" w:line="240" w:lineRule="auto"/>
+        <w:spacing w:before="0" w:after="0" w:line="240" w:lineRule="auto"/>
         <w:contextualSpacing/>
         <w:jc w:val="both"/>
         <w:rPr>
@@ -7551,7 +7578,7 @@
     </w:p>
     <w:p>
       <w:pPr>
-        <w:spacing w:after="0" w:line="240" w:lineRule="auto"/>
+        <w:spacing w:before="0" w:after="0" w:line="240" w:lineRule="auto"/>
         <w:jc w:val="both"/>
         <w:rPr>
           <w:rFonts w:ascii="Arial Narrow" w:eastAsia="Arial Narrow" w:hAnsi="Arial Narrow" w:cs="Arial Narrow"/>
@@ -7624,10 +7651,10 @@
     </w:p>
     <w:p>
       <w:pPr>
+        <w:spacing w:before="0" w:after="0" w:line="240" w:lineRule="auto"/>
         <w:tabs>
           <w:tab w:val="left" w:pos="1014"/>
         </w:tabs>
-        <w:spacing w:after="0" w:line="240" w:lineRule="auto"/>
         <w:jc w:val="both"/>
         <w:rPr>
           <w:rFonts w:ascii="Arial Narrow" w:eastAsia="Arial Narrow" w:hAnsi="Arial Narrow" w:cs="Arial Narrow"/>
@@ -7675,7 +7702,7 @@
     </w:p>
     <w:p>
       <w:pPr>
-        <w:spacing w:after="0" w:line="240" w:lineRule="auto"/>
+        <w:spacing w:before="0" w:after="0" w:line="240" w:lineRule="auto"/>
         <w:jc w:val="both"/>
         <w:rPr>
           <w:rFonts w:ascii="Arial Narrow" w:eastAsia="Arial Narrow" w:hAnsi="Arial Narrow" w:cs="Arial Narrow"/>
@@ -7825,7 +7852,7 @@
     <w:p>
       <w:pPr>
         <w:pStyle w:val="Prrafodelista"/>
-        <w:spacing w:after="0" w:line="240" w:lineRule="auto"/>
+        <w:spacing w:before="0" w:after="0" w:line="240" w:lineRule="auto"/>
         <w:ind w:left="567"/>
         <w:jc w:val="both"/>
         <w:rPr>
@@ -7906,7 +7933,7 @@
           <w:lang w:val="es-ES" w:eastAsia="es-ES"/>
           <w14:ligatures w14:val="none"/>
         </w:rPr>
-        <w:t xml:space="preserve">: </w:t>
+        <w:t xml:space="preserve">:</w:t>
       </w:r>
       <w:r>
         <w:rPr>
@@ -7918,6 +7945,18 @@
           <w:lang w:val="es-ES" w:eastAsia="es-ES"/>
           <w14:ligatures w14:val="none"/>
         </w:rPr>
+        <w:t xml:space="preserve"> </w:t>
+      </w:r>
+      <w:r>
+        <w:rPr>
+          <w:rFonts w:ascii="Arial Narrow" w:eastAsia="Arial Narrow" w:hAnsi="Arial Narrow" w:cs="Arial Narrow"/>
+          <w:color w:val="000000"/>
+          <w:kern w:val="0"/>
+          <w:sz w:val="22"/>
+          <w:szCs w:val="22"/>
+          <w:lang w:val="es-ES" w:eastAsia="es-ES"/>
+          <w14:ligatures w14:val="none"/>
+        </w:rPr>
         <w:t>(i) presentar una copia debidamente suscrita del certificado y/o del Seguro de Desgravamen del crédito bancario otorgado por Scotiabank Perú S.A.A., así como el cargo de remisión de la póliza; (</w:t>
       </w:r>
       <w:proofErr w:type="spellStart"/>
@@ -7996,6 +8035,24 @@
         </w:rPr>
         <w:t xml:space="preserve"> </w:t>
       </w:r>
+    </w:p>
+    <w:p>
+      <w:pPr>
+        <w:pStyle w:val="Prrafodelista"/>
+        <w:spacing w:before="0" w:after="0" w:line="240" w:lineRule="auto"/>
+        <w:ind w:left="567"/>
+        <w:jc w:val="both"/>
+        <w:rPr>
+          <w:rFonts w:ascii="Arial Narrow" w:eastAsia="Arial Narrow" w:hAnsi="Arial Narrow" w:cs="Arial Narrow"/>
+          <w:color w:val="000000"/>
+          <w:kern w:val="0"/>
+          <w:sz w:val="22"/>
+          <w:szCs w:val="22"/>
+          <w:u w:val="single"/>
+          <w:lang w:val="es-ES" w:eastAsia="es-ES"/>
+          <w14:ligatures w14:val="none"/>
+        </w:rPr>
+      </w:pPr>
     </w:p>
     <w:p>
       <w:pPr>
@@ -8009,6 +8066,241 @@
           <w:kern w:val="0"/>
           <w:sz w:val="22"/>
           <w:szCs w:val="22"/>
+          <w:lang w:val="es-ES" w:eastAsia="es-ES"/>
+          <w14:ligatures w14:val="none"/>
+        </w:rPr>
+      </w:pPr>
+      <w:r>
+        <w:rPr>
+          <w:rFonts w:ascii="Arial Narrow" w:eastAsia="Arial Narrow" w:hAnsi="Arial Narrow" w:cs="Arial Narrow"/>
+          <w:color w:val="000000"/>
+          <w:kern w:val="0"/>
+          <w:sz w:val="22"/>
+          <w:szCs w:val="22"/>
+          <w:u w:val="single"/>
+          <w:lang w:val="es-ES" w:eastAsia="es-ES"/>
+          <w14:ligatures w14:val="none"/>
+        </w:rPr>
+        <w:t>A</w:t>
+      </w:r>
+      <w:r>
+        <w:rPr>
+          <w:rFonts w:ascii="Arial Narrow" w:eastAsia="Arial Narrow" w:hAnsi="Arial Narrow" w:cs="Arial Narrow"/>
+          <w:color w:val="000000"/>
+          <w:kern w:val="0"/>
+          <w:sz w:val="22"/>
+          <w:szCs w:val="22"/>
+          <w:u w:val="single"/>
+          <w:lang w:val="es-ES" w:eastAsia="es-ES"/>
+          <w14:ligatures w14:val="none"/>
+        </w:rPr>
+        <w:t>l</w:t>
+      </w:r>
+      <w:r>
+        <w:rPr>
+          <w:rFonts w:ascii="Arial Narrow" w:eastAsia="Arial Narrow" w:hAnsi="Arial Narrow" w:cs="Arial Narrow"/>
+          <w:color w:val="000000"/>
+          <w:kern w:val="0"/>
+          <w:sz w:val="22"/>
+          <w:szCs w:val="22"/>
+          <w:u w:val="single"/>
+          <w:lang w:val="es-ES" w:eastAsia="es-ES"/>
+          <w14:ligatures w14:val="none"/>
+        </w:rPr>
+        <w:t xml:space="preserve"> </w:t>
+      </w:r>
+      <w:r>
+        <w:rPr>
+          <w:rFonts w:ascii="Arial Narrow" w:eastAsia="Arial Narrow" w:hAnsi="Arial Narrow" w:cs="Arial Narrow"/>
+          <w:color w:val="000000"/>
+          <w:kern w:val="0"/>
+          <w:sz w:val="22"/>
+          <w:szCs w:val="22"/>
+          <w:u w:val="single"/>
+          <w:lang w:val="es-ES" w:eastAsia="es-ES"/>
+          <w14:ligatures w14:val="none"/>
+        </w:rPr>
+        <w:t>Banco</w:t>
+      </w:r>
+      <w:r>
+        <w:rPr>
+          <w:rFonts w:ascii="Arial Narrow" w:eastAsia="Arial Narrow" w:hAnsi="Arial Narrow" w:cs="Arial Narrow"/>
+          <w:color w:val="000000"/>
+          <w:kern w:val="0"/>
+          <w:sz w:val="22"/>
+          <w:szCs w:val="22"/>
+          <w:lang w:val="es-ES" w:eastAsia="es-ES"/>
+          <w14:ligatures w14:val="none"/>
+        </w:rPr>
+        <w:t>:</w:t>
+      </w:r>
+      <w:r>
+        <w:rPr>
+          <w:rFonts w:ascii="Arial Narrow" w:eastAsia="Arial Narrow" w:hAnsi="Arial Narrow" w:cs="Arial Narrow"/>
+          <w:color w:val="000000"/>
+          <w:kern w:val="0"/>
+          <w:sz w:val="22"/>
+          <w:szCs w:val="22"/>
+          <w:lang w:eastAsia="es-ES"/>
+          <w14:ligatures w14:val="none"/>
+        </w:rPr>
+        <w:t xml:space="preserve"> </w:t>
+      </w:r>
+      <w:r>
+        <w:rPr>
+          <w:rFonts w:ascii="Arial Narrow" w:eastAsia="Arial Narrow" w:hAnsi="Arial Narrow" w:cs="Arial Narrow"/>
+          <w:color w:val="000000"/>
+          <w:kern w:val="0"/>
+          <w:sz w:val="22"/>
+          <w:szCs w:val="22"/>
+          <w:lang w:val="es-ES" w:eastAsia="es-ES"/>
+          <w14:ligatures w14:val="none"/>
+        </w:rPr>
+        <w:t xml:space="preserve">(i) presentar una copia debidamente suscrita del certificado y/o del Seguro de Desgravamen del crédito bancario otorgado por Scotiabank Perú S.A.A., así como el cargo de </w:t>
+      </w:r>
+      <w:r>
+        <w:rPr>
+          <w:rFonts w:ascii="Arial Narrow" w:eastAsia="Arial Narrow" w:hAnsi="Arial Narrow" w:cs="Arial Narrow"/>
+          <w:color w:val="000000"/>
+          <w:kern w:val="0"/>
+          <w:sz w:val="22"/>
+          <w:szCs w:val="22"/>
+          <w:lang w:val="es-ES" w:eastAsia="es-ES"/>
+          <w14:ligatures w14:val="none"/>
+        </w:rPr>
+        <w:lastRenderedPageBreak/>
+        <w:t>remisión de la póliza (</w:t>
+      </w:r>
+      <w:proofErr w:type="spellStart"/>
+      <w:r>
+        <w:rPr>
+          <w:rFonts w:ascii="Arial Narrow" w:eastAsia="Arial Narrow" w:hAnsi="Arial Narrow" w:cs="Arial Narrow"/>
+          <w:color w:val="000000"/>
+          <w:kern w:val="0"/>
+          <w:sz w:val="22"/>
+          <w:szCs w:val="22"/>
+          <w:lang w:val="es-ES" w:eastAsia="es-ES"/>
+          <w14:ligatures w14:val="none"/>
+        </w:rPr>
+        <w:t>ii</w:t>
+      </w:r>
+      <w:proofErr w:type="spellEnd"/>
+      <w:r>
+        <w:rPr>
+          <w:rFonts w:ascii="Arial Narrow" w:eastAsia="Arial Narrow" w:hAnsi="Arial Narrow" w:cs="Arial Narrow"/>
+          <w:color w:val="000000"/>
+          <w:kern w:val="0"/>
+          <w:sz w:val="22"/>
+          <w:szCs w:val="22"/>
+          <w:lang w:val="es-ES" w:eastAsia="es-ES"/>
+          <w14:ligatures w14:val="none"/>
+        </w:rPr>
+        <w:t>) presentar los cargos de la solicitud de cobertura presentada por la parte denunciante en virtud de la Póliza del Seguro de Desgravamen del crédito bancario otorgado por Scotiabank Perú S.A.A.; y, (</w:t>
+      </w:r>
+      <w:proofErr w:type="spellStart"/>
+      <w:r>
+        <w:rPr>
+          <w:rFonts w:ascii="Arial Narrow" w:eastAsia="Arial Narrow" w:hAnsi="Arial Narrow" w:cs="Arial Narrow"/>
+          <w:color w:val="000000"/>
+          <w:kern w:val="0"/>
+          <w:sz w:val="22"/>
+          <w:szCs w:val="22"/>
+          <w:lang w:val="es-ES" w:eastAsia="es-ES"/>
+          <w14:ligatures w14:val="none"/>
+        </w:rPr>
+        <w:t>iii</w:t>
+      </w:r>
+      <w:proofErr w:type="spellEnd"/>
+      <w:r>
+        <w:rPr>
+          <w:rFonts w:ascii="Arial Narrow" w:eastAsia="Arial Narrow" w:hAnsi="Arial Narrow" w:cs="Arial Narrow"/>
+          <w:color w:val="000000"/>
+          <w:kern w:val="0"/>
+          <w:sz w:val="22"/>
+          <w:szCs w:val="22"/>
+          <w:lang w:val="es-ES" w:eastAsia="es-ES"/>
+          <w14:ligatures w14:val="none"/>
+        </w:rPr>
+        <w:t xml:space="preserve">) presentar las comunicaciones cursadas con BNP </w:t>
+      </w:r>
+      <w:proofErr w:type="spellStart"/>
+      <w:r>
+        <w:rPr>
+          <w:rFonts w:ascii="Arial Narrow" w:eastAsia="Arial Narrow" w:hAnsi="Arial Narrow" w:cs="Arial Narrow"/>
+          <w:color w:val="000000"/>
+          <w:kern w:val="0"/>
+          <w:sz w:val="22"/>
+          <w:szCs w:val="22"/>
+          <w:lang w:val="es-ES" w:eastAsia="es-ES"/>
+          <w14:ligatures w14:val="none"/>
+        </w:rPr>
+        <w:t>Paribas</w:t>
+      </w:r>
+      <w:proofErr w:type="spellEnd"/>
+      <w:r>
+        <w:rPr>
+          <w:rFonts w:ascii="Arial Narrow" w:eastAsia="Arial Narrow" w:hAnsi="Arial Narrow" w:cs="Arial Narrow"/>
+          <w:color w:val="000000"/>
+          <w:kern w:val="0"/>
+          <w:sz w:val="22"/>
+          <w:szCs w:val="22"/>
+          <w:lang w:val="es-ES" w:eastAsia="es-ES"/>
+          <w14:ligatures w14:val="none"/>
+        </w:rPr>
+        <w:t xml:space="preserve"> </w:t>
+      </w:r>
+      <w:proofErr w:type="spellStart"/>
+      <w:r>
+        <w:rPr>
+          <w:rFonts w:ascii="Arial Narrow" w:eastAsia="Arial Narrow" w:hAnsi="Arial Narrow" w:cs="Arial Narrow"/>
+          <w:color w:val="000000"/>
+          <w:kern w:val="0"/>
+          <w:sz w:val="22"/>
+          <w:szCs w:val="22"/>
+          <w:lang w:val="es-ES" w:eastAsia="es-ES"/>
+          <w14:ligatures w14:val="none"/>
+        </w:rPr>
+        <w:t>Cardif</w:t>
+      </w:r>
+      <w:proofErr w:type="spellEnd"/>
+      <w:r>
+        <w:rPr>
+          <w:rFonts w:ascii="Arial Narrow" w:eastAsia="Arial Narrow" w:hAnsi="Arial Narrow" w:cs="Arial Narrow"/>
+          <w:color w:val="000000"/>
+          <w:kern w:val="0"/>
+          <w:sz w:val="22"/>
+          <w:szCs w:val="22"/>
+          <w:lang w:val="es-ES" w:eastAsia="es-ES"/>
+          <w14:ligatures w14:val="none"/>
+        </w:rPr>
+        <w:t xml:space="preserve"> S.A. Compañía de Seguros y Reaseguros en virtud de la solicitud de cobertura de la Póliza del Seguro de Desgravamen del crédito bancario</w:t>
+      </w:r>
+      <w:r>
+        <w:rPr>
+          <w:rFonts w:ascii="Arial Narrow" w:eastAsia="Arial Narrow" w:hAnsi="Arial Narrow" w:cs="Arial Narrow"/>
+          <w:color w:val="000000"/>
+          <w:kern w:val="0"/>
+          <w:sz w:val="22"/>
+          <w:szCs w:val="22"/>
+          <w:lang w:val="es-ES" w:eastAsia="es-ES"/>
+          <w14:ligatures w14:val="none"/>
+        </w:rPr>
+        <w:t>.</w:t>
+      </w:r>
+      <w:bookmarkEnd w:id="20"/>
+    </w:p>
+    <w:p>
+      <w:pPr>
+        <w:pStyle w:val="Prrafodelista"/>
+        <w:spacing w:before="0" w:after="0" w:line="240" w:lineRule="auto"/>
+        <w:ind w:left="567"/>
+        <w:jc w:val="both"/>
+        <w:rPr>
+          <w:rFonts w:ascii="Arial Narrow" w:eastAsia="Arial Narrow" w:hAnsi="Arial Narrow" w:cs="Arial Narrow"/>
+          <w:color w:val="000000"/>
+          <w:kern w:val="0"/>
+          <w:sz w:val="22"/>
+          <w:szCs w:val="22"/>
           <w:u w:val="single"/>
           <w:lang w:val="es-ES" w:eastAsia="es-ES"/>
           <w14:ligatures w14:val="none"/>
@@ -8027,21 +8319,21 @@
           <w:kern w:val="0"/>
           <w:sz w:val="22"/>
           <w:szCs w:val="22"/>
-          <w:lang w:val="es-ES" w:eastAsia="es-ES"/>
-          <w14:ligatures w14:val="none"/>
-        </w:rPr>
-      </w:pPr>
-      <w:r>
-        <w:rPr>
-          <w:rFonts w:ascii="Arial Narrow" w:eastAsia="Arial Narrow" w:hAnsi="Arial Narrow" w:cs="Arial Narrow"/>
-          <w:color w:val="000000"/>
-          <w:kern w:val="0"/>
-          <w:sz w:val="22"/>
-          <w:szCs w:val="22"/>
           <w:u w:val="single"/>
           <w:lang w:val="es-ES" w:eastAsia="es-ES"/>
           <w14:ligatures w14:val="none"/>
         </w:rPr>
+      </w:pPr>
+      <w:r>
+        <w:rPr>
+          <w:rFonts w:ascii="Arial Narrow" w:eastAsia="Arial Narrow" w:hAnsi="Arial Narrow" w:cs="Arial Narrow"/>
+          <w:color w:val="000000"/>
+          <w:kern w:val="0"/>
+          <w:sz w:val="22"/>
+          <w:szCs w:val="22"/>
+          <w:lang w:val="es-ES" w:eastAsia="es-ES"/>
+          <w14:ligatures w14:val="none"/>
+        </w:rPr>
         <w:t>A</w:t>
       </w:r>
       <w:r>
@@ -8051,7 +8343,6 @@
           <w:kern w:val="0"/>
           <w:sz w:val="22"/>
           <w:szCs w:val="22"/>
-          <w:u w:val="single"/>
           <w:lang w:val="es-ES" w:eastAsia="es-ES"/>
           <w14:ligatures w14:val="none"/>
         </w:rPr>
@@ -8064,7 +8355,6 @@
           <w:kern w:val="0"/>
           <w:sz w:val="22"/>
           <w:szCs w:val="22"/>
-          <w:u w:val="single"/>
           <w:lang w:val="es-ES" w:eastAsia="es-ES"/>
           <w14:ligatures w14:val="none"/>
         </w:rPr>
@@ -8077,11 +8367,10 @@
           <w:kern w:val="0"/>
           <w:sz w:val="22"/>
           <w:szCs w:val="22"/>
-          <w:u w:val="single"/>
           <w:lang w:val="es-ES" w:eastAsia="es-ES"/>
           <w14:ligatures w14:val="none"/>
         </w:rPr>
-        <w:t>Banco</w:t>
+        <w:t xml:space="preserve">Estudio </w:t>
       </w:r>
       <w:r>
         <w:rPr>
@@ -8093,6 +8382,18 @@
           <w:lang w:val="es-ES" w:eastAsia="es-ES"/>
           <w14:ligatures w14:val="none"/>
         </w:rPr>
+        <w:t>Muñiz</w:t>
+      </w:r>
+      <w:r>
+        <w:rPr>
+          <w:rFonts w:ascii="Arial Narrow" w:eastAsia="Arial Narrow" w:hAnsi="Arial Narrow" w:cs="Arial Narrow"/>
+          <w:color w:val="000000"/>
+          <w:kern w:val="0"/>
+          <w:sz w:val="22"/>
+          <w:szCs w:val="22"/>
+          <w:lang w:val="es-ES" w:eastAsia="es-ES"/>
+          <w14:ligatures w14:val="none"/>
+        </w:rPr>
         <w:t>:</w:t>
       </w:r>
       <w:r>
@@ -8117,275 +8418,13 @@
           <w:lang w:val="es-ES" w:eastAsia="es-ES"/>
           <w14:ligatures w14:val="none"/>
         </w:rPr>
-        <w:t xml:space="preserve">(i) presentar una copia debidamente suscrita del certificado y/o del Seguro de Desgravamen del crédito bancario otorgado por Scotiabank Perú S.A.A., así como el cargo de </w:t>
-      </w:r>
-      <w:r>
-        <w:rPr>
-          <w:rFonts w:ascii="Arial Narrow" w:eastAsia="Arial Narrow" w:hAnsi="Arial Narrow" w:cs="Arial Narrow"/>
-          <w:color w:val="000000"/>
-          <w:kern w:val="0"/>
-          <w:sz w:val="22"/>
-          <w:szCs w:val="22"/>
-          <w:lang w:val="es-ES" w:eastAsia="es-ES"/>
-          <w14:ligatures w14:val="none"/>
-        </w:rPr>
-        <w:lastRenderedPageBreak/>
-        <w:t>remisión de la póliza (</w:t>
-      </w:r>
-      <w:proofErr w:type="spellStart"/>
-      <w:r>
-        <w:rPr>
-          <w:rFonts w:ascii="Arial Narrow" w:eastAsia="Arial Narrow" w:hAnsi="Arial Narrow" w:cs="Arial Narrow"/>
-          <w:color w:val="000000"/>
-          <w:kern w:val="0"/>
-          <w:sz w:val="22"/>
-          <w:szCs w:val="22"/>
-          <w:lang w:val="es-ES" w:eastAsia="es-ES"/>
-          <w14:ligatures w14:val="none"/>
-        </w:rPr>
-        <w:t>ii</w:t>
-      </w:r>
-      <w:proofErr w:type="spellEnd"/>
-      <w:r>
-        <w:rPr>
-          <w:rFonts w:ascii="Arial Narrow" w:eastAsia="Arial Narrow" w:hAnsi="Arial Narrow" w:cs="Arial Narrow"/>
-          <w:color w:val="000000"/>
-          <w:kern w:val="0"/>
-          <w:sz w:val="22"/>
-          <w:szCs w:val="22"/>
-          <w:lang w:val="es-ES" w:eastAsia="es-ES"/>
-          <w14:ligatures w14:val="none"/>
-        </w:rPr>
-        <w:t>) presentar los cargos de la solicitud de cobertura presentada por la parte denunciante en virtud de la Póliza del Seguro de Desgravamen del crédito bancario otorgado por Scotiabank Perú S.A.A.; y, (</w:t>
-      </w:r>
-      <w:proofErr w:type="spellStart"/>
-      <w:r>
-        <w:rPr>
-          <w:rFonts w:ascii="Arial Narrow" w:eastAsia="Arial Narrow" w:hAnsi="Arial Narrow" w:cs="Arial Narrow"/>
-          <w:color w:val="000000"/>
-          <w:kern w:val="0"/>
-          <w:sz w:val="22"/>
-          <w:szCs w:val="22"/>
-          <w:lang w:val="es-ES" w:eastAsia="es-ES"/>
-          <w14:ligatures w14:val="none"/>
-        </w:rPr>
-        <w:t>iii</w:t>
-      </w:r>
-      <w:proofErr w:type="spellEnd"/>
-      <w:r>
-        <w:rPr>
-          <w:rFonts w:ascii="Arial Narrow" w:eastAsia="Arial Narrow" w:hAnsi="Arial Narrow" w:cs="Arial Narrow"/>
-          <w:color w:val="000000"/>
-          <w:kern w:val="0"/>
-          <w:sz w:val="22"/>
-          <w:szCs w:val="22"/>
-          <w:lang w:val="es-ES" w:eastAsia="es-ES"/>
-          <w14:ligatures w14:val="none"/>
-        </w:rPr>
-        <w:t xml:space="preserve">) presentar las comunicaciones cursadas con BNP </w:t>
-      </w:r>
-      <w:proofErr w:type="spellStart"/>
-      <w:r>
-        <w:rPr>
-          <w:rFonts w:ascii="Arial Narrow" w:eastAsia="Arial Narrow" w:hAnsi="Arial Narrow" w:cs="Arial Narrow"/>
-          <w:color w:val="000000"/>
-          <w:kern w:val="0"/>
-          <w:sz w:val="22"/>
-          <w:szCs w:val="22"/>
-          <w:lang w:val="es-ES" w:eastAsia="es-ES"/>
-          <w14:ligatures w14:val="none"/>
-        </w:rPr>
-        <w:t>Paribas</w:t>
-      </w:r>
-      <w:proofErr w:type="spellEnd"/>
-      <w:r>
-        <w:rPr>
-          <w:rFonts w:ascii="Arial Narrow" w:eastAsia="Arial Narrow" w:hAnsi="Arial Narrow" w:cs="Arial Narrow"/>
-          <w:color w:val="000000"/>
-          <w:kern w:val="0"/>
-          <w:sz w:val="22"/>
-          <w:szCs w:val="22"/>
-          <w:lang w:val="es-ES" w:eastAsia="es-ES"/>
-          <w14:ligatures w14:val="none"/>
-        </w:rPr>
-        <w:t xml:space="preserve"> </w:t>
-      </w:r>
-      <w:proofErr w:type="spellStart"/>
-      <w:r>
-        <w:rPr>
-          <w:rFonts w:ascii="Arial Narrow" w:eastAsia="Arial Narrow" w:hAnsi="Arial Narrow" w:cs="Arial Narrow"/>
-          <w:color w:val="000000"/>
-          <w:kern w:val="0"/>
-          <w:sz w:val="22"/>
-          <w:szCs w:val="22"/>
-          <w:lang w:val="es-ES" w:eastAsia="es-ES"/>
-          <w14:ligatures w14:val="none"/>
-        </w:rPr>
-        <w:t>Cardif</w:t>
-      </w:r>
-      <w:proofErr w:type="spellEnd"/>
-      <w:r>
-        <w:rPr>
-          <w:rFonts w:ascii="Arial Narrow" w:eastAsia="Arial Narrow" w:hAnsi="Arial Narrow" w:cs="Arial Narrow"/>
-          <w:color w:val="000000"/>
-          <w:kern w:val="0"/>
-          <w:sz w:val="22"/>
-          <w:szCs w:val="22"/>
-          <w:lang w:val="es-ES" w:eastAsia="es-ES"/>
-          <w14:ligatures w14:val="none"/>
-        </w:rPr>
-        <w:t xml:space="preserve"> S.A. Compañía de Seguros y Reaseguros en virtud de la solicitud de cobertura de la Póliza del Seguro de Desgravamen del crédito bancario</w:t>
-      </w:r>
-      <w:r>
-        <w:rPr>
-          <w:rFonts w:ascii="Arial Narrow" w:eastAsia="Arial Narrow" w:hAnsi="Arial Narrow" w:cs="Arial Narrow"/>
-          <w:color w:val="000000"/>
-          <w:kern w:val="0"/>
-          <w:sz w:val="22"/>
-          <w:szCs w:val="22"/>
-          <w:lang w:val="es-ES" w:eastAsia="es-ES"/>
-          <w14:ligatures w14:val="none"/>
-        </w:rPr>
-        <w:t>.</w:t>
-      </w:r>
-      <w:bookmarkEnd w:id="20"/>
+        <w:t>presentar todas las comunicaciones cursadas con la parte denunciante en virtud de los hechos materia de denuncia.</w:t>
+      </w:r>
     </w:p>
     <w:p>
       <w:pPr>
         <w:pStyle w:val="Prrafodelista"/>
-        <w:spacing w:after="0" w:line="240" w:lineRule="auto"/>
-        <w:ind w:left="567"/>
-        <w:jc w:val="both"/>
-        <w:rPr>
-          <w:rFonts w:ascii="Arial Narrow" w:eastAsia="Arial Narrow" w:hAnsi="Arial Narrow" w:cs="Arial Narrow"/>
-          <w:color w:val="000000"/>
-          <w:kern w:val="0"/>
-          <w:sz w:val="22"/>
-          <w:szCs w:val="22"/>
-          <w:u w:val="single"/>
-          <w:lang w:val="es-ES" w:eastAsia="es-ES"/>
-          <w14:ligatures w14:val="none"/>
-        </w:rPr>
-      </w:pPr>
-    </w:p>
-    <w:p>
-      <w:pPr>
-        <w:pStyle w:val="Prrafodelista"/>
-        <w:spacing w:after="0" w:line="240" w:lineRule="auto"/>
-        <w:ind w:left="567"/>
-        <w:jc w:val="both"/>
-        <w:rPr>
-          <w:rFonts w:ascii="Arial Narrow" w:eastAsia="Arial Narrow" w:hAnsi="Arial Narrow" w:cs="Arial Narrow"/>
-          <w:color w:val="000000"/>
-          <w:kern w:val="0"/>
-          <w:sz w:val="22"/>
-          <w:szCs w:val="22"/>
-          <w:u w:val="single"/>
-          <w:lang w:val="es-ES" w:eastAsia="es-ES"/>
-          <w14:ligatures w14:val="none"/>
-        </w:rPr>
-      </w:pPr>
-      <w:r>
-        <w:rPr>
-          <w:rFonts w:ascii="Arial Narrow" w:eastAsia="Arial Narrow" w:hAnsi="Arial Narrow" w:cs="Arial Narrow"/>
-          <w:color w:val="000000"/>
-          <w:kern w:val="0"/>
-          <w:sz w:val="22"/>
-          <w:szCs w:val="22"/>
-          <w:lang w:val="es-ES" w:eastAsia="es-ES"/>
-          <w14:ligatures w14:val="none"/>
-        </w:rPr>
-        <w:t>A</w:t>
-      </w:r>
-      <w:r>
-        <w:rPr>
-          <w:rFonts w:ascii="Arial Narrow" w:eastAsia="Arial Narrow" w:hAnsi="Arial Narrow" w:cs="Arial Narrow"/>
-          <w:color w:val="000000"/>
-          <w:kern w:val="0"/>
-          <w:sz w:val="22"/>
-          <w:szCs w:val="22"/>
-          <w:lang w:val="es-ES" w:eastAsia="es-ES"/>
-          <w14:ligatures w14:val="none"/>
-        </w:rPr>
-        <w:t>l</w:t>
-      </w:r>
-      <w:r>
-        <w:rPr>
-          <w:rFonts w:ascii="Arial Narrow" w:eastAsia="Arial Narrow" w:hAnsi="Arial Narrow" w:cs="Arial Narrow"/>
-          <w:color w:val="000000"/>
-          <w:kern w:val="0"/>
-          <w:sz w:val="22"/>
-          <w:szCs w:val="22"/>
-          <w:lang w:val="es-ES" w:eastAsia="es-ES"/>
-          <w14:ligatures w14:val="none"/>
-        </w:rPr>
-        <w:t xml:space="preserve"> </w:t>
-      </w:r>
-      <w:r>
-        <w:rPr>
-          <w:rFonts w:ascii="Arial Narrow" w:eastAsia="Arial Narrow" w:hAnsi="Arial Narrow" w:cs="Arial Narrow"/>
-          <w:color w:val="000000"/>
-          <w:kern w:val="0"/>
-          <w:sz w:val="22"/>
-          <w:szCs w:val="22"/>
-          <w:lang w:val="es-ES" w:eastAsia="es-ES"/>
-          <w14:ligatures w14:val="none"/>
-        </w:rPr>
-        <w:t xml:space="preserve">Estudio </w:t>
-      </w:r>
-      <w:r>
-        <w:rPr>
-          <w:rFonts w:ascii="Arial Narrow" w:eastAsia="Arial Narrow" w:hAnsi="Arial Narrow" w:cs="Arial Narrow"/>
-          <w:color w:val="000000"/>
-          <w:kern w:val="0"/>
-          <w:sz w:val="22"/>
-          <w:szCs w:val="22"/>
-          <w:lang w:val="es-ES" w:eastAsia="es-ES"/>
-          <w14:ligatures w14:val="none"/>
-        </w:rPr>
-        <w:t>Muñiz</w:t>
-      </w:r>
-      <w:r>
-        <w:rPr>
-          <w:rFonts w:ascii="Arial Narrow" w:eastAsia="Arial Narrow" w:hAnsi="Arial Narrow" w:cs="Arial Narrow"/>
-          <w:color w:val="000000"/>
-          <w:kern w:val="0"/>
-          <w:sz w:val="22"/>
-          <w:szCs w:val="22"/>
-          <w:lang w:val="es-ES" w:eastAsia="es-ES"/>
-          <w14:ligatures w14:val="none"/>
-        </w:rPr>
-        <w:t>:</w:t>
-      </w:r>
-      <w:r>
-        <w:rPr>
-          <w:rFonts w:ascii="Arial Narrow" w:eastAsia="Arial Narrow" w:hAnsi="Arial Narrow" w:cs="Arial Narrow"/>
-          <w:color w:val="000000"/>
-          <w:kern w:val="0"/>
-          <w:sz w:val="22"/>
-          <w:szCs w:val="22"/>
-          <w:lang w:eastAsia="es-ES"/>
-          <w14:ligatures w14:val="none"/>
-        </w:rPr>
-        <w:t xml:space="preserve"> </w:t>
-      </w:r>
-      <w:r>
-        <w:rPr>
-          <w:rFonts w:ascii="Arial Narrow" w:eastAsia="Arial Narrow" w:hAnsi="Arial Narrow" w:cs="Arial Narrow"/>
-          <w:color w:val="000000"/>
-          <w:kern w:val="0"/>
-          <w:sz w:val="22"/>
-          <w:szCs w:val="22"/>
-          <w:lang w:val="es-ES" w:eastAsia="es-ES"/>
-          <w14:ligatures w14:val="none"/>
-        </w:rPr>
-        <w:t>presentar todas las comunicaciones cursadas con la parte denunciante en virtud de los hechos materia de denuncia.</w:t>
-      </w:r>
-    </w:p>
-    <w:p>
-      <w:pPr>
-        <w:pStyle w:val="Prrafodelista"/>
-        <w:spacing w:after="0" w:line="240" w:lineRule="auto"/>
+        <w:spacing w:before="0" w:after="0" w:line="240" w:lineRule="auto"/>
         <w:ind w:left="567"/>
         <w:jc w:val="both"/>
         <w:rPr>
@@ -8440,6 +8479,22 @@
     </w:p>
     <w:p>
       <w:pPr>
+        <w:spacing w:before="0" w:after="0" w:line="240" w:lineRule="auto"/>
+        <w:jc w:val="both"/>
+        <w:rPr>
+          <w:rFonts w:ascii="Arial Narrow" w:eastAsia="Arial Narrow" w:hAnsi="Arial Narrow" w:cs="Arial Narrow"/>
+          <w:b/>
+          <w:color w:val="000000"/>
+          <w:kern w:val="0"/>
+          <w:sz w:val="22"/>
+          <w:szCs w:val="22"/>
+          <w:lang w:eastAsia="es-PE"/>
+          <w14:ligatures w14:val="none"/>
+        </w:rPr>
+      </w:pPr>
+    </w:p>
+    <w:p>
+      <w:pPr>
         <w:spacing w:after="0" w:line="240" w:lineRule="auto"/>
         <w:jc w:val="both"/>
         <w:rPr>
@@ -8453,6 +8508,107 @@
           <w14:ligatures w14:val="none"/>
         </w:rPr>
       </w:pPr>
+      <w:r>
+        <w:rPr>
+          <w:rFonts w:ascii="Arial Narrow" w:eastAsia="Arial Narrow" w:hAnsi="Arial Narrow" w:cs="Arial Narrow"/>
+          <w:b/>
+          <w:color w:val="000000"/>
+          <w:kern w:val="0"/>
+          <w:sz w:val="22"/>
+          <w:szCs w:val="22"/>
+          <w:lang w:eastAsia="es-PE"/>
+          <w14:ligatures w14:val="none"/>
+        </w:rPr>
+        <w:t xml:space="preserve">PRIMERO:</w:t>
+      </w:r>
+      <w:r>
+        <w:rPr>
+          <w:rFonts w:ascii="Arial Narrow" w:eastAsia="Arial Narrow" w:hAnsi="Arial Narrow" w:cs="Arial Narrow"/>
+          <w:color w:val="000000"/>
+          <w:kern w:val="0"/>
+          <w:sz w:val="22"/>
+          <w:szCs w:val="22"/>
+          <w:lang w:eastAsia="es-PE"/>
+          <w14:ligatures w14:val="none"/>
+        </w:rPr>
+        <w:t xml:space="preserve"> </w:t>
+      </w:r>
+      <w:r>
+        <w:rPr>
+          <w:rFonts w:ascii="Arial Narrow" w:eastAsia="Arial Narrow" w:hAnsi="Arial Narrow" w:cs="Arial Narrow"/>
+          <w:color w:val="000000"/>
+          <w:kern w:val="0"/>
+          <w:sz w:val="22"/>
+          <w:szCs w:val="22"/>
+          <w:lang w:eastAsia="es-PE"/>
+          <w14:ligatures w14:val="none"/>
+        </w:rPr>
+        <w:t xml:space="preserve">Dejar sin efecto la Resolución </w:t>
+      </w:r>
+      <w:r>
+        <w:rPr>
+          <w:rFonts w:ascii="Arial Narrow" w:eastAsia="Arial Narrow" w:hAnsi="Arial Narrow" w:cs="Arial Narrow"/>
+          <w:color w:val="000000"/>
+          <w:kern w:val="0"/>
+          <w:sz w:val="22"/>
+          <w:szCs w:val="22"/>
+          <w:lang w:eastAsia="es-PE"/>
+          <w14:ligatures w14:val="none"/>
+        </w:rPr>
+        <w:t xml:space="preserve">2 del</w:t>
+      </w:r>
+      <w:r>
+        <w:rPr>
+          <w:rFonts w:ascii="Arial Narrow" w:eastAsia="Arial Narrow" w:hAnsi="Arial Narrow" w:cs="Arial Narrow"/>
+          <w:color w:val="000000"/>
+          <w:kern w:val="0"/>
+          <w:sz w:val="22"/>
+          <w:szCs w:val="22"/>
+          <w:lang w:eastAsia="es-PE"/>
+          <w14:ligatures w14:val="none"/>
+        </w:rPr>
+        <w:t xml:space="preserve"> </w:t>
+      </w:r>
+      <w:r>
+        <w:rPr>
+          <w:rFonts w:ascii="Arial Narrow" w:eastAsia="Arial Narrow" w:hAnsi="Arial Narrow" w:cs="Arial Narrow"/>
+          <w:color w:val="000000"/>
+          <w:kern w:val="0"/>
+          <w:sz w:val="22"/>
+          <w:szCs w:val="22"/>
+          <w:lang w:eastAsia="es-PE"/>
+          <w14:ligatures w14:val="none"/>
+        </w:rPr>
+        <w:t>18 de febrero de 2026</w:t>
+      </w:r>
+      <w:r>
+        <w:rPr>
+          <w:rFonts w:ascii="Arial Narrow" w:eastAsia="Arial Narrow" w:hAnsi="Arial Narrow" w:cs="Arial Narrow"/>
+          <w:color w:val="000000"/>
+          <w:kern w:val="0"/>
+          <w:sz w:val="22"/>
+          <w:szCs w:val="22"/>
+          <w:lang w:eastAsia="es-PE"/>
+          <w14:ligatures w14:val="none"/>
+        </w:rPr>
+        <w:t>; así como su acto de notificación.</w:t>
+      </w:r>
+    </w:p>
+    <w:p>
+      <w:pPr>
+        <w:spacing w:before="0" w:after="0" w:line="240" w:lineRule="auto"/>
+        <w:jc w:val="both"/>
+        <w:rPr>
+          <w:rFonts w:ascii="Arial Narrow" w:eastAsia="Arial Narrow" w:hAnsi="Arial Narrow" w:cs="Arial Narrow"/>
+          <w:b/>
+          <w:color w:val="000000"/>
+          <w:kern w:val="0"/>
+          <w:sz w:val="22"/>
+          <w:szCs w:val="22"/>
+          <w:lang w:eastAsia="es-PE"/>
+          <w14:ligatures w14:val="none"/>
+        </w:rPr>
+      </w:pPr>
     </w:p>
     <w:p>
       <w:pPr>
@@ -8460,6 +8616,17 @@
         <w:jc w:val="both"/>
         <w:rPr>
           <w:rFonts w:ascii="Arial Narrow" w:eastAsia="Arial Narrow" w:hAnsi="Arial Narrow" w:cs="Arial Narrow"/>
+          <w:color w:val="000000"/>
+          <w:kern w:val="0"/>
+          <w:sz w:val="22"/>
+          <w:szCs w:val="22"/>
+          <w:lang w:eastAsia="es-PE"/>
+          <w14:ligatures w14:val="none"/>
+        </w:rPr>
+      </w:pPr>
+      <w:r>
+        <w:rPr>
+          <w:rFonts w:ascii="Arial Narrow" w:eastAsia="Arial Narrow" w:hAnsi="Arial Narrow" w:cs="Arial Narrow"/>
           <w:b/>
           <w:color w:val="000000"/>
           <w:kern w:val="0"/>
@@ -8468,134 +8635,6 @@
           <w:lang w:eastAsia="es-PE"/>
           <w14:ligatures w14:val="none"/>
         </w:rPr>
-      </w:pPr>
-      <w:r>
-        <w:rPr>
-          <w:rFonts w:ascii="Arial Narrow" w:eastAsia="Arial Narrow" w:hAnsi="Arial Narrow" w:cs="Arial Narrow"/>
-          <w:b/>
-          <w:color w:val="000000"/>
-          <w:kern w:val="0"/>
-          <w:sz w:val="22"/>
-          <w:szCs w:val="22"/>
-          <w:lang w:eastAsia="es-PE"/>
-          <w14:ligatures w14:val="none"/>
-        </w:rPr>
-        <w:t xml:space="preserve">PRIMERO:</w:t>
-      </w:r>
-      <w:r>
-        <w:rPr>
-          <w:rFonts w:ascii="Arial Narrow" w:eastAsia="Arial Narrow" w:hAnsi="Arial Narrow" w:cs="Arial Narrow"/>
-          <w:color w:val="000000"/>
-          <w:kern w:val="0"/>
-          <w:sz w:val="22"/>
-          <w:szCs w:val="22"/>
-          <w:lang w:eastAsia="es-PE"/>
-          <w14:ligatures w14:val="none"/>
-        </w:rPr>
-        <w:t xml:space="preserve"> </w:t>
-      </w:r>
-      <w:r>
-        <w:rPr>
-          <w:rFonts w:ascii="Arial Narrow" w:eastAsia="Arial Narrow" w:hAnsi="Arial Narrow" w:cs="Arial Narrow"/>
-          <w:color w:val="000000"/>
-          <w:kern w:val="0"/>
-          <w:sz w:val="22"/>
-          <w:szCs w:val="22"/>
-          <w:lang w:eastAsia="es-PE"/>
-          <w14:ligatures w14:val="none"/>
-        </w:rPr>
-        <w:t xml:space="preserve">Dejar sin efecto la Resolución </w:t>
-      </w:r>
-      <w:r>
-        <w:rPr>
-          <w:rFonts w:ascii="Arial Narrow" w:eastAsia="Arial Narrow" w:hAnsi="Arial Narrow" w:cs="Arial Narrow"/>
-          <w:color w:val="000000"/>
-          <w:kern w:val="0"/>
-          <w:sz w:val="22"/>
-          <w:szCs w:val="22"/>
-          <w:lang w:eastAsia="es-PE"/>
-          <w14:ligatures w14:val="none"/>
-        </w:rPr>
-        <w:t xml:space="preserve">2 del</w:t>
-      </w:r>
-      <w:r>
-        <w:rPr>
-          <w:rFonts w:ascii="Arial Narrow" w:eastAsia="Arial Narrow" w:hAnsi="Arial Narrow" w:cs="Arial Narrow"/>
-          <w:color w:val="000000"/>
-          <w:kern w:val="0"/>
-          <w:sz w:val="22"/>
-          <w:szCs w:val="22"/>
-          <w:lang w:eastAsia="es-PE"/>
-          <w14:ligatures w14:val="none"/>
-        </w:rPr>
-        <w:t xml:space="preserve"> </w:t>
-      </w:r>
-      <w:r>
-        <w:rPr>
-          <w:rFonts w:ascii="Arial Narrow" w:eastAsia="Arial Narrow" w:hAnsi="Arial Narrow" w:cs="Arial Narrow"/>
-          <w:color w:val="000000"/>
-          <w:kern w:val="0"/>
-          <w:sz w:val="22"/>
-          <w:szCs w:val="22"/>
-          <w:lang w:eastAsia="es-PE"/>
-          <w14:ligatures w14:val="none"/>
-        </w:rPr>
-        <w:t>18 de febrero de 2026</w:t>
-      </w:r>
-      <w:r>
-        <w:rPr>
-          <w:rFonts w:ascii="Arial Narrow" w:eastAsia="Arial Narrow" w:hAnsi="Arial Narrow" w:cs="Arial Narrow"/>
-          <w:color w:val="000000"/>
-          <w:kern w:val="0"/>
-          <w:sz w:val="22"/>
-          <w:szCs w:val="22"/>
-          <w:lang w:eastAsia="es-PE"/>
-          <w14:ligatures w14:val="none"/>
-        </w:rPr>
-        <w:t>; así como su acto de notificación.</w:t>
-      </w:r>
-    </w:p>
-    <w:p>
-      <w:pPr>
-        <w:spacing w:after="0" w:line="240" w:lineRule="auto"/>
-        <w:jc w:val="both"/>
-        <w:rPr>
-          <w:rFonts w:ascii="Arial Narrow" w:eastAsia="Arial Narrow" w:hAnsi="Arial Narrow" w:cs="Arial Narrow"/>
-          <w:b/>
-          <w:color w:val="000000"/>
-          <w:kern w:val="0"/>
-          <w:sz w:val="22"/>
-          <w:szCs w:val="22"/>
-          <w:lang w:eastAsia="es-PE"/>
-          <w14:ligatures w14:val="none"/>
-        </w:rPr>
-      </w:pPr>
-    </w:p>
-    <w:p>
-      <w:pPr>
-        <w:spacing w:after="0" w:line="240" w:lineRule="auto"/>
-        <w:jc w:val="both"/>
-        <w:rPr>
-          <w:rFonts w:ascii="Arial Narrow" w:eastAsia="Arial Narrow" w:hAnsi="Arial Narrow" w:cs="Arial Narrow"/>
-          <w:color w:val="000000"/>
-          <w:kern w:val="0"/>
-          <w:sz w:val="22"/>
-          <w:szCs w:val="22"/>
-          <w:lang w:eastAsia="es-PE"/>
-          <w14:ligatures w14:val="none"/>
-        </w:rPr>
-      </w:pPr>
-      <w:r>
-        <w:rPr>
-          <w:rFonts w:ascii="Arial Narrow" w:eastAsia="Arial Narrow" w:hAnsi="Arial Narrow" w:cs="Arial Narrow"/>
-          <w:b/>
-          <w:color w:val="000000"/>
-          <w:kern w:val="0"/>
-          <w:sz w:val="22"/>
-          <w:szCs w:val="22"/>
-          <w:lang w:eastAsia="es-PE"/>
-          <w14:ligatures w14:val="none"/>
-        </w:rPr>
         <w:t xml:space="preserve">SEGUNDO:</w:t>
       </w:r>
       <w:r>
@@ -8786,7 +8825,7 @@
     </w:p>
     <w:p>
       <w:pPr>
-        <w:spacing w:after="0" w:line="240" w:lineRule="auto"/>
+        <w:spacing w:before="0" w:after="0" w:line="240" w:lineRule="auto"/>
         <w:jc w:val="both"/>
         <w:rPr>
           <w:rFonts w:ascii="Arial Narrow" w:eastAsia="Arial Narrow" w:hAnsi="Arial Narrow" w:cs="Arial Narrow"/>
@@ -9008,7 +9047,7 @@
     <w:p>
       <w:pPr>
         <w:pStyle w:val="Prrafodelista"/>
-        <w:spacing w:after="0" w:line="240" w:lineRule="auto"/>
+        <w:spacing w:before="0" w:after="0" w:line="240" w:lineRule="auto"/>
         <w:ind w:left="567"/>
         <w:jc w:val="both"/>
         <w:rPr>
@@ -9208,7 +9247,7 @@
     <w:p>
       <w:pPr>
         <w:pStyle w:val="Prrafodelista"/>
-        <w:spacing w:after="0" w:line="240" w:lineRule="auto"/>
+        <w:spacing w:before="0" w:after="0" w:line="240" w:lineRule="auto"/>
         <w:ind w:left="567"/>
         <w:jc w:val="both"/>
         <w:rPr>
@@ -9409,6 +9448,7 @@
     <w:p>
       <w:pPr>
         <w:pStyle w:val="Prrafodelista"/>
+        <w:spacing w:before="0" w:after="0" w:line="240" w:lineRule="auto"/>
         <w:rPr>
           <w:rFonts w:ascii="Arial Narrow" w:eastAsia="Arial Narrow" w:hAnsi="Arial Narrow" w:cs="Arial Narrow"/>
           <w:kern w:val="0"/>
@@ -9505,7 +9545,7 @@
     </w:p>
     <w:p>
       <w:pPr>
-        <w:spacing w:after="0" w:line="240" w:lineRule="auto"/>
+        <w:spacing w:before="0" w:after="0" w:line="240" w:lineRule="auto"/>
         <w:jc w:val="both"/>
         <w:rPr>
           <w:rFonts w:ascii="Arial Narrow" w:eastAsia="Arial Narrow" w:hAnsi="Arial Narrow" w:cs="Arial Narrow"/>
@@ -9715,6 +9755,7 @@
     <w:p>
       <w:pPr>
         <w:pStyle w:val="Prrafodelista"/>
+        <w:spacing w:before="0" w:after="0" w:line="240" w:lineRule="auto"/>
         <w:rPr>
           <w:rFonts w:ascii="Arial Narrow" w:eastAsia="Arial Narrow" w:hAnsi="Arial Narrow" w:cs="Arial Narrow"/>
           <w:kern w:val="0"/>
@@ -9940,6 +9981,7 @@
     <w:p>
       <w:pPr>
         <w:pStyle w:val="Prrafodelista"/>
+        <w:spacing w:before="0" w:after="0" w:line="240" w:lineRule="auto"/>
         <w:rPr>
           <w:rFonts w:ascii="Arial Narrow" w:eastAsia="Arial Narrow" w:hAnsi="Arial Narrow" w:cs="Arial Narrow"/>
           <w:kern w:val="0"/>
@@ -10121,6 +10163,7 @@
     <w:p>
       <w:pPr>
         <w:pStyle w:val="Prrafodelista"/>
+        <w:spacing w:before="0" w:after="0" w:line="240" w:lineRule="auto"/>
         <w:rPr>
           <w:rFonts w:ascii="Arial Narrow" w:eastAsia="Arial Narrow" w:hAnsi="Arial Narrow" w:cs="Arial Narrow"/>
           <w:kern w:val="0"/>
@@ -10297,6 +10340,7 @@
     <w:p>
       <w:pPr>
         <w:pStyle w:val="Prrafodelista"/>
+        <w:spacing w:before="0" w:after="0" w:line="240" w:lineRule="auto"/>
         <w:rPr>
           <w:rFonts w:ascii="Arial Narrow" w:eastAsia="Arial Narrow" w:hAnsi="Arial Narrow" w:cs="Arial Narrow"/>
           <w:kern w:val="0"/>
@@ -10473,6 +10517,7 @@
     <w:p>
       <w:pPr>
         <w:pStyle w:val="Prrafodelista"/>
+        <w:spacing w:before="0" w:after="0" w:line="240" w:lineRule="auto"/>
         <w:rPr>
           <w:rFonts w:ascii="Arial Narrow" w:eastAsia="Arial Narrow" w:hAnsi="Arial Narrow" w:cs="Arial Narrow"/>
           <w:kern w:val="0"/>
@@ -10682,6 +10727,7 @@
     <w:p>
       <w:pPr>
         <w:pStyle w:val="Prrafodelista"/>
+        <w:spacing w:before="0" w:after="0" w:line="240" w:lineRule="auto"/>
         <w:rPr>
           <w:rFonts w:ascii="Arial Narrow" w:eastAsia="Arial Narrow" w:hAnsi="Arial Narrow" w:cs="Arial Narrow"/>
           <w:kern w:val="0"/>
@@ -10868,6 +10914,7 @@
     <w:p>
       <w:pPr>
         <w:pStyle w:val="Prrafodelista"/>
+        <w:spacing w:before="0" w:after="0" w:line="240" w:lineRule="auto"/>
         <w:rPr>
           <w:rFonts w:ascii="Arial Narrow" w:eastAsia="Arial Narrow" w:hAnsi="Arial Narrow" w:cs="Arial Narrow"/>
           <w:kern w:val="0"/>
@@ -11044,7 +11091,7 @@
     <w:bookmarkEnd w:id="22"/>
     <w:p>
       <w:pPr>
-        <w:spacing w:after="0" w:line="240" w:lineRule="auto"/>
+        <w:spacing w:before="0" w:after="0" w:line="240" w:lineRule="auto"/>
         <w:jc w:val="both"/>
         <w:rPr>
           <w:rFonts w:ascii="Arial Narrow" w:eastAsia="Arial Narrow" w:hAnsi="Arial Narrow" w:cs="Arial Narrow"/>
@@ -11155,7 +11202,7 @@
     </w:p>
     <w:p>
       <w:pPr>
-        <w:spacing w:line="240" w:lineRule="auto"/>
+        <w:spacing w:before="0" w:after="0" w:line="240" w:lineRule="auto"/>
         <w:contextualSpacing/>
         <w:jc w:val="both"/>
         <w:rPr>
@@ -11344,7 +11391,7 @@
     </w:p>
     <w:p>
       <w:pPr>
-        <w:spacing w:after="0" w:line="240" w:lineRule="auto"/>
+        <w:spacing w:before="0" w:after="0" w:line="240" w:lineRule="auto"/>
         <w:jc w:val="both"/>
         <w:rPr>
           <w:rFonts w:ascii="Arial Narrow" w:eastAsia="Arial Narrow" w:hAnsi="Arial Narrow" w:cs="Arial Narrow"/>
@@ -11660,7 +11707,7 @@
     </w:p>
     <w:p>
       <w:pPr>
-        <w:spacing w:after="0" w:line="240" w:lineRule="auto"/>
+        <w:spacing w:before="0" w:after="0" w:line="240" w:lineRule="auto"/>
         <w:ind w:left="567"/>
         <w:jc w:val="both"/>
         <w:rPr>
@@ -11761,6 +11808,21 @@
     </w:p>
     <w:p>
       <w:pPr>
+        <w:spacing w:before="0" w:after="0" w:line="240" w:lineRule="auto"/>
+        <w:jc w:val="both"/>
+        <w:rPr>
+          <w:rFonts w:ascii="Arial Narrow" w:eastAsia="Arial Narrow" w:hAnsi="Arial Narrow" w:cs="Arial Narrow"/>
+          <w:color w:val="000000"/>
+          <w:kern w:val="0"/>
+          <w:sz w:val="22"/>
+          <w:szCs w:val="22"/>
+          <w:lang w:eastAsia="es-PE"/>
+          <w14:ligatures w14:val="none"/>
+        </w:rPr>
+      </w:pPr>
+    </w:p>
+    <w:p>
+      <w:pPr>
         <w:spacing w:after="0" w:line="240" w:lineRule="auto"/>
         <w:jc w:val="both"/>
         <w:rPr>
@@ -11769,7 +11831,418 @@
           <w:kern w:val="0"/>
           <w:sz w:val="22"/>
           <w:szCs w:val="22"/>
-          <w:lang w:eastAsia="es-PE"/>
+          <w:lang w:val="es-ES" w:eastAsia="es-ES"/>
+          <w14:ligatures w14:val="none"/>
+        </w:rPr>
+      </w:pPr>
+      <w:r>
+        <w:rPr>
+          <w:rFonts w:ascii="Arial Narrow" w:eastAsia="Arial Narrow" w:hAnsi="Arial Narrow" w:cs="Arial Narrow"/>
+          <w:b/>
+          <w:color w:val="000000"/>
+          <w:kern w:val="0"/>
+          <w:sz w:val="22"/>
+          <w:szCs w:val="22"/>
+          <w:lang w:eastAsia="es-PE"/>
+          <w14:ligatures w14:val="none"/>
+        </w:rPr>
+        <w:t>SEXTO</w:t>
+      </w:r>
+      <w:r>
+        <w:rPr>
+          <w:rFonts w:ascii="Arial Narrow" w:eastAsia="Arial Narrow" w:hAnsi="Arial Narrow" w:cs="Arial Narrow"/>
+          <w:b/>
+          <w:color w:val="000000"/>
+          <w:kern w:val="0"/>
+          <w:sz w:val="22"/>
+          <w:szCs w:val="22"/>
+          <w:lang w:eastAsia="es-PE"/>
+          <w14:ligatures w14:val="none"/>
+        </w:rPr>
+        <w:t xml:space="preserve">:</w:t>
+      </w:r>
+      <w:r>
+        <w:rPr>
+          <w:rFonts w:ascii="Arial Narrow" w:eastAsia="Arial Narrow" w:hAnsi="Arial Narrow" w:cs="Arial Narrow"/>
+          <w:color w:val="000000"/>
+          <w:kern w:val="0"/>
+          <w:sz w:val="22"/>
+          <w:szCs w:val="22"/>
+          <w:lang w:eastAsia="es-PE"/>
+          <w14:ligatures w14:val="none"/>
+        </w:rPr>
+        <w:t xml:space="preserve"> </w:t>
+      </w:r>
+      <w:bookmarkStart w:id="23" w:name="_Hlk188286813"/>
+      <w:r>
+        <w:rPr>
+          <w:rFonts w:ascii="Arial Narrow" w:eastAsia="Arial Narrow" w:hAnsi="Arial Narrow" w:cs="Arial Narrow"/>
+          <w:color w:val="000000"/>
+          <w:kern w:val="0"/>
+          <w:sz w:val="22"/>
+          <w:szCs w:val="22"/>
+          <w:lang w:eastAsia="es-ES"/>
+          <w14:ligatures w14:val="none"/>
+        </w:rPr>
+        <w:t xml:space="preserve">requerir </w:t>
+      </w:r>
+      <w:r>
+        <w:rPr>
+          <w:rFonts w:ascii="Arial Narrow" w:eastAsia="Arial Narrow" w:hAnsi="Arial Narrow" w:cs="Arial Narrow"/>
+          <w:color w:val="000000"/>
+          <w:kern w:val="0"/>
+          <w:sz w:val="22"/>
+          <w:szCs w:val="22"/>
+          <w:lang w:val="es-ES" w:eastAsia="es-ES"/>
+          <w14:ligatures w14:val="none"/>
+        </w:rPr>
+        <w:t xml:space="preserve">que, en un </w:t>
+      </w:r>
+      <w:r>
+        <w:rPr>
+          <w:rFonts w:ascii="Arial Narrow" w:eastAsia="Arial Narrow" w:hAnsi="Arial Narrow" w:cs="Arial Narrow"/>
+          <w:color w:val="000000"/>
+          <w:kern w:val="0"/>
+          <w:sz w:val="22"/>
+          <w:szCs w:val="22"/>
+          <w:lang w:eastAsia="es-ES"/>
+          <w14:ligatures w14:val="none"/>
+        </w:rPr>
+        <w:t>plazo no mayor de cinco (5) días hábiles contado a partir del día siguiente de la notificación de la presente resolución</w:t>
+      </w:r>
+      <w:bookmarkEnd w:id="23"/>
+      <w:r>
+        <w:rPr>
+          <w:rFonts w:ascii="Arial Narrow" w:eastAsia="Arial Narrow" w:hAnsi="Arial Narrow" w:cs="Arial Narrow"/>
+          <w:color w:val="000000"/>
+          <w:kern w:val="0"/>
+          <w:sz w:val="22"/>
+          <w:szCs w:val="22"/>
+          <w:lang w:eastAsia="es-ES"/>
+          <w14:ligatures w14:val="none"/>
+        </w:rPr>
+        <w:t xml:space="preserve">, </w:t>
+      </w:r>
+      <w:bookmarkStart w:id="24" w:name="_Hlk188286828"/>
+      <w:r>
+        <w:rPr>
+          <w:rFonts w:ascii="Arial Narrow" w:eastAsia="Arial Narrow" w:hAnsi="Arial Narrow" w:cs="Arial Narrow"/>
+          <w:color w:val="000000"/>
+          <w:kern w:val="0"/>
+          <w:sz w:val="22"/>
+          <w:szCs w:val="22"/>
+          <w:lang w:val="es-ES" w:eastAsia="es-ES"/>
+          <w14:ligatures w14:val="none"/>
+        </w:rPr>
+        <w:t>Scotiabank Perú S.A.A</w:t>
+      </w:r>
+      <w:r>
+        <w:rPr>
+          <w:rFonts w:ascii="Arial Narrow" w:eastAsia="Arial Narrow" w:hAnsi="Arial Narrow" w:cs="Arial Narrow"/>
+          <w:sz w:val="22"/>
+          <w:szCs w:val="22"/>
+        </w:rPr>
+        <w:t>.</w:t>
+      </w:r>
+      <w:r>
+        <w:rPr>
+          <w:rFonts w:ascii="Arial Narrow" w:eastAsia="Arial Narrow" w:hAnsi="Arial Narrow" w:cs="Arial Narrow"/>
+          <w:color w:val="000000"/>
+          <w:kern w:val="0"/>
+          <w:sz w:val="22"/>
+          <w:szCs w:val="22"/>
+          <w:lang w:eastAsia="es-ES"/>
+          <w14:ligatures w14:val="none"/>
+        </w:rPr>
+        <w:t xml:space="preserve">, </w:t>
+      </w:r>
+      <w:bookmarkEnd w:id="24"/>
+      <w:r>
+        <w:rPr>
+          <w:rFonts w:ascii="Arial Narrow" w:eastAsia="Arial Narrow" w:hAnsi="Arial Narrow" w:cs="Arial Narrow"/>
+          <w:color w:val="000000"/>
+          <w:kern w:val="0"/>
+          <w:sz w:val="22"/>
+          <w:szCs w:val="22"/>
+          <w:lang w:val="es-ES" w:eastAsia="es-ES"/>
+          <w14:ligatures w14:val="none"/>
+        </w:rPr>
+        <w:t>cumpla</w:t>
+      </w:r>
+      <w:r>
+        <w:rPr>
+          <w:rFonts w:ascii="Arial Narrow" w:eastAsia="Arial Narrow" w:hAnsi="Arial Narrow" w:cs="Arial Narrow"/>
+          <w:color w:val="000000"/>
+          <w:kern w:val="0"/>
+          <w:sz w:val="22"/>
+          <w:szCs w:val="22"/>
+          <w:lang w:val="es-ES" w:eastAsia="es-ES"/>
+          <w14:ligatures w14:val="none"/>
+        </w:rPr>
+        <w:t xml:space="preserve"> con: </w:t>
+      </w:r>
+      <w:r>
+        <w:rPr>
+          <w:rFonts w:ascii="Arial Narrow" w:eastAsia="Arial Narrow" w:hAnsi="Arial Narrow" w:cs="Arial Narrow"/>
+          <w:color w:val="000000"/>
+          <w:kern w:val="0"/>
+          <w:sz w:val="22"/>
+          <w:szCs w:val="22"/>
+          <w:lang w:val="es-ES" w:eastAsia="es-ES"/>
+          <w14:ligatures w14:val="none"/>
+        </w:rPr>
+        <w:t xml:space="preserve">(i) presentar una copia debidamente suscrita del certificado y/o del Seguro de Desgravamen del </w:t>
+      </w:r>
+      <w:r>
+        <w:rPr>
+          <w:rFonts w:ascii="Arial Narrow" w:eastAsia="Arial Narrow" w:hAnsi="Arial Narrow" w:cs="Arial Narrow"/>
+          <w:color w:val="000000"/>
+          <w:kern w:val="0"/>
+          <w:sz w:val="22"/>
+          <w:szCs w:val="22"/>
+          <w:lang w:eastAsia="es-ES"/>
+          <w14:ligatures w14:val="none"/>
+        </w:rPr>
+        <w:t xml:space="preserve">crédito bancario otorgado por </w:t>
+      </w:r>
+      <w:r>
+        <w:rPr>
+          <w:rFonts w:ascii="Arial Narrow" w:eastAsia="Arial Narrow" w:hAnsi="Arial Narrow" w:cs="Arial Narrow"/>
+          <w:spacing w:val="-3"/>
+          <w:kern w:val="0"/>
+          <w14:ligatures w14:val="none"/>
+          <w:sz w:val="22"/>
+          <w:szCs w:val="22"/>
+        </w:rPr>
+        <w:t>Scotiabank Perú S.A.A.</w:t>
+      </w:r>
+      <w:r>
+        <w:rPr>
+          <w:rFonts w:ascii="Arial Narrow" w:eastAsia="Arial Narrow" w:hAnsi="Arial Narrow" w:cs="Arial Narrow"/>
+          <w:color w:val="000000"/>
+          <w:kern w:val="0"/>
+          <w:sz w:val="22"/>
+          <w:szCs w:val="22"/>
+          <w:lang w:val="es-ES" w:eastAsia="es-ES"/>
+          <w14:ligatures w14:val="none"/>
+        </w:rPr>
+        <w:t>, así como el cargo de remisión de la póliza (</w:t>
+      </w:r>
+      <w:proofErr w:type="spellStart"/>
+      <w:r>
+        <w:rPr>
+          <w:rFonts w:ascii="Arial Narrow" w:eastAsia="Arial Narrow" w:hAnsi="Arial Narrow" w:cs="Arial Narrow"/>
+          <w:color w:val="000000"/>
+          <w:kern w:val="0"/>
+          <w:sz w:val="22"/>
+          <w:szCs w:val="22"/>
+          <w:lang w:val="es-ES" w:eastAsia="es-ES"/>
+          <w14:ligatures w14:val="none"/>
+        </w:rPr>
+        <w:t>ii</w:t>
+      </w:r>
+      <w:proofErr w:type="spellEnd"/>
+      <w:r>
+        <w:rPr>
+          <w:rFonts w:ascii="Arial Narrow" w:eastAsia="Arial Narrow" w:hAnsi="Arial Narrow" w:cs="Arial Narrow"/>
+          <w:color w:val="000000"/>
+          <w:kern w:val="0"/>
+          <w:sz w:val="22"/>
+          <w:szCs w:val="22"/>
+          <w:lang w:val="es-ES" w:eastAsia="es-ES"/>
+          <w14:ligatures w14:val="none"/>
+        </w:rPr>
+        <w:t xml:space="preserve">) presentar los cargos de </w:t>
+      </w:r>
+      <w:r>
+        <w:rPr>
+          <w:rFonts w:ascii="Arial Narrow" w:eastAsia="Arial Narrow" w:hAnsi="Arial Narrow" w:cs="Arial Narrow"/>
+          <w:color w:val="000000"/>
+          <w:kern w:val="0"/>
+          <w:sz w:val="22"/>
+          <w:szCs w:val="22"/>
+          <w:lang w:val="es-ES" w:eastAsia="es-ES"/>
+          <w14:ligatures w14:val="none"/>
+        </w:rPr>
+        <w:t xml:space="preserve">la </w:t>
+      </w:r>
+      <w:r>
+        <w:rPr>
+          <w:rFonts w:ascii="Arial Narrow" w:eastAsia="Arial Narrow" w:hAnsi="Arial Narrow" w:cs="Arial Narrow"/>
+          <w:color w:val="000000"/>
+          <w:kern w:val="0"/>
+          <w:sz w:val="22"/>
+          <w:szCs w:val="22"/>
+          <w:lang w:val="es-ES" w:eastAsia="es-ES"/>
+          <w14:ligatures w14:val="none"/>
+        </w:rPr>
+        <w:t xml:space="preserve">solicitud de cobertura presentada por la parte denunciante en virtud de la Póliza del Seguro de Desgravamen del </w:t>
+      </w:r>
+      <w:r>
+        <w:rPr>
+          <w:rFonts w:ascii="Arial Narrow" w:eastAsia="Arial Narrow" w:hAnsi="Arial Narrow" w:cs="Arial Narrow"/>
+          <w:color w:val="000000"/>
+          <w:kern w:val="0"/>
+          <w:sz w:val="22"/>
+          <w:szCs w:val="22"/>
+          <w:lang w:eastAsia="es-ES"/>
+          <w14:ligatures w14:val="none"/>
+        </w:rPr>
+        <w:t xml:space="preserve">crédito bancario otorgado por </w:t>
+      </w:r>
+      <w:r>
+        <w:rPr>
+          <w:rFonts w:ascii="Arial Narrow" w:eastAsia="Arial Narrow" w:hAnsi="Arial Narrow" w:cs="Arial Narrow"/>
+          <w:spacing w:val="-3"/>
+          <w:kern w:val="0"/>
+          <w14:ligatures w14:val="none"/>
+          <w:sz w:val="22"/>
+          <w:szCs w:val="22"/>
+        </w:rPr>
+        <w:t>Scotiabank Perú S.A.A.</w:t>
+      </w:r>
+      <w:r>
+        <w:rPr>
+          <w:rFonts w:ascii="Arial Narrow" w:eastAsia="Arial Narrow" w:hAnsi="Arial Narrow" w:cs="Arial Narrow"/>
+          <w:color w:val="000000"/>
+          <w:kern w:val="0"/>
+          <w:sz w:val="22"/>
+          <w:szCs w:val="22"/>
+          <w:lang w:val="es-ES" w:eastAsia="es-ES"/>
+          <w14:ligatures w14:val="none"/>
+        </w:rPr>
+        <w:t>; y, (</w:t>
+      </w:r>
+      <w:proofErr w:type="spellStart"/>
+      <w:r>
+        <w:rPr>
+          <w:rFonts w:ascii="Arial Narrow" w:eastAsia="Arial Narrow" w:hAnsi="Arial Narrow" w:cs="Arial Narrow"/>
+          <w:color w:val="000000"/>
+          <w:kern w:val="0"/>
+          <w:sz w:val="22"/>
+          <w:szCs w:val="22"/>
+          <w:lang w:val="es-ES" w:eastAsia="es-ES"/>
+          <w14:ligatures w14:val="none"/>
+        </w:rPr>
+        <w:t>i</w:t>
+      </w:r>
+      <w:r>
+        <w:rPr>
+          <w:rFonts w:ascii="Arial Narrow" w:eastAsia="Arial Narrow" w:hAnsi="Arial Narrow" w:cs="Arial Narrow"/>
+          <w:color w:val="000000"/>
+          <w:kern w:val="0"/>
+          <w:sz w:val="22"/>
+          <w:szCs w:val="22"/>
+          <w:lang w:val="es-ES" w:eastAsia="es-ES"/>
+          <w14:ligatures w14:val="none"/>
+        </w:rPr>
+        <w:t>ii</w:t>
+      </w:r>
+      <w:proofErr w:type="spellEnd"/>
+      <w:r>
+        <w:rPr>
+          <w:rFonts w:ascii="Arial Narrow" w:eastAsia="Arial Narrow" w:hAnsi="Arial Narrow" w:cs="Arial Narrow"/>
+          <w:color w:val="000000"/>
+          <w:kern w:val="0"/>
+          <w:sz w:val="22"/>
+          <w:szCs w:val="22"/>
+          <w:lang w:val="es-ES" w:eastAsia="es-ES"/>
+          <w14:ligatures w14:val="none"/>
+        </w:rPr>
+        <w:t xml:space="preserve">) presentar las comunicaciones cursadas con </w:t>
+      </w:r>
+      <w:r>
+        <w:rPr>
+          <w:rFonts w:ascii="Arial Narrow" w:eastAsia="Arial Narrow" w:hAnsi="Arial Narrow" w:cs="Arial Narrow"/>
+          <w:sz w:val="22"/>
+          <w:szCs w:val="22"/>
+        </w:rPr>
+        <w:t xml:space="preserve">BNP </w:t>
+      </w:r>
+      <w:proofErr w:type="spellStart"/>
+      <w:r>
+        <w:rPr>
+          <w:rFonts w:ascii="Arial Narrow" w:eastAsia="Arial Narrow" w:hAnsi="Arial Narrow" w:cs="Arial Narrow"/>
+          <w:sz w:val="22"/>
+          <w:szCs w:val="22"/>
+        </w:rPr>
+        <w:t>Paribas</w:t>
+      </w:r>
+      <w:proofErr w:type="spellEnd"/>
+      <w:r>
+        <w:rPr>
+          <w:rFonts w:ascii="Arial Narrow" w:eastAsia="Arial Narrow" w:hAnsi="Arial Narrow" w:cs="Arial Narrow"/>
+          <w:sz w:val="22"/>
+          <w:szCs w:val="22"/>
+        </w:rPr>
+        <w:t xml:space="preserve"> </w:t>
+      </w:r>
+      <w:proofErr w:type="spellStart"/>
+      <w:r>
+        <w:rPr>
+          <w:rFonts w:ascii="Arial Narrow" w:eastAsia="Arial Narrow" w:hAnsi="Arial Narrow" w:cs="Arial Narrow"/>
+          <w:sz w:val="22"/>
+          <w:szCs w:val="22"/>
+        </w:rPr>
+        <w:t>Cardif</w:t>
+      </w:r>
+      <w:proofErr w:type="spellEnd"/>
+      <w:r>
+        <w:rPr>
+          <w:rFonts w:ascii="Arial Narrow" w:eastAsia="Arial Narrow" w:hAnsi="Arial Narrow" w:cs="Arial Narrow"/>
+          <w:sz w:val="22"/>
+          <w:szCs w:val="22"/>
+        </w:rPr>
+        <w:t xml:space="preserve"> S.A. Compañía de Seguros y Reaseguros</w:t>
+      </w:r>
+      <w:r>
+        <w:rPr>
+          <w:rFonts w:ascii="Arial Narrow" w:eastAsia="Arial Narrow" w:hAnsi="Arial Narrow" w:cs="Arial Narrow"/>
+          <w:color w:val="000000"/>
+          <w:kern w:val="0"/>
+          <w:sz w:val="22"/>
+          <w:szCs w:val="22"/>
+          <w:lang w:val="es-ES" w:eastAsia="es-ES"/>
+          <w14:ligatures w14:val="none"/>
+        </w:rPr>
+        <w:t xml:space="preserve"> en virtud de la solicitud de cobertura de la Póliza del Seguro de Desgravamen del </w:t>
+      </w:r>
+      <w:r>
+        <w:rPr>
+          <w:rFonts w:ascii="Arial Narrow" w:eastAsia="Arial Narrow" w:hAnsi="Arial Narrow" w:cs="Arial Narrow"/>
+          <w:color w:val="000000"/>
+          <w:kern w:val="0"/>
+          <w:sz w:val="22"/>
+          <w:szCs w:val="22"/>
+          <w:lang w:eastAsia="es-ES"/>
+          <w14:ligatures w14:val="none"/>
+        </w:rPr>
+        <w:t>crédito bancario</w:t>
+      </w:r>
+      <w:r>
+        <w:rPr>
+          <w:rFonts w:ascii="Arial Narrow" w:eastAsia="Arial Narrow" w:hAnsi="Arial Narrow" w:cs="Arial Narrow"/>
+          <w:color w:val="000000"/>
+          <w:kern w:val="0"/>
+          <w:sz w:val="22"/>
+          <w:szCs w:val="22"/>
+          <w:lang w:val="es-ES" w:eastAsia="es-ES"/>
+          <w14:ligatures w14:val="none"/>
+        </w:rPr>
+        <w:t>.</w:t>
+      </w:r>
+    </w:p>
+    <w:p>
+      <w:pPr>
+        <w:spacing w:before="0" w:after="0" w:line="240" w:lineRule="auto"/>
+        <w:jc w:val="both"/>
+        <w:rPr>
+          <w:rFonts w:ascii="Arial Narrow" w:eastAsia="Arial Narrow" w:hAnsi="Arial Narrow" w:cs="Arial Narrow"/>
+          <w:color w:val="000000"/>
+          <w:kern w:val="0"/>
+          <w:sz w:val="22"/>
+          <w:szCs w:val="22"/>
+          <w:lang w:val="es-ES" w:eastAsia="es-ES"/>
           <w14:ligatures w14:val="none"/>
         </w:rPr>
       </w:pPr>
@@ -11799,7 +12272,7 @@
           <w:lang w:eastAsia="es-PE"/>
           <w14:ligatures w14:val="none"/>
         </w:rPr>
-        <w:t>SEXTO</w:t>
+        <w:t>SÉTIMO</w:t>
       </w:r>
       <w:r>
         <w:rPr>
@@ -11826,7 +12299,6 @@
         </w:rPr>
         <w:t xml:space="preserve"> </w:t>
       </w:r>
-      <w:bookmarkStart w:id="23" w:name="_Hlk188286813"/>
       <w:r>
         <w:rPr>
           <w:rFonts w:ascii="Arial Narrow" w:eastAsia="Arial Narrow" w:hAnsi="Arial Narrow" w:cs="Arial Narrow"/>
@@ -11861,9 +12333,72 @@
           <w:lang w:eastAsia="es-ES"/>
           <w14:ligatures w14:val="none"/>
         </w:rPr>
-        <w:t>plazo no mayor de cinco (5) días hábiles contado a partir del día siguiente de la notificación de la presente resolución</w:t>
-      </w:r>
-      <w:bookmarkEnd w:id="23"/>
+        <w:t xml:space="preserve">plazo no mayor de cinco (5) días hábiles contado a partir del día siguiente de la notificación de la presente resolución, </w:t>
+      </w:r>
+      <w:r>
+        <w:rPr>
+          <w:rFonts w:ascii="Arial Narrow" w:eastAsia="Arial Narrow" w:hAnsi="Arial Narrow" w:cs="Arial Narrow"/>
+          <w:color w:val="000000"/>
+          <w:kern w:val="0"/>
+          <w:sz w:val="22"/>
+          <w:szCs w:val="22"/>
+          <w:lang w:val="es-ES" w:eastAsia="es-ES"/>
+          <w14:ligatures w14:val="none"/>
+        </w:rPr>
+        <w:t xml:space="preserve">BNP </w:t>
+      </w:r>
+      <w:proofErr w:type="spellStart"/>
+      <w:r>
+        <w:rPr>
+          <w:rFonts w:ascii="Arial Narrow" w:eastAsia="Arial Narrow" w:hAnsi="Arial Narrow" w:cs="Arial Narrow"/>
+          <w:color w:val="000000"/>
+          <w:kern w:val="0"/>
+          <w:sz w:val="22"/>
+          <w:szCs w:val="22"/>
+          <w:lang w:val="es-ES" w:eastAsia="es-ES"/>
+          <w14:ligatures w14:val="none"/>
+        </w:rPr>
+        <w:t>Paribas</w:t>
+      </w:r>
+      <w:proofErr w:type="spellEnd"/>
+      <w:r>
+        <w:rPr>
+          <w:rFonts w:ascii="Arial Narrow" w:eastAsia="Arial Narrow" w:hAnsi="Arial Narrow" w:cs="Arial Narrow"/>
+          <w:color w:val="000000"/>
+          <w:kern w:val="0"/>
+          <w:sz w:val="22"/>
+          <w:szCs w:val="22"/>
+          <w:lang w:val="es-ES" w:eastAsia="es-ES"/>
+          <w14:ligatures w14:val="none"/>
+        </w:rPr>
+        <w:t xml:space="preserve"> </w:t>
+      </w:r>
+      <w:proofErr w:type="spellStart"/>
+      <w:r>
+        <w:rPr>
+          <w:rFonts w:ascii="Arial Narrow" w:eastAsia="Arial Narrow" w:hAnsi="Arial Narrow" w:cs="Arial Narrow"/>
+          <w:color w:val="000000"/>
+          <w:kern w:val="0"/>
+          <w:sz w:val="22"/>
+          <w:szCs w:val="22"/>
+          <w:lang w:val="es-ES" w:eastAsia="es-ES"/>
+          <w14:ligatures w14:val="none"/>
+        </w:rPr>
+        <w:t>Cardif</w:t>
+      </w:r>
+      <w:proofErr w:type="spellEnd"/>
+      <w:r>
+        <w:rPr>
+          <w:rFonts w:ascii="Arial Narrow" w:eastAsia="Arial Narrow" w:hAnsi="Arial Narrow" w:cs="Arial Narrow"/>
+          <w:color w:val="000000"/>
+          <w:kern w:val="0"/>
+          <w:sz w:val="22"/>
+          <w:szCs w:val="22"/>
+          <w:lang w:val="es-ES" w:eastAsia="es-ES"/>
+          <w14:ligatures w14:val="none"/>
+        </w:rPr>
+        <w:t xml:space="preserve"> S.A. Compañía de Seguros y Reaseguros</w:t>
+      </w:r>
       <w:r>
         <w:rPr>
           <w:rFonts w:ascii="Arial Narrow" w:eastAsia="Arial Narrow" w:hAnsi="Arial Narrow" w:cs="Arial Narrow"/>
@@ -11876,7 +12411,6 @@
         </w:rPr>
         <w:t xml:space="preserve">, </w:t>
       </w:r>
-      <w:bookmarkStart w:id="24" w:name="_Hlk188286828"/>
       <w:r>
         <w:rPr>
           <w:rFonts w:ascii="Arial Narrow" w:eastAsia="Arial Narrow" w:hAnsi="Arial Narrow" w:cs="Arial Narrow"/>
@@ -11887,670 +12421,183 @@
           <w:lang w:val="es-ES" w:eastAsia="es-ES"/>
           <w14:ligatures w14:val="none"/>
         </w:rPr>
-        <w:t>Scotiabank Perú S.A.A</w:t>
-      </w:r>
-      <w:r>
-        <w:rPr>
-          <w:rFonts w:ascii="Arial Narrow" w:eastAsia="Arial Narrow" w:hAnsi="Arial Narrow" w:cs="Arial Narrow"/>
-          <w:sz w:val="22"/>
-          <w:szCs w:val="22"/>
+        <w:t>cumpla con</w:t>
+      </w:r>
+      <w:r>
+        <w:rPr>
+          <w:rFonts w:ascii="Arial Narrow" w:eastAsia="Arial Narrow" w:hAnsi="Arial Narrow" w:cs="Arial Narrow"/>
+          <w:color w:val="000000"/>
+          <w:kern w:val="0"/>
+          <w:sz w:val="22"/>
+          <w:szCs w:val="22"/>
+          <w:lang w:val="es-ES" w:eastAsia="es-ES"/>
+          <w14:ligatures w14:val="none"/>
+        </w:rPr>
+        <w:t>: (</w:t>
+      </w:r>
+      <w:r>
+        <w:rPr>
+          <w:rFonts w:ascii="Arial Narrow" w:eastAsia="Arial Narrow" w:hAnsi="Arial Narrow" w:cs="Arial Narrow"/>
+          <w:color w:val="000000"/>
+          <w:kern w:val="0"/>
+          <w:sz w:val="22"/>
+          <w:szCs w:val="22"/>
+          <w:lang w:val="es-ES" w:eastAsia="es-ES"/>
+          <w14:ligatures w14:val="none"/>
+        </w:rPr>
+        <w:t>i)</w:t>
+      </w:r>
+      <w:r>
+        <w:rPr>
+          <w:rFonts w:ascii="Arial Narrow" w:eastAsia="Arial Narrow" w:hAnsi="Arial Narrow" w:cs="Arial Narrow"/>
+          <w:color w:val="000000"/>
+          <w:kern w:val="0"/>
+          <w:sz w:val="22"/>
+          <w:szCs w:val="22"/>
+          <w:lang w:val="es-ES" w:eastAsia="es-ES"/>
+          <w14:ligatures w14:val="none"/>
+        </w:rPr>
+        <w:t xml:space="preserve"> presentar una copia debidamente suscrita del certificado y/o del Seguro de Desgravamen del </w:t>
+      </w:r>
+      <w:r>
+        <w:rPr>
+          <w:rFonts w:ascii="Arial Narrow" w:eastAsia="Arial Narrow" w:hAnsi="Arial Narrow" w:cs="Arial Narrow"/>
+          <w:color w:val="000000"/>
+          <w:kern w:val="0"/>
+          <w:sz w:val="22"/>
+          <w:szCs w:val="22"/>
+          <w:lang w:eastAsia="es-ES"/>
+          <w14:ligatures w14:val="none"/>
+        </w:rPr>
+        <w:t xml:space="preserve">crédito bancario otorgado por </w:t>
+      </w:r>
+      <w:r>
+        <w:rPr>
+          <w:rFonts w:ascii="Arial Narrow" w:eastAsia="Arial Narrow" w:hAnsi="Arial Narrow" w:cs="Arial Narrow"/>
+          <w:spacing w:val="-3"/>
+          <w:kern w:val="0"/>
+          <w14:ligatures w14:val="none"/>
+          <w:sz w:val="22"/>
+          <w:szCs w:val="22"/>
+        </w:rPr>
+        <w:t>Scotiabank Perú S.A.A.</w:t>
+      </w:r>
+      <w:r>
+        <w:rPr>
+          <w:rFonts w:ascii="Arial Narrow" w:eastAsia="Arial Narrow" w:hAnsi="Arial Narrow" w:cs="Arial Narrow"/>
+          <w:color w:val="000000"/>
+          <w:kern w:val="0"/>
+          <w:sz w:val="22"/>
+          <w:szCs w:val="22"/>
+          <w:lang w:val="es-ES" w:eastAsia="es-ES"/>
+          <w14:ligatures w14:val="none"/>
+        </w:rPr>
+        <w:t>, así como el cargo de remisión de la póliza; (</w:t>
+      </w:r>
+      <w:proofErr w:type="spellStart"/>
+      <w:r>
+        <w:rPr>
+          <w:rFonts w:ascii="Arial Narrow" w:eastAsia="Arial Narrow" w:hAnsi="Arial Narrow" w:cs="Arial Narrow"/>
+          <w:color w:val="000000"/>
+          <w:kern w:val="0"/>
+          <w:sz w:val="22"/>
+          <w:szCs w:val="22"/>
+          <w:lang w:val="es-ES" w:eastAsia="es-ES"/>
+          <w14:ligatures w14:val="none"/>
+        </w:rPr>
+        <w:t>ii</w:t>
+      </w:r>
+      <w:proofErr w:type="spellEnd"/>
+      <w:r>
+        <w:rPr>
+          <w:rFonts w:ascii="Arial Narrow" w:eastAsia="Arial Narrow" w:hAnsi="Arial Narrow" w:cs="Arial Narrow"/>
+          <w:color w:val="000000"/>
+          <w:kern w:val="0"/>
+          <w:sz w:val="22"/>
+          <w:szCs w:val="22"/>
+          <w:lang w:val="es-ES" w:eastAsia="es-ES"/>
+          <w14:ligatures w14:val="none"/>
+        </w:rPr>
+        <w:t>) presentar todas las comunicaciones cursadas con la parte denunciante en virtud de los hechos materia de denuncia; y, (</w:t>
+      </w:r>
+      <w:proofErr w:type="spellStart"/>
+      <w:r>
+        <w:rPr>
+          <w:rFonts w:ascii="Arial Narrow" w:eastAsia="Arial Narrow" w:hAnsi="Arial Narrow" w:cs="Arial Narrow"/>
+          <w:color w:val="000000"/>
+          <w:kern w:val="0"/>
+          <w:sz w:val="22"/>
+          <w:szCs w:val="22"/>
+          <w:lang w:val="es-ES" w:eastAsia="es-ES"/>
+          <w14:ligatures w14:val="none"/>
+        </w:rPr>
+        <w:t>i</w:t>
+      </w:r>
+      <w:r>
+        <w:rPr>
+          <w:rFonts w:ascii="Arial Narrow" w:eastAsia="Arial Narrow" w:hAnsi="Arial Narrow" w:cs="Arial Narrow"/>
+          <w:color w:val="000000"/>
+          <w:kern w:val="0"/>
+          <w:sz w:val="22"/>
+          <w:szCs w:val="22"/>
+          <w:lang w:val="es-ES" w:eastAsia="es-ES"/>
+          <w14:ligatures w14:val="none"/>
+        </w:rPr>
+        <w:t>ii</w:t>
+      </w:r>
+      <w:proofErr w:type="spellEnd"/>
+      <w:r>
+        <w:rPr>
+          <w:rFonts w:ascii="Arial Narrow" w:eastAsia="Arial Narrow" w:hAnsi="Arial Narrow" w:cs="Arial Narrow"/>
+          <w:color w:val="000000"/>
+          <w:kern w:val="0"/>
+          <w:sz w:val="22"/>
+          <w:szCs w:val="22"/>
+          <w:lang w:val="es-ES" w:eastAsia="es-ES"/>
+          <w14:ligatures w14:val="none"/>
+        </w:rPr>
+        <w:t>) presentar los medios</w:t>
+      </w:r>
+      <w:r>
+        <w:rPr>
+          <w:rFonts w:ascii="Arial Narrow" w:eastAsia="Arial Narrow" w:hAnsi="Arial Narrow" w:cs="Arial Narrow"/>
+          <w:color w:val="000000"/>
+          <w:kern w:val="0"/>
+          <w:sz w:val="22"/>
+          <w:szCs w:val="22"/>
+          <w:lang w:val="es-ES" w:eastAsia="es-ES"/>
+          <w14:ligatures w14:val="none"/>
+        </w:rPr>
+        <w:t xml:space="preserve"> probatorios</w:t>
+      </w:r>
+      <w:r>
+        <w:rPr>
+          <w:rFonts w:ascii="Arial Narrow" w:eastAsia="Arial Narrow" w:hAnsi="Arial Narrow" w:cs="Arial Narrow"/>
+          <w:color w:val="000000"/>
+          <w:kern w:val="0"/>
+          <w:sz w:val="22"/>
+          <w:szCs w:val="22"/>
+          <w:lang w:val="es-ES" w:eastAsia="es-ES"/>
+          <w14:ligatures w14:val="none"/>
+        </w:rPr>
+        <w:t xml:space="preserve"> que acrediten que brindó una respuesta oportuna a la solicitud de cobertura presentada por la parte denunciante</w:t>
+      </w:r>
+      <w:r>
+        <w:rPr>
+          <w:rFonts w:ascii="Arial Narrow" w:eastAsia="Arial Narrow" w:hAnsi="Arial Narrow" w:cs="Arial Narrow"/>
+          <w:color w:val="000000"/>
+          <w:kern w:val="0"/>
+          <w:sz w:val="22"/>
+          <w:szCs w:val="22"/>
+          <w:lang w:val="es-ES" w:eastAsia="es-ES"/>
+          <w14:ligatures w14:val="none"/>
         </w:rPr>
         <w:t>.</w:t>
       </w:r>
-      <w:r>
-        <w:rPr>
-          <w:rFonts w:ascii="Arial Narrow" w:eastAsia="Arial Narrow" w:hAnsi="Arial Narrow" w:cs="Arial Narrow"/>
-          <w:color w:val="000000"/>
-          <w:kern w:val="0"/>
-          <w:sz w:val="22"/>
-          <w:szCs w:val="22"/>
-          <w:lang w:eastAsia="es-ES"/>
-          <w14:ligatures w14:val="none"/>
-        </w:rPr>
-        <w:t xml:space="preserve">, </w:t>
-      </w:r>
-      <w:bookmarkEnd w:id="24"/>
-      <w:r>
-        <w:rPr>
-          <w:rFonts w:ascii="Arial Narrow" w:eastAsia="Arial Narrow" w:hAnsi="Arial Narrow" w:cs="Arial Narrow"/>
-          <w:color w:val="000000"/>
-          <w:kern w:val="0"/>
-          <w:sz w:val="22"/>
-          <w:szCs w:val="22"/>
-          <w:lang w:val="es-ES" w:eastAsia="es-ES"/>
-          <w14:ligatures w14:val="none"/>
-        </w:rPr>
-        <w:t>cumpla</w:t>
-      </w:r>
-      <w:r>
-        <w:rPr>
-          <w:rFonts w:ascii="Arial Narrow" w:eastAsia="Arial Narrow" w:hAnsi="Arial Narrow" w:cs="Arial Narrow"/>
-          <w:color w:val="000000"/>
-          <w:kern w:val="0"/>
-          <w:sz w:val="22"/>
-          <w:szCs w:val="22"/>
-          <w:lang w:val="es-ES" w:eastAsia="es-ES"/>
-          <w14:ligatures w14:val="none"/>
-        </w:rPr>
-        <w:t xml:space="preserve"> con: </w:t>
-      </w:r>
-      <w:r>
-        <w:rPr>
-          <w:rFonts w:ascii="Arial Narrow" w:eastAsia="Arial Narrow" w:hAnsi="Arial Narrow" w:cs="Arial Narrow"/>
-          <w:color w:val="000000"/>
-          <w:kern w:val="0"/>
-          <w:sz w:val="22"/>
-          <w:szCs w:val="22"/>
-          <w:lang w:val="es-ES" w:eastAsia="es-ES"/>
-          <w14:ligatures w14:val="none"/>
-        </w:rPr>
-        <w:t xml:space="preserve">(i) presentar una copia debidamente suscrita del certificado y/o del Seguro de Desgravamen del </w:t>
-      </w:r>
-      <w:r>
-        <w:rPr>
-          <w:rFonts w:ascii="Arial Narrow" w:eastAsia="Arial Narrow" w:hAnsi="Arial Narrow" w:cs="Arial Narrow"/>
-          <w:color w:val="000000"/>
-          <w:kern w:val="0"/>
-          <w:sz w:val="22"/>
-          <w:szCs w:val="22"/>
-          <w:lang w:eastAsia="es-ES"/>
-          <w14:ligatures w14:val="none"/>
-        </w:rPr>
-        <w:t xml:space="preserve">crédito bancario otorgado por </w:t>
-      </w:r>
-      <w:r>
-        <w:rPr>
-          <w:rFonts w:ascii="Arial Narrow" w:eastAsia="Arial Narrow" w:hAnsi="Arial Narrow" w:cs="Arial Narrow"/>
-          <w:spacing w:val="-3"/>
-          <w:kern w:val="0"/>
-          <w14:ligatures w14:val="none"/>
-          <w:sz w:val="22"/>
-          <w:szCs w:val="22"/>
-        </w:rPr>
-        <w:t>Scotiabank Perú S.A.A.</w:t>
-      </w:r>
-      <w:r>
-        <w:rPr>
-          <w:rFonts w:ascii="Arial Narrow" w:eastAsia="Arial Narrow" w:hAnsi="Arial Narrow" w:cs="Arial Narrow"/>
-          <w:color w:val="000000"/>
-          <w:kern w:val="0"/>
-          <w:sz w:val="22"/>
-          <w:szCs w:val="22"/>
-          <w:lang w:val="es-ES" w:eastAsia="es-ES"/>
-          <w14:ligatures w14:val="none"/>
-        </w:rPr>
-        <w:t>, así como el cargo de remisión de la póliza (</w:t>
-      </w:r>
-      <w:proofErr w:type="spellStart"/>
-      <w:r>
-        <w:rPr>
-          <w:rFonts w:ascii="Arial Narrow" w:eastAsia="Arial Narrow" w:hAnsi="Arial Narrow" w:cs="Arial Narrow"/>
-          <w:color w:val="000000"/>
-          <w:kern w:val="0"/>
-          <w:sz w:val="22"/>
-          <w:szCs w:val="22"/>
-          <w:lang w:val="es-ES" w:eastAsia="es-ES"/>
-          <w14:ligatures w14:val="none"/>
-        </w:rPr>
-        <w:t>ii</w:t>
-      </w:r>
-      <w:proofErr w:type="spellEnd"/>
-      <w:r>
-        <w:rPr>
-          <w:rFonts w:ascii="Arial Narrow" w:eastAsia="Arial Narrow" w:hAnsi="Arial Narrow" w:cs="Arial Narrow"/>
-          <w:color w:val="000000"/>
-          <w:kern w:val="0"/>
-          <w:sz w:val="22"/>
-          <w:szCs w:val="22"/>
-          <w:lang w:val="es-ES" w:eastAsia="es-ES"/>
-          <w14:ligatures w14:val="none"/>
-        </w:rPr>
-        <w:t xml:space="preserve">) presentar los cargos de </w:t>
-      </w:r>
-      <w:r>
-        <w:rPr>
-          <w:rFonts w:ascii="Arial Narrow" w:eastAsia="Arial Narrow" w:hAnsi="Arial Narrow" w:cs="Arial Narrow"/>
-          <w:color w:val="000000"/>
-          <w:kern w:val="0"/>
-          <w:sz w:val="22"/>
-          <w:szCs w:val="22"/>
-          <w:lang w:val="es-ES" w:eastAsia="es-ES"/>
-          <w14:ligatures w14:val="none"/>
-        </w:rPr>
-        <w:t xml:space="preserve">la </w:t>
-      </w:r>
-      <w:r>
-        <w:rPr>
-          <w:rFonts w:ascii="Arial Narrow" w:eastAsia="Arial Narrow" w:hAnsi="Arial Narrow" w:cs="Arial Narrow"/>
-          <w:color w:val="000000"/>
-          <w:kern w:val="0"/>
-          <w:sz w:val="22"/>
-          <w:szCs w:val="22"/>
-          <w:lang w:val="es-ES" w:eastAsia="es-ES"/>
-          <w14:ligatures w14:val="none"/>
-        </w:rPr>
-        <w:t xml:space="preserve">solicitud de cobertura presentada por la parte denunciante en virtud de la Póliza del Seguro de Desgravamen del </w:t>
-      </w:r>
-      <w:r>
-        <w:rPr>
-          <w:rFonts w:ascii="Arial Narrow" w:eastAsia="Arial Narrow" w:hAnsi="Arial Narrow" w:cs="Arial Narrow"/>
-          <w:color w:val="000000"/>
-          <w:kern w:val="0"/>
-          <w:sz w:val="22"/>
-          <w:szCs w:val="22"/>
-          <w:lang w:eastAsia="es-ES"/>
-          <w14:ligatures w14:val="none"/>
-        </w:rPr>
-        <w:t xml:space="preserve">crédito bancario otorgado por </w:t>
-      </w:r>
-      <w:r>
-        <w:rPr>
-          <w:rFonts w:ascii="Arial Narrow" w:eastAsia="Arial Narrow" w:hAnsi="Arial Narrow" w:cs="Arial Narrow"/>
-          <w:spacing w:val="-3"/>
-          <w:kern w:val="0"/>
-          <w14:ligatures w14:val="none"/>
-          <w:sz w:val="22"/>
-          <w:szCs w:val="22"/>
-        </w:rPr>
-        <w:t>Scotiabank Perú S.A.A.</w:t>
-      </w:r>
-      <w:r>
-        <w:rPr>
-          <w:rFonts w:ascii="Arial Narrow" w:eastAsia="Arial Narrow" w:hAnsi="Arial Narrow" w:cs="Arial Narrow"/>
-          <w:color w:val="000000"/>
-          <w:kern w:val="0"/>
-          <w:sz w:val="22"/>
-          <w:szCs w:val="22"/>
-          <w:lang w:val="es-ES" w:eastAsia="es-ES"/>
-          <w14:ligatures w14:val="none"/>
-        </w:rPr>
-        <w:t>; y, (</w:t>
-      </w:r>
-      <w:proofErr w:type="spellStart"/>
-      <w:r>
-        <w:rPr>
-          <w:rFonts w:ascii="Arial Narrow" w:eastAsia="Arial Narrow" w:hAnsi="Arial Narrow" w:cs="Arial Narrow"/>
-          <w:color w:val="000000"/>
-          <w:kern w:val="0"/>
-          <w:sz w:val="22"/>
-          <w:szCs w:val="22"/>
-          <w:lang w:val="es-ES" w:eastAsia="es-ES"/>
-          <w14:ligatures w14:val="none"/>
-        </w:rPr>
-        <w:t>i</w:t>
-      </w:r>
-      <w:r>
-        <w:rPr>
-          <w:rFonts w:ascii="Arial Narrow" w:eastAsia="Arial Narrow" w:hAnsi="Arial Narrow" w:cs="Arial Narrow"/>
-          <w:color w:val="000000"/>
-          <w:kern w:val="0"/>
-          <w:sz w:val="22"/>
-          <w:szCs w:val="22"/>
-          <w:lang w:val="es-ES" w:eastAsia="es-ES"/>
-          <w14:ligatures w14:val="none"/>
-        </w:rPr>
-        <w:t>ii</w:t>
-      </w:r>
-      <w:proofErr w:type="spellEnd"/>
-      <w:r>
-        <w:rPr>
-          <w:rFonts w:ascii="Arial Narrow" w:eastAsia="Arial Narrow" w:hAnsi="Arial Narrow" w:cs="Arial Narrow"/>
-          <w:color w:val="000000"/>
-          <w:kern w:val="0"/>
-          <w:sz w:val="22"/>
-          <w:szCs w:val="22"/>
-          <w:lang w:val="es-ES" w:eastAsia="es-ES"/>
-          <w14:ligatures w14:val="none"/>
-        </w:rPr>
-        <w:t xml:space="preserve">) presentar las comunicaciones cursadas con </w:t>
-      </w:r>
-      <w:r>
-        <w:rPr>
-          <w:rFonts w:ascii="Arial Narrow" w:eastAsia="Arial Narrow" w:hAnsi="Arial Narrow" w:cs="Arial Narrow"/>
-          <w:sz w:val="22"/>
-          <w:szCs w:val="22"/>
-        </w:rPr>
-        <w:t xml:space="preserve">BNP </w:t>
-      </w:r>
-      <w:proofErr w:type="spellStart"/>
-      <w:r>
-        <w:rPr>
-          <w:rFonts w:ascii="Arial Narrow" w:eastAsia="Arial Narrow" w:hAnsi="Arial Narrow" w:cs="Arial Narrow"/>
-          <w:sz w:val="22"/>
-          <w:szCs w:val="22"/>
-        </w:rPr>
-        <w:t>Paribas</w:t>
-      </w:r>
-      <w:proofErr w:type="spellEnd"/>
-      <w:r>
-        <w:rPr>
-          <w:rFonts w:ascii="Arial Narrow" w:eastAsia="Arial Narrow" w:hAnsi="Arial Narrow" w:cs="Arial Narrow"/>
-          <w:sz w:val="22"/>
-          <w:szCs w:val="22"/>
-        </w:rPr>
-        <w:t xml:space="preserve"> </w:t>
-      </w:r>
-      <w:proofErr w:type="spellStart"/>
-      <w:r>
-        <w:rPr>
-          <w:rFonts w:ascii="Arial Narrow" w:eastAsia="Arial Narrow" w:hAnsi="Arial Narrow" w:cs="Arial Narrow"/>
-          <w:sz w:val="22"/>
-          <w:szCs w:val="22"/>
-        </w:rPr>
-        <w:t>Cardif</w:t>
-      </w:r>
-      <w:proofErr w:type="spellEnd"/>
-      <w:r>
-        <w:rPr>
-          <w:rFonts w:ascii="Arial Narrow" w:eastAsia="Arial Narrow" w:hAnsi="Arial Narrow" w:cs="Arial Narrow"/>
-          <w:sz w:val="22"/>
-          <w:szCs w:val="22"/>
-        </w:rPr>
-        <w:t xml:space="preserve"> S.A. Compañía de Seguros y Reaseguros</w:t>
-      </w:r>
-      <w:r>
-        <w:rPr>
-          <w:rFonts w:ascii="Arial Narrow" w:eastAsia="Arial Narrow" w:hAnsi="Arial Narrow" w:cs="Arial Narrow"/>
-          <w:color w:val="000000"/>
-          <w:kern w:val="0"/>
-          <w:sz w:val="22"/>
-          <w:szCs w:val="22"/>
-          <w:lang w:val="es-ES" w:eastAsia="es-ES"/>
-          <w14:ligatures w14:val="none"/>
-        </w:rPr>
-        <w:t xml:space="preserve"> en virtud de la solicitud de cobertura de la Póliza del Seguro de Desgravamen del </w:t>
-      </w:r>
-      <w:r>
-        <w:rPr>
-          <w:rFonts w:ascii="Arial Narrow" w:eastAsia="Arial Narrow" w:hAnsi="Arial Narrow" w:cs="Arial Narrow"/>
-          <w:color w:val="000000"/>
-          <w:kern w:val="0"/>
-          <w:sz w:val="22"/>
-          <w:szCs w:val="22"/>
-          <w:lang w:eastAsia="es-ES"/>
-          <w14:ligatures w14:val="none"/>
-        </w:rPr>
-        <w:t>crédito bancario</w:t>
-      </w:r>
-      <w:r>
-        <w:rPr>
-          <w:rFonts w:ascii="Arial Narrow" w:eastAsia="Arial Narrow" w:hAnsi="Arial Narrow" w:cs="Arial Narrow"/>
-          <w:color w:val="000000"/>
-          <w:kern w:val="0"/>
-          <w:sz w:val="22"/>
-          <w:szCs w:val="22"/>
-          <w:lang w:val="es-ES" w:eastAsia="es-ES"/>
-          <w14:ligatures w14:val="none"/>
-        </w:rPr>
-        <w:t>.</w:t>
-      </w:r>
-    </w:p>
-    <w:p>
-      <w:pPr>
-        <w:spacing w:after="0" w:line="240" w:lineRule="auto"/>
-        <w:jc w:val="both"/>
-        <w:rPr>
-          <w:rFonts w:ascii="Arial Narrow" w:eastAsia="Arial Narrow" w:hAnsi="Arial Narrow" w:cs="Arial Narrow"/>
-          <w:color w:val="000000"/>
-          <w:kern w:val="0"/>
-          <w:sz w:val="22"/>
-          <w:szCs w:val="22"/>
-          <w:lang w:val="es-ES" w:eastAsia="es-ES"/>
-          <w14:ligatures w14:val="none"/>
-        </w:rPr>
-      </w:pPr>
-    </w:p>
-    <w:p>
-      <w:pPr>
-        <w:spacing w:after="0" w:line="240" w:lineRule="auto"/>
-        <w:jc w:val="both"/>
-        <w:rPr>
-          <w:rFonts w:ascii="Arial Narrow" w:eastAsia="Arial Narrow" w:hAnsi="Arial Narrow" w:cs="Arial Narrow"/>
-          <w:color w:val="000000"/>
-          <w:kern w:val="0"/>
-          <w:sz w:val="22"/>
-          <w:szCs w:val="22"/>
-          <w:lang w:val="es-ES" w:eastAsia="es-ES"/>
-          <w14:ligatures w14:val="none"/>
-        </w:rPr>
-      </w:pPr>
-      <w:r>
-        <w:rPr>
-          <w:rFonts w:ascii="Arial Narrow" w:eastAsia="Arial Narrow" w:hAnsi="Arial Narrow" w:cs="Arial Narrow"/>
-          <w:b/>
-          <w:color w:val="000000"/>
-          <w:kern w:val="0"/>
-          <w:sz w:val="22"/>
-          <w:szCs w:val="22"/>
-          <w:lang w:eastAsia="es-PE"/>
-          <w14:ligatures w14:val="none"/>
-        </w:rPr>
-        <w:t>SÉTIMO</w:t>
-      </w:r>
-      <w:r>
-        <w:rPr>
-          <w:rFonts w:ascii="Arial Narrow" w:eastAsia="Arial Narrow" w:hAnsi="Arial Narrow" w:cs="Arial Narrow"/>
-          <w:b/>
-          <w:color w:val="000000"/>
-          <w:kern w:val="0"/>
-          <w:sz w:val="22"/>
-          <w:szCs w:val="22"/>
-          <w:lang w:eastAsia="es-PE"/>
-          <w14:ligatures w14:val="none"/>
-        </w:rPr>
-        <w:t xml:space="preserve">:</w:t>
-      </w:r>
-      <w:r>
-        <w:rPr>
-          <w:rFonts w:ascii="Arial Narrow" w:eastAsia="Arial Narrow" w:hAnsi="Arial Narrow" w:cs="Arial Narrow"/>
-          <w:color w:val="000000"/>
-          <w:kern w:val="0"/>
-          <w:sz w:val="22"/>
-          <w:szCs w:val="22"/>
-          <w:lang w:eastAsia="es-PE"/>
-          <w14:ligatures w14:val="none"/>
-        </w:rPr>
-        <w:t xml:space="preserve"> </w:t>
-      </w:r>
-      <w:r>
-        <w:rPr>
-          <w:rFonts w:ascii="Arial Narrow" w:eastAsia="Arial Narrow" w:hAnsi="Arial Narrow" w:cs="Arial Narrow"/>
-          <w:color w:val="000000"/>
-          <w:kern w:val="0"/>
-          <w:sz w:val="22"/>
-          <w:szCs w:val="22"/>
-          <w:lang w:eastAsia="es-ES"/>
-          <w14:ligatures w14:val="none"/>
-        </w:rPr>
-        <w:t xml:space="preserve">requerir </w:t>
-      </w:r>
-      <w:r>
-        <w:rPr>
-          <w:rFonts w:ascii="Arial Narrow" w:eastAsia="Arial Narrow" w:hAnsi="Arial Narrow" w:cs="Arial Narrow"/>
-          <w:color w:val="000000"/>
-          <w:kern w:val="0"/>
-          <w:sz w:val="22"/>
-          <w:szCs w:val="22"/>
-          <w:lang w:val="es-ES" w:eastAsia="es-ES"/>
-          <w14:ligatures w14:val="none"/>
-        </w:rPr>
-        <w:t xml:space="preserve">que, en un </w:t>
-      </w:r>
-      <w:r>
-        <w:rPr>
-          <w:rFonts w:ascii="Arial Narrow" w:eastAsia="Arial Narrow" w:hAnsi="Arial Narrow" w:cs="Arial Narrow"/>
-          <w:color w:val="000000"/>
-          <w:kern w:val="0"/>
-          <w:sz w:val="22"/>
-          <w:szCs w:val="22"/>
-          <w:lang w:eastAsia="es-ES"/>
-          <w14:ligatures w14:val="none"/>
-        </w:rPr>
-        <w:t xml:space="preserve">plazo no mayor de cinco (5) días hábiles contado a partir del día siguiente de la notificación de la presente resolución, </w:t>
-      </w:r>
-      <w:r>
-        <w:rPr>
-          <w:rFonts w:ascii="Arial Narrow" w:eastAsia="Arial Narrow" w:hAnsi="Arial Narrow" w:cs="Arial Narrow"/>
-          <w:color w:val="000000"/>
-          <w:kern w:val="0"/>
-          <w:sz w:val="22"/>
-          <w:szCs w:val="22"/>
-          <w:lang w:val="es-ES" w:eastAsia="es-ES"/>
-          <w14:ligatures w14:val="none"/>
-        </w:rPr>
-        <w:t xml:space="preserve">BNP </w:t>
-      </w:r>
-      <w:proofErr w:type="spellStart"/>
-      <w:r>
-        <w:rPr>
-          <w:rFonts w:ascii="Arial Narrow" w:eastAsia="Arial Narrow" w:hAnsi="Arial Narrow" w:cs="Arial Narrow"/>
-          <w:color w:val="000000"/>
-          <w:kern w:val="0"/>
-          <w:sz w:val="22"/>
-          <w:szCs w:val="22"/>
-          <w:lang w:val="es-ES" w:eastAsia="es-ES"/>
-          <w14:ligatures w14:val="none"/>
-        </w:rPr>
-        <w:t>Paribas</w:t>
-      </w:r>
-      <w:proofErr w:type="spellEnd"/>
-      <w:r>
-        <w:rPr>
-          <w:rFonts w:ascii="Arial Narrow" w:eastAsia="Arial Narrow" w:hAnsi="Arial Narrow" w:cs="Arial Narrow"/>
-          <w:color w:val="000000"/>
-          <w:kern w:val="0"/>
-          <w:sz w:val="22"/>
-          <w:szCs w:val="22"/>
-          <w:lang w:val="es-ES" w:eastAsia="es-ES"/>
-          <w14:ligatures w14:val="none"/>
-        </w:rPr>
-        <w:t xml:space="preserve"> </w:t>
-      </w:r>
-      <w:proofErr w:type="spellStart"/>
-      <w:r>
-        <w:rPr>
-          <w:rFonts w:ascii="Arial Narrow" w:eastAsia="Arial Narrow" w:hAnsi="Arial Narrow" w:cs="Arial Narrow"/>
-          <w:color w:val="000000"/>
-          <w:kern w:val="0"/>
-          <w:sz w:val="22"/>
-          <w:szCs w:val="22"/>
-          <w:lang w:val="es-ES" w:eastAsia="es-ES"/>
-          <w14:ligatures w14:val="none"/>
-        </w:rPr>
-        <w:t>Cardif</w:t>
-      </w:r>
-      <w:proofErr w:type="spellEnd"/>
-      <w:r>
-        <w:rPr>
-          <w:rFonts w:ascii="Arial Narrow" w:eastAsia="Arial Narrow" w:hAnsi="Arial Narrow" w:cs="Arial Narrow"/>
-          <w:color w:val="000000"/>
-          <w:kern w:val="0"/>
-          <w:sz w:val="22"/>
-          <w:szCs w:val="22"/>
-          <w:lang w:val="es-ES" w:eastAsia="es-ES"/>
-          <w14:ligatures w14:val="none"/>
-        </w:rPr>
-        <w:t xml:space="preserve"> S.A. Compañía de Seguros y Reaseguros</w:t>
-      </w:r>
-      <w:r>
-        <w:rPr>
-          <w:rFonts w:ascii="Arial Narrow" w:eastAsia="Arial Narrow" w:hAnsi="Arial Narrow" w:cs="Arial Narrow"/>
-          <w:color w:val="000000"/>
-          <w:kern w:val="0"/>
-          <w:sz w:val="22"/>
-          <w:szCs w:val="22"/>
-          <w:lang w:eastAsia="es-ES"/>
-          <w14:ligatures w14:val="none"/>
-        </w:rPr>
-        <w:t xml:space="preserve">, </w:t>
-      </w:r>
-      <w:r>
-        <w:rPr>
-          <w:rFonts w:ascii="Arial Narrow" w:eastAsia="Arial Narrow" w:hAnsi="Arial Narrow" w:cs="Arial Narrow"/>
-          <w:color w:val="000000"/>
-          <w:kern w:val="0"/>
-          <w:sz w:val="22"/>
-          <w:szCs w:val="22"/>
-          <w:lang w:val="es-ES" w:eastAsia="es-ES"/>
-          <w14:ligatures w14:val="none"/>
-        </w:rPr>
-        <w:t>cumpla con</w:t>
-      </w:r>
-      <w:r>
-        <w:rPr>
-          <w:rFonts w:ascii="Arial Narrow" w:eastAsia="Arial Narrow" w:hAnsi="Arial Narrow" w:cs="Arial Narrow"/>
-          <w:color w:val="000000"/>
-          <w:kern w:val="0"/>
-          <w:sz w:val="22"/>
-          <w:szCs w:val="22"/>
-          <w:lang w:val="es-ES" w:eastAsia="es-ES"/>
-          <w14:ligatures w14:val="none"/>
-        </w:rPr>
-        <w:t>: (</w:t>
-      </w:r>
-      <w:r>
-        <w:rPr>
-          <w:rFonts w:ascii="Arial Narrow" w:eastAsia="Arial Narrow" w:hAnsi="Arial Narrow" w:cs="Arial Narrow"/>
-          <w:color w:val="000000"/>
-          <w:kern w:val="0"/>
-          <w:sz w:val="22"/>
-          <w:szCs w:val="22"/>
-          <w:lang w:val="es-ES" w:eastAsia="es-ES"/>
-          <w14:ligatures w14:val="none"/>
-        </w:rPr>
-        <w:t>i)</w:t>
-      </w:r>
-      <w:r>
-        <w:rPr>
-          <w:rFonts w:ascii="Arial Narrow" w:eastAsia="Arial Narrow" w:hAnsi="Arial Narrow" w:cs="Arial Narrow"/>
-          <w:color w:val="000000"/>
-          <w:kern w:val="0"/>
-          <w:sz w:val="22"/>
-          <w:szCs w:val="22"/>
-          <w:lang w:val="es-ES" w:eastAsia="es-ES"/>
-          <w14:ligatures w14:val="none"/>
-        </w:rPr>
-        <w:t xml:space="preserve"> presentar una copia debidamente suscrita del certificado y/o del Seguro de Desgravamen del </w:t>
-      </w:r>
-      <w:r>
-        <w:rPr>
-          <w:rFonts w:ascii="Arial Narrow" w:eastAsia="Arial Narrow" w:hAnsi="Arial Narrow" w:cs="Arial Narrow"/>
-          <w:color w:val="000000"/>
-          <w:kern w:val="0"/>
-          <w:sz w:val="22"/>
-          <w:szCs w:val="22"/>
-          <w:lang w:eastAsia="es-ES"/>
-          <w14:ligatures w14:val="none"/>
-        </w:rPr>
-        <w:t xml:space="preserve">crédito bancario otorgado por </w:t>
-      </w:r>
-      <w:r>
-        <w:rPr>
-          <w:rFonts w:ascii="Arial Narrow" w:eastAsia="Arial Narrow" w:hAnsi="Arial Narrow" w:cs="Arial Narrow"/>
-          <w:spacing w:val="-3"/>
-          <w:kern w:val="0"/>
-          <w14:ligatures w14:val="none"/>
-          <w:sz w:val="22"/>
-          <w:szCs w:val="22"/>
-        </w:rPr>
-        <w:t>Scotiabank Perú S.A.A.</w:t>
-      </w:r>
-      <w:r>
-        <w:rPr>
-          <w:rFonts w:ascii="Arial Narrow" w:eastAsia="Arial Narrow" w:hAnsi="Arial Narrow" w:cs="Arial Narrow"/>
-          <w:color w:val="000000"/>
-          <w:kern w:val="0"/>
-          <w:sz w:val="22"/>
-          <w:szCs w:val="22"/>
-          <w:lang w:val="es-ES" w:eastAsia="es-ES"/>
-          <w14:ligatures w14:val="none"/>
-        </w:rPr>
-        <w:t>, así como el cargo de remisión de la póliza; (</w:t>
-      </w:r>
-      <w:proofErr w:type="spellStart"/>
-      <w:r>
-        <w:rPr>
-          <w:rFonts w:ascii="Arial Narrow" w:eastAsia="Arial Narrow" w:hAnsi="Arial Narrow" w:cs="Arial Narrow"/>
-          <w:color w:val="000000"/>
-          <w:kern w:val="0"/>
-          <w:sz w:val="22"/>
-          <w:szCs w:val="22"/>
-          <w:lang w:val="es-ES" w:eastAsia="es-ES"/>
-          <w14:ligatures w14:val="none"/>
-        </w:rPr>
-        <w:t>ii</w:t>
-      </w:r>
-      <w:proofErr w:type="spellEnd"/>
-      <w:r>
-        <w:rPr>
-          <w:rFonts w:ascii="Arial Narrow" w:eastAsia="Arial Narrow" w:hAnsi="Arial Narrow" w:cs="Arial Narrow"/>
-          <w:color w:val="000000"/>
-          <w:kern w:val="0"/>
-          <w:sz w:val="22"/>
-          <w:szCs w:val="22"/>
-          <w:lang w:val="es-ES" w:eastAsia="es-ES"/>
-          <w14:ligatures w14:val="none"/>
-        </w:rPr>
-        <w:t>) presentar todas las comunicaciones cursadas con la parte denunciante en virtud de los hechos materia de denuncia; y, (</w:t>
-      </w:r>
-      <w:proofErr w:type="spellStart"/>
-      <w:r>
-        <w:rPr>
-          <w:rFonts w:ascii="Arial Narrow" w:eastAsia="Arial Narrow" w:hAnsi="Arial Narrow" w:cs="Arial Narrow"/>
-          <w:color w:val="000000"/>
-          <w:kern w:val="0"/>
-          <w:sz w:val="22"/>
-          <w:szCs w:val="22"/>
-          <w:lang w:val="es-ES" w:eastAsia="es-ES"/>
-          <w14:ligatures w14:val="none"/>
-        </w:rPr>
-        <w:t>i</w:t>
-      </w:r>
-      <w:r>
-        <w:rPr>
-          <w:rFonts w:ascii="Arial Narrow" w:eastAsia="Arial Narrow" w:hAnsi="Arial Narrow" w:cs="Arial Narrow"/>
-          <w:color w:val="000000"/>
-          <w:kern w:val="0"/>
-          <w:sz w:val="22"/>
-          <w:szCs w:val="22"/>
-          <w:lang w:val="es-ES" w:eastAsia="es-ES"/>
-          <w14:ligatures w14:val="none"/>
-        </w:rPr>
-        <w:t>ii</w:t>
-      </w:r>
-      <w:proofErr w:type="spellEnd"/>
-      <w:r>
-        <w:rPr>
-          <w:rFonts w:ascii="Arial Narrow" w:eastAsia="Arial Narrow" w:hAnsi="Arial Narrow" w:cs="Arial Narrow"/>
-          <w:color w:val="000000"/>
-          <w:kern w:val="0"/>
-          <w:sz w:val="22"/>
-          <w:szCs w:val="22"/>
-          <w:lang w:val="es-ES" w:eastAsia="es-ES"/>
-          <w14:ligatures w14:val="none"/>
-        </w:rPr>
-        <w:t>) presentar los medios</w:t>
-      </w:r>
-      <w:r>
-        <w:rPr>
-          <w:rFonts w:ascii="Arial Narrow" w:eastAsia="Arial Narrow" w:hAnsi="Arial Narrow" w:cs="Arial Narrow"/>
-          <w:color w:val="000000"/>
-          <w:kern w:val="0"/>
-          <w:sz w:val="22"/>
-          <w:szCs w:val="22"/>
-          <w:lang w:val="es-ES" w:eastAsia="es-ES"/>
-          <w14:ligatures w14:val="none"/>
-        </w:rPr>
-        <w:t xml:space="preserve"> probatorios</w:t>
-      </w:r>
-      <w:r>
-        <w:rPr>
-          <w:rFonts w:ascii="Arial Narrow" w:eastAsia="Arial Narrow" w:hAnsi="Arial Narrow" w:cs="Arial Narrow"/>
-          <w:color w:val="000000"/>
-          <w:kern w:val="0"/>
-          <w:sz w:val="22"/>
-          <w:szCs w:val="22"/>
-          <w:lang w:val="es-ES" w:eastAsia="es-ES"/>
-          <w14:ligatures w14:val="none"/>
-        </w:rPr>
-        <w:t xml:space="preserve"> que acrediten que brindó una respuesta oportuna a la solicitud de cobertura presentada por la parte denunciante</w:t>
-      </w:r>
-      <w:r>
-        <w:rPr>
-          <w:rFonts w:ascii="Arial Narrow" w:eastAsia="Arial Narrow" w:hAnsi="Arial Narrow" w:cs="Arial Narrow"/>
-          <w:color w:val="000000"/>
-          <w:kern w:val="0"/>
-          <w:sz w:val="22"/>
-          <w:szCs w:val="22"/>
-          <w:lang w:val="es-ES" w:eastAsia="es-ES"/>
-          <w14:ligatures w14:val="none"/>
-        </w:rPr>
-        <w:t>.</w:t>
-      </w:r>
-    </w:p>
-    <w:p>
-      <w:pPr>
-        <w:spacing w:after="0" w:line="240" w:lineRule="auto"/>
+    </w:p>
+    <w:p>
+      <w:pPr>
+        <w:spacing w:before="0" w:after="0" w:line="240" w:lineRule="auto"/>
         <w:jc w:val="both"/>
         <w:rPr>
           <w:rFonts w:ascii="Arial Narrow" w:eastAsia="Arial Narrow" w:hAnsi="Arial Narrow" w:cs="Arial Narrow"/>
@@ -12701,7 +12748,7 @@
     </w:p>
     <w:p>
       <w:pPr>
-        <w:spacing w:after="0" w:line="240" w:lineRule="auto"/>
+        <w:spacing w:before="0" w:after="0" w:line="240" w:lineRule="auto"/>
         <w:jc w:val="both"/>
         <w:rPr>
           <w:rFonts w:ascii="Arial Narrow" w:eastAsia="Arial Narrow" w:hAnsi="Arial Narrow" w:cs="Arial Narrow"/>
@@ -13036,7 +13083,7 @@
     </w:p>
     <w:p>
       <w:pPr>
-        <w:spacing w:after="0" w:line="240" w:lineRule="auto"/>
+        <w:spacing w:before="0" w:after="0" w:line="240" w:lineRule="auto"/>
         <w:jc w:val="both"/>
         <w:rPr>
           <w:rFonts w:ascii="Arial Narrow" w:eastAsia="Arial Narrow" w:hAnsi="Arial Narrow" w:cs="Arial Narrow"/>
@@ -13330,11 +13377,39 @@
     </w:p>
     <w:p>
       <w:pPr>
+        <w:spacing w:before="0" w:after="0" w:line="240" w:lineRule="auto"/>
+        <w:shd w:val="clear" w:color="auto" w:fill="FFFFFF"/>
+        <w:jc w:val="both"/>
+        <w:rPr>
+          <w:rFonts w:ascii="Arial Narrow" w:eastAsia="Arial Narrow" w:hAnsi="Arial Narrow" w:cs="Arial Narrow"/>
+          <w:b/>
+          <w:color w:val="000000"/>
+          <w:kern w:val="0"/>
+          <w:sz w:val="22"/>
+          <w:szCs w:val="22"/>
+          <w:lang w:eastAsia="es-PE"/>
+          <w14:ligatures w14:val="none"/>
+        </w:rPr>
+      </w:pPr>
+    </w:p>
+    <w:p>
+      <w:pPr>
         <w:shd w:val="clear" w:color="auto" w:fill="FFFFFF"/>
         <w:spacing w:after="0" w:line="240" w:lineRule="auto"/>
         <w:jc w:val="both"/>
         <w:rPr>
           <w:rFonts w:ascii="Arial Narrow" w:eastAsia="Arial Narrow" w:hAnsi="Arial Narrow" w:cs="Arial Narrow"/>
+          <w:color w:val="000000"/>
+          <w:kern w:val="0"/>
+          <w:sz w:val="22"/>
+          <w:szCs w:val="22"/>
+          <w:lang w:eastAsia="es-PE"/>
+          <w14:ligatures w14:val="none"/>
+        </w:rPr>
+      </w:pPr>
+      <w:r>
+        <w:rPr>
+          <w:rFonts w:ascii="Arial Narrow" w:eastAsia="Arial Narrow" w:hAnsi="Arial Narrow" w:cs="Arial Narrow"/>
           <w:b/>
           <w:color w:val="000000"/>
           <w:kern w:val="0"/>
@@ -13343,102 +13418,74 @@
           <w:lang w:eastAsia="es-PE"/>
           <w14:ligatures w14:val="none"/>
         </w:rPr>
-      </w:pPr>
-    </w:p>
-    <w:p>
-      <w:pPr>
+        <w:t>DÉCIMO PRIMERO</w:t>
+      </w:r>
+      <w:r>
+        <w:rPr>
+          <w:rFonts w:ascii="Arial Narrow" w:eastAsia="Arial Narrow" w:hAnsi="Arial Narrow" w:cs="Arial Narrow"/>
+          <w:b/>
+          <w:color w:val="000000"/>
+          <w:kern w:val="0"/>
+          <w:sz w:val="22"/>
+          <w:szCs w:val="22"/>
+          <w:lang w:eastAsia="es-PE"/>
+          <w14:ligatures w14:val="none"/>
+        </w:rPr>
+        <w:t>:</w:t>
+      </w:r>
+      <w:r>
+        <w:rPr>
+          <w:rFonts w:ascii="Arial Narrow" w:eastAsia="Arial Narrow" w:hAnsi="Arial Narrow" w:cs="Arial Narrow"/>
+          <w:color w:val="000000"/>
+          <w:kern w:val="0"/>
+          <w:sz w:val="22"/>
+          <w:szCs w:val="22"/>
+          <w:lang w:eastAsia="es-PE"/>
+          <w14:ligatures w14:val="none"/>
+        </w:rPr>
+        <w:t xml:space="preserve"> </w:t>
+      </w:r>
+      <w:r>
+        <w:rPr>
+          <w:rFonts w:ascii="Arial Narrow" w:eastAsia="Arial Narrow" w:hAnsi="Arial Narrow" w:cs="Arial Narrow"/>
+          <w:color w:val="000000"/>
+          <w:kern w:val="0"/>
+          <w:sz w:val="22"/>
+          <w:szCs w:val="22"/>
+          <w:lang w:eastAsia="es-PE"/>
+          <w14:ligatures w14:val="none"/>
+        </w:rPr>
+        <w:t xml:space="preserve">informar a las partes que conforme a lo establecido en el artículo 39</w:t>
+      </w:r>
+      <w:r>
+        <w:rPr>
+          <w:rFonts w:ascii="Arial Narrow" w:eastAsia="Arial Narrow" w:hAnsi="Arial Narrow" w:cs="Arial Narrow"/>
+          <w:color w:val="000000"/>
+          <w:kern w:val="0"/>
+          <w:sz w:val="22"/>
+          <w:szCs w:val="22"/>
+          <w:lang w:eastAsia="es-PE"/>
+          <w14:ligatures w14:val="none"/>
+        </w:rPr>
+        <w:t/>
+      </w:r>
+      <w:r>
+        <w:rPr>
+          <w:rFonts w:ascii="Arial Narrow" w:eastAsia="Arial Narrow" w:hAnsi="Arial Narrow" w:cs="Arial Narrow"/>
+          <w:color w:val="000000"/>
+          <w:kern w:val="0"/>
+          <w:sz w:val="22"/>
+          <w:szCs w:val="22"/>
+          <w:lang w:eastAsia="es-PE"/>
+          <w14:ligatures w14:val="none"/>
+        </w:rPr>
+        <w:t xml:space="preserve"> de la Ley sobre Facultades, Normas y Organización del Indecopi, aprobada por Decreto Legislativo 807, los gastos por los peritajes realizados, actuación de pruebas, inspecciones y otros derivados de la tramitación del proceso serán de cargo de la parte que solicita la prueba, salvo pacto en contrario. En todos los casos, la resolución final determinará si los gastos deben ser asumidos por alguna de las partes, o reembolsados a la otra parte o al Indecopi, según sea el caso, de manera adicional a la sanción que haya podido imponerse. </w:t>
+      </w:r>
+    </w:p>
+    <w:p>
+      <w:pPr>
+        <w:spacing w:before="0" w:after="0" w:line="240" w:lineRule="auto"/>
         <w:shd w:val="clear" w:color="auto" w:fill="FFFFFF"/>
-        <w:spacing w:after="0" w:line="240" w:lineRule="auto"/>
-        <w:jc w:val="both"/>
-        <w:rPr>
-          <w:rFonts w:ascii="Arial Narrow" w:eastAsia="Arial Narrow" w:hAnsi="Arial Narrow" w:cs="Arial Narrow"/>
-          <w:color w:val="000000"/>
-          <w:kern w:val="0"/>
-          <w:sz w:val="22"/>
-          <w:szCs w:val="22"/>
-          <w:lang w:eastAsia="es-PE"/>
-          <w14:ligatures w14:val="none"/>
-        </w:rPr>
-      </w:pPr>
-      <w:r>
-        <w:rPr>
-          <w:rFonts w:ascii="Arial Narrow" w:eastAsia="Arial Narrow" w:hAnsi="Arial Narrow" w:cs="Arial Narrow"/>
-          <w:b/>
-          <w:color w:val="000000"/>
-          <w:kern w:val="0"/>
-          <w:sz w:val="22"/>
-          <w:szCs w:val="22"/>
-          <w:lang w:eastAsia="es-PE"/>
-          <w14:ligatures w14:val="none"/>
-        </w:rPr>
-        <w:t>DÉCIMO PRIMERO</w:t>
-      </w:r>
-      <w:r>
-        <w:rPr>
-          <w:rFonts w:ascii="Arial Narrow" w:eastAsia="Arial Narrow" w:hAnsi="Arial Narrow" w:cs="Arial Narrow"/>
-          <w:b/>
-          <w:color w:val="000000"/>
-          <w:kern w:val="0"/>
-          <w:sz w:val="22"/>
-          <w:szCs w:val="22"/>
-          <w:lang w:eastAsia="es-PE"/>
-          <w14:ligatures w14:val="none"/>
-        </w:rPr>
-        <w:t>:</w:t>
-      </w:r>
-      <w:r>
-        <w:rPr>
-          <w:rFonts w:ascii="Arial Narrow" w:eastAsia="Arial Narrow" w:hAnsi="Arial Narrow" w:cs="Arial Narrow"/>
-          <w:color w:val="000000"/>
-          <w:kern w:val="0"/>
-          <w:sz w:val="22"/>
-          <w:szCs w:val="22"/>
-          <w:lang w:eastAsia="es-PE"/>
-          <w14:ligatures w14:val="none"/>
-        </w:rPr>
-        <w:t xml:space="preserve"> </w:t>
-      </w:r>
-      <w:r>
-        <w:rPr>
-          <w:rFonts w:ascii="Arial Narrow" w:eastAsia="Arial Narrow" w:hAnsi="Arial Narrow" w:cs="Arial Narrow"/>
-          <w:color w:val="000000"/>
-          <w:kern w:val="0"/>
-          <w:sz w:val="22"/>
-          <w:szCs w:val="22"/>
-          <w:lang w:eastAsia="es-PE"/>
-          <w14:ligatures w14:val="none"/>
-        </w:rPr>
-        <w:t xml:space="preserve">informar a las partes que conforme a lo establecido en el artículo 39</w:t>
-      </w:r>
-      <w:r>
-        <w:rPr>
-          <w:rFonts w:ascii="Arial Narrow" w:eastAsia="Arial Narrow" w:hAnsi="Arial Narrow" w:cs="Arial Narrow"/>
-          <w:color w:val="000000"/>
-          <w:kern w:val="0"/>
-          <w:sz w:val="22"/>
-          <w:szCs w:val="22"/>
-          <w:lang w:eastAsia="es-PE"/>
-          <w14:ligatures w14:val="none"/>
-        </w:rPr>
-        <w:t/>
-      </w:r>
-      <w:r>
-        <w:rPr>
-          <w:rFonts w:ascii="Arial Narrow" w:eastAsia="Arial Narrow" w:hAnsi="Arial Narrow" w:cs="Arial Narrow"/>
-          <w:color w:val="000000"/>
-          <w:kern w:val="0"/>
-          <w:sz w:val="22"/>
-          <w:szCs w:val="22"/>
-          <w:lang w:eastAsia="es-PE"/>
-          <w14:ligatures w14:val="none"/>
-        </w:rPr>
-        <w:t xml:space="preserve"> de la Ley sobre Facultades, Normas y Organización del Indecopi, aprobada por Decreto Legislativo 807, los gastos por los peritajes realizados, actuación de pruebas, inspecciones y otros derivados de la tramitación del proceso serán de cargo de la parte que solicita la prueba, salvo pacto en contrario. En todos los casos, la resolución final determinará si los gastos deben ser asumidos por alguna de las partes, o reembolsados a la otra parte o al Indecopi, según sea el caso, de manera adicional a la sanción que haya podido imponerse. </w:t>
-      </w:r>
-    </w:p>
-    <w:p>
-      <w:pPr>
-        <w:shd w:val="clear" w:color="auto" w:fill="FFFFFF"/>
-        <w:spacing w:after="0" w:line="240" w:lineRule="auto"/>
         <w:jc w:val="both"/>
         <w:rPr>
           <w:rFonts w:ascii="Arial Narrow" w:eastAsia="Arial Narrow" w:hAnsi="Arial Narrow" w:cs="Arial Narrow"/>
@@ -13629,15 +13676,99 @@
     </w:p>
     <w:p>
       <w:pPr>
+        <w:spacing w:before="0" w:after="0" w:line="240" w:lineRule="auto"/>
+        <w:suppressAutoHyphens/>
+        <w:jc w:val="both"/>
+        <w:rPr>
+          <w:rFonts w:ascii="Arial Narrow" w:eastAsia="Arial Narrow" w:hAnsi="Arial Narrow" w:cs="Arial Narrow"/>
+          <w:kern w:val="0"/>
+          <w:sz w:val="22"/>
+          <w:szCs w:val="22"/>
+          <w:u w:val="single"/>
+          <w14:ligatures w14:val="none"/>
+        </w:rPr>
+      </w:pPr>
+    </w:p>
+    <w:p>
+      <w:pPr>
         <w:suppressAutoHyphens/>
         <w:spacing w:after="0" w:line="240" w:lineRule="auto"/>
         <w:jc w:val="both"/>
         <w:rPr>
           <w:rFonts w:ascii="Arial Narrow" w:eastAsia="Arial Narrow" w:hAnsi="Arial Narrow" w:cs="Arial Narrow"/>
-          <w:kern w:val="0"/>
-          <w:sz w:val="22"/>
-          <w:szCs w:val="22"/>
-          <w:u w:val="single"/>
+          <w:color w:val="000000"/>
+          <w:kern w:val="0"/>
+          <w:sz w:val="22"/>
+          <w:szCs w:val="22"/>
+          <w:lang w:eastAsia="es-PE"/>
+          <w14:ligatures w14:val="none"/>
+        </w:rPr>
+      </w:pPr>
+      <w:r>
+        <w:rPr>
+          <w:rFonts w:ascii="Arial Narrow" w:eastAsia="Arial Narrow" w:hAnsi="Arial Narrow" w:cs="Arial Narrow"/>
+          <w:b/>
+          <w:color w:val="000000"/>
+          <w:kern w:val="0"/>
+          <w:sz w:val="22"/>
+          <w:szCs w:val="22"/>
+          <w:lang w:eastAsia="es-PE"/>
+          <w14:ligatures w14:val="none"/>
+        </w:rPr>
+        <w:t>DÉCIMO TERCERO</w:t>
+      </w:r>
+      <w:r>
+        <w:rPr>
+          <w:rFonts w:ascii="Arial Narrow" w:eastAsia="Arial Narrow" w:hAnsi="Arial Narrow" w:cs="Arial Narrow"/>
+          <w:b/>
+          <w:color w:val="000000"/>
+          <w:kern w:val="0"/>
+          <w:sz w:val="22"/>
+          <w:szCs w:val="22"/>
+          <w:lang w:eastAsia="es-PE"/>
+          <w14:ligatures w14:val="none"/>
+        </w:rPr>
+        <w:t>:</w:t>
+      </w:r>
+      <w:r>
+        <w:rPr>
+          <w:rFonts w:ascii="Arial Narrow" w:eastAsia="Arial Narrow" w:hAnsi="Arial Narrow" w:cs="Arial Narrow"/>
+          <w:color w:val="000000"/>
+          <w:kern w:val="0"/>
+          <w:sz w:val="22"/>
+          <w:szCs w:val="22"/>
+          <w:lang w:eastAsia="es-PE"/>
+          <w14:ligatures w14:val="none"/>
+        </w:rPr>
+        <w:t xml:space="preserve"> </w:t>
+      </w:r>
+      <w:r>
+        <w:rPr>
+          <w:rFonts w:ascii="Arial Narrow" w:eastAsia="Arial Narrow" w:hAnsi="Arial Narrow" w:cs="Arial Narrow"/>
+          <w:color w:val="000000"/>
+          <w:kern w:val="0"/>
+          <w:sz w:val="22"/>
+          <w:szCs w:val="22"/>
+          <w:lang w:eastAsia="es-PE"/>
+          <w14:ligatures w14:val="none"/>
+        </w:rPr>
+        <w:t xml:space="preserve">poner en conocimiento de las partes que, antes de la emisión de la Resolución Final, tienen la posibilidad de formular su desistimiento o presentar el acuerdo arribado mediante la conciliación, mediación, transacción o cualquier otro que, de forma indubitable, deje constancia que se ha solucionado la controversia materia de denuncia.</w:t>
+      </w:r>
+      <w:bookmarkStart w:id="26" w:name="h.gjdgxs" w:colFirst="0" w:colLast="0"/>
+      <w:bookmarkEnd w:id="26"/>
+    </w:p>
+    <w:p>
+      <w:pPr>
+        <w:spacing w:before="0" w:after="0" w:line="240" w:lineRule="auto"/>
+        <w:suppressAutoHyphens/>
+        <w:jc w:val="both"/>
+        <w:rPr>
+          <w:rFonts w:ascii="Arial Narrow" w:eastAsia="Arial Narrow" w:hAnsi="Arial Narrow" w:cs="Arial Narrow"/>
+          <w:color w:val="000000"/>
+          <w:kern w:val="0"/>
+          <w:sz w:val="22"/>
+          <w:szCs w:val="22"/>
+          <w:lang w:eastAsia="es-PE"/>
           <w14:ligatures w14:val="none"/>
         </w:rPr>
       </w:pPr>
@@ -13649,90 +13780,6 @@
         <w:jc w:val="both"/>
         <w:rPr>
           <w:rFonts w:ascii="Arial Narrow" w:eastAsia="Arial Narrow" w:hAnsi="Arial Narrow" w:cs="Arial Narrow"/>
-          <w:color w:val="000000"/>
-          <w:kern w:val="0"/>
-          <w:sz w:val="22"/>
-          <w:szCs w:val="22"/>
-          <w:lang w:eastAsia="es-PE"/>
-          <w14:ligatures w14:val="none"/>
-        </w:rPr>
-      </w:pPr>
-      <w:r>
-        <w:rPr>
-          <w:rFonts w:ascii="Arial Narrow" w:eastAsia="Arial Narrow" w:hAnsi="Arial Narrow" w:cs="Arial Narrow"/>
-          <w:b/>
-          <w:color w:val="000000"/>
-          <w:kern w:val="0"/>
-          <w:sz w:val="22"/>
-          <w:szCs w:val="22"/>
-          <w:lang w:eastAsia="es-PE"/>
-          <w14:ligatures w14:val="none"/>
-        </w:rPr>
-        <w:t>DÉCIMO TERCERO</w:t>
-      </w:r>
-      <w:r>
-        <w:rPr>
-          <w:rFonts w:ascii="Arial Narrow" w:eastAsia="Arial Narrow" w:hAnsi="Arial Narrow" w:cs="Arial Narrow"/>
-          <w:b/>
-          <w:color w:val="000000"/>
-          <w:kern w:val="0"/>
-          <w:sz w:val="22"/>
-          <w:szCs w:val="22"/>
-          <w:lang w:eastAsia="es-PE"/>
-          <w14:ligatures w14:val="none"/>
-        </w:rPr>
-        <w:t>:</w:t>
-      </w:r>
-      <w:r>
-        <w:rPr>
-          <w:rFonts w:ascii="Arial Narrow" w:eastAsia="Arial Narrow" w:hAnsi="Arial Narrow" w:cs="Arial Narrow"/>
-          <w:color w:val="000000"/>
-          <w:kern w:val="0"/>
-          <w:sz w:val="22"/>
-          <w:szCs w:val="22"/>
-          <w:lang w:eastAsia="es-PE"/>
-          <w14:ligatures w14:val="none"/>
-        </w:rPr>
-        <w:t xml:space="preserve"> </w:t>
-      </w:r>
-      <w:r>
-        <w:rPr>
-          <w:rFonts w:ascii="Arial Narrow" w:eastAsia="Arial Narrow" w:hAnsi="Arial Narrow" w:cs="Arial Narrow"/>
-          <w:color w:val="000000"/>
-          <w:kern w:val="0"/>
-          <w:sz w:val="22"/>
-          <w:szCs w:val="22"/>
-          <w:lang w:eastAsia="es-PE"/>
-          <w14:ligatures w14:val="none"/>
-        </w:rPr>
-        <w:t xml:space="preserve">poner en conocimiento de las partes que, antes de la emisión de la Resolución Final, tienen la posibilidad de formular su desistimiento o presentar el acuerdo arribado mediante la conciliación, mediación, transacción o cualquier otro que, de forma indubitable, deje constancia que se ha solucionado la controversia materia de denuncia.</w:t>
-      </w:r>
-      <w:bookmarkStart w:id="26" w:name="h.gjdgxs" w:colFirst="0" w:colLast="0"/>
-      <w:bookmarkEnd w:id="26"/>
-    </w:p>
-    <w:p>
-      <w:pPr>
-        <w:suppressAutoHyphens/>
-        <w:spacing w:after="0" w:line="240" w:lineRule="auto"/>
-        <w:jc w:val="both"/>
-        <w:rPr>
-          <w:rFonts w:ascii="Arial Narrow" w:eastAsia="Arial Narrow" w:hAnsi="Arial Narrow" w:cs="Arial Narrow"/>
-          <w:color w:val="000000"/>
-          <w:kern w:val="0"/>
-          <w:sz w:val="22"/>
-          <w:szCs w:val="22"/>
-          <w:lang w:eastAsia="es-PE"/>
-          <w14:ligatures w14:val="none"/>
-        </w:rPr>
-      </w:pPr>
-    </w:p>
-    <w:p>
-      <w:pPr>
-        <w:suppressAutoHyphens/>
-        <w:spacing w:after="0" w:line="240" w:lineRule="auto"/>
-        <w:jc w:val="both"/>
-        <w:rPr>
-          <w:rFonts w:ascii="Arial Narrow" w:eastAsia="Arial Narrow" w:hAnsi="Arial Narrow" w:cs="Arial Narrow"/>
           <w:sz w:val="22"/>
           <w:szCs w:val="22"/>
         </w:rPr>
@@ -14041,8 +14088,8 @@
     <w:bookmarkEnd w:id="27"/>
     <w:p>
       <w:pPr>
+        <w:spacing w:before="0" w:after="0" w:line="240" w:lineRule="auto"/>
         <w:suppressAutoHyphens/>
-        <w:spacing w:after="0" w:line="240" w:lineRule="auto"/>
         <w:jc w:val="both"/>
         <w:rPr>
           <w:rFonts w:ascii="Arial Narrow" w:eastAsia="Arial Narrow" w:hAnsi="Arial Narrow" w:cs="Arial Narrow"/>
@@ -14704,34 +14751,59 @@
           <w:sz w:val="16"/>
           <w:szCs w:val="16"/>
         </w:rPr>
+        <w:t xml:space="preserve"/>
+      </w:r>
+      <w:r>
+        <w:rPr>
+          <w:rFonts w:ascii="Arial Narrow" w:eastAsia="Arial Narrow" w:hAnsi="Arial Narrow" w:cs="Arial Narrow"/>
+          <w:sz w:val="16"/>
+          <w:szCs w:val="16"/>
+        </w:rPr>
+      </w:r>
+      <w:r>
+        <w:rPr>
+          <w:rFonts w:ascii="Arial Narrow" w:eastAsia="Arial Narrow" w:hAnsi="Arial Narrow" w:cs="Arial Narrow"/>
+          <w:sz w:val="16"/>
+          <w:szCs w:val="16"/>
+        </w:rPr>
         <w:tab/>
-        <w:t xml:space="preserve"/>
-      </w:r>
-      <w:r>
-        <w:rPr>
-          <w:rFonts w:ascii="Arial Narrow" w:eastAsia="Arial Narrow" w:hAnsi="Arial Narrow" w:cs="Arial Narrow"/>
-          <w:sz w:val="16"/>
-          <w:szCs w:val="16"/>
-        </w:rPr>
-        <w:tab/>
-        <w:t>Publicado</w:t>
-      </w:r>
-      <w:r>
-        <w:rPr>
-          <w:rFonts w:ascii="Arial Narrow" w:eastAsia="Arial Narrow" w:hAnsi="Arial Narrow" w:cs="Arial Narrow"/>
-          <w:b/>
-          <w:sz w:val="16"/>
-          <w:szCs w:val="16"/>
-        </w:rPr>
-        <w:t xml:space="preserve"> </w:t>
-      </w:r>
-      <w:r>
-        <w:rPr>
-          <w:rFonts w:ascii="Arial Narrow" w:eastAsia="Arial Narrow" w:hAnsi="Arial Narrow" w:cs="Arial Narrow"/>
-          <w:sz w:val="16"/>
-          <w:szCs w:val="16"/>
-        </w:rPr>
-        <w:t xml:space="preserve">el 2 de setiembre de 2010 en el Diario Oficial El Peruano, vigente desde el 2 de octubre de 2010 y modificado por Decreto Legislativo 1308.</w:t>
+        <w:t xml:space="preserve">Denuncia </w:t>
+      </w:r>
+      <w:proofErr w:type="spellStart"/>
+      <w:r>
+        <w:rPr>
+          <w:rFonts w:ascii="Arial Narrow" w:eastAsia="Arial Narrow" w:hAnsi="Arial Narrow" w:cs="Arial Narrow"/>
+          <w:sz w:val="16"/>
+          <w:szCs w:val="16"/>
+        </w:rPr>
+        <w:t>desacumulada</w:t>
+      </w:r>
+      <w:proofErr w:type="spellEnd"/>
+      <w:r>
+        <w:rPr>
+          <w:rFonts w:ascii="Arial Narrow" w:eastAsia="Arial Narrow" w:hAnsi="Arial Narrow" w:cs="Arial Narrow"/>
+          <w:sz w:val="16"/>
+          <w:szCs w:val="16"/>
+        </w:rPr>
+        <w:t xml:space="preserve"> mediante Resolución 11-2026/CC1-ST de fecha 12 de enero de 2026, </w:t>
+      </w:r>
+      <w:proofErr w:type="spellStart"/>
+      <w:r>
+        <w:rPr>
+          <w:rFonts w:ascii="Arial Narrow" w:eastAsia="Arial Narrow" w:hAnsi="Arial Narrow" w:cs="Arial Narrow"/>
+          <w:sz w:val="16"/>
+          <w:szCs w:val="16"/>
+        </w:rPr>
+        <w:t xml:space="preserve">recibida</w:t>
+      </w:r>
+      <w:proofErr w:type="spellEnd"/>
+      <w:r>
+        <w:rPr>
+          <w:rFonts w:ascii="Arial Narrow" w:eastAsia="Arial Narrow" w:hAnsi="Arial Narrow" w:cs="Arial Narrow"/>
+          <w:sz w:val="16"/>
+          <w:szCs w:val="16"/>
+        </w:rPr>
+        <w:t xml:space="preserve"> mediante HOJA DE TRAMITE 000288-2026-CC1/INDECOPI el 21 de enero de 2026.</w:t>
       </w:r>
     </w:p>
     <w:p>
@@ -14778,60 +14850,33 @@
           <w:sz w:val="16"/>
           <w:szCs w:val="16"/>
         </w:rPr>
+        <w:t xml:space="preserve"/>
+      </w:r>
+      <w:r>
+        <w:rPr>
+          <w:rFonts w:ascii="Arial Narrow" w:eastAsia="Arial Narrow" w:hAnsi="Arial Narrow" w:cs="Arial Narrow"/>
+          <w:sz w:val="16"/>
+          <w:szCs w:val="16"/>
+        </w:rPr>
         <w:tab/>
-        <w:t xml:space="preserve"/>
-      </w:r>
-      <w:r>
-        <w:rPr>
-          <w:rFonts w:ascii="Arial Narrow" w:eastAsia="Arial Narrow" w:hAnsi="Arial Narrow" w:cs="Arial Narrow"/>
-          <w:sz w:val="16"/>
-          <w:szCs w:val="16"/>
-        </w:rPr>
-        <w:tab/>
-      </w:r>
-      <w:r>
-        <w:rPr>
-          <w:rFonts w:ascii="Arial Narrow" w:eastAsia="Arial Narrow" w:hAnsi="Arial Narrow" w:cs="Arial Narrow"/>
-          <w:sz w:val="16"/>
-          <w:szCs w:val="16"/>
-        </w:rPr>
-        <w:t xml:space="preserve">Denuncia </w:t>
-      </w:r>
-      <w:proofErr w:type="spellStart"/>
-      <w:r>
-        <w:rPr>
-          <w:rFonts w:ascii="Arial Narrow" w:eastAsia="Arial Narrow" w:hAnsi="Arial Narrow" w:cs="Arial Narrow"/>
-          <w:sz w:val="16"/>
-          <w:szCs w:val="16"/>
-        </w:rPr>
-        <w:t>desacumulada</w:t>
-      </w:r>
-      <w:proofErr w:type="spellEnd"/>
-      <w:r>
-        <w:rPr>
-          <w:rFonts w:ascii="Arial Narrow" w:eastAsia="Arial Narrow" w:hAnsi="Arial Narrow" w:cs="Arial Narrow"/>
-          <w:sz w:val="16"/>
-          <w:szCs w:val="16"/>
-        </w:rPr>
-        <w:t xml:space="preserve"> mediante Resolución 11-2026/CC1-ST de fecha 12 de enero de 2026, </w:t>
-      </w:r>
-      <w:proofErr w:type="spellStart"/>
-      <w:r>
-        <w:rPr>
-          <w:rFonts w:ascii="Arial Narrow" w:eastAsia="Arial Narrow" w:hAnsi="Arial Narrow" w:cs="Arial Narrow"/>
-          <w:sz w:val="16"/>
-          <w:szCs w:val="16"/>
-        </w:rPr>
-        <w:t xml:space="preserve">recibida</w:t>
-      </w:r>
-      <w:proofErr w:type="spellEnd"/>
-      <w:r>
-        <w:rPr>
-          <w:rFonts w:ascii="Arial Narrow" w:eastAsia="Arial Narrow" w:hAnsi="Arial Narrow" w:cs="Arial Narrow"/>
-          <w:sz w:val="16"/>
-          <w:szCs w:val="16"/>
-        </w:rPr>
-        <w:t xml:space="preserve"> mediante HOJA DE TRAMITE 000288-2026-CC1/INDECOPI el 21 de enero de 2026.</w:t>
+        <w:t>Publicado</w:t>
+      </w:r>
+      <w:r>
+        <w:rPr>
+          <w:rFonts w:ascii="Arial Narrow" w:eastAsia="Arial Narrow" w:hAnsi="Arial Narrow" w:cs="Arial Narrow"/>
+          <w:b/>
+          <w:sz w:val="16"/>
+          <w:szCs w:val="16"/>
+        </w:rPr>
+        <w:t xml:space="preserve"> </w:t>
+      </w:r>
+      <w:r>
+        <w:rPr>
+          <w:rFonts w:ascii="Arial Narrow" w:eastAsia="Arial Narrow" w:hAnsi="Arial Narrow" w:cs="Arial Narrow"/>
+          <w:sz w:val="16"/>
+          <w:szCs w:val="16"/>
+        </w:rPr>
+        <w:t xml:space="preserve">el 2 de setiembre de 2010 en el Diario Oficial El Peruano, vigente desde el 2 de octubre de 2010 y modificado por Decreto Legislativo 1308.</w:t>
       </w:r>
     </w:p>
     <w:p>
@@ -14880,16 +14925,14 @@
           <w:sz w:val="16"/>
           <w:szCs w:val="16"/>
         </w:rPr>
-        <w:tab/>
-        <w:t xml:space="preserve"/>
-      </w:r>
-      <w:r>
-        <w:rPr>
-          <w:rFonts w:ascii="Arial Narrow" w:eastAsia="Arial Narrow" w:hAnsi="Arial Narrow" w:cs="Arial Narrow"/>
-          <w:sz w:val="16"/>
-          <w:szCs w:val="16"/>
-        </w:rPr>
-        <w:tab/>
+        <w:t xml:space="preserve"/>
+      </w:r>
+      <w:r>
+        <w:rPr>
+          <w:rFonts w:ascii="Arial Narrow" w:eastAsia="Arial Narrow" w:hAnsi="Arial Narrow" w:cs="Arial Narrow"/>
+          <w:sz w:val="16"/>
+          <w:szCs w:val="16"/>
+        </w:rPr>
       </w:r>
       <w:r>
         <w:rPr>
@@ -14899,6 +14942,7 @@
           <w:sz w:val="16"/>
           <w:szCs w:val="16"/>
         </w:rPr>
+        <w:tab/>
         <w:t xml:space="preserve">LEY 29571, CÓDIGO DE PROTECCIÓN Y DEFENSA DEL CONSUMIDOR, publicado el 2 de setiembre de 2010 y modificado por Decreto Legislativo 1308 </w:t>
       </w:r>
     </w:p>
@@ -15140,16 +15184,14 @@
           <w:sz w:val="16"/>
           <w:szCs w:val="16"/>
         </w:rPr>
-        <w:tab/>
-        <w:t xml:space="preserve"/>
-      </w:r>
-      <w:r>
-        <w:rPr>
-          <w:rFonts w:ascii="Arial Narrow" w:eastAsia="Arial Narrow" w:hAnsi="Arial Narrow" w:cs="Arial Narrow"/>
-          <w:sz w:val="16"/>
-          <w:szCs w:val="16"/>
-        </w:rPr>
-        <w:tab/>
+        <w:t xml:space="preserve"/>
+      </w:r>
+      <w:r>
+        <w:rPr>
+          <w:rFonts w:ascii="Arial Narrow" w:eastAsia="Arial Narrow" w:hAnsi="Arial Narrow" w:cs="Arial Narrow"/>
+          <w:sz w:val="16"/>
+          <w:szCs w:val="16"/>
+        </w:rPr>
       </w:r>
       <w:r>
         <w:rPr>
@@ -15159,6 +15201,7 @@
           <w:sz w:val="16"/>
           <w:szCs w:val="16"/>
         </w:rPr>
+        <w:tab/>
         <w:t xml:space="preserve">LEY 29571, CÓDIGO DE PROTECCIÓN Y DEFENSA DEL CONSUMIDOR, publicado el 2 de setiembre de 2010 y modificado por Decreto Legislativo 1308 </w:t>
       </w:r>
     </w:p>
@@ -15319,16 +15362,14 @@
           <w:sz w:val="16"/>
           <w:szCs w:val="16"/>
         </w:rPr>
-        <w:tab/>
-        <w:t xml:space="preserve"/>
-      </w:r>
-      <w:r>
-        <w:rPr>
-          <w:rFonts w:ascii="Arial Narrow" w:eastAsia="Arial Narrow" w:hAnsi="Arial Narrow" w:cs="Arial Narrow"/>
-          <w:sz w:val="16"/>
-          <w:szCs w:val="16"/>
-        </w:rPr>
-        <w:tab/>
+        <w:t xml:space="preserve"/>
+      </w:r>
+      <w:r>
+        <w:rPr>
+          <w:rFonts w:ascii="Arial Narrow" w:eastAsia="Arial Narrow" w:hAnsi="Arial Narrow" w:cs="Arial Narrow"/>
+          <w:sz w:val="16"/>
+          <w:szCs w:val="16"/>
+        </w:rPr>
       </w:r>
       <w:r>
         <w:rPr>
@@ -15338,6 +15379,7 @@
           <w:sz w:val="16"/>
           <w:szCs w:val="16"/>
         </w:rPr>
+        <w:tab/>
         <w:t xml:space="preserve">LEY 29571, CÓDIGO DE PROTECCIÓN Y DEFENSA DEL CONSUMIDOR, publicado el 2 de setiembre de 2010 y modificado por Decreto Legislativo 1308 </w:t>
       </w:r>
     </w:p>
@@ -15477,16 +15519,14 @@
           <w:sz w:val="16"/>
           <w:szCs w:val="16"/>
         </w:rPr>
-        <w:tab/>
-        <w:t xml:space="preserve"/>
-      </w:r>
-      <w:r>
-        <w:rPr>
-          <w:rFonts w:ascii="Arial Narrow" w:eastAsia="Arial Narrow" w:hAnsi="Arial Narrow" w:cs="Arial Narrow"/>
-          <w:sz w:val="16"/>
-          <w:szCs w:val="16"/>
-        </w:rPr>
-        <w:tab/>
+        <w:t xml:space="preserve"/>
+      </w:r>
+      <w:r>
+        <w:rPr>
+          <w:rFonts w:ascii="Arial Narrow" w:eastAsia="Arial Narrow" w:hAnsi="Arial Narrow" w:cs="Arial Narrow"/>
+          <w:sz w:val="16"/>
+          <w:szCs w:val="16"/>
+        </w:rPr>
       </w:r>
       <w:r>
         <w:rPr>
@@ -15496,6 +15536,7 @@
           <w:sz w:val="16"/>
           <w:szCs w:val="16"/>
         </w:rPr>
+        <w:tab/>
         <w:t xml:space="preserve">LEY 29571, CÓDIGO DE PROTECCIÓN Y DEFENSA DEL CONSUMIDOR, publicado el 2 de setiembre de 2010 y modificado por Decreto Legislativo 1308 </w:t>
       </w:r>
     </w:p>
@@ -15674,16 +15715,14 @@
           <w:sz w:val="16"/>
           <w:szCs w:val="16"/>
         </w:rPr>
-        <w:tab/>
-        <w:t xml:space="preserve"/>
-      </w:r>
-      <w:r>
-        <w:rPr>
-          <w:rFonts w:ascii="Arial Narrow" w:eastAsia="Arial Narrow" w:hAnsi="Arial Narrow" w:cs="Arial Narrow"/>
-          <w:sz w:val="16"/>
-          <w:szCs w:val="16"/>
-        </w:rPr>
-        <w:tab/>
+        <w:t xml:space="preserve"/>
+      </w:r>
+      <w:r>
+        <w:rPr>
+          <w:rFonts w:ascii="Arial Narrow" w:eastAsia="Arial Narrow" w:hAnsi="Arial Narrow" w:cs="Arial Narrow"/>
+          <w:sz w:val="16"/>
+          <w:szCs w:val="16"/>
+        </w:rPr>
       </w:r>
       <w:r>
         <w:rPr>
@@ -15693,6 +15732,7 @@
           <w:sz w:val="16"/>
           <w:szCs w:val="16"/>
         </w:rPr>
+        <w:tab/>
         <w:t xml:space="preserve">LEY 29571, CÓDIGO DE PROTECCIÓN Y DEFENSA DEL CONSUMIDOR, publicado el 2 de setiembre de 2010 y modificado por Decreto Legislativo 1308 </w:t>
       </w:r>
     </w:p>
@@ -15875,16 +15915,14 @@
           <w:sz w:val="16"/>
           <w:szCs w:val="16"/>
         </w:rPr>
-        <w:tab/>
-        <w:t xml:space="preserve"/>
-      </w:r>
-      <w:r>
-        <w:rPr>
-          <w:rFonts w:ascii="Arial Narrow" w:eastAsia="Arial Narrow" w:hAnsi="Arial Narrow" w:cs="Arial Narrow"/>
-          <w:sz w:val="16"/>
-          <w:szCs w:val="16"/>
-        </w:rPr>
-        <w:tab/>
+        <w:t xml:space="preserve"/>
+      </w:r>
+      <w:r>
+        <w:rPr>
+          <w:rFonts w:ascii="Arial Narrow" w:eastAsia="Arial Narrow" w:hAnsi="Arial Narrow" w:cs="Arial Narrow"/>
+          <w:sz w:val="16"/>
+          <w:szCs w:val="16"/>
+        </w:rPr>
       </w:r>
       <w:r>
         <w:rPr>
@@ -15894,6 +15932,7 @@
           <w:sz w:val="16"/>
           <w:szCs w:val="16"/>
         </w:rPr>
+        <w:tab/>
         <w:t xml:space="preserve">LEY 29571, CÓDIGO DE PROTECCIÓN Y DEFENSA DEL CONSUMIDOR, publicado el 2 de setiembre de 2010 y modificado por Decreto Legislativo 1308 </w:t>
       </w:r>
     </w:p>
@@ -15998,16 +16037,14 @@
           <w:sz w:val="16"/>
           <w:szCs w:val="16"/>
         </w:rPr>
-        <w:tab/>
-        <w:t xml:space="preserve"/>
-      </w:r>
-      <w:r>
-        <w:rPr>
-          <w:rFonts w:ascii="Arial Narrow" w:eastAsia="Arial Narrow" w:hAnsi="Arial Narrow" w:cs="Arial Narrow"/>
-          <w:sz w:val="16"/>
-          <w:szCs w:val="16"/>
-        </w:rPr>
-        <w:tab/>
+        <w:t xml:space="preserve"/>
+      </w:r>
+      <w:r>
+        <w:rPr>
+          <w:rFonts w:ascii="Arial Narrow" w:eastAsia="Arial Narrow" w:hAnsi="Arial Narrow" w:cs="Arial Narrow"/>
+          <w:sz w:val="16"/>
+          <w:szCs w:val="16"/>
+        </w:rPr>
       </w:r>
       <w:r>
         <w:rPr>
@@ -16017,6 +16054,7 @@
           <w:sz w:val="16"/>
           <w:szCs w:val="16"/>
         </w:rPr>
+        <w:tab/>
         <w:t>LEY SOBRE FACULTADES, NORMAS Y ORGANIZACIÓN DEL INDECOPI, APROBADA POR DECRETO LEGISLATIVO 807 Artículo 24.-</w:t>
       </w:r>
       <w:r>
@@ -16165,7 +16203,6 @@
           <w:sz w:val="16"/>
           <w:szCs w:val="16"/>
         </w:rPr>
-        <w:tab/>
         <w:t xml:space="preserve"/>
       </w:r>
       <w:r>
@@ -16258,24 +16295,23 @@
           <w:sz w:val="16"/>
           <w:szCs w:val="16"/>
         </w:rPr>
+        <w:t xml:space="preserve"/>
+      </w:r>
+      <w:r>
+        <w:rPr>
+          <w:rFonts w:ascii="Arial Narrow" w:eastAsia="Arial Narrow" w:hAnsi="Arial Narrow" w:cs="Arial Narrow"/>
+          <w:sz w:val="16"/>
+          <w:szCs w:val="16"/>
+        </w:rPr>
+      </w:r>
+      <w:r>
+        <w:rPr>
+          <w:rFonts w:ascii="Arial Narrow" w:eastAsia="Arial Narrow" w:hAnsi="Arial Narrow" w:cs="Arial Narrow"/>
+          <w:b/>
+          <w:sz w:val="16"/>
+          <w:szCs w:val="16"/>
+        </w:rPr>
         <w:tab/>
-        <w:t xml:space="preserve"/>
-      </w:r>
-      <w:r>
-        <w:rPr>
-          <w:rFonts w:ascii="Arial Narrow" w:eastAsia="Arial Narrow" w:hAnsi="Arial Narrow" w:cs="Arial Narrow"/>
-          <w:sz w:val="16"/>
-          <w:szCs w:val="16"/>
-        </w:rPr>
-        <w:tab/>
-      </w:r>
-      <w:r>
-        <w:rPr>
-          <w:rFonts w:ascii="Arial Narrow" w:eastAsia="Arial Narrow" w:hAnsi="Arial Narrow" w:cs="Arial Narrow"/>
-          <w:b/>
-          <w:sz w:val="16"/>
-          <w:szCs w:val="16"/>
-        </w:rPr>
         <w:t>LEY 29571, CÓDIGO DE PROTECCIÓN Y DEFENSA DEL CONSUMIDOR</w:t>
       </w:r>
       <w:r>
@@ -16660,32 +16696,31 @@
           <w:szCs w:val="16"/>
           <w:vertAlign w:val="superscript"/>
         </w:rPr>
+        <w:t xml:space="preserve"/>
+      </w:r>
+      <w:r>
+        <w:rPr>
+          <w:rFonts w:ascii="Arial Narrow" w:eastAsia="Arial Narrow" w:hAnsi="Arial Narrow" w:cs="Arial Narrow"/>
+          <w:sz w:val="16"/>
+          <w:szCs w:val="16"/>
+        </w:rPr>
+        <w:t xml:space="preserve"/>
+      </w:r>
+      <w:r>
+        <w:rPr>
+          <w:rFonts w:ascii="Arial Narrow" w:eastAsia="Arial Narrow" w:hAnsi="Arial Narrow" w:cs="Arial Narrow"/>
+          <w:sz w:val="16"/>
+          <w:szCs w:val="16"/>
+        </w:rPr>
+      </w:r>
+      <w:r>
+        <w:rPr>
+          <w:rFonts w:ascii="Arial Narrow" w:eastAsia="Arial Narrow" w:hAnsi="Arial Narrow" w:cs="Arial Narrow"/>
+          <w:b/>
+          <w:sz w:val="16"/>
+          <w:szCs w:val="16"/>
+        </w:rPr>
         <w:tab/>
-        <w:t xml:space="preserve"/>
-      </w:r>
-      <w:r>
-        <w:rPr>
-          <w:rFonts w:ascii="Arial Narrow" w:eastAsia="Arial Narrow" w:hAnsi="Arial Narrow" w:cs="Arial Narrow"/>
-          <w:sz w:val="16"/>
-          <w:szCs w:val="16"/>
-        </w:rPr>
-        <w:t xml:space="preserve"> </w:t>
-      </w:r>
-      <w:r>
-        <w:rPr>
-          <w:rFonts w:ascii="Arial Narrow" w:eastAsia="Arial Narrow" w:hAnsi="Arial Narrow" w:cs="Arial Narrow"/>
-          <w:sz w:val="16"/>
-          <w:szCs w:val="16"/>
-        </w:rPr>
-        <w:tab/>
-      </w:r>
-      <w:r>
-        <w:rPr>
-          <w:rFonts w:ascii="Arial Narrow" w:eastAsia="Arial Narrow" w:hAnsi="Arial Narrow" w:cs="Arial Narrow"/>
-          <w:b/>
-          <w:sz w:val="16"/>
-          <w:szCs w:val="16"/>
-        </w:rPr>
         <w:t>LEY 29571, CÓDIGO DE PROTECCIÓN Y DEFENSA DEL CONSUMIDOR</w:t>
       </w:r>
       <w:r>
@@ -16889,16 +16924,14 @@
           <w:sz w:val="16"/>
           <w:szCs w:val="16"/>
         </w:rPr>
-        <w:tab/>
-        <w:t xml:space="preserve"/>
-      </w:r>
-      <w:r>
-        <w:rPr>
-          <w:rFonts w:ascii="Arial Narrow" w:eastAsia="Arial Narrow" w:hAnsi="Arial Narrow" w:cs="Arial Narrow"/>
-          <w:sz w:val="16"/>
-          <w:szCs w:val="16"/>
-        </w:rPr>
-        <w:tab/>
+        <w:t xml:space="preserve"/>
+      </w:r>
+      <w:r>
+        <w:rPr>
+          <w:rFonts w:ascii="Arial Narrow" w:eastAsia="Arial Narrow" w:hAnsi="Arial Narrow" w:cs="Arial Narrow"/>
+          <w:sz w:val="16"/>
+          <w:szCs w:val="16"/>
+        </w:rPr>
       </w:r>
       <w:r>
         <w:rPr>
@@ -16908,6 +16941,7 @@
           <w:sz w:val="16"/>
           <w:szCs w:val="16"/>
         </w:rPr>
+        <w:tab/>
         <w:t xml:space="preserve">LEY 29571, CÓDIGO DE PROTECCIÓN Y DEFENSA DEL CONSUMIDOR, publicado el 2 de setiembre de 2010 y modificado por Decreto Legislativo 1308 </w:t>
       </w:r>
     </w:p>
@@ -17726,24 +17760,23 @@
           <w:sz w:val="16"/>
           <w:szCs w:val="16"/>
         </w:rPr>
+        <w:t xml:space="preserve"/>
+      </w:r>
+      <w:r>
+        <w:rPr>
+          <w:rFonts w:ascii="Arial Narrow" w:eastAsia="Arial Narrow" w:hAnsi="Arial Narrow" w:cs="Arial Narrow"/>
+          <w:sz w:val="16"/>
+          <w:szCs w:val="16"/>
+        </w:rPr>
+      </w:r>
+      <w:r>
+        <w:rPr>
+          <w:rFonts w:ascii="Arial Narrow" w:eastAsia="Arial Narrow" w:hAnsi="Arial Narrow" w:cs="Arial Narrow"/>
+          <w:b/>
+          <w:sz w:val="16"/>
+          <w:szCs w:val="16"/>
+        </w:rPr>
         <w:tab/>
-        <w:t xml:space="preserve"/>
-      </w:r>
-      <w:r>
-        <w:rPr>
-          <w:rFonts w:ascii="Arial Narrow" w:eastAsia="Arial Narrow" w:hAnsi="Arial Narrow" w:cs="Arial Narrow"/>
-          <w:sz w:val="16"/>
-          <w:szCs w:val="16"/>
-        </w:rPr>
-        <w:tab/>
-      </w:r>
-      <w:r>
-        <w:rPr>
-          <w:rFonts w:ascii="Arial Narrow" w:eastAsia="Arial Narrow" w:hAnsi="Arial Narrow" w:cs="Arial Narrow"/>
-          <w:b/>
-          <w:sz w:val="16"/>
-          <w:szCs w:val="16"/>
-        </w:rPr>
         <w:t>LEY 29571, CÓDIGO DE PROTECCIÓN Y DEFENSA DEL CONSUMIDOR</w:t>
       </w:r>
       <w:r>
@@ -17958,7 +17991,6 @@
           <w:sz w:val="16"/>
           <w:szCs w:val="16"/>
         </w:rPr>
-        <w:tab/>
         <w:t xml:space="preserve"/>
       </w:r>
       <w:r>
@@ -18116,31 +18148,30 @@
           <w:sz w:val="16"/>
           <w:szCs w:val="16"/>
         </w:rPr>
+        <w:t xml:space="preserve"/>
+      </w:r>
+      <w:r>
+        <w:rPr>
+          <w:rFonts w:ascii="Arial Narrow" w:eastAsia="Arial Narrow" w:hAnsi="Arial Narrow" w:cs="Arial Narrow"/>
+          <w:sz w:val="16"/>
+          <w:szCs w:val="16"/>
+        </w:rPr>
+      </w:r>
+      <w:r>
+        <w:rPr>
+          <w:rFonts w:ascii="Arial Narrow" w:eastAsia="Arial Narrow" w:hAnsi="Arial Narrow" w:cs="Arial Narrow"/>
+          <w:b/>
+          <w:sz w:val="16"/>
+          <w:szCs w:val="16"/>
+        </w:rPr>
         <w:tab/>
-        <w:t xml:space="preserve"/>
-      </w:r>
-      <w:r>
-        <w:rPr>
-          <w:rFonts w:ascii="Arial Narrow" w:eastAsia="Arial Narrow" w:hAnsi="Arial Narrow" w:cs="Arial Narrow"/>
-          <w:sz w:val="16"/>
-          <w:szCs w:val="16"/>
-        </w:rPr>
-        <w:tab/>
-      </w:r>
-      <w:r>
-        <w:rPr>
-          <w:rFonts w:ascii="Arial Narrow" w:eastAsia="Arial Narrow" w:hAnsi="Arial Narrow" w:cs="Arial Narrow"/>
-          <w:b/>
-          <w:sz w:val="16"/>
-          <w:szCs w:val="16"/>
-        </w:rPr>
         <w:t>TEXTO ÚNICO ORDENADO DE LA LEY DEL PROCEDIMIENTO ADMINISTRATIVO GENERAL, aprobado mediante Decreto Supremo 006-2026-JUS y publicado el 30 de abril de 2026</w:t>
       </w:r>
     </w:p>
     <w:p>
       <w:pPr>
         <w:pStyle w:val="Textonotapie"/>
-        <w:ind w:left="1134" w:hanging="567"/>
+        <w:ind w:left="1134"/>
         <w:jc w:val="both"/>
         <w:rPr>
           <w:rFonts w:ascii="Arial Narrow" w:eastAsia="Arial Narrow" w:hAnsi="Arial Narrow" w:cs="Arial Narrow"/>

--- a/plantillas_maestras/17_seguro_no_especificado/materia_general_asegurativa/2_ddos_banco_y_aseguradora/sucesion_intestada/TPL_226_2026_SEGURO_NO_ESPECIFICADO_MATERIA_GENERAL_ASEGURATIVA_BANCO_SUCESION_INTESTADA_R3.docx
+++ b/plantillas_maestras/17_seguro_no_especificado/materia_general_asegurativa/2_ddos_banco_y_aseguradora/sucesion_intestada/TPL_226_2026_SEGURO_NO_ESPECIFICADO_MATERIA_GENERAL_ASEGURATIVA_BANCO_SUCESION_INTESTADA_R3.docx
@@ -11759,7 +11759,7 @@
           <w:sz w:val="22"/>
           <w:szCs w:val="22"/>
         </w:rPr>
-        <w:t xml:space="preserve">correr traslado de la presente resolución a Scotiabank Perú S.A.A., BNP Paribas Cardif S.A. Compañía de Seguros y Reaseguros y al Estudio Muñiz Sociedad Civil de Responsabilidad Limitada para que, de conformidad con lo dispuesto por el artículo 26 de la Ley sobre Facultades, Normas y Organización del Indecopi, aprobada por Decreto Legislativo 807</w:t>
+        <w:t xml:space="preserve">correr traslado de la denuncia del 15 de noviembre de 2025, complementado mediante escritos del 11 de febrero de 2026 y 20 de febrero de 2026 a Scotiabank Perú S.A.A., BNP Paribas Cardif S.A. Compañía de Seguros y Reaseguros y al Estudio Muñiz Sociedad Civil de Responsabilidad Limitada para que, de conformidad con lo dispuesto por el artículo 26 de la Ley sobre Facultades, Normas y Organización del Indecopi, aprobada por Decreto Legislativo 807</w:t>
       </w:r>
       <w:r>
         <w:rPr>
